--- a/Daily Reports/03_09_2026-CBOT Reports.docx
+++ b/Daily Reports/03_09_2026-CBOT Reports.docx
@@ -104,7 +104,7 @@
           <w:color w:val="5C768D"/>
           <w:sz w:val="19"/>
         </w:rPr>
-        <w:t>Cập nhật tự động qua `macro_tracker.py` vào lúc 05:05 ICT ngày 03/09/2026</w:t>
+        <w:t>Cập nhật tự động qua `macro_tracker.py` vào lúc 06:00 ICT ngày 03/09/2026</w:t>
       </w:r>
     </w:p>
     <w:tbl>
@@ -313,7 +313,7 @@
               <w:rPr>
                 <w:b/>
               </w:rPr>
-              <w:t>95.23 / thùng</w:t>
+              <w:t>95.32 / thùng</w:t>
             </w:r>
           </w:p>
         </w:tc>
@@ -344,7 +344,7 @@
               <w:rPr>
                 <w:b/>
               </w:rPr>
-              <w:t>+0.61%</w:t>
+              <w:t>+0.71%</w:t>
             </w:r>
           </w:p>
         </w:tc>
@@ -442,7 +442,7 @@
               <w:rPr>
                 <w:b/>
               </w:rPr>
-              <w:t>99.56</w:t>
+              <w:t>99.58</w:t>
             </w:r>
           </w:p>
         </w:tc>
@@ -473,7 +473,7 @@
               <w:rPr>
                 <w:b/>
               </w:rPr>
-              <w:t>-0.11%</w:t>
+              <w:t>-0.09%</w:t>
             </w:r>
           </w:p>
         </w:tc>
@@ -1228,7 +1228,7 @@
         <w:rPr>
           <w:b/>
         </w:rPr>
-        <w:t>`95.23` (+0.61%)</w:t>
+        <w:t>`95.32` (+0.71%)</w:t>
       </w:r>
       <w:r>
         <w:t xml:space="preserve"> | DXY: </w:t>
@@ -1237,7 +1237,7 @@
         <w:rPr>
           <w:b/>
         </w:rPr>
-        <w:t>`99.56` (-0.11%)</w:t>
+        <w:t>`99.58` (-0.09%)</w:t>
       </w:r>
       <w:r>
         <w:t xml:space="preserve"> | Lúa mì CBOT: </w:t>
@@ -1316,7 +1316,7 @@
           <w:color w:val="5C768D"/>
           <w:sz w:val="19"/>
         </w:rPr>
-        <w:t>Cập nhật tự động lúc 05:05 ICT ngày 03/09/2026 — Nguồn: NOAA, USDA, BOM Australia</w:t>
+        <w:t>Cập nhật tự động lúc 06:00 ICT ngày 03/09/2026 — Nguồn: NOAA, USDA, BOM Australia</w:t>
       </w:r>
     </w:p>
     <w:p>
@@ -3615,7 +3615,7 @@
               <w:rPr>
                 <w:b/>
               </w:rPr>
-              <w:t>544.75 (+2.25)</w:t>
+              <w:t>544.76 (+2.26)</w:t>
             </w:r>
           </w:p>
         </w:tc>
@@ -3863,7 +3863,7 @@
               <w:rPr>
                 <w:b/>
               </w:rPr>
-              <w:t>779.21 (+4.46)</w:t>
+              <w:t>779.20 (+4.45)</w:t>
             </w:r>
           </w:p>
         </w:tc>
@@ -11624,10 +11624,10 @@
         <w:rPr>
           <w:b/>
         </w:rPr>
-        <w:t>`544.75 cents`</w:t>
+        <w:t>`544.76 cents`</w:t>
       </w:r>
       <w:r>
-        <w:t xml:space="preserve"> (+2.25).</w:t>
+        <w:t xml:space="preserve"> (+2.26).</w:t>
       </w:r>
     </w:p>
     <w:p>
@@ -11991,7 +11991,7 @@
               <w:rPr>
                 <w:b/>
               </w:rPr>
-              <w:t>95.23</w:t>
+              <w:t>95.32</w:t>
             </w:r>
           </w:p>
         </w:tc>
@@ -12022,7 +12022,7 @@
               <w:rPr>
                 <w:b/>
               </w:rPr>
-              <w:t>+0.61%</w:t>
+              <w:t>+0.71%</w:t>
             </w:r>
           </w:p>
         </w:tc>
@@ -12114,7 +12114,7 @@
               <w:rPr>
                 <w:b/>
               </w:rPr>
-              <w:t>99.56</w:t>
+              <w:t>99.58</w:t>
             </w:r>
           </w:p>
         </w:tc>
@@ -12145,7 +12145,7 @@
               <w:rPr>
                 <w:b/>
               </w:rPr>
-              <w:t>-0.11%</w:t>
+              <w:t>-0.09%</w:t>
             </w:r>
           </w:p>
         </w:tc>
@@ -21806,10 +21806,10 @@
         <w:rPr>
           <w:b/>
         </w:rPr>
-        <w:t>`779.21 cents`</w:t>
+        <w:t>`779.20 cents`</w:t>
       </w:r>
       <w:r>
-        <w:t xml:space="preserve"> (+4.46).</w:t>
+        <w:t xml:space="preserve"> (+4.45).</w:t>
       </w:r>
     </w:p>
     <w:p>
@@ -22173,7 +22173,7 @@
               <w:rPr>
                 <w:b/>
               </w:rPr>
-              <w:t>95.23</w:t>
+              <w:t>95.32</w:t>
             </w:r>
           </w:p>
         </w:tc>
@@ -22204,7 +22204,7 @@
               <w:rPr>
                 <w:b/>
               </w:rPr>
-              <w:t>+0.61%</w:t>
+              <w:t>+0.71%</w:t>
             </w:r>
           </w:p>
         </w:tc>
@@ -22296,7 +22296,7 @@
               <w:rPr>
                 <w:b/>
               </w:rPr>
-              <w:t>99.56</w:t>
+              <w:t>99.58</w:t>
             </w:r>
           </w:p>
         </w:tc>
@@ -22327,7 +22327,7 @@
               <w:rPr>
                 <w:b/>
               </w:rPr>
-              <w:t>-0.11%</w:t>
+              <w:t>-0.09%</w:t>
             </w:r>
           </w:p>
         </w:tc>

--- a/Daily Reports/03_09_2026-CBOT Reports.docx
+++ b/Daily Reports/03_09_2026-CBOT Reports.docx
@@ -104,7 +104,7 @@
           <w:color w:val="5C768D"/>
           <w:sz w:val="19"/>
         </w:rPr>
-        <w:t>Cập nhật tự động qua `macro_tracker.py` vào lúc 06:00 ICT ngày 03/09/2026</w:t>
+        <w:t>Cập nhật tự động qua `macro_tracker.py` vào lúc 06:33 ICT ngày 03/09/2026</w:t>
       </w:r>
     </w:p>
     <w:tbl>
@@ -313,7 +313,7 @@
               <w:rPr>
                 <w:b/>
               </w:rPr>
-              <w:t>95.32 / thùng</w:t>
+              <w:t>95.30 / thùng</w:t>
             </w:r>
           </w:p>
         </w:tc>
@@ -344,7 +344,7 @@
               <w:rPr>
                 <w:b/>
               </w:rPr>
-              <w:t>+0.71%</w:t>
+              <w:t>+0.69%</w:t>
             </w:r>
           </w:p>
         </w:tc>
@@ -1228,7 +1228,7 @@
         <w:rPr>
           <w:b/>
         </w:rPr>
-        <w:t>`95.32` (+0.71%)</w:t>
+        <w:t>`95.30` (+0.69%)</w:t>
       </w:r>
       <w:r>
         <w:t xml:space="preserve"> | DXY: </w:t>
@@ -1316,7 +1316,7 @@
           <w:color w:val="5C768D"/>
           <w:sz w:val="19"/>
         </w:rPr>
-        <w:t>Cập nhật tự động lúc 06:00 ICT ngày 03/09/2026 — Nguồn: NOAA, USDA, BOM Australia</w:t>
+        <w:t>Cập nhật tự động lúc 06:33 ICT ngày 03/09/2026 — Nguồn: NOAA, USDA, BOM Australia</w:t>
       </w:r>
     </w:p>
     <w:p>
@@ -11991,7 +11991,7 @@
               <w:rPr>
                 <w:b/>
               </w:rPr>
-              <w:t>95.32</w:t>
+              <w:t>95.30</w:t>
             </w:r>
           </w:p>
         </w:tc>
@@ -12022,7 +12022,7 @@
               <w:rPr>
                 <w:b/>
               </w:rPr>
-              <w:t>+0.71%</w:t>
+              <w:t>+0.69%</w:t>
             </w:r>
           </w:p>
         </w:tc>
@@ -22173,7 +22173,7 @@
               <w:rPr>
                 <w:b/>
               </w:rPr>
-              <w:t>95.32</w:t>
+              <w:t>95.30</w:t>
             </w:r>
           </w:p>
         </w:tc>
@@ -22204,7 +22204,7 @@
               <w:rPr>
                 <w:b/>
               </w:rPr>
-              <w:t>+0.71%</w:t>
+              <w:t>+0.69%</w:t>
             </w:r>
           </w:p>
         </w:tc>

--- a/Daily Reports/03_09_2026-CBOT Reports.docx
+++ b/Daily Reports/03_09_2026-CBOT Reports.docx
@@ -104,7 +104,7 @@
           <w:color w:val="5C768D"/>
           <w:sz w:val="19"/>
         </w:rPr>
-        <w:t>Cập nhật tự động qua `macro_tracker.py` vào lúc 06:33 ICT ngày 03/09/2026</w:t>
+        <w:t>Cập nhật tự động qua `macro_tracker.py` vào lúc 07:00 ICT ngày 03/09/2026</w:t>
       </w:r>
     </w:p>
     <w:tbl>
@@ -313,7 +313,7 @@
               <w:rPr>
                 <w:b/>
               </w:rPr>
-              <w:t>95.30 / thùng</w:t>
+              <w:t>95.20 / thùng</w:t>
             </w:r>
           </w:p>
         </w:tc>
@@ -344,7 +344,7 @@
               <w:rPr>
                 <w:b/>
               </w:rPr>
-              <w:t>+0.69%</w:t>
+              <w:t>+0.58%</w:t>
             </w:r>
           </w:p>
         </w:tc>
@@ -442,7 +442,7 @@
               <w:rPr>
                 <w:b/>
               </w:rPr>
-              <w:t>99.58</w:t>
+              <w:t>99.60</w:t>
             </w:r>
           </w:p>
         </w:tc>
@@ -473,7 +473,7 @@
               <w:rPr>
                 <w:b/>
               </w:rPr>
-              <w:t>-0.09%</w:t>
+              <w:t>-0.07%</w:t>
             </w:r>
           </w:p>
         </w:tc>
@@ -1228,7 +1228,7 @@
         <w:rPr>
           <w:b/>
         </w:rPr>
-        <w:t>`95.30` (+0.69%)</w:t>
+        <w:t>`95.20` (+0.58%)</w:t>
       </w:r>
       <w:r>
         <w:t xml:space="preserve"> | DXY: </w:t>
@@ -1237,7 +1237,7 @@
         <w:rPr>
           <w:b/>
         </w:rPr>
-        <w:t>`99.58` (-0.09%)</w:t>
+        <w:t>`99.60` (-0.07%)</w:t>
       </w:r>
       <w:r>
         <w:t xml:space="preserve"> | Lúa mì CBOT: </w:t>
@@ -1316,7 +1316,7 @@
           <w:color w:val="5C768D"/>
           <w:sz w:val="19"/>
         </w:rPr>
-        <w:t>Cập nhật tự động lúc 06:33 ICT ngày 03/09/2026 — Nguồn: NOAA, USDA, BOM Australia</w:t>
+        <w:t>Cập nhật tự động lúc 07:00 ICT ngày 03/09/2026 — Nguồn: NOAA, USDA, BOM Australia</w:t>
       </w:r>
     </w:p>
     <w:p>
@@ -3615,7 +3615,7 @@
               <w:rPr>
                 <w:b/>
               </w:rPr>
-              <w:t>544.76 (+2.26)</w:t>
+              <w:t>544.72 (+2.22)</w:t>
             </w:r>
           </w:p>
         </w:tc>
@@ -3863,7 +3863,7 @@
               <w:rPr>
                 <w:b/>
               </w:rPr>
-              <w:t>779.20 (+4.45)</w:t>
+              <w:t>779.18 (+4.43)</w:t>
             </w:r>
           </w:p>
         </w:tc>
@@ -11624,10 +11624,10 @@
         <w:rPr>
           <w:b/>
         </w:rPr>
-        <w:t>`544.76 cents`</w:t>
+        <w:t>`544.72 cents`</w:t>
       </w:r>
       <w:r>
-        <w:t xml:space="preserve"> (+2.26).</w:t>
+        <w:t xml:space="preserve"> (+2.22).</w:t>
       </w:r>
     </w:p>
     <w:p>
@@ -11991,7 +11991,7 @@
               <w:rPr>
                 <w:b/>
               </w:rPr>
-              <w:t>95.30</w:t>
+              <w:t>95.20</w:t>
             </w:r>
           </w:p>
         </w:tc>
@@ -12022,7 +12022,7 @@
               <w:rPr>
                 <w:b/>
               </w:rPr>
-              <w:t>+0.69%</w:t>
+              <w:t>+0.58%</w:t>
             </w:r>
           </w:p>
         </w:tc>
@@ -12114,7 +12114,7 @@
               <w:rPr>
                 <w:b/>
               </w:rPr>
-              <w:t>99.58</w:t>
+              <w:t>99.60</w:t>
             </w:r>
           </w:p>
         </w:tc>
@@ -12145,7 +12145,7 @@
               <w:rPr>
                 <w:b/>
               </w:rPr>
-              <w:t>-0.09%</w:t>
+              <w:t>-0.07%</w:t>
             </w:r>
           </w:p>
         </w:tc>
@@ -21806,10 +21806,10 @@
         <w:rPr>
           <w:b/>
         </w:rPr>
-        <w:t>`779.20 cents`</w:t>
+        <w:t>`779.18 cents`</w:t>
       </w:r>
       <w:r>
-        <w:t xml:space="preserve"> (+4.45).</w:t>
+        <w:t xml:space="preserve"> (+4.43).</w:t>
       </w:r>
     </w:p>
     <w:p>
@@ -22173,7 +22173,7 @@
               <w:rPr>
                 <w:b/>
               </w:rPr>
-              <w:t>95.30</w:t>
+              <w:t>95.20</w:t>
             </w:r>
           </w:p>
         </w:tc>
@@ -22204,7 +22204,7 @@
               <w:rPr>
                 <w:b/>
               </w:rPr>
-              <w:t>+0.69%</w:t>
+              <w:t>+0.58%</w:t>
             </w:r>
           </w:p>
         </w:tc>
@@ -22296,7 +22296,7 @@
               <w:rPr>
                 <w:b/>
               </w:rPr>
-              <w:t>99.58</w:t>
+              <w:t>99.60</w:t>
             </w:r>
           </w:p>
         </w:tc>
@@ -22327,7 +22327,7 @@
               <w:rPr>
                 <w:b/>
               </w:rPr>
-              <w:t>-0.09%</w:t>
+              <w:t>-0.07%</w:t>
             </w:r>
           </w:p>
         </w:tc>

--- a/Daily Reports/03_09_2026-CBOT Reports.docx
+++ b/Daily Reports/03_09_2026-CBOT Reports.docx
@@ -104,7 +104,7 @@
           <w:color w:val="5C768D"/>
           <w:sz w:val="19"/>
         </w:rPr>
-        <w:t>Cập nhật tự động qua `macro_tracker.py` vào lúc 09:07 ICT ngày 03/09/2026</w:t>
+        <w:t>Cập nhật tự động qua `macro_tracker.py` vào lúc 10:08 ICT ngày 03/09/2026</w:t>
       </w:r>
     </w:p>
     <w:tbl>
@@ -313,7 +313,7 @@
               <w:rPr>
                 <w:b/>
               </w:rPr>
-              <w:t>95.62 / thùng</w:t>
+              <w:t>95.43 / thùng</w:t>
             </w:r>
           </w:p>
         </w:tc>
@@ -344,7 +344,7 @@
               <w:rPr>
                 <w:b/>
               </w:rPr>
-              <w:t>+1.02%</w:t>
+              <w:t>+0.82%</w:t>
             </w:r>
           </w:p>
         </w:tc>
@@ -442,7 +442,7 @@
               <w:rPr>
                 <w:b/>
               </w:rPr>
-              <w:t>99.55</w:t>
+              <w:t>99.47</w:t>
             </w:r>
           </w:p>
         </w:tc>
@@ -473,7 +473,7 @@
               <w:rPr>
                 <w:b/>
               </w:rPr>
-              <w:t>-0.12%</w:t>
+              <w:t>-0.20%</w:t>
             </w:r>
           </w:p>
         </w:tc>
@@ -1228,7 +1228,7 @@
         <w:rPr>
           <w:b/>
         </w:rPr>
-        <w:t>`95.62` (+1.02%)</w:t>
+        <w:t>`95.43` (+0.82%)</w:t>
       </w:r>
       <w:r>
         <w:t xml:space="preserve"> | DXY: </w:t>
@@ -1237,7 +1237,7 @@
         <w:rPr>
           <w:b/>
         </w:rPr>
-        <w:t>`99.55` (-0.12%)</w:t>
+        <w:t>`99.47` (-0.20%)</w:t>
       </w:r>
       <w:r>
         <w:t xml:space="preserve"> | Lúa mì CBOT: </w:t>
@@ -1246,7 +1246,7 @@
         <w:rPr>
           <w:b/>
         </w:rPr>
-        <w:t>`773.00` (+1.18%)</w:t>
+        <w:t>`772.25` (+1.08%)</w:t>
       </w:r>
       <w:r>
         <w:t>.</w:t>
@@ -1316,7 +1316,7 @@
           <w:color w:val="5C768D"/>
           <w:sz w:val="19"/>
         </w:rPr>
-        <w:t>Cập nhật tự động lúc 09:07 ICT ngày 03/09/2026 — Nguồn: NOAA, USDA, BOM Australia</w:t>
+        <w:t>Cập nhật tự động lúc 10:08 ICT ngày 03/09/2026 — Nguồn: NOAA, USDA, BOM Australia</w:t>
       </w:r>
     </w:p>
     <w:p>
@@ -3615,7 +3615,7 @@
               <w:rPr>
                 <w:b/>
               </w:rPr>
-              <w:t>542.65 (+2.15)</w:t>
+              <w:t>542.55 (+2.05)</w:t>
             </w:r>
           </w:p>
         </w:tc>
@@ -3643,7 +3643,7 @@
             </w:pPr>
             <w:r/>
             <w:r>
-              <w:t>Bullish (541.33 &gt; 539.60)</w:t>
+              <w:t>Bullish (541.27 &gt; 539.64)</w:t>
             </w:r>
           </w:p>
         </w:tc>
@@ -3671,7 +3671,7 @@
             </w:pPr>
             <w:r/>
             <w:r>
-              <w:t>2.25 cents</w:t>
+              <w:t>2.00 cents</w:t>
             </w:r>
           </w:p>
         </w:tc>
@@ -3832,7 +3832,7 @@
               <w:rPr>
                 <w:b/>
               </w:rPr>
-              <w:t>773.00</w:t>
+              <w:t>772.25</w:t>
             </w:r>
           </w:p>
         </w:tc>
@@ -3863,7 +3863,7 @@
               <w:rPr>
                 <w:b/>
               </w:rPr>
-              <w:t>777.09 (+4.09)</w:t>
+              <w:t>776.19 (+3.94)</w:t>
             </w:r>
           </w:p>
         </w:tc>
@@ -3891,7 +3891,7 @@
             </w:pPr>
             <w:r/>
             <w:r>
-              <w:t>Bullish (775.54 &gt; 773.46)</w:t>
+              <w:t>Bullish (775.30 &gt; 773.44)</w:t>
             </w:r>
           </w:p>
         </w:tc>
@@ -3919,7 +3919,7 @@
             </w:pPr>
             <w:r/>
             <w:r>
-              <w:t>5.00 cents</w:t>
+              <w:t>4.00 cents</w:t>
             </w:r>
           </w:p>
         </w:tc>
@@ -4357,7 +4357,7 @@
                 <w:b/>
                 <w:color w:val="15803D"/>
               </w:rPr>
-              <w:t>536.25 - 541.33 cents (Canh mua vùng hỗ trợ)</w:t>
+              <w:t>536.25 - 541.27 cents (Canh mua vùng hỗ trợ)</w:t>
             </w:r>
           </w:p>
         </w:tc>
@@ -4388,7 +4388,7 @@
               <w:rPr>
                 <w:b/>
               </w:rPr>
-              <w:t>452.31 cents (Dưới cản S2 + 1.5x ATR)</w:t>
+              <w:t>452.57 cents (Dưới cản S2 + 1.5x ATR)</w:t>
             </w:r>
           </w:p>
         </w:tc>
@@ -4600,7 +4600,7 @@
               <w:rPr>
                 <w:b/>
               </w:rPr>
-              <w:t>453.95 cents (Chống quét SL tuyệt đối)</w:t>
+              <w:t>454.13 cents (Chống quét SL tuyệt đối)</w:t>
             </w:r>
           </w:p>
         </w:tc>
@@ -4793,7 +4793,7 @@
               <w:rPr>
                 <w:b/>
               </w:rPr>
-              <w:t>547.05 cents</w:t>
+              <w:t>546.87 cents</w:t>
             </w:r>
           </w:p>
         </w:tc>
@@ -4955,7 +4955,7 @@
               <w:rPr>
                 <w:b/>
               </w:rPr>
-              <w:t>444.07 - 457.25 cents</w:t>
+              <w:t>444.76 - 457.25 cents</w:t>
             </w:r>
           </w:p>
         </w:tc>
@@ -5136,7 +5136,7 @@
                 <w:b/>
                 <w:color w:val="B91C1C"/>
               </w:rPr>
-              <w:t>775.54 - 773.46 cents (Canh bán hồi kỹ thuật H1)</w:t>
+              <w:t>775.30 - 773.44 cents (Canh bán hồi kỹ thuật H1)</w:t>
             </w:r>
           </w:p>
         </w:tc>
@@ -5167,7 +5167,7 @@
               <w:rPr>
                 <w:b/>
               </w:rPr>
-              <w:t>804.53 cents (Trên kháng cự R2 + 1.5x ATR)</w:t>
+              <w:t>804.06 cents (Trên kháng cự R2 + 1.5x ATR)</w:t>
             </w:r>
           </w:p>
         </w:tc>
@@ -5376,7 +5376,7 @@
               <w:rPr>
                 <w:b/>
               </w:rPr>
-              <w:t>638.89 cents</w:t>
+              <w:t>639.21 cents</w:t>
             </w:r>
           </w:p>
         </w:tc>
@@ -5569,7 +5569,7 @@
               <w:rPr>
                 <w:b/>
               </w:rPr>
-              <w:t>786.36 cents</w:t>
+              <w:t>786.04 cents</w:t>
             </w:r>
           </w:p>
         </w:tc>
@@ -5731,7 +5731,7 @@
               <w:rPr>
                 <w:b/>
               </w:rPr>
-              <w:t>619.82 - 645.25 cents</w:t>
+              <w:t>621.08 - 645.25 cents</w:t>
             </w:r>
           </w:p>
         </w:tc>
@@ -11624,10 +11624,10 @@
         <w:rPr>
           <w:b/>
         </w:rPr>
-        <w:t>`542.65 cents`</w:t>
+        <w:t>`542.55 cents`</w:t>
       </w:r>
       <w:r>
-        <w:t xml:space="preserve"> (+2.15).</w:t>
+        <w:t xml:space="preserve"> (+2.05).</w:t>
       </w:r>
     </w:p>
     <w:p>
@@ -11648,7 +11648,7 @@
         <w:rPr>
           <w:b/>
         </w:rPr>
-        <w:t>`14,782`</w:t>
+        <w:t>`17,391`</w:t>
       </w:r>
       <w:r>
         <w:t xml:space="preserve"> (Chênh lệch: </w:t>
@@ -11657,7 +11657,7 @@
         <w:rPr>
           <w:b/>
         </w:rPr>
-        <w:t>`-286,738`</w:t>
+        <w:t>`-284,129`</w:t>
       </w:r>
       <w:r>
         <w:t xml:space="preserve">) | OI: </w:t>
@@ -11991,7 +11991,7 @@
               <w:rPr>
                 <w:b/>
               </w:rPr>
-              <w:t>95.62</w:t>
+              <w:t>95.43</w:t>
             </w:r>
           </w:p>
         </w:tc>
@@ -12022,7 +12022,7 @@
               <w:rPr>
                 <w:b/>
               </w:rPr>
-              <w:t>+1.02%</w:t>
+              <w:t>+0.82%</w:t>
             </w:r>
           </w:p>
         </w:tc>
@@ -12114,7 +12114,7 @@
               <w:rPr>
                 <w:b/>
               </w:rPr>
-              <w:t>99.55</w:t>
+              <w:t>99.47</w:t>
             </w:r>
           </w:p>
         </w:tc>
@@ -12145,7 +12145,7 @@
               <w:rPr>
                 <w:b/>
               </w:rPr>
-              <w:t>-0.12%</w:t>
+              <w:t>-0.20%</w:t>
             </w:r>
           </w:p>
         </w:tc>
@@ -12749,7 +12749,7 @@
         <w:t xml:space="preserve"> EMA_21 </w:t>
       </w:r>
       <w:r>
-        <w:t xml:space="preserve"> (541.33) &gt; </w:t>
+        <w:t xml:space="preserve"> (541.27) &gt; </w:t>
       </w:r>
       <w:r>
         <w:rPr>
@@ -12760,7 +12760,7 @@
         <w:t xml:space="preserve"> EMA_50 </w:t>
       </w:r>
       <w:r>
-        <w:t xml:space="preserve"> (539.60).</w:t>
+        <w:t xml:space="preserve"> (539.64).</w:t>
       </w:r>
     </w:p>
     <w:p>
@@ -12781,7 +12781,7 @@
         <w:rPr>
           <w:b/>
         </w:rPr>
-        <w:t>`49.03`</w:t>
+        <w:t>`48.99`</w:t>
       </w:r>
       <w:r>
         <w:t xml:space="preserve"> | ATR (14) = </w:t>
@@ -12790,7 +12790,7 @@
         <w:rPr>
           <w:b/>
         </w:rPr>
-        <w:t>`3.30`</w:t>
+        <w:t>`3.12`</w:t>
       </w:r>
       <w:r>
         <w:t xml:space="preserve"> cents | Volatility = </w:t>
@@ -12799,7 +12799,7 @@
         <w:rPr>
           <w:b/>
         </w:rPr>
-        <w:t>`2.25 cents`</w:t>
+        <w:t>`2.00 cents`</w:t>
       </w:r>
       <w:r>
         <w:t>.</w:t>
@@ -13584,7 +13584,7 @@
           <w:b/>
           <w:color w:val="15803D"/>
         </w:rPr>
-        <w:t>`536.25 - 541.33 cents (Canh mua vùng hỗ trợ)`</w:t>
+        <w:t>`536.25 - 541.27 cents (Canh mua vùng hỗ trợ)`</w:t>
       </w:r>
       <w:r>
         <w:t xml:space="preserve"> | SL: </w:t>
@@ -13593,7 +13593,7 @@
         <w:rPr>
           <w:b/>
         </w:rPr>
-        <w:t>`452.31 cents (Dưới cản S2 + 1.5x ATR)`</w:t>
+        <w:t>`452.57 cents (Dưới cản S2 + 1.5x ATR)`</w:t>
       </w:r>
       <w:r>
         <w:t xml:space="preserve"> | TP: </w:t>
@@ -13664,7 +13664,7 @@
         <w:rPr>
           <w:b/>
         </w:rPr>
-        <w:t>`453.95 cents (Chống quét SL tuyệt đối)`</w:t>
+        <w:t>`454.13 cents (Chống quét SL tuyệt đối)`</w:t>
       </w:r>
       <w:r>
         <w:t xml:space="preserve"> | TP: </w:t>
@@ -13710,7 +13710,7 @@
         <w:rPr>
           <w:b/>
         </w:rPr>
-        <w:t>`547.05 cents`</w:t>
+        <w:t>`546.87 cents`</w:t>
       </w:r>
       <w:r>
         <w:t xml:space="preserve"> | TP: </w:t>
@@ -13759,7 +13759,7 @@
         <w:rPr>
           <w:b/>
         </w:rPr>
-        <w:t>`444.07 - 457.25 cents`</w:t>
+        <w:t>`444.76 - 457.25 cents`</w:t>
       </w:r>
     </w:p>
     <w:p>
@@ -21791,7 +21791,7 @@
         <w:t>Giá Chốt Phiên (Close):</w:t>
       </w:r>
       <w:r>
-        <w:t xml:space="preserve"> 773.00 cents | </w:t>
+        <w:t xml:space="preserve"> 772.25 cents | </w:t>
       </w:r>
       <w:r>
         <w:rPr>
@@ -21806,10 +21806,10 @@
         <w:rPr>
           <w:b/>
         </w:rPr>
-        <w:t>`777.09 cents`</w:t>
+        <w:t>`776.19 cents`</w:t>
       </w:r>
       <w:r>
-        <w:t xml:space="preserve"> (+4.09).</w:t>
+        <w:t xml:space="preserve"> (+3.94).</w:t>
       </w:r>
     </w:p>
     <w:p>
@@ -21830,7 +21830,7 @@
         <w:rPr>
           <w:b/>
         </w:rPr>
-        <w:t>`2,147`</w:t>
+        <w:t>`2,459`</w:t>
       </w:r>
       <w:r>
         <w:t xml:space="preserve"> (Chênh lệch: </w:t>
@@ -21839,7 +21839,7 @@
         <w:rPr>
           <w:b/>
         </w:rPr>
-        <w:t>`-99,321`</w:t>
+        <w:t>`-99,009`</w:t>
       </w:r>
       <w:r>
         <w:t xml:space="preserve">) | OI: </w:t>
@@ -21881,7 +21881,7 @@
         <w:rPr>
           <w:b/>
         </w:rPr>
-        <w:t>`Không phát hiện mô hình nến đặc biệt`</w:t>
+        <w:t>`Bearish Engulfing (Nhấn chìm giảm thiểu)`</w:t>
       </w:r>
     </w:p>
     <w:p>
@@ -21917,16 +21917,16 @@
         <w:t>Đánh giá xu hướng kết hợp:</w:t>
       </w:r>
       <w:r>
-        <w:t xml:space="preserve"> </w:t>
+        <w:t xml:space="preserve"> ️ </w:t>
       </w:r>
       <w:r>
         <w:rPr>
           <w:b/>
         </w:rPr>
-        <w:t>TÍCH LŨY TIÊU CỰC (Distribution):</w:t>
+        <w:t>HỒI KỸ THUẬT YẾU (Weak Bullish Retest):</w:t>
       </w:r>
       <w:r>
-        <w:t xml:space="preserve"> Nến đi ngang nhưng dòng tiền rút dần (OI giảm), cảnh báo rủi ro suy sụt sắp tới.</w:t>
+        <w:t xml:space="preserve"> Xuất hiện nến tăng nhưng dòng tiền/thanh khoản yếu. Cần quan sát thêm lực cầu.</w:t>
       </w:r>
     </w:p>
     <w:p>
@@ -22172,7 +22172,7 @@
               <w:rPr>
                 <w:b/>
               </w:rPr>
-              <w:t>95.62</w:t>
+              <w:t>95.43</w:t>
             </w:r>
           </w:p>
         </w:tc>
@@ -22203,7 +22203,7 @@
               <w:rPr>
                 <w:b/>
               </w:rPr>
-              <w:t>+1.02%</w:t>
+              <w:t>+0.82%</w:t>
             </w:r>
           </w:p>
         </w:tc>
@@ -22295,7 +22295,7 @@
               <w:rPr>
                 <w:b/>
               </w:rPr>
-              <w:t>99.55</w:t>
+              <w:t>99.47</w:t>
             </w:r>
           </w:p>
         </w:tc>
@@ -22326,7 +22326,7 @@
               <w:rPr>
                 <w:b/>
               </w:rPr>
-              <w:t>-0.12%</w:t>
+              <w:t>-0.20%</w:t>
             </w:r>
           </w:p>
         </w:tc>
@@ -22940,7 +22940,7 @@
         <w:t xml:space="preserve"> EMA_21 </w:t>
       </w:r>
       <w:r>
-        <w:t xml:space="preserve"> (775.54) &gt; </w:t>
+        <w:t xml:space="preserve"> (775.30) &gt; </w:t>
       </w:r>
       <w:r>
         <w:rPr>
@@ -22951,7 +22951,7 @@
         <w:t xml:space="preserve"> EMA_50 </w:t>
       </w:r>
       <w:r>
-        <w:t xml:space="preserve"> (773.46).</w:t>
+        <w:t xml:space="preserve"> (773.44).</w:t>
       </w:r>
     </w:p>
     <w:p>
@@ -22972,7 +22972,7 @@
         <w:rPr>
           <w:b/>
         </w:rPr>
-        <w:t>`46.53`</w:t>
+        <w:t>`45.65`</w:t>
       </w:r>
       <w:r>
         <w:t xml:space="preserve"> | ATR (14) = </w:t>
@@ -22981,7 +22981,7 @@
         <w:rPr>
           <w:b/>
         </w:rPr>
-        <w:t>`6.36`</w:t>
+        <w:t>`6.04`</w:t>
       </w:r>
       <w:r>
         <w:t xml:space="preserve"> cents | Volatility = </w:t>
@@ -22990,7 +22990,7 @@
         <w:rPr>
           <w:b/>
         </w:rPr>
-        <w:t>`5.00 cents`</w:t>
+        <w:t>`4.00 cents`</w:t>
       </w:r>
       <w:r>
         <w:t>.</w:t>
@@ -23765,7 +23765,7 @@
           <w:b/>
           <w:color w:val="B91C1C"/>
         </w:rPr>
-        <w:t>`775.54 - 773.46 cents (Canh bán hồi kỹ thuật H1)`</w:t>
+        <w:t>`775.30 - 773.44 cents (Canh bán hồi kỹ thuật H1)`</w:t>
       </w:r>
       <w:r>
         <w:t xml:space="preserve"> | SL: </w:t>
@@ -23774,7 +23774,7 @@
         <w:rPr>
           <w:b/>
         </w:rPr>
-        <w:t>`804.53 cents (Trên kháng cự R2 + 1.5x ATR)`</w:t>
+        <w:t>`804.06 cents (Trên kháng cự R2 + 1.5x ATR)`</w:t>
       </w:r>
       <w:r>
         <w:t xml:space="preserve"> | TP: </w:t>
@@ -23845,7 +23845,7 @@
         <w:rPr>
           <w:b/>
         </w:rPr>
-        <w:t>`638.89 cents`</w:t>
+        <w:t>`639.21 cents`</w:t>
       </w:r>
       <w:r>
         <w:t xml:space="preserve"> | TP: </w:t>
@@ -23891,7 +23891,7 @@
         <w:rPr>
           <w:b/>
         </w:rPr>
-        <w:t>`786.36 cents`</w:t>
+        <w:t>`786.04 cents`</w:t>
       </w:r>
       <w:r>
         <w:t xml:space="preserve"> | TP: </w:t>
@@ -23940,7 +23940,7 @@
         <w:rPr>
           <w:b/>
         </w:rPr>
-        <w:t>`619.82 - 645.25 cents`</w:t>
+        <w:t>`621.08 - 645.25 cents`</w:t>
       </w:r>
     </w:p>
     <w:p>
@@ -24347,7 +24347,7 @@
             </w:pPr>
             <w:r/>
             <w:r>
-              <w:t>773.00</w:t>
+              <w:t>772.25</w:t>
             </w:r>
           </w:p>
         </w:tc>
@@ -24375,7 +24375,7 @@
             </w:pPr>
             <w:r/>
             <w:r>
-              <w:t>784.25</w:t>
+              <w:t>783.50</w:t>
             </w:r>
           </w:p>
         </w:tc>
@@ -24403,7 +24403,7 @@
             </w:pPr>
             <w:r/>
             <w:r>
-              <w:t>767.50</w:t>
+              <w:t>766.75</w:t>
             </w:r>
           </w:p>
         </w:tc>
@@ -24434,7 +24434,7 @@
               <w:rPr>
                 <w:b/>
               </w:rPr>
-              <w:t>772.25</w:t>
+              <w:t>771.50</w:t>
             </w:r>
           </w:p>
         </w:tc>
@@ -24582,7 +24582,7 @@
             </w:pPr>
             <w:r/>
             <w:r>
-              <w:t>772.25</w:t>
+              <w:t>771.50</w:t>
             </w:r>
           </w:p>
         </w:tc>
@@ -24610,7 +24610,7 @@
             </w:pPr>
             <w:r/>
             <w:r>
-              <w:t>779.75</w:t>
+              <w:t>779.00</w:t>
             </w:r>
           </w:p>
         </w:tc>
@@ -24638,7 +24638,7 @@
             </w:pPr>
             <w:r/>
             <w:r>
-              <w:t>766.25</w:t>
+              <w:t>765.50</w:t>
             </w:r>
           </w:p>
         </w:tc>
@@ -24669,7 +24669,7 @@
               <w:rPr>
                 <w:b/>
               </w:rPr>
-              <w:t>771.75</w:t>
+              <w:t>771.00</w:t>
             </w:r>
           </w:p>
         </w:tc>
@@ -24817,7 +24817,7 @@
             </w:pPr>
             <w:r/>
             <w:r>
-              <w:t>771.75</w:t>
+              <w:t>771.00</w:t>
             </w:r>
           </w:p>
         </w:tc>
@@ -24845,7 +24845,7 @@
             </w:pPr>
             <w:r/>
             <w:r>
-              <w:t>785.50</w:t>
+              <w:t>784.75</w:t>
             </w:r>
           </w:p>
         </w:tc>
@@ -24873,7 +24873,7 @@
             </w:pPr>
             <w:r/>
             <w:r>
-              <w:t>757.00</w:t>
+              <w:t>756.25</w:t>
             </w:r>
           </w:p>
         </w:tc>
@@ -24904,7 +24904,7 @@
               <w:rPr>
                 <w:b/>
               </w:rPr>
-              <w:t>773.75</w:t>
+              <w:t>773.00</w:t>
             </w:r>
           </w:p>
         </w:tc>
@@ -25052,7 +25052,7 @@
             </w:pPr>
             <w:r/>
             <w:r>
-              <w:t>773.75</w:t>
+              <w:t>773.00</w:t>
             </w:r>
           </w:p>
         </w:tc>
@@ -25080,7 +25080,7 @@
             </w:pPr>
             <w:r/>
             <w:r>
-              <w:t>787.00</w:t>
+              <w:t>786.25</w:t>
             </w:r>
           </w:p>
         </w:tc>
@@ -25108,7 +25108,7 @@
             </w:pPr>
             <w:r/>
             <w:r>
-              <w:t>765.50</w:t>
+              <w:t>764.75</w:t>
             </w:r>
           </w:p>
         </w:tc>
@@ -25139,7 +25139,7 @@
               <w:rPr>
                 <w:b/>
               </w:rPr>
-              <w:t>775.00</w:t>
+              <w:t>774.25</w:t>
             </w:r>
           </w:p>
         </w:tc>
@@ -25287,7 +25287,7 @@
             </w:pPr>
             <w:r/>
             <w:r>
-              <w:t>775.00</w:t>
+              <w:t>774.25</w:t>
             </w:r>
           </w:p>
         </w:tc>
@@ -25315,7 +25315,7 @@
             </w:pPr>
             <w:r/>
             <w:r>
-              <w:t>791.50</w:t>
+              <w:t>790.75</w:t>
             </w:r>
           </w:p>
         </w:tc>
@@ -25343,7 +25343,7 @@
             </w:pPr>
             <w:r/>
             <w:r>
-              <w:t>764.50</w:t>
+              <w:t>763.75</w:t>
             </w:r>
           </w:p>
         </w:tc>
@@ -25374,7 +25374,7 @@
               <w:rPr>
                 <w:b/>
               </w:rPr>
-              <w:t>779.50</w:t>
+              <w:t>778.75</w:t>
             </w:r>
           </w:p>
         </w:tc>
@@ -25522,7 +25522,7 @@
             </w:pPr>
             <w:r/>
             <w:r>
-              <w:t>779.50</w:t>
+              <w:t>778.75</w:t>
             </w:r>
           </w:p>
         </w:tc>
@@ -25550,7 +25550,7 @@
             </w:pPr>
             <w:r/>
             <w:r>
-              <w:t>787.25</w:t>
+              <w:t>786.50</w:t>
             </w:r>
           </w:p>
         </w:tc>
@@ -25578,7 +25578,477 @@
             </w:pPr>
             <w:r/>
             <w:r>
-              <w:t>768.50</w:t>
+              <w:t>767.75</w:t>
+            </w:r>
+          </w:p>
+        </w:tc>
+        <w:tc>
+          <w:tcPr>
+            <w:tcW w:type="dxa" w:w="1728"/>
+            <w:shd w:fill="FFFFFF"/>
+            <w:tcMar>
+              <w:top w:w="100" w:type="dxa"/>
+              <w:bottom w:w="100" w:type="dxa"/>
+              <w:left w:w="120" w:type="dxa"/>
+              <w:right w:w="120" w:type="dxa"/>
+            </w:tcMar>
+            <w:tcBorders>
+              <w:top w:val="single" w:sz="4" w:space="0" w:color="CCCCCC"/>
+              <w:bottom w:val="single" w:sz="4" w:space="0" w:color="CCCCCC"/>
+              <w:left w:val="single" w:sz="4" w:space="0" w:color="CCCCCC"/>
+              <w:right w:val="single" w:sz="4" w:space="0" w:color="CCCCCC"/>
+            </w:tcBorders>
+          </w:tcPr>
+          <w:p>
+            <w:pPr>
+              <w:spacing w:before="60" w:after="60" w:line="252" w:lineRule="auto"/>
+              <w:jc w:val="left"/>
+            </w:pPr>
+            <w:r/>
+            <w:r>
+              <w:rPr>
+                <w:b/>
+              </w:rPr>
+              <w:t>780.00</w:t>
+            </w:r>
+          </w:p>
+        </w:tc>
+        <w:tc>
+          <w:tcPr>
+            <w:tcW w:type="dxa" w:w="3456"/>
+            <w:shd w:fill="FFFFFF"/>
+            <w:tcMar>
+              <w:top w:w="100" w:type="dxa"/>
+              <w:bottom w:w="100" w:type="dxa"/>
+              <w:left w:w="120" w:type="dxa"/>
+              <w:right w:w="120" w:type="dxa"/>
+            </w:tcMar>
+            <w:tcBorders>
+              <w:top w:val="single" w:sz="4" w:space="0" w:color="CCCCCC"/>
+              <w:bottom w:val="single" w:sz="4" w:space="0" w:color="CCCCCC"/>
+              <w:left w:val="single" w:sz="4" w:space="0" w:color="CCCCCC"/>
+              <w:right w:val="single" w:sz="4" w:space="0" w:color="CCCCCC"/>
+            </w:tcBorders>
+          </w:tcPr>
+          <w:p>
+            <w:pPr>
+              <w:spacing w:before="60" w:after="60" w:line="252" w:lineRule="auto"/>
+              <w:jc w:val="left"/>
+            </w:pPr>
+            <w:r/>
+            <w:r>
+              <w:rPr>
+                <w:b/>
+              </w:rPr>
+              <w:t>+1.25</w:t>
+            </w:r>
+          </w:p>
+        </w:tc>
+        <w:tc>
+          <w:tcPr>
+            <w:tcW w:type="dxa" w:w="1440"/>
+            <w:shd w:fill="FFFFFF"/>
+            <w:tcMar>
+              <w:top w:w="100" w:type="dxa"/>
+              <w:bottom w:w="100" w:type="dxa"/>
+              <w:left w:w="120" w:type="dxa"/>
+              <w:right w:w="120" w:type="dxa"/>
+            </w:tcMar>
+            <w:tcBorders>
+              <w:top w:val="single" w:sz="4" w:space="0" w:color="CCCCCC"/>
+              <w:bottom w:val="single" w:sz="4" w:space="0" w:color="CCCCCC"/>
+              <w:left w:val="single" w:sz="4" w:space="0" w:color="CCCCCC"/>
+              <w:right w:val="single" w:sz="4" w:space="0" w:color="CCCCCC"/>
+            </w:tcBorders>
+          </w:tcPr>
+          <w:p>
+            <w:pPr>
+              <w:spacing w:before="60" w:after="60" w:line="252" w:lineRule="auto"/>
+              <w:jc w:val="left"/>
+            </w:pPr>
+            <w:r/>
+            <w:r>
+              <w:t>BULL</w:t>
+            </w:r>
+          </w:p>
+        </w:tc>
+      </w:tr>
+      <w:tr>
+        <w:tc>
+          <w:tcPr>
+            <w:tcW w:type="dxa" w:w="1584"/>
+            <w:shd w:fill="F8FAFC"/>
+            <w:tcMar>
+              <w:top w:w="100" w:type="dxa"/>
+              <w:bottom w:w="100" w:type="dxa"/>
+              <w:left w:w="120" w:type="dxa"/>
+              <w:right w:w="120" w:type="dxa"/>
+            </w:tcMar>
+            <w:tcBorders>
+              <w:top w:val="single" w:sz="4" w:space="0" w:color="CCCCCC"/>
+              <w:bottom w:val="single" w:sz="4" w:space="0" w:color="CCCCCC"/>
+              <w:left w:val="single" w:sz="4" w:space="0" w:color="CCCCCC"/>
+              <w:right w:val="single" w:sz="4" w:space="0" w:color="CCCCCC"/>
+            </w:tcBorders>
+          </w:tcPr>
+          <w:p>
+            <w:pPr>
+              <w:spacing w:before="60" w:after="60" w:line="252" w:lineRule="auto"/>
+              <w:jc w:val="left"/>
+            </w:pPr>
+            <w:r/>
+            <w:r>
+              <w:rPr>
+                <w:b/>
+              </w:rPr>
+              <w:t>Tue 01/09</w:t>
+            </w:r>
+          </w:p>
+        </w:tc>
+        <w:tc>
+          <w:tcPr>
+            <w:tcW w:type="dxa" w:w="864"/>
+            <w:shd w:fill="F8FAFC"/>
+            <w:tcMar>
+              <w:top w:w="100" w:type="dxa"/>
+              <w:bottom w:w="100" w:type="dxa"/>
+              <w:left w:w="120" w:type="dxa"/>
+              <w:right w:w="120" w:type="dxa"/>
+            </w:tcMar>
+            <w:tcBorders>
+              <w:top w:val="single" w:sz="4" w:space="0" w:color="CCCCCC"/>
+              <w:bottom w:val="single" w:sz="4" w:space="0" w:color="CCCCCC"/>
+              <w:left w:val="single" w:sz="4" w:space="0" w:color="CCCCCC"/>
+              <w:right w:val="single" w:sz="4" w:space="0" w:color="CCCCCC"/>
+            </w:tcBorders>
+          </w:tcPr>
+          <w:p>
+            <w:pPr>
+              <w:spacing w:before="60" w:after="60" w:line="252" w:lineRule="auto"/>
+              <w:jc w:val="left"/>
+            </w:pPr>
+            <w:r/>
+            <w:r>
+              <w:t>Asia 07-11</w:t>
+            </w:r>
+          </w:p>
+        </w:tc>
+        <w:tc>
+          <w:tcPr>
+            <w:tcW w:type="dxa" w:w="1440"/>
+            <w:shd w:fill="F8FAFC"/>
+            <w:tcMar>
+              <w:top w:w="100" w:type="dxa"/>
+              <w:bottom w:w="100" w:type="dxa"/>
+              <w:left w:w="120" w:type="dxa"/>
+              <w:right w:w="120" w:type="dxa"/>
+            </w:tcMar>
+            <w:tcBorders>
+              <w:top w:val="single" w:sz="4" w:space="0" w:color="CCCCCC"/>
+              <w:bottom w:val="single" w:sz="4" w:space="0" w:color="CCCCCC"/>
+              <w:left w:val="single" w:sz="4" w:space="0" w:color="CCCCCC"/>
+              <w:right w:val="single" w:sz="4" w:space="0" w:color="CCCCCC"/>
+            </w:tcBorders>
+          </w:tcPr>
+          <w:p>
+            <w:pPr>
+              <w:spacing w:before="60" w:after="60" w:line="252" w:lineRule="auto"/>
+              <w:jc w:val="left"/>
+            </w:pPr>
+            <w:r/>
+            <w:r>
+              <w:t>780.00</w:t>
+            </w:r>
+          </w:p>
+        </w:tc>
+        <w:tc>
+          <w:tcPr>
+            <w:tcW w:type="dxa" w:w="2016"/>
+            <w:shd w:fill="F8FAFC"/>
+            <w:tcMar>
+              <w:top w:w="100" w:type="dxa"/>
+              <w:bottom w:w="100" w:type="dxa"/>
+              <w:left w:w="120" w:type="dxa"/>
+              <w:right w:w="120" w:type="dxa"/>
+            </w:tcMar>
+            <w:tcBorders>
+              <w:top w:val="single" w:sz="4" w:space="0" w:color="CCCCCC"/>
+              <w:bottom w:val="single" w:sz="4" w:space="0" w:color="CCCCCC"/>
+              <w:left w:val="single" w:sz="4" w:space="0" w:color="CCCCCC"/>
+              <w:right w:val="single" w:sz="4" w:space="0" w:color="CCCCCC"/>
+            </w:tcBorders>
+          </w:tcPr>
+          <w:p>
+            <w:pPr>
+              <w:spacing w:before="60" w:after="60" w:line="252" w:lineRule="auto"/>
+              <w:jc w:val="left"/>
+            </w:pPr>
+            <w:r/>
+            <w:r>
+              <w:t>788.25</w:t>
+            </w:r>
+          </w:p>
+        </w:tc>
+        <w:tc>
+          <w:tcPr>
+            <w:tcW w:type="dxa" w:w="1152"/>
+            <w:shd w:fill="F8FAFC"/>
+            <w:tcMar>
+              <w:top w:w="100" w:type="dxa"/>
+              <w:bottom w:w="100" w:type="dxa"/>
+              <w:left w:w="120" w:type="dxa"/>
+              <w:right w:w="120" w:type="dxa"/>
+            </w:tcMar>
+            <w:tcBorders>
+              <w:top w:val="single" w:sz="4" w:space="0" w:color="CCCCCC"/>
+              <w:bottom w:val="single" w:sz="4" w:space="0" w:color="CCCCCC"/>
+              <w:left w:val="single" w:sz="4" w:space="0" w:color="CCCCCC"/>
+              <w:right w:val="single" w:sz="4" w:space="0" w:color="CCCCCC"/>
+            </w:tcBorders>
+          </w:tcPr>
+          <w:p>
+            <w:pPr>
+              <w:spacing w:before="60" w:after="60" w:line="252" w:lineRule="auto"/>
+              <w:jc w:val="left"/>
+            </w:pPr>
+            <w:r/>
+            <w:r>
+              <w:t>769.50</w:t>
+            </w:r>
+          </w:p>
+        </w:tc>
+        <w:tc>
+          <w:tcPr>
+            <w:tcW w:type="dxa" w:w="1728"/>
+            <w:shd w:fill="F8FAFC"/>
+            <w:tcMar>
+              <w:top w:w="100" w:type="dxa"/>
+              <w:bottom w:w="100" w:type="dxa"/>
+              <w:left w:w="120" w:type="dxa"/>
+              <w:right w:w="120" w:type="dxa"/>
+            </w:tcMar>
+            <w:tcBorders>
+              <w:top w:val="single" w:sz="4" w:space="0" w:color="CCCCCC"/>
+              <w:bottom w:val="single" w:sz="4" w:space="0" w:color="CCCCCC"/>
+              <w:left w:val="single" w:sz="4" w:space="0" w:color="CCCCCC"/>
+              <w:right w:val="single" w:sz="4" w:space="0" w:color="CCCCCC"/>
+            </w:tcBorders>
+          </w:tcPr>
+          <w:p>
+            <w:pPr>
+              <w:spacing w:before="60" w:after="60" w:line="252" w:lineRule="auto"/>
+              <w:jc w:val="left"/>
+            </w:pPr>
+            <w:r/>
+            <w:r>
+              <w:rPr>
+                <w:b/>
+              </w:rPr>
+              <w:t>781.75</w:t>
+            </w:r>
+          </w:p>
+        </w:tc>
+        <w:tc>
+          <w:tcPr>
+            <w:tcW w:type="dxa" w:w="3456"/>
+            <w:shd w:fill="F8FAFC"/>
+            <w:tcMar>
+              <w:top w:w="100" w:type="dxa"/>
+              <w:bottom w:w="100" w:type="dxa"/>
+              <w:left w:w="120" w:type="dxa"/>
+              <w:right w:w="120" w:type="dxa"/>
+            </w:tcMar>
+            <w:tcBorders>
+              <w:top w:val="single" w:sz="4" w:space="0" w:color="CCCCCC"/>
+              <w:bottom w:val="single" w:sz="4" w:space="0" w:color="CCCCCC"/>
+              <w:left w:val="single" w:sz="4" w:space="0" w:color="CCCCCC"/>
+              <w:right w:val="single" w:sz="4" w:space="0" w:color="CCCCCC"/>
+            </w:tcBorders>
+          </w:tcPr>
+          <w:p>
+            <w:pPr>
+              <w:spacing w:before="60" w:after="60" w:line="252" w:lineRule="auto"/>
+              <w:jc w:val="left"/>
+            </w:pPr>
+            <w:r/>
+            <w:r>
+              <w:rPr>
+                <w:b/>
+              </w:rPr>
+              <w:t>+1.75</w:t>
+            </w:r>
+          </w:p>
+        </w:tc>
+        <w:tc>
+          <w:tcPr>
+            <w:tcW w:type="dxa" w:w="1440"/>
+            <w:shd w:fill="F8FAFC"/>
+            <w:tcMar>
+              <w:top w:w="100" w:type="dxa"/>
+              <w:bottom w:w="100" w:type="dxa"/>
+              <w:left w:w="120" w:type="dxa"/>
+              <w:right w:w="120" w:type="dxa"/>
+            </w:tcMar>
+            <w:tcBorders>
+              <w:top w:val="single" w:sz="4" w:space="0" w:color="CCCCCC"/>
+              <w:bottom w:val="single" w:sz="4" w:space="0" w:color="CCCCCC"/>
+              <w:left w:val="single" w:sz="4" w:space="0" w:color="CCCCCC"/>
+              <w:right w:val="single" w:sz="4" w:space="0" w:color="CCCCCC"/>
+            </w:tcBorders>
+          </w:tcPr>
+          <w:p>
+            <w:pPr>
+              <w:spacing w:before="60" w:after="60" w:line="252" w:lineRule="auto"/>
+              <w:jc w:val="left"/>
+            </w:pPr>
+            <w:r/>
+            <w:r>
+              <w:t>BULL</w:t>
+            </w:r>
+          </w:p>
+        </w:tc>
+      </w:tr>
+      <w:tr>
+        <w:tc>
+          <w:tcPr>
+            <w:tcW w:type="dxa" w:w="1584"/>
+            <w:shd w:fill="FFFFFF"/>
+            <w:tcMar>
+              <w:top w:w="100" w:type="dxa"/>
+              <w:bottom w:w="100" w:type="dxa"/>
+              <w:left w:w="120" w:type="dxa"/>
+              <w:right w:w="120" w:type="dxa"/>
+            </w:tcMar>
+            <w:tcBorders>
+              <w:top w:val="single" w:sz="4" w:space="0" w:color="CCCCCC"/>
+              <w:bottom w:val="single" w:sz="4" w:space="0" w:color="CCCCCC"/>
+              <w:left w:val="single" w:sz="4" w:space="0" w:color="CCCCCC"/>
+              <w:right w:val="single" w:sz="4" w:space="0" w:color="CCCCCC"/>
+            </w:tcBorders>
+          </w:tcPr>
+          <w:p>
+            <w:pPr>
+              <w:spacing w:before="60" w:after="60" w:line="252" w:lineRule="auto"/>
+              <w:jc w:val="left"/>
+            </w:pPr>
+            <w:r/>
+            <w:r>
+              <w:rPr>
+                <w:b/>
+              </w:rPr>
+              <w:t>Tue 01/09</w:t>
+            </w:r>
+          </w:p>
+        </w:tc>
+        <w:tc>
+          <w:tcPr>
+            <w:tcW w:type="dxa" w:w="864"/>
+            <w:shd w:fill="FFFFFF"/>
+            <w:tcMar>
+              <w:top w:w="100" w:type="dxa"/>
+              <w:bottom w:w="100" w:type="dxa"/>
+              <w:left w:w="120" w:type="dxa"/>
+              <w:right w:w="120" w:type="dxa"/>
+            </w:tcMar>
+            <w:tcBorders>
+              <w:top w:val="single" w:sz="4" w:space="0" w:color="CCCCCC"/>
+              <w:bottom w:val="single" w:sz="4" w:space="0" w:color="CCCCCC"/>
+              <w:left w:val="single" w:sz="4" w:space="0" w:color="CCCCCC"/>
+              <w:right w:val="single" w:sz="4" w:space="0" w:color="CCCCCC"/>
+            </w:tcBorders>
+          </w:tcPr>
+          <w:p>
+            <w:pPr>
+              <w:spacing w:before="60" w:after="60" w:line="252" w:lineRule="auto"/>
+              <w:jc w:val="left"/>
+            </w:pPr>
+            <w:r/>
+            <w:r>
+              <w:t>Asia 11-15</w:t>
+            </w:r>
+          </w:p>
+        </w:tc>
+        <w:tc>
+          <w:tcPr>
+            <w:tcW w:type="dxa" w:w="1440"/>
+            <w:shd w:fill="FFFFFF"/>
+            <w:tcMar>
+              <w:top w:w="100" w:type="dxa"/>
+              <w:bottom w:w="100" w:type="dxa"/>
+              <w:left w:w="120" w:type="dxa"/>
+              <w:right w:w="120" w:type="dxa"/>
+            </w:tcMar>
+            <w:tcBorders>
+              <w:top w:val="single" w:sz="4" w:space="0" w:color="CCCCCC"/>
+              <w:bottom w:val="single" w:sz="4" w:space="0" w:color="CCCCCC"/>
+              <w:left w:val="single" w:sz="4" w:space="0" w:color="CCCCCC"/>
+              <w:right w:val="single" w:sz="4" w:space="0" w:color="CCCCCC"/>
+            </w:tcBorders>
+          </w:tcPr>
+          <w:p>
+            <w:pPr>
+              <w:spacing w:before="60" w:after="60" w:line="252" w:lineRule="auto"/>
+              <w:jc w:val="left"/>
+            </w:pPr>
+            <w:r/>
+            <w:r>
+              <w:t>781.75</w:t>
+            </w:r>
+          </w:p>
+        </w:tc>
+        <w:tc>
+          <w:tcPr>
+            <w:tcW w:type="dxa" w:w="2016"/>
+            <w:shd w:fill="FFFFFF"/>
+            <w:tcMar>
+              <w:top w:w="100" w:type="dxa"/>
+              <w:bottom w:w="100" w:type="dxa"/>
+              <w:left w:w="120" w:type="dxa"/>
+              <w:right w:w="120" w:type="dxa"/>
+            </w:tcMar>
+            <w:tcBorders>
+              <w:top w:val="single" w:sz="4" w:space="0" w:color="CCCCCC"/>
+              <w:bottom w:val="single" w:sz="4" w:space="0" w:color="CCCCCC"/>
+              <w:left w:val="single" w:sz="4" w:space="0" w:color="CCCCCC"/>
+              <w:right w:val="single" w:sz="4" w:space="0" w:color="CCCCCC"/>
+            </w:tcBorders>
+          </w:tcPr>
+          <w:p>
+            <w:pPr>
+              <w:spacing w:before="60" w:after="60" w:line="252" w:lineRule="auto"/>
+              <w:jc w:val="left"/>
+            </w:pPr>
+            <w:r/>
+            <w:r>
+              <w:t>794.00</w:t>
+            </w:r>
+          </w:p>
+        </w:tc>
+        <w:tc>
+          <w:tcPr>
+            <w:tcW w:type="dxa" w:w="1152"/>
+            <w:shd w:fill="FFFFFF"/>
+            <w:tcMar>
+              <w:top w:w="100" w:type="dxa"/>
+              <w:bottom w:w="100" w:type="dxa"/>
+              <w:left w:w="120" w:type="dxa"/>
+              <w:right w:w="120" w:type="dxa"/>
+            </w:tcMar>
+            <w:tcBorders>
+              <w:top w:val="single" w:sz="4" w:space="0" w:color="CCCCCC"/>
+              <w:bottom w:val="single" w:sz="4" w:space="0" w:color="CCCCCC"/>
+              <w:left w:val="single" w:sz="4" w:space="0" w:color="CCCCCC"/>
+              <w:right w:val="single" w:sz="4" w:space="0" w:color="CCCCCC"/>
+            </w:tcBorders>
+          </w:tcPr>
+          <w:p>
+            <w:pPr>
+              <w:spacing w:before="60" w:after="60" w:line="252" w:lineRule="auto"/>
+              <w:jc w:val="left"/>
+            </w:pPr>
+            <w:r/>
+            <w:r>
+              <w:t>772.00</w:t>
             </w:r>
           </w:p>
         </w:tc>
@@ -25640,7 +26110,7 @@
               <w:rPr>
                 <w:b/>
               </w:rPr>
-              <w:t>+1.25</w:t>
+              <w:t>-1.00</w:t>
             </w:r>
           </w:p>
         </w:tc>
@@ -25668,7 +26138,7 @@
             </w:pPr>
             <w:r/>
             <w:r>
-              <w:t>BULL</w:t>
+              <w:t>BEAR</w:t>
             </w:r>
           </w:p>
         </w:tc>
@@ -25729,7 +26199,7 @@
             </w:pPr>
             <w:r/>
             <w:r>
-              <w:t>Asia 07-11</w:t>
+              <w:t>London 15-19</w:t>
             </w:r>
           </w:p>
         </w:tc>
@@ -25785,7 +26255,7 @@
             </w:pPr>
             <w:r/>
             <w:r>
-              <w:t>789.00</w:t>
+              <w:t>791.25</w:t>
             </w:r>
           </w:p>
         </w:tc>
@@ -25813,7 +26283,7 @@
             </w:pPr>
             <w:r/>
             <w:r>
-              <w:t>770.25</w:t>
+              <w:t>766.00</w:t>
             </w:r>
           </w:p>
         </w:tc>
@@ -25844,7 +26314,1417 @@
               <w:rPr>
                 <w:b/>
               </w:rPr>
-              <w:t>782.50</w:t>
+              <w:t>783.00</w:t>
+            </w:r>
+          </w:p>
+        </w:tc>
+        <w:tc>
+          <w:tcPr>
+            <w:tcW w:type="dxa" w:w="3456"/>
+            <w:shd w:fill="F8FAFC"/>
+            <w:tcMar>
+              <w:top w:w="100" w:type="dxa"/>
+              <w:bottom w:w="100" w:type="dxa"/>
+              <w:left w:w="120" w:type="dxa"/>
+              <w:right w:w="120" w:type="dxa"/>
+            </w:tcMar>
+            <w:tcBorders>
+              <w:top w:val="single" w:sz="4" w:space="0" w:color="CCCCCC"/>
+              <w:bottom w:val="single" w:sz="4" w:space="0" w:color="CCCCCC"/>
+              <w:left w:val="single" w:sz="4" w:space="0" w:color="CCCCCC"/>
+              <w:right w:val="single" w:sz="4" w:space="0" w:color="CCCCCC"/>
+            </w:tcBorders>
+          </w:tcPr>
+          <w:p>
+            <w:pPr>
+              <w:spacing w:before="60" w:after="60" w:line="252" w:lineRule="auto"/>
+              <w:jc w:val="left"/>
+            </w:pPr>
+            <w:r/>
+            <w:r>
+              <w:rPr>
+                <w:b/>
+              </w:rPr>
+              <w:t>+2.25</w:t>
+            </w:r>
+          </w:p>
+        </w:tc>
+        <w:tc>
+          <w:tcPr>
+            <w:tcW w:type="dxa" w:w="1440"/>
+            <w:shd w:fill="F8FAFC"/>
+            <w:tcMar>
+              <w:top w:w="100" w:type="dxa"/>
+              <w:bottom w:w="100" w:type="dxa"/>
+              <w:left w:w="120" w:type="dxa"/>
+              <w:right w:w="120" w:type="dxa"/>
+            </w:tcMar>
+            <w:tcBorders>
+              <w:top w:val="single" w:sz="4" w:space="0" w:color="CCCCCC"/>
+              <w:bottom w:val="single" w:sz="4" w:space="0" w:color="CCCCCC"/>
+              <w:left w:val="single" w:sz="4" w:space="0" w:color="CCCCCC"/>
+              <w:right w:val="single" w:sz="4" w:space="0" w:color="CCCCCC"/>
+            </w:tcBorders>
+          </w:tcPr>
+          <w:p>
+            <w:pPr>
+              <w:spacing w:before="60" w:after="60" w:line="252" w:lineRule="auto"/>
+              <w:jc w:val="left"/>
+            </w:pPr>
+            <w:r/>
+            <w:r>
+              <w:t>BULL</w:t>
+            </w:r>
+          </w:p>
+        </w:tc>
+      </w:tr>
+      <w:tr>
+        <w:tc>
+          <w:tcPr>
+            <w:tcW w:type="dxa" w:w="1584"/>
+            <w:shd w:fill="FFFFFF"/>
+            <w:tcMar>
+              <w:top w:w="100" w:type="dxa"/>
+              <w:bottom w:w="100" w:type="dxa"/>
+              <w:left w:w="120" w:type="dxa"/>
+              <w:right w:w="120" w:type="dxa"/>
+            </w:tcMar>
+            <w:tcBorders>
+              <w:top w:val="single" w:sz="4" w:space="0" w:color="CCCCCC"/>
+              <w:bottom w:val="single" w:sz="4" w:space="0" w:color="CCCCCC"/>
+              <w:left w:val="single" w:sz="4" w:space="0" w:color="CCCCCC"/>
+              <w:right w:val="single" w:sz="4" w:space="0" w:color="CCCCCC"/>
+            </w:tcBorders>
+          </w:tcPr>
+          <w:p>
+            <w:pPr>
+              <w:spacing w:before="60" w:after="60" w:line="252" w:lineRule="auto"/>
+              <w:jc w:val="left"/>
+            </w:pPr>
+            <w:r/>
+            <w:r>
+              <w:rPr>
+                <w:b/>
+              </w:rPr>
+              <w:t>Tue 01/09</w:t>
+            </w:r>
+          </w:p>
+        </w:tc>
+        <w:tc>
+          <w:tcPr>
+            <w:tcW w:type="dxa" w:w="864"/>
+            <w:shd w:fill="FFFFFF"/>
+            <w:tcMar>
+              <w:top w:w="100" w:type="dxa"/>
+              <w:bottom w:w="100" w:type="dxa"/>
+              <w:left w:w="120" w:type="dxa"/>
+              <w:right w:w="120" w:type="dxa"/>
+            </w:tcMar>
+            <w:tcBorders>
+              <w:top w:val="single" w:sz="4" w:space="0" w:color="CCCCCC"/>
+              <w:bottom w:val="single" w:sz="4" w:space="0" w:color="CCCCCC"/>
+              <w:left w:val="single" w:sz="4" w:space="0" w:color="CCCCCC"/>
+              <w:right w:val="single" w:sz="4" w:space="0" w:color="CCCCCC"/>
+            </w:tcBorders>
+          </w:tcPr>
+          <w:p>
+            <w:pPr>
+              <w:spacing w:before="60" w:after="60" w:line="252" w:lineRule="auto"/>
+              <w:jc w:val="left"/>
+            </w:pPr>
+            <w:r/>
+            <w:r>
+              <w:t>Pre-NY 19-21</w:t>
+            </w:r>
+          </w:p>
+        </w:tc>
+        <w:tc>
+          <w:tcPr>
+            <w:tcW w:type="dxa" w:w="1440"/>
+            <w:shd w:fill="FFFFFF"/>
+            <w:tcMar>
+              <w:top w:w="100" w:type="dxa"/>
+              <w:bottom w:w="100" w:type="dxa"/>
+              <w:left w:w="120" w:type="dxa"/>
+              <w:right w:w="120" w:type="dxa"/>
+            </w:tcMar>
+            <w:tcBorders>
+              <w:top w:val="single" w:sz="4" w:space="0" w:color="CCCCCC"/>
+              <w:bottom w:val="single" w:sz="4" w:space="0" w:color="CCCCCC"/>
+              <w:left w:val="single" w:sz="4" w:space="0" w:color="CCCCCC"/>
+              <w:right w:val="single" w:sz="4" w:space="0" w:color="CCCCCC"/>
+            </w:tcBorders>
+          </w:tcPr>
+          <w:p>
+            <w:pPr>
+              <w:spacing w:before="60" w:after="60" w:line="252" w:lineRule="auto"/>
+              <w:jc w:val="left"/>
+            </w:pPr>
+            <w:r/>
+            <w:r>
+              <w:t>783.00</w:t>
+            </w:r>
+          </w:p>
+        </w:tc>
+        <w:tc>
+          <w:tcPr>
+            <w:tcW w:type="dxa" w:w="2016"/>
+            <w:shd w:fill="FFFFFF"/>
+            <w:tcMar>
+              <w:top w:w="100" w:type="dxa"/>
+              <w:bottom w:w="100" w:type="dxa"/>
+              <w:left w:w="120" w:type="dxa"/>
+              <w:right w:w="120" w:type="dxa"/>
+            </w:tcMar>
+            <w:tcBorders>
+              <w:top w:val="single" w:sz="4" w:space="0" w:color="CCCCCC"/>
+              <w:bottom w:val="single" w:sz="4" w:space="0" w:color="CCCCCC"/>
+              <w:left w:val="single" w:sz="4" w:space="0" w:color="CCCCCC"/>
+              <w:right w:val="single" w:sz="4" w:space="0" w:color="CCCCCC"/>
+            </w:tcBorders>
+          </w:tcPr>
+          <w:p>
+            <w:pPr>
+              <w:spacing w:before="60" w:after="60" w:line="252" w:lineRule="auto"/>
+              <w:jc w:val="left"/>
+            </w:pPr>
+            <w:r/>
+            <w:r>
+              <w:t>793.50</w:t>
+            </w:r>
+          </w:p>
+        </w:tc>
+        <w:tc>
+          <w:tcPr>
+            <w:tcW w:type="dxa" w:w="1152"/>
+            <w:shd w:fill="FFFFFF"/>
+            <w:tcMar>
+              <w:top w:w="100" w:type="dxa"/>
+              <w:bottom w:w="100" w:type="dxa"/>
+              <w:left w:w="120" w:type="dxa"/>
+              <w:right w:w="120" w:type="dxa"/>
+            </w:tcMar>
+            <w:tcBorders>
+              <w:top w:val="single" w:sz="4" w:space="0" w:color="CCCCCC"/>
+              <w:bottom w:val="single" w:sz="4" w:space="0" w:color="CCCCCC"/>
+              <w:left w:val="single" w:sz="4" w:space="0" w:color="CCCCCC"/>
+              <w:right w:val="single" w:sz="4" w:space="0" w:color="CCCCCC"/>
+            </w:tcBorders>
+          </w:tcPr>
+          <w:p>
+            <w:pPr>
+              <w:spacing w:before="60" w:after="60" w:line="252" w:lineRule="auto"/>
+              <w:jc w:val="left"/>
+            </w:pPr>
+            <w:r/>
+            <w:r>
+              <w:t>776.75</w:t>
+            </w:r>
+          </w:p>
+        </w:tc>
+        <w:tc>
+          <w:tcPr>
+            <w:tcW w:type="dxa" w:w="1728"/>
+            <w:shd w:fill="FFFFFF"/>
+            <w:tcMar>
+              <w:top w:w="100" w:type="dxa"/>
+              <w:bottom w:w="100" w:type="dxa"/>
+              <w:left w:w="120" w:type="dxa"/>
+              <w:right w:w="120" w:type="dxa"/>
+            </w:tcMar>
+            <w:tcBorders>
+              <w:top w:val="single" w:sz="4" w:space="0" w:color="CCCCCC"/>
+              <w:bottom w:val="single" w:sz="4" w:space="0" w:color="CCCCCC"/>
+              <w:left w:val="single" w:sz="4" w:space="0" w:color="CCCCCC"/>
+              <w:right w:val="single" w:sz="4" w:space="0" w:color="CCCCCC"/>
+            </w:tcBorders>
+          </w:tcPr>
+          <w:p>
+            <w:pPr>
+              <w:spacing w:before="60" w:after="60" w:line="252" w:lineRule="auto"/>
+              <w:jc w:val="left"/>
+            </w:pPr>
+            <w:r/>
+            <w:r>
+              <w:rPr>
+                <w:b/>
+              </w:rPr>
+              <w:t>783.75</w:t>
+            </w:r>
+          </w:p>
+        </w:tc>
+        <w:tc>
+          <w:tcPr>
+            <w:tcW w:type="dxa" w:w="3456"/>
+            <w:shd w:fill="FFFFFF"/>
+            <w:tcMar>
+              <w:top w:w="100" w:type="dxa"/>
+              <w:bottom w:w="100" w:type="dxa"/>
+              <w:left w:w="120" w:type="dxa"/>
+              <w:right w:w="120" w:type="dxa"/>
+            </w:tcMar>
+            <w:tcBorders>
+              <w:top w:val="single" w:sz="4" w:space="0" w:color="CCCCCC"/>
+              <w:bottom w:val="single" w:sz="4" w:space="0" w:color="CCCCCC"/>
+              <w:left w:val="single" w:sz="4" w:space="0" w:color="CCCCCC"/>
+              <w:right w:val="single" w:sz="4" w:space="0" w:color="CCCCCC"/>
+            </w:tcBorders>
+          </w:tcPr>
+          <w:p>
+            <w:pPr>
+              <w:spacing w:before="60" w:after="60" w:line="252" w:lineRule="auto"/>
+              <w:jc w:val="left"/>
+            </w:pPr>
+            <w:r/>
+            <w:r>
+              <w:rPr>
+                <w:b/>
+              </w:rPr>
+              <w:t>+0.75</w:t>
+            </w:r>
+          </w:p>
+        </w:tc>
+        <w:tc>
+          <w:tcPr>
+            <w:tcW w:type="dxa" w:w="1440"/>
+            <w:shd w:fill="FFFFFF"/>
+            <w:tcMar>
+              <w:top w:w="100" w:type="dxa"/>
+              <w:bottom w:w="100" w:type="dxa"/>
+              <w:left w:w="120" w:type="dxa"/>
+              <w:right w:w="120" w:type="dxa"/>
+            </w:tcMar>
+            <w:tcBorders>
+              <w:top w:val="single" w:sz="4" w:space="0" w:color="CCCCCC"/>
+              <w:bottom w:val="single" w:sz="4" w:space="0" w:color="CCCCCC"/>
+              <w:left w:val="single" w:sz="4" w:space="0" w:color="CCCCCC"/>
+              <w:right w:val="single" w:sz="4" w:space="0" w:color="CCCCCC"/>
+            </w:tcBorders>
+          </w:tcPr>
+          <w:p>
+            <w:pPr>
+              <w:spacing w:before="60" w:after="60" w:line="252" w:lineRule="auto"/>
+              <w:jc w:val="left"/>
+            </w:pPr>
+            <w:r/>
+            <w:r>
+              <w:t>BULL</w:t>
+            </w:r>
+          </w:p>
+        </w:tc>
+      </w:tr>
+      <w:tr>
+        <w:tc>
+          <w:tcPr>
+            <w:tcW w:type="dxa" w:w="1584"/>
+            <w:shd w:fill="F8FAFC"/>
+            <w:tcMar>
+              <w:top w:w="100" w:type="dxa"/>
+              <w:bottom w:w="100" w:type="dxa"/>
+              <w:left w:w="120" w:type="dxa"/>
+              <w:right w:w="120" w:type="dxa"/>
+            </w:tcMar>
+            <w:tcBorders>
+              <w:top w:val="single" w:sz="4" w:space="0" w:color="CCCCCC"/>
+              <w:bottom w:val="single" w:sz="4" w:space="0" w:color="CCCCCC"/>
+              <w:left w:val="single" w:sz="4" w:space="0" w:color="CCCCCC"/>
+              <w:right w:val="single" w:sz="4" w:space="0" w:color="CCCCCC"/>
+            </w:tcBorders>
+          </w:tcPr>
+          <w:p>
+            <w:pPr>
+              <w:spacing w:before="60" w:after="60" w:line="252" w:lineRule="auto"/>
+              <w:jc w:val="left"/>
+            </w:pPr>
+            <w:r/>
+            <w:r>
+              <w:rPr>
+                <w:b/>
+              </w:rPr>
+              <w:t>Tue 01/09</w:t>
+            </w:r>
+          </w:p>
+        </w:tc>
+        <w:tc>
+          <w:tcPr>
+            <w:tcW w:type="dxa" w:w="864"/>
+            <w:shd w:fill="F8FAFC"/>
+            <w:tcMar>
+              <w:top w:w="100" w:type="dxa"/>
+              <w:bottom w:w="100" w:type="dxa"/>
+              <w:left w:w="120" w:type="dxa"/>
+              <w:right w:w="120" w:type="dxa"/>
+            </w:tcMar>
+            <w:tcBorders>
+              <w:top w:val="single" w:sz="4" w:space="0" w:color="CCCCCC"/>
+              <w:bottom w:val="single" w:sz="4" w:space="0" w:color="CCCCCC"/>
+              <w:left w:val="single" w:sz="4" w:space="0" w:color="CCCCCC"/>
+              <w:right w:val="single" w:sz="4" w:space="0" w:color="CCCCCC"/>
+            </w:tcBorders>
+          </w:tcPr>
+          <w:p>
+            <w:pPr>
+              <w:spacing w:before="60" w:after="60" w:line="252" w:lineRule="auto"/>
+              <w:jc w:val="left"/>
+            </w:pPr>
+            <w:r/>
+            <w:r>
+              <w:t>NY Open 21-23</w:t>
+            </w:r>
+          </w:p>
+        </w:tc>
+        <w:tc>
+          <w:tcPr>
+            <w:tcW w:type="dxa" w:w="1440"/>
+            <w:shd w:fill="F8FAFC"/>
+            <w:tcMar>
+              <w:top w:w="100" w:type="dxa"/>
+              <w:bottom w:w="100" w:type="dxa"/>
+              <w:left w:w="120" w:type="dxa"/>
+              <w:right w:w="120" w:type="dxa"/>
+            </w:tcMar>
+            <w:tcBorders>
+              <w:top w:val="single" w:sz="4" w:space="0" w:color="CCCCCC"/>
+              <w:bottom w:val="single" w:sz="4" w:space="0" w:color="CCCCCC"/>
+              <w:left w:val="single" w:sz="4" w:space="0" w:color="CCCCCC"/>
+              <w:right w:val="single" w:sz="4" w:space="0" w:color="CCCCCC"/>
+            </w:tcBorders>
+          </w:tcPr>
+          <w:p>
+            <w:pPr>
+              <w:spacing w:before="60" w:after="60" w:line="252" w:lineRule="auto"/>
+              <w:jc w:val="left"/>
+            </w:pPr>
+            <w:r/>
+            <w:r>
+              <w:t>783.75</w:t>
+            </w:r>
+          </w:p>
+        </w:tc>
+        <w:tc>
+          <w:tcPr>
+            <w:tcW w:type="dxa" w:w="2016"/>
+            <w:shd w:fill="F8FAFC"/>
+            <w:tcMar>
+              <w:top w:w="100" w:type="dxa"/>
+              <w:bottom w:w="100" w:type="dxa"/>
+              <w:left w:w="120" w:type="dxa"/>
+              <w:right w:w="120" w:type="dxa"/>
+            </w:tcMar>
+            <w:tcBorders>
+              <w:top w:val="single" w:sz="4" w:space="0" w:color="CCCCCC"/>
+              <w:bottom w:val="single" w:sz="4" w:space="0" w:color="CCCCCC"/>
+              <w:left w:val="single" w:sz="4" w:space="0" w:color="CCCCCC"/>
+              <w:right w:val="single" w:sz="4" w:space="0" w:color="CCCCCC"/>
+            </w:tcBorders>
+          </w:tcPr>
+          <w:p>
+            <w:pPr>
+              <w:spacing w:before="60" w:after="60" w:line="252" w:lineRule="auto"/>
+              <w:jc w:val="left"/>
+            </w:pPr>
+            <w:r/>
+            <w:r>
+              <w:t>798.00</w:t>
+            </w:r>
+          </w:p>
+        </w:tc>
+        <w:tc>
+          <w:tcPr>
+            <w:tcW w:type="dxa" w:w="1152"/>
+            <w:shd w:fill="F8FAFC"/>
+            <w:tcMar>
+              <w:top w:w="100" w:type="dxa"/>
+              <w:bottom w:w="100" w:type="dxa"/>
+              <w:left w:w="120" w:type="dxa"/>
+              <w:right w:w="120" w:type="dxa"/>
+            </w:tcMar>
+            <w:tcBorders>
+              <w:top w:val="single" w:sz="4" w:space="0" w:color="CCCCCC"/>
+              <w:bottom w:val="single" w:sz="4" w:space="0" w:color="CCCCCC"/>
+              <w:left w:val="single" w:sz="4" w:space="0" w:color="CCCCCC"/>
+              <w:right w:val="single" w:sz="4" w:space="0" w:color="CCCCCC"/>
+            </w:tcBorders>
+          </w:tcPr>
+          <w:p>
+            <w:pPr>
+              <w:spacing w:before="60" w:after="60" w:line="252" w:lineRule="auto"/>
+              <w:jc w:val="left"/>
+            </w:pPr>
+            <w:r/>
+            <w:r>
+              <w:t>769.00</w:t>
+            </w:r>
+          </w:p>
+        </w:tc>
+        <w:tc>
+          <w:tcPr>
+            <w:tcW w:type="dxa" w:w="1728"/>
+            <w:shd w:fill="F8FAFC"/>
+            <w:tcMar>
+              <w:top w:w="100" w:type="dxa"/>
+              <w:bottom w:w="100" w:type="dxa"/>
+              <w:left w:w="120" w:type="dxa"/>
+              <w:right w:w="120" w:type="dxa"/>
+            </w:tcMar>
+            <w:tcBorders>
+              <w:top w:val="single" w:sz="4" w:space="0" w:color="CCCCCC"/>
+              <w:bottom w:val="single" w:sz="4" w:space="0" w:color="CCCCCC"/>
+              <w:left w:val="single" w:sz="4" w:space="0" w:color="CCCCCC"/>
+              <w:right w:val="single" w:sz="4" w:space="0" w:color="CCCCCC"/>
+            </w:tcBorders>
+          </w:tcPr>
+          <w:p>
+            <w:pPr>
+              <w:spacing w:before="60" w:after="60" w:line="252" w:lineRule="auto"/>
+              <w:jc w:val="left"/>
+            </w:pPr>
+            <w:r/>
+            <w:r>
+              <w:rPr>
+                <w:b/>
+              </w:rPr>
+              <w:t>785.75</w:t>
+            </w:r>
+          </w:p>
+        </w:tc>
+        <w:tc>
+          <w:tcPr>
+            <w:tcW w:type="dxa" w:w="3456"/>
+            <w:shd w:fill="F8FAFC"/>
+            <w:tcMar>
+              <w:top w:w="100" w:type="dxa"/>
+              <w:bottom w:w="100" w:type="dxa"/>
+              <w:left w:w="120" w:type="dxa"/>
+              <w:right w:w="120" w:type="dxa"/>
+            </w:tcMar>
+            <w:tcBorders>
+              <w:top w:val="single" w:sz="4" w:space="0" w:color="CCCCCC"/>
+              <w:bottom w:val="single" w:sz="4" w:space="0" w:color="CCCCCC"/>
+              <w:left w:val="single" w:sz="4" w:space="0" w:color="CCCCCC"/>
+              <w:right w:val="single" w:sz="4" w:space="0" w:color="CCCCCC"/>
+            </w:tcBorders>
+          </w:tcPr>
+          <w:p>
+            <w:pPr>
+              <w:spacing w:before="60" w:after="60" w:line="252" w:lineRule="auto"/>
+              <w:jc w:val="left"/>
+            </w:pPr>
+            <w:r/>
+            <w:r>
+              <w:rPr>
+                <w:b/>
+              </w:rPr>
+              <w:t>+2.00</w:t>
+            </w:r>
+          </w:p>
+        </w:tc>
+        <w:tc>
+          <w:tcPr>
+            <w:tcW w:type="dxa" w:w="1440"/>
+            <w:shd w:fill="F8FAFC"/>
+            <w:tcMar>
+              <w:top w:w="100" w:type="dxa"/>
+              <w:bottom w:w="100" w:type="dxa"/>
+              <w:left w:w="120" w:type="dxa"/>
+              <w:right w:w="120" w:type="dxa"/>
+            </w:tcMar>
+            <w:tcBorders>
+              <w:top w:val="single" w:sz="4" w:space="0" w:color="CCCCCC"/>
+              <w:bottom w:val="single" w:sz="4" w:space="0" w:color="CCCCCC"/>
+              <w:left w:val="single" w:sz="4" w:space="0" w:color="CCCCCC"/>
+              <w:right w:val="single" w:sz="4" w:space="0" w:color="CCCCCC"/>
+            </w:tcBorders>
+          </w:tcPr>
+          <w:p>
+            <w:pPr>
+              <w:spacing w:before="60" w:after="60" w:line="252" w:lineRule="auto"/>
+              <w:jc w:val="left"/>
+            </w:pPr>
+            <w:r/>
+            <w:r>
+              <w:t>BULL</w:t>
+            </w:r>
+          </w:p>
+        </w:tc>
+      </w:tr>
+      <w:tr>
+        <w:tc>
+          <w:tcPr>
+            <w:tcW w:type="dxa" w:w="1584"/>
+            <w:shd w:fill="FFFFFF"/>
+            <w:tcMar>
+              <w:top w:w="100" w:type="dxa"/>
+              <w:bottom w:w="100" w:type="dxa"/>
+              <w:left w:w="120" w:type="dxa"/>
+              <w:right w:w="120" w:type="dxa"/>
+            </w:tcMar>
+            <w:tcBorders>
+              <w:top w:val="single" w:sz="4" w:space="0" w:color="CCCCCC"/>
+              <w:bottom w:val="single" w:sz="4" w:space="0" w:color="CCCCCC"/>
+              <w:left w:val="single" w:sz="4" w:space="0" w:color="CCCCCC"/>
+              <w:right w:val="single" w:sz="4" w:space="0" w:color="CCCCCC"/>
+            </w:tcBorders>
+          </w:tcPr>
+          <w:p>
+            <w:pPr>
+              <w:spacing w:before="60" w:after="60" w:line="252" w:lineRule="auto"/>
+              <w:jc w:val="left"/>
+            </w:pPr>
+            <w:r/>
+            <w:r>
+              <w:rPr>
+                <w:b/>
+              </w:rPr>
+              <w:t>Tue 01/09</w:t>
+            </w:r>
+          </w:p>
+        </w:tc>
+        <w:tc>
+          <w:tcPr>
+            <w:tcW w:type="dxa" w:w="864"/>
+            <w:shd w:fill="FFFFFF"/>
+            <w:tcMar>
+              <w:top w:w="100" w:type="dxa"/>
+              <w:bottom w:w="100" w:type="dxa"/>
+              <w:left w:w="120" w:type="dxa"/>
+              <w:right w:w="120" w:type="dxa"/>
+            </w:tcMar>
+            <w:tcBorders>
+              <w:top w:val="single" w:sz="4" w:space="0" w:color="CCCCCC"/>
+              <w:bottom w:val="single" w:sz="4" w:space="0" w:color="CCCCCC"/>
+              <w:left w:val="single" w:sz="4" w:space="0" w:color="CCCCCC"/>
+              <w:right w:val="single" w:sz="4" w:space="0" w:color="CCCCCC"/>
+            </w:tcBorders>
+          </w:tcPr>
+          <w:p>
+            <w:pPr>
+              <w:spacing w:before="60" w:after="60" w:line="252" w:lineRule="auto"/>
+              <w:jc w:val="left"/>
+            </w:pPr>
+            <w:r/>
+            <w:r>
+              <w:t>NY Close 23-01</w:t>
+            </w:r>
+          </w:p>
+        </w:tc>
+        <w:tc>
+          <w:tcPr>
+            <w:tcW w:type="dxa" w:w="1440"/>
+            <w:shd w:fill="FFFFFF"/>
+            <w:tcMar>
+              <w:top w:w="100" w:type="dxa"/>
+              <w:bottom w:w="100" w:type="dxa"/>
+              <w:left w:w="120" w:type="dxa"/>
+              <w:right w:w="120" w:type="dxa"/>
+            </w:tcMar>
+            <w:tcBorders>
+              <w:top w:val="single" w:sz="4" w:space="0" w:color="CCCCCC"/>
+              <w:bottom w:val="single" w:sz="4" w:space="0" w:color="CCCCCC"/>
+              <w:left w:val="single" w:sz="4" w:space="0" w:color="CCCCCC"/>
+              <w:right w:val="single" w:sz="4" w:space="0" w:color="CCCCCC"/>
+            </w:tcBorders>
+          </w:tcPr>
+          <w:p>
+            <w:pPr>
+              <w:spacing w:before="60" w:after="60" w:line="252" w:lineRule="auto"/>
+              <w:jc w:val="left"/>
+            </w:pPr>
+            <w:r/>
+            <w:r>
+              <w:t>785.75</w:t>
+            </w:r>
+          </w:p>
+        </w:tc>
+        <w:tc>
+          <w:tcPr>
+            <w:tcW w:type="dxa" w:w="2016"/>
+            <w:shd w:fill="FFFFFF"/>
+            <w:tcMar>
+              <w:top w:w="100" w:type="dxa"/>
+              <w:bottom w:w="100" w:type="dxa"/>
+              <w:left w:w="120" w:type="dxa"/>
+              <w:right w:w="120" w:type="dxa"/>
+            </w:tcMar>
+            <w:tcBorders>
+              <w:top w:val="single" w:sz="4" w:space="0" w:color="CCCCCC"/>
+              <w:bottom w:val="single" w:sz="4" w:space="0" w:color="CCCCCC"/>
+              <w:left w:val="single" w:sz="4" w:space="0" w:color="CCCCCC"/>
+              <w:right w:val="single" w:sz="4" w:space="0" w:color="CCCCCC"/>
+            </w:tcBorders>
+          </w:tcPr>
+          <w:p>
+            <w:pPr>
+              <w:spacing w:before="60" w:after="60" w:line="252" w:lineRule="auto"/>
+              <w:jc w:val="left"/>
+            </w:pPr>
+            <w:r/>
+            <w:r>
+              <w:t>792.25</w:t>
+            </w:r>
+          </w:p>
+        </w:tc>
+        <w:tc>
+          <w:tcPr>
+            <w:tcW w:type="dxa" w:w="1152"/>
+            <w:shd w:fill="FFFFFF"/>
+            <w:tcMar>
+              <w:top w:w="100" w:type="dxa"/>
+              <w:bottom w:w="100" w:type="dxa"/>
+              <w:left w:w="120" w:type="dxa"/>
+              <w:right w:w="120" w:type="dxa"/>
+            </w:tcMar>
+            <w:tcBorders>
+              <w:top w:val="single" w:sz="4" w:space="0" w:color="CCCCCC"/>
+              <w:bottom w:val="single" w:sz="4" w:space="0" w:color="CCCCCC"/>
+              <w:left w:val="single" w:sz="4" w:space="0" w:color="CCCCCC"/>
+              <w:right w:val="single" w:sz="4" w:space="0" w:color="CCCCCC"/>
+            </w:tcBorders>
+          </w:tcPr>
+          <w:p>
+            <w:pPr>
+              <w:spacing w:before="60" w:after="60" w:line="252" w:lineRule="auto"/>
+              <w:jc w:val="left"/>
+            </w:pPr>
+            <w:r/>
+            <w:r>
+              <w:t>779.00</w:t>
+            </w:r>
+          </w:p>
+        </w:tc>
+        <w:tc>
+          <w:tcPr>
+            <w:tcW w:type="dxa" w:w="1728"/>
+            <w:shd w:fill="FFFFFF"/>
+            <w:tcMar>
+              <w:top w:w="100" w:type="dxa"/>
+              <w:bottom w:w="100" w:type="dxa"/>
+              <w:left w:w="120" w:type="dxa"/>
+              <w:right w:w="120" w:type="dxa"/>
+            </w:tcMar>
+            <w:tcBorders>
+              <w:top w:val="single" w:sz="4" w:space="0" w:color="CCCCCC"/>
+              <w:bottom w:val="single" w:sz="4" w:space="0" w:color="CCCCCC"/>
+              <w:left w:val="single" w:sz="4" w:space="0" w:color="CCCCCC"/>
+              <w:right w:val="single" w:sz="4" w:space="0" w:color="CCCCCC"/>
+            </w:tcBorders>
+          </w:tcPr>
+          <w:p>
+            <w:pPr>
+              <w:spacing w:before="60" w:after="60" w:line="252" w:lineRule="auto"/>
+              <w:jc w:val="left"/>
+            </w:pPr>
+            <w:r/>
+            <w:r>
+              <w:rPr>
+                <w:b/>
+              </w:rPr>
+              <w:t>786.00</w:t>
+            </w:r>
+          </w:p>
+        </w:tc>
+        <w:tc>
+          <w:tcPr>
+            <w:tcW w:type="dxa" w:w="3456"/>
+            <w:shd w:fill="FFFFFF"/>
+            <w:tcMar>
+              <w:top w:w="100" w:type="dxa"/>
+              <w:bottom w:w="100" w:type="dxa"/>
+              <w:left w:w="120" w:type="dxa"/>
+              <w:right w:w="120" w:type="dxa"/>
+            </w:tcMar>
+            <w:tcBorders>
+              <w:top w:val="single" w:sz="4" w:space="0" w:color="CCCCCC"/>
+              <w:bottom w:val="single" w:sz="4" w:space="0" w:color="CCCCCC"/>
+              <w:left w:val="single" w:sz="4" w:space="0" w:color="CCCCCC"/>
+              <w:right w:val="single" w:sz="4" w:space="0" w:color="CCCCCC"/>
+            </w:tcBorders>
+          </w:tcPr>
+          <w:p>
+            <w:pPr>
+              <w:spacing w:before="60" w:after="60" w:line="252" w:lineRule="auto"/>
+              <w:jc w:val="left"/>
+            </w:pPr>
+            <w:r/>
+            <w:r>
+              <w:rPr>
+                <w:b/>
+              </w:rPr>
+              <w:t>+0.25</w:t>
+            </w:r>
+          </w:p>
+        </w:tc>
+        <w:tc>
+          <w:tcPr>
+            <w:tcW w:type="dxa" w:w="1440"/>
+            <w:shd w:fill="FFFFFF"/>
+            <w:tcMar>
+              <w:top w:w="100" w:type="dxa"/>
+              <w:bottom w:w="100" w:type="dxa"/>
+              <w:left w:w="120" w:type="dxa"/>
+              <w:right w:w="120" w:type="dxa"/>
+            </w:tcMar>
+            <w:tcBorders>
+              <w:top w:val="single" w:sz="4" w:space="0" w:color="CCCCCC"/>
+              <w:bottom w:val="single" w:sz="4" w:space="0" w:color="CCCCCC"/>
+              <w:left w:val="single" w:sz="4" w:space="0" w:color="CCCCCC"/>
+              <w:right w:val="single" w:sz="4" w:space="0" w:color="CCCCCC"/>
+            </w:tcBorders>
+          </w:tcPr>
+          <w:p>
+            <w:pPr>
+              <w:spacing w:before="60" w:after="60" w:line="252" w:lineRule="auto"/>
+              <w:jc w:val="left"/>
+            </w:pPr>
+            <w:r/>
+            <w:r>
+              <w:t>BULL</w:t>
+            </w:r>
+          </w:p>
+        </w:tc>
+      </w:tr>
+      <w:tr>
+        <w:tc>
+          <w:tcPr>
+            <w:tcW w:type="dxa" w:w="1584"/>
+            <w:shd w:fill="F8FAFC"/>
+            <w:tcMar>
+              <w:top w:w="100" w:type="dxa"/>
+              <w:bottom w:w="100" w:type="dxa"/>
+              <w:left w:w="120" w:type="dxa"/>
+              <w:right w:w="120" w:type="dxa"/>
+            </w:tcMar>
+            <w:tcBorders>
+              <w:top w:val="single" w:sz="4" w:space="0" w:color="CCCCCC"/>
+              <w:bottom w:val="single" w:sz="4" w:space="0" w:color="CCCCCC"/>
+              <w:left w:val="single" w:sz="4" w:space="0" w:color="CCCCCC"/>
+              <w:right w:val="single" w:sz="4" w:space="0" w:color="CCCCCC"/>
+            </w:tcBorders>
+          </w:tcPr>
+          <w:p>
+            <w:pPr>
+              <w:spacing w:before="60" w:after="60" w:line="252" w:lineRule="auto"/>
+              <w:jc w:val="left"/>
+            </w:pPr>
+            <w:r/>
+            <w:r>
+              <w:rPr>
+                <w:b/>
+              </w:rPr>
+              <w:t>Wed 02/09</w:t>
+            </w:r>
+          </w:p>
+        </w:tc>
+        <w:tc>
+          <w:tcPr>
+            <w:tcW w:type="dxa" w:w="864"/>
+            <w:shd w:fill="F8FAFC"/>
+            <w:tcMar>
+              <w:top w:w="100" w:type="dxa"/>
+              <w:bottom w:w="100" w:type="dxa"/>
+              <w:left w:w="120" w:type="dxa"/>
+              <w:right w:w="120" w:type="dxa"/>
+            </w:tcMar>
+            <w:tcBorders>
+              <w:top w:val="single" w:sz="4" w:space="0" w:color="CCCCCC"/>
+              <w:bottom w:val="single" w:sz="4" w:space="0" w:color="CCCCCC"/>
+              <w:left w:val="single" w:sz="4" w:space="0" w:color="CCCCCC"/>
+              <w:right w:val="single" w:sz="4" w:space="0" w:color="CCCCCC"/>
+            </w:tcBorders>
+          </w:tcPr>
+          <w:p>
+            <w:pPr>
+              <w:spacing w:before="60" w:after="60" w:line="252" w:lineRule="auto"/>
+              <w:jc w:val="left"/>
+            </w:pPr>
+            <w:r/>
+            <w:r>
+              <w:t>Asia 07-11</w:t>
+            </w:r>
+          </w:p>
+        </w:tc>
+        <w:tc>
+          <w:tcPr>
+            <w:tcW w:type="dxa" w:w="1440"/>
+            <w:shd w:fill="F8FAFC"/>
+            <w:tcMar>
+              <w:top w:w="100" w:type="dxa"/>
+              <w:bottom w:w="100" w:type="dxa"/>
+              <w:left w:w="120" w:type="dxa"/>
+              <w:right w:w="120" w:type="dxa"/>
+            </w:tcMar>
+            <w:tcBorders>
+              <w:top w:val="single" w:sz="4" w:space="0" w:color="CCCCCC"/>
+              <w:bottom w:val="single" w:sz="4" w:space="0" w:color="CCCCCC"/>
+              <w:left w:val="single" w:sz="4" w:space="0" w:color="CCCCCC"/>
+              <w:right w:val="single" w:sz="4" w:space="0" w:color="CCCCCC"/>
+            </w:tcBorders>
+          </w:tcPr>
+          <w:p>
+            <w:pPr>
+              <w:spacing w:before="60" w:after="60" w:line="252" w:lineRule="auto"/>
+              <w:jc w:val="left"/>
+            </w:pPr>
+            <w:r/>
+            <w:r>
+              <w:t>786.00</w:t>
+            </w:r>
+          </w:p>
+        </w:tc>
+        <w:tc>
+          <w:tcPr>
+            <w:tcW w:type="dxa" w:w="2016"/>
+            <w:shd w:fill="F8FAFC"/>
+            <w:tcMar>
+              <w:top w:w="100" w:type="dxa"/>
+              <w:bottom w:w="100" w:type="dxa"/>
+              <w:left w:w="120" w:type="dxa"/>
+              <w:right w:w="120" w:type="dxa"/>
+            </w:tcMar>
+            <w:tcBorders>
+              <w:top w:val="single" w:sz="4" w:space="0" w:color="CCCCCC"/>
+              <w:bottom w:val="single" w:sz="4" w:space="0" w:color="CCCCCC"/>
+              <w:left w:val="single" w:sz="4" w:space="0" w:color="CCCCCC"/>
+              <w:right w:val="single" w:sz="4" w:space="0" w:color="CCCCCC"/>
+            </w:tcBorders>
+          </w:tcPr>
+          <w:p>
+            <w:pPr>
+              <w:spacing w:before="60" w:after="60" w:line="252" w:lineRule="auto"/>
+              <w:jc w:val="left"/>
+            </w:pPr>
+            <w:r/>
+            <w:r>
+              <w:t>796.25</w:t>
+            </w:r>
+          </w:p>
+        </w:tc>
+        <w:tc>
+          <w:tcPr>
+            <w:tcW w:type="dxa" w:w="1152"/>
+            <w:shd w:fill="F8FAFC"/>
+            <w:tcMar>
+              <w:top w:w="100" w:type="dxa"/>
+              <w:bottom w:w="100" w:type="dxa"/>
+              <w:left w:w="120" w:type="dxa"/>
+              <w:right w:w="120" w:type="dxa"/>
+            </w:tcMar>
+            <w:tcBorders>
+              <w:top w:val="single" w:sz="4" w:space="0" w:color="CCCCCC"/>
+              <w:bottom w:val="single" w:sz="4" w:space="0" w:color="CCCCCC"/>
+              <w:left w:val="single" w:sz="4" w:space="0" w:color="CCCCCC"/>
+              <w:right w:val="single" w:sz="4" w:space="0" w:color="CCCCCC"/>
+            </w:tcBorders>
+          </w:tcPr>
+          <w:p>
+            <w:pPr>
+              <w:spacing w:before="60" w:after="60" w:line="252" w:lineRule="auto"/>
+              <w:jc w:val="left"/>
+            </w:pPr>
+            <w:r/>
+            <w:r>
+              <w:t>778.00</w:t>
+            </w:r>
+          </w:p>
+        </w:tc>
+        <w:tc>
+          <w:tcPr>
+            <w:tcW w:type="dxa" w:w="1728"/>
+            <w:shd w:fill="F8FAFC"/>
+            <w:tcMar>
+              <w:top w:w="100" w:type="dxa"/>
+              <w:bottom w:w="100" w:type="dxa"/>
+              <w:left w:w="120" w:type="dxa"/>
+              <w:right w:w="120" w:type="dxa"/>
+            </w:tcMar>
+            <w:tcBorders>
+              <w:top w:val="single" w:sz="4" w:space="0" w:color="CCCCCC"/>
+              <w:bottom w:val="single" w:sz="4" w:space="0" w:color="CCCCCC"/>
+              <w:left w:val="single" w:sz="4" w:space="0" w:color="CCCCCC"/>
+              <w:right w:val="single" w:sz="4" w:space="0" w:color="CCCCCC"/>
+            </w:tcBorders>
+          </w:tcPr>
+          <w:p>
+            <w:pPr>
+              <w:spacing w:before="60" w:after="60" w:line="252" w:lineRule="auto"/>
+              <w:jc w:val="left"/>
+            </w:pPr>
+            <w:r/>
+            <w:r>
+              <w:rPr>
+                <w:b/>
+              </w:rPr>
+              <w:t>786.50</w:t>
+            </w:r>
+          </w:p>
+        </w:tc>
+        <w:tc>
+          <w:tcPr>
+            <w:tcW w:type="dxa" w:w="3456"/>
+            <w:shd w:fill="F8FAFC"/>
+            <w:tcMar>
+              <w:top w:w="100" w:type="dxa"/>
+              <w:bottom w:w="100" w:type="dxa"/>
+              <w:left w:w="120" w:type="dxa"/>
+              <w:right w:w="120" w:type="dxa"/>
+            </w:tcMar>
+            <w:tcBorders>
+              <w:top w:val="single" w:sz="4" w:space="0" w:color="CCCCCC"/>
+              <w:bottom w:val="single" w:sz="4" w:space="0" w:color="CCCCCC"/>
+              <w:left w:val="single" w:sz="4" w:space="0" w:color="CCCCCC"/>
+              <w:right w:val="single" w:sz="4" w:space="0" w:color="CCCCCC"/>
+            </w:tcBorders>
+          </w:tcPr>
+          <w:p>
+            <w:pPr>
+              <w:spacing w:before="60" w:after="60" w:line="252" w:lineRule="auto"/>
+              <w:jc w:val="left"/>
+            </w:pPr>
+            <w:r/>
+            <w:r>
+              <w:rPr>
+                <w:b/>
+              </w:rPr>
+              <w:t>+0.50</w:t>
+            </w:r>
+          </w:p>
+        </w:tc>
+        <w:tc>
+          <w:tcPr>
+            <w:tcW w:type="dxa" w:w="1440"/>
+            <w:shd w:fill="F8FAFC"/>
+            <w:tcMar>
+              <w:top w:w="100" w:type="dxa"/>
+              <w:bottom w:w="100" w:type="dxa"/>
+              <w:left w:w="120" w:type="dxa"/>
+              <w:right w:w="120" w:type="dxa"/>
+            </w:tcMar>
+            <w:tcBorders>
+              <w:top w:val="single" w:sz="4" w:space="0" w:color="CCCCCC"/>
+              <w:bottom w:val="single" w:sz="4" w:space="0" w:color="CCCCCC"/>
+              <w:left w:val="single" w:sz="4" w:space="0" w:color="CCCCCC"/>
+              <w:right w:val="single" w:sz="4" w:space="0" w:color="CCCCCC"/>
+            </w:tcBorders>
+          </w:tcPr>
+          <w:p>
+            <w:pPr>
+              <w:spacing w:before="60" w:after="60" w:line="252" w:lineRule="auto"/>
+              <w:jc w:val="left"/>
+            </w:pPr>
+            <w:r/>
+            <w:r>
+              <w:t>BULL</w:t>
+            </w:r>
+          </w:p>
+        </w:tc>
+      </w:tr>
+      <w:tr>
+        <w:tc>
+          <w:tcPr>
+            <w:tcW w:type="dxa" w:w="1584"/>
+            <w:shd w:fill="FFFFFF"/>
+            <w:tcMar>
+              <w:top w:w="100" w:type="dxa"/>
+              <w:bottom w:w="100" w:type="dxa"/>
+              <w:left w:w="120" w:type="dxa"/>
+              <w:right w:w="120" w:type="dxa"/>
+            </w:tcMar>
+            <w:tcBorders>
+              <w:top w:val="single" w:sz="4" w:space="0" w:color="CCCCCC"/>
+              <w:bottom w:val="single" w:sz="4" w:space="0" w:color="CCCCCC"/>
+              <w:left w:val="single" w:sz="4" w:space="0" w:color="CCCCCC"/>
+              <w:right w:val="single" w:sz="4" w:space="0" w:color="CCCCCC"/>
+            </w:tcBorders>
+          </w:tcPr>
+          <w:p>
+            <w:pPr>
+              <w:spacing w:before="60" w:after="60" w:line="252" w:lineRule="auto"/>
+              <w:jc w:val="left"/>
+            </w:pPr>
+            <w:r/>
+            <w:r>
+              <w:rPr>
+                <w:b/>
+              </w:rPr>
+              <w:t>Wed 02/09</w:t>
+            </w:r>
+          </w:p>
+        </w:tc>
+        <w:tc>
+          <w:tcPr>
+            <w:tcW w:type="dxa" w:w="864"/>
+            <w:shd w:fill="FFFFFF"/>
+            <w:tcMar>
+              <w:top w:w="100" w:type="dxa"/>
+              <w:bottom w:w="100" w:type="dxa"/>
+              <w:left w:w="120" w:type="dxa"/>
+              <w:right w:w="120" w:type="dxa"/>
+            </w:tcMar>
+            <w:tcBorders>
+              <w:top w:val="single" w:sz="4" w:space="0" w:color="CCCCCC"/>
+              <w:bottom w:val="single" w:sz="4" w:space="0" w:color="CCCCCC"/>
+              <w:left w:val="single" w:sz="4" w:space="0" w:color="CCCCCC"/>
+              <w:right w:val="single" w:sz="4" w:space="0" w:color="CCCCCC"/>
+            </w:tcBorders>
+          </w:tcPr>
+          <w:p>
+            <w:pPr>
+              <w:spacing w:before="60" w:after="60" w:line="252" w:lineRule="auto"/>
+              <w:jc w:val="left"/>
+            </w:pPr>
+            <w:r/>
+            <w:r>
+              <w:t>Asia 11-15</w:t>
+            </w:r>
+          </w:p>
+        </w:tc>
+        <w:tc>
+          <w:tcPr>
+            <w:tcW w:type="dxa" w:w="1440"/>
+            <w:shd w:fill="FFFFFF"/>
+            <w:tcMar>
+              <w:top w:w="100" w:type="dxa"/>
+              <w:bottom w:w="100" w:type="dxa"/>
+              <w:left w:w="120" w:type="dxa"/>
+              <w:right w:w="120" w:type="dxa"/>
+            </w:tcMar>
+            <w:tcBorders>
+              <w:top w:val="single" w:sz="4" w:space="0" w:color="CCCCCC"/>
+              <w:bottom w:val="single" w:sz="4" w:space="0" w:color="CCCCCC"/>
+              <w:left w:val="single" w:sz="4" w:space="0" w:color="CCCCCC"/>
+              <w:right w:val="single" w:sz="4" w:space="0" w:color="CCCCCC"/>
+            </w:tcBorders>
+          </w:tcPr>
+          <w:p>
+            <w:pPr>
+              <w:spacing w:before="60" w:after="60" w:line="252" w:lineRule="auto"/>
+              <w:jc w:val="left"/>
+            </w:pPr>
+            <w:r/>
+            <w:r>
+              <w:t>786.50</w:t>
+            </w:r>
+          </w:p>
+        </w:tc>
+        <w:tc>
+          <w:tcPr>
+            <w:tcW w:type="dxa" w:w="2016"/>
+            <w:shd w:fill="FFFFFF"/>
+            <w:tcMar>
+              <w:top w:w="100" w:type="dxa"/>
+              <w:bottom w:w="100" w:type="dxa"/>
+              <w:left w:w="120" w:type="dxa"/>
+              <w:right w:w="120" w:type="dxa"/>
+            </w:tcMar>
+            <w:tcBorders>
+              <w:top w:val="single" w:sz="4" w:space="0" w:color="CCCCCC"/>
+              <w:bottom w:val="single" w:sz="4" w:space="0" w:color="CCCCCC"/>
+              <w:left w:val="single" w:sz="4" w:space="0" w:color="CCCCCC"/>
+              <w:right w:val="single" w:sz="4" w:space="0" w:color="CCCCCC"/>
+            </w:tcBorders>
+          </w:tcPr>
+          <w:p>
+            <w:pPr>
+              <w:spacing w:before="60" w:after="60" w:line="252" w:lineRule="auto"/>
+              <w:jc w:val="left"/>
+            </w:pPr>
+            <w:r/>
+            <w:r>
+              <w:t>793.50</w:t>
+            </w:r>
+          </w:p>
+        </w:tc>
+        <w:tc>
+          <w:tcPr>
+            <w:tcW w:type="dxa" w:w="1152"/>
+            <w:shd w:fill="FFFFFF"/>
+            <w:tcMar>
+              <w:top w:w="100" w:type="dxa"/>
+              <w:bottom w:w="100" w:type="dxa"/>
+              <w:left w:w="120" w:type="dxa"/>
+              <w:right w:w="120" w:type="dxa"/>
+            </w:tcMar>
+            <w:tcBorders>
+              <w:top w:val="single" w:sz="4" w:space="0" w:color="CCCCCC"/>
+              <w:bottom w:val="single" w:sz="4" w:space="0" w:color="CCCCCC"/>
+              <w:left w:val="single" w:sz="4" w:space="0" w:color="CCCCCC"/>
+              <w:right w:val="single" w:sz="4" w:space="0" w:color="CCCCCC"/>
+            </w:tcBorders>
+          </w:tcPr>
+          <w:p>
+            <w:pPr>
+              <w:spacing w:before="60" w:after="60" w:line="252" w:lineRule="auto"/>
+              <w:jc w:val="left"/>
+            </w:pPr>
+            <w:r/>
+            <w:r>
+              <w:t>780.50</w:t>
+            </w:r>
+          </w:p>
+        </w:tc>
+        <w:tc>
+          <w:tcPr>
+            <w:tcW w:type="dxa" w:w="1728"/>
+            <w:shd w:fill="FFFFFF"/>
+            <w:tcMar>
+              <w:top w:w="100" w:type="dxa"/>
+              <w:bottom w:w="100" w:type="dxa"/>
+              <w:left w:w="120" w:type="dxa"/>
+              <w:right w:w="120" w:type="dxa"/>
+            </w:tcMar>
+            <w:tcBorders>
+              <w:top w:val="single" w:sz="4" w:space="0" w:color="CCCCCC"/>
+              <w:bottom w:val="single" w:sz="4" w:space="0" w:color="CCCCCC"/>
+              <w:left w:val="single" w:sz="4" w:space="0" w:color="CCCCCC"/>
+              <w:right w:val="single" w:sz="4" w:space="0" w:color="CCCCCC"/>
+            </w:tcBorders>
+          </w:tcPr>
+          <w:p>
+            <w:pPr>
+              <w:spacing w:before="60" w:after="60" w:line="252" w:lineRule="auto"/>
+              <w:jc w:val="left"/>
+            </w:pPr>
+            <w:r/>
+            <w:r>
+              <w:rPr>
+                <w:b/>
+              </w:rPr>
+              <w:t>785.75</w:t>
+            </w:r>
+          </w:p>
+        </w:tc>
+        <w:tc>
+          <w:tcPr>
+            <w:tcW w:type="dxa" w:w="3456"/>
+            <w:shd w:fill="FFFFFF"/>
+            <w:tcMar>
+              <w:top w:w="100" w:type="dxa"/>
+              <w:bottom w:w="100" w:type="dxa"/>
+              <w:left w:w="120" w:type="dxa"/>
+              <w:right w:w="120" w:type="dxa"/>
+            </w:tcMar>
+            <w:tcBorders>
+              <w:top w:val="single" w:sz="4" w:space="0" w:color="CCCCCC"/>
+              <w:bottom w:val="single" w:sz="4" w:space="0" w:color="CCCCCC"/>
+              <w:left w:val="single" w:sz="4" w:space="0" w:color="CCCCCC"/>
+              <w:right w:val="single" w:sz="4" w:space="0" w:color="CCCCCC"/>
+            </w:tcBorders>
+          </w:tcPr>
+          <w:p>
+            <w:pPr>
+              <w:spacing w:before="60" w:after="60" w:line="252" w:lineRule="auto"/>
+              <w:jc w:val="left"/>
+            </w:pPr>
+            <w:r/>
+            <w:r>
+              <w:rPr>
+                <w:b/>
+              </w:rPr>
+              <w:t>-0.75</w:t>
+            </w:r>
+          </w:p>
+        </w:tc>
+        <w:tc>
+          <w:tcPr>
+            <w:tcW w:type="dxa" w:w="1440"/>
+            <w:shd w:fill="FFFFFF"/>
+            <w:tcMar>
+              <w:top w:w="100" w:type="dxa"/>
+              <w:bottom w:w="100" w:type="dxa"/>
+              <w:left w:w="120" w:type="dxa"/>
+              <w:right w:w="120" w:type="dxa"/>
+            </w:tcMar>
+            <w:tcBorders>
+              <w:top w:val="single" w:sz="4" w:space="0" w:color="CCCCCC"/>
+              <w:bottom w:val="single" w:sz="4" w:space="0" w:color="CCCCCC"/>
+              <w:left w:val="single" w:sz="4" w:space="0" w:color="CCCCCC"/>
+              <w:right w:val="single" w:sz="4" w:space="0" w:color="CCCCCC"/>
+            </w:tcBorders>
+          </w:tcPr>
+          <w:p>
+            <w:pPr>
+              <w:spacing w:before="60" w:after="60" w:line="252" w:lineRule="auto"/>
+              <w:jc w:val="left"/>
+            </w:pPr>
+            <w:r/>
+            <w:r>
+              <w:t>BEAR</w:t>
+            </w:r>
+          </w:p>
+        </w:tc>
+      </w:tr>
+      <w:tr>
+        <w:tc>
+          <w:tcPr>
+            <w:tcW w:type="dxa" w:w="1584"/>
+            <w:shd w:fill="F8FAFC"/>
+            <w:tcMar>
+              <w:top w:w="100" w:type="dxa"/>
+              <w:bottom w:w="100" w:type="dxa"/>
+              <w:left w:w="120" w:type="dxa"/>
+              <w:right w:w="120" w:type="dxa"/>
+            </w:tcMar>
+            <w:tcBorders>
+              <w:top w:val="single" w:sz="4" w:space="0" w:color="CCCCCC"/>
+              <w:bottom w:val="single" w:sz="4" w:space="0" w:color="CCCCCC"/>
+              <w:left w:val="single" w:sz="4" w:space="0" w:color="CCCCCC"/>
+              <w:right w:val="single" w:sz="4" w:space="0" w:color="CCCCCC"/>
+            </w:tcBorders>
+          </w:tcPr>
+          <w:p>
+            <w:pPr>
+              <w:spacing w:before="60" w:after="60" w:line="252" w:lineRule="auto"/>
+              <w:jc w:val="left"/>
+            </w:pPr>
+            <w:r/>
+            <w:r>
+              <w:rPr>
+                <w:b/>
+              </w:rPr>
+              <w:t>Wed 02/09</w:t>
+            </w:r>
+          </w:p>
+        </w:tc>
+        <w:tc>
+          <w:tcPr>
+            <w:tcW w:type="dxa" w:w="864"/>
+            <w:shd w:fill="F8FAFC"/>
+            <w:tcMar>
+              <w:top w:w="100" w:type="dxa"/>
+              <w:bottom w:w="100" w:type="dxa"/>
+              <w:left w:w="120" w:type="dxa"/>
+              <w:right w:w="120" w:type="dxa"/>
+            </w:tcMar>
+            <w:tcBorders>
+              <w:top w:val="single" w:sz="4" w:space="0" w:color="CCCCCC"/>
+              <w:bottom w:val="single" w:sz="4" w:space="0" w:color="CCCCCC"/>
+              <w:left w:val="single" w:sz="4" w:space="0" w:color="CCCCCC"/>
+              <w:right w:val="single" w:sz="4" w:space="0" w:color="CCCCCC"/>
+            </w:tcBorders>
+          </w:tcPr>
+          <w:p>
+            <w:pPr>
+              <w:spacing w:before="60" w:after="60" w:line="252" w:lineRule="auto"/>
+              <w:jc w:val="left"/>
+            </w:pPr>
+            <w:r/>
+            <w:r>
+              <w:t>London 15-19</w:t>
+            </w:r>
+          </w:p>
+        </w:tc>
+        <w:tc>
+          <w:tcPr>
+            <w:tcW w:type="dxa" w:w="1440"/>
+            <w:shd w:fill="F8FAFC"/>
+            <w:tcMar>
+              <w:top w:w="100" w:type="dxa"/>
+              <w:bottom w:w="100" w:type="dxa"/>
+              <w:left w:w="120" w:type="dxa"/>
+              <w:right w:w="120" w:type="dxa"/>
+            </w:tcMar>
+            <w:tcBorders>
+              <w:top w:val="single" w:sz="4" w:space="0" w:color="CCCCCC"/>
+              <w:bottom w:val="single" w:sz="4" w:space="0" w:color="CCCCCC"/>
+              <w:left w:val="single" w:sz="4" w:space="0" w:color="CCCCCC"/>
+              <w:right w:val="single" w:sz="4" w:space="0" w:color="CCCCCC"/>
+            </w:tcBorders>
+          </w:tcPr>
+          <w:p>
+            <w:pPr>
+              <w:spacing w:before="60" w:after="60" w:line="252" w:lineRule="auto"/>
+              <w:jc w:val="left"/>
+            </w:pPr>
+            <w:r/>
+            <w:r>
+              <w:t>785.75</w:t>
+            </w:r>
+          </w:p>
+        </w:tc>
+        <w:tc>
+          <w:tcPr>
+            <w:tcW w:type="dxa" w:w="2016"/>
+            <w:shd w:fill="F8FAFC"/>
+            <w:tcMar>
+              <w:top w:w="100" w:type="dxa"/>
+              <w:bottom w:w="100" w:type="dxa"/>
+              <w:left w:w="120" w:type="dxa"/>
+              <w:right w:w="120" w:type="dxa"/>
+            </w:tcMar>
+            <w:tcBorders>
+              <w:top w:val="single" w:sz="4" w:space="0" w:color="CCCCCC"/>
+              <w:bottom w:val="single" w:sz="4" w:space="0" w:color="CCCCCC"/>
+              <w:left w:val="single" w:sz="4" w:space="0" w:color="CCCCCC"/>
+              <w:right w:val="single" w:sz="4" w:space="0" w:color="CCCCCC"/>
+            </w:tcBorders>
+          </w:tcPr>
+          <w:p>
+            <w:pPr>
+              <w:spacing w:before="60" w:after="60" w:line="252" w:lineRule="auto"/>
+              <w:jc w:val="left"/>
+            </w:pPr>
+            <w:r/>
+            <w:r>
+              <w:t>799.25</w:t>
+            </w:r>
+          </w:p>
+        </w:tc>
+        <w:tc>
+          <w:tcPr>
+            <w:tcW w:type="dxa" w:w="1152"/>
+            <w:shd w:fill="F8FAFC"/>
+            <w:tcMar>
+              <w:top w:w="100" w:type="dxa"/>
+              <w:bottom w:w="100" w:type="dxa"/>
+              <w:left w:w="120" w:type="dxa"/>
+              <w:right w:w="120" w:type="dxa"/>
+            </w:tcMar>
+            <w:tcBorders>
+              <w:top w:val="single" w:sz="4" w:space="0" w:color="CCCCCC"/>
+              <w:bottom w:val="single" w:sz="4" w:space="0" w:color="CCCCCC"/>
+              <w:left w:val="single" w:sz="4" w:space="0" w:color="CCCCCC"/>
+              <w:right w:val="single" w:sz="4" w:space="0" w:color="CCCCCC"/>
+            </w:tcBorders>
+          </w:tcPr>
+          <w:p>
+            <w:pPr>
+              <w:spacing w:before="60" w:after="60" w:line="252" w:lineRule="auto"/>
+              <w:jc w:val="left"/>
+            </w:pPr>
+            <w:r/>
+            <w:r>
+              <w:t>772.75</w:t>
+            </w:r>
+          </w:p>
+        </w:tc>
+        <w:tc>
+          <w:tcPr>
+            <w:tcW w:type="dxa" w:w="1728"/>
+            <w:shd w:fill="F8FAFC"/>
+            <w:tcMar>
+              <w:top w:w="100" w:type="dxa"/>
+              <w:bottom w:w="100" w:type="dxa"/>
+              <w:left w:w="120" w:type="dxa"/>
+              <w:right w:w="120" w:type="dxa"/>
+            </w:tcMar>
+            <w:tcBorders>
+              <w:top w:val="single" w:sz="4" w:space="0" w:color="CCCCCC"/>
+              <w:bottom w:val="single" w:sz="4" w:space="0" w:color="CCCCCC"/>
+              <w:left w:val="single" w:sz="4" w:space="0" w:color="CCCCCC"/>
+              <w:right w:val="single" w:sz="4" w:space="0" w:color="CCCCCC"/>
+            </w:tcBorders>
+          </w:tcPr>
+          <w:p>
+            <w:pPr>
+              <w:spacing w:before="60" w:after="60" w:line="252" w:lineRule="auto"/>
+              <w:jc w:val="left"/>
+            </w:pPr>
+            <w:r/>
+            <w:r>
+              <w:rPr>
+                <w:b/>
+              </w:rPr>
+              <w:t>787.50</w:t>
             </w:r>
           </w:p>
         </w:tc>
@@ -25936,7 +27816,7 @@
               <w:rPr>
                 <w:b/>
               </w:rPr>
-              <w:t>Tue 01/09</w:t>
+              <w:t>Wed 02/09</w:t>
             </w:r>
           </w:p>
         </w:tc>
@@ -25964,7 +27844,7 @@
             </w:pPr>
             <w:r/>
             <w:r>
-              <w:t>Asia 11-15</w:t>
+              <w:t>Pre-NY 19-21</w:t>
             </w:r>
           </w:p>
         </w:tc>
@@ -25992,7 +27872,7 @@
             </w:pPr>
             <w:r/>
             <w:r>
-              <w:t>782.50</w:t>
+              <w:t>787.50</w:t>
             </w:r>
           </w:p>
         </w:tc>
@@ -26020,7 +27900,7 @@
             </w:pPr>
             <w:r/>
             <w:r>
-              <w:t>794.75</w:t>
+              <w:t>796.75</w:t>
             </w:r>
           </w:p>
         </w:tc>
@@ -26048,7 +27928,7 @@
             </w:pPr>
             <w:r/>
             <w:r>
-              <w:t>772.75</w:t>
+              <w:t>776.75</w:t>
             </w:r>
           </w:p>
         </w:tc>
@@ -26079,7 +27959,2357 @@
               <w:rPr>
                 <w:b/>
               </w:rPr>
-              <w:t>781.50</w:t>
+              <w:t>788.00</w:t>
+            </w:r>
+          </w:p>
+        </w:tc>
+        <w:tc>
+          <w:tcPr>
+            <w:tcW w:type="dxa" w:w="3456"/>
+            <w:shd w:fill="FFFFFF"/>
+            <w:tcMar>
+              <w:top w:w="100" w:type="dxa"/>
+              <w:bottom w:w="100" w:type="dxa"/>
+              <w:left w:w="120" w:type="dxa"/>
+              <w:right w:w="120" w:type="dxa"/>
+            </w:tcMar>
+            <w:tcBorders>
+              <w:top w:val="single" w:sz="4" w:space="0" w:color="CCCCCC"/>
+              <w:bottom w:val="single" w:sz="4" w:space="0" w:color="CCCCCC"/>
+              <w:left w:val="single" w:sz="4" w:space="0" w:color="CCCCCC"/>
+              <w:right w:val="single" w:sz="4" w:space="0" w:color="CCCCCC"/>
+            </w:tcBorders>
+          </w:tcPr>
+          <w:p>
+            <w:pPr>
+              <w:spacing w:before="60" w:after="60" w:line="252" w:lineRule="auto"/>
+              <w:jc w:val="left"/>
+            </w:pPr>
+            <w:r/>
+            <w:r>
+              <w:rPr>
+                <w:b/>
+              </w:rPr>
+              <w:t>+0.50</w:t>
+            </w:r>
+          </w:p>
+        </w:tc>
+        <w:tc>
+          <w:tcPr>
+            <w:tcW w:type="dxa" w:w="1440"/>
+            <w:shd w:fill="FFFFFF"/>
+            <w:tcMar>
+              <w:top w:w="100" w:type="dxa"/>
+              <w:bottom w:w="100" w:type="dxa"/>
+              <w:left w:w="120" w:type="dxa"/>
+              <w:right w:w="120" w:type="dxa"/>
+            </w:tcMar>
+            <w:tcBorders>
+              <w:top w:val="single" w:sz="4" w:space="0" w:color="CCCCCC"/>
+              <w:bottom w:val="single" w:sz="4" w:space="0" w:color="CCCCCC"/>
+              <w:left w:val="single" w:sz="4" w:space="0" w:color="CCCCCC"/>
+              <w:right w:val="single" w:sz="4" w:space="0" w:color="CCCCCC"/>
+            </w:tcBorders>
+          </w:tcPr>
+          <w:p>
+            <w:pPr>
+              <w:spacing w:before="60" w:after="60" w:line="252" w:lineRule="auto"/>
+              <w:jc w:val="left"/>
+            </w:pPr>
+            <w:r/>
+            <w:r>
+              <w:t>BULL</w:t>
+            </w:r>
+          </w:p>
+        </w:tc>
+      </w:tr>
+      <w:tr>
+        <w:tc>
+          <w:tcPr>
+            <w:tcW w:type="dxa" w:w="1584"/>
+            <w:shd w:fill="F8FAFC"/>
+            <w:tcMar>
+              <w:top w:w="100" w:type="dxa"/>
+              <w:bottom w:w="100" w:type="dxa"/>
+              <w:left w:w="120" w:type="dxa"/>
+              <w:right w:w="120" w:type="dxa"/>
+            </w:tcMar>
+            <w:tcBorders>
+              <w:top w:val="single" w:sz="4" w:space="0" w:color="CCCCCC"/>
+              <w:bottom w:val="single" w:sz="4" w:space="0" w:color="CCCCCC"/>
+              <w:left w:val="single" w:sz="4" w:space="0" w:color="CCCCCC"/>
+              <w:right w:val="single" w:sz="4" w:space="0" w:color="CCCCCC"/>
+            </w:tcBorders>
+          </w:tcPr>
+          <w:p>
+            <w:pPr>
+              <w:spacing w:before="60" w:after="60" w:line="252" w:lineRule="auto"/>
+              <w:jc w:val="left"/>
+            </w:pPr>
+            <w:r/>
+            <w:r>
+              <w:rPr>
+                <w:b/>
+              </w:rPr>
+              <w:t>Wed 02/09</w:t>
+            </w:r>
+          </w:p>
+        </w:tc>
+        <w:tc>
+          <w:tcPr>
+            <w:tcW w:type="dxa" w:w="864"/>
+            <w:shd w:fill="F8FAFC"/>
+            <w:tcMar>
+              <w:top w:w="100" w:type="dxa"/>
+              <w:bottom w:w="100" w:type="dxa"/>
+              <w:left w:w="120" w:type="dxa"/>
+              <w:right w:w="120" w:type="dxa"/>
+            </w:tcMar>
+            <w:tcBorders>
+              <w:top w:val="single" w:sz="4" w:space="0" w:color="CCCCCC"/>
+              <w:bottom w:val="single" w:sz="4" w:space="0" w:color="CCCCCC"/>
+              <w:left w:val="single" w:sz="4" w:space="0" w:color="CCCCCC"/>
+              <w:right w:val="single" w:sz="4" w:space="0" w:color="CCCCCC"/>
+            </w:tcBorders>
+          </w:tcPr>
+          <w:p>
+            <w:pPr>
+              <w:spacing w:before="60" w:after="60" w:line="252" w:lineRule="auto"/>
+              <w:jc w:val="left"/>
+            </w:pPr>
+            <w:r/>
+            <w:r>
+              <w:t>NY Open 21-23</w:t>
+            </w:r>
+          </w:p>
+        </w:tc>
+        <w:tc>
+          <w:tcPr>
+            <w:tcW w:type="dxa" w:w="1440"/>
+            <w:shd w:fill="F8FAFC"/>
+            <w:tcMar>
+              <w:top w:w="100" w:type="dxa"/>
+              <w:bottom w:w="100" w:type="dxa"/>
+              <w:left w:w="120" w:type="dxa"/>
+              <w:right w:w="120" w:type="dxa"/>
+            </w:tcMar>
+            <w:tcBorders>
+              <w:top w:val="single" w:sz="4" w:space="0" w:color="CCCCCC"/>
+              <w:bottom w:val="single" w:sz="4" w:space="0" w:color="CCCCCC"/>
+              <w:left w:val="single" w:sz="4" w:space="0" w:color="CCCCCC"/>
+              <w:right w:val="single" w:sz="4" w:space="0" w:color="CCCCCC"/>
+            </w:tcBorders>
+          </w:tcPr>
+          <w:p>
+            <w:pPr>
+              <w:spacing w:before="60" w:after="60" w:line="252" w:lineRule="auto"/>
+              <w:jc w:val="left"/>
+            </w:pPr>
+            <w:r/>
+            <w:r>
+              <w:t>788.00</w:t>
+            </w:r>
+          </w:p>
+        </w:tc>
+        <w:tc>
+          <w:tcPr>
+            <w:tcW w:type="dxa" w:w="2016"/>
+            <w:shd w:fill="F8FAFC"/>
+            <w:tcMar>
+              <w:top w:w="100" w:type="dxa"/>
+              <w:bottom w:w="100" w:type="dxa"/>
+              <w:left w:w="120" w:type="dxa"/>
+              <w:right w:w="120" w:type="dxa"/>
+            </w:tcMar>
+            <w:tcBorders>
+              <w:top w:val="single" w:sz="4" w:space="0" w:color="CCCCCC"/>
+              <w:bottom w:val="single" w:sz="4" w:space="0" w:color="CCCCCC"/>
+              <w:left w:val="single" w:sz="4" w:space="0" w:color="CCCCCC"/>
+              <w:right w:val="single" w:sz="4" w:space="0" w:color="CCCCCC"/>
+            </w:tcBorders>
+          </w:tcPr>
+          <w:p>
+            <w:pPr>
+              <w:spacing w:before="60" w:after="60" w:line="252" w:lineRule="auto"/>
+              <w:jc w:val="left"/>
+            </w:pPr>
+            <w:r/>
+            <w:r>
+              <w:t>800.25</w:t>
+            </w:r>
+          </w:p>
+        </w:tc>
+        <w:tc>
+          <w:tcPr>
+            <w:tcW w:type="dxa" w:w="1152"/>
+            <w:shd w:fill="F8FAFC"/>
+            <w:tcMar>
+              <w:top w:w="100" w:type="dxa"/>
+              <w:bottom w:w="100" w:type="dxa"/>
+              <w:left w:w="120" w:type="dxa"/>
+              <w:right w:w="120" w:type="dxa"/>
+            </w:tcMar>
+            <w:tcBorders>
+              <w:top w:val="single" w:sz="4" w:space="0" w:color="CCCCCC"/>
+              <w:bottom w:val="single" w:sz="4" w:space="0" w:color="CCCCCC"/>
+              <w:left w:val="single" w:sz="4" w:space="0" w:color="CCCCCC"/>
+              <w:right w:val="single" w:sz="4" w:space="0" w:color="CCCCCC"/>
+            </w:tcBorders>
+          </w:tcPr>
+          <w:p>
+            <w:pPr>
+              <w:spacing w:before="60" w:after="60" w:line="252" w:lineRule="auto"/>
+              <w:jc w:val="left"/>
+            </w:pPr>
+            <w:r/>
+            <w:r>
+              <w:t>773.75</w:t>
+            </w:r>
+          </w:p>
+        </w:tc>
+        <w:tc>
+          <w:tcPr>
+            <w:tcW w:type="dxa" w:w="1728"/>
+            <w:shd w:fill="F8FAFC"/>
+            <w:tcMar>
+              <w:top w:w="100" w:type="dxa"/>
+              <w:bottom w:w="100" w:type="dxa"/>
+              <w:left w:w="120" w:type="dxa"/>
+              <w:right w:w="120" w:type="dxa"/>
+            </w:tcMar>
+            <w:tcBorders>
+              <w:top w:val="single" w:sz="4" w:space="0" w:color="CCCCCC"/>
+              <w:bottom w:val="single" w:sz="4" w:space="0" w:color="CCCCCC"/>
+              <w:left w:val="single" w:sz="4" w:space="0" w:color="CCCCCC"/>
+              <w:right w:val="single" w:sz="4" w:space="0" w:color="CCCCCC"/>
+            </w:tcBorders>
+          </w:tcPr>
+          <w:p>
+            <w:pPr>
+              <w:spacing w:before="60" w:after="60" w:line="252" w:lineRule="auto"/>
+              <w:jc w:val="left"/>
+            </w:pPr>
+            <w:r/>
+            <w:r>
+              <w:rPr>
+                <w:b/>
+              </w:rPr>
+              <w:t>786.50</w:t>
+            </w:r>
+          </w:p>
+        </w:tc>
+        <w:tc>
+          <w:tcPr>
+            <w:tcW w:type="dxa" w:w="3456"/>
+            <w:shd w:fill="F8FAFC"/>
+            <w:tcMar>
+              <w:top w:w="100" w:type="dxa"/>
+              <w:bottom w:w="100" w:type="dxa"/>
+              <w:left w:w="120" w:type="dxa"/>
+              <w:right w:w="120" w:type="dxa"/>
+            </w:tcMar>
+            <w:tcBorders>
+              <w:top w:val="single" w:sz="4" w:space="0" w:color="CCCCCC"/>
+              <w:bottom w:val="single" w:sz="4" w:space="0" w:color="CCCCCC"/>
+              <w:left w:val="single" w:sz="4" w:space="0" w:color="CCCCCC"/>
+              <w:right w:val="single" w:sz="4" w:space="0" w:color="CCCCCC"/>
+            </w:tcBorders>
+          </w:tcPr>
+          <w:p>
+            <w:pPr>
+              <w:spacing w:before="60" w:after="60" w:line="252" w:lineRule="auto"/>
+              <w:jc w:val="left"/>
+            </w:pPr>
+            <w:r/>
+            <w:r>
+              <w:rPr>
+                <w:b/>
+              </w:rPr>
+              <w:t>-1.50</w:t>
+            </w:r>
+          </w:p>
+        </w:tc>
+        <w:tc>
+          <w:tcPr>
+            <w:tcW w:type="dxa" w:w="1440"/>
+            <w:shd w:fill="F8FAFC"/>
+            <w:tcMar>
+              <w:top w:w="100" w:type="dxa"/>
+              <w:bottom w:w="100" w:type="dxa"/>
+              <w:left w:w="120" w:type="dxa"/>
+              <w:right w:w="120" w:type="dxa"/>
+            </w:tcMar>
+            <w:tcBorders>
+              <w:top w:val="single" w:sz="4" w:space="0" w:color="CCCCCC"/>
+              <w:bottom w:val="single" w:sz="4" w:space="0" w:color="CCCCCC"/>
+              <w:left w:val="single" w:sz="4" w:space="0" w:color="CCCCCC"/>
+              <w:right w:val="single" w:sz="4" w:space="0" w:color="CCCCCC"/>
+            </w:tcBorders>
+          </w:tcPr>
+          <w:p>
+            <w:pPr>
+              <w:spacing w:before="60" w:after="60" w:line="252" w:lineRule="auto"/>
+              <w:jc w:val="left"/>
+            </w:pPr>
+            <w:r/>
+            <w:r>
+              <w:t>BEAR</w:t>
+            </w:r>
+          </w:p>
+        </w:tc>
+      </w:tr>
+      <w:tr>
+        <w:tc>
+          <w:tcPr>
+            <w:tcW w:type="dxa" w:w="1584"/>
+            <w:shd w:fill="FFFFFF"/>
+            <w:tcMar>
+              <w:top w:w="100" w:type="dxa"/>
+              <w:bottom w:w="100" w:type="dxa"/>
+              <w:left w:w="120" w:type="dxa"/>
+              <w:right w:w="120" w:type="dxa"/>
+            </w:tcMar>
+            <w:tcBorders>
+              <w:top w:val="single" w:sz="4" w:space="0" w:color="CCCCCC"/>
+              <w:bottom w:val="single" w:sz="4" w:space="0" w:color="CCCCCC"/>
+              <w:left w:val="single" w:sz="4" w:space="0" w:color="CCCCCC"/>
+              <w:right w:val="single" w:sz="4" w:space="0" w:color="CCCCCC"/>
+            </w:tcBorders>
+          </w:tcPr>
+          <w:p>
+            <w:pPr>
+              <w:spacing w:before="60" w:after="60" w:line="252" w:lineRule="auto"/>
+              <w:jc w:val="left"/>
+            </w:pPr>
+            <w:r/>
+            <w:r>
+              <w:rPr>
+                <w:b/>
+              </w:rPr>
+              <w:t>Wed 02/09</w:t>
+            </w:r>
+          </w:p>
+        </w:tc>
+        <w:tc>
+          <w:tcPr>
+            <w:tcW w:type="dxa" w:w="864"/>
+            <w:shd w:fill="FFFFFF"/>
+            <w:tcMar>
+              <w:top w:w="100" w:type="dxa"/>
+              <w:bottom w:w="100" w:type="dxa"/>
+              <w:left w:w="120" w:type="dxa"/>
+              <w:right w:w="120" w:type="dxa"/>
+            </w:tcMar>
+            <w:tcBorders>
+              <w:top w:val="single" w:sz="4" w:space="0" w:color="CCCCCC"/>
+              <w:bottom w:val="single" w:sz="4" w:space="0" w:color="CCCCCC"/>
+              <w:left w:val="single" w:sz="4" w:space="0" w:color="CCCCCC"/>
+              <w:right w:val="single" w:sz="4" w:space="0" w:color="CCCCCC"/>
+            </w:tcBorders>
+          </w:tcPr>
+          <w:p>
+            <w:pPr>
+              <w:spacing w:before="60" w:after="60" w:line="252" w:lineRule="auto"/>
+              <w:jc w:val="left"/>
+            </w:pPr>
+            <w:r/>
+            <w:r>
+              <w:t>NY Close 23-01</w:t>
+            </w:r>
+          </w:p>
+        </w:tc>
+        <w:tc>
+          <w:tcPr>
+            <w:tcW w:type="dxa" w:w="1440"/>
+            <w:shd w:fill="FFFFFF"/>
+            <w:tcMar>
+              <w:top w:w="100" w:type="dxa"/>
+              <w:bottom w:w="100" w:type="dxa"/>
+              <w:left w:w="120" w:type="dxa"/>
+              <w:right w:w="120" w:type="dxa"/>
+            </w:tcMar>
+            <w:tcBorders>
+              <w:top w:val="single" w:sz="4" w:space="0" w:color="CCCCCC"/>
+              <w:bottom w:val="single" w:sz="4" w:space="0" w:color="CCCCCC"/>
+              <w:left w:val="single" w:sz="4" w:space="0" w:color="CCCCCC"/>
+              <w:right w:val="single" w:sz="4" w:space="0" w:color="CCCCCC"/>
+            </w:tcBorders>
+          </w:tcPr>
+          <w:p>
+            <w:pPr>
+              <w:spacing w:before="60" w:after="60" w:line="252" w:lineRule="auto"/>
+              <w:jc w:val="left"/>
+            </w:pPr>
+            <w:r/>
+            <w:r>
+              <w:t>786.50</w:t>
+            </w:r>
+          </w:p>
+        </w:tc>
+        <w:tc>
+          <w:tcPr>
+            <w:tcW w:type="dxa" w:w="2016"/>
+            <w:shd w:fill="FFFFFF"/>
+            <w:tcMar>
+              <w:top w:w="100" w:type="dxa"/>
+              <w:bottom w:w="100" w:type="dxa"/>
+              <w:left w:w="120" w:type="dxa"/>
+              <w:right w:w="120" w:type="dxa"/>
+            </w:tcMar>
+            <w:tcBorders>
+              <w:top w:val="single" w:sz="4" w:space="0" w:color="CCCCCC"/>
+              <w:bottom w:val="single" w:sz="4" w:space="0" w:color="CCCCCC"/>
+              <w:left w:val="single" w:sz="4" w:space="0" w:color="CCCCCC"/>
+              <w:right w:val="single" w:sz="4" w:space="0" w:color="CCCCCC"/>
+            </w:tcBorders>
+          </w:tcPr>
+          <w:p>
+            <w:pPr>
+              <w:spacing w:before="60" w:after="60" w:line="252" w:lineRule="auto"/>
+              <w:jc w:val="left"/>
+            </w:pPr>
+            <w:r/>
+            <w:r>
+              <w:t>793.50</w:t>
+            </w:r>
+          </w:p>
+        </w:tc>
+        <w:tc>
+          <w:tcPr>
+            <w:tcW w:type="dxa" w:w="1152"/>
+            <w:shd w:fill="FFFFFF"/>
+            <w:tcMar>
+              <w:top w:w="100" w:type="dxa"/>
+              <w:bottom w:w="100" w:type="dxa"/>
+              <w:left w:w="120" w:type="dxa"/>
+              <w:right w:w="120" w:type="dxa"/>
+            </w:tcMar>
+            <w:tcBorders>
+              <w:top w:val="single" w:sz="4" w:space="0" w:color="CCCCCC"/>
+              <w:bottom w:val="single" w:sz="4" w:space="0" w:color="CCCCCC"/>
+              <w:left w:val="single" w:sz="4" w:space="0" w:color="CCCCCC"/>
+              <w:right w:val="single" w:sz="4" w:space="0" w:color="CCCCCC"/>
+            </w:tcBorders>
+          </w:tcPr>
+          <w:p>
+            <w:pPr>
+              <w:spacing w:before="60" w:after="60" w:line="252" w:lineRule="auto"/>
+              <w:jc w:val="left"/>
+            </w:pPr>
+            <w:r/>
+            <w:r>
+              <w:t>777.00</w:t>
+            </w:r>
+          </w:p>
+        </w:tc>
+        <w:tc>
+          <w:tcPr>
+            <w:tcW w:type="dxa" w:w="1728"/>
+            <w:shd w:fill="FFFFFF"/>
+            <w:tcMar>
+              <w:top w:w="100" w:type="dxa"/>
+              <w:bottom w:w="100" w:type="dxa"/>
+              <w:left w:w="120" w:type="dxa"/>
+              <w:right w:w="120" w:type="dxa"/>
+            </w:tcMar>
+            <w:tcBorders>
+              <w:top w:val="single" w:sz="4" w:space="0" w:color="CCCCCC"/>
+              <w:bottom w:val="single" w:sz="4" w:space="0" w:color="CCCCCC"/>
+              <w:left w:val="single" w:sz="4" w:space="0" w:color="CCCCCC"/>
+              <w:right w:val="single" w:sz="4" w:space="0" w:color="CCCCCC"/>
+            </w:tcBorders>
+          </w:tcPr>
+          <w:p>
+            <w:pPr>
+              <w:spacing w:before="60" w:after="60" w:line="252" w:lineRule="auto"/>
+              <w:jc w:val="left"/>
+            </w:pPr>
+            <w:r/>
+            <w:r>
+              <w:rPr>
+                <w:b/>
+              </w:rPr>
+              <w:t>787.00</w:t>
+            </w:r>
+          </w:p>
+        </w:tc>
+        <w:tc>
+          <w:tcPr>
+            <w:tcW w:type="dxa" w:w="3456"/>
+            <w:shd w:fill="FFFFFF"/>
+            <w:tcMar>
+              <w:top w:w="100" w:type="dxa"/>
+              <w:bottom w:w="100" w:type="dxa"/>
+              <w:left w:w="120" w:type="dxa"/>
+              <w:right w:w="120" w:type="dxa"/>
+            </w:tcMar>
+            <w:tcBorders>
+              <w:top w:val="single" w:sz="4" w:space="0" w:color="CCCCCC"/>
+              <w:bottom w:val="single" w:sz="4" w:space="0" w:color="CCCCCC"/>
+              <w:left w:val="single" w:sz="4" w:space="0" w:color="CCCCCC"/>
+              <w:right w:val="single" w:sz="4" w:space="0" w:color="CCCCCC"/>
+            </w:tcBorders>
+          </w:tcPr>
+          <w:p>
+            <w:pPr>
+              <w:spacing w:before="60" w:after="60" w:line="252" w:lineRule="auto"/>
+              <w:jc w:val="left"/>
+            </w:pPr>
+            <w:r/>
+            <w:r>
+              <w:rPr>
+                <w:b/>
+              </w:rPr>
+              <w:t>+0.50</w:t>
+            </w:r>
+          </w:p>
+        </w:tc>
+        <w:tc>
+          <w:tcPr>
+            <w:tcW w:type="dxa" w:w="1440"/>
+            <w:shd w:fill="FFFFFF"/>
+            <w:tcMar>
+              <w:top w:w="100" w:type="dxa"/>
+              <w:bottom w:w="100" w:type="dxa"/>
+              <w:left w:w="120" w:type="dxa"/>
+              <w:right w:w="120" w:type="dxa"/>
+            </w:tcMar>
+            <w:tcBorders>
+              <w:top w:val="single" w:sz="4" w:space="0" w:color="CCCCCC"/>
+              <w:bottom w:val="single" w:sz="4" w:space="0" w:color="CCCCCC"/>
+              <w:left w:val="single" w:sz="4" w:space="0" w:color="CCCCCC"/>
+              <w:right w:val="single" w:sz="4" w:space="0" w:color="CCCCCC"/>
+            </w:tcBorders>
+          </w:tcPr>
+          <w:p>
+            <w:pPr>
+              <w:spacing w:before="60" w:after="60" w:line="252" w:lineRule="auto"/>
+              <w:jc w:val="left"/>
+            </w:pPr>
+            <w:r/>
+            <w:r>
+              <w:t>BULL</w:t>
+            </w:r>
+          </w:p>
+        </w:tc>
+      </w:tr>
+      <w:tr>
+        <w:tc>
+          <w:tcPr>
+            <w:tcW w:type="dxa" w:w="1584"/>
+            <w:shd w:fill="F8FAFC"/>
+            <w:tcMar>
+              <w:top w:w="100" w:type="dxa"/>
+              <w:bottom w:w="100" w:type="dxa"/>
+              <w:left w:w="120" w:type="dxa"/>
+              <w:right w:w="120" w:type="dxa"/>
+            </w:tcMar>
+            <w:tcBorders>
+              <w:top w:val="single" w:sz="4" w:space="0" w:color="CCCCCC"/>
+              <w:bottom w:val="single" w:sz="4" w:space="0" w:color="CCCCCC"/>
+              <w:left w:val="single" w:sz="4" w:space="0" w:color="CCCCCC"/>
+              <w:right w:val="single" w:sz="4" w:space="0" w:color="CCCCCC"/>
+            </w:tcBorders>
+          </w:tcPr>
+          <w:p>
+            <w:pPr>
+              <w:spacing w:before="60" w:after="60" w:line="252" w:lineRule="auto"/>
+              <w:jc w:val="left"/>
+            </w:pPr>
+            <w:r/>
+            <w:r>
+              <w:rPr>
+                <w:b/>
+              </w:rPr>
+              <w:t>Thu 03/09</w:t>
+            </w:r>
+          </w:p>
+        </w:tc>
+        <w:tc>
+          <w:tcPr>
+            <w:tcW w:type="dxa" w:w="864"/>
+            <w:shd w:fill="F8FAFC"/>
+            <w:tcMar>
+              <w:top w:w="100" w:type="dxa"/>
+              <w:bottom w:w="100" w:type="dxa"/>
+              <w:left w:w="120" w:type="dxa"/>
+              <w:right w:w="120" w:type="dxa"/>
+            </w:tcMar>
+            <w:tcBorders>
+              <w:top w:val="single" w:sz="4" w:space="0" w:color="CCCCCC"/>
+              <w:bottom w:val="single" w:sz="4" w:space="0" w:color="CCCCCC"/>
+              <w:left w:val="single" w:sz="4" w:space="0" w:color="CCCCCC"/>
+              <w:right w:val="single" w:sz="4" w:space="0" w:color="CCCCCC"/>
+            </w:tcBorders>
+          </w:tcPr>
+          <w:p>
+            <w:pPr>
+              <w:spacing w:before="60" w:after="60" w:line="252" w:lineRule="auto"/>
+              <w:jc w:val="left"/>
+            </w:pPr>
+            <w:r/>
+            <w:r>
+              <w:t>Asia 07-11</w:t>
+            </w:r>
+          </w:p>
+        </w:tc>
+        <w:tc>
+          <w:tcPr>
+            <w:tcW w:type="dxa" w:w="1440"/>
+            <w:shd w:fill="F8FAFC"/>
+            <w:tcMar>
+              <w:top w:w="100" w:type="dxa"/>
+              <w:bottom w:w="100" w:type="dxa"/>
+              <w:left w:w="120" w:type="dxa"/>
+              <w:right w:w="120" w:type="dxa"/>
+            </w:tcMar>
+            <w:tcBorders>
+              <w:top w:val="single" w:sz="4" w:space="0" w:color="CCCCCC"/>
+              <w:bottom w:val="single" w:sz="4" w:space="0" w:color="CCCCCC"/>
+              <w:left w:val="single" w:sz="4" w:space="0" w:color="CCCCCC"/>
+              <w:right w:val="single" w:sz="4" w:space="0" w:color="CCCCCC"/>
+            </w:tcBorders>
+          </w:tcPr>
+          <w:p>
+            <w:pPr>
+              <w:spacing w:before="60" w:after="60" w:line="252" w:lineRule="auto"/>
+              <w:jc w:val="left"/>
+            </w:pPr>
+            <w:r/>
+            <w:r>
+              <w:t>787.00</w:t>
+            </w:r>
+          </w:p>
+        </w:tc>
+        <w:tc>
+          <w:tcPr>
+            <w:tcW w:type="dxa" w:w="2016"/>
+            <w:shd w:fill="F8FAFC"/>
+            <w:tcMar>
+              <w:top w:w="100" w:type="dxa"/>
+              <w:bottom w:w="100" w:type="dxa"/>
+              <w:left w:w="120" w:type="dxa"/>
+              <w:right w:w="120" w:type="dxa"/>
+            </w:tcMar>
+            <w:tcBorders>
+              <w:top w:val="single" w:sz="4" w:space="0" w:color="CCCCCC"/>
+              <w:bottom w:val="single" w:sz="4" w:space="0" w:color="CCCCCC"/>
+              <w:left w:val="single" w:sz="4" w:space="0" w:color="CCCCCC"/>
+              <w:right w:val="single" w:sz="4" w:space="0" w:color="CCCCCC"/>
+            </w:tcBorders>
+          </w:tcPr>
+          <w:p>
+            <w:pPr>
+              <w:spacing w:before="60" w:after="60" w:line="252" w:lineRule="auto"/>
+              <w:jc w:val="left"/>
+            </w:pPr>
+            <w:r/>
+            <w:r>
+              <w:t>797.50</w:t>
+            </w:r>
+          </w:p>
+        </w:tc>
+        <w:tc>
+          <w:tcPr>
+            <w:tcW w:type="dxa" w:w="1152"/>
+            <w:shd w:fill="F8FAFC"/>
+            <w:tcMar>
+              <w:top w:w="100" w:type="dxa"/>
+              <w:bottom w:w="100" w:type="dxa"/>
+              <w:left w:w="120" w:type="dxa"/>
+              <w:right w:w="120" w:type="dxa"/>
+            </w:tcMar>
+            <w:tcBorders>
+              <w:top w:val="single" w:sz="4" w:space="0" w:color="CCCCCC"/>
+              <w:bottom w:val="single" w:sz="4" w:space="0" w:color="CCCCCC"/>
+              <w:left w:val="single" w:sz="4" w:space="0" w:color="CCCCCC"/>
+              <w:right w:val="single" w:sz="4" w:space="0" w:color="CCCCCC"/>
+            </w:tcBorders>
+          </w:tcPr>
+          <w:p>
+            <w:pPr>
+              <w:spacing w:before="60" w:after="60" w:line="252" w:lineRule="auto"/>
+              <w:jc w:val="left"/>
+            </w:pPr>
+            <w:r/>
+            <w:r>
+              <w:t>779.75</w:t>
+            </w:r>
+          </w:p>
+        </w:tc>
+        <w:tc>
+          <w:tcPr>
+            <w:tcW w:type="dxa" w:w="1728"/>
+            <w:shd w:fill="F8FAFC"/>
+            <w:tcMar>
+              <w:top w:w="100" w:type="dxa"/>
+              <w:bottom w:w="100" w:type="dxa"/>
+              <w:left w:w="120" w:type="dxa"/>
+              <w:right w:w="120" w:type="dxa"/>
+            </w:tcMar>
+            <w:tcBorders>
+              <w:top w:val="single" w:sz="4" w:space="0" w:color="CCCCCC"/>
+              <w:bottom w:val="single" w:sz="4" w:space="0" w:color="CCCCCC"/>
+              <w:left w:val="single" w:sz="4" w:space="0" w:color="CCCCCC"/>
+              <w:right w:val="single" w:sz="4" w:space="0" w:color="CCCCCC"/>
+            </w:tcBorders>
+          </w:tcPr>
+          <w:p>
+            <w:pPr>
+              <w:spacing w:before="60" w:after="60" w:line="252" w:lineRule="auto"/>
+              <w:jc w:val="left"/>
+            </w:pPr>
+            <w:r/>
+            <w:r>
+              <w:rPr>
+                <w:b/>
+              </w:rPr>
+              <w:t>786.75</w:t>
+            </w:r>
+          </w:p>
+        </w:tc>
+        <w:tc>
+          <w:tcPr>
+            <w:tcW w:type="dxa" w:w="3456"/>
+            <w:shd w:fill="F8FAFC"/>
+            <w:tcMar>
+              <w:top w:w="100" w:type="dxa"/>
+              <w:bottom w:w="100" w:type="dxa"/>
+              <w:left w:w="120" w:type="dxa"/>
+              <w:right w:w="120" w:type="dxa"/>
+            </w:tcMar>
+            <w:tcBorders>
+              <w:top w:val="single" w:sz="4" w:space="0" w:color="CCCCCC"/>
+              <w:bottom w:val="single" w:sz="4" w:space="0" w:color="CCCCCC"/>
+              <w:left w:val="single" w:sz="4" w:space="0" w:color="CCCCCC"/>
+              <w:right w:val="single" w:sz="4" w:space="0" w:color="CCCCCC"/>
+            </w:tcBorders>
+          </w:tcPr>
+          <w:p>
+            <w:pPr>
+              <w:spacing w:before="60" w:after="60" w:line="252" w:lineRule="auto"/>
+              <w:jc w:val="left"/>
+            </w:pPr>
+            <w:r/>
+            <w:r>
+              <w:rPr>
+                <w:b/>
+              </w:rPr>
+              <w:t>-0.25</w:t>
+            </w:r>
+          </w:p>
+        </w:tc>
+        <w:tc>
+          <w:tcPr>
+            <w:tcW w:type="dxa" w:w="1440"/>
+            <w:shd w:fill="F8FAFC"/>
+            <w:tcMar>
+              <w:top w:w="100" w:type="dxa"/>
+              <w:bottom w:w="100" w:type="dxa"/>
+              <w:left w:w="120" w:type="dxa"/>
+              <w:right w:w="120" w:type="dxa"/>
+            </w:tcMar>
+            <w:tcBorders>
+              <w:top w:val="single" w:sz="4" w:space="0" w:color="CCCCCC"/>
+              <w:bottom w:val="single" w:sz="4" w:space="0" w:color="CCCCCC"/>
+              <w:left w:val="single" w:sz="4" w:space="0" w:color="CCCCCC"/>
+              <w:right w:val="single" w:sz="4" w:space="0" w:color="CCCCCC"/>
+            </w:tcBorders>
+          </w:tcPr>
+          <w:p>
+            <w:pPr>
+              <w:spacing w:before="60" w:after="60" w:line="252" w:lineRule="auto"/>
+              <w:jc w:val="left"/>
+            </w:pPr>
+            <w:r/>
+            <w:r>
+              <w:t>BEAR</w:t>
+            </w:r>
+          </w:p>
+        </w:tc>
+      </w:tr>
+      <w:tr>
+        <w:tc>
+          <w:tcPr>
+            <w:tcW w:type="dxa" w:w="1584"/>
+            <w:shd w:fill="FFFFFF"/>
+            <w:tcMar>
+              <w:top w:w="100" w:type="dxa"/>
+              <w:bottom w:w="100" w:type="dxa"/>
+              <w:left w:w="120" w:type="dxa"/>
+              <w:right w:w="120" w:type="dxa"/>
+            </w:tcMar>
+            <w:tcBorders>
+              <w:top w:val="single" w:sz="4" w:space="0" w:color="CCCCCC"/>
+              <w:bottom w:val="single" w:sz="4" w:space="0" w:color="CCCCCC"/>
+              <w:left w:val="single" w:sz="4" w:space="0" w:color="CCCCCC"/>
+              <w:right w:val="single" w:sz="4" w:space="0" w:color="CCCCCC"/>
+            </w:tcBorders>
+          </w:tcPr>
+          <w:p>
+            <w:pPr>
+              <w:spacing w:before="60" w:after="60" w:line="252" w:lineRule="auto"/>
+              <w:jc w:val="left"/>
+            </w:pPr>
+            <w:r/>
+            <w:r>
+              <w:rPr>
+                <w:b/>
+              </w:rPr>
+              <w:t>Thu 03/09</w:t>
+            </w:r>
+          </w:p>
+        </w:tc>
+        <w:tc>
+          <w:tcPr>
+            <w:tcW w:type="dxa" w:w="864"/>
+            <w:shd w:fill="FFFFFF"/>
+            <w:tcMar>
+              <w:top w:w="100" w:type="dxa"/>
+              <w:bottom w:w="100" w:type="dxa"/>
+              <w:left w:w="120" w:type="dxa"/>
+              <w:right w:w="120" w:type="dxa"/>
+            </w:tcMar>
+            <w:tcBorders>
+              <w:top w:val="single" w:sz="4" w:space="0" w:color="CCCCCC"/>
+              <w:bottom w:val="single" w:sz="4" w:space="0" w:color="CCCCCC"/>
+              <w:left w:val="single" w:sz="4" w:space="0" w:color="CCCCCC"/>
+              <w:right w:val="single" w:sz="4" w:space="0" w:color="CCCCCC"/>
+            </w:tcBorders>
+          </w:tcPr>
+          <w:p>
+            <w:pPr>
+              <w:spacing w:before="60" w:after="60" w:line="252" w:lineRule="auto"/>
+              <w:jc w:val="left"/>
+            </w:pPr>
+            <w:r/>
+            <w:r>
+              <w:t>Asia 11-15</w:t>
+            </w:r>
+          </w:p>
+        </w:tc>
+        <w:tc>
+          <w:tcPr>
+            <w:tcW w:type="dxa" w:w="1440"/>
+            <w:shd w:fill="FFFFFF"/>
+            <w:tcMar>
+              <w:top w:w="100" w:type="dxa"/>
+              <w:bottom w:w="100" w:type="dxa"/>
+              <w:left w:w="120" w:type="dxa"/>
+              <w:right w:w="120" w:type="dxa"/>
+            </w:tcMar>
+            <w:tcBorders>
+              <w:top w:val="single" w:sz="4" w:space="0" w:color="CCCCCC"/>
+              <w:bottom w:val="single" w:sz="4" w:space="0" w:color="CCCCCC"/>
+              <w:left w:val="single" w:sz="4" w:space="0" w:color="CCCCCC"/>
+              <w:right w:val="single" w:sz="4" w:space="0" w:color="CCCCCC"/>
+            </w:tcBorders>
+          </w:tcPr>
+          <w:p>
+            <w:pPr>
+              <w:spacing w:before="60" w:after="60" w:line="252" w:lineRule="auto"/>
+              <w:jc w:val="left"/>
+            </w:pPr>
+            <w:r/>
+            <w:r>
+              <w:t>786.75</w:t>
+            </w:r>
+          </w:p>
+        </w:tc>
+        <w:tc>
+          <w:tcPr>
+            <w:tcW w:type="dxa" w:w="2016"/>
+            <w:shd w:fill="FFFFFF"/>
+            <w:tcMar>
+              <w:top w:w="100" w:type="dxa"/>
+              <w:bottom w:w="100" w:type="dxa"/>
+              <w:left w:w="120" w:type="dxa"/>
+              <w:right w:w="120" w:type="dxa"/>
+            </w:tcMar>
+            <w:tcBorders>
+              <w:top w:val="single" w:sz="4" w:space="0" w:color="CCCCCC"/>
+              <w:bottom w:val="single" w:sz="4" w:space="0" w:color="CCCCCC"/>
+              <w:left w:val="single" w:sz="4" w:space="0" w:color="CCCCCC"/>
+              <w:right w:val="single" w:sz="4" w:space="0" w:color="CCCCCC"/>
+            </w:tcBorders>
+          </w:tcPr>
+          <w:p>
+            <w:pPr>
+              <w:spacing w:before="60" w:after="60" w:line="252" w:lineRule="auto"/>
+              <w:jc w:val="left"/>
+            </w:pPr>
+            <w:r/>
+            <w:r>
+              <w:t>796.50</w:t>
+            </w:r>
+          </w:p>
+        </w:tc>
+        <w:tc>
+          <w:tcPr>
+            <w:tcW w:type="dxa" w:w="1152"/>
+            <w:shd w:fill="FFFFFF"/>
+            <w:tcMar>
+              <w:top w:w="100" w:type="dxa"/>
+              <w:bottom w:w="100" w:type="dxa"/>
+              <w:left w:w="120" w:type="dxa"/>
+              <w:right w:w="120" w:type="dxa"/>
+            </w:tcMar>
+            <w:tcBorders>
+              <w:top w:val="single" w:sz="4" w:space="0" w:color="CCCCCC"/>
+              <w:bottom w:val="single" w:sz="4" w:space="0" w:color="CCCCCC"/>
+              <w:left w:val="single" w:sz="4" w:space="0" w:color="CCCCCC"/>
+              <w:right w:val="single" w:sz="4" w:space="0" w:color="CCCCCC"/>
+            </w:tcBorders>
+          </w:tcPr>
+          <w:p>
+            <w:pPr>
+              <w:spacing w:before="60" w:after="60" w:line="252" w:lineRule="auto"/>
+              <w:jc w:val="left"/>
+            </w:pPr>
+            <w:r/>
+            <w:r>
+              <w:t>777.00</w:t>
+            </w:r>
+          </w:p>
+        </w:tc>
+        <w:tc>
+          <w:tcPr>
+            <w:tcW w:type="dxa" w:w="1728"/>
+            <w:shd w:fill="FFFFFF"/>
+            <w:tcMar>
+              <w:top w:w="100" w:type="dxa"/>
+              <w:bottom w:w="100" w:type="dxa"/>
+              <w:left w:w="120" w:type="dxa"/>
+              <w:right w:w="120" w:type="dxa"/>
+            </w:tcMar>
+            <w:tcBorders>
+              <w:top w:val="single" w:sz="4" w:space="0" w:color="CCCCCC"/>
+              <w:bottom w:val="single" w:sz="4" w:space="0" w:color="CCCCCC"/>
+              <w:left w:val="single" w:sz="4" w:space="0" w:color="CCCCCC"/>
+              <w:right w:val="single" w:sz="4" w:space="0" w:color="CCCCCC"/>
+            </w:tcBorders>
+          </w:tcPr>
+          <w:p>
+            <w:pPr>
+              <w:spacing w:before="60" w:after="60" w:line="252" w:lineRule="auto"/>
+              <w:jc w:val="left"/>
+            </w:pPr>
+            <w:r/>
+            <w:r>
+              <w:rPr>
+                <w:b/>
+              </w:rPr>
+              <w:t>787.25</w:t>
+            </w:r>
+          </w:p>
+        </w:tc>
+        <w:tc>
+          <w:tcPr>
+            <w:tcW w:type="dxa" w:w="3456"/>
+            <w:shd w:fill="FFFFFF"/>
+            <w:tcMar>
+              <w:top w:w="100" w:type="dxa"/>
+              <w:bottom w:w="100" w:type="dxa"/>
+              <w:left w:w="120" w:type="dxa"/>
+              <w:right w:w="120" w:type="dxa"/>
+            </w:tcMar>
+            <w:tcBorders>
+              <w:top w:val="single" w:sz="4" w:space="0" w:color="CCCCCC"/>
+              <w:bottom w:val="single" w:sz="4" w:space="0" w:color="CCCCCC"/>
+              <w:left w:val="single" w:sz="4" w:space="0" w:color="CCCCCC"/>
+              <w:right w:val="single" w:sz="4" w:space="0" w:color="CCCCCC"/>
+            </w:tcBorders>
+          </w:tcPr>
+          <w:p>
+            <w:pPr>
+              <w:spacing w:before="60" w:after="60" w:line="252" w:lineRule="auto"/>
+              <w:jc w:val="left"/>
+            </w:pPr>
+            <w:r/>
+            <w:r>
+              <w:rPr>
+                <w:b/>
+              </w:rPr>
+              <w:t>+0.50</w:t>
+            </w:r>
+          </w:p>
+        </w:tc>
+        <w:tc>
+          <w:tcPr>
+            <w:tcW w:type="dxa" w:w="1440"/>
+            <w:shd w:fill="FFFFFF"/>
+            <w:tcMar>
+              <w:top w:w="100" w:type="dxa"/>
+              <w:bottom w:w="100" w:type="dxa"/>
+              <w:left w:w="120" w:type="dxa"/>
+              <w:right w:w="120" w:type="dxa"/>
+            </w:tcMar>
+            <w:tcBorders>
+              <w:top w:val="single" w:sz="4" w:space="0" w:color="CCCCCC"/>
+              <w:bottom w:val="single" w:sz="4" w:space="0" w:color="CCCCCC"/>
+              <w:left w:val="single" w:sz="4" w:space="0" w:color="CCCCCC"/>
+              <w:right w:val="single" w:sz="4" w:space="0" w:color="CCCCCC"/>
+            </w:tcBorders>
+          </w:tcPr>
+          <w:p>
+            <w:pPr>
+              <w:spacing w:before="60" w:after="60" w:line="252" w:lineRule="auto"/>
+              <w:jc w:val="left"/>
+            </w:pPr>
+            <w:r/>
+            <w:r>
+              <w:t>BULL</w:t>
+            </w:r>
+          </w:p>
+        </w:tc>
+      </w:tr>
+      <w:tr>
+        <w:tc>
+          <w:tcPr>
+            <w:tcW w:type="dxa" w:w="1584"/>
+            <w:shd w:fill="F8FAFC"/>
+            <w:tcMar>
+              <w:top w:w="100" w:type="dxa"/>
+              <w:bottom w:w="100" w:type="dxa"/>
+              <w:left w:w="120" w:type="dxa"/>
+              <w:right w:w="120" w:type="dxa"/>
+            </w:tcMar>
+            <w:tcBorders>
+              <w:top w:val="single" w:sz="4" w:space="0" w:color="CCCCCC"/>
+              <w:bottom w:val="single" w:sz="4" w:space="0" w:color="CCCCCC"/>
+              <w:left w:val="single" w:sz="4" w:space="0" w:color="CCCCCC"/>
+              <w:right w:val="single" w:sz="4" w:space="0" w:color="CCCCCC"/>
+            </w:tcBorders>
+          </w:tcPr>
+          <w:p>
+            <w:pPr>
+              <w:spacing w:before="60" w:after="60" w:line="252" w:lineRule="auto"/>
+              <w:jc w:val="left"/>
+            </w:pPr>
+            <w:r/>
+            <w:r>
+              <w:rPr>
+                <w:b/>
+              </w:rPr>
+              <w:t>Thu 03/09</w:t>
+            </w:r>
+          </w:p>
+        </w:tc>
+        <w:tc>
+          <w:tcPr>
+            <w:tcW w:type="dxa" w:w="864"/>
+            <w:shd w:fill="F8FAFC"/>
+            <w:tcMar>
+              <w:top w:w="100" w:type="dxa"/>
+              <w:bottom w:w="100" w:type="dxa"/>
+              <w:left w:w="120" w:type="dxa"/>
+              <w:right w:w="120" w:type="dxa"/>
+            </w:tcMar>
+            <w:tcBorders>
+              <w:top w:val="single" w:sz="4" w:space="0" w:color="CCCCCC"/>
+              <w:bottom w:val="single" w:sz="4" w:space="0" w:color="CCCCCC"/>
+              <w:left w:val="single" w:sz="4" w:space="0" w:color="CCCCCC"/>
+              <w:right w:val="single" w:sz="4" w:space="0" w:color="CCCCCC"/>
+            </w:tcBorders>
+          </w:tcPr>
+          <w:p>
+            <w:pPr>
+              <w:spacing w:before="60" w:after="60" w:line="252" w:lineRule="auto"/>
+              <w:jc w:val="left"/>
+            </w:pPr>
+            <w:r/>
+            <w:r>
+              <w:t>London 15-19</w:t>
+            </w:r>
+          </w:p>
+        </w:tc>
+        <w:tc>
+          <w:tcPr>
+            <w:tcW w:type="dxa" w:w="1440"/>
+            <w:shd w:fill="F8FAFC"/>
+            <w:tcMar>
+              <w:top w:w="100" w:type="dxa"/>
+              <w:bottom w:w="100" w:type="dxa"/>
+              <w:left w:w="120" w:type="dxa"/>
+              <w:right w:w="120" w:type="dxa"/>
+            </w:tcMar>
+            <w:tcBorders>
+              <w:top w:val="single" w:sz="4" w:space="0" w:color="CCCCCC"/>
+              <w:bottom w:val="single" w:sz="4" w:space="0" w:color="CCCCCC"/>
+              <w:left w:val="single" w:sz="4" w:space="0" w:color="CCCCCC"/>
+              <w:right w:val="single" w:sz="4" w:space="0" w:color="CCCCCC"/>
+            </w:tcBorders>
+          </w:tcPr>
+          <w:p>
+            <w:pPr>
+              <w:spacing w:before="60" w:after="60" w:line="252" w:lineRule="auto"/>
+              <w:jc w:val="left"/>
+            </w:pPr>
+            <w:r/>
+            <w:r>
+              <w:t>787.25</w:t>
+            </w:r>
+          </w:p>
+        </w:tc>
+        <w:tc>
+          <w:tcPr>
+            <w:tcW w:type="dxa" w:w="2016"/>
+            <w:shd w:fill="F8FAFC"/>
+            <w:tcMar>
+              <w:top w:w="100" w:type="dxa"/>
+              <w:bottom w:w="100" w:type="dxa"/>
+              <w:left w:w="120" w:type="dxa"/>
+              <w:right w:w="120" w:type="dxa"/>
+            </w:tcMar>
+            <w:tcBorders>
+              <w:top w:val="single" w:sz="4" w:space="0" w:color="CCCCCC"/>
+              <w:bottom w:val="single" w:sz="4" w:space="0" w:color="CCCCCC"/>
+              <w:left w:val="single" w:sz="4" w:space="0" w:color="CCCCCC"/>
+              <w:right w:val="single" w:sz="4" w:space="0" w:color="CCCCCC"/>
+            </w:tcBorders>
+          </w:tcPr>
+          <w:p>
+            <w:pPr>
+              <w:spacing w:before="60" w:after="60" w:line="252" w:lineRule="auto"/>
+              <w:jc w:val="left"/>
+            </w:pPr>
+            <w:r/>
+            <w:r>
+              <w:t>798.00</w:t>
+            </w:r>
+          </w:p>
+        </w:tc>
+        <w:tc>
+          <w:tcPr>
+            <w:tcW w:type="dxa" w:w="1152"/>
+            <w:shd w:fill="F8FAFC"/>
+            <w:tcMar>
+              <w:top w:w="100" w:type="dxa"/>
+              <w:bottom w:w="100" w:type="dxa"/>
+              <w:left w:w="120" w:type="dxa"/>
+              <w:right w:w="120" w:type="dxa"/>
+            </w:tcMar>
+            <w:tcBorders>
+              <w:top w:val="single" w:sz="4" w:space="0" w:color="CCCCCC"/>
+              <w:bottom w:val="single" w:sz="4" w:space="0" w:color="CCCCCC"/>
+              <w:left w:val="single" w:sz="4" w:space="0" w:color="CCCCCC"/>
+              <w:right w:val="single" w:sz="4" w:space="0" w:color="CCCCCC"/>
+            </w:tcBorders>
+          </w:tcPr>
+          <w:p>
+            <w:pPr>
+              <w:spacing w:before="60" w:after="60" w:line="252" w:lineRule="auto"/>
+              <w:jc w:val="left"/>
+            </w:pPr>
+            <w:r/>
+            <w:r>
+              <w:t>780.00</w:t>
+            </w:r>
+          </w:p>
+        </w:tc>
+        <w:tc>
+          <w:tcPr>
+            <w:tcW w:type="dxa" w:w="1728"/>
+            <w:shd w:fill="F8FAFC"/>
+            <w:tcMar>
+              <w:top w:w="100" w:type="dxa"/>
+              <w:bottom w:w="100" w:type="dxa"/>
+              <w:left w:w="120" w:type="dxa"/>
+              <w:right w:w="120" w:type="dxa"/>
+            </w:tcMar>
+            <w:tcBorders>
+              <w:top w:val="single" w:sz="4" w:space="0" w:color="CCCCCC"/>
+              <w:bottom w:val="single" w:sz="4" w:space="0" w:color="CCCCCC"/>
+              <w:left w:val="single" w:sz="4" w:space="0" w:color="CCCCCC"/>
+              <w:right w:val="single" w:sz="4" w:space="0" w:color="CCCCCC"/>
+            </w:tcBorders>
+          </w:tcPr>
+          <w:p>
+            <w:pPr>
+              <w:spacing w:before="60" w:after="60" w:line="252" w:lineRule="auto"/>
+              <w:jc w:val="left"/>
+            </w:pPr>
+            <w:r/>
+            <w:r>
+              <w:rPr>
+                <w:b/>
+              </w:rPr>
+              <w:t>788.00</w:t>
+            </w:r>
+          </w:p>
+        </w:tc>
+        <w:tc>
+          <w:tcPr>
+            <w:tcW w:type="dxa" w:w="3456"/>
+            <w:shd w:fill="F8FAFC"/>
+            <w:tcMar>
+              <w:top w:w="100" w:type="dxa"/>
+              <w:bottom w:w="100" w:type="dxa"/>
+              <w:left w:w="120" w:type="dxa"/>
+              <w:right w:w="120" w:type="dxa"/>
+            </w:tcMar>
+            <w:tcBorders>
+              <w:top w:val="single" w:sz="4" w:space="0" w:color="CCCCCC"/>
+              <w:bottom w:val="single" w:sz="4" w:space="0" w:color="CCCCCC"/>
+              <w:left w:val="single" w:sz="4" w:space="0" w:color="CCCCCC"/>
+              <w:right w:val="single" w:sz="4" w:space="0" w:color="CCCCCC"/>
+            </w:tcBorders>
+          </w:tcPr>
+          <w:p>
+            <w:pPr>
+              <w:spacing w:before="60" w:after="60" w:line="252" w:lineRule="auto"/>
+              <w:jc w:val="left"/>
+            </w:pPr>
+            <w:r/>
+            <w:r>
+              <w:rPr>
+                <w:b/>
+              </w:rPr>
+              <w:t>+0.75</w:t>
+            </w:r>
+          </w:p>
+        </w:tc>
+        <w:tc>
+          <w:tcPr>
+            <w:tcW w:type="dxa" w:w="1440"/>
+            <w:shd w:fill="F8FAFC"/>
+            <w:tcMar>
+              <w:top w:w="100" w:type="dxa"/>
+              <w:bottom w:w="100" w:type="dxa"/>
+              <w:left w:w="120" w:type="dxa"/>
+              <w:right w:w="120" w:type="dxa"/>
+            </w:tcMar>
+            <w:tcBorders>
+              <w:top w:val="single" w:sz="4" w:space="0" w:color="CCCCCC"/>
+              <w:bottom w:val="single" w:sz="4" w:space="0" w:color="CCCCCC"/>
+              <w:left w:val="single" w:sz="4" w:space="0" w:color="CCCCCC"/>
+              <w:right w:val="single" w:sz="4" w:space="0" w:color="CCCCCC"/>
+            </w:tcBorders>
+          </w:tcPr>
+          <w:p>
+            <w:pPr>
+              <w:spacing w:before="60" w:after="60" w:line="252" w:lineRule="auto"/>
+              <w:jc w:val="left"/>
+            </w:pPr>
+            <w:r/>
+            <w:r>
+              <w:t>BULL</w:t>
+            </w:r>
+          </w:p>
+        </w:tc>
+      </w:tr>
+      <w:tr>
+        <w:tc>
+          <w:tcPr>
+            <w:tcW w:type="dxa" w:w="1584"/>
+            <w:shd w:fill="FFFFFF"/>
+            <w:tcMar>
+              <w:top w:w="100" w:type="dxa"/>
+              <w:bottom w:w="100" w:type="dxa"/>
+              <w:left w:w="120" w:type="dxa"/>
+              <w:right w:w="120" w:type="dxa"/>
+            </w:tcMar>
+            <w:tcBorders>
+              <w:top w:val="single" w:sz="4" w:space="0" w:color="CCCCCC"/>
+              <w:bottom w:val="single" w:sz="4" w:space="0" w:color="CCCCCC"/>
+              <w:left w:val="single" w:sz="4" w:space="0" w:color="CCCCCC"/>
+              <w:right w:val="single" w:sz="4" w:space="0" w:color="CCCCCC"/>
+            </w:tcBorders>
+          </w:tcPr>
+          <w:p>
+            <w:pPr>
+              <w:spacing w:before="60" w:after="60" w:line="252" w:lineRule="auto"/>
+              <w:jc w:val="left"/>
+            </w:pPr>
+            <w:r/>
+            <w:r>
+              <w:rPr>
+                <w:b/>
+              </w:rPr>
+              <w:t>Thu 03/09</w:t>
+            </w:r>
+          </w:p>
+        </w:tc>
+        <w:tc>
+          <w:tcPr>
+            <w:tcW w:type="dxa" w:w="864"/>
+            <w:shd w:fill="FFFFFF"/>
+            <w:tcMar>
+              <w:top w:w="100" w:type="dxa"/>
+              <w:bottom w:w="100" w:type="dxa"/>
+              <w:left w:w="120" w:type="dxa"/>
+              <w:right w:w="120" w:type="dxa"/>
+            </w:tcMar>
+            <w:tcBorders>
+              <w:top w:val="single" w:sz="4" w:space="0" w:color="CCCCCC"/>
+              <w:bottom w:val="single" w:sz="4" w:space="0" w:color="CCCCCC"/>
+              <w:left w:val="single" w:sz="4" w:space="0" w:color="CCCCCC"/>
+              <w:right w:val="single" w:sz="4" w:space="0" w:color="CCCCCC"/>
+            </w:tcBorders>
+          </w:tcPr>
+          <w:p>
+            <w:pPr>
+              <w:spacing w:before="60" w:after="60" w:line="252" w:lineRule="auto"/>
+              <w:jc w:val="left"/>
+            </w:pPr>
+            <w:r/>
+            <w:r>
+              <w:t>Pre-NY 19-21</w:t>
+            </w:r>
+          </w:p>
+        </w:tc>
+        <w:tc>
+          <w:tcPr>
+            <w:tcW w:type="dxa" w:w="1440"/>
+            <w:shd w:fill="FFFFFF"/>
+            <w:tcMar>
+              <w:top w:w="100" w:type="dxa"/>
+              <w:bottom w:w="100" w:type="dxa"/>
+              <w:left w:w="120" w:type="dxa"/>
+              <w:right w:w="120" w:type="dxa"/>
+            </w:tcMar>
+            <w:tcBorders>
+              <w:top w:val="single" w:sz="4" w:space="0" w:color="CCCCCC"/>
+              <w:bottom w:val="single" w:sz="4" w:space="0" w:color="CCCCCC"/>
+              <w:left w:val="single" w:sz="4" w:space="0" w:color="CCCCCC"/>
+              <w:right w:val="single" w:sz="4" w:space="0" w:color="CCCCCC"/>
+            </w:tcBorders>
+          </w:tcPr>
+          <w:p>
+            <w:pPr>
+              <w:spacing w:before="60" w:after="60" w:line="252" w:lineRule="auto"/>
+              <w:jc w:val="left"/>
+            </w:pPr>
+            <w:r/>
+            <w:r>
+              <w:t>788.00</w:t>
+            </w:r>
+          </w:p>
+        </w:tc>
+        <w:tc>
+          <w:tcPr>
+            <w:tcW w:type="dxa" w:w="2016"/>
+            <w:shd w:fill="FFFFFF"/>
+            <w:tcMar>
+              <w:top w:w="100" w:type="dxa"/>
+              <w:bottom w:w="100" w:type="dxa"/>
+              <w:left w:w="120" w:type="dxa"/>
+              <w:right w:w="120" w:type="dxa"/>
+            </w:tcMar>
+            <w:tcBorders>
+              <w:top w:val="single" w:sz="4" w:space="0" w:color="CCCCCC"/>
+              <w:bottom w:val="single" w:sz="4" w:space="0" w:color="CCCCCC"/>
+              <w:left w:val="single" w:sz="4" w:space="0" w:color="CCCCCC"/>
+              <w:right w:val="single" w:sz="4" w:space="0" w:color="CCCCCC"/>
+            </w:tcBorders>
+          </w:tcPr>
+          <w:p>
+            <w:pPr>
+              <w:spacing w:before="60" w:after="60" w:line="252" w:lineRule="auto"/>
+              <w:jc w:val="left"/>
+            </w:pPr>
+            <w:r/>
+            <w:r>
+              <w:t>794.50</w:t>
+            </w:r>
+          </w:p>
+        </w:tc>
+        <w:tc>
+          <w:tcPr>
+            <w:tcW w:type="dxa" w:w="1152"/>
+            <w:shd w:fill="FFFFFF"/>
+            <w:tcMar>
+              <w:top w:w="100" w:type="dxa"/>
+              <w:bottom w:w="100" w:type="dxa"/>
+              <w:left w:w="120" w:type="dxa"/>
+              <w:right w:w="120" w:type="dxa"/>
+            </w:tcMar>
+            <w:tcBorders>
+              <w:top w:val="single" w:sz="4" w:space="0" w:color="CCCCCC"/>
+              <w:bottom w:val="single" w:sz="4" w:space="0" w:color="CCCCCC"/>
+              <w:left w:val="single" w:sz="4" w:space="0" w:color="CCCCCC"/>
+              <w:right w:val="single" w:sz="4" w:space="0" w:color="CCCCCC"/>
+            </w:tcBorders>
+          </w:tcPr>
+          <w:p>
+            <w:pPr>
+              <w:spacing w:before="60" w:after="60" w:line="252" w:lineRule="auto"/>
+              <w:jc w:val="left"/>
+            </w:pPr>
+            <w:r/>
+            <w:r>
+              <w:t>779.50</w:t>
+            </w:r>
+          </w:p>
+        </w:tc>
+        <w:tc>
+          <w:tcPr>
+            <w:tcW w:type="dxa" w:w="1728"/>
+            <w:shd w:fill="FFFFFF"/>
+            <w:tcMar>
+              <w:top w:w="100" w:type="dxa"/>
+              <w:bottom w:w="100" w:type="dxa"/>
+              <w:left w:w="120" w:type="dxa"/>
+              <w:right w:w="120" w:type="dxa"/>
+            </w:tcMar>
+            <w:tcBorders>
+              <w:top w:val="single" w:sz="4" w:space="0" w:color="CCCCCC"/>
+              <w:bottom w:val="single" w:sz="4" w:space="0" w:color="CCCCCC"/>
+              <w:left w:val="single" w:sz="4" w:space="0" w:color="CCCCCC"/>
+              <w:right w:val="single" w:sz="4" w:space="0" w:color="CCCCCC"/>
+            </w:tcBorders>
+          </w:tcPr>
+          <w:p>
+            <w:pPr>
+              <w:spacing w:before="60" w:after="60" w:line="252" w:lineRule="auto"/>
+              <w:jc w:val="left"/>
+            </w:pPr>
+            <w:r/>
+            <w:r>
+              <w:rPr>
+                <w:b/>
+              </w:rPr>
+              <w:t>788.50</w:t>
+            </w:r>
+          </w:p>
+        </w:tc>
+        <w:tc>
+          <w:tcPr>
+            <w:tcW w:type="dxa" w:w="3456"/>
+            <w:shd w:fill="FFFFFF"/>
+            <w:tcMar>
+              <w:top w:w="100" w:type="dxa"/>
+              <w:bottom w:w="100" w:type="dxa"/>
+              <w:left w:w="120" w:type="dxa"/>
+              <w:right w:w="120" w:type="dxa"/>
+            </w:tcMar>
+            <w:tcBorders>
+              <w:top w:val="single" w:sz="4" w:space="0" w:color="CCCCCC"/>
+              <w:bottom w:val="single" w:sz="4" w:space="0" w:color="CCCCCC"/>
+              <w:left w:val="single" w:sz="4" w:space="0" w:color="CCCCCC"/>
+              <w:right w:val="single" w:sz="4" w:space="0" w:color="CCCCCC"/>
+            </w:tcBorders>
+          </w:tcPr>
+          <w:p>
+            <w:pPr>
+              <w:spacing w:before="60" w:after="60" w:line="252" w:lineRule="auto"/>
+              <w:jc w:val="left"/>
+            </w:pPr>
+            <w:r/>
+            <w:r>
+              <w:rPr>
+                <w:b/>
+              </w:rPr>
+              <w:t>+0.50</w:t>
+            </w:r>
+          </w:p>
+        </w:tc>
+        <w:tc>
+          <w:tcPr>
+            <w:tcW w:type="dxa" w:w="1440"/>
+            <w:shd w:fill="FFFFFF"/>
+            <w:tcMar>
+              <w:top w:w="100" w:type="dxa"/>
+              <w:bottom w:w="100" w:type="dxa"/>
+              <w:left w:w="120" w:type="dxa"/>
+              <w:right w:w="120" w:type="dxa"/>
+            </w:tcMar>
+            <w:tcBorders>
+              <w:top w:val="single" w:sz="4" w:space="0" w:color="CCCCCC"/>
+              <w:bottom w:val="single" w:sz="4" w:space="0" w:color="CCCCCC"/>
+              <w:left w:val="single" w:sz="4" w:space="0" w:color="CCCCCC"/>
+              <w:right w:val="single" w:sz="4" w:space="0" w:color="CCCCCC"/>
+            </w:tcBorders>
+          </w:tcPr>
+          <w:p>
+            <w:pPr>
+              <w:spacing w:before="60" w:after="60" w:line="252" w:lineRule="auto"/>
+              <w:jc w:val="left"/>
+            </w:pPr>
+            <w:r/>
+            <w:r>
+              <w:t>BULL</w:t>
+            </w:r>
+          </w:p>
+        </w:tc>
+      </w:tr>
+      <w:tr>
+        <w:tc>
+          <w:tcPr>
+            <w:tcW w:type="dxa" w:w="1584"/>
+            <w:shd w:fill="F8FAFC"/>
+            <w:tcMar>
+              <w:top w:w="100" w:type="dxa"/>
+              <w:bottom w:w="100" w:type="dxa"/>
+              <w:left w:w="120" w:type="dxa"/>
+              <w:right w:w="120" w:type="dxa"/>
+            </w:tcMar>
+            <w:tcBorders>
+              <w:top w:val="single" w:sz="4" w:space="0" w:color="CCCCCC"/>
+              <w:bottom w:val="single" w:sz="4" w:space="0" w:color="CCCCCC"/>
+              <w:left w:val="single" w:sz="4" w:space="0" w:color="CCCCCC"/>
+              <w:right w:val="single" w:sz="4" w:space="0" w:color="CCCCCC"/>
+            </w:tcBorders>
+          </w:tcPr>
+          <w:p>
+            <w:pPr>
+              <w:spacing w:before="60" w:after="60" w:line="252" w:lineRule="auto"/>
+              <w:jc w:val="left"/>
+            </w:pPr>
+            <w:r/>
+            <w:r>
+              <w:rPr>
+                <w:b/>
+              </w:rPr>
+              <w:t>Thu 03/09</w:t>
+            </w:r>
+          </w:p>
+        </w:tc>
+        <w:tc>
+          <w:tcPr>
+            <w:tcW w:type="dxa" w:w="864"/>
+            <w:shd w:fill="F8FAFC"/>
+            <w:tcMar>
+              <w:top w:w="100" w:type="dxa"/>
+              <w:bottom w:w="100" w:type="dxa"/>
+              <w:left w:w="120" w:type="dxa"/>
+              <w:right w:w="120" w:type="dxa"/>
+            </w:tcMar>
+            <w:tcBorders>
+              <w:top w:val="single" w:sz="4" w:space="0" w:color="CCCCCC"/>
+              <w:bottom w:val="single" w:sz="4" w:space="0" w:color="CCCCCC"/>
+              <w:left w:val="single" w:sz="4" w:space="0" w:color="CCCCCC"/>
+              <w:right w:val="single" w:sz="4" w:space="0" w:color="CCCCCC"/>
+            </w:tcBorders>
+          </w:tcPr>
+          <w:p>
+            <w:pPr>
+              <w:spacing w:before="60" w:after="60" w:line="252" w:lineRule="auto"/>
+              <w:jc w:val="left"/>
+            </w:pPr>
+            <w:r/>
+            <w:r>
+              <w:t>NY Open 21-23</w:t>
+            </w:r>
+          </w:p>
+        </w:tc>
+        <w:tc>
+          <w:tcPr>
+            <w:tcW w:type="dxa" w:w="1440"/>
+            <w:shd w:fill="F8FAFC"/>
+            <w:tcMar>
+              <w:top w:w="100" w:type="dxa"/>
+              <w:bottom w:w="100" w:type="dxa"/>
+              <w:left w:w="120" w:type="dxa"/>
+              <w:right w:w="120" w:type="dxa"/>
+            </w:tcMar>
+            <w:tcBorders>
+              <w:top w:val="single" w:sz="4" w:space="0" w:color="CCCCCC"/>
+              <w:bottom w:val="single" w:sz="4" w:space="0" w:color="CCCCCC"/>
+              <w:left w:val="single" w:sz="4" w:space="0" w:color="CCCCCC"/>
+              <w:right w:val="single" w:sz="4" w:space="0" w:color="CCCCCC"/>
+            </w:tcBorders>
+          </w:tcPr>
+          <w:p>
+            <w:pPr>
+              <w:spacing w:before="60" w:after="60" w:line="252" w:lineRule="auto"/>
+              <w:jc w:val="left"/>
+            </w:pPr>
+            <w:r/>
+            <w:r>
+              <w:t>788.50</w:t>
+            </w:r>
+          </w:p>
+        </w:tc>
+        <w:tc>
+          <w:tcPr>
+            <w:tcW w:type="dxa" w:w="2016"/>
+            <w:shd w:fill="F8FAFC"/>
+            <w:tcMar>
+              <w:top w:w="100" w:type="dxa"/>
+              <w:bottom w:w="100" w:type="dxa"/>
+              <w:left w:w="120" w:type="dxa"/>
+              <w:right w:w="120" w:type="dxa"/>
+            </w:tcMar>
+            <w:tcBorders>
+              <w:top w:val="single" w:sz="4" w:space="0" w:color="CCCCCC"/>
+              <w:bottom w:val="single" w:sz="4" w:space="0" w:color="CCCCCC"/>
+              <w:left w:val="single" w:sz="4" w:space="0" w:color="CCCCCC"/>
+              <w:right w:val="single" w:sz="4" w:space="0" w:color="CCCCCC"/>
+            </w:tcBorders>
+          </w:tcPr>
+          <w:p>
+            <w:pPr>
+              <w:spacing w:before="60" w:after="60" w:line="252" w:lineRule="auto"/>
+              <w:jc w:val="left"/>
+            </w:pPr>
+            <w:r/>
+            <w:r>
+              <w:t>799.50</w:t>
+            </w:r>
+          </w:p>
+        </w:tc>
+        <w:tc>
+          <w:tcPr>
+            <w:tcW w:type="dxa" w:w="1152"/>
+            <w:shd w:fill="F8FAFC"/>
+            <w:tcMar>
+              <w:top w:w="100" w:type="dxa"/>
+              <w:bottom w:w="100" w:type="dxa"/>
+              <w:left w:w="120" w:type="dxa"/>
+              <w:right w:w="120" w:type="dxa"/>
+            </w:tcMar>
+            <w:tcBorders>
+              <w:top w:val="single" w:sz="4" w:space="0" w:color="CCCCCC"/>
+              <w:bottom w:val="single" w:sz="4" w:space="0" w:color="CCCCCC"/>
+              <w:left w:val="single" w:sz="4" w:space="0" w:color="CCCCCC"/>
+              <w:right w:val="single" w:sz="4" w:space="0" w:color="CCCCCC"/>
+            </w:tcBorders>
+          </w:tcPr>
+          <w:p>
+            <w:pPr>
+              <w:spacing w:before="60" w:after="60" w:line="252" w:lineRule="auto"/>
+              <w:jc w:val="left"/>
+            </w:pPr>
+            <w:r/>
+            <w:r>
+              <w:t>776.75</w:t>
+            </w:r>
+          </w:p>
+        </w:tc>
+        <w:tc>
+          <w:tcPr>
+            <w:tcW w:type="dxa" w:w="1728"/>
+            <w:shd w:fill="F8FAFC"/>
+            <w:tcMar>
+              <w:top w:w="100" w:type="dxa"/>
+              <w:bottom w:w="100" w:type="dxa"/>
+              <w:left w:w="120" w:type="dxa"/>
+              <w:right w:w="120" w:type="dxa"/>
+            </w:tcMar>
+            <w:tcBorders>
+              <w:top w:val="single" w:sz="4" w:space="0" w:color="CCCCCC"/>
+              <w:bottom w:val="single" w:sz="4" w:space="0" w:color="CCCCCC"/>
+              <w:left w:val="single" w:sz="4" w:space="0" w:color="CCCCCC"/>
+              <w:right w:val="single" w:sz="4" w:space="0" w:color="CCCCCC"/>
+            </w:tcBorders>
+          </w:tcPr>
+          <w:p>
+            <w:pPr>
+              <w:spacing w:before="60" w:after="60" w:line="252" w:lineRule="auto"/>
+              <w:jc w:val="left"/>
+            </w:pPr>
+            <w:r/>
+            <w:r>
+              <w:rPr>
+                <w:b/>
+              </w:rPr>
+              <w:t>792.00</w:t>
+            </w:r>
+          </w:p>
+        </w:tc>
+        <w:tc>
+          <w:tcPr>
+            <w:tcW w:type="dxa" w:w="3456"/>
+            <w:shd w:fill="F8FAFC"/>
+            <w:tcMar>
+              <w:top w:w="100" w:type="dxa"/>
+              <w:bottom w:w="100" w:type="dxa"/>
+              <w:left w:w="120" w:type="dxa"/>
+              <w:right w:w="120" w:type="dxa"/>
+            </w:tcMar>
+            <w:tcBorders>
+              <w:top w:val="single" w:sz="4" w:space="0" w:color="CCCCCC"/>
+              <w:bottom w:val="single" w:sz="4" w:space="0" w:color="CCCCCC"/>
+              <w:left w:val="single" w:sz="4" w:space="0" w:color="CCCCCC"/>
+              <w:right w:val="single" w:sz="4" w:space="0" w:color="CCCCCC"/>
+            </w:tcBorders>
+          </w:tcPr>
+          <w:p>
+            <w:pPr>
+              <w:spacing w:before="60" w:after="60" w:line="252" w:lineRule="auto"/>
+              <w:jc w:val="left"/>
+            </w:pPr>
+            <w:r/>
+            <w:r>
+              <w:rPr>
+                <w:b/>
+              </w:rPr>
+              <w:t>+3.50</w:t>
+            </w:r>
+          </w:p>
+        </w:tc>
+        <w:tc>
+          <w:tcPr>
+            <w:tcW w:type="dxa" w:w="1440"/>
+            <w:shd w:fill="F8FAFC"/>
+            <w:tcMar>
+              <w:top w:w="100" w:type="dxa"/>
+              <w:bottom w:w="100" w:type="dxa"/>
+              <w:left w:w="120" w:type="dxa"/>
+              <w:right w:w="120" w:type="dxa"/>
+            </w:tcMar>
+            <w:tcBorders>
+              <w:top w:val="single" w:sz="4" w:space="0" w:color="CCCCCC"/>
+              <w:bottom w:val="single" w:sz="4" w:space="0" w:color="CCCCCC"/>
+              <w:left w:val="single" w:sz="4" w:space="0" w:color="CCCCCC"/>
+              <w:right w:val="single" w:sz="4" w:space="0" w:color="CCCCCC"/>
+            </w:tcBorders>
+          </w:tcPr>
+          <w:p>
+            <w:pPr>
+              <w:spacing w:before="60" w:after="60" w:line="252" w:lineRule="auto"/>
+              <w:jc w:val="left"/>
+            </w:pPr>
+            <w:r/>
+            <w:r>
+              <w:t>BULL</w:t>
+            </w:r>
+          </w:p>
+        </w:tc>
+      </w:tr>
+      <w:tr>
+        <w:tc>
+          <w:tcPr>
+            <w:tcW w:type="dxa" w:w="1584"/>
+            <w:shd w:fill="FFFFFF"/>
+            <w:tcMar>
+              <w:top w:w="100" w:type="dxa"/>
+              <w:bottom w:w="100" w:type="dxa"/>
+              <w:left w:w="120" w:type="dxa"/>
+              <w:right w:w="120" w:type="dxa"/>
+            </w:tcMar>
+            <w:tcBorders>
+              <w:top w:val="single" w:sz="4" w:space="0" w:color="CCCCCC"/>
+              <w:bottom w:val="single" w:sz="4" w:space="0" w:color="CCCCCC"/>
+              <w:left w:val="single" w:sz="4" w:space="0" w:color="CCCCCC"/>
+              <w:right w:val="single" w:sz="4" w:space="0" w:color="CCCCCC"/>
+            </w:tcBorders>
+          </w:tcPr>
+          <w:p>
+            <w:pPr>
+              <w:spacing w:before="60" w:after="60" w:line="252" w:lineRule="auto"/>
+              <w:jc w:val="left"/>
+            </w:pPr>
+            <w:r/>
+            <w:r>
+              <w:rPr>
+                <w:b/>
+              </w:rPr>
+              <w:t>Thu 03/09</w:t>
+            </w:r>
+          </w:p>
+        </w:tc>
+        <w:tc>
+          <w:tcPr>
+            <w:tcW w:type="dxa" w:w="864"/>
+            <w:shd w:fill="FFFFFF"/>
+            <w:tcMar>
+              <w:top w:w="100" w:type="dxa"/>
+              <w:bottom w:w="100" w:type="dxa"/>
+              <w:left w:w="120" w:type="dxa"/>
+              <w:right w:w="120" w:type="dxa"/>
+            </w:tcMar>
+            <w:tcBorders>
+              <w:top w:val="single" w:sz="4" w:space="0" w:color="CCCCCC"/>
+              <w:bottom w:val="single" w:sz="4" w:space="0" w:color="CCCCCC"/>
+              <w:left w:val="single" w:sz="4" w:space="0" w:color="CCCCCC"/>
+              <w:right w:val="single" w:sz="4" w:space="0" w:color="CCCCCC"/>
+            </w:tcBorders>
+          </w:tcPr>
+          <w:p>
+            <w:pPr>
+              <w:spacing w:before="60" w:after="60" w:line="252" w:lineRule="auto"/>
+              <w:jc w:val="left"/>
+            </w:pPr>
+            <w:r/>
+            <w:r>
+              <w:t>NY Close 23-01</w:t>
+            </w:r>
+          </w:p>
+        </w:tc>
+        <w:tc>
+          <w:tcPr>
+            <w:tcW w:type="dxa" w:w="1440"/>
+            <w:shd w:fill="FFFFFF"/>
+            <w:tcMar>
+              <w:top w:w="100" w:type="dxa"/>
+              <w:bottom w:w="100" w:type="dxa"/>
+              <w:left w:w="120" w:type="dxa"/>
+              <w:right w:w="120" w:type="dxa"/>
+            </w:tcMar>
+            <w:tcBorders>
+              <w:top w:val="single" w:sz="4" w:space="0" w:color="CCCCCC"/>
+              <w:bottom w:val="single" w:sz="4" w:space="0" w:color="CCCCCC"/>
+              <w:left w:val="single" w:sz="4" w:space="0" w:color="CCCCCC"/>
+              <w:right w:val="single" w:sz="4" w:space="0" w:color="CCCCCC"/>
+            </w:tcBorders>
+          </w:tcPr>
+          <w:p>
+            <w:pPr>
+              <w:spacing w:before="60" w:after="60" w:line="252" w:lineRule="auto"/>
+              <w:jc w:val="left"/>
+            </w:pPr>
+            <w:r/>
+            <w:r>
+              <w:t>792.00</w:t>
+            </w:r>
+          </w:p>
+        </w:tc>
+        <w:tc>
+          <w:tcPr>
+            <w:tcW w:type="dxa" w:w="2016"/>
+            <w:shd w:fill="FFFFFF"/>
+            <w:tcMar>
+              <w:top w:w="100" w:type="dxa"/>
+              <w:bottom w:w="100" w:type="dxa"/>
+              <w:left w:w="120" w:type="dxa"/>
+              <w:right w:w="120" w:type="dxa"/>
+            </w:tcMar>
+            <w:tcBorders>
+              <w:top w:val="single" w:sz="4" w:space="0" w:color="CCCCCC"/>
+              <w:bottom w:val="single" w:sz="4" w:space="0" w:color="CCCCCC"/>
+              <w:left w:val="single" w:sz="4" w:space="0" w:color="CCCCCC"/>
+              <w:right w:val="single" w:sz="4" w:space="0" w:color="CCCCCC"/>
+            </w:tcBorders>
+          </w:tcPr>
+          <w:p>
+            <w:pPr>
+              <w:spacing w:before="60" w:after="60" w:line="252" w:lineRule="auto"/>
+              <w:jc w:val="left"/>
+            </w:pPr>
+            <w:r/>
+            <w:r>
+              <w:t>797.50</w:t>
+            </w:r>
+          </w:p>
+        </w:tc>
+        <w:tc>
+          <w:tcPr>
+            <w:tcW w:type="dxa" w:w="1152"/>
+            <w:shd w:fill="FFFFFF"/>
+            <w:tcMar>
+              <w:top w:w="100" w:type="dxa"/>
+              <w:bottom w:w="100" w:type="dxa"/>
+              <w:left w:w="120" w:type="dxa"/>
+              <w:right w:w="120" w:type="dxa"/>
+            </w:tcMar>
+            <w:tcBorders>
+              <w:top w:val="single" w:sz="4" w:space="0" w:color="CCCCCC"/>
+              <w:bottom w:val="single" w:sz="4" w:space="0" w:color="CCCCCC"/>
+              <w:left w:val="single" w:sz="4" w:space="0" w:color="CCCCCC"/>
+              <w:right w:val="single" w:sz="4" w:space="0" w:color="CCCCCC"/>
+            </w:tcBorders>
+          </w:tcPr>
+          <w:p>
+            <w:pPr>
+              <w:spacing w:before="60" w:after="60" w:line="252" w:lineRule="auto"/>
+              <w:jc w:val="left"/>
+            </w:pPr>
+            <w:r/>
+            <w:r>
+              <w:t>784.25</w:t>
+            </w:r>
+          </w:p>
+        </w:tc>
+        <w:tc>
+          <w:tcPr>
+            <w:tcW w:type="dxa" w:w="1728"/>
+            <w:shd w:fill="FFFFFF"/>
+            <w:tcMar>
+              <w:top w:w="100" w:type="dxa"/>
+              <w:bottom w:w="100" w:type="dxa"/>
+              <w:left w:w="120" w:type="dxa"/>
+              <w:right w:w="120" w:type="dxa"/>
+            </w:tcMar>
+            <w:tcBorders>
+              <w:top w:val="single" w:sz="4" w:space="0" w:color="CCCCCC"/>
+              <w:bottom w:val="single" w:sz="4" w:space="0" w:color="CCCCCC"/>
+              <w:left w:val="single" w:sz="4" w:space="0" w:color="CCCCCC"/>
+              <w:right w:val="single" w:sz="4" w:space="0" w:color="CCCCCC"/>
+            </w:tcBorders>
+          </w:tcPr>
+          <w:p>
+            <w:pPr>
+              <w:spacing w:before="60" w:after="60" w:line="252" w:lineRule="auto"/>
+              <w:jc w:val="left"/>
+            </w:pPr>
+            <w:r/>
+            <w:r>
+              <w:rPr>
+                <w:b/>
+              </w:rPr>
+              <w:t>792.75</w:t>
+            </w:r>
+          </w:p>
+        </w:tc>
+        <w:tc>
+          <w:tcPr>
+            <w:tcW w:type="dxa" w:w="3456"/>
+            <w:shd w:fill="FFFFFF"/>
+            <w:tcMar>
+              <w:top w:w="100" w:type="dxa"/>
+              <w:bottom w:w="100" w:type="dxa"/>
+              <w:left w:w="120" w:type="dxa"/>
+              <w:right w:w="120" w:type="dxa"/>
+            </w:tcMar>
+            <w:tcBorders>
+              <w:top w:val="single" w:sz="4" w:space="0" w:color="CCCCCC"/>
+              <w:bottom w:val="single" w:sz="4" w:space="0" w:color="CCCCCC"/>
+              <w:left w:val="single" w:sz="4" w:space="0" w:color="CCCCCC"/>
+              <w:right w:val="single" w:sz="4" w:space="0" w:color="CCCCCC"/>
+            </w:tcBorders>
+          </w:tcPr>
+          <w:p>
+            <w:pPr>
+              <w:spacing w:before="60" w:after="60" w:line="252" w:lineRule="auto"/>
+              <w:jc w:val="left"/>
+            </w:pPr>
+            <w:r/>
+            <w:r>
+              <w:rPr>
+                <w:b/>
+              </w:rPr>
+              <w:t>+0.75</w:t>
+            </w:r>
+          </w:p>
+        </w:tc>
+        <w:tc>
+          <w:tcPr>
+            <w:tcW w:type="dxa" w:w="1440"/>
+            <w:shd w:fill="FFFFFF"/>
+            <w:tcMar>
+              <w:top w:w="100" w:type="dxa"/>
+              <w:bottom w:w="100" w:type="dxa"/>
+              <w:left w:w="120" w:type="dxa"/>
+              <w:right w:w="120" w:type="dxa"/>
+            </w:tcMar>
+            <w:tcBorders>
+              <w:top w:val="single" w:sz="4" w:space="0" w:color="CCCCCC"/>
+              <w:bottom w:val="single" w:sz="4" w:space="0" w:color="CCCCCC"/>
+              <w:left w:val="single" w:sz="4" w:space="0" w:color="CCCCCC"/>
+              <w:right w:val="single" w:sz="4" w:space="0" w:color="CCCCCC"/>
+            </w:tcBorders>
+          </w:tcPr>
+          <w:p>
+            <w:pPr>
+              <w:spacing w:before="60" w:after="60" w:line="252" w:lineRule="auto"/>
+              <w:jc w:val="left"/>
+            </w:pPr>
+            <w:r/>
+            <w:r>
+              <w:t>BULL</w:t>
+            </w:r>
+          </w:p>
+        </w:tc>
+      </w:tr>
+      <w:tr>
+        <w:tc>
+          <w:tcPr>
+            <w:tcW w:type="dxa" w:w="1584"/>
+            <w:shd w:fill="F8FAFC"/>
+            <w:tcMar>
+              <w:top w:w="100" w:type="dxa"/>
+              <w:bottom w:w="100" w:type="dxa"/>
+              <w:left w:w="120" w:type="dxa"/>
+              <w:right w:w="120" w:type="dxa"/>
+            </w:tcMar>
+            <w:tcBorders>
+              <w:top w:val="single" w:sz="4" w:space="0" w:color="CCCCCC"/>
+              <w:bottom w:val="single" w:sz="4" w:space="0" w:color="CCCCCC"/>
+              <w:left w:val="single" w:sz="4" w:space="0" w:color="CCCCCC"/>
+              <w:right w:val="single" w:sz="4" w:space="0" w:color="CCCCCC"/>
+            </w:tcBorders>
+          </w:tcPr>
+          <w:p>
+            <w:pPr>
+              <w:spacing w:before="60" w:after="60" w:line="252" w:lineRule="auto"/>
+              <w:jc w:val="left"/>
+            </w:pPr>
+            <w:r/>
+            <w:r>
+              <w:rPr>
+                <w:b/>
+              </w:rPr>
+              <w:t>Fri 04/09</w:t>
+            </w:r>
+          </w:p>
+        </w:tc>
+        <w:tc>
+          <w:tcPr>
+            <w:tcW w:type="dxa" w:w="864"/>
+            <w:shd w:fill="F8FAFC"/>
+            <w:tcMar>
+              <w:top w:w="100" w:type="dxa"/>
+              <w:bottom w:w="100" w:type="dxa"/>
+              <w:left w:w="120" w:type="dxa"/>
+              <w:right w:w="120" w:type="dxa"/>
+            </w:tcMar>
+            <w:tcBorders>
+              <w:top w:val="single" w:sz="4" w:space="0" w:color="CCCCCC"/>
+              <w:bottom w:val="single" w:sz="4" w:space="0" w:color="CCCCCC"/>
+              <w:left w:val="single" w:sz="4" w:space="0" w:color="CCCCCC"/>
+              <w:right w:val="single" w:sz="4" w:space="0" w:color="CCCCCC"/>
+            </w:tcBorders>
+          </w:tcPr>
+          <w:p>
+            <w:pPr>
+              <w:spacing w:before="60" w:after="60" w:line="252" w:lineRule="auto"/>
+              <w:jc w:val="left"/>
+            </w:pPr>
+            <w:r/>
+            <w:r>
+              <w:t>Asia 07-11</w:t>
+            </w:r>
+          </w:p>
+        </w:tc>
+        <w:tc>
+          <w:tcPr>
+            <w:tcW w:type="dxa" w:w="1440"/>
+            <w:shd w:fill="F8FAFC"/>
+            <w:tcMar>
+              <w:top w:w="100" w:type="dxa"/>
+              <w:bottom w:w="100" w:type="dxa"/>
+              <w:left w:w="120" w:type="dxa"/>
+              <w:right w:w="120" w:type="dxa"/>
+            </w:tcMar>
+            <w:tcBorders>
+              <w:top w:val="single" w:sz="4" w:space="0" w:color="CCCCCC"/>
+              <w:bottom w:val="single" w:sz="4" w:space="0" w:color="CCCCCC"/>
+              <w:left w:val="single" w:sz="4" w:space="0" w:color="CCCCCC"/>
+              <w:right w:val="single" w:sz="4" w:space="0" w:color="CCCCCC"/>
+            </w:tcBorders>
+          </w:tcPr>
+          <w:p>
+            <w:pPr>
+              <w:spacing w:before="60" w:after="60" w:line="252" w:lineRule="auto"/>
+              <w:jc w:val="left"/>
+            </w:pPr>
+            <w:r/>
+            <w:r>
+              <w:t>792.75</w:t>
+            </w:r>
+          </w:p>
+        </w:tc>
+        <w:tc>
+          <w:tcPr>
+            <w:tcW w:type="dxa" w:w="2016"/>
+            <w:shd w:fill="F8FAFC"/>
+            <w:tcMar>
+              <w:top w:w="100" w:type="dxa"/>
+              <w:bottom w:w="100" w:type="dxa"/>
+              <w:left w:w="120" w:type="dxa"/>
+              <w:right w:w="120" w:type="dxa"/>
+            </w:tcMar>
+            <w:tcBorders>
+              <w:top w:val="single" w:sz="4" w:space="0" w:color="CCCCCC"/>
+              <w:bottom w:val="single" w:sz="4" w:space="0" w:color="CCCCCC"/>
+              <w:left w:val="single" w:sz="4" w:space="0" w:color="CCCCCC"/>
+              <w:right w:val="single" w:sz="4" w:space="0" w:color="CCCCCC"/>
+            </w:tcBorders>
+          </w:tcPr>
+          <w:p>
+            <w:pPr>
+              <w:spacing w:before="60" w:after="60" w:line="252" w:lineRule="auto"/>
+              <w:jc w:val="left"/>
+            </w:pPr>
+            <w:r/>
+            <w:r>
+              <w:t>802.00</w:t>
+            </w:r>
+          </w:p>
+        </w:tc>
+        <w:tc>
+          <w:tcPr>
+            <w:tcW w:type="dxa" w:w="1152"/>
+            <w:shd w:fill="F8FAFC"/>
+            <w:tcMar>
+              <w:top w:w="100" w:type="dxa"/>
+              <w:bottom w:w="100" w:type="dxa"/>
+              <w:left w:w="120" w:type="dxa"/>
+              <w:right w:w="120" w:type="dxa"/>
+            </w:tcMar>
+            <w:tcBorders>
+              <w:top w:val="single" w:sz="4" w:space="0" w:color="CCCCCC"/>
+              <w:bottom w:val="single" w:sz="4" w:space="0" w:color="CCCCCC"/>
+              <w:left w:val="single" w:sz="4" w:space="0" w:color="CCCCCC"/>
+              <w:right w:val="single" w:sz="4" w:space="0" w:color="CCCCCC"/>
+            </w:tcBorders>
+          </w:tcPr>
+          <w:p>
+            <w:pPr>
+              <w:spacing w:before="60" w:after="60" w:line="252" w:lineRule="auto"/>
+              <w:jc w:val="left"/>
+            </w:pPr>
+            <w:r/>
+            <w:r>
+              <w:t>786.25</w:t>
+            </w:r>
+          </w:p>
+        </w:tc>
+        <w:tc>
+          <w:tcPr>
+            <w:tcW w:type="dxa" w:w="1728"/>
+            <w:shd w:fill="F8FAFC"/>
+            <w:tcMar>
+              <w:top w:w="100" w:type="dxa"/>
+              <w:bottom w:w="100" w:type="dxa"/>
+              <w:left w:w="120" w:type="dxa"/>
+              <w:right w:w="120" w:type="dxa"/>
+            </w:tcMar>
+            <w:tcBorders>
+              <w:top w:val="single" w:sz="4" w:space="0" w:color="CCCCCC"/>
+              <w:bottom w:val="single" w:sz="4" w:space="0" w:color="CCCCCC"/>
+              <w:left w:val="single" w:sz="4" w:space="0" w:color="CCCCCC"/>
+              <w:right w:val="single" w:sz="4" w:space="0" w:color="CCCCCC"/>
+            </w:tcBorders>
+          </w:tcPr>
+          <w:p>
+            <w:pPr>
+              <w:spacing w:before="60" w:after="60" w:line="252" w:lineRule="auto"/>
+              <w:jc w:val="left"/>
+            </w:pPr>
+            <w:r/>
+            <w:r>
+              <w:rPr>
+                <w:b/>
+              </w:rPr>
+              <w:t>792.00</w:t>
+            </w:r>
+          </w:p>
+        </w:tc>
+        <w:tc>
+          <w:tcPr>
+            <w:tcW w:type="dxa" w:w="3456"/>
+            <w:shd w:fill="F8FAFC"/>
+            <w:tcMar>
+              <w:top w:w="100" w:type="dxa"/>
+              <w:bottom w:w="100" w:type="dxa"/>
+              <w:left w:w="120" w:type="dxa"/>
+              <w:right w:w="120" w:type="dxa"/>
+            </w:tcMar>
+            <w:tcBorders>
+              <w:top w:val="single" w:sz="4" w:space="0" w:color="CCCCCC"/>
+              <w:bottom w:val="single" w:sz="4" w:space="0" w:color="CCCCCC"/>
+              <w:left w:val="single" w:sz="4" w:space="0" w:color="CCCCCC"/>
+              <w:right w:val="single" w:sz="4" w:space="0" w:color="CCCCCC"/>
+            </w:tcBorders>
+          </w:tcPr>
+          <w:p>
+            <w:pPr>
+              <w:spacing w:before="60" w:after="60" w:line="252" w:lineRule="auto"/>
+              <w:jc w:val="left"/>
+            </w:pPr>
+            <w:r/>
+            <w:r>
+              <w:rPr>
+                <w:b/>
+              </w:rPr>
+              <w:t>-0.75</w:t>
+            </w:r>
+          </w:p>
+        </w:tc>
+        <w:tc>
+          <w:tcPr>
+            <w:tcW w:type="dxa" w:w="1440"/>
+            <w:shd w:fill="F8FAFC"/>
+            <w:tcMar>
+              <w:top w:w="100" w:type="dxa"/>
+              <w:bottom w:w="100" w:type="dxa"/>
+              <w:left w:w="120" w:type="dxa"/>
+              <w:right w:w="120" w:type="dxa"/>
+            </w:tcMar>
+            <w:tcBorders>
+              <w:top w:val="single" w:sz="4" w:space="0" w:color="CCCCCC"/>
+              <w:bottom w:val="single" w:sz="4" w:space="0" w:color="CCCCCC"/>
+              <w:left w:val="single" w:sz="4" w:space="0" w:color="CCCCCC"/>
+              <w:right w:val="single" w:sz="4" w:space="0" w:color="CCCCCC"/>
+            </w:tcBorders>
+          </w:tcPr>
+          <w:p>
+            <w:pPr>
+              <w:spacing w:before="60" w:after="60" w:line="252" w:lineRule="auto"/>
+              <w:jc w:val="left"/>
+            </w:pPr>
+            <w:r/>
+            <w:r>
+              <w:t>BEAR</w:t>
+            </w:r>
+          </w:p>
+        </w:tc>
+      </w:tr>
+      <w:tr>
+        <w:tc>
+          <w:tcPr>
+            <w:tcW w:type="dxa" w:w="1584"/>
+            <w:shd w:fill="FFFFFF"/>
+            <w:tcMar>
+              <w:top w:w="100" w:type="dxa"/>
+              <w:bottom w:w="100" w:type="dxa"/>
+              <w:left w:w="120" w:type="dxa"/>
+              <w:right w:w="120" w:type="dxa"/>
+            </w:tcMar>
+            <w:tcBorders>
+              <w:top w:val="single" w:sz="4" w:space="0" w:color="CCCCCC"/>
+              <w:bottom w:val="single" w:sz="4" w:space="0" w:color="CCCCCC"/>
+              <w:left w:val="single" w:sz="4" w:space="0" w:color="CCCCCC"/>
+              <w:right w:val="single" w:sz="4" w:space="0" w:color="CCCCCC"/>
+            </w:tcBorders>
+          </w:tcPr>
+          <w:p>
+            <w:pPr>
+              <w:spacing w:before="60" w:after="60" w:line="252" w:lineRule="auto"/>
+              <w:jc w:val="left"/>
+            </w:pPr>
+            <w:r/>
+            <w:r>
+              <w:rPr>
+                <w:b/>
+              </w:rPr>
+              <w:t>Fri 04/09</w:t>
+            </w:r>
+          </w:p>
+        </w:tc>
+        <w:tc>
+          <w:tcPr>
+            <w:tcW w:type="dxa" w:w="864"/>
+            <w:shd w:fill="FFFFFF"/>
+            <w:tcMar>
+              <w:top w:w="100" w:type="dxa"/>
+              <w:bottom w:w="100" w:type="dxa"/>
+              <w:left w:w="120" w:type="dxa"/>
+              <w:right w:w="120" w:type="dxa"/>
+            </w:tcMar>
+            <w:tcBorders>
+              <w:top w:val="single" w:sz="4" w:space="0" w:color="CCCCCC"/>
+              <w:bottom w:val="single" w:sz="4" w:space="0" w:color="CCCCCC"/>
+              <w:left w:val="single" w:sz="4" w:space="0" w:color="CCCCCC"/>
+              <w:right w:val="single" w:sz="4" w:space="0" w:color="CCCCCC"/>
+            </w:tcBorders>
+          </w:tcPr>
+          <w:p>
+            <w:pPr>
+              <w:spacing w:before="60" w:after="60" w:line="252" w:lineRule="auto"/>
+              <w:jc w:val="left"/>
+            </w:pPr>
+            <w:r/>
+            <w:r>
+              <w:t>Asia 11-15</w:t>
+            </w:r>
+          </w:p>
+        </w:tc>
+        <w:tc>
+          <w:tcPr>
+            <w:tcW w:type="dxa" w:w="1440"/>
+            <w:shd w:fill="FFFFFF"/>
+            <w:tcMar>
+              <w:top w:w="100" w:type="dxa"/>
+              <w:bottom w:w="100" w:type="dxa"/>
+              <w:left w:w="120" w:type="dxa"/>
+              <w:right w:w="120" w:type="dxa"/>
+            </w:tcMar>
+            <w:tcBorders>
+              <w:top w:val="single" w:sz="4" w:space="0" w:color="CCCCCC"/>
+              <w:bottom w:val="single" w:sz="4" w:space="0" w:color="CCCCCC"/>
+              <w:left w:val="single" w:sz="4" w:space="0" w:color="CCCCCC"/>
+              <w:right w:val="single" w:sz="4" w:space="0" w:color="CCCCCC"/>
+            </w:tcBorders>
+          </w:tcPr>
+          <w:p>
+            <w:pPr>
+              <w:spacing w:before="60" w:after="60" w:line="252" w:lineRule="auto"/>
+              <w:jc w:val="left"/>
+            </w:pPr>
+            <w:r/>
+            <w:r>
+              <w:t>792.00</w:t>
+            </w:r>
+          </w:p>
+        </w:tc>
+        <w:tc>
+          <w:tcPr>
+            <w:tcW w:type="dxa" w:w="2016"/>
+            <w:shd w:fill="FFFFFF"/>
+            <w:tcMar>
+              <w:top w:w="100" w:type="dxa"/>
+              <w:bottom w:w="100" w:type="dxa"/>
+              <w:left w:w="120" w:type="dxa"/>
+              <w:right w:w="120" w:type="dxa"/>
+            </w:tcMar>
+            <w:tcBorders>
+              <w:top w:val="single" w:sz="4" w:space="0" w:color="CCCCCC"/>
+              <w:bottom w:val="single" w:sz="4" w:space="0" w:color="CCCCCC"/>
+              <w:left w:val="single" w:sz="4" w:space="0" w:color="CCCCCC"/>
+              <w:right w:val="single" w:sz="4" w:space="0" w:color="CCCCCC"/>
+            </w:tcBorders>
+          </w:tcPr>
+          <w:p>
+            <w:pPr>
+              <w:spacing w:before="60" w:after="60" w:line="252" w:lineRule="auto"/>
+              <w:jc w:val="left"/>
+            </w:pPr>
+            <w:r/>
+            <w:r>
+              <w:t>799.50</w:t>
+            </w:r>
+          </w:p>
+        </w:tc>
+        <w:tc>
+          <w:tcPr>
+            <w:tcW w:type="dxa" w:w="1152"/>
+            <w:shd w:fill="FFFFFF"/>
+            <w:tcMar>
+              <w:top w:w="100" w:type="dxa"/>
+              <w:bottom w:w="100" w:type="dxa"/>
+              <w:left w:w="120" w:type="dxa"/>
+              <w:right w:w="120" w:type="dxa"/>
+            </w:tcMar>
+            <w:tcBorders>
+              <w:top w:val="single" w:sz="4" w:space="0" w:color="CCCCCC"/>
+              <w:bottom w:val="single" w:sz="4" w:space="0" w:color="CCCCCC"/>
+              <w:left w:val="single" w:sz="4" w:space="0" w:color="CCCCCC"/>
+              <w:right w:val="single" w:sz="4" w:space="0" w:color="CCCCCC"/>
+            </w:tcBorders>
+          </w:tcPr>
+          <w:p>
+            <w:pPr>
+              <w:spacing w:before="60" w:after="60" w:line="252" w:lineRule="auto"/>
+              <w:jc w:val="left"/>
+            </w:pPr>
+            <w:r/>
+            <w:r>
+              <w:t>786.00</w:t>
+            </w:r>
+          </w:p>
+        </w:tc>
+        <w:tc>
+          <w:tcPr>
+            <w:tcW w:type="dxa" w:w="1728"/>
+            <w:shd w:fill="FFFFFF"/>
+            <w:tcMar>
+              <w:top w:w="100" w:type="dxa"/>
+              <w:bottom w:w="100" w:type="dxa"/>
+              <w:left w:w="120" w:type="dxa"/>
+              <w:right w:w="120" w:type="dxa"/>
+            </w:tcMar>
+            <w:tcBorders>
+              <w:top w:val="single" w:sz="4" w:space="0" w:color="CCCCCC"/>
+              <w:bottom w:val="single" w:sz="4" w:space="0" w:color="CCCCCC"/>
+              <w:left w:val="single" w:sz="4" w:space="0" w:color="CCCCCC"/>
+              <w:right w:val="single" w:sz="4" w:space="0" w:color="CCCCCC"/>
+            </w:tcBorders>
+          </w:tcPr>
+          <w:p>
+            <w:pPr>
+              <w:spacing w:before="60" w:after="60" w:line="252" w:lineRule="auto"/>
+              <w:jc w:val="left"/>
+            </w:pPr>
+            <w:r/>
+            <w:r>
+              <w:rPr>
+                <w:b/>
+              </w:rPr>
+              <w:t>791.00</w:t>
             </w:r>
           </w:p>
         </w:tc>
@@ -26171,7 +30401,7 @@
               <w:rPr>
                 <w:b/>
               </w:rPr>
-              <w:t>Tue 01/09</w:t>
+              <w:t>Fri 04/09</w:t>
             </w:r>
           </w:p>
         </w:tc>
@@ -26227,7 +30457,7 @@
             </w:pPr>
             <w:r/>
             <w:r>
-              <w:t>781.50</w:t>
+              <w:t>791.00</w:t>
             </w:r>
           </w:p>
         </w:tc>
@@ -26255,7 +30485,7 @@
             </w:pPr>
             <w:r/>
             <w:r>
-              <w:t>792.00</w:t>
+              <w:t>798.00</w:t>
             </w:r>
           </w:p>
         </w:tc>
@@ -26283,7 +30513,7 @@
             </w:pPr>
             <w:r/>
             <w:r>
-              <w:t>766.75</w:t>
+              <w:t>777.50</w:t>
             </w:r>
           </w:p>
         </w:tc>
@@ -26314,7 +30544,7 @@
               <w:rPr>
                 <w:b/>
               </w:rPr>
-              <w:t>783.75</w:t>
+              <w:t>791.75</w:t>
             </w:r>
           </w:p>
         </w:tc>
@@ -26322,241 +30552,6 @@
           <w:tcPr>
             <w:tcW w:type="dxa" w:w="3456"/>
             <w:shd w:fill="F8FAFC"/>
-            <w:tcMar>
-              <w:top w:w="100" w:type="dxa"/>
-              <w:bottom w:w="100" w:type="dxa"/>
-              <w:left w:w="120" w:type="dxa"/>
-              <w:right w:w="120" w:type="dxa"/>
-            </w:tcMar>
-            <w:tcBorders>
-              <w:top w:val="single" w:sz="4" w:space="0" w:color="CCCCCC"/>
-              <w:bottom w:val="single" w:sz="4" w:space="0" w:color="CCCCCC"/>
-              <w:left w:val="single" w:sz="4" w:space="0" w:color="CCCCCC"/>
-              <w:right w:val="single" w:sz="4" w:space="0" w:color="CCCCCC"/>
-            </w:tcBorders>
-          </w:tcPr>
-          <w:p>
-            <w:pPr>
-              <w:spacing w:before="60" w:after="60" w:line="252" w:lineRule="auto"/>
-              <w:jc w:val="left"/>
-            </w:pPr>
-            <w:r/>
-            <w:r>
-              <w:rPr>
-                <w:b/>
-              </w:rPr>
-              <w:t>+2.25</w:t>
-            </w:r>
-          </w:p>
-        </w:tc>
-        <w:tc>
-          <w:tcPr>
-            <w:tcW w:type="dxa" w:w="1440"/>
-            <w:shd w:fill="F8FAFC"/>
-            <w:tcMar>
-              <w:top w:w="100" w:type="dxa"/>
-              <w:bottom w:w="100" w:type="dxa"/>
-              <w:left w:w="120" w:type="dxa"/>
-              <w:right w:w="120" w:type="dxa"/>
-            </w:tcMar>
-            <w:tcBorders>
-              <w:top w:val="single" w:sz="4" w:space="0" w:color="CCCCCC"/>
-              <w:bottom w:val="single" w:sz="4" w:space="0" w:color="CCCCCC"/>
-              <w:left w:val="single" w:sz="4" w:space="0" w:color="CCCCCC"/>
-              <w:right w:val="single" w:sz="4" w:space="0" w:color="CCCCCC"/>
-            </w:tcBorders>
-          </w:tcPr>
-          <w:p>
-            <w:pPr>
-              <w:spacing w:before="60" w:after="60" w:line="252" w:lineRule="auto"/>
-              <w:jc w:val="left"/>
-            </w:pPr>
-            <w:r/>
-            <w:r>
-              <w:t>BULL</w:t>
-            </w:r>
-          </w:p>
-        </w:tc>
-      </w:tr>
-      <w:tr>
-        <w:tc>
-          <w:tcPr>
-            <w:tcW w:type="dxa" w:w="1584"/>
-            <w:shd w:fill="FFFFFF"/>
-            <w:tcMar>
-              <w:top w:w="100" w:type="dxa"/>
-              <w:bottom w:w="100" w:type="dxa"/>
-              <w:left w:w="120" w:type="dxa"/>
-              <w:right w:w="120" w:type="dxa"/>
-            </w:tcMar>
-            <w:tcBorders>
-              <w:top w:val="single" w:sz="4" w:space="0" w:color="CCCCCC"/>
-              <w:bottom w:val="single" w:sz="4" w:space="0" w:color="CCCCCC"/>
-              <w:left w:val="single" w:sz="4" w:space="0" w:color="CCCCCC"/>
-              <w:right w:val="single" w:sz="4" w:space="0" w:color="CCCCCC"/>
-            </w:tcBorders>
-          </w:tcPr>
-          <w:p>
-            <w:pPr>
-              <w:spacing w:before="60" w:after="60" w:line="252" w:lineRule="auto"/>
-              <w:jc w:val="left"/>
-            </w:pPr>
-            <w:r/>
-            <w:r>
-              <w:rPr>
-                <w:b/>
-              </w:rPr>
-              <w:t>Tue 01/09</w:t>
-            </w:r>
-          </w:p>
-        </w:tc>
-        <w:tc>
-          <w:tcPr>
-            <w:tcW w:type="dxa" w:w="864"/>
-            <w:shd w:fill="FFFFFF"/>
-            <w:tcMar>
-              <w:top w:w="100" w:type="dxa"/>
-              <w:bottom w:w="100" w:type="dxa"/>
-              <w:left w:w="120" w:type="dxa"/>
-              <w:right w:w="120" w:type="dxa"/>
-            </w:tcMar>
-            <w:tcBorders>
-              <w:top w:val="single" w:sz="4" w:space="0" w:color="CCCCCC"/>
-              <w:bottom w:val="single" w:sz="4" w:space="0" w:color="CCCCCC"/>
-              <w:left w:val="single" w:sz="4" w:space="0" w:color="CCCCCC"/>
-              <w:right w:val="single" w:sz="4" w:space="0" w:color="CCCCCC"/>
-            </w:tcBorders>
-          </w:tcPr>
-          <w:p>
-            <w:pPr>
-              <w:spacing w:before="60" w:after="60" w:line="252" w:lineRule="auto"/>
-              <w:jc w:val="left"/>
-            </w:pPr>
-            <w:r/>
-            <w:r>
-              <w:t>Pre-NY 19-21</w:t>
-            </w:r>
-          </w:p>
-        </w:tc>
-        <w:tc>
-          <w:tcPr>
-            <w:tcW w:type="dxa" w:w="1440"/>
-            <w:shd w:fill="FFFFFF"/>
-            <w:tcMar>
-              <w:top w:w="100" w:type="dxa"/>
-              <w:bottom w:w="100" w:type="dxa"/>
-              <w:left w:w="120" w:type="dxa"/>
-              <w:right w:w="120" w:type="dxa"/>
-            </w:tcMar>
-            <w:tcBorders>
-              <w:top w:val="single" w:sz="4" w:space="0" w:color="CCCCCC"/>
-              <w:bottom w:val="single" w:sz="4" w:space="0" w:color="CCCCCC"/>
-              <w:left w:val="single" w:sz="4" w:space="0" w:color="CCCCCC"/>
-              <w:right w:val="single" w:sz="4" w:space="0" w:color="CCCCCC"/>
-            </w:tcBorders>
-          </w:tcPr>
-          <w:p>
-            <w:pPr>
-              <w:spacing w:before="60" w:after="60" w:line="252" w:lineRule="auto"/>
-              <w:jc w:val="left"/>
-            </w:pPr>
-            <w:r/>
-            <w:r>
-              <w:t>783.75</w:t>
-            </w:r>
-          </w:p>
-        </w:tc>
-        <w:tc>
-          <w:tcPr>
-            <w:tcW w:type="dxa" w:w="2016"/>
-            <w:shd w:fill="FFFFFF"/>
-            <w:tcMar>
-              <w:top w:w="100" w:type="dxa"/>
-              <w:bottom w:w="100" w:type="dxa"/>
-              <w:left w:w="120" w:type="dxa"/>
-              <w:right w:w="120" w:type="dxa"/>
-            </w:tcMar>
-            <w:tcBorders>
-              <w:top w:val="single" w:sz="4" w:space="0" w:color="CCCCCC"/>
-              <w:bottom w:val="single" w:sz="4" w:space="0" w:color="CCCCCC"/>
-              <w:left w:val="single" w:sz="4" w:space="0" w:color="CCCCCC"/>
-              <w:right w:val="single" w:sz="4" w:space="0" w:color="CCCCCC"/>
-            </w:tcBorders>
-          </w:tcPr>
-          <w:p>
-            <w:pPr>
-              <w:spacing w:before="60" w:after="60" w:line="252" w:lineRule="auto"/>
-              <w:jc w:val="left"/>
-            </w:pPr>
-            <w:r/>
-            <w:r>
-              <w:t>794.25</w:t>
-            </w:r>
-          </w:p>
-        </w:tc>
-        <w:tc>
-          <w:tcPr>
-            <w:tcW w:type="dxa" w:w="1152"/>
-            <w:shd w:fill="FFFFFF"/>
-            <w:tcMar>
-              <w:top w:w="100" w:type="dxa"/>
-              <w:bottom w:w="100" w:type="dxa"/>
-              <w:left w:w="120" w:type="dxa"/>
-              <w:right w:w="120" w:type="dxa"/>
-            </w:tcMar>
-            <w:tcBorders>
-              <w:top w:val="single" w:sz="4" w:space="0" w:color="CCCCCC"/>
-              <w:bottom w:val="single" w:sz="4" w:space="0" w:color="CCCCCC"/>
-              <w:left w:val="single" w:sz="4" w:space="0" w:color="CCCCCC"/>
-              <w:right w:val="single" w:sz="4" w:space="0" w:color="CCCCCC"/>
-            </w:tcBorders>
-          </w:tcPr>
-          <w:p>
-            <w:pPr>
-              <w:spacing w:before="60" w:after="60" w:line="252" w:lineRule="auto"/>
-              <w:jc w:val="left"/>
-            </w:pPr>
-            <w:r/>
-            <w:r>
-              <w:t>777.50</w:t>
-            </w:r>
-          </w:p>
-        </w:tc>
-        <w:tc>
-          <w:tcPr>
-            <w:tcW w:type="dxa" w:w="1728"/>
-            <w:shd w:fill="FFFFFF"/>
-            <w:tcMar>
-              <w:top w:w="100" w:type="dxa"/>
-              <w:bottom w:w="100" w:type="dxa"/>
-              <w:left w:w="120" w:type="dxa"/>
-              <w:right w:w="120" w:type="dxa"/>
-            </w:tcMar>
-            <w:tcBorders>
-              <w:top w:val="single" w:sz="4" w:space="0" w:color="CCCCCC"/>
-              <w:bottom w:val="single" w:sz="4" w:space="0" w:color="CCCCCC"/>
-              <w:left w:val="single" w:sz="4" w:space="0" w:color="CCCCCC"/>
-              <w:right w:val="single" w:sz="4" w:space="0" w:color="CCCCCC"/>
-            </w:tcBorders>
-          </w:tcPr>
-          <w:p>
-            <w:pPr>
-              <w:spacing w:before="60" w:after="60" w:line="252" w:lineRule="auto"/>
-              <w:jc w:val="left"/>
-            </w:pPr>
-            <w:r/>
-            <w:r>
-              <w:rPr>
-                <w:b/>
-              </w:rPr>
-              <w:t>784.50</w:t>
-            </w:r>
-          </w:p>
-        </w:tc>
-        <w:tc>
-          <w:tcPr>
-            <w:tcW w:type="dxa" w:w="3456"/>
-            <w:shd w:fill="FFFFFF"/>
             <w:tcMar>
               <w:top w:w="100" w:type="dxa"/>
               <w:bottom w:w="100" w:type="dxa"/>
@@ -26587,7 +30582,7 @@
         <w:tc>
           <w:tcPr>
             <w:tcW w:type="dxa" w:w="1440"/>
-            <w:shd w:fill="FFFFFF"/>
+            <w:shd w:fill="F8FAFC"/>
             <w:tcMar>
               <w:top w:w="100" w:type="dxa"/>
               <w:bottom w:w="100" w:type="dxa"/>
@@ -26617,7 +30612,7 @@
         <w:tc>
           <w:tcPr>
             <w:tcW w:type="dxa" w:w="1584"/>
-            <w:shd w:fill="F8FAFC"/>
+            <w:shd w:fill="FFFFFF"/>
             <w:tcMar>
               <w:top w:w="100" w:type="dxa"/>
               <w:bottom w:w="100" w:type="dxa"/>
@@ -26641,42 +30636,98 @@
               <w:rPr>
                 <w:b/>
               </w:rPr>
-              <w:t>Tue 01/09</w:t>
+              <w:t>Fri 04/09</w:t>
             </w:r>
           </w:p>
         </w:tc>
         <w:tc>
           <w:tcPr>
             <w:tcW w:type="dxa" w:w="864"/>
-            <w:shd w:fill="F8FAFC"/>
-            <w:tcMar>
-              <w:top w:w="100" w:type="dxa"/>
-              <w:bottom w:w="100" w:type="dxa"/>
-              <w:left w:w="120" w:type="dxa"/>
-              <w:right w:w="120" w:type="dxa"/>
-            </w:tcMar>
-            <w:tcBorders>
-              <w:top w:val="single" w:sz="4" w:space="0" w:color="CCCCCC"/>
-              <w:bottom w:val="single" w:sz="4" w:space="0" w:color="CCCCCC"/>
-              <w:left w:val="single" w:sz="4" w:space="0" w:color="CCCCCC"/>
-              <w:right w:val="single" w:sz="4" w:space="0" w:color="CCCCCC"/>
-            </w:tcBorders>
-          </w:tcPr>
-          <w:p>
-            <w:pPr>
-              <w:spacing w:before="60" w:after="60" w:line="252" w:lineRule="auto"/>
-              <w:jc w:val="left"/>
-            </w:pPr>
-            <w:r/>
-            <w:r>
-              <w:t>NY Open 21-23</w:t>
+            <w:shd w:fill="FFFFFF"/>
+            <w:tcMar>
+              <w:top w:w="100" w:type="dxa"/>
+              <w:bottom w:w="100" w:type="dxa"/>
+              <w:left w:w="120" w:type="dxa"/>
+              <w:right w:w="120" w:type="dxa"/>
+            </w:tcMar>
+            <w:tcBorders>
+              <w:top w:val="single" w:sz="4" w:space="0" w:color="CCCCCC"/>
+              <w:bottom w:val="single" w:sz="4" w:space="0" w:color="CCCCCC"/>
+              <w:left w:val="single" w:sz="4" w:space="0" w:color="CCCCCC"/>
+              <w:right w:val="single" w:sz="4" w:space="0" w:color="CCCCCC"/>
+            </w:tcBorders>
+          </w:tcPr>
+          <w:p>
+            <w:pPr>
+              <w:spacing w:before="60" w:after="60" w:line="252" w:lineRule="auto"/>
+              <w:jc w:val="left"/>
+            </w:pPr>
+            <w:r/>
+            <w:r>
+              <w:t>Pre-NY 19-21</w:t>
             </w:r>
           </w:p>
         </w:tc>
         <w:tc>
           <w:tcPr>
             <w:tcW w:type="dxa" w:w="1440"/>
-            <w:shd w:fill="F8FAFC"/>
+            <w:shd w:fill="FFFFFF"/>
+            <w:tcMar>
+              <w:top w:w="100" w:type="dxa"/>
+              <w:bottom w:w="100" w:type="dxa"/>
+              <w:left w:w="120" w:type="dxa"/>
+              <w:right w:w="120" w:type="dxa"/>
+            </w:tcMar>
+            <w:tcBorders>
+              <w:top w:val="single" w:sz="4" w:space="0" w:color="CCCCCC"/>
+              <w:bottom w:val="single" w:sz="4" w:space="0" w:color="CCCCCC"/>
+              <w:left w:val="single" w:sz="4" w:space="0" w:color="CCCCCC"/>
+              <w:right w:val="single" w:sz="4" w:space="0" w:color="CCCCCC"/>
+            </w:tcBorders>
+          </w:tcPr>
+          <w:p>
+            <w:pPr>
+              <w:spacing w:before="60" w:after="60" w:line="252" w:lineRule="auto"/>
+              <w:jc w:val="left"/>
+            </w:pPr>
+            <w:r/>
+            <w:r>
+              <w:t>791.75</w:t>
+            </w:r>
+          </w:p>
+        </w:tc>
+        <w:tc>
+          <w:tcPr>
+            <w:tcW w:type="dxa" w:w="2016"/>
+            <w:shd w:fill="FFFFFF"/>
+            <w:tcMar>
+              <w:top w:w="100" w:type="dxa"/>
+              <w:bottom w:w="100" w:type="dxa"/>
+              <w:left w:w="120" w:type="dxa"/>
+              <w:right w:w="120" w:type="dxa"/>
+            </w:tcMar>
+            <w:tcBorders>
+              <w:top w:val="single" w:sz="4" w:space="0" w:color="CCCCCC"/>
+              <w:bottom w:val="single" w:sz="4" w:space="0" w:color="CCCCCC"/>
+              <w:left w:val="single" w:sz="4" w:space="0" w:color="CCCCCC"/>
+              <w:right w:val="single" w:sz="4" w:space="0" w:color="CCCCCC"/>
+            </w:tcBorders>
+          </w:tcPr>
+          <w:p>
+            <w:pPr>
+              <w:spacing w:before="60" w:after="60" w:line="252" w:lineRule="auto"/>
+              <w:jc w:val="left"/>
+            </w:pPr>
+            <w:r/>
+            <w:r>
+              <w:t>801.00</w:t>
+            </w:r>
+          </w:p>
+        </w:tc>
+        <w:tc>
+          <w:tcPr>
+            <w:tcW w:type="dxa" w:w="1152"/>
+            <w:shd w:fill="FFFFFF"/>
             <w:tcMar>
               <w:top w:w="100" w:type="dxa"/>
               <w:bottom w:w="100" w:type="dxa"/>
@@ -26703,64 +30754,8 @@
         </w:tc>
         <w:tc>
           <w:tcPr>
-            <w:tcW w:type="dxa" w:w="2016"/>
-            <w:shd w:fill="F8FAFC"/>
-            <w:tcMar>
-              <w:top w:w="100" w:type="dxa"/>
-              <w:bottom w:w="100" w:type="dxa"/>
-              <w:left w:w="120" w:type="dxa"/>
-              <w:right w:w="120" w:type="dxa"/>
-            </w:tcMar>
-            <w:tcBorders>
-              <w:top w:val="single" w:sz="4" w:space="0" w:color="CCCCCC"/>
-              <w:bottom w:val="single" w:sz="4" w:space="0" w:color="CCCCCC"/>
-              <w:left w:val="single" w:sz="4" w:space="0" w:color="CCCCCC"/>
-              <w:right w:val="single" w:sz="4" w:space="0" w:color="CCCCCC"/>
-            </w:tcBorders>
-          </w:tcPr>
-          <w:p>
-            <w:pPr>
-              <w:spacing w:before="60" w:after="60" w:line="252" w:lineRule="auto"/>
-              <w:jc w:val="left"/>
-            </w:pPr>
-            <w:r/>
-            <w:r>
-              <w:t>798.75</w:t>
-            </w:r>
-          </w:p>
-        </w:tc>
-        <w:tc>
-          <w:tcPr>
-            <w:tcW w:type="dxa" w:w="1152"/>
-            <w:shd w:fill="F8FAFC"/>
-            <w:tcMar>
-              <w:top w:w="100" w:type="dxa"/>
-              <w:bottom w:w="100" w:type="dxa"/>
-              <w:left w:w="120" w:type="dxa"/>
-              <w:right w:w="120" w:type="dxa"/>
-            </w:tcMar>
-            <w:tcBorders>
-              <w:top w:val="single" w:sz="4" w:space="0" w:color="CCCCCC"/>
-              <w:bottom w:val="single" w:sz="4" w:space="0" w:color="CCCCCC"/>
-              <w:left w:val="single" w:sz="4" w:space="0" w:color="CCCCCC"/>
-              <w:right w:val="single" w:sz="4" w:space="0" w:color="CCCCCC"/>
-            </w:tcBorders>
-          </w:tcPr>
-          <w:p>
-            <w:pPr>
-              <w:spacing w:before="60" w:after="60" w:line="252" w:lineRule="auto"/>
-              <w:jc w:val="left"/>
-            </w:pPr>
-            <w:r/>
-            <w:r>
-              <w:t>769.75</w:t>
-            </w:r>
-          </w:p>
-        </w:tc>
-        <w:tc>
-          <w:tcPr>
             <w:tcW w:type="dxa" w:w="1728"/>
-            <w:shd w:fill="F8FAFC"/>
+            <w:shd w:fill="FFFFFF"/>
             <w:tcMar>
               <w:top w:w="100" w:type="dxa"/>
               <w:bottom w:w="100" w:type="dxa"/>
@@ -26784,14 +30779,14 @@
               <w:rPr>
                 <w:b/>
               </w:rPr>
-              <w:t>786.50</w:t>
+              <w:t>791.50</w:t>
             </w:r>
           </w:p>
         </w:tc>
         <w:tc>
           <w:tcPr>
             <w:tcW w:type="dxa" w:w="3456"/>
-            <w:shd w:fill="F8FAFC"/>
+            <w:shd w:fill="FFFFFF"/>
             <w:tcMar>
               <w:top w:w="100" w:type="dxa"/>
               <w:bottom w:w="100" w:type="dxa"/>
@@ -26815,35 +30810,35 @@
               <w:rPr>
                 <w:b/>
               </w:rPr>
-              <w:t>+2.00</w:t>
+              <w:t>-0.25</w:t>
             </w:r>
           </w:p>
         </w:tc>
         <w:tc>
           <w:tcPr>
             <w:tcW w:type="dxa" w:w="1440"/>
-            <w:shd w:fill="F8FAFC"/>
-            <w:tcMar>
-              <w:top w:w="100" w:type="dxa"/>
-              <w:bottom w:w="100" w:type="dxa"/>
-              <w:left w:w="120" w:type="dxa"/>
-              <w:right w:w="120" w:type="dxa"/>
-            </w:tcMar>
-            <w:tcBorders>
-              <w:top w:val="single" w:sz="4" w:space="0" w:color="CCCCCC"/>
-              <w:bottom w:val="single" w:sz="4" w:space="0" w:color="CCCCCC"/>
-              <w:left w:val="single" w:sz="4" w:space="0" w:color="CCCCCC"/>
-              <w:right w:val="single" w:sz="4" w:space="0" w:color="CCCCCC"/>
-            </w:tcBorders>
-          </w:tcPr>
-          <w:p>
-            <w:pPr>
-              <w:spacing w:before="60" w:after="60" w:line="252" w:lineRule="auto"/>
-              <w:jc w:val="left"/>
-            </w:pPr>
-            <w:r/>
-            <w:r>
-              <w:t>BULL</w:t>
+            <w:shd w:fill="FFFFFF"/>
+            <w:tcMar>
+              <w:top w:w="100" w:type="dxa"/>
+              <w:bottom w:w="100" w:type="dxa"/>
+              <w:left w:w="120" w:type="dxa"/>
+              <w:right w:w="120" w:type="dxa"/>
+            </w:tcMar>
+            <w:tcBorders>
+              <w:top w:val="single" w:sz="4" w:space="0" w:color="CCCCCC"/>
+              <w:bottom w:val="single" w:sz="4" w:space="0" w:color="CCCCCC"/>
+              <w:left w:val="single" w:sz="4" w:space="0" w:color="CCCCCC"/>
+              <w:right w:val="single" w:sz="4" w:space="0" w:color="CCCCCC"/>
+            </w:tcBorders>
+          </w:tcPr>
+          <w:p>
+            <w:pPr>
+              <w:spacing w:before="60" w:after="60" w:line="252" w:lineRule="auto"/>
+              <w:jc w:val="left"/>
+            </w:pPr>
+            <w:r/>
+            <w:r>
+              <w:t>BEAR</w:t>
             </w:r>
           </w:p>
         </w:tc>
@@ -26852,7 +30847,7 @@
         <w:tc>
           <w:tcPr>
             <w:tcW w:type="dxa" w:w="1584"/>
-            <w:shd w:fill="FFFFFF"/>
+            <w:shd w:fill="F8FAFC"/>
             <w:tcMar>
               <w:top w:w="100" w:type="dxa"/>
               <w:bottom w:w="100" w:type="dxa"/>
@@ -26876,126 +30871,126 @@
               <w:rPr>
                 <w:b/>
               </w:rPr>
-              <w:t>Tue 01/09</w:t>
+              <w:t>Fri 04/09</w:t>
             </w:r>
           </w:p>
         </w:tc>
         <w:tc>
           <w:tcPr>
             <w:tcW w:type="dxa" w:w="864"/>
-            <w:shd w:fill="FFFFFF"/>
-            <w:tcMar>
-              <w:top w:w="100" w:type="dxa"/>
-              <w:bottom w:w="100" w:type="dxa"/>
-              <w:left w:w="120" w:type="dxa"/>
-              <w:right w:w="120" w:type="dxa"/>
-            </w:tcMar>
-            <w:tcBorders>
-              <w:top w:val="single" w:sz="4" w:space="0" w:color="CCCCCC"/>
-              <w:bottom w:val="single" w:sz="4" w:space="0" w:color="CCCCCC"/>
-              <w:left w:val="single" w:sz="4" w:space="0" w:color="CCCCCC"/>
-              <w:right w:val="single" w:sz="4" w:space="0" w:color="CCCCCC"/>
-            </w:tcBorders>
-          </w:tcPr>
-          <w:p>
-            <w:pPr>
-              <w:spacing w:before="60" w:after="60" w:line="252" w:lineRule="auto"/>
-              <w:jc w:val="left"/>
-            </w:pPr>
-            <w:r/>
-            <w:r>
-              <w:t>NY Close 23-01</w:t>
+            <w:shd w:fill="F8FAFC"/>
+            <w:tcMar>
+              <w:top w:w="100" w:type="dxa"/>
+              <w:bottom w:w="100" w:type="dxa"/>
+              <w:left w:w="120" w:type="dxa"/>
+              <w:right w:w="120" w:type="dxa"/>
+            </w:tcMar>
+            <w:tcBorders>
+              <w:top w:val="single" w:sz="4" w:space="0" w:color="CCCCCC"/>
+              <w:bottom w:val="single" w:sz="4" w:space="0" w:color="CCCCCC"/>
+              <w:left w:val="single" w:sz="4" w:space="0" w:color="CCCCCC"/>
+              <w:right w:val="single" w:sz="4" w:space="0" w:color="CCCCCC"/>
+            </w:tcBorders>
+          </w:tcPr>
+          <w:p>
+            <w:pPr>
+              <w:spacing w:before="60" w:after="60" w:line="252" w:lineRule="auto"/>
+              <w:jc w:val="left"/>
+            </w:pPr>
+            <w:r/>
+            <w:r>
+              <w:t>NY Open 21-23</w:t>
             </w:r>
           </w:p>
         </w:tc>
         <w:tc>
           <w:tcPr>
             <w:tcW w:type="dxa" w:w="1440"/>
-            <w:shd w:fill="FFFFFF"/>
-            <w:tcMar>
-              <w:top w:w="100" w:type="dxa"/>
-              <w:bottom w:w="100" w:type="dxa"/>
-              <w:left w:w="120" w:type="dxa"/>
-              <w:right w:w="120" w:type="dxa"/>
-            </w:tcMar>
-            <w:tcBorders>
-              <w:top w:val="single" w:sz="4" w:space="0" w:color="CCCCCC"/>
-              <w:bottom w:val="single" w:sz="4" w:space="0" w:color="CCCCCC"/>
-              <w:left w:val="single" w:sz="4" w:space="0" w:color="CCCCCC"/>
-              <w:right w:val="single" w:sz="4" w:space="0" w:color="CCCCCC"/>
-            </w:tcBorders>
-          </w:tcPr>
-          <w:p>
-            <w:pPr>
-              <w:spacing w:before="60" w:after="60" w:line="252" w:lineRule="auto"/>
-              <w:jc w:val="left"/>
-            </w:pPr>
-            <w:r/>
-            <w:r>
-              <w:t>786.50</w:t>
+            <w:shd w:fill="F8FAFC"/>
+            <w:tcMar>
+              <w:top w:w="100" w:type="dxa"/>
+              <w:bottom w:w="100" w:type="dxa"/>
+              <w:left w:w="120" w:type="dxa"/>
+              <w:right w:w="120" w:type="dxa"/>
+            </w:tcMar>
+            <w:tcBorders>
+              <w:top w:val="single" w:sz="4" w:space="0" w:color="CCCCCC"/>
+              <w:bottom w:val="single" w:sz="4" w:space="0" w:color="CCCCCC"/>
+              <w:left w:val="single" w:sz="4" w:space="0" w:color="CCCCCC"/>
+              <w:right w:val="single" w:sz="4" w:space="0" w:color="CCCCCC"/>
+            </w:tcBorders>
+          </w:tcPr>
+          <w:p>
+            <w:pPr>
+              <w:spacing w:before="60" w:after="60" w:line="252" w:lineRule="auto"/>
+              <w:jc w:val="left"/>
+            </w:pPr>
+            <w:r/>
+            <w:r>
+              <w:t>791.50</w:t>
             </w:r>
           </w:p>
         </w:tc>
         <w:tc>
           <w:tcPr>
             <w:tcW w:type="dxa" w:w="2016"/>
-            <w:shd w:fill="FFFFFF"/>
-            <w:tcMar>
-              <w:top w:w="100" w:type="dxa"/>
-              <w:bottom w:w="100" w:type="dxa"/>
-              <w:left w:w="120" w:type="dxa"/>
-              <w:right w:w="120" w:type="dxa"/>
-            </w:tcMar>
-            <w:tcBorders>
-              <w:top w:val="single" w:sz="4" w:space="0" w:color="CCCCCC"/>
-              <w:bottom w:val="single" w:sz="4" w:space="0" w:color="CCCCCC"/>
-              <w:left w:val="single" w:sz="4" w:space="0" w:color="CCCCCC"/>
-              <w:right w:val="single" w:sz="4" w:space="0" w:color="CCCCCC"/>
-            </w:tcBorders>
-          </w:tcPr>
-          <w:p>
-            <w:pPr>
-              <w:spacing w:before="60" w:after="60" w:line="252" w:lineRule="auto"/>
-              <w:jc w:val="left"/>
-            </w:pPr>
-            <w:r/>
-            <w:r>
-              <w:t>793.00</w:t>
+            <w:shd w:fill="F8FAFC"/>
+            <w:tcMar>
+              <w:top w:w="100" w:type="dxa"/>
+              <w:bottom w:w="100" w:type="dxa"/>
+              <w:left w:w="120" w:type="dxa"/>
+              <w:right w:w="120" w:type="dxa"/>
+            </w:tcMar>
+            <w:tcBorders>
+              <w:top w:val="single" w:sz="4" w:space="0" w:color="CCCCCC"/>
+              <w:bottom w:val="single" w:sz="4" w:space="0" w:color="CCCCCC"/>
+              <w:left w:val="single" w:sz="4" w:space="0" w:color="CCCCCC"/>
+              <w:right w:val="single" w:sz="4" w:space="0" w:color="CCCCCC"/>
+            </w:tcBorders>
+          </w:tcPr>
+          <w:p>
+            <w:pPr>
+              <w:spacing w:before="60" w:after="60" w:line="252" w:lineRule="auto"/>
+              <w:jc w:val="left"/>
+            </w:pPr>
+            <w:r/>
+            <w:r>
+              <w:t>800.00</w:t>
             </w:r>
           </w:p>
         </w:tc>
         <w:tc>
           <w:tcPr>
             <w:tcW w:type="dxa" w:w="1152"/>
-            <w:shd w:fill="FFFFFF"/>
-            <w:tcMar>
-              <w:top w:w="100" w:type="dxa"/>
-              <w:bottom w:w="100" w:type="dxa"/>
-              <w:left w:w="120" w:type="dxa"/>
-              <w:right w:w="120" w:type="dxa"/>
-            </w:tcMar>
-            <w:tcBorders>
-              <w:top w:val="single" w:sz="4" w:space="0" w:color="CCCCCC"/>
-              <w:bottom w:val="single" w:sz="4" w:space="0" w:color="CCCCCC"/>
-              <w:left w:val="single" w:sz="4" w:space="0" w:color="CCCCCC"/>
-              <w:right w:val="single" w:sz="4" w:space="0" w:color="CCCCCC"/>
-            </w:tcBorders>
-          </w:tcPr>
-          <w:p>
-            <w:pPr>
-              <w:spacing w:before="60" w:after="60" w:line="252" w:lineRule="auto"/>
-              <w:jc w:val="left"/>
-            </w:pPr>
-            <w:r/>
-            <w:r>
-              <w:t>779.75</w:t>
+            <w:shd w:fill="F8FAFC"/>
+            <w:tcMar>
+              <w:top w:w="100" w:type="dxa"/>
+              <w:bottom w:w="100" w:type="dxa"/>
+              <w:left w:w="120" w:type="dxa"/>
+              <w:right w:w="120" w:type="dxa"/>
+            </w:tcMar>
+            <w:tcBorders>
+              <w:top w:val="single" w:sz="4" w:space="0" w:color="CCCCCC"/>
+              <w:bottom w:val="single" w:sz="4" w:space="0" w:color="CCCCCC"/>
+              <w:left w:val="single" w:sz="4" w:space="0" w:color="CCCCCC"/>
+              <w:right w:val="single" w:sz="4" w:space="0" w:color="CCCCCC"/>
+            </w:tcBorders>
+          </w:tcPr>
+          <w:p>
+            <w:pPr>
+              <w:spacing w:before="60" w:after="60" w:line="252" w:lineRule="auto"/>
+              <w:jc w:val="left"/>
+            </w:pPr>
+            <w:r/>
+            <w:r>
+              <w:t>777.50</w:t>
             </w:r>
           </w:p>
         </w:tc>
         <w:tc>
           <w:tcPr>
             <w:tcW w:type="dxa" w:w="1728"/>
-            <w:shd w:fill="FFFFFF"/>
+            <w:shd w:fill="F8FAFC"/>
             <w:tcMar>
               <w:top w:w="100" w:type="dxa"/>
               <w:bottom w:w="100" w:type="dxa"/>
@@ -27019,712 +31014,7 @@
               <w:rPr>
                 <w:b/>
               </w:rPr>
-              <w:t>786.75</w:t>
-            </w:r>
-          </w:p>
-        </w:tc>
-        <w:tc>
-          <w:tcPr>
-            <w:tcW w:type="dxa" w:w="3456"/>
-            <w:shd w:fill="FFFFFF"/>
-            <w:tcMar>
-              <w:top w:w="100" w:type="dxa"/>
-              <w:bottom w:w="100" w:type="dxa"/>
-              <w:left w:w="120" w:type="dxa"/>
-              <w:right w:w="120" w:type="dxa"/>
-            </w:tcMar>
-            <w:tcBorders>
-              <w:top w:val="single" w:sz="4" w:space="0" w:color="CCCCCC"/>
-              <w:bottom w:val="single" w:sz="4" w:space="0" w:color="CCCCCC"/>
-              <w:left w:val="single" w:sz="4" w:space="0" w:color="CCCCCC"/>
-              <w:right w:val="single" w:sz="4" w:space="0" w:color="CCCCCC"/>
-            </w:tcBorders>
-          </w:tcPr>
-          <w:p>
-            <w:pPr>
-              <w:spacing w:before="60" w:after="60" w:line="252" w:lineRule="auto"/>
-              <w:jc w:val="left"/>
-            </w:pPr>
-            <w:r/>
-            <w:r>
-              <w:rPr>
-                <w:b/>
-              </w:rPr>
-              <w:t>+0.25</w:t>
-            </w:r>
-          </w:p>
-        </w:tc>
-        <w:tc>
-          <w:tcPr>
-            <w:tcW w:type="dxa" w:w="1440"/>
-            <w:shd w:fill="FFFFFF"/>
-            <w:tcMar>
-              <w:top w:w="100" w:type="dxa"/>
-              <w:bottom w:w="100" w:type="dxa"/>
-              <w:left w:w="120" w:type="dxa"/>
-              <w:right w:w="120" w:type="dxa"/>
-            </w:tcMar>
-            <w:tcBorders>
-              <w:top w:val="single" w:sz="4" w:space="0" w:color="CCCCCC"/>
-              <w:bottom w:val="single" w:sz="4" w:space="0" w:color="CCCCCC"/>
-              <w:left w:val="single" w:sz="4" w:space="0" w:color="CCCCCC"/>
-              <w:right w:val="single" w:sz="4" w:space="0" w:color="CCCCCC"/>
-            </w:tcBorders>
-          </w:tcPr>
-          <w:p>
-            <w:pPr>
-              <w:spacing w:before="60" w:after="60" w:line="252" w:lineRule="auto"/>
-              <w:jc w:val="left"/>
-            </w:pPr>
-            <w:r/>
-            <w:r>
-              <w:t>BULL</w:t>
-            </w:r>
-          </w:p>
-        </w:tc>
-      </w:tr>
-      <w:tr>
-        <w:tc>
-          <w:tcPr>
-            <w:tcW w:type="dxa" w:w="1584"/>
-            <w:shd w:fill="F8FAFC"/>
-            <w:tcMar>
-              <w:top w:w="100" w:type="dxa"/>
-              <w:bottom w:w="100" w:type="dxa"/>
-              <w:left w:w="120" w:type="dxa"/>
-              <w:right w:w="120" w:type="dxa"/>
-            </w:tcMar>
-            <w:tcBorders>
-              <w:top w:val="single" w:sz="4" w:space="0" w:color="CCCCCC"/>
-              <w:bottom w:val="single" w:sz="4" w:space="0" w:color="CCCCCC"/>
-              <w:left w:val="single" w:sz="4" w:space="0" w:color="CCCCCC"/>
-              <w:right w:val="single" w:sz="4" w:space="0" w:color="CCCCCC"/>
-            </w:tcBorders>
-          </w:tcPr>
-          <w:p>
-            <w:pPr>
-              <w:spacing w:before="60" w:after="60" w:line="252" w:lineRule="auto"/>
-              <w:jc w:val="left"/>
-            </w:pPr>
-            <w:r/>
-            <w:r>
-              <w:rPr>
-                <w:b/>
-              </w:rPr>
-              <w:t>Wed 02/09</w:t>
-            </w:r>
-          </w:p>
-        </w:tc>
-        <w:tc>
-          <w:tcPr>
-            <w:tcW w:type="dxa" w:w="864"/>
-            <w:shd w:fill="F8FAFC"/>
-            <w:tcMar>
-              <w:top w:w="100" w:type="dxa"/>
-              <w:bottom w:w="100" w:type="dxa"/>
-              <w:left w:w="120" w:type="dxa"/>
-              <w:right w:w="120" w:type="dxa"/>
-            </w:tcMar>
-            <w:tcBorders>
-              <w:top w:val="single" w:sz="4" w:space="0" w:color="CCCCCC"/>
-              <w:bottom w:val="single" w:sz="4" w:space="0" w:color="CCCCCC"/>
-              <w:left w:val="single" w:sz="4" w:space="0" w:color="CCCCCC"/>
-              <w:right w:val="single" w:sz="4" w:space="0" w:color="CCCCCC"/>
-            </w:tcBorders>
-          </w:tcPr>
-          <w:p>
-            <w:pPr>
-              <w:spacing w:before="60" w:after="60" w:line="252" w:lineRule="auto"/>
-              <w:jc w:val="left"/>
-            </w:pPr>
-            <w:r/>
-            <w:r>
-              <w:t>Asia 07-11</w:t>
-            </w:r>
-          </w:p>
-        </w:tc>
-        <w:tc>
-          <w:tcPr>
-            <w:tcW w:type="dxa" w:w="1440"/>
-            <w:shd w:fill="F8FAFC"/>
-            <w:tcMar>
-              <w:top w:w="100" w:type="dxa"/>
-              <w:bottom w:w="100" w:type="dxa"/>
-              <w:left w:w="120" w:type="dxa"/>
-              <w:right w:w="120" w:type="dxa"/>
-            </w:tcMar>
-            <w:tcBorders>
-              <w:top w:val="single" w:sz="4" w:space="0" w:color="CCCCCC"/>
-              <w:bottom w:val="single" w:sz="4" w:space="0" w:color="CCCCCC"/>
-              <w:left w:val="single" w:sz="4" w:space="0" w:color="CCCCCC"/>
-              <w:right w:val="single" w:sz="4" w:space="0" w:color="CCCCCC"/>
-            </w:tcBorders>
-          </w:tcPr>
-          <w:p>
-            <w:pPr>
-              <w:spacing w:before="60" w:after="60" w:line="252" w:lineRule="auto"/>
-              <w:jc w:val="left"/>
-            </w:pPr>
-            <w:r/>
-            <w:r>
-              <w:t>786.75</w:t>
-            </w:r>
-          </w:p>
-        </w:tc>
-        <w:tc>
-          <w:tcPr>
-            <w:tcW w:type="dxa" w:w="2016"/>
-            <w:shd w:fill="F8FAFC"/>
-            <w:tcMar>
-              <w:top w:w="100" w:type="dxa"/>
-              <w:bottom w:w="100" w:type="dxa"/>
-              <w:left w:w="120" w:type="dxa"/>
-              <w:right w:w="120" w:type="dxa"/>
-            </w:tcMar>
-            <w:tcBorders>
-              <w:top w:val="single" w:sz="4" w:space="0" w:color="CCCCCC"/>
-              <w:bottom w:val="single" w:sz="4" w:space="0" w:color="CCCCCC"/>
-              <w:left w:val="single" w:sz="4" w:space="0" w:color="CCCCCC"/>
-              <w:right w:val="single" w:sz="4" w:space="0" w:color="CCCCCC"/>
-            </w:tcBorders>
-          </w:tcPr>
-          <w:p>
-            <w:pPr>
-              <w:spacing w:before="60" w:after="60" w:line="252" w:lineRule="auto"/>
-              <w:jc w:val="left"/>
-            </w:pPr>
-            <w:r/>
-            <w:r>
-              <w:t>797.00</w:t>
-            </w:r>
-          </w:p>
-        </w:tc>
-        <w:tc>
-          <w:tcPr>
-            <w:tcW w:type="dxa" w:w="1152"/>
-            <w:shd w:fill="F8FAFC"/>
-            <w:tcMar>
-              <w:top w:w="100" w:type="dxa"/>
-              <w:bottom w:w="100" w:type="dxa"/>
-              <w:left w:w="120" w:type="dxa"/>
-              <w:right w:w="120" w:type="dxa"/>
-            </w:tcMar>
-            <w:tcBorders>
-              <w:top w:val="single" w:sz="4" w:space="0" w:color="CCCCCC"/>
-              <w:bottom w:val="single" w:sz="4" w:space="0" w:color="CCCCCC"/>
-              <w:left w:val="single" w:sz="4" w:space="0" w:color="CCCCCC"/>
-              <w:right w:val="single" w:sz="4" w:space="0" w:color="CCCCCC"/>
-            </w:tcBorders>
-          </w:tcPr>
-          <w:p>
-            <w:pPr>
-              <w:spacing w:before="60" w:after="60" w:line="252" w:lineRule="auto"/>
-              <w:jc w:val="left"/>
-            </w:pPr>
-            <w:r/>
-            <w:r>
-              <w:t>778.75</w:t>
-            </w:r>
-          </w:p>
-        </w:tc>
-        <w:tc>
-          <w:tcPr>
-            <w:tcW w:type="dxa" w:w="1728"/>
-            <w:shd w:fill="F8FAFC"/>
-            <w:tcMar>
-              <w:top w:w="100" w:type="dxa"/>
-              <w:bottom w:w="100" w:type="dxa"/>
-              <w:left w:w="120" w:type="dxa"/>
-              <w:right w:w="120" w:type="dxa"/>
-            </w:tcMar>
-            <w:tcBorders>
-              <w:top w:val="single" w:sz="4" w:space="0" w:color="CCCCCC"/>
-              <w:bottom w:val="single" w:sz="4" w:space="0" w:color="CCCCCC"/>
-              <w:left w:val="single" w:sz="4" w:space="0" w:color="CCCCCC"/>
-              <w:right w:val="single" w:sz="4" w:space="0" w:color="CCCCCC"/>
-            </w:tcBorders>
-          </w:tcPr>
-          <w:p>
-            <w:pPr>
-              <w:spacing w:before="60" w:after="60" w:line="252" w:lineRule="auto"/>
-              <w:jc w:val="left"/>
-            </w:pPr>
-            <w:r/>
-            <w:r>
-              <w:rPr>
-                <w:b/>
-              </w:rPr>
-              <w:t>787.25</w:t>
-            </w:r>
-          </w:p>
-        </w:tc>
-        <w:tc>
-          <w:tcPr>
-            <w:tcW w:type="dxa" w:w="3456"/>
-            <w:shd w:fill="F8FAFC"/>
-            <w:tcMar>
-              <w:top w:w="100" w:type="dxa"/>
-              <w:bottom w:w="100" w:type="dxa"/>
-              <w:left w:w="120" w:type="dxa"/>
-              <w:right w:w="120" w:type="dxa"/>
-            </w:tcMar>
-            <w:tcBorders>
-              <w:top w:val="single" w:sz="4" w:space="0" w:color="CCCCCC"/>
-              <w:bottom w:val="single" w:sz="4" w:space="0" w:color="CCCCCC"/>
-              <w:left w:val="single" w:sz="4" w:space="0" w:color="CCCCCC"/>
-              <w:right w:val="single" w:sz="4" w:space="0" w:color="CCCCCC"/>
-            </w:tcBorders>
-          </w:tcPr>
-          <w:p>
-            <w:pPr>
-              <w:spacing w:before="60" w:after="60" w:line="252" w:lineRule="auto"/>
-              <w:jc w:val="left"/>
-            </w:pPr>
-            <w:r/>
-            <w:r>
-              <w:rPr>
-                <w:b/>
-              </w:rPr>
-              <w:t>+0.50</w:t>
-            </w:r>
-          </w:p>
-        </w:tc>
-        <w:tc>
-          <w:tcPr>
-            <w:tcW w:type="dxa" w:w="1440"/>
-            <w:shd w:fill="F8FAFC"/>
-            <w:tcMar>
-              <w:top w:w="100" w:type="dxa"/>
-              <w:bottom w:w="100" w:type="dxa"/>
-              <w:left w:w="120" w:type="dxa"/>
-              <w:right w:w="120" w:type="dxa"/>
-            </w:tcMar>
-            <w:tcBorders>
-              <w:top w:val="single" w:sz="4" w:space="0" w:color="CCCCCC"/>
-              <w:bottom w:val="single" w:sz="4" w:space="0" w:color="CCCCCC"/>
-              <w:left w:val="single" w:sz="4" w:space="0" w:color="CCCCCC"/>
-              <w:right w:val="single" w:sz="4" w:space="0" w:color="CCCCCC"/>
-            </w:tcBorders>
-          </w:tcPr>
-          <w:p>
-            <w:pPr>
-              <w:spacing w:before="60" w:after="60" w:line="252" w:lineRule="auto"/>
-              <w:jc w:val="left"/>
-            </w:pPr>
-            <w:r/>
-            <w:r>
-              <w:t>BULL</w:t>
-            </w:r>
-          </w:p>
-        </w:tc>
-      </w:tr>
-      <w:tr>
-        <w:tc>
-          <w:tcPr>
-            <w:tcW w:type="dxa" w:w="1584"/>
-            <w:shd w:fill="FFFFFF"/>
-            <w:tcMar>
-              <w:top w:w="100" w:type="dxa"/>
-              <w:bottom w:w="100" w:type="dxa"/>
-              <w:left w:w="120" w:type="dxa"/>
-              <w:right w:w="120" w:type="dxa"/>
-            </w:tcMar>
-            <w:tcBorders>
-              <w:top w:val="single" w:sz="4" w:space="0" w:color="CCCCCC"/>
-              <w:bottom w:val="single" w:sz="4" w:space="0" w:color="CCCCCC"/>
-              <w:left w:val="single" w:sz="4" w:space="0" w:color="CCCCCC"/>
-              <w:right w:val="single" w:sz="4" w:space="0" w:color="CCCCCC"/>
-            </w:tcBorders>
-          </w:tcPr>
-          <w:p>
-            <w:pPr>
-              <w:spacing w:before="60" w:after="60" w:line="252" w:lineRule="auto"/>
-              <w:jc w:val="left"/>
-            </w:pPr>
-            <w:r/>
-            <w:r>
-              <w:rPr>
-                <w:b/>
-              </w:rPr>
-              <w:t>Wed 02/09</w:t>
-            </w:r>
-          </w:p>
-        </w:tc>
-        <w:tc>
-          <w:tcPr>
-            <w:tcW w:type="dxa" w:w="864"/>
-            <w:shd w:fill="FFFFFF"/>
-            <w:tcMar>
-              <w:top w:w="100" w:type="dxa"/>
-              <w:bottom w:w="100" w:type="dxa"/>
-              <w:left w:w="120" w:type="dxa"/>
-              <w:right w:w="120" w:type="dxa"/>
-            </w:tcMar>
-            <w:tcBorders>
-              <w:top w:val="single" w:sz="4" w:space="0" w:color="CCCCCC"/>
-              <w:bottom w:val="single" w:sz="4" w:space="0" w:color="CCCCCC"/>
-              <w:left w:val="single" w:sz="4" w:space="0" w:color="CCCCCC"/>
-              <w:right w:val="single" w:sz="4" w:space="0" w:color="CCCCCC"/>
-            </w:tcBorders>
-          </w:tcPr>
-          <w:p>
-            <w:pPr>
-              <w:spacing w:before="60" w:after="60" w:line="252" w:lineRule="auto"/>
-              <w:jc w:val="left"/>
-            </w:pPr>
-            <w:r/>
-            <w:r>
-              <w:t>Asia 11-15</w:t>
-            </w:r>
-          </w:p>
-        </w:tc>
-        <w:tc>
-          <w:tcPr>
-            <w:tcW w:type="dxa" w:w="1440"/>
-            <w:shd w:fill="FFFFFF"/>
-            <w:tcMar>
-              <w:top w:w="100" w:type="dxa"/>
-              <w:bottom w:w="100" w:type="dxa"/>
-              <w:left w:w="120" w:type="dxa"/>
-              <w:right w:w="120" w:type="dxa"/>
-            </w:tcMar>
-            <w:tcBorders>
-              <w:top w:val="single" w:sz="4" w:space="0" w:color="CCCCCC"/>
-              <w:bottom w:val="single" w:sz="4" w:space="0" w:color="CCCCCC"/>
-              <w:left w:val="single" w:sz="4" w:space="0" w:color="CCCCCC"/>
-              <w:right w:val="single" w:sz="4" w:space="0" w:color="CCCCCC"/>
-            </w:tcBorders>
-          </w:tcPr>
-          <w:p>
-            <w:pPr>
-              <w:spacing w:before="60" w:after="60" w:line="252" w:lineRule="auto"/>
-              <w:jc w:val="left"/>
-            </w:pPr>
-            <w:r/>
-            <w:r>
-              <w:t>787.25</w:t>
-            </w:r>
-          </w:p>
-        </w:tc>
-        <w:tc>
-          <w:tcPr>
-            <w:tcW w:type="dxa" w:w="2016"/>
-            <w:shd w:fill="FFFFFF"/>
-            <w:tcMar>
-              <w:top w:w="100" w:type="dxa"/>
-              <w:bottom w:w="100" w:type="dxa"/>
-              <w:left w:w="120" w:type="dxa"/>
-              <w:right w:w="120" w:type="dxa"/>
-            </w:tcMar>
-            <w:tcBorders>
-              <w:top w:val="single" w:sz="4" w:space="0" w:color="CCCCCC"/>
-              <w:bottom w:val="single" w:sz="4" w:space="0" w:color="CCCCCC"/>
-              <w:left w:val="single" w:sz="4" w:space="0" w:color="CCCCCC"/>
-              <w:right w:val="single" w:sz="4" w:space="0" w:color="CCCCCC"/>
-            </w:tcBorders>
-          </w:tcPr>
-          <w:p>
-            <w:pPr>
-              <w:spacing w:before="60" w:after="60" w:line="252" w:lineRule="auto"/>
-              <w:jc w:val="left"/>
-            </w:pPr>
-            <w:r/>
-            <w:r>
-              <w:t>794.25</w:t>
-            </w:r>
-          </w:p>
-        </w:tc>
-        <w:tc>
-          <w:tcPr>
-            <w:tcW w:type="dxa" w:w="1152"/>
-            <w:shd w:fill="FFFFFF"/>
-            <w:tcMar>
-              <w:top w:w="100" w:type="dxa"/>
-              <w:bottom w:w="100" w:type="dxa"/>
-              <w:left w:w="120" w:type="dxa"/>
-              <w:right w:w="120" w:type="dxa"/>
-            </w:tcMar>
-            <w:tcBorders>
-              <w:top w:val="single" w:sz="4" w:space="0" w:color="CCCCCC"/>
-              <w:bottom w:val="single" w:sz="4" w:space="0" w:color="CCCCCC"/>
-              <w:left w:val="single" w:sz="4" w:space="0" w:color="CCCCCC"/>
-              <w:right w:val="single" w:sz="4" w:space="0" w:color="CCCCCC"/>
-            </w:tcBorders>
-          </w:tcPr>
-          <w:p>
-            <w:pPr>
-              <w:spacing w:before="60" w:after="60" w:line="252" w:lineRule="auto"/>
-              <w:jc w:val="left"/>
-            </w:pPr>
-            <w:r/>
-            <w:r>
-              <w:t>781.25</w:t>
-            </w:r>
-          </w:p>
-        </w:tc>
-        <w:tc>
-          <w:tcPr>
-            <w:tcW w:type="dxa" w:w="1728"/>
-            <w:shd w:fill="FFFFFF"/>
-            <w:tcMar>
-              <w:top w:w="100" w:type="dxa"/>
-              <w:bottom w:w="100" w:type="dxa"/>
-              <w:left w:w="120" w:type="dxa"/>
-              <w:right w:w="120" w:type="dxa"/>
-            </w:tcMar>
-            <w:tcBorders>
-              <w:top w:val="single" w:sz="4" w:space="0" w:color="CCCCCC"/>
-              <w:bottom w:val="single" w:sz="4" w:space="0" w:color="CCCCCC"/>
-              <w:left w:val="single" w:sz="4" w:space="0" w:color="CCCCCC"/>
-              <w:right w:val="single" w:sz="4" w:space="0" w:color="CCCCCC"/>
-            </w:tcBorders>
-          </w:tcPr>
-          <w:p>
-            <w:pPr>
-              <w:spacing w:before="60" w:after="60" w:line="252" w:lineRule="auto"/>
-              <w:jc w:val="left"/>
-            </w:pPr>
-            <w:r/>
-            <w:r>
-              <w:rPr>
-                <w:b/>
-              </w:rPr>
-              <w:t>786.50</w:t>
-            </w:r>
-          </w:p>
-        </w:tc>
-        <w:tc>
-          <w:tcPr>
-            <w:tcW w:type="dxa" w:w="3456"/>
-            <w:shd w:fill="FFFFFF"/>
-            <w:tcMar>
-              <w:top w:w="100" w:type="dxa"/>
-              <w:bottom w:w="100" w:type="dxa"/>
-              <w:left w:w="120" w:type="dxa"/>
-              <w:right w:w="120" w:type="dxa"/>
-            </w:tcMar>
-            <w:tcBorders>
-              <w:top w:val="single" w:sz="4" w:space="0" w:color="CCCCCC"/>
-              <w:bottom w:val="single" w:sz="4" w:space="0" w:color="CCCCCC"/>
-              <w:left w:val="single" w:sz="4" w:space="0" w:color="CCCCCC"/>
-              <w:right w:val="single" w:sz="4" w:space="0" w:color="CCCCCC"/>
-            </w:tcBorders>
-          </w:tcPr>
-          <w:p>
-            <w:pPr>
-              <w:spacing w:before="60" w:after="60" w:line="252" w:lineRule="auto"/>
-              <w:jc w:val="left"/>
-            </w:pPr>
-            <w:r/>
-            <w:r>
-              <w:rPr>
-                <w:b/>
-              </w:rPr>
-              <w:t>-0.75</w:t>
-            </w:r>
-          </w:p>
-        </w:tc>
-        <w:tc>
-          <w:tcPr>
-            <w:tcW w:type="dxa" w:w="1440"/>
-            <w:shd w:fill="FFFFFF"/>
-            <w:tcMar>
-              <w:top w:w="100" w:type="dxa"/>
-              <w:bottom w:w="100" w:type="dxa"/>
-              <w:left w:w="120" w:type="dxa"/>
-              <w:right w:w="120" w:type="dxa"/>
-            </w:tcMar>
-            <w:tcBorders>
-              <w:top w:val="single" w:sz="4" w:space="0" w:color="CCCCCC"/>
-              <w:bottom w:val="single" w:sz="4" w:space="0" w:color="CCCCCC"/>
-              <w:left w:val="single" w:sz="4" w:space="0" w:color="CCCCCC"/>
-              <w:right w:val="single" w:sz="4" w:space="0" w:color="CCCCCC"/>
-            </w:tcBorders>
-          </w:tcPr>
-          <w:p>
-            <w:pPr>
-              <w:spacing w:before="60" w:after="60" w:line="252" w:lineRule="auto"/>
-              <w:jc w:val="left"/>
-            </w:pPr>
-            <w:r/>
-            <w:r>
-              <w:t>BEAR</w:t>
-            </w:r>
-          </w:p>
-        </w:tc>
-      </w:tr>
-      <w:tr>
-        <w:tc>
-          <w:tcPr>
-            <w:tcW w:type="dxa" w:w="1584"/>
-            <w:shd w:fill="F8FAFC"/>
-            <w:tcMar>
-              <w:top w:w="100" w:type="dxa"/>
-              <w:bottom w:w="100" w:type="dxa"/>
-              <w:left w:w="120" w:type="dxa"/>
-              <w:right w:w="120" w:type="dxa"/>
-            </w:tcMar>
-            <w:tcBorders>
-              <w:top w:val="single" w:sz="4" w:space="0" w:color="CCCCCC"/>
-              <w:bottom w:val="single" w:sz="4" w:space="0" w:color="CCCCCC"/>
-              <w:left w:val="single" w:sz="4" w:space="0" w:color="CCCCCC"/>
-              <w:right w:val="single" w:sz="4" w:space="0" w:color="CCCCCC"/>
-            </w:tcBorders>
-          </w:tcPr>
-          <w:p>
-            <w:pPr>
-              <w:spacing w:before="60" w:after="60" w:line="252" w:lineRule="auto"/>
-              <w:jc w:val="left"/>
-            </w:pPr>
-            <w:r/>
-            <w:r>
-              <w:rPr>
-                <w:b/>
-              </w:rPr>
-              <w:t>Wed 02/09</w:t>
-            </w:r>
-          </w:p>
-        </w:tc>
-        <w:tc>
-          <w:tcPr>
-            <w:tcW w:type="dxa" w:w="864"/>
-            <w:shd w:fill="F8FAFC"/>
-            <w:tcMar>
-              <w:top w:w="100" w:type="dxa"/>
-              <w:bottom w:w="100" w:type="dxa"/>
-              <w:left w:w="120" w:type="dxa"/>
-              <w:right w:w="120" w:type="dxa"/>
-            </w:tcMar>
-            <w:tcBorders>
-              <w:top w:val="single" w:sz="4" w:space="0" w:color="CCCCCC"/>
-              <w:bottom w:val="single" w:sz="4" w:space="0" w:color="CCCCCC"/>
-              <w:left w:val="single" w:sz="4" w:space="0" w:color="CCCCCC"/>
-              <w:right w:val="single" w:sz="4" w:space="0" w:color="CCCCCC"/>
-            </w:tcBorders>
-          </w:tcPr>
-          <w:p>
-            <w:pPr>
-              <w:spacing w:before="60" w:after="60" w:line="252" w:lineRule="auto"/>
-              <w:jc w:val="left"/>
-            </w:pPr>
-            <w:r/>
-            <w:r>
-              <w:t>London 15-19</w:t>
-            </w:r>
-          </w:p>
-        </w:tc>
-        <w:tc>
-          <w:tcPr>
-            <w:tcW w:type="dxa" w:w="1440"/>
-            <w:shd w:fill="F8FAFC"/>
-            <w:tcMar>
-              <w:top w:w="100" w:type="dxa"/>
-              <w:bottom w:w="100" w:type="dxa"/>
-              <w:left w:w="120" w:type="dxa"/>
-              <w:right w:w="120" w:type="dxa"/>
-            </w:tcMar>
-            <w:tcBorders>
-              <w:top w:val="single" w:sz="4" w:space="0" w:color="CCCCCC"/>
-              <w:bottom w:val="single" w:sz="4" w:space="0" w:color="CCCCCC"/>
-              <w:left w:val="single" w:sz="4" w:space="0" w:color="CCCCCC"/>
-              <w:right w:val="single" w:sz="4" w:space="0" w:color="CCCCCC"/>
-            </w:tcBorders>
-          </w:tcPr>
-          <w:p>
-            <w:pPr>
-              <w:spacing w:before="60" w:after="60" w:line="252" w:lineRule="auto"/>
-              <w:jc w:val="left"/>
-            </w:pPr>
-            <w:r/>
-            <w:r>
-              <w:t>786.50</w:t>
-            </w:r>
-          </w:p>
-        </w:tc>
-        <w:tc>
-          <w:tcPr>
-            <w:tcW w:type="dxa" w:w="2016"/>
-            <w:shd w:fill="F8FAFC"/>
-            <w:tcMar>
-              <w:top w:w="100" w:type="dxa"/>
-              <w:bottom w:w="100" w:type="dxa"/>
-              <w:left w:w="120" w:type="dxa"/>
-              <w:right w:w="120" w:type="dxa"/>
-            </w:tcMar>
-            <w:tcBorders>
-              <w:top w:val="single" w:sz="4" w:space="0" w:color="CCCCCC"/>
-              <w:bottom w:val="single" w:sz="4" w:space="0" w:color="CCCCCC"/>
-              <w:left w:val="single" w:sz="4" w:space="0" w:color="CCCCCC"/>
-              <w:right w:val="single" w:sz="4" w:space="0" w:color="CCCCCC"/>
-            </w:tcBorders>
-          </w:tcPr>
-          <w:p>
-            <w:pPr>
-              <w:spacing w:before="60" w:after="60" w:line="252" w:lineRule="auto"/>
-              <w:jc w:val="left"/>
-            </w:pPr>
-            <w:r/>
-            <w:r>
-              <w:t>800.00</w:t>
-            </w:r>
-          </w:p>
-        </w:tc>
-        <w:tc>
-          <w:tcPr>
-            <w:tcW w:type="dxa" w:w="1152"/>
-            <w:shd w:fill="F8FAFC"/>
-            <w:tcMar>
-              <w:top w:w="100" w:type="dxa"/>
-              <w:bottom w:w="100" w:type="dxa"/>
-              <w:left w:w="120" w:type="dxa"/>
-              <w:right w:w="120" w:type="dxa"/>
-            </w:tcMar>
-            <w:tcBorders>
-              <w:top w:val="single" w:sz="4" w:space="0" w:color="CCCCCC"/>
-              <w:bottom w:val="single" w:sz="4" w:space="0" w:color="CCCCCC"/>
-              <w:left w:val="single" w:sz="4" w:space="0" w:color="CCCCCC"/>
-              <w:right w:val="single" w:sz="4" w:space="0" w:color="CCCCCC"/>
-            </w:tcBorders>
-          </w:tcPr>
-          <w:p>
-            <w:pPr>
-              <w:spacing w:before="60" w:after="60" w:line="252" w:lineRule="auto"/>
-              <w:jc w:val="left"/>
-            </w:pPr>
-            <w:r/>
-            <w:r>
-              <w:t>773.50</w:t>
-            </w:r>
-          </w:p>
-        </w:tc>
-        <w:tc>
-          <w:tcPr>
-            <w:tcW w:type="dxa" w:w="1728"/>
-            <w:shd w:fill="F8FAFC"/>
-            <w:tcMar>
-              <w:top w:w="100" w:type="dxa"/>
-              <w:bottom w:w="100" w:type="dxa"/>
-              <w:left w:w="120" w:type="dxa"/>
-              <w:right w:w="120" w:type="dxa"/>
-            </w:tcMar>
-            <w:tcBorders>
-              <w:top w:val="single" w:sz="4" w:space="0" w:color="CCCCCC"/>
-              <w:bottom w:val="single" w:sz="4" w:space="0" w:color="CCCCCC"/>
-              <w:left w:val="single" w:sz="4" w:space="0" w:color="CCCCCC"/>
-              <w:right w:val="single" w:sz="4" w:space="0" w:color="CCCCCC"/>
-            </w:tcBorders>
-          </w:tcPr>
-          <w:p>
-            <w:pPr>
-              <w:spacing w:before="60" w:after="60" w:line="252" w:lineRule="auto"/>
-              <w:jc w:val="left"/>
-            </w:pPr>
-            <w:r/>
-            <w:r>
-              <w:rPr>
-                <w:b/>
-              </w:rPr>
-              <w:t>788.25</w:t>
+              <w:t>793.25</w:t>
             </w:r>
           </w:p>
         </w:tc>
@@ -27816,7 +31106,7 @@
               <w:rPr>
                 <w:b/>
               </w:rPr>
-              <w:t>Wed 02/09</w:t>
+              <w:t>Fri 04/09</w:t>
             </w:r>
           </w:p>
         </w:tc>
@@ -27844,7 +31134,7 @@
             </w:pPr>
             <w:r/>
             <w:r>
-              <w:t>Pre-NY 19-21</w:t>
+              <w:t>NY Close 23-01</w:t>
             </w:r>
           </w:p>
         </w:tc>
@@ -27872,7 +31162,7 @@
             </w:pPr>
             <w:r/>
             <w:r>
-              <w:t>788.25</w:t>
+              <w:t>793.25</w:t>
             </w:r>
           </w:p>
         </w:tc>
@@ -27900,7 +31190,7 @@
             </w:pPr>
             <w:r/>
             <w:r>
-              <w:t>797.50</w:t>
+              <w:t>799.50</w:t>
             </w:r>
           </w:p>
         </w:tc>
@@ -27928,7 +31218,7 @@
             </w:pPr>
             <w:r/>
             <w:r>
-              <w:t>777.50</w:t>
+              <w:t>786.75</w:t>
             </w:r>
           </w:p>
         </w:tc>
@@ -27936,2591 +31226,6 @@
           <w:tcPr>
             <w:tcW w:type="dxa" w:w="1728"/>
             <w:shd w:fill="FFFFFF"/>
-            <w:tcMar>
-              <w:top w:w="100" w:type="dxa"/>
-              <w:bottom w:w="100" w:type="dxa"/>
-              <w:left w:w="120" w:type="dxa"/>
-              <w:right w:w="120" w:type="dxa"/>
-            </w:tcMar>
-            <w:tcBorders>
-              <w:top w:val="single" w:sz="4" w:space="0" w:color="CCCCCC"/>
-              <w:bottom w:val="single" w:sz="4" w:space="0" w:color="CCCCCC"/>
-              <w:left w:val="single" w:sz="4" w:space="0" w:color="CCCCCC"/>
-              <w:right w:val="single" w:sz="4" w:space="0" w:color="CCCCCC"/>
-            </w:tcBorders>
-          </w:tcPr>
-          <w:p>
-            <w:pPr>
-              <w:spacing w:before="60" w:after="60" w:line="252" w:lineRule="auto"/>
-              <w:jc w:val="left"/>
-            </w:pPr>
-            <w:r/>
-            <w:r>
-              <w:rPr>
-                <w:b/>
-              </w:rPr>
-              <w:t>788.75</w:t>
-            </w:r>
-          </w:p>
-        </w:tc>
-        <w:tc>
-          <w:tcPr>
-            <w:tcW w:type="dxa" w:w="3456"/>
-            <w:shd w:fill="FFFFFF"/>
-            <w:tcMar>
-              <w:top w:w="100" w:type="dxa"/>
-              <w:bottom w:w="100" w:type="dxa"/>
-              <w:left w:w="120" w:type="dxa"/>
-              <w:right w:w="120" w:type="dxa"/>
-            </w:tcMar>
-            <w:tcBorders>
-              <w:top w:val="single" w:sz="4" w:space="0" w:color="CCCCCC"/>
-              <w:bottom w:val="single" w:sz="4" w:space="0" w:color="CCCCCC"/>
-              <w:left w:val="single" w:sz="4" w:space="0" w:color="CCCCCC"/>
-              <w:right w:val="single" w:sz="4" w:space="0" w:color="CCCCCC"/>
-            </w:tcBorders>
-          </w:tcPr>
-          <w:p>
-            <w:pPr>
-              <w:spacing w:before="60" w:after="60" w:line="252" w:lineRule="auto"/>
-              <w:jc w:val="left"/>
-            </w:pPr>
-            <w:r/>
-            <w:r>
-              <w:rPr>
-                <w:b/>
-              </w:rPr>
-              <w:t>+0.50</w:t>
-            </w:r>
-          </w:p>
-        </w:tc>
-        <w:tc>
-          <w:tcPr>
-            <w:tcW w:type="dxa" w:w="1440"/>
-            <w:shd w:fill="FFFFFF"/>
-            <w:tcMar>
-              <w:top w:w="100" w:type="dxa"/>
-              <w:bottom w:w="100" w:type="dxa"/>
-              <w:left w:w="120" w:type="dxa"/>
-              <w:right w:w="120" w:type="dxa"/>
-            </w:tcMar>
-            <w:tcBorders>
-              <w:top w:val="single" w:sz="4" w:space="0" w:color="CCCCCC"/>
-              <w:bottom w:val="single" w:sz="4" w:space="0" w:color="CCCCCC"/>
-              <w:left w:val="single" w:sz="4" w:space="0" w:color="CCCCCC"/>
-              <w:right w:val="single" w:sz="4" w:space="0" w:color="CCCCCC"/>
-            </w:tcBorders>
-          </w:tcPr>
-          <w:p>
-            <w:pPr>
-              <w:spacing w:before="60" w:after="60" w:line="252" w:lineRule="auto"/>
-              <w:jc w:val="left"/>
-            </w:pPr>
-            <w:r/>
-            <w:r>
-              <w:t>BULL</w:t>
-            </w:r>
-          </w:p>
-        </w:tc>
-      </w:tr>
-      <w:tr>
-        <w:tc>
-          <w:tcPr>
-            <w:tcW w:type="dxa" w:w="1584"/>
-            <w:shd w:fill="F8FAFC"/>
-            <w:tcMar>
-              <w:top w:w="100" w:type="dxa"/>
-              <w:bottom w:w="100" w:type="dxa"/>
-              <w:left w:w="120" w:type="dxa"/>
-              <w:right w:w="120" w:type="dxa"/>
-            </w:tcMar>
-            <w:tcBorders>
-              <w:top w:val="single" w:sz="4" w:space="0" w:color="CCCCCC"/>
-              <w:bottom w:val="single" w:sz="4" w:space="0" w:color="CCCCCC"/>
-              <w:left w:val="single" w:sz="4" w:space="0" w:color="CCCCCC"/>
-              <w:right w:val="single" w:sz="4" w:space="0" w:color="CCCCCC"/>
-            </w:tcBorders>
-          </w:tcPr>
-          <w:p>
-            <w:pPr>
-              <w:spacing w:before="60" w:after="60" w:line="252" w:lineRule="auto"/>
-              <w:jc w:val="left"/>
-            </w:pPr>
-            <w:r/>
-            <w:r>
-              <w:rPr>
-                <w:b/>
-              </w:rPr>
-              <w:t>Wed 02/09</w:t>
-            </w:r>
-          </w:p>
-        </w:tc>
-        <w:tc>
-          <w:tcPr>
-            <w:tcW w:type="dxa" w:w="864"/>
-            <w:shd w:fill="F8FAFC"/>
-            <w:tcMar>
-              <w:top w:w="100" w:type="dxa"/>
-              <w:bottom w:w="100" w:type="dxa"/>
-              <w:left w:w="120" w:type="dxa"/>
-              <w:right w:w="120" w:type="dxa"/>
-            </w:tcMar>
-            <w:tcBorders>
-              <w:top w:val="single" w:sz="4" w:space="0" w:color="CCCCCC"/>
-              <w:bottom w:val="single" w:sz="4" w:space="0" w:color="CCCCCC"/>
-              <w:left w:val="single" w:sz="4" w:space="0" w:color="CCCCCC"/>
-              <w:right w:val="single" w:sz="4" w:space="0" w:color="CCCCCC"/>
-            </w:tcBorders>
-          </w:tcPr>
-          <w:p>
-            <w:pPr>
-              <w:spacing w:before="60" w:after="60" w:line="252" w:lineRule="auto"/>
-              <w:jc w:val="left"/>
-            </w:pPr>
-            <w:r/>
-            <w:r>
-              <w:t>NY Open 21-23</w:t>
-            </w:r>
-          </w:p>
-        </w:tc>
-        <w:tc>
-          <w:tcPr>
-            <w:tcW w:type="dxa" w:w="1440"/>
-            <w:shd w:fill="F8FAFC"/>
-            <w:tcMar>
-              <w:top w:w="100" w:type="dxa"/>
-              <w:bottom w:w="100" w:type="dxa"/>
-              <w:left w:w="120" w:type="dxa"/>
-              <w:right w:w="120" w:type="dxa"/>
-            </w:tcMar>
-            <w:tcBorders>
-              <w:top w:val="single" w:sz="4" w:space="0" w:color="CCCCCC"/>
-              <w:bottom w:val="single" w:sz="4" w:space="0" w:color="CCCCCC"/>
-              <w:left w:val="single" w:sz="4" w:space="0" w:color="CCCCCC"/>
-              <w:right w:val="single" w:sz="4" w:space="0" w:color="CCCCCC"/>
-            </w:tcBorders>
-          </w:tcPr>
-          <w:p>
-            <w:pPr>
-              <w:spacing w:before="60" w:after="60" w:line="252" w:lineRule="auto"/>
-              <w:jc w:val="left"/>
-            </w:pPr>
-            <w:r/>
-            <w:r>
-              <w:t>788.75</w:t>
-            </w:r>
-          </w:p>
-        </w:tc>
-        <w:tc>
-          <w:tcPr>
-            <w:tcW w:type="dxa" w:w="2016"/>
-            <w:shd w:fill="F8FAFC"/>
-            <w:tcMar>
-              <w:top w:w="100" w:type="dxa"/>
-              <w:bottom w:w="100" w:type="dxa"/>
-              <w:left w:w="120" w:type="dxa"/>
-              <w:right w:w="120" w:type="dxa"/>
-            </w:tcMar>
-            <w:tcBorders>
-              <w:top w:val="single" w:sz="4" w:space="0" w:color="CCCCCC"/>
-              <w:bottom w:val="single" w:sz="4" w:space="0" w:color="CCCCCC"/>
-              <w:left w:val="single" w:sz="4" w:space="0" w:color="CCCCCC"/>
-              <w:right w:val="single" w:sz="4" w:space="0" w:color="CCCCCC"/>
-            </w:tcBorders>
-          </w:tcPr>
-          <w:p>
-            <w:pPr>
-              <w:spacing w:before="60" w:after="60" w:line="252" w:lineRule="auto"/>
-              <w:jc w:val="left"/>
-            </w:pPr>
-            <w:r/>
-            <w:r>
-              <w:t>801.00</w:t>
-            </w:r>
-          </w:p>
-        </w:tc>
-        <w:tc>
-          <w:tcPr>
-            <w:tcW w:type="dxa" w:w="1152"/>
-            <w:shd w:fill="F8FAFC"/>
-            <w:tcMar>
-              <w:top w:w="100" w:type="dxa"/>
-              <w:bottom w:w="100" w:type="dxa"/>
-              <w:left w:w="120" w:type="dxa"/>
-              <w:right w:w="120" w:type="dxa"/>
-            </w:tcMar>
-            <w:tcBorders>
-              <w:top w:val="single" w:sz="4" w:space="0" w:color="CCCCCC"/>
-              <w:bottom w:val="single" w:sz="4" w:space="0" w:color="CCCCCC"/>
-              <w:left w:val="single" w:sz="4" w:space="0" w:color="CCCCCC"/>
-              <w:right w:val="single" w:sz="4" w:space="0" w:color="CCCCCC"/>
-            </w:tcBorders>
-          </w:tcPr>
-          <w:p>
-            <w:pPr>
-              <w:spacing w:before="60" w:after="60" w:line="252" w:lineRule="auto"/>
-              <w:jc w:val="left"/>
-            </w:pPr>
-            <w:r/>
-            <w:r>
-              <w:t>774.50</w:t>
-            </w:r>
-          </w:p>
-        </w:tc>
-        <w:tc>
-          <w:tcPr>
-            <w:tcW w:type="dxa" w:w="1728"/>
-            <w:shd w:fill="F8FAFC"/>
-            <w:tcMar>
-              <w:top w:w="100" w:type="dxa"/>
-              <w:bottom w:w="100" w:type="dxa"/>
-              <w:left w:w="120" w:type="dxa"/>
-              <w:right w:w="120" w:type="dxa"/>
-            </w:tcMar>
-            <w:tcBorders>
-              <w:top w:val="single" w:sz="4" w:space="0" w:color="CCCCCC"/>
-              <w:bottom w:val="single" w:sz="4" w:space="0" w:color="CCCCCC"/>
-              <w:left w:val="single" w:sz="4" w:space="0" w:color="CCCCCC"/>
-              <w:right w:val="single" w:sz="4" w:space="0" w:color="CCCCCC"/>
-            </w:tcBorders>
-          </w:tcPr>
-          <w:p>
-            <w:pPr>
-              <w:spacing w:before="60" w:after="60" w:line="252" w:lineRule="auto"/>
-              <w:jc w:val="left"/>
-            </w:pPr>
-            <w:r/>
-            <w:r>
-              <w:rPr>
-                <w:b/>
-              </w:rPr>
-              <w:t>787.25</w:t>
-            </w:r>
-          </w:p>
-        </w:tc>
-        <w:tc>
-          <w:tcPr>
-            <w:tcW w:type="dxa" w:w="3456"/>
-            <w:shd w:fill="F8FAFC"/>
-            <w:tcMar>
-              <w:top w:w="100" w:type="dxa"/>
-              <w:bottom w:w="100" w:type="dxa"/>
-              <w:left w:w="120" w:type="dxa"/>
-              <w:right w:w="120" w:type="dxa"/>
-            </w:tcMar>
-            <w:tcBorders>
-              <w:top w:val="single" w:sz="4" w:space="0" w:color="CCCCCC"/>
-              <w:bottom w:val="single" w:sz="4" w:space="0" w:color="CCCCCC"/>
-              <w:left w:val="single" w:sz="4" w:space="0" w:color="CCCCCC"/>
-              <w:right w:val="single" w:sz="4" w:space="0" w:color="CCCCCC"/>
-            </w:tcBorders>
-          </w:tcPr>
-          <w:p>
-            <w:pPr>
-              <w:spacing w:before="60" w:after="60" w:line="252" w:lineRule="auto"/>
-              <w:jc w:val="left"/>
-            </w:pPr>
-            <w:r/>
-            <w:r>
-              <w:rPr>
-                <w:b/>
-              </w:rPr>
-              <w:t>-1.50</w:t>
-            </w:r>
-          </w:p>
-        </w:tc>
-        <w:tc>
-          <w:tcPr>
-            <w:tcW w:type="dxa" w:w="1440"/>
-            <w:shd w:fill="F8FAFC"/>
-            <w:tcMar>
-              <w:top w:w="100" w:type="dxa"/>
-              <w:bottom w:w="100" w:type="dxa"/>
-              <w:left w:w="120" w:type="dxa"/>
-              <w:right w:w="120" w:type="dxa"/>
-            </w:tcMar>
-            <w:tcBorders>
-              <w:top w:val="single" w:sz="4" w:space="0" w:color="CCCCCC"/>
-              <w:bottom w:val="single" w:sz="4" w:space="0" w:color="CCCCCC"/>
-              <w:left w:val="single" w:sz="4" w:space="0" w:color="CCCCCC"/>
-              <w:right w:val="single" w:sz="4" w:space="0" w:color="CCCCCC"/>
-            </w:tcBorders>
-          </w:tcPr>
-          <w:p>
-            <w:pPr>
-              <w:spacing w:before="60" w:after="60" w:line="252" w:lineRule="auto"/>
-              <w:jc w:val="left"/>
-            </w:pPr>
-            <w:r/>
-            <w:r>
-              <w:t>BEAR</w:t>
-            </w:r>
-          </w:p>
-        </w:tc>
-      </w:tr>
-      <w:tr>
-        <w:tc>
-          <w:tcPr>
-            <w:tcW w:type="dxa" w:w="1584"/>
-            <w:shd w:fill="FFFFFF"/>
-            <w:tcMar>
-              <w:top w:w="100" w:type="dxa"/>
-              <w:bottom w:w="100" w:type="dxa"/>
-              <w:left w:w="120" w:type="dxa"/>
-              <w:right w:w="120" w:type="dxa"/>
-            </w:tcMar>
-            <w:tcBorders>
-              <w:top w:val="single" w:sz="4" w:space="0" w:color="CCCCCC"/>
-              <w:bottom w:val="single" w:sz="4" w:space="0" w:color="CCCCCC"/>
-              <w:left w:val="single" w:sz="4" w:space="0" w:color="CCCCCC"/>
-              <w:right w:val="single" w:sz="4" w:space="0" w:color="CCCCCC"/>
-            </w:tcBorders>
-          </w:tcPr>
-          <w:p>
-            <w:pPr>
-              <w:spacing w:before="60" w:after="60" w:line="252" w:lineRule="auto"/>
-              <w:jc w:val="left"/>
-            </w:pPr>
-            <w:r/>
-            <w:r>
-              <w:rPr>
-                <w:b/>
-              </w:rPr>
-              <w:t>Wed 02/09</w:t>
-            </w:r>
-          </w:p>
-        </w:tc>
-        <w:tc>
-          <w:tcPr>
-            <w:tcW w:type="dxa" w:w="864"/>
-            <w:shd w:fill="FFFFFF"/>
-            <w:tcMar>
-              <w:top w:w="100" w:type="dxa"/>
-              <w:bottom w:w="100" w:type="dxa"/>
-              <w:left w:w="120" w:type="dxa"/>
-              <w:right w:w="120" w:type="dxa"/>
-            </w:tcMar>
-            <w:tcBorders>
-              <w:top w:val="single" w:sz="4" w:space="0" w:color="CCCCCC"/>
-              <w:bottom w:val="single" w:sz="4" w:space="0" w:color="CCCCCC"/>
-              <w:left w:val="single" w:sz="4" w:space="0" w:color="CCCCCC"/>
-              <w:right w:val="single" w:sz="4" w:space="0" w:color="CCCCCC"/>
-            </w:tcBorders>
-          </w:tcPr>
-          <w:p>
-            <w:pPr>
-              <w:spacing w:before="60" w:after="60" w:line="252" w:lineRule="auto"/>
-              <w:jc w:val="left"/>
-            </w:pPr>
-            <w:r/>
-            <w:r>
-              <w:t>NY Close 23-01</w:t>
-            </w:r>
-          </w:p>
-        </w:tc>
-        <w:tc>
-          <w:tcPr>
-            <w:tcW w:type="dxa" w:w="1440"/>
-            <w:shd w:fill="FFFFFF"/>
-            <w:tcMar>
-              <w:top w:w="100" w:type="dxa"/>
-              <w:bottom w:w="100" w:type="dxa"/>
-              <w:left w:w="120" w:type="dxa"/>
-              <w:right w:w="120" w:type="dxa"/>
-            </w:tcMar>
-            <w:tcBorders>
-              <w:top w:val="single" w:sz="4" w:space="0" w:color="CCCCCC"/>
-              <w:bottom w:val="single" w:sz="4" w:space="0" w:color="CCCCCC"/>
-              <w:left w:val="single" w:sz="4" w:space="0" w:color="CCCCCC"/>
-              <w:right w:val="single" w:sz="4" w:space="0" w:color="CCCCCC"/>
-            </w:tcBorders>
-          </w:tcPr>
-          <w:p>
-            <w:pPr>
-              <w:spacing w:before="60" w:after="60" w:line="252" w:lineRule="auto"/>
-              <w:jc w:val="left"/>
-            </w:pPr>
-            <w:r/>
-            <w:r>
-              <w:t>787.25</w:t>
-            </w:r>
-          </w:p>
-        </w:tc>
-        <w:tc>
-          <w:tcPr>
-            <w:tcW w:type="dxa" w:w="2016"/>
-            <w:shd w:fill="FFFFFF"/>
-            <w:tcMar>
-              <w:top w:w="100" w:type="dxa"/>
-              <w:bottom w:w="100" w:type="dxa"/>
-              <w:left w:w="120" w:type="dxa"/>
-              <w:right w:w="120" w:type="dxa"/>
-            </w:tcMar>
-            <w:tcBorders>
-              <w:top w:val="single" w:sz="4" w:space="0" w:color="CCCCCC"/>
-              <w:bottom w:val="single" w:sz="4" w:space="0" w:color="CCCCCC"/>
-              <w:left w:val="single" w:sz="4" w:space="0" w:color="CCCCCC"/>
-              <w:right w:val="single" w:sz="4" w:space="0" w:color="CCCCCC"/>
-            </w:tcBorders>
-          </w:tcPr>
-          <w:p>
-            <w:pPr>
-              <w:spacing w:before="60" w:after="60" w:line="252" w:lineRule="auto"/>
-              <w:jc w:val="left"/>
-            </w:pPr>
-            <w:r/>
-            <w:r>
-              <w:t>794.25</w:t>
-            </w:r>
-          </w:p>
-        </w:tc>
-        <w:tc>
-          <w:tcPr>
-            <w:tcW w:type="dxa" w:w="1152"/>
-            <w:shd w:fill="FFFFFF"/>
-            <w:tcMar>
-              <w:top w:w="100" w:type="dxa"/>
-              <w:bottom w:w="100" w:type="dxa"/>
-              <w:left w:w="120" w:type="dxa"/>
-              <w:right w:w="120" w:type="dxa"/>
-            </w:tcMar>
-            <w:tcBorders>
-              <w:top w:val="single" w:sz="4" w:space="0" w:color="CCCCCC"/>
-              <w:bottom w:val="single" w:sz="4" w:space="0" w:color="CCCCCC"/>
-              <w:left w:val="single" w:sz="4" w:space="0" w:color="CCCCCC"/>
-              <w:right w:val="single" w:sz="4" w:space="0" w:color="CCCCCC"/>
-            </w:tcBorders>
-          </w:tcPr>
-          <w:p>
-            <w:pPr>
-              <w:spacing w:before="60" w:after="60" w:line="252" w:lineRule="auto"/>
-              <w:jc w:val="left"/>
-            </w:pPr>
-            <w:r/>
-            <w:r>
-              <w:t>777.75</w:t>
-            </w:r>
-          </w:p>
-        </w:tc>
-        <w:tc>
-          <w:tcPr>
-            <w:tcW w:type="dxa" w:w="1728"/>
-            <w:shd w:fill="FFFFFF"/>
-            <w:tcMar>
-              <w:top w:w="100" w:type="dxa"/>
-              <w:bottom w:w="100" w:type="dxa"/>
-              <w:left w:w="120" w:type="dxa"/>
-              <w:right w:w="120" w:type="dxa"/>
-            </w:tcMar>
-            <w:tcBorders>
-              <w:top w:val="single" w:sz="4" w:space="0" w:color="CCCCCC"/>
-              <w:bottom w:val="single" w:sz="4" w:space="0" w:color="CCCCCC"/>
-              <w:left w:val="single" w:sz="4" w:space="0" w:color="CCCCCC"/>
-              <w:right w:val="single" w:sz="4" w:space="0" w:color="CCCCCC"/>
-            </w:tcBorders>
-          </w:tcPr>
-          <w:p>
-            <w:pPr>
-              <w:spacing w:before="60" w:after="60" w:line="252" w:lineRule="auto"/>
-              <w:jc w:val="left"/>
-            </w:pPr>
-            <w:r/>
-            <w:r>
-              <w:rPr>
-                <w:b/>
-              </w:rPr>
-              <w:t>787.75</w:t>
-            </w:r>
-          </w:p>
-        </w:tc>
-        <w:tc>
-          <w:tcPr>
-            <w:tcW w:type="dxa" w:w="3456"/>
-            <w:shd w:fill="FFFFFF"/>
-            <w:tcMar>
-              <w:top w:w="100" w:type="dxa"/>
-              <w:bottom w:w="100" w:type="dxa"/>
-              <w:left w:w="120" w:type="dxa"/>
-              <w:right w:w="120" w:type="dxa"/>
-            </w:tcMar>
-            <w:tcBorders>
-              <w:top w:val="single" w:sz="4" w:space="0" w:color="CCCCCC"/>
-              <w:bottom w:val="single" w:sz="4" w:space="0" w:color="CCCCCC"/>
-              <w:left w:val="single" w:sz="4" w:space="0" w:color="CCCCCC"/>
-              <w:right w:val="single" w:sz="4" w:space="0" w:color="CCCCCC"/>
-            </w:tcBorders>
-          </w:tcPr>
-          <w:p>
-            <w:pPr>
-              <w:spacing w:before="60" w:after="60" w:line="252" w:lineRule="auto"/>
-              <w:jc w:val="left"/>
-            </w:pPr>
-            <w:r/>
-            <w:r>
-              <w:rPr>
-                <w:b/>
-              </w:rPr>
-              <w:t>+0.50</w:t>
-            </w:r>
-          </w:p>
-        </w:tc>
-        <w:tc>
-          <w:tcPr>
-            <w:tcW w:type="dxa" w:w="1440"/>
-            <w:shd w:fill="FFFFFF"/>
-            <w:tcMar>
-              <w:top w:w="100" w:type="dxa"/>
-              <w:bottom w:w="100" w:type="dxa"/>
-              <w:left w:w="120" w:type="dxa"/>
-              <w:right w:w="120" w:type="dxa"/>
-            </w:tcMar>
-            <w:tcBorders>
-              <w:top w:val="single" w:sz="4" w:space="0" w:color="CCCCCC"/>
-              <w:bottom w:val="single" w:sz="4" w:space="0" w:color="CCCCCC"/>
-              <w:left w:val="single" w:sz="4" w:space="0" w:color="CCCCCC"/>
-              <w:right w:val="single" w:sz="4" w:space="0" w:color="CCCCCC"/>
-            </w:tcBorders>
-          </w:tcPr>
-          <w:p>
-            <w:pPr>
-              <w:spacing w:before="60" w:after="60" w:line="252" w:lineRule="auto"/>
-              <w:jc w:val="left"/>
-            </w:pPr>
-            <w:r/>
-            <w:r>
-              <w:t>BULL</w:t>
-            </w:r>
-          </w:p>
-        </w:tc>
-      </w:tr>
-      <w:tr>
-        <w:tc>
-          <w:tcPr>
-            <w:tcW w:type="dxa" w:w="1584"/>
-            <w:shd w:fill="F8FAFC"/>
-            <w:tcMar>
-              <w:top w:w="100" w:type="dxa"/>
-              <w:bottom w:w="100" w:type="dxa"/>
-              <w:left w:w="120" w:type="dxa"/>
-              <w:right w:w="120" w:type="dxa"/>
-            </w:tcMar>
-            <w:tcBorders>
-              <w:top w:val="single" w:sz="4" w:space="0" w:color="CCCCCC"/>
-              <w:bottom w:val="single" w:sz="4" w:space="0" w:color="CCCCCC"/>
-              <w:left w:val="single" w:sz="4" w:space="0" w:color="CCCCCC"/>
-              <w:right w:val="single" w:sz="4" w:space="0" w:color="CCCCCC"/>
-            </w:tcBorders>
-          </w:tcPr>
-          <w:p>
-            <w:pPr>
-              <w:spacing w:before="60" w:after="60" w:line="252" w:lineRule="auto"/>
-              <w:jc w:val="left"/>
-            </w:pPr>
-            <w:r/>
-            <w:r>
-              <w:rPr>
-                <w:b/>
-              </w:rPr>
-              <w:t>Thu 03/09</w:t>
-            </w:r>
-          </w:p>
-        </w:tc>
-        <w:tc>
-          <w:tcPr>
-            <w:tcW w:type="dxa" w:w="864"/>
-            <w:shd w:fill="F8FAFC"/>
-            <w:tcMar>
-              <w:top w:w="100" w:type="dxa"/>
-              <w:bottom w:w="100" w:type="dxa"/>
-              <w:left w:w="120" w:type="dxa"/>
-              <w:right w:w="120" w:type="dxa"/>
-            </w:tcMar>
-            <w:tcBorders>
-              <w:top w:val="single" w:sz="4" w:space="0" w:color="CCCCCC"/>
-              <w:bottom w:val="single" w:sz="4" w:space="0" w:color="CCCCCC"/>
-              <w:left w:val="single" w:sz="4" w:space="0" w:color="CCCCCC"/>
-              <w:right w:val="single" w:sz="4" w:space="0" w:color="CCCCCC"/>
-            </w:tcBorders>
-          </w:tcPr>
-          <w:p>
-            <w:pPr>
-              <w:spacing w:before="60" w:after="60" w:line="252" w:lineRule="auto"/>
-              <w:jc w:val="left"/>
-            </w:pPr>
-            <w:r/>
-            <w:r>
-              <w:t>Asia 07-11</w:t>
-            </w:r>
-          </w:p>
-        </w:tc>
-        <w:tc>
-          <w:tcPr>
-            <w:tcW w:type="dxa" w:w="1440"/>
-            <w:shd w:fill="F8FAFC"/>
-            <w:tcMar>
-              <w:top w:w="100" w:type="dxa"/>
-              <w:bottom w:w="100" w:type="dxa"/>
-              <w:left w:w="120" w:type="dxa"/>
-              <w:right w:w="120" w:type="dxa"/>
-            </w:tcMar>
-            <w:tcBorders>
-              <w:top w:val="single" w:sz="4" w:space="0" w:color="CCCCCC"/>
-              <w:bottom w:val="single" w:sz="4" w:space="0" w:color="CCCCCC"/>
-              <w:left w:val="single" w:sz="4" w:space="0" w:color="CCCCCC"/>
-              <w:right w:val="single" w:sz="4" w:space="0" w:color="CCCCCC"/>
-            </w:tcBorders>
-          </w:tcPr>
-          <w:p>
-            <w:pPr>
-              <w:spacing w:before="60" w:after="60" w:line="252" w:lineRule="auto"/>
-              <w:jc w:val="left"/>
-            </w:pPr>
-            <w:r/>
-            <w:r>
-              <w:t>787.75</w:t>
-            </w:r>
-          </w:p>
-        </w:tc>
-        <w:tc>
-          <w:tcPr>
-            <w:tcW w:type="dxa" w:w="2016"/>
-            <w:shd w:fill="F8FAFC"/>
-            <w:tcMar>
-              <w:top w:w="100" w:type="dxa"/>
-              <w:bottom w:w="100" w:type="dxa"/>
-              <w:left w:w="120" w:type="dxa"/>
-              <w:right w:w="120" w:type="dxa"/>
-            </w:tcMar>
-            <w:tcBorders>
-              <w:top w:val="single" w:sz="4" w:space="0" w:color="CCCCCC"/>
-              <w:bottom w:val="single" w:sz="4" w:space="0" w:color="CCCCCC"/>
-              <w:left w:val="single" w:sz="4" w:space="0" w:color="CCCCCC"/>
-              <w:right w:val="single" w:sz="4" w:space="0" w:color="CCCCCC"/>
-            </w:tcBorders>
-          </w:tcPr>
-          <w:p>
-            <w:pPr>
-              <w:spacing w:before="60" w:after="60" w:line="252" w:lineRule="auto"/>
-              <w:jc w:val="left"/>
-            </w:pPr>
-            <w:r/>
-            <w:r>
-              <w:t>798.25</w:t>
-            </w:r>
-          </w:p>
-        </w:tc>
-        <w:tc>
-          <w:tcPr>
-            <w:tcW w:type="dxa" w:w="1152"/>
-            <w:shd w:fill="F8FAFC"/>
-            <w:tcMar>
-              <w:top w:w="100" w:type="dxa"/>
-              <w:bottom w:w="100" w:type="dxa"/>
-              <w:left w:w="120" w:type="dxa"/>
-              <w:right w:w="120" w:type="dxa"/>
-            </w:tcMar>
-            <w:tcBorders>
-              <w:top w:val="single" w:sz="4" w:space="0" w:color="CCCCCC"/>
-              <w:bottom w:val="single" w:sz="4" w:space="0" w:color="CCCCCC"/>
-              <w:left w:val="single" w:sz="4" w:space="0" w:color="CCCCCC"/>
-              <w:right w:val="single" w:sz="4" w:space="0" w:color="CCCCCC"/>
-            </w:tcBorders>
-          </w:tcPr>
-          <w:p>
-            <w:pPr>
-              <w:spacing w:before="60" w:after="60" w:line="252" w:lineRule="auto"/>
-              <w:jc w:val="left"/>
-            </w:pPr>
-            <w:r/>
-            <w:r>
-              <w:t>780.50</w:t>
-            </w:r>
-          </w:p>
-        </w:tc>
-        <w:tc>
-          <w:tcPr>
-            <w:tcW w:type="dxa" w:w="1728"/>
-            <w:shd w:fill="F8FAFC"/>
-            <w:tcMar>
-              <w:top w:w="100" w:type="dxa"/>
-              <w:bottom w:w="100" w:type="dxa"/>
-              <w:left w:w="120" w:type="dxa"/>
-              <w:right w:w="120" w:type="dxa"/>
-            </w:tcMar>
-            <w:tcBorders>
-              <w:top w:val="single" w:sz="4" w:space="0" w:color="CCCCCC"/>
-              <w:bottom w:val="single" w:sz="4" w:space="0" w:color="CCCCCC"/>
-              <w:left w:val="single" w:sz="4" w:space="0" w:color="CCCCCC"/>
-              <w:right w:val="single" w:sz="4" w:space="0" w:color="CCCCCC"/>
-            </w:tcBorders>
-          </w:tcPr>
-          <w:p>
-            <w:pPr>
-              <w:spacing w:before="60" w:after="60" w:line="252" w:lineRule="auto"/>
-              <w:jc w:val="left"/>
-            </w:pPr>
-            <w:r/>
-            <w:r>
-              <w:rPr>
-                <w:b/>
-              </w:rPr>
-              <w:t>787.50</w:t>
-            </w:r>
-          </w:p>
-        </w:tc>
-        <w:tc>
-          <w:tcPr>
-            <w:tcW w:type="dxa" w:w="3456"/>
-            <w:shd w:fill="F8FAFC"/>
-            <w:tcMar>
-              <w:top w:w="100" w:type="dxa"/>
-              <w:bottom w:w="100" w:type="dxa"/>
-              <w:left w:w="120" w:type="dxa"/>
-              <w:right w:w="120" w:type="dxa"/>
-            </w:tcMar>
-            <w:tcBorders>
-              <w:top w:val="single" w:sz="4" w:space="0" w:color="CCCCCC"/>
-              <w:bottom w:val="single" w:sz="4" w:space="0" w:color="CCCCCC"/>
-              <w:left w:val="single" w:sz="4" w:space="0" w:color="CCCCCC"/>
-              <w:right w:val="single" w:sz="4" w:space="0" w:color="CCCCCC"/>
-            </w:tcBorders>
-          </w:tcPr>
-          <w:p>
-            <w:pPr>
-              <w:spacing w:before="60" w:after="60" w:line="252" w:lineRule="auto"/>
-              <w:jc w:val="left"/>
-            </w:pPr>
-            <w:r/>
-            <w:r>
-              <w:rPr>
-                <w:b/>
-              </w:rPr>
-              <w:t>-0.25</w:t>
-            </w:r>
-          </w:p>
-        </w:tc>
-        <w:tc>
-          <w:tcPr>
-            <w:tcW w:type="dxa" w:w="1440"/>
-            <w:shd w:fill="F8FAFC"/>
-            <w:tcMar>
-              <w:top w:w="100" w:type="dxa"/>
-              <w:bottom w:w="100" w:type="dxa"/>
-              <w:left w:w="120" w:type="dxa"/>
-              <w:right w:w="120" w:type="dxa"/>
-            </w:tcMar>
-            <w:tcBorders>
-              <w:top w:val="single" w:sz="4" w:space="0" w:color="CCCCCC"/>
-              <w:bottom w:val="single" w:sz="4" w:space="0" w:color="CCCCCC"/>
-              <w:left w:val="single" w:sz="4" w:space="0" w:color="CCCCCC"/>
-              <w:right w:val="single" w:sz="4" w:space="0" w:color="CCCCCC"/>
-            </w:tcBorders>
-          </w:tcPr>
-          <w:p>
-            <w:pPr>
-              <w:spacing w:before="60" w:after="60" w:line="252" w:lineRule="auto"/>
-              <w:jc w:val="left"/>
-            </w:pPr>
-            <w:r/>
-            <w:r>
-              <w:t>BEAR</w:t>
-            </w:r>
-          </w:p>
-        </w:tc>
-      </w:tr>
-      <w:tr>
-        <w:tc>
-          <w:tcPr>
-            <w:tcW w:type="dxa" w:w="1584"/>
-            <w:shd w:fill="FFFFFF"/>
-            <w:tcMar>
-              <w:top w:w="100" w:type="dxa"/>
-              <w:bottom w:w="100" w:type="dxa"/>
-              <w:left w:w="120" w:type="dxa"/>
-              <w:right w:w="120" w:type="dxa"/>
-            </w:tcMar>
-            <w:tcBorders>
-              <w:top w:val="single" w:sz="4" w:space="0" w:color="CCCCCC"/>
-              <w:bottom w:val="single" w:sz="4" w:space="0" w:color="CCCCCC"/>
-              <w:left w:val="single" w:sz="4" w:space="0" w:color="CCCCCC"/>
-              <w:right w:val="single" w:sz="4" w:space="0" w:color="CCCCCC"/>
-            </w:tcBorders>
-          </w:tcPr>
-          <w:p>
-            <w:pPr>
-              <w:spacing w:before="60" w:after="60" w:line="252" w:lineRule="auto"/>
-              <w:jc w:val="left"/>
-            </w:pPr>
-            <w:r/>
-            <w:r>
-              <w:rPr>
-                <w:b/>
-              </w:rPr>
-              <w:t>Thu 03/09</w:t>
-            </w:r>
-          </w:p>
-        </w:tc>
-        <w:tc>
-          <w:tcPr>
-            <w:tcW w:type="dxa" w:w="864"/>
-            <w:shd w:fill="FFFFFF"/>
-            <w:tcMar>
-              <w:top w:w="100" w:type="dxa"/>
-              <w:bottom w:w="100" w:type="dxa"/>
-              <w:left w:w="120" w:type="dxa"/>
-              <w:right w:w="120" w:type="dxa"/>
-            </w:tcMar>
-            <w:tcBorders>
-              <w:top w:val="single" w:sz="4" w:space="0" w:color="CCCCCC"/>
-              <w:bottom w:val="single" w:sz="4" w:space="0" w:color="CCCCCC"/>
-              <w:left w:val="single" w:sz="4" w:space="0" w:color="CCCCCC"/>
-              <w:right w:val="single" w:sz="4" w:space="0" w:color="CCCCCC"/>
-            </w:tcBorders>
-          </w:tcPr>
-          <w:p>
-            <w:pPr>
-              <w:spacing w:before="60" w:after="60" w:line="252" w:lineRule="auto"/>
-              <w:jc w:val="left"/>
-            </w:pPr>
-            <w:r/>
-            <w:r>
-              <w:t>Asia 11-15</w:t>
-            </w:r>
-          </w:p>
-        </w:tc>
-        <w:tc>
-          <w:tcPr>
-            <w:tcW w:type="dxa" w:w="1440"/>
-            <w:shd w:fill="FFFFFF"/>
-            <w:tcMar>
-              <w:top w:w="100" w:type="dxa"/>
-              <w:bottom w:w="100" w:type="dxa"/>
-              <w:left w:w="120" w:type="dxa"/>
-              <w:right w:w="120" w:type="dxa"/>
-            </w:tcMar>
-            <w:tcBorders>
-              <w:top w:val="single" w:sz="4" w:space="0" w:color="CCCCCC"/>
-              <w:bottom w:val="single" w:sz="4" w:space="0" w:color="CCCCCC"/>
-              <w:left w:val="single" w:sz="4" w:space="0" w:color="CCCCCC"/>
-              <w:right w:val="single" w:sz="4" w:space="0" w:color="CCCCCC"/>
-            </w:tcBorders>
-          </w:tcPr>
-          <w:p>
-            <w:pPr>
-              <w:spacing w:before="60" w:after="60" w:line="252" w:lineRule="auto"/>
-              <w:jc w:val="left"/>
-            </w:pPr>
-            <w:r/>
-            <w:r>
-              <w:t>787.50</w:t>
-            </w:r>
-          </w:p>
-        </w:tc>
-        <w:tc>
-          <w:tcPr>
-            <w:tcW w:type="dxa" w:w="2016"/>
-            <w:shd w:fill="FFFFFF"/>
-            <w:tcMar>
-              <w:top w:w="100" w:type="dxa"/>
-              <w:bottom w:w="100" w:type="dxa"/>
-              <w:left w:w="120" w:type="dxa"/>
-              <w:right w:w="120" w:type="dxa"/>
-            </w:tcMar>
-            <w:tcBorders>
-              <w:top w:val="single" w:sz="4" w:space="0" w:color="CCCCCC"/>
-              <w:bottom w:val="single" w:sz="4" w:space="0" w:color="CCCCCC"/>
-              <w:left w:val="single" w:sz="4" w:space="0" w:color="CCCCCC"/>
-              <w:right w:val="single" w:sz="4" w:space="0" w:color="CCCCCC"/>
-            </w:tcBorders>
-          </w:tcPr>
-          <w:p>
-            <w:pPr>
-              <w:spacing w:before="60" w:after="60" w:line="252" w:lineRule="auto"/>
-              <w:jc w:val="left"/>
-            </w:pPr>
-            <w:r/>
-            <w:r>
-              <w:t>797.25</w:t>
-            </w:r>
-          </w:p>
-        </w:tc>
-        <w:tc>
-          <w:tcPr>
-            <w:tcW w:type="dxa" w:w="1152"/>
-            <w:shd w:fill="FFFFFF"/>
-            <w:tcMar>
-              <w:top w:w="100" w:type="dxa"/>
-              <w:bottom w:w="100" w:type="dxa"/>
-              <w:left w:w="120" w:type="dxa"/>
-              <w:right w:w="120" w:type="dxa"/>
-            </w:tcMar>
-            <w:tcBorders>
-              <w:top w:val="single" w:sz="4" w:space="0" w:color="CCCCCC"/>
-              <w:bottom w:val="single" w:sz="4" w:space="0" w:color="CCCCCC"/>
-              <w:left w:val="single" w:sz="4" w:space="0" w:color="CCCCCC"/>
-              <w:right w:val="single" w:sz="4" w:space="0" w:color="CCCCCC"/>
-            </w:tcBorders>
-          </w:tcPr>
-          <w:p>
-            <w:pPr>
-              <w:spacing w:before="60" w:after="60" w:line="252" w:lineRule="auto"/>
-              <w:jc w:val="left"/>
-            </w:pPr>
-            <w:r/>
-            <w:r>
-              <w:t>777.75</w:t>
-            </w:r>
-          </w:p>
-        </w:tc>
-        <w:tc>
-          <w:tcPr>
-            <w:tcW w:type="dxa" w:w="1728"/>
-            <w:shd w:fill="FFFFFF"/>
-            <w:tcMar>
-              <w:top w:w="100" w:type="dxa"/>
-              <w:bottom w:w="100" w:type="dxa"/>
-              <w:left w:w="120" w:type="dxa"/>
-              <w:right w:w="120" w:type="dxa"/>
-            </w:tcMar>
-            <w:tcBorders>
-              <w:top w:val="single" w:sz="4" w:space="0" w:color="CCCCCC"/>
-              <w:bottom w:val="single" w:sz="4" w:space="0" w:color="CCCCCC"/>
-              <w:left w:val="single" w:sz="4" w:space="0" w:color="CCCCCC"/>
-              <w:right w:val="single" w:sz="4" w:space="0" w:color="CCCCCC"/>
-            </w:tcBorders>
-          </w:tcPr>
-          <w:p>
-            <w:pPr>
-              <w:spacing w:before="60" w:after="60" w:line="252" w:lineRule="auto"/>
-              <w:jc w:val="left"/>
-            </w:pPr>
-            <w:r/>
-            <w:r>
-              <w:rPr>
-                <w:b/>
-              </w:rPr>
-              <w:t>788.00</w:t>
-            </w:r>
-          </w:p>
-        </w:tc>
-        <w:tc>
-          <w:tcPr>
-            <w:tcW w:type="dxa" w:w="3456"/>
-            <w:shd w:fill="FFFFFF"/>
-            <w:tcMar>
-              <w:top w:w="100" w:type="dxa"/>
-              <w:bottom w:w="100" w:type="dxa"/>
-              <w:left w:w="120" w:type="dxa"/>
-              <w:right w:w="120" w:type="dxa"/>
-            </w:tcMar>
-            <w:tcBorders>
-              <w:top w:val="single" w:sz="4" w:space="0" w:color="CCCCCC"/>
-              <w:bottom w:val="single" w:sz="4" w:space="0" w:color="CCCCCC"/>
-              <w:left w:val="single" w:sz="4" w:space="0" w:color="CCCCCC"/>
-              <w:right w:val="single" w:sz="4" w:space="0" w:color="CCCCCC"/>
-            </w:tcBorders>
-          </w:tcPr>
-          <w:p>
-            <w:pPr>
-              <w:spacing w:before="60" w:after="60" w:line="252" w:lineRule="auto"/>
-              <w:jc w:val="left"/>
-            </w:pPr>
-            <w:r/>
-            <w:r>
-              <w:rPr>
-                <w:b/>
-              </w:rPr>
-              <w:t>+0.50</w:t>
-            </w:r>
-          </w:p>
-        </w:tc>
-        <w:tc>
-          <w:tcPr>
-            <w:tcW w:type="dxa" w:w="1440"/>
-            <w:shd w:fill="FFFFFF"/>
-            <w:tcMar>
-              <w:top w:w="100" w:type="dxa"/>
-              <w:bottom w:w="100" w:type="dxa"/>
-              <w:left w:w="120" w:type="dxa"/>
-              <w:right w:w="120" w:type="dxa"/>
-            </w:tcMar>
-            <w:tcBorders>
-              <w:top w:val="single" w:sz="4" w:space="0" w:color="CCCCCC"/>
-              <w:bottom w:val="single" w:sz="4" w:space="0" w:color="CCCCCC"/>
-              <w:left w:val="single" w:sz="4" w:space="0" w:color="CCCCCC"/>
-              <w:right w:val="single" w:sz="4" w:space="0" w:color="CCCCCC"/>
-            </w:tcBorders>
-          </w:tcPr>
-          <w:p>
-            <w:pPr>
-              <w:spacing w:before="60" w:after="60" w:line="252" w:lineRule="auto"/>
-              <w:jc w:val="left"/>
-            </w:pPr>
-            <w:r/>
-            <w:r>
-              <w:t>BULL</w:t>
-            </w:r>
-          </w:p>
-        </w:tc>
-      </w:tr>
-      <w:tr>
-        <w:tc>
-          <w:tcPr>
-            <w:tcW w:type="dxa" w:w="1584"/>
-            <w:shd w:fill="F8FAFC"/>
-            <w:tcMar>
-              <w:top w:w="100" w:type="dxa"/>
-              <w:bottom w:w="100" w:type="dxa"/>
-              <w:left w:w="120" w:type="dxa"/>
-              <w:right w:w="120" w:type="dxa"/>
-            </w:tcMar>
-            <w:tcBorders>
-              <w:top w:val="single" w:sz="4" w:space="0" w:color="CCCCCC"/>
-              <w:bottom w:val="single" w:sz="4" w:space="0" w:color="CCCCCC"/>
-              <w:left w:val="single" w:sz="4" w:space="0" w:color="CCCCCC"/>
-              <w:right w:val="single" w:sz="4" w:space="0" w:color="CCCCCC"/>
-            </w:tcBorders>
-          </w:tcPr>
-          <w:p>
-            <w:pPr>
-              <w:spacing w:before="60" w:after="60" w:line="252" w:lineRule="auto"/>
-              <w:jc w:val="left"/>
-            </w:pPr>
-            <w:r/>
-            <w:r>
-              <w:rPr>
-                <w:b/>
-              </w:rPr>
-              <w:t>Thu 03/09</w:t>
-            </w:r>
-          </w:p>
-        </w:tc>
-        <w:tc>
-          <w:tcPr>
-            <w:tcW w:type="dxa" w:w="864"/>
-            <w:shd w:fill="F8FAFC"/>
-            <w:tcMar>
-              <w:top w:w="100" w:type="dxa"/>
-              <w:bottom w:w="100" w:type="dxa"/>
-              <w:left w:w="120" w:type="dxa"/>
-              <w:right w:w="120" w:type="dxa"/>
-            </w:tcMar>
-            <w:tcBorders>
-              <w:top w:val="single" w:sz="4" w:space="0" w:color="CCCCCC"/>
-              <w:bottom w:val="single" w:sz="4" w:space="0" w:color="CCCCCC"/>
-              <w:left w:val="single" w:sz="4" w:space="0" w:color="CCCCCC"/>
-              <w:right w:val="single" w:sz="4" w:space="0" w:color="CCCCCC"/>
-            </w:tcBorders>
-          </w:tcPr>
-          <w:p>
-            <w:pPr>
-              <w:spacing w:before="60" w:after="60" w:line="252" w:lineRule="auto"/>
-              <w:jc w:val="left"/>
-            </w:pPr>
-            <w:r/>
-            <w:r>
-              <w:t>London 15-19</w:t>
-            </w:r>
-          </w:p>
-        </w:tc>
-        <w:tc>
-          <w:tcPr>
-            <w:tcW w:type="dxa" w:w="1440"/>
-            <w:shd w:fill="F8FAFC"/>
-            <w:tcMar>
-              <w:top w:w="100" w:type="dxa"/>
-              <w:bottom w:w="100" w:type="dxa"/>
-              <w:left w:w="120" w:type="dxa"/>
-              <w:right w:w="120" w:type="dxa"/>
-            </w:tcMar>
-            <w:tcBorders>
-              <w:top w:val="single" w:sz="4" w:space="0" w:color="CCCCCC"/>
-              <w:bottom w:val="single" w:sz="4" w:space="0" w:color="CCCCCC"/>
-              <w:left w:val="single" w:sz="4" w:space="0" w:color="CCCCCC"/>
-              <w:right w:val="single" w:sz="4" w:space="0" w:color="CCCCCC"/>
-            </w:tcBorders>
-          </w:tcPr>
-          <w:p>
-            <w:pPr>
-              <w:spacing w:before="60" w:after="60" w:line="252" w:lineRule="auto"/>
-              <w:jc w:val="left"/>
-            </w:pPr>
-            <w:r/>
-            <w:r>
-              <w:t>788.00</w:t>
-            </w:r>
-          </w:p>
-        </w:tc>
-        <w:tc>
-          <w:tcPr>
-            <w:tcW w:type="dxa" w:w="2016"/>
-            <w:shd w:fill="F8FAFC"/>
-            <w:tcMar>
-              <w:top w:w="100" w:type="dxa"/>
-              <w:bottom w:w="100" w:type="dxa"/>
-              <w:left w:w="120" w:type="dxa"/>
-              <w:right w:w="120" w:type="dxa"/>
-            </w:tcMar>
-            <w:tcBorders>
-              <w:top w:val="single" w:sz="4" w:space="0" w:color="CCCCCC"/>
-              <w:bottom w:val="single" w:sz="4" w:space="0" w:color="CCCCCC"/>
-              <w:left w:val="single" w:sz="4" w:space="0" w:color="CCCCCC"/>
-              <w:right w:val="single" w:sz="4" w:space="0" w:color="CCCCCC"/>
-            </w:tcBorders>
-          </w:tcPr>
-          <w:p>
-            <w:pPr>
-              <w:spacing w:before="60" w:after="60" w:line="252" w:lineRule="auto"/>
-              <w:jc w:val="left"/>
-            </w:pPr>
-            <w:r/>
-            <w:r>
-              <w:t>798.75</w:t>
-            </w:r>
-          </w:p>
-        </w:tc>
-        <w:tc>
-          <w:tcPr>
-            <w:tcW w:type="dxa" w:w="1152"/>
-            <w:shd w:fill="F8FAFC"/>
-            <w:tcMar>
-              <w:top w:w="100" w:type="dxa"/>
-              <w:bottom w:w="100" w:type="dxa"/>
-              <w:left w:w="120" w:type="dxa"/>
-              <w:right w:w="120" w:type="dxa"/>
-            </w:tcMar>
-            <w:tcBorders>
-              <w:top w:val="single" w:sz="4" w:space="0" w:color="CCCCCC"/>
-              <w:bottom w:val="single" w:sz="4" w:space="0" w:color="CCCCCC"/>
-              <w:left w:val="single" w:sz="4" w:space="0" w:color="CCCCCC"/>
-              <w:right w:val="single" w:sz="4" w:space="0" w:color="CCCCCC"/>
-            </w:tcBorders>
-          </w:tcPr>
-          <w:p>
-            <w:pPr>
-              <w:spacing w:before="60" w:after="60" w:line="252" w:lineRule="auto"/>
-              <w:jc w:val="left"/>
-            </w:pPr>
-            <w:r/>
-            <w:r>
-              <w:t>780.75</w:t>
-            </w:r>
-          </w:p>
-        </w:tc>
-        <w:tc>
-          <w:tcPr>
-            <w:tcW w:type="dxa" w:w="1728"/>
-            <w:shd w:fill="F8FAFC"/>
-            <w:tcMar>
-              <w:top w:w="100" w:type="dxa"/>
-              <w:bottom w:w="100" w:type="dxa"/>
-              <w:left w:w="120" w:type="dxa"/>
-              <w:right w:w="120" w:type="dxa"/>
-            </w:tcMar>
-            <w:tcBorders>
-              <w:top w:val="single" w:sz="4" w:space="0" w:color="CCCCCC"/>
-              <w:bottom w:val="single" w:sz="4" w:space="0" w:color="CCCCCC"/>
-              <w:left w:val="single" w:sz="4" w:space="0" w:color="CCCCCC"/>
-              <w:right w:val="single" w:sz="4" w:space="0" w:color="CCCCCC"/>
-            </w:tcBorders>
-          </w:tcPr>
-          <w:p>
-            <w:pPr>
-              <w:spacing w:before="60" w:after="60" w:line="252" w:lineRule="auto"/>
-              <w:jc w:val="left"/>
-            </w:pPr>
-            <w:r/>
-            <w:r>
-              <w:rPr>
-                <w:b/>
-              </w:rPr>
-              <w:t>788.75</w:t>
-            </w:r>
-          </w:p>
-        </w:tc>
-        <w:tc>
-          <w:tcPr>
-            <w:tcW w:type="dxa" w:w="3456"/>
-            <w:shd w:fill="F8FAFC"/>
-            <w:tcMar>
-              <w:top w:w="100" w:type="dxa"/>
-              <w:bottom w:w="100" w:type="dxa"/>
-              <w:left w:w="120" w:type="dxa"/>
-              <w:right w:w="120" w:type="dxa"/>
-            </w:tcMar>
-            <w:tcBorders>
-              <w:top w:val="single" w:sz="4" w:space="0" w:color="CCCCCC"/>
-              <w:bottom w:val="single" w:sz="4" w:space="0" w:color="CCCCCC"/>
-              <w:left w:val="single" w:sz="4" w:space="0" w:color="CCCCCC"/>
-              <w:right w:val="single" w:sz="4" w:space="0" w:color="CCCCCC"/>
-            </w:tcBorders>
-          </w:tcPr>
-          <w:p>
-            <w:pPr>
-              <w:spacing w:before="60" w:after="60" w:line="252" w:lineRule="auto"/>
-              <w:jc w:val="left"/>
-            </w:pPr>
-            <w:r/>
-            <w:r>
-              <w:rPr>
-                <w:b/>
-              </w:rPr>
-              <w:t>+0.75</w:t>
-            </w:r>
-          </w:p>
-        </w:tc>
-        <w:tc>
-          <w:tcPr>
-            <w:tcW w:type="dxa" w:w="1440"/>
-            <w:shd w:fill="F8FAFC"/>
-            <w:tcMar>
-              <w:top w:w="100" w:type="dxa"/>
-              <w:bottom w:w="100" w:type="dxa"/>
-              <w:left w:w="120" w:type="dxa"/>
-              <w:right w:w="120" w:type="dxa"/>
-            </w:tcMar>
-            <w:tcBorders>
-              <w:top w:val="single" w:sz="4" w:space="0" w:color="CCCCCC"/>
-              <w:bottom w:val="single" w:sz="4" w:space="0" w:color="CCCCCC"/>
-              <w:left w:val="single" w:sz="4" w:space="0" w:color="CCCCCC"/>
-              <w:right w:val="single" w:sz="4" w:space="0" w:color="CCCCCC"/>
-            </w:tcBorders>
-          </w:tcPr>
-          <w:p>
-            <w:pPr>
-              <w:spacing w:before="60" w:after="60" w:line="252" w:lineRule="auto"/>
-              <w:jc w:val="left"/>
-            </w:pPr>
-            <w:r/>
-            <w:r>
-              <w:t>BULL</w:t>
-            </w:r>
-          </w:p>
-        </w:tc>
-      </w:tr>
-      <w:tr>
-        <w:tc>
-          <w:tcPr>
-            <w:tcW w:type="dxa" w:w="1584"/>
-            <w:shd w:fill="FFFFFF"/>
-            <w:tcMar>
-              <w:top w:w="100" w:type="dxa"/>
-              <w:bottom w:w="100" w:type="dxa"/>
-              <w:left w:w="120" w:type="dxa"/>
-              <w:right w:w="120" w:type="dxa"/>
-            </w:tcMar>
-            <w:tcBorders>
-              <w:top w:val="single" w:sz="4" w:space="0" w:color="CCCCCC"/>
-              <w:bottom w:val="single" w:sz="4" w:space="0" w:color="CCCCCC"/>
-              <w:left w:val="single" w:sz="4" w:space="0" w:color="CCCCCC"/>
-              <w:right w:val="single" w:sz="4" w:space="0" w:color="CCCCCC"/>
-            </w:tcBorders>
-          </w:tcPr>
-          <w:p>
-            <w:pPr>
-              <w:spacing w:before="60" w:after="60" w:line="252" w:lineRule="auto"/>
-              <w:jc w:val="left"/>
-            </w:pPr>
-            <w:r/>
-            <w:r>
-              <w:rPr>
-                <w:b/>
-              </w:rPr>
-              <w:t>Thu 03/09</w:t>
-            </w:r>
-          </w:p>
-        </w:tc>
-        <w:tc>
-          <w:tcPr>
-            <w:tcW w:type="dxa" w:w="864"/>
-            <w:shd w:fill="FFFFFF"/>
-            <w:tcMar>
-              <w:top w:w="100" w:type="dxa"/>
-              <w:bottom w:w="100" w:type="dxa"/>
-              <w:left w:w="120" w:type="dxa"/>
-              <w:right w:w="120" w:type="dxa"/>
-            </w:tcMar>
-            <w:tcBorders>
-              <w:top w:val="single" w:sz="4" w:space="0" w:color="CCCCCC"/>
-              <w:bottom w:val="single" w:sz="4" w:space="0" w:color="CCCCCC"/>
-              <w:left w:val="single" w:sz="4" w:space="0" w:color="CCCCCC"/>
-              <w:right w:val="single" w:sz="4" w:space="0" w:color="CCCCCC"/>
-            </w:tcBorders>
-          </w:tcPr>
-          <w:p>
-            <w:pPr>
-              <w:spacing w:before="60" w:after="60" w:line="252" w:lineRule="auto"/>
-              <w:jc w:val="left"/>
-            </w:pPr>
-            <w:r/>
-            <w:r>
-              <w:t>Pre-NY 19-21</w:t>
-            </w:r>
-          </w:p>
-        </w:tc>
-        <w:tc>
-          <w:tcPr>
-            <w:tcW w:type="dxa" w:w="1440"/>
-            <w:shd w:fill="FFFFFF"/>
-            <w:tcMar>
-              <w:top w:w="100" w:type="dxa"/>
-              <w:bottom w:w="100" w:type="dxa"/>
-              <w:left w:w="120" w:type="dxa"/>
-              <w:right w:w="120" w:type="dxa"/>
-            </w:tcMar>
-            <w:tcBorders>
-              <w:top w:val="single" w:sz="4" w:space="0" w:color="CCCCCC"/>
-              <w:bottom w:val="single" w:sz="4" w:space="0" w:color="CCCCCC"/>
-              <w:left w:val="single" w:sz="4" w:space="0" w:color="CCCCCC"/>
-              <w:right w:val="single" w:sz="4" w:space="0" w:color="CCCCCC"/>
-            </w:tcBorders>
-          </w:tcPr>
-          <w:p>
-            <w:pPr>
-              <w:spacing w:before="60" w:after="60" w:line="252" w:lineRule="auto"/>
-              <w:jc w:val="left"/>
-            </w:pPr>
-            <w:r/>
-            <w:r>
-              <w:t>788.75</w:t>
-            </w:r>
-          </w:p>
-        </w:tc>
-        <w:tc>
-          <w:tcPr>
-            <w:tcW w:type="dxa" w:w="2016"/>
-            <w:shd w:fill="FFFFFF"/>
-            <w:tcMar>
-              <w:top w:w="100" w:type="dxa"/>
-              <w:bottom w:w="100" w:type="dxa"/>
-              <w:left w:w="120" w:type="dxa"/>
-              <w:right w:w="120" w:type="dxa"/>
-            </w:tcMar>
-            <w:tcBorders>
-              <w:top w:val="single" w:sz="4" w:space="0" w:color="CCCCCC"/>
-              <w:bottom w:val="single" w:sz="4" w:space="0" w:color="CCCCCC"/>
-              <w:left w:val="single" w:sz="4" w:space="0" w:color="CCCCCC"/>
-              <w:right w:val="single" w:sz="4" w:space="0" w:color="CCCCCC"/>
-            </w:tcBorders>
-          </w:tcPr>
-          <w:p>
-            <w:pPr>
-              <w:spacing w:before="60" w:after="60" w:line="252" w:lineRule="auto"/>
-              <w:jc w:val="left"/>
-            </w:pPr>
-            <w:r/>
-            <w:r>
-              <w:t>795.25</w:t>
-            </w:r>
-          </w:p>
-        </w:tc>
-        <w:tc>
-          <w:tcPr>
-            <w:tcW w:type="dxa" w:w="1152"/>
-            <w:shd w:fill="FFFFFF"/>
-            <w:tcMar>
-              <w:top w:w="100" w:type="dxa"/>
-              <w:bottom w:w="100" w:type="dxa"/>
-              <w:left w:w="120" w:type="dxa"/>
-              <w:right w:w="120" w:type="dxa"/>
-            </w:tcMar>
-            <w:tcBorders>
-              <w:top w:val="single" w:sz="4" w:space="0" w:color="CCCCCC"/>
-              <w:bottom w:val="single" w:sz="4" w:space="0" w:color="CCCCCC"/>
-              <w:left w:val="single" w:sz="4" w:space="0" w:color="CCCCCC"/>
-              <w:right w:val="single" w:sz="4" w:space="0" w:color="CCCCCC"/>
-            </w:tcBorders>
-          </w:tcPr>
-          <w:p>
-            <w:pPr>
-              <w:spacing w:before="60" w:after="60" w:line="252" w:lineRule="auto"/>
-              <w:jc w:val="left"/>
-            </w:pPr>
-            <w:r/>
-            <w:r>
-              <w:t>780.25</w:t>
-            </w:r>
-          </w:p>
-        </w:tc>
-        <w:tc>
-          <w:tcPr>
-            <w:tcW w:type="dxa" w:w="1728"/>
-            <w:shd w:fill="FFFFFF"/>
-            <w:tcMar>
-              <w:top w:w="100" w:type="dxa"/>
-              <w:bottom w:w="100" w:type="dxa"/>
-              <w:left w:w="120" w:type="dxa"/>
-              <w:right w:w="120" w:type="dxa"/>
-            </w:tcMar>
-            <w:tcBorders>
-              <w:top w:val="single" w:sz="4" w:space="0" w:color="CCCCCC"/>
-              <w:bottom w:val="single" w:sz="4" w:space="0" w:color="CCCCCC"/>
-              <w:left w:val="single" w:sz="4" w:space="0" w:color="CCCCCC"/>
-              <w:right w:val="single" w:sz="4" w:space="0" w:color="CCCCCC"/>
-            </w:tcBorders>
-          </w:tcPr>
-          <w:p>
-            <w:pPr>
-              <w:spacing w:before="60" w:after="60" w:line="252" w:lineRule="auto"/>
-              <w:jc w:val="left"/>
-            </w:pPr>
-            <w:r/>
-            <w:r>
-              <w:rPr>
-                <w:b/>
-              </w:rPr>
-              <w:t>789.25</w:t>
-            </w:r>
-          </w:p>
-        </w:tc>
-        <w:tc>
-          <w:tcPr>
-            <w:tcW w:type="dxa" w:w="3456"/>
-            <w:shd w:fill="FFFFFF"/>
-            <w:tcMar>
-              <w:top w:w="100" w:type="dxa"/>
-              <w:bottom w:w="100" w:type="dxa"/>
-              <w:left w:w="120" w:type="dxa"/>
-              <w:right w:w="120" w:type="dxa"/>
-            </w:tcMar>
-            <w:tcBorders>
-              <w:top w:val="single" w:sz="4" w:space="0" w:color="CCCCCC"/>
-              <w:bottom w:val="single" w:sz="4" w:space="0" w:color="CCCCCC"/>
-              <w:left w:val="single" w:sz="4" w:space="0" w:color="CCCCCC"/>
-              <w:right w:val="single" w:sz="4" w:space="0" w:color="CCCCCC"/>
-            </w:tcBorders>
-          </w:tcPr>
-          <w:p>
-            <w:pPr>
-              <w:spacing w:before="60" w:after="60" w:line="252" w:lineRule="auto"/>
-              <w:jc w:val="left"/>
-            </w:pPr>
-            <w:r/>
-            <w:r>
-              <w:rPr>
-                <w:b/>
-              </w:rPr>
-              <w:t>+0.50</w:t>
-            </w:r>
-          </w:p>
-        </w:tc>
-        <w:tc>
-          <w:tcPr>
-            <w:tcW w:type="dxa" w:w="1440"/>
-            <w:shd w:fill="FFFFFF"/>
-            <w:tcMar>
-              <w:top w:w="100" w:type="dxa"/>
-              <w:bottom w:w="100" w:type="dxa"/>
-              <w:left w:w="120" w:type="dxa"/>
-              <w:right w:w="120" w:type="dxa"/>
-            </w:tcMar>
-            <w:tcBorders>
-              <w:top w:val="single" w:sz="4" w:space="0" w:color="CCCCCC"/>
-              <w:bottom w:val="single" w:sz="4" w:space="0" w:color="CCCCCC"/>
-              <w:left w:val="single" w:sz="4" w:space="0" w:color="CCCCCC"/>
-              <w:right w:val="single" w:sz="4" w:space="0" w:color="CCCCCC"/>
-            </w:tcBorders>
-          </w:tcPr>
-          <w:p>
-            <w:pPr>
-              <w:spacing w:before="60" w:after="60" w:line="252" w:lineRule="auto"/>
-              <w:jc w:val="left"/>
-            </w:pPr>
-            <w:r/>
-            <w:r>
-              <w:t>BULL</w:t>
-            </w:r>
-          </w:p>
-        </w:tc>
-      </w:tr>
-      <w:tr>
-        <w:tc>
-          <w:tcPr>
-            <w:tcW w:type="dxa" w:w="1584"/>
-            <w:shd w:fill="F8FAFC"/>
-            <w:tcMar>
-              <w:top w:w="100" w:type="dxa"/>
-              <w:bottom w:w="100" w:type="dxa"/>
-              <w:left w:w="120" w:type="dxa"/>
-              <w:right w:w="120" w:type="dxa"/>
-            </w:tcMar>
-            <w:tcBorders>
-              <w:top w:val="single" w:sz="4" w:space="0" w:color="CCCCCC"/>
-              <w:bottom w:val="single" w:sz="4" w:space="0" w:color="CCCCCC"/>
-              <w:left w:val="single" w:sz="4" w:space="0" w:color="CCCCCC"/>
-              <w:right w:val="single" w:sz="4" w:space="0" w:color="CCCCCC"/>
-            </w:tcBorders>
-          </w:tcPr>
-          <w:p>
-            <w:pPr>
-              <w:spacing w:before="60" w:after="60" w:line="252" w:lineRule="auto"/>
-              <w:jc w:val="left"/>
-            </w:pPr>
-            <w:r/>
-            <w:r>
-              <w:rPr>
-                <w:b/>
-              </w:rPr>
-              <w:t>Thu 03/09</w:t>
-            </w:r>
-          </w:p>
-        </w:tc>
-        <w:tc>
-          <w:tcPr>
-            <w:tcW w:type="dxa" w:w="864"/>
-            <w:shd w:fill="F8FAFC"/>
-            <w:tcMar>
-              <w:top w:w="100" w:type="dxa"/>
-              <w:bottom w:w="100" w:type="dxa"/>
-              <w:left w:w="120" w:type="dxa"/>
-              <w:right w:w="120" w:type="dxa"/>
-            </w:tcMar>
-            <w:tcBorders>
-              <w:top w:val="single" w:sz="4" w:space="0" w:color="CCCCCC"/>
-              <w:bottom w:val="single" w:sz="4" w:space="0" w:color="CCCCCC"/>
-              <w:left w:val="single" w:sz="4" w:space="0" w:color="CCCCCC"/>
-              <w:right w:val="single" w:sz="4" w:space="0" w:color="CCCCCC"/>
-            </w:tcBorders>
-          </w:tcPr>
-          <w:p>
-            <w:pPr>
-              <w:spacing w:before="60" w:after="60" w:line="252" w:lineRule="auto"/>
-              <w:jc w:val="left"/>
-            </w:pPr>
-            <w:r/>
-            <w:r>
-              <w:t>NY Open 21-23</w:t>
-            </w:r>
-          </w:p>
-        </w:tc>
-        <w:tc>
-          <w:tcPr>
-            <w:tcW w:type="dxa" w:w="1440"/>
-            <w:shd w:fill="F8FAFC"/>
-            <w:tcMar>
-              <w:top w:w="100" w:type="dxa"/>
-              <w:bottom w:w="100" w:type="dxa"/>
-              <w:left w:w="120" w:type="dxa"/>
-              <w:right w:w="120" w:type="dxa"/>
-            </w:tcMar>
-            <w:tcBorders>
-              <w:top w:val="single" w:sz="4" w:space="0" w:color="CCCCCC"/>
-              <w:bottom w:val="single" w:sz="4" w:space="0" w:color="CCCCCC"/>
-              <w:left w:val="single" w:sz="4" w:space="0" w:color="CCCCCC"/>
-              <w:right w:val="single" w:sz="4" w:space="0" w:color="CCCCCC"/>
-            </w:tcBorders>
-          </w:tcPr>
-          <w:p>
-            <w:pPr>
-              <w:spacing w:before="60" w:after="60" w:line="252" w:lineRule="auto"/>
-              <w:jc w:val="left"/>
-            </w:pPr>
-            <w:r/>
-            <w:r>
-              <w:t>789.25</w:t>
-            </w:r>
-          </w:p>
-        </w:tc>
-        <w:tc>
-          <w:tcPr>
-            <w:tcW w:type="dxa" w:w="2016"/>
-            <w:shd w:fill="F8FAFC"/>
-            <w:tcMar>
-              <w:top w:w="100" w:type="dxa"/>
-              <w:bottom w:w="100" w:type="dxa"/>
-              <w:left w:w="120" w:type="dxa"/>
-              <w:right w:w="120" w:type="dxa"/>
-            </w:tcMar>
-            <w:tcBorders>
-              <w:top w:val="single" w:sz="4" w:space="0" w:color="CCCCCC"/>
-              <w:bottom w:val="single" w:sz="4" w:space="0" w:color="CCCCCC"/>
-              <w:left w:val="single" w:sz="4" w:space="0" w:color="CCCCCC"/>
-              <w:right w:val="single" w:sz="4" w:space="0" w:color="CCCCCC"/>
-            </w:tcBorders>
-          </w:tcPr>
-          <w:p>
-            <w:pPr>
-              <w:spacing w:before="60" w:after="60" w:line="252" w:lineRule="auto"/>
-              <w:jc w:val="left"/>
-            </w:pPr>
-            <w:r/>
-            <w:r>
-              <w:t>800.25</w:t>
-            </w:r>
-          </w:p>
-        </w:tc>
-        <w:tc>
-          <w:tcPr>
-            <w:tcW w:type="dxa" w:w="1152"/>
-            <w:shd w:fill="F8FAFC"/>
-            <w:tcMar>
-              <w:top w:w="100" w:type="dxa"/>
-              <w:bottom w:w="100" w:type="dxa"/>
-              <w:left w:w="120" w:type="dxa"/>
-              <w:right w:w="120" w:type="dxa"/>
-            </w:tcMar>
-            <w:tcBorders>
-              <w:top w:val="single" w:sz="4" w:space="0" w:color="CCCCCC"/>
-              <w:bottom w:val="single" w:sz="4" w:space="0" w:color="CCCCCC"/>
-              <w:left w:val="single" w:sz="4" w:space="0" w:color="CCCCCC"/>
-              <w:right w:val="single" w:sz="4" w:space="0" w:color="CCCCCC"/>
-            </w:tcBorders>
-          </w:tcPr>
-          <w:p>
-            <w:pPr>
-              <w:spacing w:before="60" w:after="60" w:line="252" w:lineRule="auto"/>
-              <w:jc w:val="left"/>
-            </w:pPr>
-            <w:r/>
-            <w:r>
-              <w:t>777.50</w:t>
-            </w:r>
-          </w:p>
-        </w:tc>
-        <w:tc>
-          <w:tcPr>
-            <w:tcW w:type="dxa" w:w="1728"/>
-            <w:shd w:fill="F8FAFC"/>
-            <w:tcMar>
-              <w:top w:w="100" w:type="dxa"/>
-              <w:bottom w:w="100" w:type="dxa"/>
-              <w:left w:w="120" w:type="dxa"/>
-              <w:right w:w="120" w:type="dxa"/>
-            </w:tcMar>
-            <w:tcBorders>
-              <w:top w:val="single" w:sz="4" w:space="0" w:color="CCCCCC"/>
-              <w:bottom w:val="single" w:sz="4" w:space="0" w:color="CCCCCC"/>
-              <w:left w:val="single" w:sz="4" w:space="0" w:color="CCCCCC"/>
-              <w:right w:val="single" w:sz="4" w:space="0" w:color="CCCCCC"/>
-            </w:tcBorders>
-          </w:tcPr>
-          <w:p>
-            <w:pPr>
-              <w:spacing w:before="60" w:after="60" w:line="252" w:lineRule="auto"/>
-              <w:jc w:val="left"/>
-            </w:pPr>
-            <w:r/>
-            <w:r>
-              <w:rPr>
-                <w:b/>
-              </w:rPr>
-              <w:t>792.75</w:t>
-            </w:r>
-          </w:p>
-        </w:tc>
-        <w:tc>
-          <w:tcPr>
-            <w:tcW w:type="dxa" w:w="3456"/>
-            <w:shd w:fill="F8FAFC"/>
-            <w:tcMar>
-              <w:top w:w="100" w:type="dxa"/>
-              <w:bottom w:w="100" w:type="dxa"/>
-              <w:left w:w="120" w:type="dxa"/>
-              <w:right w:w="120" w:type="dxa"/>
-            </w:tcMar>
-            <w:tcBorders>
-              <w:top w:val="single" w:sz="4" w:space="0" w:color="CCCCCC"/>
-              <w:bottom w:val="single" w:sz="4" w:space="0" w:color="CCCCCC"/>
-              <w:left w:val="single" w:sz="4" w:space="0" w:color="CCCCCC"/>
-              <w:right w:val="single" w:sz="4" w:space="0" w:color="CCCCCC"/>
-            </w:tcBorders>
-          </w:tcPr>
-          <w:p>
-            <w:pPr>
-              <w:spacing w:before="60" w:after="60" w:line="252" w:lineRule="auto"/>
-              <w:jc w:val="left"/>
-            </w:pPr>
-            <w:r/>
-            <w:r>
-              <w:rPr>
-                <w:b/>
-              </w:rPr>
-              <w:t>+3.50</w:t>
-            </w:r>
-          </w:p>
-        </w:tc>
-        <w:tc>
-          <w:tcPr>
-            <w:tcW w:type="dxa" w:w="1440"/>
-            <w:shd w:fill="F8FAFC"/>
-            <w:tcMar>
-              <w:top w:w="100" w:type="dxa"/>
-              <w:bottom w:w="100" w:type="dxa"/>
-              <w:left w:w="120" w:type="dxa"/>
-              <w:right w:w="120" w:type="dxa"/>
-            </w:tcMar>
-            <w:tcBorders>
-              <w:top w:val="single" w:sz="4" w:space="0" w:color="CCCCCC"/>
-              <w:bottom w:val="single" w:sz="4" w:space="0" w:color="CCCCCC"/>
-              <w:left w:val="single" w:sz="4" w:space="0" w:color="CCCCCC"/>
-              <w:right w:val="single" w:sz="4" w:space="0" w:color="CCCCCC"/>
-            </w:tcBorders>
-          </w:tcPr>
-          <w:p>
-            <w:pPr>
-              <w:spacing w:before="60" w:after="60" w:line="252" w:lineRule="auto"/>
-              <w:jc w:val="left"/>
-            </w:pPr>
-            <w:r/>
-            <w:r>
-              <w:t>BULL</w:t>
-            </w:r>
-          </w:p>
-        </w:tc>
-      </w:tr>
-      <w:tr>
-        <w:tc>
-          <w:tcPr>
-            <w:tcW w:type="dxa" w:w="1584"/>
-            <w:shd w:fill="FFFFFF"/>
-            <w:tcMar>
-              <w:top w:w="100" w:type="dxa"/>
-              <w:bottom w:w="100" w:type="dxa"/>
-              <w:left w:w="120" w:type="dxa"/>
-              <w:right w:w="120" w:type="dxa"/>
-            </w:tcMar>
-            <w:tcBorders>
-              <w:top w:val="single" w:sz="4" w:space="0" w:color="CCCCCC"/>
-              <w:bottom w:val="single" w:sz="4" w:space="0" w:color="CCCCCC"/>
-              <w:left w:val="single" w:sz="4" w:space="0" w:color="CCCCCC"/>
-              <w:right w:val="single" w:sz="4" w:space="0" w:color="CCCCCC"/>
-            </w:tcBorders>
-          </w:tcPr>
-          <w:p>
-            <w:pPr>
-              <w:spacing w:before="60" w:after="60" w:line="252" w:lineRule="auto"/>
-              <w:jc w:val="left"/>
-            </w:pPr>
-            <w:r/>
-            <w:r>
-              <w:rPr>
-                <w:b/>
-              </w:rPr>
-              <w:t>Thu 03/09</w:t>
-            </w:r>
-          </w:p>
-        </w:tc>
-        <w:tc>
-          <w:tcPr>
-            <w:tcW w:type="dxa" w:w="864"/>
-            <w:shd w:fill="FFFFFF"/>
-            <w:tcMar>
-              <w:top w:w="100" w:type="dxa"/>
-              <w:bottom w:w="100" w:type="dxa"/>
-              <w:left w:w="120" w:type="dxa"/>
-              <w:right w:w="120" w:type="dxa"/>
-            </w:tcMar>
-            <w:tcBorders>
-              <w:top w:val="single" w:sz="4" w:space="0" w:color="CCCCCC"/>
-              <w:bottom w:val="single" w:sz="4" w:space="0" w:color="CCCCCC"/>
-              <w:left w:val="single" w:sz="4" w:space="0" w:color="CCCCCC"/>
-              <w:right w:val="single" w:sz="4" w:space="0" w:color="CCCCCC"/>
-            </w:tcBorders>
-          </w:tcPr>
-          <w:p>
-            <w:pPr>
-              <w:spacing w:before="60" w:after="60" w:line="252" w:lineRule="auto"/>
-              <w:jc w:val="left"/>
-            </w:pPr>
-            <w:r/>
-            <w:r>
-              <w:t>NY Close 23-01</w:t>
-            </w:r>
-          </w:p>
-        </w:tc>
-        <w:tc>
-          <w:tcPr>
-            <w:tcW w:type="dxa" w:w="1440"/>
-            <w:shd w:fill="FFFFFF"/>
-            <w:tcMar>
-              <w:top w:w="100" w:type="dxa"/>
-              <w:bottom w:w="100" w:type="dxa"/>
-              <w:left w:w="120" w:type="dxa"/>
-              <w:right w:w="120" w:type="dxa"/>
-            </w:tcMar>
-            <w:tcBorders>
-              <w:top w:val="single" w:sz="4" w:space="0" w:color="CCCCCC"/>
-              <w:bottom w:val="single" w:sz="4" w:space="0" w:color="CCCCCC"/>
-              <w:left w:val="single" w:sz="4" w:space="0" w:color="CCCCCC"/>
-              <w:right w:val="single" w:sz="4" w:space="0" w:color="CCCCCC"/>
-            </w:tcBorders>
-          </w:tcPr>
-          <w:p>
-            <w:pPr>
-              <w:spacing w:before="60" w:after="60" w:line="252" w:lineRule="auto"/>
-              <w:jc w:val="left"/>
-            </w:pPr>
-            <w:r/>
-            <w:r>
-              <w:t>792.75</w:t>
-            </w:r>
-          </w:p>
-        </w:tc>
-        <w:tc>
-          <w:tcPr>
-            <w:tcW w:type="dxa" w:w="2016"/>
-            <w:shd w:fill="FFFFFF"/>
-            <w:tcMar>
-              <w:top w:w="100" w:type="dxa"/>
-              <w:bottom w:w="100" w:type="dxa"/>
-              <w:left w:w="120" w:type="dxa"/>
-              <w:right w:w="120" w:type="dxa"/>
-            </w:tcMar>
-            <w:tcBorders>
-              <w:top w:val="single" w:sz="4" w:space="0" w:color="CCCCCC"/>
-              <w:bottom w:val="single" w:sz="4" w:space="0" w:color="CCCCCC"/>
-              <w:left w:val="single" w:sz="4" w:space="0" w:color="CCCCCC"/>
-              <w:right w:val="single" w:sz="4" w:space="0" w:color="CCCCCC"/>
-            </w:tcBorders>
-          </w:tcPr>
-          <w:p>
-            <w:pPr>
-              <w:spacing w:before="60" w:after="60" w:line="252" w:lineRule="auto"/>
-              <w:jc w:val="left"/>
-            </w:pPr>
-            <w:r/>
-            <w:r>
-              <w:t>798.25</w:t>
-            </w:r>
-          </w:p>
-        </w:tc>
-        <w:tc>
-          <w:tcPr>
-            <w:tcW w:type="dxa" w:w="1152"/>
-            <w:shd w:fill="FFFFFF"/>
-            <w:tcMar>
-              <w:top w:w="100" w:type="dxa"/>
-              <w:bottom w:w="100" w:type="dxa"/>
-              <w:left w:w="120" w:type="dxa"/>
-              <w:right w:w="120" w:type="dxa"/>
-            </w:tcMar>
-            <w:tcBorders>
-              <w:top w:val="single" w:sz="4" w:space="0" w:color="CCCCCC"/>
-              <w:bottom w:val="single" w:sz="4" w:space="0" w:color="CCCCCC"/>
-              <w:left w:val="single" w:sz="4" w:space="0" w:color="CCCCCC"/>
-              <w:right w:val="single" w:sz="4" w:space="0" w:color="CCCCCC"/>
-            </w:tcBorders>
-          </w:tcPr>
-          <w:p>
-            <w:pPr>
-              <w:spacing w:before="60" w:after="60" w:line="252" w:lineRule="auto"/>
-              <w:jc w:val="left"/>
-            </w:pPr>
-            <w:r/>
-            <w:r>
-              <w:t>785.00</w:t>
-            </w:r>
-          </w:p>
-        </w:tc>
-        <w:tc>
-          <w:tcPr>
-            <w:tcW w:type="dxa" w:w="1728"/>
-            <w:shd w:fill="FFFFFF"/>
-            <w:tcMar>
-              <w:top w:w="100" w:type="dxa"/>
-              <w:bottom w:w="100" w:type="dxa"/>
-              <w:left w:w="120" w:type="dxa"/>
-              <w:right w:w="120" w:type="dxa"/>
-            </w:tcMar>
-            <w:tcBorders>
-              <w:top w:val="single" w:sz="4" w:space="0" w:color="CCCCCC"/>
-              <w:bottom w:val="single" w:sz="4" w:space="0" w:color="CCCCCC"/>
-              <w:left w:val="single" w:sz="4" w:space="0" w:color="CCCCCC"/>
-              <w:right w:val="single" w:sz="4" w:space="0" w:color="CCCCCC"/>
-            </w:tcBorders>
-          </w:tcPr>
-          <w:p>
-            <w:pPr>
-              <w:spacing w:before="60" w:after="60" w:line="252" w:lineRule="auto"/>
-              <w:jc w:val="left"/>
-            </w:pPr>
-            <w:r/>
-            <w:r>
-              <w:rPr>
-                <w:b/>
-              </w:rPr>
-              <w:t>793.50</w:t>
-            </w:r>
-          </w:p>
-        </w:tc>
-        <w:tc>
-          <w:tcPr>
-            <w:tcW w:type="dxa" w:w="3456"/>
-            <w:shd w:fill="FFFFFF"/>
-            <w:tcMar>
-              <w:top w:w="100" w:type="dxa"/>
-              <w:bottom w:w="100" w:type="dxa"/>
-              <w:left w:w="120" w:type="dxa"/>
-              <w:right w:w="120" w:type="dxa"/>
-            </w:tcMar>
-            <w:tcBorders>
-              <w:top w:val="single" w:sz="4" w:space="0" w:color="CCCCCC"/>
-              <w:bottom w:val="single" w:sz="4" w:space="0" w:color="CCCCCC"/>
-              <w:left w:val="single" w:sz="4" w:space="0" w:color="CCCCCC"/>
-              <w:right w:val="single" w:sz="4" w:space="0" w:color="CCCCCC"/>
-            </w:tcBorders>
-          </w:tcPr>
-          <w:p>
-            <w:pPr>
-              <w:spacing w:before="60" w:after="60" w:line="252" w:lineRule="auto"/>
-              <w:jc w:val="left"/>
-            </w:pPr>
-            <w:r/>
-            <w:r>
-              <w:rPr>
-                <w:b/>
-              </w:rPr>
-              <w:t>+0.75</w:t>
-            </w:r>
-          </w:p>
-        </w:tc>
-        <w:tc>
-          <w:tcPr>
-            <w:tcW w:type="dxa" w:w="1440"/>
-            <w:shd w:fill="FFFFFF"/>
-            <w:tcMar>
-              <w:top w:w="100" w:type="dxa"/>
-              <w:bottom w:w="100" w:type="dxa"/>
-              <w:left w:w="120" w:type="dxa"/>
-              <w:right w:w="120" w:type="dxa"/>
-            </w:tcMar>
-            <w:tcBorders>
-              <w:top w:val="single" w:sz="4" w:space="0" w:color="CCCCCC"/>
-              <w:bottom w:val="single" w:sz="4" w:space="0" w:color="CCCCCC"/>
-              <w:left w:val="single" w:sz="4" w:space="0" w:color="CCCCCC"/>
-              <w:right w:val="single" w:sz="4" w:space="0" w:color="CCCCCC"/>
-            </w:tcBorders>
-          </w:tcPr>
-          <w:p>
-            <w:pPr>
-              <w:spacing w:before="60" w:after="60" w:line="252" w:lineRule="auto"/>
-              <w:jc w:val="left"/>
-            </w:pPr>
-            <w:r/>
-            <w:r>
-              <w:t>BULL</w:t>
-            </w:r>
-          </w:p>
-        </w:tc>
-      </w:tr>
-      <w:tr>
-        <w:tc>
-          <w:tcPr>
-            <w:tcW w:type="dxa" w:w="1584"/>
-            <w:shd w:fill="F8FAFC"/>
-            <w:tcMar>
-              <w:top w:w="100" w:type="dxa"/>
-              <w:bottom w:w="100" w:type="dxa"/>
-              <w:left w:w="120" w:type="dxa"/>
-              <w:right w:w="120" w:type="dxa"/>
-            </w:tcMar>
-            <w:tcBorders>
-              <w:top w:val="single" w:sz="4" w:space="0" w:color="CCCCCC"/>
-              <w:bottom w:val="single" w:sz="4" w:space="0" w:color="CCCCCC"/>
-              <w:left w:val="single" w:sz="4" w:space="0" w:color="CCCCCC"/>
-              <w:right w:val="single" w:sz="4" w:space="0" w:color="CCCCCC"/>
-            </w:tcBorders>
-          </w:tcPr>
-          <w:p>
-            <w:pPr>
-              <w:spacing w:before="60" w:after="60" w:line="252" w:lineRule="auto"/>
-              <w:jc w:val="left"/>
-            </w:pPr>
-            <w:r/>
-            <w:r>
-              <w:rPr>
-                <w:b/>
-              </w:rPr>
-              <w:t>Fri 04/09</w:t>
-            </w:r>
-          </w:p>
-        </w:tc>
-        <w:tc>
-          <w:tcPr>
-            <w:tcW w:type="dxa" w:w="864"/>
-            <w:shd w:fill="F8FAFC"/>
-            <w:tcMar>
-              <w:top w:w="100" w:type="dxa"/>
-              <w:bottom w:w="100" w:type="dxa"/>
-              <w:left w:w="120" w:type="dxa"/>
-              <w:right w:w="120" w:type="dxa"/>
-            </w:tcMar>
-            <w:tcBorders>
-              <w:top w:val="single" w:sz="4" w:space="0" w:color="CCCCCC"/>
-              <w:bottom w:val="single" w:sz="4" w:space="0" w:color="CCCCCC"/>
-              <w:left w:val="single" w:sz="4" w:space="0" w:color="CCCCCC"/>
-              <w:right w:val="single" w:sz="4" w:space="0" w:color="CCCCCC"/>
-            </w:tcBorders>
-          </w:tcPr>
-          <w:p>
-            <w:pPr>
-              <w:spacing w:before="60" w:after="60" w:line="252" w:lineRule="auto"/>
-              <w:jc w:val="left"/>
-            </w:pPr>
-            <w:r/>
-            <w:r>
-              <w:t>Asia 07-11</w:t>
-            </w:r>
-          </w:p>
-        </w:tc>
-        <w:tc>
-          <w:tcPr>
-            <w:tcW w:type="dxa" w:w="1440"/>
-            <w:shd w:fill="F8FAFC"/>
-            <w:tcMar>
-              <w:top w:w="100" w:type="dxa"/>
-              <w:bottom w:w="100" w:type="dxa"/>
-              <w:left w:w="120" w:type="dxa"/>
-              <w:right w:w="120" w:type="dxa"/>
-            </w:tcMar>
-            <w:tcBorders>
-              <w:top w:val="single" w:sz="4" w:space="0" w:color="CCCCCC"/>
-              <w:bottom w:val="single" w:sz="4" w:space="0" w:color="CCCCCC"/>
-              <w:left w:val="single" w:sz="4" w:space="0" w:color="CCCCCC"/>
-              <w:right w:val="single" w:sz="4" w:space="0" w:color="CCCCCC"/>
-            </w:tcBorders>
-          </w:tcPr>
-          <w:p>
-            <w:pPr>
-              <w:spacing w:before="60" w:after="60" w:line="252" w:lineRule="auto"/>
-              <w:jc w:val="left"/>
-            </w:pPr>
-            <w:r/>
-            <w:r>
-              <w:t>793.50</w:t>
-            </w:r>
-          </w:p>
-        </w:tc>
-        <w:tc>
-          <w:tcPr>
-            <w:tcW w:type="dxa" w:w="2016"/>
-            <w:shd w:fill="F8FAFC"/>
-            <w:tcMar>
-              <w:top w:w="100" w:type="dxa"/>
-              <w:bottom w:w="100" w:type="dxa"/>
-              <w:left w:w="120" w:type="dxa"/>
-              <w:right w:w="120" w:type="dxa"/>
-            </w:tcMar>
-            <w:tcBorders>
-              <w:top w:val="single" w:sz="4" w:space="0" w:color="CCCCCC"/>
-              <w:bottom w:val="single" w:sz="4" w:space="0" w:color="CCCCCC"/>
-              <w:left w:val="single" w:sz="4" w:space="0" w:color="CCCCCC"/>
-              <w:right w:val="single" w:sz="4" w:space="0" w:color="CCCCCC"/>
-            </w:tcBorders>
-          </w:tcPr>
-          <w:p>
-            <w:pPr>
-              <w:spacing w:before="60" w:after="60" w:line="252" w:lineRule="auto"/>
-              <w:jc w:val="left"/>
-            </w:pPr>
-            <w:r/>
-            <w:r>
-              <w:t>802.75</w:t>
-            </w:r>
-          </w:p>
-        </w:tc>
-        <w:tc>
-          <w:tcPr>
-            <w:tcW w:type="dxa" w:w="1152"/>
-            <w:shd w:fill="F8FAFC"/>
-            <w:tcMar>
-              <w:top w:w="100" w:type="dxa"/>
-              <w:bottom w:w="100" w:type="dxa"/>
-              <w:left w:w="120" w:type="dxa"/>
-              <w:right w:w="120" w:type="dxa"/>
-            </w:tcMar>
-            <w:tcBorders>
-              <w:top w:val="single" w:sz="4" w:space="0" w:color="CCCCCC"/>
-              <w:bottom w:val="single" w:sz="4" w:space="0" w:color="CCCCCC"/>
-              <w:left w:val="single" w:sz="4" w:space="0" w:color="CCCCCC"/>
-              <w:right w:val="single" w:sz="4" w:space="0" w:color="CCCCCC"/>
-            </w:tcBorders>
-          </w:tcPr>
-          <w:p>
-            <w:pPr>
-              <w:spacing w:before="60" w:after="60" w:line="252" w:lineRule="auto"/>
-              <w:jc w:val="left"/>
-            </w:pPr>
-            <w:r/>
-            <w:r>
-              <w:t>787.00</w:t>
-            </w:r>
-          </w:p>
-        </w:tc>
-        <w:tc>
-          <w:tcPr>
-            <w:tcW w:type="dxa" w:w="1728"/>
-            <w:shd w:fill="F8FAFC"/>
-            <w:tcMar>
-              <w:top w:w="100" w:type="dxa"/>
-              <w:bottom w:w="100" w:type="dxa"/>
-              <w:left w:w="120" w:type="dxa"/>
-              <w:right w:w="120" w:type="dxa"/>
-            </w:tcMar>
-            <w:tcBorders>
-              <w:top w:val="single" w:sz="4" w:space="0" w:color="CCCCCC"/>
-              <w:bottom w:val="single" w:sz="4" w:space="0" w:color="CCCCCC"/>
-              <w:left w:val="single" w:sz="4" w:space="0" w:color="CCCCCC"/>
-              <w:right w:val="single" w:sz="4" w:space="0" w:color="CCCCCC"/>
-            </w:tcBorders>
-          </w:tcPr>
-          <w:p>
-            <w:pPr>
-              <w:spacing w:before="60" w:after="60" w:line="252" w:lineRule="auto"/>
-              <w:jc w:val="left"/>
-            </w:pPr>
-            <w:r/>
-            <w:r>
-              <w:rPr>
-                <w:b/>
-              </w:rPr>
-              <w:t>792.75</w:t>
-            </w:r>
-          </w:p>
-        </w:tc>
-        <w:tc>
-          <w:tcPr>
-            <w:tcW w:type="dxa" w:w="3456"/>
-            <w:shd w:fill="F8FAFC"/>
-            <w:tcMar>
-              <w:top w:w="100" w:type="dxa"/>
-              <w:bottom w:w="100" w:type="dxa"/>
-              <w:left w:w="120" w:type="dxa"/>
-              <w:right w:w="120" w:type="dxa"/>
-            </w:tcMar>
-            <w:tcBorders>
-              <w:top w:val="single" w:sz="4" w:space="0" w:color="CCCCCC"/>
-              <w:bottom w:val="single" w:sz="4" w:space="0" w:color="CCCCCC"/>
-              <w:left w:val="single" w:sz="4" w:space="0" w:color="CCCCCC"/>
-              <w:right w:val="single" w:sz="4" w:space="0" w:color="CCCCCC"/>
-            </w:tcBorders>
-          </w:tcPr>
-          <w:p>
-            <w:pPr>
-              <w:spacing w:before="60" w:after="60" w:line="252" w:lineRule="auto"/>
-              <w:jc w:val="left"/>
-            </w:pPr>
-            <w:r/>
-            <w:r>
-              <w:rPr>
-                <w:b/>
-              </w:rPr>
-              <w:t>-0.75</w:t>
-            </w:r>
-          </w:p>
-        </w:tc>
-        <w:tc>
-          <w:tcPr>
-            <w:tcW w:type="dxa" w:w="1440"/>
-            <w:shd w:fill="F8FAFC"/>
-            <w:tcMar>
-              <w:top w:w="100" w:type="dxa"/>
-              <w:bottom w:w="100" w:type="dxa"/>
-              <w:left w:w="120" w:type="dxa"/>
-              <w:right w:w="120" w:type="dxa"/>
-            </w:tcMar>
-            <w:tcBorders>
-              <w:top w:val="single" w:sz="4" w:space="0" w:color="CCCCCC"/>
-              <w:bottom w:val="single" w:sz="4" w:space="0" w:color="CCCCCC"/>
-              <w:left w:val="single" w:sz="4" w:space="0" w:color="CCCCCC"/>
-              <w:right w:val="single" w:sz="4" w:space="0" w:color="CCCCCC"/>
-            </w:tcBorders>
-          </w:tcPr>
-          <w:p>
-            <w:pPr>
-              <w:spacing w:before="60" w:after="60" w:line="252" w:lineRule="auto"/>
-              <w:jc w:val="left"/>
-            </w:pPr>
-            <w:r/>
-            <w:r>
-              <w:t>BEAR</w:t>
-            </w:r>
-          </w:p>
-        </w:tc>
-      </w:tr>
-      <w:tr>
-        <w:tc>
-          <w:tcPr>
-            <w:tcW w:type="dxa" w:w="1584"/>
-            <w:shd w:fill="FFFFFF"/>
-            <w:tcMar>
-              <w:top w:w="100" w:type="dxa"/>
-              <w:bottom w:w="100" w:type="dxa"/>
-              <w:left w:w="120" w:type="dxa"/>
-              <w:right w:w="120" w:type="dxa"/>
-            </w:tcMar>
-            <w:tcBorders>
-              <w:top w:val="single" w:sz="4" w:space="0" w:color="CCCCCC"/>
-              <w:bottom w:val="single" w:sz="4" w:space="0" w:color="CCCCCC"/>
-              <w:left w:val="single" w:sz="4" w:space="0" w:color="CCCCCC"/>
-              <w:right w:val="single" w:sz="4" w:space="0" w:color="CCCCCC"/>
-            </w:tcBorders>
-          </w:tcPr>
-          <w:p>
-            <w:pPr>
-              <w:spacing w:before="60" w:after="60" w:line="252" w:lineRule="auto"/>
-              <w:jc w:val="left"/>
-            </w:pPr>
-            <w:r/>
-            <w:r>
-              <w:rPr>
-                <w:b/>
-              </w:rPr>
-              <w:t>Fri 04/09</w:t>
-            </w:r>
-          </w:p>
-        </w:tc>
-        <w:tc>
-          <w:tcPr>
-            <w:tcW w:type="dxa" w:w="864"/>
-            <w:shd w:fill="FFFFFF"/>
-            <w:tcMar>
-              <w:top w:w="100" w:type="dxa"/>
-              <w:bottom w:w="100" w:type="dxa"/>
-              <w:left w:w="120" w:type="dxa"/>
-              <w:right w:w="120" w:type="dxa"/>
-            </w:tcMar>
-            <w:tcBorders>
-              <w:top w:val="single" w:sz="4" w:space="0" w:color="CCCCCC"/>
-              <w:bottom w:val="single" w:sz="4" w:space="0" w:color="CCCCCC"/>
-              <w:left w:val="single" w:sz="4" w:space="0" w:color="CCCCCC"/>
-              <w:right w:val="single" w:sz="4" w:space="0" w:color="CCCCCC"/>
-            </w:tcBorders>
-          </w:tcPr>
-          <w:p>
-            <w:pPr>
-              <w:spacing w:before="60" w:after="60" w:line="252" w:lineRule="auto"/>
-              <w:jc w:val="left"/>
-            </w:pPr>
-            <w:r/>
-            <w:r>
-              <w:t>Asia 11-15</w:t>
-            </w:r>
-          </w:p>
-        </w:tc>
-        <w:tc>
-          <w:tcPr>
-            <w:tcW w:type="dxa" w:w="1440"/>
-            <w:shd w:fill="FFFFFF"/>
-            <w:tcMar>
-              <w:top w:w="100" w:type="dxa"/>
-              <w:bottom w:w="100" w:type="dxa"/>
-              <w:left w:w="120" w:type="dxa"/>
-              <w:right w:w="120" w:type="dxa"/>
-            </w:tcMar>
-            <w:tcBorders>
-              <w:top w:val="single" w:sz="4" w:space="0" w:color="CCCCCC"/>
-              <w:bottom w:val="single" w:sz="4" w:space="0" w:color="CCCCCC"/>
-              <w:left w:val="single" w:sz="4" w:space="0" w:color="CCCCCC"/>
-              <w:right w:val="single" w:sz="4" w:space="0" w:color="CCCCCC"/>
-            </w:tcBorders>
-          </w:tcPr>
-          <w:p>
-            <w:pPr>
-              <w:spacing w:before="60" w:after="60" w:line="252" w:lineRule="auto"/>
-              <w:jc w:val="left"/>
-            </w:pPr>
-            <w:r/>
-            <w:r>
-              <w:t>792.75</w:t>
-            </w:r>
-          </w:p>
-        </w:tc>
-        <w:tc>
-          <w:tcPr>
-            <w:tcW w:type="dxa" w:w="2016"/>
-            <w:shd w:fill="FFFFFF"/>
-            <w:tcMar>
-              <w:top w:w="100" w:type="dxa"/>
-              <w:bottom w:w="100" w:type="dxa"/>
-              <w:left w:w="120" w:type="dxa"/>
-              <w:right w:w="120" w:type="dxa"/>
-            </w:tcMar>
-            <w:tcBorders>
-              <w:top w:val="single" w:sz="4" w:space="0" w:color="CCCCCC"/>
-              <w:bottom w:val="single" w:sz="4" w:space="0" w:color="CCCCCC"/>
-              <w:left w:val="single" w:sz="4" w:space="0" w:color="CCCCCC"/>
-              <w:right w:val="single" w:sz="4" w:space="0" w:color="CCCCCC"/>
-            </w:tcBorders>
-          </w:tcPr>
-          <w:p>
-            <w:pPr>
-              <w:spacing w:before="60" w:after="60" w:line="252" w:lineRule="auto"/>
-              <w:jc w:val="left"/>
-            </w:pPr>
-            <w:r/>
-            <w:r>
-              <w:t>800.25</w:t>
-            </w:r>
-          </w:p>
-        </w:tc>
-        <w:tc>
-          <w:tcPr>
-            <w:tcW w:type="dxa" w:w="1152"/>
-            <w:shd w:fill="FFFFFF"/>
-            <w:tcMar>
-              <w:top w:w="100" w:type="dxa"/>
-              <w:bottom w:w="100" w:type="dxa"/>
-              <w:left w:w="120" w:type="dxa"/>
-              <w:right w:w="120" w:type="dxa"/>
-            </w:tcMar>
-            <w:tcBorders>
-              <w:top w:val="single" w:sz="4" w:space="0" w:color="CCCCCC"/>
-              <w:bottom w:val="single" w:sz="4" w:space="0" w:color="CCCCCC"/>
-              <w:left w:val="single" w:sz="4" w:space="0" w:color="CCCCCC"/>
-              <w:right w:val="single" w:sz="4" w:space="0" w:color="CCCCCC"/>
-            </w:tcBorders>
-          </w:tcPr>
-          <w:p>
-            <w:pPr>
-              <w:spacing w:before="60" w:after="60" w:line="252" w:lineRule="auto"/>
-              <w:jc w:val="left"/>
-            </w:pPr>
-            <w:r/>
-            <w:r>
-              <w:t>786.75</w:t>
-            </w:r>
-          </w:p>
-        </w:tc>
-        <w:tc>
-          <w:tcPr>
-            <w:tcW w:type="dxa" w:w="1728"/>
-            <w:shd w:fill="FFFFFF"/>
-            <w:tcMar>
-              <w:top w:w="100" w:type="dxa"/>
-              <w:bottom w:w="100" w:type="dxa"/>
-              <w:left w:w="120" w:type="dxa"/>
-              <w:right w:w="120" w:type="dxa"/>
-            </w:tcMar>
-            <w:tcBorders>
-              <w:top w:val="single" w:sz="4" w:space="0" w:color="CCCCCC"/>
-              <w:bottom w:val="single" w:sz="4" w:space="0" w:color="CCCCCC"/>
-              <w:left w:val="single" w:sz="4" w:space="0" w:color="CCCCCC"/>
-              <w:right w:val="single" w:sz="4" w:space="0" w:color="CCCCCC"/>
-            </w:tcBorders>
-          </w:tcPr>
-          <w:p>
-            <w:pPr>
-              <w:spacing w:before="60" w:after="60" w:line="252" w:lineRule="auto"/>
-              <w:jc w:val="left"/>
-            </w:pPr>
-            <w:r/>
-            <w:r>
-              <w:rPr>
-                <w:b/>
-              </w:rPr>
-              <w:t>791.75</w:t>
-            </w:r>
-          </w:p>
-        </w:tc>
-        <w:tc>
-          <w:tcPr>
-            <w:tcW w:type="dxa" w:w="3456"/>
-            <w:shd w:fill="FFFFFF"/>
-            <w:tcMar>
-              <w:top w:w="100" w:type="dxa"/>
-              <w:bottom w:w="100" w:type="dxa"/>
-              <w:left w:w="120" w:type="dxa"/>
-              <w:right w:w="120" w:type="dxa"/>
-            </w:tcMar>
-            <w:tcBorders>
-              <w:top w:val="single" w:sz="4" w:space="0" w:color="CCCCCC"/>
-              <w:bottom w:val="single" w:sz="4" w:space="0" w:color="CCCCCC"/>
-              <w:left w:val="single" w:sz="4" w:space="0" w:color="CCCCCC"/>
-              <w:right w:val="single" w:sz="4" w:space="0" w:color="CCCCCC"/>
-            </w:tcBorders>
-          </w:tcPr>
-          <w:p>
-            <w:pPr>
-              <w:spacing w:before="60" w:after="60" w:line="252" w:lineRule="auto"/>
-              <w:jc w:val="left"/>
-            </w:pPr>
-            <w:r/>
-            <w:r>
-              <w:rPr>
-                <w:b/>
-              </w:rPr>
-              <w:t>-1.00</w:t>
-            </w:r>
-          </w:p>
-        </w:tc>
-        <w:tc>
-          <w:tcPr>
-            <w:tcW w:type="dxa" w:w="1440"/>
-            <w:shd w:fill="FFFFFF"/>
-            <w:tcMar>
-              <w:top w:w="100" w:type="dxa"/>
-              <w:bottom w:w="100" w:type="dxa"/>
-              <w:left w:w="120" w:type="dxa"/>
-              <w:right w:w="120" w:type="dxa"/>
-            </w:tcMar>
-            <w:tcBorders>
-              <w:top w:val="single" w:sz="4" w:space="0" w:color="CCCCCC"/>
-              <w:bottom w:val="single" w:sz="4" w:space="0" w:color="CCCCCC"/>
-              <w:left w:val="single" w:sz="4" w:space="0" w:color="CCCCCC"/>
-              <w:right w:val="single" w:sz="4" w:space="0" w:color="CCCCCC"/>
-            </w:tcBorders>
-          </w:tcPr>
-          <w:p>
-            <w:pPr>
-              <w:spacing w:before="60" w:after="60" w:line="252" w:lineRule="auto"/>
-              <w:jc w:val="left"/>
-            </w:pPr>
-            <w:r/>
-            <w:r>
-              <w:t>BEAR</w:t>
-            </w:r>
-          </w:p>
-        </w:tc>
-      </w:tr>
-      <w:tr>
-        <w:tc>
-          <w:tcPr>
-            <w:tcW w:type="dxa" w:w="1584"/>
-            <w:shd w:fill="F8FAFC"/>
-            <w:tcMar>
-              <w:top w:w="100" w:type="dxa"/>
-              <w:bottom w:w="100" w:type="dxa"/>
-              <w:left w:w="120" w:type="dxa"/>
-              <w:right w:w="120" w:type="dxa"/>
-            </w:tcMar>
-            <w:tcBorders>
-              <w:top w:val="single" w:sz="4" w:space="0" w:color="CCCCCC"/>
-              <w:bottom w:val="single" w:sz="4" w:space="0" w:color="CCCCCC"/>
-              <w:left w:val="single" w:sz="4" w:space="0" w:color="CCCCCC"/>
-              <w:right w:val="single" w:sz="4" w:space="0" w:color="CCCCCC"/>
-            </w:tcBorders>
-          </w:tcPr>
-          <w:p>
-            <w:pPr>
-              <w:spacing w:before="60" w:after="60" w:line="252" w:lineRule="auto"/>
-              <w:jc w:val="left"/>
-            </w:pPr>
-            <w:r/>
-            <w:r>
-              <w:rPr>
-                <w:b/>
-              </w:rPr>
-              <w:t>Fri 04/09</w:t>
-            </w:r>
-          </w:p>
-        </w:tc>
-        <w:tc>
-          <w:tcPr>
-            <w:tcW w:type="dxa" w:w="864"/>
-            <w:shd w:fill="F8FAFC"/>
-            <w:tcMar>
-              <w:top w:w="100" w:type="dxa"/>
-              <w:bottom w:w="100" w:type="dxa"/>
-              <w:left w:w="120" w:type="dxa"/>
-              <w:right w:w="120" w:type="dxa"/>
-            </w:tcMar>
-            <w:tcBorders>
-              <w:top w:val="single" w:sz="4" w:space="0" w:color="CCCCCC"/>
-              <w:bottom w:val="single" w:sz="4" w:space="0" w:color="CCCCCC"/>
-              <w:left w:val="single" w:sz="4" w:space="0" w:color="CCCCCC"/>
-              <w:right w:val="single" w:sz="4" w:space="0" w:color="CCCCCC"/>
-            </w:tcBorders>
-          </w:tcPr>
-          <w:p>
-            <w:pPr>
-              <w:spacing w:before="60" w:after="60" w:line="252" w:lineRule="auto"/>
-              <w:jc w:val="left"/>
-            </w:pPr>
-            <w:r/>
-            <w:r>
-              <w:t>London 15-19</w:t>
-            </w:r>
-          </w:p>
-        </w:tc>
-        <w:tc>
-          <w:tcPr>
-            <w:tcW w:type="dxa" w:w="1440"/>
-            <w:shd w:fill="F8FAFC"/>
-            <w:tcMar>
-              <w:top w:w="100" w:type="dxa"/>
-              <w:bottom w:w="100" w:type="dxa"/>
-              <w:left w:w="120" w:type="dxa"/>
-              <w:right w:w="120" w:type="dxa"/>
-            </w:tcMar>
-            <w:tcBorders>
-              <w:top w:val="single" w:sz="4" w:space="0" w:color="CCCCCC"/>
-              <w:bottom w:val="single" w:sz="4" w:space="0" w:color="CCCCCC"/>
-              <w:left w:val="single" w:sz="4" w:space="0" w:color="CCCCCC"/>
-              <w:right w:val="single" w:sz="4" w:space="0" w:color="CCCCCC"/>
-            </w:tcBorders>
-          </w:tcPr>
-          <w:p>
-            <w:pPr>
-              <w:spacing w:before="60" w:after="60" w:line="252" w:lineRule="auto"/>
-              <w:jc w:val="left"/>
-            </w:pPr>
-            <w:r/>
-            <w:r>
-              <w:t>791.75</w:t>
-            </w:r>
-          </w:p>
-        </w:tc>
-        <w:tc>
-          <w:tcPr>
-            <w:tcW w:type="dxa" w:w="2016"/>
-            <w:shd w:fill="F8FAFC"/>
-            <w:tcMar>
-              <w:top w:w="100" w:type="dxa"/>
-              <w:bottom w:w="100" w:type="dxa"/>
-              <w:left w:w="120" w:type="dxa"/>
-              <w:right w:w="120" w:type="dxa"/>
-            </w:tcMar>
-            <w:tcBorders>
-              <w:top w:val="single" w:sz="4" w:space="0" w:color="CCCCCC"/>
-              <w:bottom w:val="single" w:sz="4" w:space="0" w:color="CCCCCC"/>
-              <w:left w:val="single" w:sz="4" w:space="0" w:color="CCCCCC"/>
-              <w:right w:val="single" w:sz="4" w:space="0" w:color="CCCCCC"/>
-            </w:tcBorders>
-          </w:tcPr>
-          <w:p>
-            <w:pPr>
-              <w:spacing w:before="60" w:after="60" w:line="252" w:lineRule="auto"/>
-              <w:jc w:val="left"/>
-            </w:pPr>
-            <w:r/>
-            <w:r>
-              <w:t>798.75</w:t>
-            </w:r>
-          </w:p>
-        </w:tc>
-        <w:tc>
-          <w:tcPr>
-            <w:tcW w:type="dxa" w:w="1152"/>
-            <w:shd w:fill="F8FAFC"/>
-            <w:tcMar>
-              <w:top w:w="100" w:type="dxa"/>
-              <w:bottom w:w="100" w:type="dxa"/>
-              <w:left w:w="120" w:type="dxa"/>
-              <w:right w:w="120" w:type="dxa"/>
-            </w:tcMar>
-            <w:tcBorders>
-              <w:top w:val="single" w:sz="4" w:space="0" w:color="CCCCCC"/>
-              <w:bottom w:val="single" w:sz="4" w:space="0" w:color="CCCCCC"/>
-              <w:left w:val="single" w:sz="4" w:space="0" w:color="CCCCCC"/>
-              <w:right w:val="single" w:sz="4" w:space="0" w:color="CCCCCC"/>
-            </w:tcBorders>
-          </w:tcPr>
-          <w:p>
-            <w:pPr>
-              <w:spacing w:before="60" w:after="60" w:line="252" w:lineRule="auto"/>
-              <w:jc w:val="left"/>
-            </w:pPr>
-            <w:r/>
-            <w:r>
-              <w:t>778.25</w:t>
-            </w:r>
-          </w:p>
-        </w:tc>
-        <w:tc>
-          <w:tcPr>
-            <w:tcW w:type="dxa" w:w="1728"/>
-            <w:shd w:fill="F8FAFC"/>
             <w:tcMar>
               <w:top w:w="100" w:type="dxa"/>
               <w:bottom w:w="100" w:type="dxa"/>
@@ -30545,711 +31250,6 @@
                 <w:b/>
               </w:rPr>
               <w:t>792.50</w:t>
-            </w:r>
-          </w:p>
-        </w:tc>
-        <w:tc>
-          <w:tcPr>
-            <w:tcW w:type="dxa" w:w="3456"/>
-            <w:shd w:fill="F8FAFC"/>
-            <w:tcMar>
-              <w:top w:w="100" w:type="dxa"/>
-              <w:bottom w:w="100" w:type="dxa"/>
-              <w:left w:w="120" w:type="dxa"/>
-              <w:right w:w="120" w:type="dxa"/>
-            </w:tcMar>
-            <w:tcBorders>
-              <w:top w:val="single" w:sz="4" w:space="0" w:color="CCCCCC"/>
-              <w:bottom w:val="single" w:sz="4" w:space="0" w:color="CCCCCC"/>
-              <w:left w:val="single" w:sz="4" w:space="0" w:color="CCCCCC"/>
-              <w:right w:val="single" w:sz="4" w:space="0" w:color="CCCCCC"/>
-            </w:tcBorders>
-          </w:tcPr>
-          <w:p>
-            <w:pPr>
-              <w:spacing w:before="60" w:after="60" w:line="252" w:lineRule="auto"/>
-              <w:jc w:val="left"/>
-            </w:pPr>
-            <w:r/>
-            <w:r>
-              <w:rPr>
-                <w:b/>
-              </w:rPr>
-              <w:t>+0.75</w:t>
-            </w:r>
-          </w:p>
-        </w:tc>
-        <w:tc>
-          <w:tcPr>
-            <w:tcW w:type="dxa" w:w="1440"/>
-            <w:shd w:fill="F8FAFC"/>
-            <w:tcMar>
-              <w:top w:w="100" w:type="dxa"/>
-              <w:bottom w:w="100" w:type="dxa"/>
-              <w:left w:w="120" w:type="dxa"/>
-              <w:right w:w="120" w:type="dxa"/>
-            </w:tcMar>
-            <w:tcBorders>
-              <w:top w:val="single" w:sz="4" w:space="0" w:color="CCCCCC"/>
-              <w:bottom w:val="single" w:sz="4" w:space="0" w:color="CCCCCC"/>
-              <w:left w:val="single" w:sz="4" w:space="0" w:color="CCCCCC"/>
-              <w:right w:val="single" w:sz="4" w:space="0" w:color="CCCCCC"/>
-            </w:tcBorders>
-          </w:tcPr>
-          <w:p>
-            <w:pPr>
-              <w:spacing w:before="60" w:after="60" w:line="252" w:lineRule="auto"/>
-              <w:jc w:val="left"/>
-            </w:pPr>
-            <w:r/>
-            <w:r>
-              <w:t>BULL</w:t>
-            </w:r>
-          </w:p>
-        </w:tc>
-      </w:tr>
-      <w:tr>
-        <w:tc>
-          <w:tcPr>
-            <w:tcW w:type="dxa" w:w="1584"/>
-            <w:shd w:fill="FFFFFF"/>
-            <w:tcMar>
-              <w:top w:w="100" w:type="dxa"/>
-              <w:bottom w:w="100" w:type="dxa"/>
-              <w:left w:w="120" w:type="dxa"/>
-              <w:right w:w="120" w:type="dxa"/>
-            </w:tcMar>
-            <w:tcBorders>
-              <w:top w:val="single" w:sz="4" w:space="0" w:color="CCCCCC"/>
-              <w:bottom w:val="single" w:sz="4" w:space="0" w:color="CCCCCC"/>
-              <w:left w:val="single" w:sz="4" w:space="0" w:color="CCCCCC"/>
-              <w:right w:val="single" w:sz="4" w:space="0" w:color="CCCCCC"/>
-            </w:tcBorders>
-          </w:tcPr>
-          <w:p>
-            <w:pPr>
-              <w:spacing w:before="60" w:after="60" w:line="252" w:lineRule="auto"/>
-              <w:jc w:val="left"/>
-            </w:pPr>
-            <w:r/>
-            <w:r>
-              <w:rPr>
-                <w:b/>
-              </w:rPr>
-              <w:t>Fri 04/09</w:t>
-            </w:r>
-          </w:p>
-        </w:tc>
-        <w:tc>
-          <w:tcPr>
-            <w:tcW w:type="dxa" w:w="864"/>
-            <w:shd w:fill="FFFFFF"/>
-            <w:tcMar>
-              <w:top w:w="100" w:type="dxa"/>
-              <w:bottom w:w="100" w:type="dxa"/>
-              <w:left w:w="120" w:type="dxa"/>
-              <w:right w:w="120" w:type="dxa"/>
-            </w:tcMar>
-            <w:tcBorders>
-              <w:top w:val="single" w:sz="4" w:space="0" w:color="CCCCCC"/>
-              <w:bottom w:val="single" w:sz="4" w:space="0" w:color="CCCCCC"/>
-              <w:left w:val="single" w:sz="4" w:space="0" w:color="CCCCCC"/>
-              <w:right w:val="single" w:sz="4" w:space="0" w:color="CCCCCC"/>
-            </w:tcBorders>
-          </w:tcPr>
-          <w:p>
-            <w:pPr>
-              <w:spacing w:before="60" w:after="60" w:line="252" w:lineRule="auto"/>
-              <w:jc w:val="left"/>
-            </w:pPr>
-            <w:r/>
-            <w:r>
-              <w:t>Pre-NY 19-21</w:t>
-            </w:r>
-          </w:p>
-        </w:tc>
-        <w:tc>
-          <w:tcPr>
-            <w:tcW w:type="dxa" w:w="1440"/>
-            <w:shd w:fill="FFFFFF"/>
-            <w:tcMar>
-              <w:top w:w="100" w:type="dxa"/>
-              <w:bottom w:w="100" w:type="dxa"/>
-              <w:left w:w="120" w:type="dxa"/>
-              <w:right w:w="120" w:type="dxa"/>
-            </w:tcMar>
-            <w:tcBorders>
-              <w:top w:val="single" w:sz="4" w:space="0" w:color="CCCCCC"/>
-              <w:bottom w:val="single" w:sz="4" w:space="0" w:color="CCCCCC"/>
-              <w:left w:val="single" w:sz="4" w:space="0" w:color="CCCCCC"/>
-              <w:right w:val="single" w:sz="4" w:space="0" w:color="CCCCCC"/>
-            </w:tcBorders>
-          </w:tcPr>
-          <w:p>
-            <w:pPr>
-              <w:spacing w:before="60" w:after="60" w:line="252" w:lineRule="auto"/>
-              <w:jc w:val="left"/>
-            </w:pPr>
-            <w:r/>
-            <w:r>
-              <w:t>792.50</w:t>
-            </w:r>
-          </w:p>
-        </w:tc>
-        <w:tc>
-          <w:tcPr>
-            <w:tcW w:type="dxa" w:w="2016"/>
-            <w:shd w:fill="FFFFFF"/>
-            <w:tcMar>
-              <w:top w:w="100" w:type="dxa"/>
-              <w:bottom w:w="100" w:type="dxa"/>
-              <w:left w:w="120" w:type="dxa"/>
-              <w:right w:w="120" w:type="dxa"/>
-            </w:tcMar>
-            <w:tcBorders>
-              <w:top w:val="single" w:sz="4" w:space="0" w:color="CCCCCC"/>
-              <w:bottom w:val="single" w:sz="4" w:space="0" w:color="CCCCCC"/>
-              <w:left w:val="single" w:sz="4" w:space="0" w:color="CCCCCC"/>
-              <w:right w:val="single" w:sz="4" w:space="0" w:color="CCCCCC"/>
-            </w:tcBorders>
-          </w:tcPr>
-          <w:p>
-            <w:pPr>
-              <w:spacing w:before="60" w:after="60" w:line="252" w:lineRule="auto"/>
-              <w:jc w:val="left"/>
-            </w:pPr>
-            <w:r/>
-            <w:r>
-              <w:t>801.75</w:t>
-            </w:r>
-          </w:p>
-        </w:tc>
-        <w:tc>
-          <w:tcPr>
-            <w:tcW w:type="dxa" w:w="1152"/>
-            <w:shd w:fill="FFFFFF"/>
-            <w:tcMar>
-              <w:top w:w="100" w:type="dxa"/>
-              <w:bottom w:w="100" w:type="dxa"/>
-              <w:left w:w="120" w:type="dxa"/>
-              <w:right w:w="120" w:type="dxa"/>
-            </w:tcMar>
-            <w:tcBorders>
-              <w:top w:val="single" w:sz="4" w:space="0" w:color="CCCCCC"/>
-              <w:bottom w:val="single" w:sz="4" w:space="0" w:color="CCCCCC"/>
-              <w:left w:val="single" w:sz="4" w:space="0" w:color="CCCCCC"/>
-              <w:right w:val="single" w:sz="4" w:space="0" w:color="CCCCCC"/>
-            </w:tcBorders>
-          </w:tcPr>
-          <w:p>
-            <w:pPr>
-              <w:spacing w:before="60" w:after="60" w:line="252" w:lineRule="auto"/>
-              <w:jc w:val="left"/>
-            </w:pPr>
-            <w:r/>
-            <w:r>
-              <w:t>785.25</w:t>
-            </w:r>
-          </w:p>
-        </w:tc>
-        <w:tc>
-          <w:tcPr>
-            <w:tcW w:type="dxa" w:w="1728"/>
-            <w:shd w:fill="FFFFFF"/>
-            <w:tcMar>
-              <w:top w:w="100" w:type="dxa"/>
-              <w:bottom w:w="100" w:type="dxa"/>
-              <w:left w:w="120" w:type="dxa"/>
-              <w:right w:w="120" w:type="dxa"/>
-            </w:tcMar>
-            <w:tcBorders>
-              <w:top w:val="single" w:sz="4" w:space="0" w:color="CCCCCC"/>
-              <w:bottom w:val="single" w:sz="4" w:space="0" w:color="CCCCCC"/>
-              <w:left w:val="single" w:sz="4" w:space="0" w:color="CCCCCC"/>
-              <w:right w:val="single" w:sz="4" w:space="0" w:color="CCCCCC"/>
-            </w:tcBorders>
-          </w:tcPr>
-          <w:p>
-            <w:pPr>
-              <w:spacing w:before="60" w:after="60" w:line="252" w:lineRule="auto"/>
-              <w:jc w:val="left"/>
-            </w:pPr>
-            <w:r/>
-            <w:r>
-              <w:rPr>
-                <w:b/>
-              </w:rPr>
-              <w:t>792.25</w:t>
-            </w:r>
-          </w:p>
-        </w:tc>
-        <w:tc>
-          <w:tcPr>
-            <w:tcW w:type="dxa" w:w="3456"/>
-            <w:shd w:fill="FFFFFF"/>
-            <w:tcMar>
-              <w:top w:w="100" w:type="dxa"/>
-              <w:bottom w:w="100" w:type="dxa"/>
-              <w:left w:w="120" w:type="dxa"/>
-              <w:right w:w="120" w:type="dxa"/>
-            </w:tcMar>
-            <w:tcBorders>
-              <w:top w:val="single" w:sz="4" w:space="0" w:color="CCCCCC"/>
-              <w:bottom w:val="single" w:sz="4" w:space="0" w:color="CCCCCC"/>
-              <w:left w:val="single" w:sz="4" w:space="0" w:color="CCCCCC"/>
-              <w:right w:val="single" w:sz="4" w:space="0" w:color="CCCCCC"/>
-            </w:tcBorders>
-          </w:tcPr>
-          <w:p>
-            <w:pPr>
-              <w:spacing w:before="60" w:after="60" w:line="252" w:lineRule="auto"/>
-              <w:jc w:val="left"/>
-            </w:pPr>
-            <w:r/>
-            <w:r>
-              <w:rPr>
-                <w:b/>
-              </w:rPr>
-              <w:t>-0.25</w:t>
-            </w:r>
-          </w:p>
-        </w:tc>
-        <w:tc>
-          <w:tcPr>
-            <w:tcW w:type="dxa" w:w="1440"/>
-            <w:shd w:fill="FFFFFF"/>
-            <w:tcMar>
-              <w:top w:w="100" w:type="dxa"/>
-              <w:bottom w:w="100" w:type="dxa"/>
-              <w:left w:w="120" w:type="dxa"/>
-              <w:right w:w="120" w:type="dxa"/>
-            </w:tcMar>
-            <w:tcBorders>
-              <w:top w:val="single" w:sz="4" w:space="0" w:color="CCCCCC"/>
-              <w:bottom w:val="single" w:sz="4" w:space="0" w:color="CCCCCC"/>
-              <w:left w:val="single" w:sz="4" w:space="0" w:color="CCCCCC"/>
-              <w:right w:val="single" w:sz="4" w:space="0" w:color="CCCCCC"/>
-            </w:tcBorders>
-          </w:tcPr>
-          <w:p>
-            <w:pPr>
-              <w:spacing w:before="60" w:after="60" w:line="252" w:lineRule="auto"/>
-              <w:jc w:val="left"/>
-            </w:pPr>
-            <w:r/>
-            <w:r>
-              <w:t>BEAR</w:t>
-            </w:r>
-          </w:p>
-        </w:tc>
-      </w:tr>
-      <w:tr>
-        <w:tc>
-          <w:tcPr>
-            <w:tcW w:type="dxa" w:w="1584"/>
-            <w:shd w:fill="F8FAFC"/>
-            <w:tcMar>
-              <w:top w:w="100" w:type="dxa"/>
-              <w:bottom w:w="100" w:type="dxa"/>
-              <w:left w:w="120" w:type="dxa"/>
-              <w:right w:w="120" w:type="dxa"/>
-            </w:tcMar>
-            <w:tcBorders>
-              <w:top w:val="single" w:sz="4" w:space="0" w:color="CCCCCC"/>
-              <w:bottom w:val="single" w:sz="4" w:space="0" w:color="CCCCCC"/>
-              <w:left w:val="single" w:sz="4" w:space="0" w:color="CCCCCC"/>
-              <w:right w:val="single" w:sz="4" w:space="0" w:color="CCCCCC"/>
-            </w:tcBorders>
-          </w:tcPr>
-          <w:p>
-            <w:pPr>
-              <w:spacing w:before="60" w:after="60" w:line="252" w:lineRule="auto"/>
-              <w:jc w:val="left"/>
-            </w:pPr>
-            <w:r/>
-            <w:r>
-              <w:rPr>
-                <w:b/>
-              </w:rPr>
-              <w:t>Fri 04/09</w:t>
-            </w:r>
-          </w:p>
-        </w:tc>
-        <w:tc>
-          <w:tcPr>
-            <w:tcW w:type="dxa" w:w="864"/>
-            <w:shd w:fill="F8FAFC"/>
-            <w:tcMar>
-              <w:top w:w="100" w:type="dxa"/>
-              <w:bottom w:w="100" w:type="dxa"/>
-              <w:left w:w="120" w:type="dxa"/>
-              <w:right w:w="120" w:type="dxa"/>
-            </w:tcMar>
-            <w:tcBorders>
-              <w:top w:val="single" w:sz="4" w:space="0" w:color="CCCCCC"/>
-              <w:bottom w:val="single" w:sz="4" w:space="0" w:color="CCCCCC"/>
-              <w:left w:val="single" w:sz="4" w:space="0" w:color="CCCCCC"/>
-              <w:right w:val="single" w:sz="4" w:space="0" w:color="CCCCCC"/>
-            </w:tcBorders>
-          </w:tcPr>
-          <w:p>
-            <w:pPr>
-              <w:spacing w:before="60" w:after="60" w:line="252" w:lineRule="auto"/>
-              <w:jc w:val="left"/>
-            </w:pPr>
-            <w:r/>
-            <w:r>
-              <w:t>NY Open 21-23</w:t>
-            </w:r>
-          </w:p>
-        </w:tc>
-        <w:tc>
-          <w:tcPr>
-            <w:tcW w:type="dxa" w:w="1440"/>
-            <w:shd w:fill="F8FAFC"/>
-            <w:tcMar>
-              <w:top w:w="100" w:type="dxa"/>
-              <w:bottom w:w="100" w:type="dxa"/>
-              <w:left w:w="120" w:type="dxa"/>
-              <w:right w:w="120" w:type="dxa"/>
-            </w:tcMar>
-            <w:tcBorders>
-              <w:top w:val="single" w:sz="4" w:space="0" w:color="CCCCCC"/>
-              <w:bottom w:val="single" w:sz="4" w:space="0" w:color="CCCCCC"/>
-              <w:left w:val="single" w:sz="4" w:space="0" w:color="CCCCCC"/>
-              <w:right w:val="single" w:sz="4" w:space="0" w:color="CCCCCC"/>
-            </w:tcBorders>
-          </w:tcPr>
-          <w:p>
-            <w:pPr>
-              <w:spacing w:before="60" w:after="60" w:line="252" w:lineRule="auto"/>
-              <w:jc w:val="left"/>
-            </w:pPr>
-            <w:r/>
-            <w:r>
-              <w:t>792.25</w:t>
-            </w:r>
-          </w:p>
-        </w:tc>
-        <w:tc>
-          <w:tcPr>
-            <w:tcW w:type="dxa" w:w="2016"/>
-            <w:shd w:fill="F8FAFC"/>
-            <w:tcMar>
-              <w:top w:w="100" w:type="dxa"/>
-              <w:bottom w:w="100" w:type="dxa"/>
-              <w:left w:w="120" w:type="dxa"/>
-              <w:right w:w="120" w:type="dxa"/>
-            </w:tcMar>
-            <w:tcBorders>
-              <w:top w:val="single" w:sz="4" w:space="0" w:color="CCCCCC"/>
-              <w:bottom w:val="single" w:sz="4" w:space="0" w:color="CCCCCC"/>
-              <w:left w:val="single" w:sz="4" w:space="0" w:color="CCCCCC"/>
-              <w:right w:val="single" w:sz="4" w:space="0" w:color="CCCCCC"/>
-            </w:tcBorders>
-          </w:tcPr>
-          <w:p>
-            <w:pPr>
-              <w:spacing w:before="60" w:after="60" w:line="252" w:lineRule="auto"/>
-              <w:jc w:val="left"/>
-            </w:pPr>
-            <w:r/>
-            <w:r>
-              <w:t>800.75</w:t>
-            </w:r>
-          </w:p>
-        </w:tc>
-        <w:tc>
-          <w:tcPr>
-            <w:tcW w:type="dxa" w:w="1152"/>
-            <w:shd w:fill="F8FAFC"/>
-            <w:tcMar>
-              <w:top w:w="100" w:type="dxa"/>
-              <w:bottom w:w="100" w:type="dxa"/>
-              <w:left w:w="120" w:type="dxa"/>
-              <w:right w:w="120" w:type="dxa"/>
-            </w:tcMar>
-            <w:tcBorders>
-              <w:top w:val="single" w:sz="4" w:space="0" w:color="CCCCCC"/>
-              <w:bottom w:val="single" w:sz="4" w:space="0" w:color="CCCCCC"/>
-              <w:left w:val="single" w:sz="4" w:space="0" w:color="CCCCCC"/>
-              <w:right w:val="single" w:sz="4" w:space="0" w:color="CCCCCC"/>
-            </w:tcBorders>
-          </w:tcPr>
-          <w:p>
-            <w:pPr>
-              <w:spacing w:before="60" w:after="60" w:line="252" w:lineRule="auto"/>
-              <w:jc w:val="left"/>
-            </w:pPr>
-            <w:r/>
-            <w:r>
-              <w:t>778.25</w:t>
-            </w:r>
-          </w:p>
-        </w:tc>
-        <w:tc>
-          <w:tcPr>
-            <w:tcW w:type="dxa" w:w="1728"/>
-            <w:shd w:fill="F8FAFC"/>
-            <w:tcMar>
-              <w:top w:w="100" w:type="dxa"/>
-              <w:bottom w:w="100" w:type="dxa"/>
-              <w:left w:w="120" w:type="dxa"/>
-              <w:right w:w="120" w:type="dxa"/>
-            </w:tcMar>
-            <w:tcBorders>
-              <w:top w:val="single" w:sz="4" w:space="0" w:color="CCCCCC"/>
-              <w:bottom w:val="single" w:sz="4" w:space="0" w:color="CCCCCC"/>
-              <w:left w:val="single" w:sz="4" w:space="0" w:color="CCCCCC"/>
-              <w:right w:val="single" w:sz="4" w:space="0" w:color="CCCCCC"/>
-            </w:tcBorders>
-          </w:tcPr>
-          <w:p>
-            <w:pPr>
-              <w:spacing w:before="60" w:after="60" w:line="252" w:lineRule="auto"/>
-              <w:jc w:val="left"/>
-            </w:pPr>
-            <w:r/>
-            <w:r>
-              <w:rPr>
-                <w:b/>
-              </w:rPr>
-              <w:t>794.00</w:t>
-            </w:r>
-          </w:p>
-        </w:tc>
-        <w:tc>
-          <w:tcPr>
-            <w:tcW w:type="dxa" w:w="3456"/>
-            <w:shd w:fill="F8FAFC"/>
-            <w:tcMar>
-              <w:top w:w="100" w:type="dxa"/>
-              <w:bottom w:w="100" w:type="dxa"/>
-              <w:left w:w="120" w:type="dxa"/>
-              <w:right w:w="120" w:type="dxa"/>
-            </w:tcMar>
-            <w:tcBorders>
-              <w:top w:val="single" w:sz="4" w:space="0" w:color="CCCCCC"/>
-              <w:bottom w:val="single" w:sz="4" w:space="0" w:color="CCCCCC"/>
-              <w:left w:val="single" w:sz="4" w:space="0" w:color="CCCCCC"/>
-              <w:right w:val="single" w:sz="4" w:space="0" w:color="CCCCCC"/>
-            </w:tcBorders>
-          </w:tcPr>
-          <w:p>
-            <w:pPr>
-              <w:spacing w:before="60" w:after="60" w:line="252" w:lineRule="auto"/>
-              <w:jc w:val="left"/>
-            </w:pPr>
-            <w:r/>
-            <w:r>
-              <w:rPr>
-                <w:b/>
-              </w:rPr>
-              <w:t>+1.75</w:t>
-            </w:r>
-          </w:p>
-        </w:tc>
-        <w:tc>
-          <w:tcPr>
-            <w:tcW w:type="dxa" w:w="1440"/>
-            <w:shd w:fill="F8FAFC"/>
-            <w:tcMar>
-              <w:top w:w="100" w:type="dxa"/>
-              <w:bottom w:w="100" w:type="dxa"/>
-              <w:left w:w="120" w:type="dxa"/>
-              <w:right w:w="120" w:type="dxa"/>
-            </w:tcMar>
-            <w:tcBorders>
-              <w:top w:val="single" w:sz="4" w:space="0" w:color="CCCCCC"/>
-              <w:bottom w:val="single" w:sz="4" w:space="0" w:color="CCCCCC"/>
-              <w:left w:val="single" w:sz="4" w:space="0" w:color="CCCCCC"/>
-              <w:right w:val="single" w:sz="4" w:space="0" w:color="CCCCCC"/>
-            </w:tcBorders>
-          </w:tcPr>
-          <w:p>
-            <w:pPr>
-              <w:spacing w:before="60" w:after="60" w:line="252" w:lineRule="auto"/>
-              <w:jc w:val="left"/>
-            </w:pPr>
-            <w:r/>
-            <w:r>
-              <w:t>BULL</w:t>
-            </w:r>
-          </w:p>
-        </w:tc>
-      </w:tr>
-      <w:tr>
-        <w:tc>
-          <w:tcPr>
-            <w:tcW w:type="dxa" w:w="1584"/>
-            <w:shd w:fill="FFFFFF"/>
-            <w:tcMar>
-              <w:top w:w="100" w:type="dxa"/>
-              <w:bottom w:w="100" w:type="dxa"/>
-              <w:left w:w="120" w:type="dxa"/>
-              <w:right w:w="120" w:type="dxa"/>
-            </w:tcMar>
-            <w:tcBorders>
-              <w:top w:val="single" w:sz="4" w:space="0" w:color="CCCCCC"/>
-              <w:bottom w:val="single" w:sz="4" w:space="0" w:color="CCCCCC"/>
-              <w:left w:val="single" w:sz="4" w:space="0" w:color="CCCCCC"/>
-              <w:right w:val="single" w:sz="4" w:space="0" w:color="CCCCCC"/>
-            </w:tcBorders>
-          </w:tcPr>
-          <w:p>
-            <w:pPr>
-              <w:spacing w:before="60" w:after="60" w:line="252" w:lineRule="auto"/>
-              <w:jc w:val="left"/>
-            </w:pPr>
-            <w:r/>
-            <w:r>
-              <w:rPr>
-                <w:b/>
-              </w:rPr>
-              <w:t>Fri 04/09</w:t>
-            </w:r>
-          </w:p>
-        </w:tc>
-        <w:tc>
-          <w:tcPr>
-            <w:tcW w:type="dxa" w:w="864"/>
-            <w:shd w:fill="FFFFFF"/>
-            <w:tcMar>
-              <w:top w:w="100" w:type="dxa"/>
-              <w:bottom w:w="100" w:type="dxa"/>
-              <w:left w:w="120" w:type="dxa"/>
-              <w:right w:w="120" w:type="dxa"/>
-            </w:tcMar>
-            <w:tcBorders>
-              <w:top w:val="single" w:sz="4" w:space="0" w:color="CCCCCC"/>
-              <w:bottom w:val="single" w:sz="4" w:space="0" w:color="CCCCCC"/>
-              <w:left w:val="single" w:sz="4" w:space="0" w:color="CCCCCC"/>
-              <w:right w:val="single" w:sz="4" w:space="0" w:color="CCCCCC"/>
-            </w:tcBorders>
-          </w:tcPr>
-          <w:p>
-            <w:pPr>
-              <w:spacing w:before="60" w:after="60" w:line="252" w:lineRule="auto"/>
-              <w:jc w:val="left"/>
-            </w:pPr>
-            <w:r/>
-            <w:r>
-              <w:t>NY Close 23-01</w:t>
-            </w:r>
-          </w:p>
-        </w:tc>
-        <w:tc>
-          <w:tcPr>
-            <w:tcW w:type="dxa" w:w="1440"/>
-            <w:shd w:fill="FFFFFF"/>
-            <w:tcMar>
-              <w:top w:w="100" w:type="dxa"/>
-              <w:bottom w:w="100" w:type="dxa"/>
-              <w:left w:w="120" w:type="dxa"/>
-              <w:right w:w="120" w:type="dxa"/>
-            </w:tcMar>
-            <w:tcBorders>
-              <w:top w:val="single" w:sz="4" w:space="0" w:color="CCCCCC"/>
-              <w:bottom w:val="single" w:sz="4" w:space="0" w:color="CCCCCC"/>
-              <w:left w:val="single" w:sz="4" w:space="0" w:color="CCCCCC"/>
-              <w:right w:val="single" w:sz="4" w:space="0" w:color="CCCCCC"/>
-            </w:tcBorders>
-          </w:tcPr>
-          <w:p>
-            <w:pPr>
-              <w:spacing w:before="60" w:after="60" w:line="252" w:lineRule="auto"/>
-              <w:jc w:val="left"/>
-            </w:pPr>
-            <w:r/>
-            <w:r>
-              <w:t>794.00</w:t>
-            </w:r>
-          </w:p>
-        </w:tc>
-        <w:tc>
-          <w:tcPr>
-            <w:tcW w:type="dxa" w:w="2016"/>
-            <w:shd w:fill="FFFFFF"/>
-            <w:tcMar>
-              <w:top w:w="100" w:type="dxa"/>
-              <w:bottom w:w="100" w:type="dxa"/>
-              <w:left w:w="120" w:type="dxa"/>
-              <w:right w:w="120" w:type="dxa"/>
-            </w:tcMar>
-            <w:tcBorders>
-              <w:top w:val="single" w:sz="4" w:space="0" w:color="CCCCCC"/>
-              <w:bottom w:val="single" w:sz="4" w:space="0" w:color="CCCCCC"/>
-              <w:left w:val="single" w:sz="4" w:space="0" w:color="CCCCCC"/>
-              <w:right w:val="single" w:sz="4" w:space="0" w:color="CCCCCC"/>
-            </w:tcBorders>
-          </w:tcPr>
-          <w:p>
-            <w:pPr>
-              <w:spacing w:before="60" w:after="60" w:line="252" w:lineRule="auto"/>
-              <w:jc w:val="left"/>
-            </w:pPr>
-            <w:r/>
-            <w:r>
-              <w:t>800.25</w:t>
-            </w:r>
-          </w:p>
-        </w:tc>
-        <w:tc>
-          <w:tcPr>
-            <w:tcW w:type="dxa" w:w="1152"/>
-            <w:shd w:fill="FFFFFF"/>
-            <w:tcMar>
-              <w:top w:w="100" w:type="dxa"/>
-              <w:bottom w:w="100" w:type="dxa"/>
-              <w:left w:w="120" w:type="dxa"/>
-              <w:right w:w="120" w:type="dxa"/>
-            </w:tcMar>
-            <w:tcBorders>
-              <w:top w:val="single" w:sz="4" w:space="0" w:color="CCCCCC"/>
-              <w:bottom w:val="single" w:sz="4" w:space="0" w:color="CCCCCC"/>
-              <w:left w:val="single" w:sz="4" w:space="0" w:color="CCCCCC"/>
-              <w:right w:val="single" w:sz="4" w:space="0" w:color="CCCCCC"/>
-            </w:tcBorders>
-          </w:tcPr>
-          <w:p>
-            <w:pPr>
-              <w:spacing w:before="60" w:after="60" w:line="252" w:lineRule="auto"/>
-              <w:jc w:val="left"/>
-            </w:pPr>
-            <w:r/>
-            <w:r>
-              <w:t>787.50</w:t>
-            </w:r>
-          </w:p>
-        </w:tc>
-        <w:tc>
-          <w:tcPr>
-            <w:tcW w:type="dxa" w:w="1728"/>
-            <w:shd w:fill="FFFFFF"/>
-            <w:tcMar>
-              <w:top w:w="100" w:type="dxa"/>
-              <w:bottom w:w="100" w:type="dxa"/>
-              <w:left w:w="120" w:type="dxa"/>
-              <w:right w:w="120" w:type="dxa"/>
-            </w:tcMar>
-            <w:tcBorders>
-              <w:top w:val="single" w:sz="4" w:space="0" w:color="CCCCCC"/>
-              <w:bottom w:val="single" w:sz="4" w:space="0" w:color="CCCCCC"/>
-              <w:left w:val="single" w:sz="4" w:space="0" w:color="CCCCCC"/>
-              <w:right w:val="single" w:sz="4" w:space="0" w:color="CCCCCC"/>
-            </w:tcBorders>
-          </w:tcPr>
-          <w:p>
-            <w:pPr>
-              <w:spacing w:before="60" w:after="60" w:line="252" w:lineRule="auto"/>
-              <w:jc w:val="left"/>
-            </w:pPr>
-            <w:r/>
-            <w:r>
-              <w:rPr>
-                <w:b/>
-              </w:rPr>
-              <w:t>793.25</w:t>
             </w:r>
           </w:p>
         </w:tc>

--- a/Daily Reports/03_09_2026-CBOT Reports.docx
+++ b/Daily Reports/03_09_2026-CBOT Reports.docx
@@ -104,7 +104,7 @@
           <w:color w:val="5C768D"/>
           <w:sz w:val="19"/>
         </w:rPr>
-        <w:t>Cập nhật tự động qua `macro_tracker.py` vào lúc 19:12 ICT ngày 03/09/2026</w:t>
+        <w:t>Cập nhật tự động qua `macro_tracker.py` vào lúc 20:12 ICT ngày 03/09/2026</w:t>
       </w:r>
     </w:p>
     <w:tbl>
@@ -313,7 +313,7 @@
               <w:rPr>
                 <w:b/>
               </w:rPr>
-              <w:t>97.17 / thùng</w:t>
+              <w:t>96.16 / thùng</w:t>
             </w:r>
           </w:p>
         </w:tc>
@@ -344,7 +344,7 @@
               <w:rPr>
                 <w:b/>
               </w:rPr>
-              <w:t>+1.61%</w:t>
+              <w:t>+0.55%</w:t>
             </w:r>
           </w:p>
         </w:tc>
@@ -442,7 +442,7 @@
               <w:rPr>
                 <w:b/>
               </w:rPr>
-              <w:t>99.14</w:t>
+              <w:t>98.98</w:t>
             </w:r>
           </w:p>
         </w:tc>
@@ -473,7 +473,7 @@
               <w:rPr>
                 <w:b/>
               </w:rPr>
-              <w:t>-0.43%</w:t>
+              <w:t>-0.59%</w:t>
             </w:r>
           </w:p>
         </w:tc>
@@ -1207,7 +1207,7 @@
           <w:color w:val="5C768D"/>
           <w:sz w:val="24"/>
         </w:rPr>
-        <w:t>️ CẢNH BÁO SUY YẾU LỆCH PHA (BEARISH DIVERGENCE DETECTED)</w:t>
+        <w:t>TƯƠNG QUAN VĨ MÔ ỔN ĐỊNH (NORMAL CORRELATION)</w:t>
       </w:r>
     </w:p>
     <w:p>
@@ -1228,7 +1228,7 @@
         <w:rPr>
           <w:b/>
         </w:rPr>
-        <w:t>`97.17` (+1.61%)</w:t>
+        <w:t>`96.16` (+0.55%)</w:t>
       </w:r>
       <w:r>
         <w:t xml:space="preserve"> | DXY: </w:t>
@@ -1237,7 +1237,7 @@
         <w:rPr>
           <w:b/>
         </w:rPr>
-        <w:t>`99.14` (-0.43%)</w:t>
+        <w:t>`98.98` (-0.59%)</w:t>
       </w:r>
       <w:r>
         <w:t xml:space="preserve"> | Lúa mì CBOT: </w:t>
@@ -1246,7 +1246,7 @@
         <w:rPr>
           <w:b/>
         </w:rPr>
-        <w:t>`743.25` (-1.42%)</w:t>
+        <w:t>`742.75` (-1.59%)</w:t>
       </w:r>
       <w:r>
         <w:t>.</w:t>
@@ -1264,7 +1264,7 @@
         <w:t>Biện chứng liên thị trường:</w:t>
       </w:r>
       <w:r>
-        <w:t xml:space="preserve"> Dầu thô tăng tốt hỗ trợ rổ hàng hóa vĩ mô, nhưng giá lúa mì vẫn chịu áp lực sụt giảm thể hiện lực cầu vật chất yếu hoặc áp lực cung ngắn hạn lấn át.</w:t>
+        <w:t xml:space="preserve"> Liên thị trường giao dịch ổn định, giá lúa mì bám sát các chỉ tiêu cung cầu cơ bản và không có hiện tượng bán tháo chéo quá mức từ nhóm năng lượng.</w:t>
       </w:r>
     </w:p>
     <w:p>
@@ -1279,17 +1279,7 @@
         <w:t>Khuyến nghị chiến lược:</w:t>
       </w:r>
       <w:r>
-        <w:t xml:space="preserve"> Hạn chế mua đuổi giá cao. Ưu tiên các lệnh Swing </w:t>
-      </w:r>
-      <w:r>
-        <w:rPr>
-          <w:b/>
-          <w:color w:val="B91C1C"/>
-        </w:rPr>
-        <w:t>Short</w:t>
-      </w:r>
-      <w:r>
-        <w:t xml:space="preserve"> tại kháng cự đỉnh R1/R2 của HĐ ZWH27.</w:t>
+        <w:t xml:space="preserve"> Tiếp tục duy trì kế hoạch giao dịch trong ngày (Intraday) và đánh biên (Swing) theo cản kỹ thuật đã hoạch định.</w:t>
       </w:r>
     </w:p>
     <w:p>
@@ -1326,7 +1316,7 @@
           <w:color w:val="5C768D"/>
           <w:sz w:val="19"/>
         </w:rPr>
-        <w:t>Cập nhật tự động lúc 19:12 ICT ngày 03/09/2026 — Nguồn: NOAA, USDA, BOM Australia</w:t>
+        <w:t>Cập nhật tự động lúc 20:12 ICT ngày 03/09/2026 — Nguồn: NOAA, USDA, BOM Australia</w:t>
       </w:r>
     </w:p>
     <w:p>
@@ -3594,7 +3584,7 @@
               <w:rPr>
                 <w:b/>
               </w:rPr>
-              <w:t>529.50</w:t>
+              <w:t>531.00</w:t>
             </w:r>
           </w:p>
         </w:tc>
@@ -3625,7 +3615,7 @@
               <w:rPr>
                 <w:b/>
               </w:rPr>
-              <w:t>532.18 (+2.68)</w:t>
+              <w:t>532.78 (+1.78)</w:t>
             </w:r>
           </w:p>
         </w:tc>
@@ -3653,7 +3643,7 @@
             </w:pPr>
             <w:r/>
             <w:r>
-              <w:t>Bearish (536.87 &lt; 538.05)</w:t>
+              <w:t>Bearish (537.00 &lt; 538.11)</w:t>
             </w:r>
           </w:p>
         </w:tc>
@@ -3681,7 +3671,7 @@
             </w:pPr>
             <w:r/>
             <w:r>
-              <w:t>0.50 cents</w:t>
+              <w:t>3.00 cents</w:t>
             </w:r>
           </w:p>
         </w:tc>
@@ -3842,7 +3832,7 @@
               <w:rPr>
                 <w:b/>
               </w:rPr>
-              <w:t>743.25</w:t>
+              <w:t>742.75</w:t>
             </w:r>
           </w:p>
         </w:tc>
@@ -3873,7 +3863,7 @@
               <w:rPr>
                 <w:b/>
               </w:rPr>
-              <w:t>752.38 (+9.13)</w:t>
+              <w:t>752.83 (+10.08)</w:t>
             </w:r>
           </w:p>
         </w:tc>
@@ -3901,7 +3891,7 @@
             </w:pPr>
             <w:r/>
             <w:r>
-              <w:t>Bearish (762.67 &lt; 767.89)</w:t>
+              <w:t>Bearish (762.63 &lt; 767.87)</w:t>
             </w:r>
           </w:p>
         </w:tc>
@@ -3929,7 +3919,7 @@
             </w:pPr>
             <w:r/>
             <w:r>
-              <w:t>2.25 cents</w:t>
+              <w:t>5.25 cents</w:t>
             </w:r>
           </w:p>
         </w:tc>
@@ -4367,7 +4357,7 @@
                 <w:b/>
                 <w:color w:val="15803D"/>
               </w:rPr>
-              <w:t>528.00 - 536.87 cents (Canh mua vùng hỗ trợ)</w:t>
+              <w:t>528.00 - 537.00 cents (Canh mua vùng hỗ trợ)</w:t>
             </w:r>
           </w:p>
         </w:tc>
@@ -4398,7 +4388,7 @@
               <w:rPr>
                 <w:b/>
               </w:rPr>
-              <w:t>452.95 cents (Dưới cản S2 + 1.5x ATR)</w:t>
+              <w:t>452.45 cents (Dưới cản S2 + 1.5x ATR)</w:t>
             </w:r>
           </w:p>
         </w:tc>
@@ -4610,7 +4600,7 @@
               <w:rPr>
                 <w:b/>
               </w:rPr>
-              <w:t>470.21 cents (Chống quét SL tuyệt đối)</w:t>
+              <w:t>469.85 cents (Chống quét SL tuyệt đối)</w:t>
             </w:r>
           </w:p>
         </w:tc>
@@ -4803,7 +4793,7 @@
               <w:rPr>
                 <w:b/>
               </w:rPr>
-              <w:t>552.04 cents</w:t>
+              <w:t>552.40 cents</w:t>
             </w:r>
           </w:p>
         </w:tc>
@@ -4965,7 +4955,7 @@
               <w:rPr>
                 <w:b/>
               </w:rPr>
-              <w:t>445.79 - 457.25 cents</w:t>
+              <w:t>444.46 - 457.25 cents</w:t>
             </w:r>
           </w:p>
         </w:tc>
@@ -5146,7 +5136,7 @@
                 <w:b/>
                 <w:color w:val="B91C1C"/>
               </w:rPr>
-              <w:t>762.67 - 767.89 cents (Canh bán hồi kỹ thuật H1)</w:t>
+              <w:t>762.63 - 767.87 cents (Canh bán hồi kỹ thuật H1)</w:t>
             </w:r>
           </w:p>
         </w:tc>
@@ -5177,7 +5167,7 @@
               <w:rPr>
                 <w:b/>
               </w:rPr>
-              <w:t>805.69 cents (Trên kháng cự R2 + 1.5x ATR)</w:t>
+              <w:t>806.29 cents (Trên kháng cự R2 + 1.5x ATR)</w:t>
             </w:r>
           </w:p>
         </w:tc>
@@ -5386,7 +5376,7 @@
               <w:rPr>
                 <w:b/>
               </w:rPr>
-              <w:t>655.88 cents</w:t>
+              <w:t>655.42 cents</w:t>
             </w:r>
           </w:p>
         </w:tc>
@@ -5579,7 +5569,7 @@
               <w:rPr>
                 <w:b/>
               </w:rPr>
-              <w:t>780.87 cents</w:t>
+              <w:t>781.33 cents</w:t>
             </w:r>
           </w:p>
         </w:tc>
@@ -5741,7 +5731,7 @@
               <w:rPr>
                 <w:b/>
               </w:rPr>
-              <w:t>616.75 - 645.25 cents</w:t>
+              <w:t>615.15 - 645.25 cents</w:t>
             </w:r>
           </w:p>
         </w:tc>
@@ -8086,7 +8076,7 @@
             </w:pPr>
             <w:r/>
             <w:r>
-              <w:t>Net Sales (Tuần trước): 232,900 MT (08/13/2026)</w:t>
+              <w:t>Net Sales (Tuần trước): 31,200 MT (08/20/2026)</w:t>
             </w:r>
           </w:p>
         </w:tc>
@@ -8117,7 +8107,7 @@
               <w:rPr>
                 <w:b/>
               </w:rPr>
-              <w:t>Net Sales (Bán hàng): 31,200 MT (Kỳ 08/20/2026)</w:t>
+              <w:t>Net Sales (Bán hàng): -829600 MT (Kỳ 08/27/2026)</w:t>
             </w:r>
           </w:p>
         </w:tc>
@@ -8173,7 +8163,7 @@
             </w:pPr>
             <w:r/>
             <w:r>
-              <w:t>07/09/2026 lúc 22:00 (VN)</w:t>
+              <w:t>Thứ 5 hàng tuần, 21:30 (VN)</w:t>
             </w:r>
           </w:p>
         </w:tc>
@@ -8201,7 +8191,7 @@
             </w:pPr>
             <w:r/>
             <w:r>
-              <w:t>N/A - Ngô niên vụ 2025/26 đạt 31.2 nghìn tấn, đưa lũy kế lên 83.490 triệu tấn, cao hơn 25.4% so với cùng kỳ năm ngoái.</w:t>
+              <w:t>N/A - Ngô niên vụ 2025/26 đạt -829.6 nghìn tấn, đưa lũy kế lên 85.061 triệu tấn, cao hơn 24.5% so với cùng kỳ năm ngoái.</w:t>
             </w:r>
           </w:p>
         </w:tc>
@@ -8290,7 +8280,7 @@
             </w:pPr>
             <w:r/>
             <w:r>
-              <w:t>Net Sales (Tuần trước): 393,700 MT (08/13/2026)</w:t>
+              <w:t>Net Sales (Tuần trước): 402,500 MT (08/20/2026)</w:t>
             </w:r>
           </w:p>
         </w:tc>
@@ -8321,7 +8311,7 @@
               <w:rPr>
                 <w:b/>
               </w:rPr>
-              <w:t>Net Sales (Bán hàng): 402,500 MT (Kỳ 08/20/2026)</w:t>
+              <w:t>Net Sales (Bán hàng): 313,500 MT (Kỳ 08/27/2026)</w:t>
             </w:r>
           </w:p>
         </w:tc>
@@ -8377,7 +8367,7 @@
             </w:pPr>
             <w:r/>
             <w:r>
-              <w:t>07/09/2026 lúc 22:00 (VN)</w:t>
+              <w:t>Thứ 5 hàng tuần, 21:30 (VN)</w:t>
             </w:r>
           </w:p>
         </w:tc>
@@ -8405,7 +8395,7 @@
             </w:pPr>
             <w:r/>
             <w:r>
-              <w:t>N/A - Lúa Mì niên vụ 2026/27 đạt 402.5 nghìn tấn, đưa lũy kế lên 4.434 triệu tấn, thấp hơn 20.8% so với cùng kỳ năm ngoái.</w:t>
+              <w:t>N/A - Lúa Mì niên vụ 2026/27 đạt 313.5 nghìn tấn, đưa lũy kế lên 4.909 triệu tấn, thấp hơn 24.4% so với cùng kỳ năm ngoái.</w:t>
             </w:r>
           </w:p>
         </w:tc>
@@ -11619,7 +11609,7 @@
         <w:t>Giá Chốt Phiên (Close):</w:t>
       </w:r>
       <w:r>
-        <w:t xml:space="preserve"> 529.50 cents | </w:t>
+        <w:t xml:space="preserve"> 531.00 cents | </w:t>
       </w:r>
       <w:r>
         <w:rPr>
@@ -11634,10 +11624,10 @@
         <w:rPr>
           <w:b/>
         </w:rPr>
-        <w:t>`532.18 cents`</w:t>
+        <w:t>`532.78 cents`</w:t>
       </w:r>
       <w:r>
-        <w:t xml:space="preserve"> (+2.68).</w:t>
+        <w:t xml:space="preserve"> (+1.78).</w:t>
       </w:r>
     </w:p>
     <w:p>
@@ -11658,7 +11648,7 @@
         <w:rPr>
           <w:b/>
         </w:rPr>
-        <w:t>`90,888`</w:t>
+        <w:t>`109,140`</w:t>
       </w:r>
       <w:r>
         <w:t xml:space="preserve"> (Chênh lệch: </w:t>
@@ -11667,7 +11657,7 @@
         <w:rPr>
           <w:b/>
         </w:rPr>
-        <w:t>`-210,632`</w:t>
+        <w:t>`-192,380`</w:t>
       </w:r>
       <w:r>
         <w:t xml:space="preserve">) | OI: </w:t>
@@ -11709,7 +11699,7 @@
         <w:rPr>
           <w:b/>
         </w:rPr>
-        <w:t>`Bearish Marubozu (Lực bán áp đảo tuyệt đối)`</w:t>
+        <w:t>`Bullish Engulfing (Nhấn chìm tăng trưởng)`</w:t>
       </w:r>
     </w:p>
     <w:p>
@@ -11746,16 +11736,16 @@
         <w:t>Đánh giá xu hướng kết hợp:</w:t>
       </w:r>
       <w:r>
-        <w:t xml:space="preserve"> </w:t>
+        <w:t xml:space="preserve"> ️ </w:t>
       </w:r>
       <w:r>
         <w:rPr>
           <w:b/>
         </w:rPr>
-        <w:t>GIẢM MẠNH MẼ (Strong Bearish Confirmation):</w:t>
+        <w:t>HỒI KỸ THUẬT YẾU (Weak Bullish Retest):</w:t>
       </w:r>
       <w:r>
-        <w:t xml:space="preserve"> Mô hình nến giảm đi kèm dòng tiền rút ra/áp lực bán tháo lớn, rủi ro sụt giảm tiếp diễn cao.</w:t>
+        <w:t xml:space="preserve"> Xuất hiện nến tăng nhưng dòng tiền/thanh khoản yếu. Cần quan sát thêm lực cầu.</w:t>
       </w:r>
     </w:p>
     <w:p>
@@ -12001,7 +11991,7 @@
               <w:rPr>
                 <w:b/>
               </w:rPr>
-              <w:t>97.17</w:t>
+              <w:t>96.16</w:t>
             </w:r>
           </w:p>
         </w:tc>
@@ -12032,7 +12022,7 @@
               <w:rPr>
                 <w:b/>
               </w:rPr>
-              <w:t>+1.61%</w:t>
+              <w:t>+0.55%</w:t>
             </w:r>
           </w:p>
         </w:tc>
@@ -12124,7 +12114,7 @@
               <w:rPr>
                 <w:b/>
               </w:rPr>
-              <w:t>99.14</w:t>
+              <w:t>98.98</w:t>
             </w:r>
           </w:p>
         </w:tc>
@@ -12155,7 +12145,7 @@
               <w:rPr>
                 <w:b/>
               </w:rPr>
-              <w:t>-0.43%</w:t>
+              <w:t>-0.59%</w:t>
             </w:r>
           </w:p>
         </w:tc>
@@ -12759,7 +12749,7 @@
         <w:t xml:space="preserve"> EMA_21 </w:t>
       </w:r>
       <w:r>
-        <w:t xml:space="preserve"> (536.87) &lt; </w:t>
+        <w:t xml:space="preserve"> (537.00) &lt; </w:t>
       </w:r>
       <w:r>
         <w:rPr>
@@ -12770,7 +12760,7 @@
         <w:t xml:space="preserve"> EMA_50 </w:t>
       </w:r>
       <w:r>
-        <w:t xml:space="preserve"> (538.05).</w:t>
+        <w:t xml:space="preserve"> (538.11).</w:t>
       </w:r>
     </w:p>
     <w:p>
@@ -12791,7 +12781,7 @@
         <w:rPr>
           <w:b/>
         </w:rPr>
-        <w:t>`31.06`</w:t>
+        <w:t>`34.69`</w:t>
       </w:r>
       <w:r>
         <w:t xml:space="preserve"> | ATR (14) = </w:t>
@@ -12800,7 +12790,7 @@
         <w:rPr>
           <w:b/>
         </w:rPr>
-        <w:t>`2.86`</w:t>
+        <w:t>`3.20`</w:t>
       </w:r>
       <w:r>
         <w:t xml:space="preserve"> cents | Volatility = </w:t>
@@ -12809,7 +12799,7 @@
         <w:rPr>
           <w:b/>
         </w:rPr>
-        <w:t>`0.50 cents`</w:t>
+        <w:t>`3.00 cents`</w:t>
       </w:r>
       <w:r>
         <w:t>.</w:t>
@@ -13594,7 +13584,7 @@
           <w:b/>
           <w:color w:val="15803D"/>
         </w:rPr>
-        <w:t>`528.00 - 536.87 cents (Canh mua vùng hỗ trợ)`</w:t>
+        <w:t>`528.00 - 537.00 cents (Canh mua vùng hỗ trợ)`</w:t>
       </w:r>
       <w:r>
         <w:t xml:space="preserve"> | SL: </w:t>
@@ -13603,7 +13593,7 @@
         <w:rPr>
           <w:b/>
         </w:rPr>
-        <w:t>`452.95 cents (Dưới cản S2 + 1.5x ATR)`</w:t>
+        <w:t>`452.45 cents (Dưới cản S2 + 1.5x ATR)`</w:t>
       </w:r>
       <w:r>
         <w:t xml:space="preserve"> | TP: </w:t>
@@ -13674,7 +13664,7 @@
         <w:rPr>
           <w:b/>
         </w:rPr>
-        <w:t>`470.21 cents (Chống quét SL tuyệt đối)`</w:t>
+        <w:t>`469.85 cents (Chống quét SL tuyệt đối)`</w:t>
       </w:r>
       <w:r>
         <w:t xml:space="preserve"> | TP: </w:t>
@@ -13720,7 +13710,7 @@
         <w:rPr>
           <w:b/>
         </w:rPr>
-        <w:t>`552.04 cents`</w:t>
+        <w:t>`552.40 cents`</w:t>
       </w:r>
       <w:r>
         <w:t xml:space="preserve"> | TP: </w:t>
@@ -13769,7 +13759,7 @@
         <w:rPr>
           <w:b/>
         </w:rPr>
-        <w:t>`445.79 - 457.25 cents`</w:t>
+        <w:t>`444.46 - 457.25 cents`</w:t>
       </w:r>
     </w:p>
     <w:p>
@@ -14176,7 +14166,7 @@
             </w:pPr>
             <w:r/>
             <w:r>
-              <w:t>529.50</w:t>
+              <w:t>531.00</w:t>
             </w:r>
           </w:p>
         </w:tc>
@@ -14204,7 +14194,7 @@
             </w:pPr>
             <w:r/>
             <w:r>
-              <w:t>533.25</w:t>
+              <w:t>534.75</w:t>
             </w:r>
           </w:p>
         </w:tc>
@@ -14232,7 +14222,7 @@
             </w:pPr>
             <w:r/>
             <w:r>
-              <w:t>526.25</w:t>
+              <w:t>527.75</w:t>
             </w:r>
           </w:p>
         </w:tc>
@@ -14263,7 +14253,7 @@
               <w:rPr>
                 <w:b/>
               </w:rPr>
-              <w:t>529.75</w:t>
+              <w:t>531.25</w:t>
             </w:r>
           </w:p>
         </w:tc>
@@ -14411,7 +14401,7 @@
             </w:pPr>
             <w:r/>
             <w:r>
-              <w:t>529.75</w:t>
+              <w:t>531.25</w:t>
             </w:r>
           </w:p>
         </w:tc>
@@ -14439,7 +14429,7 @@
             </w:pPr>
             <w:r/>
             <w:r>
-              <w:t>532.50</w:t>
+              <w:t>534.00</w:t>
             </w:r>
           </w:p>
         </w:tc>
@@ -14467,7 +14457,7 @@
             </w:pPr>
             <w:r/>
             <w:r>
-              <w:t>526.00</w:t>
+              <w:t>527.50</w:t>
             </w:r>
           </w:p>
         </w:tc>
@@ -14498,7 +14488,7 @@
               <w:rPr>
                 <w:b/>
               </w:rPr>
-              <w:t>529.25</w:t>
+              <w:t>530.75</w:t>
             </w:r>
           </w:p>
         </w:tc>
@@ -14646,7 +14636,7 @@
             </w:pPr>
             <w:r/>
             <w:r>
-              <w:t>529.25</w:t>
+              <w:t>530.75</w:t>
             </w:r>
           </w:p>
         </w:tc>
@@ -14674,7 +14664,7 @@
             </w:pPr>
             <w:r/>
             <w:r>
-              <w:t>532.25</w:t>
+              <w:t>533.75</w:t>
             </w:r>
           </w:p>
         </w:tc>
@@ -14702,7 +14692,7 @@
             </w:pPr>
             <w:r/>
             <w:r>
-              <w:t>525.25</w:t>
+              <w:t>526.75</w:t>
             </w:r>
           </w:p>
         </w:tc>
@@ -14733,7 +14723,7 @@
               <w:rPr>
                 <w:b/>
               </w:rPr>
-              <w:t>530.00</w:t>
+              <w:t>531.50</w:t>
             </w:r>
           </w:p>
         </w:tc>
@@ -14881,7 +14871,7 @@
             </w:pPr>
             <w:r/>
             <w:r>
-              <w:t>530.00</w:t>
+              <w:t>531.50</w:t>
             </w:r>
           </w:p>
         </w:tc>
@@ -14909,7 +14899,7 @@
             </w:pPr>
             <w:r/>
             <w:r>
-              <w:t>534.50</w:t>
+              <w:t>536.00</w:t>
             </w:r>
           </w:p>
         </w:tc>
@@ -14937,7 +14927,7 @@
             </w:pPr>
             <w:r/>
             <w:r>
-              <w:t>525.00</w:t>
+              <w:t>526.50</w:t>
             </w:r>
           </w:p>
         </w:tc>
@@ -14968,7 +14958,7 @@
               <w:rPr>
                 <w:b/>
               </w:rPr>
-              <w:t>530.75</w:t>
+              <w:t>532.25</w:t>
             </w:r>
           </w:p>
         </w:tc>
@@ -15116,7 +15106,7 @@
             </w:pPr>
             <w:r/>
             <w:r>
-              <w:t>530.75</w:t>
+              <w:t>532.25</w:t>
             </w:r>
           </w:p>
         </w:tc>
@@ -15144,7 +15134,7 @@
             </w:pPr>
             <w:r/>
             <w:r>
-              <w:t>536.25</w:t>
+              <w:t>537.75</w:t>
             </w:r>
           </w:p>
         </w:tc>
@@ -15172,7 +15162,7 @@
             </w:pPr>
             <w:r/>
             <w:r>
-              <w:t>524.50</w:t>
+              <w:t>526.00</w:t>
             </w:r>
           </w:p>
         </w:tc>
@@ -15203,7 +15193,7 @@
               <w:rPr>
                 <w:b/>
               </w:rPr>
-              <w:t>533.00</w:t>
+              <w:t>534.50</w:t>
             </w:r>
           </w:p>
         </w:tc>
@@ -15351,7 +15341,7 @@
             </w:pPr>
             <w:r/>
             <w:r>
-              <w:t>533.00</w:t>
+              <w:t>534.50</w:t>
             </w:r>
           </w:p>
         </w:tc>
@@ -15379,7 +15369,7 @@
             </w:pPr>
             <w:r/>
             <w:r>
-              <w:t>536.00</w:t>
+              <w:t>537.50</w:t>
             </w:r>
           </w:p>
         </w:tc>
@@ -15407,7 +15397,7 @@
             </w:pPr>
             <w:r/>
             <w:r>
-              <w:t>528.75</w:t>
+              <w:t>530.25</w:t>
             </w:r>
           </w:p>
         </w:tc>
@@ -15438,7 +15428,7 @@
               <w:rPr>
                 <w:b/>
               </w:rPr>
-              <w:t>533.25</w:t>
+              <w:t>534.75</w:t>
             </w:r>
           </w:p>
         </w:tc>
@@ -15586,7 +15576,7 @@
             </w:pPr>
             <w:r/>
             <w:r>
-              <w:t>533.25</w:t>
+              <w:t>534.75</w:t>
             </w:r>
           </w:p>
         </w:tc>
@@ -15614,7 +15604,7 @@
             </w:pPr>
             <w:r/>
             <w:r>
-              <w:t>536.50</w:t>
+              <w:t>538.00</w:t>
             </w:r>
           </w:p>
         </w:tc>
@@ -15642,7 +15632,7 @@
             </w:pPr>
             <w:r/>
             <w:r>
-              <w:t>526.75</w:t>
+              <w:t>528.25</w:t>
             </w:r>
           </w:p>
         </w:tc>
@@ -15673,7 +15663,7 @@
               <w:rPr>
                 <w:b/>
               </w:rPr>
-              <w:t>534.00</w:t>
+              <w:t>535.50</w:t>
             </w:r>
           </w:p>
         </w:tc>
@@ -15821,7 +15811,7 @@
             </w:pPr>
             <w:r/>
             <w:r>
-              <w:t>534.00</w:t>
+              <w:t>535.50</w:t>
             </w:r>
           </w:p>
         </w:tc>
@@ -15849,7 +15839,7 @@
             </w:pPr>
             <w:r/>
             <w:r>
-              <w:t>537.00</w:t>
+              <w:t>538.50</w:t>
             </w:r>
           </w:p>
         </w:tc>
@@ -15877,7 +15867,7 @@
             </w:pPr>
             <w:r/>
             <w:r>
-              <w:t>529.50</w:t>
+              <w:t>531.00</w:t>
             </w:r>
           </w:p>
         </w:tc>
@@ -15908,7 +15898,7 @@
               <w:rPr>
                 <w:b/>
               </w:rPr>
-              <w:t>533.50</w:t>
+              <w:t>535.00</w:t>
             </w:r>
           </w:p>
         </w:tc>
@@ -16056,7 +16046,7 @@
             </w:pPr>
             <w:r/>
             <w:r>
-              <w:t>533.50</w:t>
+              <w:t>535.00</w:t>
             </w:r>
           </w:p>
         </w:tc>
@@ -16084,7 +16074,7 @@
             </w:pPr>
             <w:r/>
             <w:r>
-              <w:t>537.50</w:t>
+              <w:t>539.00</w:t>
             </w:r>
           </w:p>
         </w:tc>
@@ -16112,7 +16102,7 @@
             </w:pPr>
             <w:r/>
             <w:r>
-              <w:t>527.75</w:t>
+              <w:t>529.25</w:t>
             </w:r>
           </w:p>
         </w:tc>
@@ -16143,7 +16133,7 @@
               <w:rPr>
                 <w:b/>
               </w:rPr>
-              <w:t>534.00</w:t>
+              <w:t>535.50</w:t>
             </w:r>
           </w:p>
         </w:tc>
@@ -16291,7 +16281,7 @@
             </w:pPr>
             <w:r/>
             <w:r>
-              <w:t>534.00</w:t>
+              <w:t>535.50</w:t>
             </w:r>
           </w:p>
         </w:tc>
@@ -16319,7 +16309,7 @@
             </w:pPr>
             <w:r/>
             <w:r>
-              <w:t>536.50</w:t>
+              <w:t>538.00</w:t>
             </w:r>
           </w:p>
         </w:tc>
@@ -16347,7 +16337,7 @@
             </w:pPr>
             <w:r/>
             <w:r>
-              <w:t>530.75</w:t>
+              <w:t>532.25</w:t>
             </w:r>
           </w:p>
         </w:tc>
@@ -16378,7 +16368,7 @@
               <w:rPr>
                 <w:b/>
               </w:rPr>
-              <w:t>534.50</w:t>
+              <w:t>536.00</w:t>
             </w:r>
           </w:p>
         </w:tc>
@@ -16526,7 +16516,7 @@
             </w:pPr>
             <w:r/>
             <w:r>
-              <w:t>534.50</w:t>
+              <w:t>536.00</w:t>
             </w:r>
           </w:p>
         </w:tc>
@@ -16554,7 +16544,7 @@
             </w:pPr>
             <w:r/>
             <w:r>
-              <w:t>538.00</w:t>
+              <w:t>539.50</w:t>
             </w:r>
           </w:p>
         </w:tc>
@@ -16582,7 +16572,7 @@
             </w:pPr>
             <w:r/>
             <w:r>
-              <w:t>528.50</w:t>
+              <w:t>530.00</w:t>
             </w:r>
           </w:p>
         </w:tc>
@@ -16613,7 +16603,7 @@
               <w:rPr>
                 <w:b/>
               </w:rPr>
-              <w:t>535.50</w:t>
+              <w:t>537.00</w:t>
             </w:r>
           </w:p>
         </w:tc>
@@ -16761,7 +16751,7 @@
             </w:pPr>
             <w:r/>
             <w:r>
-              <w:t>535.50</w:t>
+              <w:t>537.00</w:t>
             </w:r>
           </w:p>
         </w:tc>
@@ -16789,7 +16779,7 @@
             </w:pPr>
             <w:r/>
             <w:r>
-              <w:t>538.25</w:t>
+              <w:t>539.75</w:t>
             </w:r>
           </w:p>
         </w:tc>
@@ -16817,7 +16807,7 @@
             </w:pPr>
             <w:r/>
             <w:r>
-              <w:t>533.00</w:t>
+              <w:t>534.50</w:t>
             </w:r>
           </w:p>
         </w:tc>
@@ -16848,7 +16838,7 @@
               <w:rPr>
                 <w:b/>
               </w:rPr>
-              <w:t>535.50</w:t>
+              <w:t>537.00</w:t>
             </w:r>
           </w:p>
         </w:tc>
@@ -16996,7 +16986,7 @@
             </w:pPr>
             <w:r/>
             <w:r>
-              <w:t>535.50</w:t>
+              <w:t>537.00</w:t>
             </w:r>
           </w:p>
         </w:tc>
@@ -17024,7 +17014,7 @@
             </w:pPr>
             <w:r/>
             <w:r>
-              <w:t>538.25</w:t>
+              <w:t>539.75</w:t>
             </w:r>
           </w:p>
         </w:tc>
@@ -17052,7 +17042,7 @@
             </w:pPr>
             <w:r/>
             <w:r>
-              <w:t>533.00</w:t>
+              <w:t>534.50</w:t>
             </w:r>
           </w:p>
         </w:tc>
@@ -17083,7 +17073,7 @@
               <w:rPr>
                 <w:b/>
               </w:rPr>
-              <w:t>535.00</w:t>
+              <w:t>536.50</w:t>
             </w:r>
           </w:p>
         </w:tc>
@@ -17231,7 +17221,7 @@
             </w:pPr>
             <w:r/>
             <w:r>
-              <w:t>535.00</w:t>
+              <w:t>536.50</w:t>
             </w:r>
           </w:p>
         </w:tc>
@@ -17259,7 +17249,7 @@
             </w:pPr>
             <w:r/>
             <w:r>
-              <w:t>538.00</w:t>
+              <w:t>539.50</w:t>
             </w:r>
           </w:p>
         </w:tc>
@@ -17287,7 +17277,7 @@
             </w:pPr>
             <w:r/>
             <w:r>
-              <w:t>531.75</w:t>
+              <w:t>533.25</w:t>
             </w:r>
           </w:p>
         </w:tc>
@@ -17318,7 +17308,7 @@
               <w:rPr>
                 <w:b/>
               </w:rPr>
-              <w:t>534.75</w:t>
+              <w:t>536.25</w:t>
             </w:r>
           </w:p>
         </w:tc>
@@ -17466,7 +17456,7 @@
             </w:pPr>
             <w:r/>
             <w:r>
-              <w:t>534.75</w:t>
+              <w:t>536.25</w:t>
             </w:r>
           </w:p>
         </w:tc>
@@ -17494,7 +17484,7 @@
             </w:pPr>
             <w:r/>
             <w:r>
-              <w:t>538.75</w:t>
+              <w:t>540.25</w:t>
             </w:r>
           </w:p>
         </w:tc>
@@ -17522,7 +17512,7 @@
             </w:pPr>
             <w:r/>
             <w:r>
-              <w:t>529.50</w:t>
+              <w:t>531.00</w:t>
             </w:r>
           </w:p>
         </w:tc>
@@ -17553,7 +17543,7 @@
               <w:rPr>
                 <w:b/>
               </w:rPr>
-              <w:t>535.25</w:t>
+              <w:t>536.75</w:t>
             </w:r>
           </w:p>
         </w:tc>
@@ -17701,7 +17691,7 @@
             </w:pPr>
             <w:r/>
             <w:r>
-              <w:t>535.25</w:t>
+              <w:t>536.75</w:t>
             </w:r>
           </w:p>
         </w:tc>
@@ -17729,7 +17719,7 @@
             </w:pPr>
             <w:r/>
             <w:r>
-              <w:t>540.00</w:t>
+              <w:t>541.50</w:t>
             </w:r>
           </w:p>
         </w:tc>
@@ -17757,7 +17747,7 @@
             </w:pPr>
             <w:r/>
             <w:r>
-              <w:t>528.25</w:t>
+              <w:t>529.75</w:t>
             </w:r>
           </w:p>
         </w:tc>
@@ -17788,7 +17778,7 @@
               <w:rPr>
                 <w:b/>
               </w:rPr>
-              <w:t>537.25</w:t>
+              <w:t>538.75</w:t>
             </w:r>
           </w:p>
         </w:tc>
@@ -17936,7 +17926,7 @@
             </w:pPr>
             <w:r/>
             <w:r>
-              <w:t>537.25</w:t>
+              <w:t>538.75</w:t>
             </w:r>
           </w:p>
         </w:tc>
@@ -17964,7 +17954,7 @@
             </w:pPr>
             <w:r/>
             <w:r>
-              <w:t>545.25</w:t>
+              <w:t>546.75</w:t>
             </w:r>
           </w:p>
         </w:tc>
@@ -17992,7 +17982,7 @@
             </w:pPr>
             <w:r/>
             <w:r>
-              <w:t>530.25</w:t>
+              <w:t>531.75</w:t>
             </w:r>
           </w:p>
         </w:tc>
@@ -18023,7 +18013,7 @@
               <w:rPr>
                 <w:b/>
               </w:rPr>
-              <w:t>538.75</w:t>
+              <w:t>540.25</w:t>
             </w:r>
           </w:p>
         </w:tc>
@@ -18171,7 +18161,7 @@
             </w:pPr>
             <w:r/>
             <w:r>
-              <w:t>538.75</w:t>
+              <w:t>540.25</w:t>
             </w:r>
           </w:p>
         </w:tc>
@@ -18199,7 +18189,7 @@
             </w:pPr>
             <w:r/>
             <w:r>
-              <w:t>543.25</w:t>
+              <w:t>544.75</w:t>
             </w:r>
           </w:p>
         </w:tc>
@@ -18227,7 +18217,7 @@
             </w:pPr>
             <w:r/>
             <w:r>
-              <w:t>534.50</w:t>
+              <w:t>536.00</w:t>
             </w:r>
           </w:p>
         </w:tc>
@@ -18258,7 +18248,7 @@
               <w:rPr>
                 <w:b/>
               </w:rPr>
-              <w:t>538.25</w:t>
+              <w:t>539.75</w:t>
             </w:r>
           </w:p>
         </w:tc>
@@ -18406,7 +18396,7 @@
             </w:pPr>
             <w:r/>
             <w:r>
-              <w:t>538.25</w:t>
+              <w:t>539.75</w:t>
             </w:r>
           </w:p>
         </w:tc>
@@ -18434,7 +18424,7 @@
             </w:pPr>
             <w:r/>
             <w:r>
-              <w:t>540.50</w:t>
+              <w:t>542.00</w:t>
             </w:r>
           </w:p>
         </w:tc>
@@ -18462,7 +18452,7 @@
             </w:pPr>
             <w:r/>
             <w:r>
-              <w:t>535.50</w:t>
+              <w:t>537.00</w:t>
             </w:r>
           </w:p>
         </w:tc>
@@ -18493,7 +18483,7 @@
               <w:rPr>
                 <w:b/>
               </w:rPr>
-              <w:t>538.00</w:t>
+              <w:t>539.50</w:t>
             </w:r>
           </w:p>
         </w:tc>
@@ -18641,7 +18631,7 @@
             </w:pPr>
             <w:r/>
             <w:r>
-              <w:t>538.00</w:t>
+              <w:t>539.50</w:t>
             </w:r>
           </w:p>
         </w:tc>
@@ -18669,7 +18659,7 @@
             </w:pPr>
             <w:r/>
             <w:r>
-              <w:t>540.00</w:t>
+              <w:t>541.50</w:t>
             </w:r>
           </w:p>
         </w:tc>
@@ -18697,7 +18687,7 @@
             </w:pPr>
             <w:r/>
             <w:r>
-              <w:t>533.50</w:t>
+              <w:t>535.00</w:t>
             </w:r>
           </w:p>
         </w:tc>
@@ -18728,7 +18718,7 @@
               <w:rPr>
                 <w:b/>
               </w:rPr>
-              <w:t>538.25</w:t>
+              <w:t>539.75</w:t>
             </w:r>
           </w:p>
         </w:tc>
@@ -18876,7 +18866,7 @@
             </w:pPr>
             <w:r/>
             <w:r>
-              <w:t>538.25</w:t>
+              <w:t>539.75</w:t>
             </w:r>
           </w:p>
         </w:tc>
@@ -18904,7 +18894,7 @@
             </w:pPr>
             <w:r/>
             <w:r>
-              <w:t>542.00</w:t>
+              <w:t>543.50</w:t>
             </w:r>
           </w:p>
         </w:tc>
@@ -18932,7 +18922,7 @@
             </w:pPr>
             <w:r/>
             <w:r>
-              <w:t>535.50</w:t>
+              <w:t>537.00</w:t>
             </w:r>
           </w:p>
         </w:tc>
@@ -18963,7 +18953,7 @@
               <w:rPr>
                 <w:b/>
               </w:rPr>
-              <w:t>538.75</w:t>
+              <w:t>540.25</w:t>
             </w:r>
           </w:p>
         </w:tc>
@@ -19111,7 +19101,7 @@
             </w:pPr>
             <w:r/>
             <w:r>
-              <w:t>538.75</w:t>
+              <w:t>540.25</w:t>
             </w:r>
           </w:p>
         </w:tc>
@@ -19139,7 +19129,7 @@
             </w:pPr>
             <w:r/>
             <w:r>
-              <w:t>541.75</w:t>
+              <w:t>543.25</w:t>
             </w:r>
           </w:p>
         </w:tc>
@@ -19167,7 +19157,7 @@
             </w:pPr>
             <w:r/>
             <w:r>
-              <w:t>534.25</w:t>
+              <w:t>535.75</w:t>
             </w:r>
           </w:p>
         </w:tc>
@@ -19198,7 +19188,7 @@
               <w:rPr>
                 <w:b/>
               </w:rPr>
-              <w:t>539.00</w:t>
+              <w:t>540.50</w:t>
             </w:r>
           </w:p>
         </w:tc>
@@ -19346,7 +19336,7 @@
             </w:pPr>
             <w:r/>
             <w:r>
-              <w:t>539.00</w:t>
+              <w:t>540.50</w:t>
             </w:r>
           </w:p>
         </w:tc>
@@ -19374,7 +19364,7 @@
             </w:pPr>
             <w:r/>
             <w:r>
-              <w:t>543.25</w:t>
+              <w:t>544.75</w:t>
             </w:r>
           </w:p>
         </w:tc>
@@ -19402,7 +19392,7 @@
             </w:pPr>
             <w:r/>
             <w:r>
-              <w:t>535.75</w:t>
+              <w:t>537.25</w:t>
             </w:r>
           </w:p>
         </w:tc>
@@ -19433,7 +19423,7 @@
               <w:rPr>
                 <w:b/>
               </w:rPr>
-              <w:t>539.75</w:t>
+              <w:t>541.25</w:t>
             </w:r>
           </w:p>
         </w:tc>
@@ -19581,7 +19571,7 @@
             </w:pPr>
             <w:r/>
             <w:r>
-              <w:t>539.75</w:t>
+              <w:t>541.25</w:t>
             </w:r>
           </w:p>
         </w:tc>
@@ -19609,7 +19599,7 @@
             </w:pPr>
             <w:r/>
             <w:r>
-              <w:t>543.25</w:t>
+              <w:t>544.75</w:t>
             </w:r>
           </w:p>
         </w:tc>
@@ -19637,7 +19627,7 @@
             </w:pPr>
             <w:r/>
             <w:r>
-              <w:t>537.50</w:t>
+              <w:t>539.00</w:t>
             </w:r>
           </w:p>
         </w:tc>
@@ -19668,7 +19658,7 @@
               <w:rPr>
                 <w:b/>
               </w:rPr>
-              <w:t>539.75</w:t>
+              <w:t>541.25</w:t>
             </w:r>
           </w:p>
         </w:tc>
@@ -19816,7 +19806,7 @@
             </w:pPr>
             <w:r/>
             <w:r>
-              <w:t>539.75</w:t>
+              <w:t>541.25</w:t>
             </w:r>
           </w:p>
         </w:tc>
@@ -19844,7 +19834,7 @@
             </w:pPr>
             <w:r/>
             <w:r>
-              <w:t>543.50</w:t>
+              <w:t>545.00</w:t>
             </w:r>
           </w:p>
         </w:tc>
@@ -19872,7 +19862,7 @@
             </w:pPr>
             <w:r/>
             <w:r>
-              <w:t>536.25</w:t>
+              <w:t>537.75</w:t>
             </w:r>
           </w:p>
         </w:tc>
@@ -19903,7 +19893,7 @@
               <w:rPr>
                 <w:b/>
               </w:rPr>
-              <w:t>539.50</w:t>
+              <w:t>541.00</w:t>
             </w:r>
           </w:p>
         </w:tc>
@@ -20051,7 +20041,7 @@
             </w:pPr>
             <w:r/>
             <w:r>
-              <w:t>539.50</w:t>
+              <w:t>541.00</w:t>
             </w:r>
           </w:p>
         </w:tc>
@@ -20079,7 +20069,7 @@
             </w:pPr>
             <w:r/>
             <w:r>
-              <w:t>543.00</w:t>
+              <w:t>544.50</w:t>
             </w:r>
           </w:p>
         </w:tc>
@@ -20107,7 +20097,7 @@
             </w:pPr>
             <w:r/>
             <w:r>
-              <w:t>536.25</w:t>
+              <w:t>537.75</w:t>
             </w:r>
           </w:p>
         </w:tc>
@@ -20138,7 +20128,7 @@
               <w:rPr>
                 <w:b/>
               </w:rPr>
-              <w:t>539.25</w:t>
+              <w:t>540.75</w:t>
             </w:r>
           </w:p>
         </w:tc>
@@ -20286,7 +20276,7 @@
             </w:pPr>
             <w:r/>
             <w:r>
-              <w:t>539.25</w:t>
+              <w:t>540.75</w:t>
             </w:r>
           </w:p>
         </w:tc>
@@ -20314,7 +20304,7 @@
             </w:pPr>
             <w:r/>
             <w:r>
-              <w:t>542.25</w:t>
+              <w:t>543.75</w:t>
             </w:r>
           </w:p>
         </w:tc>
@@ -20342,7 +20332,7 @@
             </w:pPr>
             <w:r/>
             <w:r>
-              <w:t>536.50</w:t>
+              <w:t>538.00</w:t>
             </w:r>
           </w:p>
         </w:tc>
@@ -20373,7 +20363,7 @@
               <w:rPr>
                 <w:b/>
               </w:rPr>
-              <w:t>539.50</w:t>
+              <w:t>541.00</w:t>
             </w:r>
           </w:p>
         </w:tc>
@@ -20521,7 +20511,7 @@
             </w:pPr>
             <w:r/>
             <w:r>
-              <w:t>539.50</w:t>
+              <w:t>541.00</w:t>
             </w:r>
           </w:p>
         </w:tc>
@@ -20549,7 +20539,7 @@
             </w:pPr>
             <w:r/>
             <w:r>
-              <w:t>542.50</w:t>
+              <w:t>544.00</w:t>
             </w:r>
           </w:p>
         </w:tc>
@@ -20577,7 +20567,7 @@
             </w:pPr>
             <w:r/>
             <w:r>
-              <w:t>536.75</w:t>
+              <w:t>538.25</w:t>
             </w:r>
           </w:p>
         </w:tc>
@@ -20608,7 +20598,7 @@
               <w:rPr>
                 <w:b/>
               </w:rPr>
-              <w:t>539.50</w:t>
+              <w:t>541.00</w:t>
             </w:r>
           </w:p>
         </w:tc>
@@ -20756,7 +20746,7 @@
             </w:pPr>
             <w:r/>
             <w:r>
-              <w:t>539.50</w:t>
+              <w:t>541.00</w:t>
             </w:r>
           </w:p>
         </w:tc>
@@ -20784,7 +20774,7 @@
             </w:pPr>
             <w:r/>
             <w:r>
-              <w:t>543.50</w:t>
+              <w:t>545.00</w:t>
             </w:r>
           </w:p>
         </w:tc>
@@ -20812,7 +20802,7 @@
             </w:pPr>
             <w:r/>
             <w:r>
-              <w:t>536.00</w:t>
+              <w:t>537.50</w:t>
             </w:r>
           </w:p>
         </w:tc>
@@ -20843,7 +20833,7 @@
               <w:rPr>
                 <w:b/>
               </w:rPr>
-              <w:t>540.00</w:t>
+              <w:t>541.50</w:t>
             </w:r>
           </w:p>
         </w:tc>
@@ -20991,7 +20981,7 @@
             </w:pPr>
             <w:r/>
             <w:r>
-              <w:t>540.00</w:t>
+              <w:t>541.50</w:t>
             </w:r>
           </w:p>
         </w:tc>
@@ -21019,7 +21009,7 @@
             </w:pPr>
             <w:r/>
             <w:r>
-              <w:t>544.00</w:t>
+              <w:t>545.50</w:t>
             </w:r>
           </w:p>
         </w:tc>
@@ -21047,7 +21037,7 @@
             </w:pPr>
             <w:r/>
             <w:r>
-              <w:t>538.25</w:t>
+              <w:t>539.75</w:t>
             </w:r>
           </w:p>
         </w:tc>
@@ -21078,7 +21068,7 @@
               <w:rPr>
                 <w:b/>
               </w:rPr>
-              <w:t>539.75</w:t>
+              <w:t>541.25</w:t>
             </w:r>
           </w:p>
         </w:tc>
@@ -21801,7 +21791,7 @@
         <w:t>Giá Chốt Phiên (Close):</w:t>
       </w:r>
       <w:r>
-        <w:t xml:space="preserve"> 743.25 cents | </w:t>
+        <w:t xml:space="preserve"> 742.75 cents | </w:t>
       </w:r>
       <w:r>
         <w:rPr>
@@ -21816,10 +21806,10 @@
         <w:rPr>
           <w:b/>
         </w:rPr>
-        <w:t>`752.38 cents`</w:t>
+        <w:t>`752.83 cents`</w:t>
       </w:r>
       <w:r>
-        <w:t xml:space="preserve"> (+9.13).</w:t>
+        <w:t xml:space="preserve"> (+10.08).</w:t>
       </w:r>
     </w:p>
     <w:p>
@@ -21840,7 +21830,7 @@
         <w:rPr>
           <w:b/>
         </w:rPr>
-        <w:t>`51,453`</w:t>
+        <w:t>`56,863`</w:t>
       </w:r>
       <w:r>
         <w:t xml:space="preserve"> (Chênh lệch: </w:t>
@@ -21849,7 +21839,7 @@
         <w:rPr>
           <w:b/>
         </w:rPr>
-        <w:t>`-50,015`</w:t>
+        <w:t>`-44,605`</w:t>
       </w:r>
       <w:r>
         <w:t xml:space="preserve">) | OI: </w:t>
@@ -22183,7 +22173,7 @@
               <w:rPr>
                 <w:b/>
               </w:rPr>
-              <w:t>97.17</w:t>
+              <w:t>96.16</w:t>
             </w:r>
           </w:p>
         </w:tc>
@@ -22214,7 +22204,7 @@
               <w:rPr>
                 <w:b/>
               </w:rPr>
-              <w:t>+1.61%</w:t>
+              <w:t>+0.55%</w:t>
             </w:r>
           </w:p>
         </w:tc>
@@ -22306,7 +22296,7 @@
               <w:rPr>
                 <w:b/>
               </w:rPr>
-              <w:t>99.14</w:t>
+              <w:t>98.98</w:t>
             </w:r>
           </w:p>
         </w:tc>
@@ -22337,7 +22327,7 @@
               <w:rPr>
                 <w:b/>
               </w:rPr>
-              <w:t>-0.43%</w:t>
+              <w:t>-0.59%</w:t>
             </w:r>
           </w:p>
         </w:tc>
@@ -22951,7 +22941,7 @@
         <w:t xml:space="preserve"> EMA_21 </w:t>
       </w:r>
       <w:r>
-        <w:t xml:space="preserve"> (762.67) &lt; </w:t>
+        <w:t xml:space="preserve"> (762.63) &lt; </w:t>
       </w:r>
       <w:r>
         <w:rPr>
@@ -22962,7 +22952,7 @@
         <w:t xml:space="preserve"> EMA_50 </w:t>
       </w:r>
       <w:r>
-        <w:t xml:space="preserve"> (767.89).</w:t>
+        <w:t xml:space="preserve"> (767.87).</w:t>
       </w:r>
     </w:p>
     <w:p>
@@ -22983,7 +22973,7 @@
         <w:rPr>
           <w:b/>
         </w:rPr>
-        <w:t>`26.95`</w:t>
+        <w:t>`26.69`</w:t>
       </w:r>
       <w:r>
         <w:t xml:space="preserve"> | ATR (14) = </w:t>
@@ -22992,7 +22982,7 @@
         <w:rPr>
           <w:b/>
         </w:rPr>
-        <w:t>`7.12`</w:t>
+        <w:t>`7.52`</w:t>
       </w:r>
       <w:r>
         <w:t xml:space="preserve"> cents | Volatility = </w:t>
@@ -23001,7 +22991,7 @@
         <w:rPr>
           <w:b/>
         </w:rPr>
-        <w:t>`2.25 cents`</w:t>
+        <w:t>`5.25 cents`</w:t>
       </w:r>
       <w:r>
         <w:t>.</w:t>
@@ -23776,7 +23766,7 @@
           <w:b/>
           <w:color w:val="B91C1C"/>
         </w:rPr>
-        <w:t>`762.67 - 767.89 cents (Canh bán hồi kỹ thuật H1)`</w:t>
+        <w:t>`762.63 - 767.87 cents (Canh bán hồi kỹ thuật H1)`</w:t>
       </w:r>
       <w:r>
         <w:t xml:space="preserve"> | SL: </w:t>
@@ -23785,7 +23775,7 @@
         <w:rPr>
           <w:b/>
         </w:rPr>
-        <w:t>`805.69 cents (Trên kháng cự R2 + 1.5x ATR)`</w:t>
+        <w:t>`806.29 cents (Trên kháng cự R2 + 1.5x ATR)`</w:t>
       </w:r>
       <w:r>
         <w:t xml:space="preserve"> | TP: </w:t>
@@ -23856,7 +23846,7 @@
         <w:rPr>
           <w:b/>
         </w:rPr>
-        <w:t>`655.88 cents`</w:t>
+        <w:t>`655.42 cents`</w:t>
       </w:r>
       <w:r>
         <w:t xml:space="preserve"> | TP: </w:t>
@@ -23902,7 +23892,7 @@
         <w:rPr>
           <w:b/>
         </w:rPr>
-        <w:t>`780.87 cents`</w:t>
+        <w:t>`781.33 cents`</w:t>
       </w:r>
       <w:r>
         <w:t xml:space="preserve"> | TP: </w:t>
@@ -23951,7 +23941,7 @@
         <w:rPr>
           <w:b/>
         </w:rPr>
-        <w:t>`616.75 - 645.25 cents`</w:t>
+        <w:t>`615.15 - 645.25 cents`</w:t>
       </w:r>
     </w:p>
     <w:p>
@@ -24358,7 +24348,7 @@
             </w:pPr>
             <w:r/>
             <w:r>
-              <w:t>743.25</w:t>
+              <w:t>742.75</w:t>
             </w:r>
           </w:p>
         </w:tc>
@@ -24386,7 +24376,7 @@
             </w:pPr>
             <w:r/>
             <w:r>
-              <w:t>754.50</w:t>
+              <w:t>754.00</w:t>
             </w:r>
           </w:p>
         </w:tc>
@@ -24414,7 +24404,7 @@
             </w:pPr>
             <w:r/>
             <w:r>
-              <w:t>737.75</w:t>
+              <w:t>737.25</w:t>
             </w:r>
           </w:p>
         </w:tc>
@@ -24445,7 +24435,7 @@
               <w:rPr>
                 <w:b/>
               </w:rPr>
-              <w:t>742.50</w:t>
+              <w:t>742.00</w:t>
             </w:r>
           </w:p>
         </w:tc>
@@ -24593,7 +24583,7 @@
             </w:pPr>
             <w:r/>
             <w:r>
-              <w:t>742.50</w:t>
+              <w:t>742.00</w:t>
             </w:r>
           </w:p>
         </w:tc>
@@ -24621,7 +24611,7 @@
             </w:pPr>
             <w:r/>
             <w:r>
-              <w:t>750.00</w:t>
+              <w:t>749.50</w:t>
             </w:r>
           </w:p>
         </w:tc>
@@ -24649,7 +24639,7 @@
             </w:pPr>
             <w:r/>
             <w:r>
-              <w:t>736.50</w:t>
+              <w:t>736.00</w:t>
             </w:r>
           </w:p>
         </w:tc>
@@ -24680,7 +24670,7 @@
               <w:rPr>
                 <w:b/>
               </w:rPr>
-              <w:t>742.00</w:t>
+              <w:t>741.50</w:t>
             </w:r>
           </w:p>
         </w:tc>
@@ -24828,7 +24818,7 @@
             </w:pPr>
             <w:r/>
             <w:r>
-              <w:t>742.00</w:t>
+              <w:t>741.50</w:t>
             </w:r>
           </w:p>
         </w:tc>
@@ -24856,7 +24846,7 @@
             </w:pPr>
             <w:r/>
             <w:r>
-              <w:t>755.75</w:t>
+              <w:t>755.25</w:t>
             </w:r>
           </w:p>
         </w:tc>
@@ -24884,7 +24874,7 @@
             </w:pPr>
             <w:r/>
             <w:r>
-              <w:t>727.25</w:t>
+              <w:t>726.75</w:t>
             </w:r>
           </w:p>
         </w:tc>
@@ -24915,7 +24905,7 @@
               <w:rPr>
                 <w:b/>
               </w:rPr>
-              <w:t>744.00</w:t>
+              <w:t>743.50</w:t>
             </w:r>
           </w:p>
         </w:tc>
@@ -25063,7 +25053,7 @@
             </w:pPr>
             <w:r/>
             <w:r>
-              <w:t>744.00</w:t>
+              <w:t>743.50</w:t>
             </w:r>
           </w:p>
         </w:tc>
@@ -25091,7 +25081,7 @@
             </w:pPr>
             <w:r/>
             <w:r>
-              <w:t>757.25</w:t>
+              <w:t>756.75</w:t>
             </w:r>
           </w:p>
         </w:tc>
@@ -25119,7 +25109,7 @@
             </w:pPr>
             <w:r/>
             <w:r>
-              <w:t>735.75</w:t>
+              <w:t>735.25</w:t>
             </w:r>
           </w:p>
         </w:tc>
@@ -25150,7 +25140,7 @@
               <w:rPr>
                 <w:b/>
               </w:rPr>
-              <w:t>745.25</w:t>
+              <w:t>744.75</w:t>
             </w:r>
           </w:p>
         </w:tc>
@@ -25298,7 +25288,7 @@
             </w:pPr>
             <w:r/>
             <w:r>
-              <w:t>745.25</w:t>
+              <w:t>744.75</w:t>
             </w:r>
           </w:p>
         </w:tc>
@@ -25326,7 +25316,7 @@
             </w:pPr>
             <w:r/>
             <w:r>
-              <w:t>761.75</w:t>
+              <w:t>761.25</w:t>
             </w:r>
           </w:p>
         </w:tc>
@@ -25354,7 +25344,7 @@
             </w:pPr>
             <w:r/>
             <w:r>
-              <w:t>734.75</w:t>
+              <w:t>734.25</w:t>
             </w:r>
           </w:p>
         </w:tc>
@@ -25385,7 +25375,7 @@
               <w:rPr>
                 <w:b/>
               </w:rPr>
-              <w:t>749.75</w:t>
+              <w:t>749.25</w:t>
             </w:r>
           </w:p>
         </w:tc>
@@ -25533,7 +25523,7 @@
             </w:pPr>
             <w:r/>
             <w:r>
-              <w:t>749.75</w:t>
+              <w:t>749.25</w:t>
             </w:r>
           </w:p>
         </w:tc>
@@ -25561,7 +25551,7 @@
             </w:pPr>
             <w:r/>
             <w:r>
-              <w:t>757.50</w:t>
+              <w:t>757.00</w:t>
             </w:r>
           </w:p>
         </w:tc>
@@ -25589,7 +25579,7 @@
             </w:pPr>
             <w:r/>
             <w:r>
-              <w:t>738.75</w:t>
+              <w:t>738.25</w:t>
             </w:r>
           </w:p>
         </w:tc>
@@ -25620,7 +25610,7 @@
               <w:rPr>
                 <w:b/>
               </w:rPr>
-              <w:t>751.00</w:t>
+              <w:t>750.50</w:t>
             </w:r>
           </w:p>
         </w:tc>
@@ -25768,7 +25758,7 @@
             </w:pPr>
             <w:r/>
             <w:r>
-              <w:t>751.00</w:t>
+              <w:t>750.50</w:t>
             </w:r>
           </w:p>
         </w:tc>
@@ -25796,7 +25786,7 @@
             </w:pPr>
             <w:r/>
             <w:r>
-              <w:t>759.25</w:t>
+              <w:t>758.75</w:t>
             </w:r>
           </w:p>
         </w:tc>
@@ -25824,7 +25814,7 @@
             </w:pPr>
             <w:r/>
             <w:r>
-              <w:t>740.50</w:t>
+              <w:t>740.00</w:t>
             </w:r>
           </w:p>
         </w:tc>
@@ -25855,7 +25845,7 @@
               <w:rPr>
                 <w:b/>
               </w:rPr>
-              <w:t>752.75</w:t>
+              <w:t>752.25</w:t>
             </w:r>
           </w:p>
         </w:tc>
@@ -26003,7 +25993,7 @@
             </w:pPr>
             <w:r/>
             <w:r>
-              <w:t>752.75</w:t>
+              <w:t>752.25</w:t>
             </w:r>
           </w:p>
         </w:tc>
@@ -26031,7 +26021,7 @@
             </w:pPr>
             <w:r/>
             <w:r>
-              <w:t>765.00</w:t>
+              <w:t>764.50</w:t>
             </w:r>
           </w:p>
         </w:tc>
@@ -26059,7 +26049,7 @@
             </w:pPr>
             <w:r/>
             <w:r>
-              <w:t>743.00</w:t>
+              <w:t>742.50</w:t>
             </w:r>
           </w:p>
         </w:tc>
@@ -26090,7 +26080,7 @@
               <w:rPr>
                 <w:b/>
               </w:rPr>
-              <w:t>751.75</w:t>
+              <w:t>751.25</w:t>
             </w:r>
           </w:p>
         </w:tc>
@@ -26238,7 +26228,7 @@
             </w:pPr>
             <w:r/>
             <w:r>
-              <w:t>751.75</w:t>
+              <w:t>751.25</w:t>
             </w:r>
           </w:p>
         </w:tc>
@@ -26266,7 +26256,7 @@
             </w:pPr>
             <w:r/>
             <w:r>
-              <w:t>762.25</w:t>
+              <w:t>761.75</w:t>
             </w:r>
           </w:p>
         </w:tc>
@@ -26294,7 +26284,7 @@
             </w:pPr>
             <w:r/>
             <w:r>
-              <w:t>737.00</w:t>
+              <w:t>736.50</w:t>
             </w:r>
           </w:p>
         </w:tc>
@@ -26325,7 +26315,7 @@
               <w:rPr>
                 <w:b/>
               </w:rPr>
-              <w:t>754.00</w:t>
+              <w:t>753.50</w:t>
             </w:r>
           </w:p>
         </w:tc>
@@ -26473,7 +26463,7 @@
             </w:pPr>
             <w:r/>
             <w:r>
-              <w:t>754.00</w:t>
+              <w:t>753.50</w:t>
             </w:r>
           </w:p>
         </w:tc>
@@ -26501,7 +26491,7 @@
             </w:pPr>
             <w:r/>
             <w:r>
-              <w:t>764.50</w:t>
+              <w:t>764.00</w:t>
             </w:r>
           </w:p>
         </w:tc>
@@ -26529,7 +26519,7 @@
             </w:pPr>
             <w:r/>
             <w:r>
-              <w:t>747.75</w:t>
+              <w:t>747.25</w:t>
             </w:r>
           </w:p>
         </w:tc>
@@ -26560,7 +26550,7 @@
               <w:rPr>
                 <w:b/>
               </w:rPr>
-              <w:t>754.75</w:t>
+              <w:t>754.25</w:t>
             </w:r>
           </w:p>
         </w:tc>
@@ -26708,7 +26698,7 @@
             </w:pPr>
             <w:r/>
             <w:r>
-              <w:t>754.75</w:t>
+              <w:t>754.25</w:t>
             </w:r>
           </w:p>
         </w:tc>
@@ -26736,7 +26726,7 @@
             </w:pPr>
             <w:r/>
             <w:r>
-              <w:t>769.00</w:t>
+              <w:t>768.50</w:t>
             </w:r>
           </w:p>
         </w:tc>
@@ -26764,7 +26754,7 @@
             </w:pPr>
             <w:r/>
             <w:r>
-              <w:t>740.00</w:t>
+              <w:t>739.50</w:t>
             </w:r>
           </w:p>
         </w:tc>
@@ -26795,7 +26785,7 @@
               <w:rPr>
                 <w:b/>
               </w:rPr>
-              <w:t>756.75</w:t>
+              <w:t>756.25</w:t>
             </w:r>
           </w:p>
         </w:tc>
@@ -26943,7 +26933,7 @@
             </w:pPr>
             <w:r/>
             <w:r>
-              <w:t>756.75</w:t>
+              <w:t>756.25</w:t>
             </w:r>
           </w:p>
         </w:tc>
@@ -26971,7 +26961,7 @@
             </w:pPr>
             <w:r/>
             <w:r>
-              <w:t>763.25</w:t>
+              <w:t>762.75</w:t>
             </w:r>
           </w:p>
         </w:tc>
@@ -26999,7 +26989,7 @@
             </w:pPr>
             <w:r/>
             <w:r>
-              <w:t>750.00</w:t>
+              <w:t>749.50</w:t>
             </w:r>
           </w:p>
         </w:tc>
@@ -27007,6 +26997,241 @@
           <w:tcPr>
             <w:tcW w:type="dxa" w:w="1728"/>
             <w:shd w:fill="FFFFFF"/>
+            <w:tcMar>
+              <w:top w:w="100" w:type="dxa"/>
+              <w:bottom w:w="100" w:type="dxa"/>
+              <w:left w:w="120" w:type="dxa"/>
+              <w:right w:w="120" w:type="dxa"/>
+            </w:tcMar>
+            <w:tcBorders>
+              <w:top w:val="single" w:sz="4" w:space="0" w:color="CCCCCC"/>
+              <w:bottom w:val="single" w:sz="4" w:space="0" w:color="CCCCCC"/>
+              <w:left w:val="single" w:sz="4" w:space="0" w:color="CCCCCC"/>
+              <w:right w:val="single" w:sz="4" w:space="0" w:color="CCCCCC"/>
+            </w:tcBorders>
+          </w:tcPr>
+          <w:p>
+            <w:pPr>
+              <w:spacing w:before="60" w:after="60" w:line="252" w:lineRule="auto"/>
+              <w:jc w:val="left"/>
+            </w:pPr>
+            <w:r/>
+            <w:r>
+              <w:rPr>
+                <w:b/>
+              </w:rPr>
+              <w:t>756.50</w:t>
+            </w:r>
+          </w:p>
+        </w:tc>
+        <w:tc>
+          <w:tcPr>
+            <w:tcW w:type="dxa" w:w="3456"/>
+            <w:shd w:fill="FFFFFF"/>
+            <w:tcMar>
+              <w:top w:w="100" w:type="dxa"/>
+              <w:bottom w:w="100" w:type="dxa"/>
+              <w:left w:w="120" w:type="dxa"/>
+              <w:right w:w="120" w:type="dxa"/>
+            </w:tcMar>
+            <w:tcBorders>
+              <w:top w:val="single" w:sz="4" w:space="0" w:color="CCCCCC"/>
+              <w:bottom w:val="single" w:sz="4" w:space="0" w:color="CCCCCC"/>
+              <w:left w:val="single" w:sz="4" w:space="0" w:color="CCCCCC"/>
+              <w:right w:val="single" w:sz="4" w:space="0" w:color="CCCCCC"/>
+            </w:tcBorders>
+          </w:tcPr>
+          <w:p>
+            <w:pPr>
+              <w:spacing w:before="60" w:after="60" w:line="252" w:lineRule="auto"/>
+              <w:jc w:val="left"/>
+            </w:pPr>
+            <w:r/>
+            <w:r>
+              <w:rPr>
+                <w:b/>
+              </w:rPr>
+              <w:t>+0.25</w:t>
+            </w:r>
+          </w:p>
+        </w:tc>
+        <w:tc>
+          <w:tcPr>
+            <w:tcW w:type="dxa" w:w="1440"/>
+            <w:shd w:fill="FFFFFF"/>
+            <w:tcMar>
+              <w:top w:w="100" w:type="dxa"/>
+              <w:bottom w:w="100" w:type="dxa"/>
+              <w:left w:w="120" w:type="dxa"/>
+              <w:right w:w="120" w:type="dxa"/>
+            </w:tcMar>
+            <w:tcBorders>
+              <w:top w:val="single" w:sz="4" w:space="0" w:color="CCCCCC"/>
+              <w:bottom w:val="single" w:sz="4" w:space="0" w:color="CCCCCC"/>
+              <w:left w:val="single" w:sz="4" w:space="0" w:color="CCCCCC"/>
+              <w:right w:val="single" w:sz="4" w:space="0" w:color="CCCCCC"/>
+            </w:tcBorders>
+          </w:tcPr>
+          <w:p>
+            <w:pPr>
+              <w:spacing w:before="60" w:after="60" w:line="252" w:lineRule="auto"/>
+              <w:jc w:val="left"/>
+            </w:pPr>
+            <w:r/>
+            <w:r>
+              <w:t>BULL</w:t>
+            </w:r>
+          </w:p>
+        </w:tc>
+      </w:tr>
+      <w:tr>
+        <w:tc>
+          <w:tcPr>
+            <w:tcW w:type="dxa" w:w="1584"/>
+            <w:shd w:fill="F8FAFC"/>
+            <w:tcMar>
+              <w:top w:w="100" w:type="dxa"/>
+              <w:bottom w:w="100" w:type="dxa"/>
+              <w:left w:w="120" w:type="dxa"/>
+              <w:right w:w="120" w:type="dxa"/>
+            </w:tcMar>
+            <w:tcBorders>
+              <w:top w:val="single" w:sz="4" w:space="0" w:color="CCCCCC"/>
+              <w:bottom w:val="single" w:sz="4" w:space="0" w:color="CCCCCC"/>
+              <w:left w:val="single" w:sz="4" w:space="0" w:color="CCCCCC"/>
+              <w:right w:val="single" w:sz="4" w:space="0" w:color="CCCCCC"/>
+            </w:tcBorders>
+          </w:tcPr>
+          <w:p>
+            <w:pPr>
+              <w:spacing w:before="60" w:after="60" w:line="252" w:lineRule="auto"/>
+              <w:jc w:val="left"/>
+            </w:pPr>
+            <w:r/>
+            <w:r>
+              <w:rPr>
+                <w:b/>
+              </w:rPr>
+              <w:t>Wed 02/09</w:t>
+            </w:r>
+          </w:p>
+        </w:tc>
+        <w:tc>
+          <w:tcPr>
+            <w:tcW w:type="dxa" w:w="864"/>
+            <w:shd w:fill="F8FAFC"/>
+            <w:tcMar>
+              <w:top w:w="100" w:type="dxa"/>
+              <w:bottom w:w="100" w:type="dxa"/>
+              <w:left w:w="120" w:type="dxa"/>
+              <w:right w:w="120" w:type="dxa"/>
+            </w:tcMar>
+            <w:tcBorders>
+              <w:top w:val="single" w:sz="4" w:space="0" w:color="CCCCCC"/>
+              <w:bottom w:val="single" w:sz="4" w:space="0" w:color="CCCCCC"/>
+              <w:left w:val="single" w:sz="4" w:space="0" w:color="CCCCCC"/>
+              <w:right w:val="single" w:sz="4" w:space="0" w:color="CCCCCC"/>
+            </w:tcBorders>
+          </w:tcPr>
+          <w:p>
+            <w:pPr>
+              <w:spacing w:before="60" w:after="60" w:line="252" w:lineRule="auto"/>
+              <w:jc w:val="left"/>
+            </w:pPr>
+            <w:r/>
+            <w:r>
+              <w:t>Asia 07-11</w:t>
+            </w:r>
+          </w:p>
+        </w:tc>
+        <w:tc>
+          <w:tcPr>
+            <w:tcW w:type="dxa" w:w="1440"/>
+            <w:shd w:fill="F8FAFC"/>
+            <w:tcMar>
+              <w:top w:w="100" w:type="dxa"/>
+              <w:bottom w:w="100" w:type="dxa"/>
+              <w:left w:w="120" w:type="dxa"/>
+              <w:right w:w="120" w:type="dxa"/>
+            </w:tcMar>
+            <w:tcBorders>
+              <w:top w:val="single" w:sz="4" w:space="0" w:color="CCCCCC"/>
+              <w:bottom w:val="single" w:sz="4" w:space="0" w:color="CCCCCC"/>
+              <w:left w:val="single" w:sz="4" w:space="0" w:color="CCCCCC"/>
+              <w:right w:val="single" w:sz="4" w:space="0" w:color="CCCCCC"/>
+            </w:tcBorders>
+          </w:tcPr>
+          <w:p>
+            <w:pPr>
+              <w:spacing w:before="60" w:after="60" w:line="252" w:lineRule="auto"/>
+              <w:jc w:val="left"/>
+            </w:pPr>
+            <w:r/>
+            <w:r>
+              <w:t>756.50</w:t>
+            </w:r>
+          </w:p>
+        </w:tc>
+        <w:tc>
+          <w:tcPr>
+            <w:tcW w:type="dxa" w:w="2016"/>
+            <w:shd w:fill="F8FAFC"/>
+            <w:tcMar>
+              <w:top w:w="100" w:type="dxa"/>
+              <w:bottom w:w="100" w:type="dxa"/>
+              <w:left w:w="120" w:type="dxa"/>
+              <w:right w:w="120" w:type="dxa"/>
+            </w:tcMar>
+            <w:tcBorders>
+              <w:top w:val="single" w:sz="4" w:space="0" w:color="CCCCCC"/>
+              <w:bottom w:val="single" w:sz="4" w:space="0" w:color="CCCCCC"/>
+              <w:left w:val="single" w:sz="4" w:space="0" w:color="CCCCCC"/>
+              <w:right w:val="single" w:sz="4" w:space="0" w:color="CCCCCC"/>
+            </w:tcBorders>
+          </w:tcPr>
+          <w:p>
+            <w:pPr>
+              <w:spacing w:before="60" w:after="60" w:line="252" w:lineRule="auto"/>
+              <w:jc w:val="left"/>
+            </w:pPr>
+            <w:r/>
+            <w:r>
+              <w:t>766.75</w:t>
+            </w:r>
+          </w:p>
+        </w:tc>
+        <w:tc>
+          <w:tcPr>
+            <w:tcW w:type="dxa" w:w="1152"/>
+            <w:shd w:fill="F8FAFC"/>
+            <w:tcMar>
+              <w:top w:w="100" w:type="dxa"/>
+              <w:bottom w:w="100" w:type="dxa"/>
+              <w:left w:w="120" w:type="dxa"/>
+              <w:right w:w="120" w:type="dxa"/>
+            </w:tcMar>
+            <w:tcBorders>
+              <w:top w:val="single" w:sz="4" w:space="0" w:color="CCCCCC"/>
+              <w:bottom w:val="single" w:sz="4" w:space="0" w:color="CCCCCC"/>
+              <w:left w:val="single" w:sz="4" w:space="0" w:color="CCCCCC"/>
+              <w:right w:val="single" w:sz="4" w:space="0" w:color="CCCCCC"/>
+            </w:tcBorders>
+          </w:tcPr>
+          <w:p>
+            <w:pPr>
+              <w:spacing w:before="60" w:after="60" w:line="252" w:lineRule="auto"/>
+              <w:jc w:val="left"/>
+            </w:pPr>
+            <w:r/>
+            <w:r>
+              <w:t>748.50</w:t>
+            </w:r>
+          </w:p>
+        </w:tc>
+        <w:tc>
+          <w:tcPr>
+            <w:tcW w:type="dxa" w:w="1728"/>
+            <w:shd w:fill="F8FAFC"/>
             <w:tcMar>
               <w:top w:w="100" w:type="dxa"/>
               <w:bottom w:w="100" w:type="dxa"/>
@@ -27037,7 +27262,7 @@
         <w:tc>
           <w:tcPr>
             <w:tcW w:type="dxa" w:w="3456"/>
-            <w:shd w:fill="FFFFFF"/>
+            <w:shd w:fill="F8FAFC"/>
             <w:tcMar>
               <w:top w:w="100" w:type="dxa"/>
               <w:bottom w:w="100" w:type="dxa"/>
@@ -27061,14 +27286,14 @@
               <w:rPr>
                 <w:b/>
               </w:rPr>
-              <w:t>+0.25</w:t>
+              <w:t>+0.50</w:t>
             </w:r>
           </w:p>
         </w:tc>
         <w:tc>
           <w:tcPr>
             <w:tcW w:type="dxa" w:w="1440"/>
-            <w:shd w:fill="FFFFFF"/>
+            <w:shd w:fill="F8FAFC"/>
             <w:tcMar>
               <w:top w:w="100" w:type="dxa"/>
               <w:bottom w:w="100" w:type="dxa"/>
@@ -27098,7 +27323,7 @@
         <w:tc>
           <w:tcPr>
             <w:tcW w:type="dxa" w:w="1584"/>
-            <w:shd w:fill="F8FAFC"/>
+            <w:shd w:fill="FFFFFF"/>
             <w:tcMar>
               <w:top w:w="100" w:type="dxa"/>
               <w:bottom w:w="100" w:type="dxa"/>
@@ -27129,6 +27354,210 @@
         <w:tc>
           <w:tcPr>
             <w:tcW w:type="dxa" w:w="864"/>
+            <w:shd w:fill="FFFFFF"/>
+            <w:tcMar>
+              <w:top w:w="100" w:type="dxa"/>
+              <w:bottom w:w="100" w:type="dxa"/>
+              <w:left w:w="120" w:type="dxa"/>
+              <w:right w:w="120" w:type="dxa"/>
+            </w:tcMar>
+            <w:tcBorders>
+              <w:top w:val="single" w:sz="4" w:space="0" w:color="CCCCCC"/>
+              <w:bottom w:val="single" w:sz="4" w:space="0" w:color="CCCCCC"/>
+              <w:left w:val="single" w:sz="4" w:space="0" w:color="CCCCCC"/>
+              <w:right w:val="single" w:sz="4" w:space="0" w:color="CCCCCC"/>
+            </w:tcBorders>
+          </w:tcPr>
+          <w:p>
+            <w:pPr>
+              <w:spacing w:before="60" w:after="60" w:line="252" w:lineRule="auto"/>
+              <w:jc w:val="left"/>
+            </w:pPr>
+            <w:r/>
+            <w:r>
+              <w:t>Asia 11-15</w:t>
+            </w:r>
+          </w:p>
+        </w:tc>
+        <w:tc>
+          <w:tcPr>
+            <w:tcW w:type="dxa" w:w="1440"/>
+            <w:shd w:fill="FFFFFF"/>
+            <w:tcMar>
+              <w:top w:w="100" w:type="dxa"/>
+              <w:bottom w:w="100" w:type="dxa"/>
+              <w:left w:w="120" w:type="dxa"/>
+              <w:right w:w="120" w:type="dxa"/>
+            </w:tcMar>
+            <w:tcBorders>
+              <w:top w:val="single" w:sz="4" w:space="0" w:color="CCCCCC"/>
+              <w:bottom w:val="single" w:sz="4" w:space="0" w:color="CCCCCC"/>
+              <w:left w:val="single" w:sz="4" w:space="0" w:color="CCCCCC"/>
+              <w:right w:val="single" w:sz="4" w:space="0" w:color="CCCCCC"/>
+            </w:tcBorders>
+          </w:tcPr>
+          <w:p>
+            <w:pPr>
+              <w:spacing w:before="60" w:after="60" w:line="252" w:lineRule="auto"/>
+              <w:jc w:val="left"/>
+            </w:pPr>
+            <w:r/>
+            <w:r>
+              <w:t>757.00</w:t>
+            </w:r>
+          </w:p>
+        </w:tc>
+        <w:tc>
+          <w:tcPr>
+            <w:tcW w:type="dxa" w:w="2016"/>
+            <w:shd w:fill="FFFFFF"/>
+            <w:tcMar>
+              <w:top w:w="100" w:type="dxa"/>
+              <w:bottom w:w="100" w:type="dxa"/>
+              <w:left w:w="120" w:type="dxa"/>
+              <w:right w:w="120" w:type="dxa"/>
+            </w:tcMar>
+            <w:tcBorders>
+              <w:top w:val="single" w:sz="4" w:space="0" w:color="CCCCCC"/>
+              <w:bottom w:val="single" w:sz="4" w:space="0" w:color="CCCCCC"/>
+              <w:left w:val="single" w:sz="4" w:space="0" w:color="CCCCCC"/>
+              <w:right w:val="single" w:sz="4" w:space="0" w:color="CCCCCC"/>
+            </w:tcBorders>
+          </w:tcPr>
+          <w:p>
+            <w:pPr>
+              <w:spacing w:before="60" w:after="60" w:line="252" w:lineRule="auto"/>
+              <w:jc w:val="left"/>
+            </w:pPr>
+            <w:r/>
+            <w:r>
+              <w:t>764.00</w:t>
+            </w:r>
+          </w:p>
+        </w:tc>
+        <w:tc>
+          <w:tcPr>
+            <w:tcW w:type="dxa" w:w="1152"/>
+            <w:shd w:fill="FFFFFF"/>
+            <w:tcMar>
+              <w:top w:w="100" w:type="dxa"/>
+              <w:bottom w:w="100" w:type="dxa"/>
+              <w:left w:w="120" w:type="dxa"/>
+              <w:right w:w="120" w:type="dxa"/>
+            </w:tcMar>
+            <w:tcBorders>
+              <w:top w:val="single" w:sz="4" w:space="0" w:color="CCCCCC"/>
+              <w:bottom w:val="single" w:sz="4" w:space="0" w:color="CCCCCC"/>
+              <w:left w:val="single" w:sz="4" w:space="0" w:color="CCCCCC"/>
+              <w:right w:val="single" w:sz="4" w:space="0" w:color="CCCCCC"/>
+            </w:tcBorders>
+          </w:tcPr>
+          <w:p>
+            <w:pPr>
+              <w:spacing w:before="60" w:after="60" w:line="252" w:lineRule="auto"/>
+              <w:jc w:val="left"/>
+            </w:pPr>
+            <w:r/>
+            <w:r>
+              <w:t>751.00</w:t>
+            </w:r>
+          </w:p>
+        </w:tc>
+        <w:tc>
+          <w:tcPr>
+            <w:tcW w:type="dxa" w:w="1728"/>
+            <w:shd w:fill="FFFFFF"/>
+            <w:tcMar>
+              <w:top w:w="100" w:type="dxa"/>
+              <w:bottom w:w="100" w:type="dxa"/>
+              <w:left w:w="120" w:type="dxa"/>
+              <w:right w:w="120" w:type="dxa"/>
+            </w:tcMar>
+            <w:tcBorders>
+              <w:top w:val="single" w:sz="4" w:space="0" w:color="CCCCCC"/>
+              <w:bottom w:val="single" w:sz="4" w:space="0" w:color="CCCCCC"/>
+              <w:left w:val="single" w:sz="4" w:space="0" w:color="CCCCCC"/>
+              <w:right w:val="single" w:sz="4" w:space="0" w:color="CCCCCC"/>
+            </w:tcBorders>
+          </w:tcPr>
+          <w:p>
+            <w:pPr>
+              <w:spacing w:before="60" w:after="60" w:line="252" w:lineRule="auto"/>
+              <w:jc w:val="left"/>
+            </w:pPr>
+            <w:r/>
+            <w:r>
+              <w:rPr>
+                <w:b/>
+              </w:rPr>
+              <w:t>756.25</w:t>
+            </w:r>
+          </w:p>
+        </w:tc>
+        <w:tc>
+          <w:tcPr>
+            <w:tcW w:type="dxa" w:w="3456"/>
+            <w:shd w:fill="FFFFFF"/>
+            <w:tcMar>
+              <w:top w:w="100" w:type="dxa"/>
+              <w:bottom w:w="100" w:type="dxa"/>
+              <w:left w:w="120" w:type="dxa"/>
+              <w:right w:w="120" w:type="dxa"/>
+            </w:tcMar>
+            <w:tcBorders>
+              <w:top w:val="single" w:sz="4" w:space="0" w:color="CCCCCC"/>
+              <w:bottom w:val="single" w:sz="4" w:space="0" w:color="CCCCCC"/>
+              <w:left w:val="single" w:sz="4" w:space="0" w:color="CCCCCC"/>
+              <w:right w:val="single" w:sz="4" w:space="0" w:color="CCCCCC"/>
+            </w:tcBorders>
+          </w:tcPr>
+          <w:p>
+            <w:pPr>
+              <w:spacing w:before="60" w:after="60" w:line="252" w:lineRule="auto"/>
+              <w:jc w:val="left"/>
+            </w:pPr>
+            <w:r/>
+            <w:r>
+              <w:rPr>
+                <w:b/>
+              </w:rPr>
+              <w:t>-0.75</w:t>
+            </w:r>
+          </w:p>
+        </w:tc>
+        <w:tc>
+          <w:tcPr>
+            <w:tcW w:type="dxa" w:w="1440"/>
+            <w:shd w:fill="FFFFFF"/>
+            <w:tcMar>
+              <w:top w:w="100" w:type="dxa"/>
+              <w:bottom w:w="100" w:type="dxa"/>
+              <w:left w:w="120" w:type="dxa"/>
+              <w:right w:w="120" w:type="dxa"/>
+            </w:tcMar>
+            <w:tcBorders>
+              <w:top w:val="single" w:sz="4" w:space="0" w:color="CCCCCC"/>
+              <w:bottom w:val="single" w:sz="4" w:space="0" w:color="CCCCCC"/>
+              <w:left w:val="single" w:sz="4" w:space="0" w:color="CCCCCC"/>
+              <w:right w:val="single" w:sz="4" w:space="0" w:color="CCCCCC"/>
+            </w:tcBorders>
+          </w:tcPr>
+          <w:p>
+            <w:pPr>
+              <w:spacing w:before="60" w:after="60" w:line="252" w:lineRule="auto"/>
+              <w:jc w:val="left"/>
+            </w:pPr>
+            <w:r/>
+            <w:r>
+              <w:t>BEAR</w:t>
+            </w:r>
+          </w:p>
+        </w:tc>
+      </w:tr>
+      <w:tr>
+        <w:tc>
+          <w:tcPr>
+            <w:tcW w:type="dxa" w:w="1584"/>
             <w:shd w:fill="F8FAFC"/>
             <w:tcMar>
               <w:top w:w="100" w:type="dxa"/>
@@ -27150,7 +27579,38 @@
             </w:pPr>
             <w:r/>
             <w:r>
-              <w:t>Asia 07-11</w:t>
+              <w:rPr>
+                <w:b/>
+              </w:rPr>
+              <w:t>Wed 02/09</w:t>
+            </w:r>
+          </w:p>
+        </w:tc>
+        <w:tc>
+          <w:tcPr>
+            <w:tcW w:type="dxa" w:w="864"/>
+            <w:shd w:fill="F8FAFC"/>
+            <w:tcMar>
+              <w:top w:w="100" w:type="dxa"/>
+              <w:bottom w:w="100" w:type="dxa"/>
+              <w:left w:w="120" w:type="dxa"/>
+              <w:right w:w="120" w:type="dxa"/>
+            </w:tcMar>
+            <w:tcBorders>
+              <w:top w:val="single" w:sz="4" w:space="0" w:color="CCCCCC"/>
+              <w:bottom w:val="single" w:sz="4" w:space="0" w:color="CCCCCC"/>
+              <w:left w:val="single" w:sz="4" w:space="0" w:color="CCCCCC"/>
+              <w:right w:val="single" w:sz="4" w:space="0" w:color="CCCCCC"/>
+            </w:tcBorders>
+          </w:tcPr>
+          <w:p>
+            <w:pPr>
+              <w:spacing w:before="60" w:after="60" w:line="252" w:lineRule="auto"/>
+              <w:jc w:val="left"/>
+            </w:pPr>
+            <w:r/>
+            <w:r>
+              <w:t>London 15-19</w:t>
             </w:r>
           </w:p>
         </w:tc>
@@ -27178,7 +27638,7 @@
             </w:pPr>
             <w:r/>
             <w:r>
-              <w:t>757.00</w:t>
+              <w:t>756.25</w:t>
             </w:r>
           </w:p>
         </w:tc>
@@ -27206,7 +27666,7 @@
             </w:pPr>
             <w:r/>
             <w:r>
-              <w:t>767.25</w:t>
+              <w:t>769.75</w:t>
             </w:r>
           </w:p>
         </w:tc>
@@ -27234,7 +27694,7 @@
             </w:pPr>
             <w:r/>
             <w:r>
-              <w:t>749.00</w:t>
+              <w:t>743.25</w:t>
             </w:r>
           </w:p>
         </w:tc>
@@ -27242,6 +27702,711 @@
           <w:tcPr>
             <w:tcW w:type="dxa" w:w="1728"/>
             <w:shd w:fill="F8FAFC"/>
+            <w:tcMar>
+              <w:top w:w="100" w:type="dxa"/>
+              <w:bottom w:w="100" w:type="dxa"/>
+              <w:left w:w="120" w:type="dxa"/>
+              <w:right w:w="120" w:type="dxa"/>
+            </w:tcMar>
+            <w:tcBorders>
+              <w:top w:val="single" w:sz="4" w:space="0" w:color="CCCCCC"/>
+              <w:bottom w:val="single" w:sz="4" w:space="0" w:color="CCCCCC"/>
+              <w:left w:val="single" w:sz="4" w:space="0" w:color="CCCCCC"/>
+              <w:right w:val="single" w:sz="4" w:space="0" w:color="CCCCCC"/>
+            </w:tcBorders>
+          </w:tcPr>
+          <w:p>
+            <w:pPr>
+              <w:spacing w:before="60" w:after="60" w:line="252" w:lineRule="auto"/>
+              <w:jc w:val="left"/>
+            </w:pPr>
+            <w:r/>
+            <w:r>
+              <w:rPr>
+                <w:b/>
+              </w:rPr>
+              <w:t>758.00</w:t>
+            </w:r>
+          </w:p>
+        </w:tc>
+        <w:tc>
+          <w:tcPr>
+            <w:tcW w:type="dxa" w:w="3456"/>
+            <w:shd w:fill="F8FAFC"/>
+            <w:tcMar>
+              <w:top w:w="100" w:type="dxa"/>
+              <w:bottom w:w="100" w:type="dxa"/>
+              <w:left w:w="120" w:type="dxa"/>
+              <w:right w:w="120" w:type="dxa"/>
+            </w:tcMar>
+            <w:tcBorders>
+              <w:top w:val="single" w:sz="4" w:space="0" w:color="CCCCCC"/>
+              <w:bottom w:val="single" w:sz="4" w:space="0" w:color="CCCCCC"/>
+              <w:left w:val="single" w:sz="4" w:space="0" w:color="CCCCCC"/>
+              <w:right w:val="single" w:sz="4" w:space="0" w:color="CCCCCC"/>
+            </w:tcBorders>
+          </w:tcPr>
+          <w:p>
+            <w:pPr>
+              <w:spacing w:before="60" w:after="60" w:line="252" w:lineRule="auto"/>
+              <w:jc w:val="left"/>
+            </w:pPr>
+            <w:r/>
+            <w:r>
+              <w:rPr>
+                <w:b/>
+              </w:rPr>
+              <w:t>+1.75</w:t>
+            </w:r>
+          </w:p>
+        </w:tc>
+        <w:tc>
+          <w:tcPr>
+            <w:tcW w:type="dxa" w:w="1440"/>
+            <w:shd w:fill="F8FAFC"/>
+            <w:tcMar>
+              <w:top w:w="100" w:type="dxa"/>
+              <w:bottom w:w="100" w:type="dxa"/>
+              <w:left w:w="120" w:type="dxa"/>
+              <w:right w:w="120" w:type="dxa"/>
+            </w:tcMar>
+            <w:tcBorders>
+              <w:top w:val="single" w:sz="4" w:space="0" w:color="CCCCCC"/>
+              <w:bottom w:val="single" w:sz="4" w:space="0" w:color="CCCCCC"/>
+              <w:left w:val="single" w:sz="4" w:space="0" w:color="CCCCCC"/>
+              <w:right w:val="single" w:sz="4" w:space="0" w:color="CCCCCC"/>
+            </w:tcBorders>
+          </w:tcPr>
+          <w:p>
+            <w:pPr>
+              <w:spacing w:before="60" w:after="60" w:line="252" w:lineRule="auto"/>
+              <w:jc w:val="left"/>
+            </w:pPr>
+            <w:r/>
+            <w:r>
+              <w:t>BULL</w:t>
+            </w:r>
+          </w:p>
+        </w:tc>
+      </w:tr>
+      <w:tr>
+        <w:tc>
+          <w:tcPr>
+            <w:tcW w:type="dxa" w:w="1584"/>
+            <w:shd w:fill="FFFFFF"/>
+            <w:tcMar>
+              <w:top w:w="100" w:type="dxa"/>
+              <w:bottom w:w="100" w:type="dxa"/>
+              <w:left w:w="120" w:type="dxa"/>
+              <w:right w:w="120" w:type="dxa"/>
+            </w:tcMar>
+            <w:tcBorders>
+              <w:top w:val="single" w:sz="4" w:space="0" w:color="CCCCCC"/>
+              <w:bottom w:val="single" w:sz="4" w:space="0" w:color="CCCCCC"/>
+              <w:left w:val="single" w:sz="4" w:space="0" w:color="CCCCCC"/>
+              <w:right w:val="single" w:sz="4" w:space="0" w:color="CCCCCC"/>
+            </w:tcBorders>
+          </w:tcPr>
+          <w:p>
+            <w:pPr>
+              <w:spacing w:before="60" w:after="60" w:line="252" w:lineRule="auto"/>
+              <w:jc w:val="left"/>
+            </w:pPr>
+            <w:r/>
+            <w:r>
+              <w:rPr>
+                <w:b/>
+              </w:rPr>
+              <w:t>Wed 02/09</w:t>
+            </w:r>
+          </w:p>
+        </w:tc>
+        <w:tc>
+          <w:tcPr>
+            <w:tcW w:type="dxa" w:w="864"/>
+            <w:shd w:fill="FFFFFF"/>
+            <w:tcMar>
+              <w:top w:w="100" w:type="dxa"/>
+              <w:bottom w:w="100" w:type="dxa"/>
+              <w:left w:w="120" w:type="dxa"/>
+              <w:right w:w="120" w:type="dxa"/>
+            </w:tcMar>
+            <w:tcBorders>
+              <w:top w:val="single" w:sz="4" w:space="0" w:color="CCCCCC"/>
+              <w:bottom w:val="single" w:sz="4" w:space="0" w:color="CCCCCC"/>
+              <w:left w:val="single" w:sz="4" w:space="0" w:color="CCCCCC"/>
+              <w:right w:val="single" w:sz="4" w:space="0" w:color="CCCCCC"/>
+            </w:tcBorders>
+          </w:tcPr>
+          <w:p>
+            <w:pPr>
+              <w:spacing w:before="60" w:after="60" w:line="252" w:lineRule="auto"/>
+              <w:jc w:val="left"/>
+            </w:pPr>
+            <w:r/>
+            <w:r>
+              <w:t>Pre-NY 19-21</w:t>
+            </w:r>
+          </w:p>
+        </w:tc>
+        <w:tc>
+          <w:tcPr>
+            <w:tcW w:type="dxa" w:w="1440"/>
+            <w:shd w:fill="FFFFFF"/>
+            <w:tcMar>
+              <w:top w:w="100" w:type="dxa"/>
+              <w:bottom w:w="100" w:type="dxa"/>
+              <w:left w:w="120" w:type="dxa"/>
+              <w:right w:w="120" w:type="dxa"/>
+            </w:tcMar>
+            <w:tcBorders>
+              <w:top w:val="single" w:sz="4" w:space="0" w:color="CCCCCC"/>
+              <w:bottom w:val="single" w:sz="4" w:space="0" w:color="CCCCCC"/>
+              <w:left w:val="single" w:sz="4" w:space="0" w:color="CCCCCC"/>
+              <w:right w:val="single" w:sz="4" w:space="0" w:color="CCCCCC"/>
+            </w:tcBorders>
+          </w:tcPr>
+          <w:p>
+            <w:pPr>
+              <w:spacing w:before="60" w:after="60" w:line="252" w:lineRule="auto"/>
+              <w:jc w:val="left"/>
+            </w:pPr>
+            <w:r/>
+            <w:r>
+              <w:t>758.00</w:t>
+            </w:r>
+          </w:p>
+        </w:tc>
+        <w:tc>
+          <w:tcPr>
+            <w:tcW w:type="dxa" w:w="2016"/>
+            <w:shd w:fill="FFFFFF"/>
+            <w:tcMar>
+              <w:top w:w="100" w:type="dxa"/>
+              <w:bottom w:w="100" w:type="dxa"/>
+              <w:left w:w="120" w:type="dxa"/>
+              <w:right w:w="120" w:type="dxa"/>
+            </w:tcMar>
+            <w:tcBorders>
+              <w:top w:val="single" w:sz="4" w:space="0" w:color="CCCCCC"/>
+              <w:bottom w:val="single" w:sz="4" w:space="0" w:color="CCCCCC"/>
+              <w:left w:val="single" w:sz="4" w:space="0" w:color="CCCCCC"/>
+              <w:right w:val="single" w:sz="4" w:space="0" w:color="CCCCCC"/>
+            </w:tcBorders>
+          </w:tcPr>
+          <w:p>
+            <w:pPr>
+              <w:spacing w:before="60" w:after="60" w:line="252" w:lineRule="auto"/>
+              <w:jc w:val="left"/>
+            </w:pPr>
+            <w:r/>
+            <w:r>
+              <w:t>767.25</w:t>
+            </w:r>
+          </w:p>
+        </w:tc>
+        <w:tc>
+          <w:tcPr>
+            <w:tcW w:type="dxa" w:w="1152"/>
+            <w:shd w:fill="FFFFFF"/>
+            <w:tcMar>
+              <w:top w:w="100" w:type="dxa"/>
+              <w:bottom w:w="100" w:type="dxa"/>
+              <w:left w:w="120" w:type="dxa"/>
+              <w:right w:w="120" w:type="dxa"/>
+            </w:tcMar>
+            <w:tcBorders>
+              <w:top w:val="single" w:sz="4" w:space="0" w:color="CCCCCC"/>
+              <w:bottom w:val="single" w:sz="4" w:space="0" w:color="CCCCCC"/>
+              <w:left w:val="single" w:sz="4" w:space="0" w:color="CCCCCC"/>
+              <w:right w:val="single" w:sz="4" w:space="0" w:color="CCCCCC"/>
+            </w:tcBorders>
+          </w:tcPr>
+          <w:p>
+            <w:pPr>
+              <w:spacing w:before="60" w:after="60" w:line="252" w:lineRule="auto"/>
+              <w:jc w:val="left"/>
+            </w:pPr>
+            <w:r/>
+            <w:r>
+              <w:t>747.25</w:t>
+            </w:r>
+          </w:p>
+        </w:tc>
+        <w:tc>
+          <w:tcPr>
+            <w:tcW w:type="dxa" w:w="1728"/>
+            <w:shd w:fill="FFFFFF"/>
+            <w:tcMar>
+              <w:top w:w="100" w:type="dxa"/>
+              <w:bottom w:w="100" w:type="dxa"/>
+              <w:left w:w="120" w:type="dxa"/>
+              <w:right w:w="120" w:type="dxa"/>
+            </w:tcMar>
+            <w:tcBorders>
+              <w:top w:val="single" w:sz="4" w:space="0" w:color="CCCCCC"/>
+              <w:bottom w:val="single" w:sz="4" w:space="0" w:color="CCCCCC"/>
+              <w:left w:val="single" w:sz="4" w:space="0" w:color="CCCCCC"/>
+              <w:right w:val="single" w:sz="4" w:space="0" w:color="CCCCCC"/>
+            </w:tcBorders>
+          </w:tcPr>
+          <w:p>
+            <w:pPr>
+              <w:spacing w:before="60" w:after="60" w:line="252" w:lineRule="auto"/>
+              <w:jc w:val="left"/>
+            </w:pPr>
+            <w:r/>
+            <w:r>
+              <w:rPr>
+                <w:b/>
+              </w:rPr>
+              <w:t>758.50</w:t>
+            </w:r>
+          </w:p>
+        </w:tc>
+        <w:tc>
+          <w:tcPr>
+            <w:tcW w:type="dxa" w:w="3456"/>
+            <w:shd w:fill="FFFFFF"/>
+            <w:tcMar>
+              <w:top w:w="100" w:type="dxa"/>
+              <w:bottom w:w="100" w:type="dxa"/>
+              <w:left w:w="120" w:type="dxa"/>
+              <w:right w:w="120" w:type="dxa"/>
+            </w:tcMar>
+            <w:tcBorders>
+              <w:top w:val="single" w:sz="4" w:space="0" w:color="CCCCCC"/>
+              <w:bottom w:val="single" w:sz="4" w:space="0" w:color="CCCCCC"/>
+              <w:left w:val="single" w:sz="4" w:space="0" w:color="CCCCCC"/>
+              <w:right w:val="single" w:sz="4" w:space="0" w:color="CCCCCC"/>
+            </w:tcBorders>
+          </w:tcPr>
+          <w:p>
+            <w:pPr>
+              <w:spacing w:before="60" w:after="60" w:line="252" w:lineRule="auto"/>
+              <w:jc w:val="left"/>
+            </w:pPr>
+            <w:r/>
+            <w:r>
+              <w:rPr>
+                <w:b/>
+              </w:rPr>
+              <w:t>+0.50</w:t>
+            </w:r>
+          </w:p>
+        </w:tc>
+        <w:tc>
+          <w:tcPr>
+            <w:tcW w:type="dxa" w:w="1440"/>
+            <w:shd w:fill="FFFFFF"/>
+            <w:tcMar>
+              <w:top w:w="100" w:type="dxa"/>
+              <w:bottom w:w="100" w:type="dxa"/>
+              <w:left w:w="120" w:type="dxa"/>
+              <w:right w:w="120" w:type="dxa"/>
+            </w:tcMar>
+            <w:tcBorders>
+              <w:top w:val="single" w:sz="4" w:space="0" w:color="CCCCCC"/>
+              <w:bottom w:val="single" w:sz="4" w:space="0" w:color="CCCCCC"/>
+              <w:left w:val="single" w:sz="4" w:space="0" w:color="CCCCCC"/>
+              <w:right w:val="single" w:sz="4" w:space="0" w:color="CCCCCC"/>
+            </w:tcBorders>
+          </w:tcPr>
+          <w:p>
+            <w:pPr>
+              <w:spacing w:before="60" w:after="60" w:line="252" w:lineRule="auto"/>
+              <w:jc w:val="left"/>
+            </w:pPr>
+            <w:r/>
+            <w:r>
+              <w:t>BULL</w:t>
+            </w:r>
+          </w:p>
+        </w:tc>
+      </w:tr>
+      <w:tr>
+        <w:tc>
+          <w:tcPr>
+            <w:tcW w:type="dxa" w:w="1584"/>
+            <w:shd w:fill="F8FAFC"/>
+            <w:tcMar>
+              <w:top w:w="100" w:type="dxa"/>
+              <w:bottom w:w="100" w:type="dxa"/>
+              <w:left w:w="120" w:type="dxa"/>
+              <w:right w:w="120" w:type="dxa"/>
+            </w:tcMar>
+            <w:tcBorders>
+              <w:top w:val="single" w:sz="4" w:space="0" w:color="CCCCCC"/>
+              <w:bottom w:val="single" w:sz="4" w:space="0" w:color="CCCCCC"/>
+              <w:left w:val="single" w:sz="4" w:space="0" w:color="CCCCCC"/>
+              <w:right w:val="single" w:sz="4" w:space="0" w:color="CCCCCC"/>
+            </w:tcBorders>
+          </w:tcPr>
+          <w:p>
+            <w:pPr>
+              <w:spacing w:before="60" w:after="60" w:line="252" w:lineRule="auto"/>
+              <w:jc w:val="left"/>
+            </w:pPr>
+            <w:r/>
+            <w:r>
+              <w:rPr>
+                <w:b/>
+              </w:rPr>
+              <w:t>Wed 02/09</w:t>
+            </w:r>
+          </w:p>
+        </w:tc>
+        <w:tc>
+          <w:tcPr>
+            <w:tcW w:type="dxa" w:w="864"/>
+            <w:shd w:fill="F8FAFC"/>
+            <w:tcMar>
+              <w:top w:w="100" w:type="dxa"/>
+              <w:bottom w:w="100" w:type="dxa"/>
+              <w:left w:w="120" w:type="dxa"/>
+              <w:right w:w="120" w:type="dxa"/>
+            </w:tcMar>
+            <w:tcBorders>
+              <w:top w:val="single" w:sz="4" w:space="0" w:color="CCCCCC"/>
+              <w:bottom w:val="single" w:sz="4" w:space="0" w:color="CCCCCC"/>
+              <w:left w:val="single" w:sz="4" w:space="0" w:color="CCCCCC"/>
+              <w:right w:val="single" w:sz="4" w:space="0" w:color="CCCCCC"/>
+            </w:tcBorders>
+          </w:tcPr>
+          <w:p>
+            <w:pPr>
+              <w:spacing w:before="60" w:after="60" w:line="252" w:lineRule="auto"/>
+              <w:jc w:val="left"/>
+            </w:pPr>
+            <w:r/>
+            <w:r>
+              <w:t>NY Open 21-23</w:t>
+            </w:r>
+          </w:p>
+        </w:tc>
+        <w:tc>
+          <w:tcPr>
+            <w:tcW w:type="dxa" w:w="1440"/>
+            <w:shd w:fill="F8FAFC"/>
+            <w:tcMar>
+              <w:top w:w="100" w:type="dxa"/>
+              <w:bottom w:w="100" w:type="dxa"/>
+              <w:left w:w="120" w:type="dxa"/>
+              <w:right w:w="120" w:type="dxa"/>
+            </w:tcMar>
+            <w:tcBorders>
+              <w:top w:val="single" w:sz="4" w:space="0" w:color="CCCCCC"/>
+              <w:bottom w:val="single" w:sz="4" w:space="0" w:color="CCCCCC"/>
+              <w:left w:val="single" w:sz="4" w:space="0" w:color="CCCCCC"/>
+              <w:right w:val="single" w:sz="4" w:space="0" w:color="CCCCCC"/>
+            </w:tcBorders>
+          </w:tcPr>
+          <w:p>
+            <w:pPr>
+              <w:spacing w:before="60" w:after="60" w:line="252" w:lineRule="auto"/>
+              <w:jc w:val="left"/>
+            </w:pPr>
+            <w:r/>
+            <w:r>
+              <w:t>758.50</w:t>
+            </w:r>
+          </w:p>
+        </w:tc>
+        <w:tc>
+          <w:tcPr>
+            <w:tcW w:type="dxa" w:w="2016"/>
+            <w:shd w:fill="F8FAFC"/>
+            <w:tcMar>
+              <w:top w:w="100" w:type="dxa"/>
+              <w:bottom w:w="100" w:type="dxa"/>
+              <w:left w:w="120" w:type="dxa"/>
+              <w:right w:w="120" w:type="dxa"/>
+            </w:tcMar>
+            <w:tcBorders>
+              <w:top w:val="single" w:sz="4" w:space="0" w:color="CCCCCC"/>
+              <w:bottom w:val="single" w:sz="4" w:space="0" w:color="CCCCCC"/>
+              <w:left w:val="single" w:sz="4" w:space="0" w:color="CCCCCC"/>
+              <w:right w:val="single" w:sz="4" w:space="0" w:color="CCCCCC"/>
+            </w:tcBorders>
+          </w:tcPr>
+          <w:p>
+            <w:pPr>
+              <w:spacing w:before="60" w:after="60" w:line="252" w:lineRule="auto"/>
+              <w:jc w:val="left"/>
+            </w:pPr>
+            <w:r/>
+            <w:r>
+              <w:t>770.75</w:t>
+            </w:r>
+          </w:p>
+        </w:tc>
+        <w:tc>
+          <w:tcPr>
+            <w:tcW w:type="dxa" w:w="1152"/>
+            <w:shd w:fill="F8FAFC"/>
+            <w:tcMar>
+              <w:top w:w="100" w:type="dxa"/>
+              <w:bottom w:w="100" w:type="dxa"/>
+              <w:left w:w="120" w:type="dxa"/>
+              <w:right w:w="120" w:type="dxa"/>
+            </w:tcMar>
+            <w:tcBorders>
+              <w:top w:val="single" w:sz="4" w:space="0" w:color="CCCCCC"/>
+              <w:bottom w:val="single" w:sz="4" w:space="0" w:color="CCCCCC"/>
+              <w:left w:val="single" w:sz="4" w:space="0" w:color="CCCCCC"/>
+              <w:right w:val="single" w:sz="4" w:space="0" w:color="CCCCCC"/>
+            </w:tcBorders>
+          </w:tcPr>
+          <w:p>
+            <w:pPr>
+              <w:spacing w:before="60" w:after="60" w:line="252" w:lineRule="auto"/>
+              <w:jc w:val="left"/>
+            </w:pPr>
+            <w:r/>
+            <w:r>
+              <w:t>744.25</w:t>
+            </w:r>
+          </w:p>
+        </w:tc>
+        <w:tc>
+          <w:tcPr>
+            <w:tcW w:type="dxa" w:w="1728"/>
+            <w:shd w:fill="F8FAFC"/>
+            <w:tcMar>
+              <w:top w:w="100" w:type="dxa"/>
+              <w:bottom w:w="100" w:type="dxa"/>
+              <w:left w:w="120" w:type="dxa"/>
+              <w:right w:w="120" w:type="dxa"/>
+            </w:tcMar>
+            <w:tcBorders>
+              <w:top w:val="single" w:sz="4" w:space="0" w:color="CCCCCC"/>
+              <w:bottom w:val="single" w:sz="4" w:space="0" w:color="CCCCCC"/>
+              <w:left w:val="single" w:sz="4" w:space="0" w:color="CCCCCC"/>
+              <w:right w:val="single" w:sz="4" w:space="0" w:color="CCCCCC"/>
+            </w:tcBorders>
+          </w:tcPr>
+          <w:p>
+            <w:pPr>
+              <w:spacing w:before="60" w:after="60" w:line="252" w:lineRule="auto"/>
+              <w:jc w:val="left"/>
+            </w:pPr>
+            <w:r/>
+            <w:r>
+              <w:rPr>
+                <w:b/>
+              </w:rPr>
+              <w:t>757.00</w:t>
+            </w:r>
+          </w:p>
+        </w:tc>
+        <w:tc>
+          <w:tcPr>
+            <w:tcW w:type="dxa" w:w="3456"/>
+            <w:shd w:fill="F8FAFC"/>
+            <w:tcMar>
+              <w:top w:w="100" w:type="dxa"/>
+              <w:bottom w:w="100" w:type="dxa"/>
+              <w:left w:w="120" w:type="dxa"/>
+              <w:right w:w="120" w:type="dxa"/>
+            </w:tcMar>
+            <w:tcBorders>
+              <w:top w:val="single" w:sz="4" w:space="0" w:color="CCCCCC"/>
+              <w:bottom w:val="single" w:sz="4" w:space="0" w:color="CCCCCC"/>
+              <w:left w:val="single" w:sz="4" w:space="0" w:color="CCCCCC"/>
+              <w:right w:val="single" w:sz="4" w:space="0" w:color="CCCCCC"/>
+            </w:tcBorders>
+          </w:tcPr>
+          <w:p>
+            <w:pPr>
+              <w:spacing w:before="60" w:after="60" w:line="252" w:lineRule="auto"/>
+              <w:jc w:val="left"/>
+            </w:pPr>
+            <w:r/>
+            <w:r>
+              <w:rPr>
+                <w:b/>
+              </w:rPr>
+              <w:t>-1.50</w:t>
+            </w:r>
+          </w:p>
+        </w:tc>
+        <w:tc>
+          <w:tcPr>
+            <w:tcW w:type="dxa" w:w="1440"/>
+            <w:shd w:fill="F8FAFC"/>
+            <w:tcMar>
+              <w:top w:w="100" w:type="dxa"/>
+              <w:bottom w:w="100" w:type="dxa"/>
+              <w:left w:w="120" w:type="dxa"/>
+              <w:right w:w="120" w:type="dxa"/>
+            </w:tcMar>
+            <w:tcBorders>
+              <w:top w:val="single" w:sz="4" w:space="0" w:color="CCCCCC"/>
+              <w:bottom w:val="single" w:sz="4" w:space="0" w:color="CCCCCC"/>
+              <w:left w:val="single" w:sz="4" w:space="0" w:color="CCCCCC"/>
+              <w:right w:val="single" w:sz="4" w:space="0" w:color="CCCCCC"/>
+            </w:tcBorders>
+          </w:tcPr>
+          <w:p>
+            <w:pPr>
+              <w:spacing w:before="60" w:after="60" w:line="252" w:lineRule="auto"/>
+              <w:jc w:val="left"/>
+            </w:pPr>
+            <w:r/>
+            <w:r>
+              <w:t>BEAR</w:t>
+            </w:r>
+          </w:p>
+        </w:tc>
+      </w:tr>
+      <w:tr>
+        <w:tc>
+          <w:tcPr>
+            <w:tcW w:type="dxa" w:w="1584"/>
+            <w:shd w:fill="FFFFFF"/>
+            <w:tcMar>
+              <w:top w:w="100" w:type="dxa"/>
+              <w:bottom w:w="100" w:type="dxa"/>
+              <w:left w:w="120" w:type="dxa"/>
+              <w:right w:w="120" w:type="dxa"/>
+            </w:tcMar>
+            <w:tcBorders>
+              <w:top w:val="single" w:sz="4" w:space="0" w:color="CCCCCC"/>
+              <w:bottom w:val="single" w:sz="4" w:space="0" w:color="CCCCCC"/>
+              <w:left w:val="single" w:sz="4" w:space="0" w:color="CCCCCC"/>
+              <w:right w:val="single" w:sz="4" w:space="0" w:color="CCCCCC"/>
+            </w:tcBorders>
+          </w:tcPr>
+          <w:p>
+            <w:pPr>
+              <w:spacing w:before="60" w:after="60" w:line="252" w:lineRule="auto"/>
+              <w:jc w:val="left"/>
+            </w:pPr>
+            <w:r/>
+            <w:r>
+              <w:rPr>
+                <w:b/>
+              </w:rPr>
+              <w:t>Wed 02/09</w:t>
+            </w:r>
+          </w:p>
+        </w:tc>
+        <w:tc>
+          <w:tcPr>
+            <w:tcW w:type="dxa" w:w="864"/>
+            <w:shd w:fill="FFFFFF"/>
+            <w:tcMar>
+              <w:top w:w="100" w:type="dxa"/>
+              <w:bottom w:w="100" w:type="dxa"/>
+              <w:left w:w="120" w:type="dxa"/>
+              <w:right w:w="120" w:type="dxa"/>
+            </w:tcMar>
+            <w:tcBorders>
+              <w:top w:val="single" w:sz="4" w:space="0" w:color="CCCCCC"/>
+              <w:bottom w:val="single" w:sz="4" w:space="0" w:color="CCCCCC"/>
+              <w:left w:val="single" w:sz="4" w:space="0" w:color="CCCCCC"/>
+              <w:right w:val="single" w:sz="4" w:space="0" w:color="CCCCCC"/>
+            </w:tcBorders>
+          </w:tcPr>
+          <w:p>
+            <w:pPr>
+              <w:spacing w:before="60" w:after="60" w:line="252" w:lineRule="auto"/>
+              <w:jc w:val="left"/>
+            </w:pPr>
+            <w:r/>
+            <w:r>
+              <w:t>NY Close 23-01</w:t>
+            </w:r>
+          </w:p>
+        </w:tc>
+        <w:tc>
+          <w:tcPr>
+            <w:tcW w:type="dxa" w:w="1440"/>
+            <w:shd w:fill="FFFFFF"/>
+            <w:tcMar>
+              <w:top w:w="100" w:type="dxa"/>
+              <w:bottom w:w="100" w:type="dxa"/>
+              <w:left w:w="120" w:type="dxa"/>
+              <w:right w:w="120" w:type="dxa"/>
+            </w:tcMar>
+            <w:tcBorders>
+              <w:top w:val="single" w:sz="4" w:space="0" w:color="CCCCCC"/>
+              <w:bottom w:val="single" w:sz="4" w:space="0" w:color="CCCCCC"/>
+              <w:left w:val="single" w:sz="4" w:space="0" w:color="CCCCCC"/>
+              <w:right w:val="single" w:sz="4" w:space="0" w:color="CCCCCC"/>
+            </w:tcBorders>
+          </w:tcPr>
+          <w:p>
+            <w:pPr>
+              <w:spacing w:before="60" w:after="60" w:line="252" w:lineRule="auto"/>
+              <w:jc w:val="left"/>
+            </w:pPr>
+            <w:r/>
+            <w:r>
+              <w:t>757.00</w:t>
+            </w:r>
+          </w:p>
+        </w:tc>
+        <w:tc>
+          <w:tcPr>
+            <w:tcW w:type="dxa" w:w="2016"/>
+            <w:shd w:fill="FFFFFF"/>
+            <w:tcMar>
+              <w:top w:w="100" w:type="dxa"/>
+              <w:bottom w:w="100" w:type="dxa"/>
+              <w:left w:w="120" w:type="dxa"/>
+              <w:right w:w="120" w:type="dxa"/>
+            </w:tcMar>
+            <w:tcBorders>
+              <w:top w:val="single" w:sz="4" w:space="0" w:color="CCCCCC"/>
+              <w:bottom w:val="single" w:sz="4" w:space="0" w:color="CCCCCC"/>
+              <w:left w:val="single" w:sz="4" w:space="0" w:color="CCCCCC"/>
+              <w:right w:val="single" w:sz="4" w:space="0" w:color="CCCCCC"/>
+            </w:tcBorders>
+          </w:tcPr>
+          <w:p>
+            <w:pPr>
+              <w:spacing w:before="60" w:after="60" w:line="252" w:lineRule="auto"/>
+              <w:jc w:val="left"/>
+            </w:pPr>
+            <w:r/>
+            <w:r>
+              <w:t>764.00</w:t>
+            </w:r>
+          </w:p>
+        </w:tc>
+        <w:tc>
+          <w:tcPr>
+            <w:tcW w:type="dxa" w:w="1152"/>
+            <w:shd w:fill="FFFFFF"/>
+            <w:tcMar>
+              <w:top w:w="100" w:type="dxa"/>
+              <w:bottom w:w="100" w:type="dxa"/>
+              <w:left w:w="120" w:type="dxa"/>
+              <w:right w:w="120" w:type="dxa"/>
+            </w:tcMar>
+            <w:tcBorders>
+              <w:top w:val="single" w:sz="4" w:space="0" w:color="CCCCCC"/>
+              <w:bottom w:val="single" w:sz="4" w:space="0" w:color="CCCCCC"/>
+              <w:left w:val="single" w:sz="4" w:space="0" w:color="CCCCCC"/>
+              <w:right w:val="single" w:sz="4" w:space="0" w:color="CCCCCC"/>
+            </w:tcBorders>
+          </w:tcPr>
+          <w:p>
+            <w:pPr>
+              <w:spacing w:before="60" w:after="60" w:line="252" w:lineRule="auto"/>
+              <w:jc w:val="left"/>
+            </w:pPr>
+            <w:r/>
+            <w:r>
+              <w:t>747.50</w:t>
+            </w:r>
+          </w:p>
+        </w:tc>
+        <w:tc>
+          <w:tcPr>
+            <w:tcW w:type="dxa" w:w="1728"/>
+            <w:shd w:fill="FFFFFF"/>
             <w:tcMar>
               <w:top w:w="100" w:type="dxa"/>
               <w:bottom w:w="100" w:type="dxa"/>
@@ -27272,7 +28437,7 @@
         <w:tc>
           <w:tcPr>
             <w:tcW w:type="dxa" w:w="3456"/>
-            <w:shd w:fill="F8FAFC"/>
+            <w:shd w:fill="FFFFFF"/>
             <w:tcMar>
               <w:top w:w="100" w:type="dxa"/>
               <w:bottom w:w="100" w:type="dxa"/>
@@ -27303,7 +28468,7 @@
         <w:tc>
           <w:tcPr>
             <w:tcW w:type="dxa" w:w="1440"/>
-            <w:shd w:fill="F8FAFC"/>
+            <w:shd w:fill="FFFFFF"/>
             <w:tcMar>
               <w:top w:w="100" w:type="dxa"/>
               <w:bottom w:w="100" w:type="dxa"/>
@@ -27333,7 +28498,7 @@
         <w:tc>
           <w:tcPr>
             <w:tcW w:type="dxa" w:w="1584"/>
-            <w:shd w:fill="FFFFFF"/>
+            <w:shd w:fill="F8FAFC"/>
             <w:tcMar>
               <w:top w:w="100" w:type="dxa"/>
               <w:bottom w:w="100" w:type="dxa"/>
@@ -27357,42 +28522,42 @@
               <w:rPr>
                 <w:b/>
               </w:rPr>
-              <w:t>Wed 02/09</w:t>
+              <w:t>Thu 03/09</w:t>
             </w:r>
           </w:p>
         </w:tc>
         <w:tc>
           <w:tcPr>
             <w:tcW w:type="dxa" w:w="864"/>
-            <w:shd w:fill="FFFFFF"/>
-            <w:tcMar>
-              <w:top w:w="100" w:type="dxa"/>
-              <w:bottom w:w="100" w:type="dxa"/>
-              <w:left w:w="120" w:type="dxa"/>
-              <w:right w:w="120" w:type="dxa"/>
-            </w:tcMar>
-            <w:tcBorders>
-              <w:top w:val="single" w:sz="4" w:space="0" w:color="CCCCCC"/>
-              <w:bottom w:val="single" w:sz="4" w:space="0" w:color="CCCCCC"/>
-              <w:left w:val="single" w:sz="4" w:space="0" w:color="CCCCCC"/>
-              <w:right w:val="single" w:sz="4" w:space="0" w:color="CCCCCC"/>
-            </w:tcBorders>
-          </w:tcPr>
-          <w:p>
-            <w:pPr>
-              <w:spacing w:before="60" w:after="60" w:line="252" w:lineRule="auto"/>
-              <w:jc w:val="left"/>
-            </w:pPr>
-            <w:r/>
-            <w:r>
-              <w:t>Asia 11-15</w:t>
+            <w:shd w:fill="F8FAFC"/>
+            <w:tcMar>
+              <w:top w:w="100" w:type="dxa"/>
+              <w:bottom w:w="100" w:type="dxa"/>
+              <w:left w:w="120" w:type="dxa"/>
+              <w:right w:w="120" w:type="dxa"/>
+            </w:tcMar>
+            <w:tcBorders>
+              <w:top w:val="single" w:sz="4" w:space="0" w:color="CCCCCC"/>
+              <w:bottom w:val="single" w:sz="4" w:space="0" w:color="CCCCCC"/>
+              <w:left w:val="single" w:sz="4" w:space="0" w:color="CCCCCC"/>
+              <w:right w:val="single" w:sz="4" w:space="0" w:color="CCCCCC"/>
+            </w:tcBorders>
+          </w:tcPr>
+          <w:p>
+            <w:pPr>
+              <w:spacing w:before="60" w:after="60" w:line="252" w:lineRule="auto"/>
+              <w:jc w:val="left"/>
+            </w:pPr>
+            <w:r/>
+            <w:r>
+              <w:t>Asia 07-11</w:t>
             </w:r>
           </w:p>
         </w:tc>
         <w:tc>
           <w:tcPr>
             <w:tcW w:type="dxa" w:w="1440"/>
-            <w:shd w:fill="FFFFFF"/>
+            <w:shd w:fill="F8FAFC"/>
             <w:tcMar>
               <w:top w:w="100" w:type="dxa"/>
               <w:bottom w:w="100" w:type="dxa"/>
@@ -27420,63 +28585,63 @@
         <w:tc>
           <w:tcPr>
             <w:tcW w:type="dxa" w:w="2016"/>
-            <w:shd w:fill="FFFFFF"/>
-            <w:tcMar>
-              <w:top w:w="100" w:type="dxa"/>
-              <w:bottom w:w="100" w:type="dxa"/>
-              <w:left w:w="120" w:type="dxa"/>
-              <w:right w:w="120" w:type="dxa"/>
-            </w:tcMar>
-            <w:tcBorders>
-              <w:top w:val="single" w:sz="4" w:space="0" w:color="CCCCCC"/>
-              <w:bottom w:val="single" w:sz="4" w:space="0" w:color="CCCCCC"/>
-              <w:left w:val="single" w:sz="4" w:space="0" w:color="CCCCCC"/>
-              <w:right w:val="single" w:sz="4" w:space="0" w:color="CCCCCC"/>
-            </w:tcBorders>
-          </w:tcPr>
-          <w:p>
-            <w:pPr>
-              <w:spacing w:before="60" w:after="60" w:line="252" w:lineRule="auto"/>
-              <w:jc w:val="left"/>
-            </w:pPr>
-            <w:r/>
-            <w:r>
-              <w:t>764.50</w:t>
+            <w:shd w:fill="F8FAFC"/>
+            <w:tcMar>
+              <w:top w:w="100" w:type="dxa"/>
+              <w:bottom w:w="100" w:type="dxa"/>
+              <w:left w:w="120" w:type="dxa"/>
+              <w:right w:w="120" w:type="dxa"/>
+            </w:tcMar>
+            <w:tcBorders>
+              <w:top w:val="single" w:sz="4" w:space="0" w:color="CCCCCC"/>
+              <w:bottom w:val="single" w:sz="4" w:space="0" w:color="CCCCCC"/>
+              <w:left w:val="single" w:sz="4" w:space="0" w:color="CCCCCC"/>
+              <w:right w:val="single" w:sz="4" w:space="0" w:color="CCCCCC"/>
+            </w:tcBorders>
+          </w:tcPr>
+          <w:p>
+            <w:pPr>
+              <w:spacing w:before="60" w:after="60" w:line="252" w:lineRule="auto"/>
+              <w:jc w:val="left"/>
+            </w:pPr>
+            <w:r/>
+            <w:r>
+              <w:t>768.00</w:t>
             </w:r>
           </w:p>
         </w:tc>
         <w:tc>
           <w:tcPr>
             <w:tcW w:type="dxa" w:w="1152"/>
-            <w:shd w:fill="FFFFFF"/>
-            <w:tcMar>
-              <w:top w:w="100" w:type="dxa"/>
-              <w:bottom w:w="100" w:type="dxa"/>
-              <w:left w:w="120" w:type="dxa"/>
-              <w:right w:w="120" w:type="dxa"/>
-            </w:tcMar>
-            <w:tcBorders>
-              <w:top w:val="single" w:sz="4" w:space="0" w:color="CCCCCC"/>
-              <w:bottom w:val="single" w:sz="4" w:space="0" w:color="CCCCCC"/>
-              <w:left w:val="single" w:sz="4" w:space="0" w:color="CCCCCC"/>
-              <w:right w:val="single" w:sz="4" w:space="0" w:color="CCCCCC"/>
-            </w:tcBorders>
-          </w:tcPr>
-          <w:p>
-            <w:pPr>
-              <w:spacing w:before="60" w:after="60" w:line="252" w:lineRule="auto"/>
-              <w:jc w:val="left"/>
-            </w:pPr>
-            <w:r/>
-            <w:r>
-              <w:t>751.50</w:t>
+            <w:shd w:fill="F8FAFC"/>
+            <w:tcMar>
+              <w:top w:w="100" w:type="dxa"/>
+              <w:bottom w:w="100" w:type="dxa"/>
+              <w:left w:w="120" w:type="dxa"/>
+              <w:right w:w="120" w:type="dxa"/>
+            </w:tcMar>
+            <w:tcBorders>
+              <w:top w:val="single" w:sz="4" w:space="0" w:color="CCCCCC"/>
+              <w:bottom w:val="single" w:sz="4" w:space="0" w:color="CCCCCC"/>
+              <w:left w:val="single" w:sz="4" w:space="0" w:color="CCCCCC"/>
+              <w:right w:val="single" w:sz="4" w:space="0" w:color="CCCCCC"/>
+            </w:tcBorders>
+          </w:tcPr>
+          <w:p>
+            <w:pPr>
+              <w:spacing w:before="60" w:after="60" w:line="252" w:lineRule="auto"/>
+              <w:jc w:val="left"/>
+            </w:pPr>
+            <w:r/>
+            <w:r>
+              <w:t>750.25</w:t>
             </w:r>
           </w:p>
         </w:tc>
         <w:tc>
           <w:tcPr>
             <w:tcW w:type="dxa" w:w="1728"/>
-            <w:shd w:fill="FFFFFF"/>
+            <w:shd w:fill="F8FAFC"/>
             <w:tcMar>
               <w:top w:w="100" w:type="dxa"/>
               <w:bottom w:w="100" w:type="dxa"/>
@@ -27500,7 +28665,242 @@
               <w:rPr>
                 <w:b/>
               </w:rPr>
-              <w:t>756.75</w:t>
+              <w:t>757.25</w:t>
+            </w:r>
+          </w:p>
+        </w:tc>
+        <w:tc>
+          <w:tcPr>
+            <w:tcW w:type="dxa" w:w="3456"/>
+            <w:shd w:fill="F8FAFC"/>
+            <w:tcMar>
+              <w:top w:w="100" w:type="dxa"/>
+              <w:bottom w:w="100" w:type="dxa"/>
+              <w:left w:w="120" w:type="dxa"/>
+              <w:right w:w="120" w:type="dxa"/>
+            </w:tcMar>
+            <w:tcBorders>
+              <w:top w:val="single" w:sz="4" w:space="0" w:color="CCCCCC"/>
+              <w:bottom w:val="single" w:sz="4" w:space="0" w:color="CCCCCC"/>
+              <w:left w:val="single" w:sz="4" w:space="0" w:color="CCCCCC"/>
+              <w:right w:val="single" w:sz="4" w:space="0" w:color="CCCCCC"/>
+            </w:tcBorders>
+          </w:tcPr>
+          <w:p>
+            <w:pPr>
+              <w:spacing w:before="60" w:after="60" w:line="252" w:lineRule="auto"/>
+              <w:jc w:val="left"/>
+            </w:pPr>
+            <w:r/>
+            <w:r>
+              <w:rPr>
+                <w:b/>
+              </w:rPr>
+              <w:t>-0.25</w:t>
+            </w:r>
+          </w:p>
+        </w:tc>
+        <w:tc>
+          <w:tcPr>
+            <w:tcW w:type="dxa" w:w="1440"/>
+            <w:shd w:fill="F8FAFC"/>
+            <w:tcMar>
+              <w:top w:w="100" w:type="dxa"/>
+              <w:bottom w:w="100" w:type="dxa"/>
+              <w:left w:w="120" w:type="dxa"/>
+              <w:right w:w="120" w:type="dxa"/>
+            </w:tcMar>
+            <w:tcBorders>
+              <w:top w:val="single" w:sz="4" w:space="0" w:color="CCCCCC"/>
+              <w:bottom w:val="single" w:sz="4" w:space="0" w:color="CCCCCC"/>
+              <w:left w:val="single" w:sz="4" w:space="0" w:color="CCCCCC"/>
+              <w:right w:val="single" w:sz="4" w:space="0" w:color="CCCCCC"/>
+            </w:tcBorders>
+          </w:tcPr>
+          <w:p>
+            <w:pPr>
+              <w:spacing w:before="60" w:after="60" w:line="252" w:lineRule="auto"/>
+              <w:jc w:val="left"/>
+            </w:pPr>
+            <w:r/>
+            <w:r>
+              <w:t>BEAR</w:t>
+            </w:r>
+          </w:p>
+        </w:tc>
+      </w:tr>
+      <w:tr>
+        <w:tc>
+          <w:tcPr>
+            <w:tcW w:type="dxa" w:w="1584"/>
+            <w:shd w:fill="FFFFFF"/>
+            <w:tcMar>
+              <w:top w:w="100" w:type="dxa"/>
+              <w:bottom w:w="100" w:type="dxa"/>
+              <w:left w:w="120" w:type="dxa"/>
+              <w:right w:w="120" w:type="dxa"/>
+            </w:tcMar>
+            <w:tcBorders>
+              <w:top w:val="single" w:sz="4" w:space="0" w:color="CCCCCC"/>
+              <w:bottom w:val="single" w:sz="4" w:space="0" w:color="CCCCCC"/>
+              <w:left w:val="single" w:sz="4" w:space="0" w:color="CCCCCC"/>
+              <w:right w:val="single" w:sz="4" w:space="0" w:color="CCCCCC"/>
+            </w:tcBorders>
+          </w:tcPr>
+          <w:p>
+            <w:pPr>
+              <w:spacing w:before="60" w:after="60" w:line="252" w:lineRule="auto"/>
+              <w:jc w:val="left"/>
+            </w:pPr>
+            <w:r/>
+            <w:r>
+              <w:rPr>
+                <w:b/>
+              </w:rPr>
+              <w:t>Thu 03/09</w:t>
+            </w:r>
+          </w:p>
+        </w:tc>
+        <w:tc>
+          <w:tcPr>
+            <w:tcW w:type="dxa" w:w="864"/>
+            <w:shd w:fill="FFFFFF"/>
+            <w:tcMar>
+              <w:top w:w="100" w:type="dxa"/>
+              <w:bottom w:w="100" w:type="dxa"/>
+              <w:left w:w="120" w:type="dxa"/>
+              <w:right w:w="120" w:type="dxa"/>
+            </w:tcMar>
+            <w:tcBorders>
+              <w:top w:val="single" w:sz="4" w:space="0" w:color="CCCCCC"/>
+              <w:bottom w:val="single" w:sz="4" w:space="0" w:color="CCCCCC"/>
+              <w:left w:val="single" w:sz="4" w:space="0" w:color="CCCCCC"/>
+              <w:right w:val="single" w:sz="4" w:space="0" w:color="CCCCCC"/>
+            </w:tcBorders>
+          </w:tcPr>
+          <w:p>
+            <w:pPr>
+              <w:spacing w:before="60" w:after="60" w:line="252" w:lineRule="auto"/>
+              <w:jc w:val="left"/>
+            </w:pPr>
+            <w:r/>
+            <w:r>
+              <w:t>Asia 11-15</w:t>
+            </w:r>
+          </w:p>
+        </w:tc>
+        <w:tc>
+          <w:tcPr>
+            <w:tcW w:type="dxa" w:w="1440"/>
+            <w:shd w:fill="FFFFFF"/>
+            <w:tcMar>
+              <w:top w:w="100" w:type="dxa"/>
+              <w:bottom w:w="100" w:type="dxa"/>
+              <w:left w:w="120" w:type="dxa"/>
+              <w:right w:w="120" w:type="dxa"/>
+            </w:tcMar>
+            <w:tcBorders>
+              <w:top w:val="single" w:sz="4" w:space="0" w:color="CCCCCC"/>
+              <w:bottom w:val="single" w:sz="4" w:space="0" w:color="CCCCCC"/>
+              <w:left w:val="single" w:sz="4" w:space="0" w:color="CCCCCC"/>
+              <w:right w:val="single" w:sz="4" w:space="0" w:color="CCCCCC"/>
+            </w:tcBorders>
+          </w:tcPr>
+          <w:p>
+            <w:pPr>
+              <w:spacing w:before="60" w:after="60" w:line="252" w:lineRule="auto"/>
+              <w:jc w:val="left"/>
+            </w:pPr>
+            <w:r/>
+            <w:r>
+              <w:t>757.25</w:t>
+            </w:r>
+          </w:p>
+        </w:tc>
+        <w:tc>
+          <w:tcPr>
+            <w:tcW w:type="dxa" w:w="2016"/>
+            <w:shd w:fill="FFFFFF"/>
+            <w:tcMar>
+              <w:top w:w="100" w:type="dxa"/>
+              <w:bottom w:w="100" w:type="dxa"/>
+              <w:left w:w="120" w:type="dxa"/>
+              <w:right w:w="120" w:type="dxa"/>
+            </w:tcMar>
+            <w:tcBorders>
+              <w:top w:val="single" w:sz="4" w:space="0" w:color="CCCCCC"/>
+              <w:bottom w:val="single" w:sz="4" w:space="0" w:color="CCCCCC"/>
+              <w:left w:val="single" w:sz="4" w:space="0" w:color="CCCCCC"/>
+              <w:right w:val="single" w:sz="4" w:space="0" w:color="CCCCCC"/>
+            </w:tcBorders>
+          </w:tcPr>
+          <w:p>
+            <w:pPr>
+              <w:spacing w:before="60" w:after="60" w:line="252" w:lineRule="auto"/>
+              <w:jc w:val="left"/>
+            </w:pPr>
+            <w:r/>
+            <w:r>
+              <w:t>767.00</w:t>
+            </w:r>
+          </w:p>
+        </w:tc>
+        <w:tc>
+          <w:tcPr>
+            <w:tcW w:type="dxa" w:w="1152"/>
+            <w:shd w:fill="FFFFFF"/>
+            <w:tcMar>
+              <w:top w:w="100" w:type="dxa"/>
+              <w:bottom w:w="100" w:type="dxa"/>
+              <w:left w:w="120" w:type="dxa"/>
+              <w:right w:w="120" w:type="dxa"/>
+            </w:tcMar>
+            <w:tcBorders>
+              <w:top w:val="single" w:sz="4" w:space="0" w:color="CCCCCC"/>
+              <w:bottom w:val="single" w:sz="4" w:space="0" w:color="CCCCCC"/>
+              <w:left w:val="single" w:sz="4" w:space="0" w:color="CCCCCC"/>
+              <w:right w:val="single" w:sz="4" w:space="0" w:color="CCCCCC"/>
+            </w:tcBorders>
+          </w:tcPr>
+          <w:p>
+            <w:pPr>
+              <w:spacing w:before="60" w:after="60" w:line="252" w:lineRule="auto"/>
+              <w:jc w:val="left"/>
+            </w:pPr>
+            <w:r/>
+            <w:r>
+              <w:t>747.50</w:t>
+            </w:r>
+          </w:p>
+        </w:tc>
+        <w:tc>
+          <w:tcPr>
+            <w:tcW w:type="dxa" w:w="1728"/>
+            <w:shd w:fill="FFFFFF"/>
+            <w:tcMar>
+              <w:top w:w="100" w:type="dxa"/>
+              <w:bottom w:w="100" w:type="dxa"/>
+              <w:left w:w="120" w:type="dxa"/>
+              <w:right w:w="120" w:type="dxa"/>
+            </w:tcMar>
+            <w:tcBorders>
+              <w:top w:val="single" w:sz="4" w:space="0" w:color="CCCCCC"/>
+              <w:bottom w:val="single" w:sz="4" w:space="0" w:color="CCCCCC"/>
+              <w:left w:val="single" w:sz="4" w:space="0" w:color="CCCCCC"/>
+              <w:right w:val="single" w:sz="4" w:space="0" w:color="CCCCCC"/>
+            </w:tcBorders>
+          </w:tcPr>
+          <w:p>
+            <w:pPr>
+              <w:spacing w:before="60" w:after="60" w:line="252" w:lineRule="auto"/>
+              <w:jc w:val="left"/>
+            </w:pPr>
+            <w:r/>
+            <w:r>
+              <w:rPr>
+                <w:b/>
+              </w:rPr>
+              <w:t>757.75</w:t>
             </w:r>
           </w:p>
         </w:tc>
@@ -27508,6 +28908,1181 @@
           <w:tcPr>
             <w:tcW w:type="dxa" w:w="3456"/>
             <w:shd w:fill="FFFFFF"/>
+            <w:tcMar>
+              <w:top w:w="100" w:type="dxa"/>
+              <w:bottom w:w="100" w:type="dxa"/>
+              <w:left w:w="120" w:type="dxa"/>
+              <w:right w:w="120" w:type="dxa"/>
+            </w:tcMar>
+            <w:tcBorders>
+              <w:top w:val="single" w:sz="4" w:space="0" w:color="CCCCCC"/>
+              <w:bottom w:val="single" w:sz="4" w:space="0" w:color="CCCCCC"/>
+              <w:left w:val="single" w:sz="4" w:space="0" w:color="CCCCCC"/>
+              <w:right w:val="single" w:sz="4" w:space="0" w:color="CCCCCC"/>
+            </w:tcBorders>
+          </w:tcPr>
+          <w:p>
+            <w:pPr>
+              <w:spacing w:before="60" w:after="60" w:line="252" w:lineRule="auto"/>
+              <w:jc w:val="left"/>
+            </w:pPr>
+            <w:r/>
+            <w:r>
+              <w:rPr>
+                <w:b/>
+              </w:rPr>
+              <w:t>+0.50</w:t>
+            </w:r>
+          </w:p>
+        </w:tc>
+        <w:tc>
+          <w:tcPr>
+            <w:tcW w:type="dxa" w:w="1440"/>
+            <w:shd w:fill="FFFFFF"/>
+            <w:tcMar>
+              <w:top w:w="100" w:type="dxa"/>
+              <w:bottom w:w="100" w:type="dxa"/>
+              <w:left w:w="120" w:type="dxa"/>
+              <w:right w:w="120" w:type="dxa"/>
+            </w:tcMar>
+            <w:tcBorders>
+              <w:top w:val="single" w:sz="4" w:space="0" w:color="CCCCCC"/>
+              <w:bottom w:val="single" w:sz="4" w:space="0" w:color="CCCCCC"/>
+              <w:left w:val="single" w:sz="4" w:space="0" w:color="CCCCCC"/>
+              <w:right w:val="single" w:sz="4" w:space="0" w:color="CCCCCC"/>
+            </w:tcBorders>
+          </w:tcPr>
+          <w:p>
+            <w:pPr>
+              <w:spacing w:before="60" w:after="60" w:line="252" w:lineRule="auto"/>
+              <w:jc w:val="left"/>
+            </w:pPr>
+            <w:r/>
+            <w:r>
+              <w:t>BULL</w:t>
+            </w:r>
+          </w:p>
+        </w:tc>
+      </w:tr>
+      <w:tr>
+        <w:tc>
+          <w:tcPr>
+            <w:tcW w:type="dxa" w:w="1584"/>
+            <w:shd w:fill="F8FAFC"/>
+            <w:tcMar>
+              <w:top w:w="100" w:type="dxa"/>
+              <w:bottom w:w="100" w:type="dxa"/>
+              <w:left w:w="120" w:type="dxa"/>
+              <w:right w:w="120" w:type="dxa"/>
+            </w:tcMar>
+            <w:tcBorders>
+              <w:top w:val="single" w:sz="4" w:space="0" w:color="CCCCCC"/>
+              <w:bottom w:val="single" w:sz="4" w:space="0" w:color="CCCCCC"/>
+              <w:left w:val="single" w:sz="4" w:space="0" w:color="CCCCCC"/>
+              <w:right w:val="single" w:sz="4" w:space="0" w:color="CCCCCC"/>
+            </w:tcBorders>
+          </w:tcPr>
+          <w:p>
+            <w:pPr>
+              <w:spacing w:before="60" w:after="60" w:line="252" w:lineRule="auto"/>
+              <w:jc w:val="left"/>
+            </w:pPr>
+            <w:r/>
+            <w:r>
+              <w:rPr>
+                <w:b/>
+              </w:rPr>
+              <w:t>Thu 03/09</w:t>
+            </w:r>
+          </w:p>
+        </w:tc>
+        <w:tc>
+          <w:tcPr>
+            <w:tcW w:type="dxa" w:w="864"/>
+            <w:shd w:fill="F8FAFC"/>
+            <w:tcMar>
+              <w:top w:w="100" w:type="dxa"/>
+              <w:bottom w:w="100" w:type="dxa"/>
+              <w:left w:w="120" w:type="dxa"/>
+              <w:right w:w="120" w:type="dxa"/>
+            </w:tcMar>
+            <w:tcBorders>
+              <w:top w:val="single" w:sz="4" w:space="0" w:color="CCCCCC"/>
+              <w:bottom w:val="single" w:sz="4" w:space="0" w:color="CCCCCC"/>
+              <w:left w:val="single" w:sz="4" w:space="0" w:color="CCCCCC"/>
+              <w:right w:val="single" w:sz="4" w:space="0" w:color="CCCCCC"/>
+            </w:tcBorders>
+          </w:tcPr>
+          <w:p>
+            <w:pPr>
+              <w:spacing w:before="60" w:after="60" w:line="252" w:lineRule="auto"/>
+              <w:jc w:val="left"/>
+            </w:pPr>
+            <w:r/>
+            <w:r>
+              <w:t>London 15-19</w:t>
+            </w:r>
+          </w:p>
+        </w:tc>
+        <w:tc>
+          <w:tcPr>
+            <w:tcW w:type="dxa" w:w="1440"/>
+            <w:shd w:fill="F8FAFC"/>
+            <w:tcMar>
+              <w:top w:w="100" w:type="dxa"/>
+              <w:bottom w:w="100" w:type="dxa"/>
+              <w:left w:w="120" w:type="dxa"/>
+              <w:right w:w="120" w:type="dxa"/>
+            </w:tcMar>
+            <w:tcBorders>
+              <w:top w:val="single" w:sz="4" w:space="0" w:color="CCCCCC"/>
+              <w:bottom w:val="single" w:sz="4" w:space="0" w:color="CCCCCC"/>
+              <w:left w:val="single" w:sz="4" w:space="0" w:color="CCCCCC"/>
+              <w:right w:val="single" w:sz="4" w:space="0" w:color="CCCCCC"/>
+            </w:tcBorders>
+          </w:tcPr>
+          <w:p>
+            <w:pPr>
+              <w:spacing w:before="60" w:after="60" w:line="252" w:lineRule="auto"/>
+              <w:jc w:val="left"/>
+            </w:pPr>
+            <w:r/>
+            <w:r>
+              <w:t>757.75</w:t>
+            </w:r>
+          </w:p>
+        </w:tc>
+        <w:tc>
+          <w:tcPr>
+            <w:tcW w:type="dxa" w:w="2016"/>
+            <w:shd w:fill="F8FAFC"/>
+            <w:tcMar>
+              <w:top w:w="100" w:type="dxa"/>
+              <w:bottom w:w="100" w:type="dxa"/>
+              <w:left w:w="120" w:type="dxa"/>
+              <w:right w:w="120" w:type="dxa"/>
+            </w:tcMar>
+            <w:tcBorders>
+              <w:top w:val="single" w:sz="4" w:space="0" w:color="CCCCCC"/>
+              <w:bottom w:val="single" w:sz="4" w:space="0" w:color="CCCCCC"/>
+              <w:left w:val="single" w:sz="4" w:space="0" w:color="CCCCCC"/>
+              <w:right w:val="single" w:sz="4" w:space="0" w:color="CCCCCC"/>
+            </w:tcBorders>
+          </w:tcPr>
+          <w:p>
+            <w:pPr>
+              <w:spacing w:before="60" w:after="60" w:line="252" w:lineRule="auto"/>
+              <w:jc w:val="left"/>
+            </w:pPr>
+            <w:r/>
+            <w:r>
+              <w:t>768.50</w:t>
+            </w:r>
+          </w:p>
+        </w:tc>
+        <w:tc>
+          <w:tcPr>
+            <w:tcW w:type="dxa" w:w="1152"/>
+            <w:shd w:fill="F8FAFC"/>
+            <w:tcMar>
+              <w:top w:w="100" w:type="dxa"/>
+              <w:bottom w:w="100" w:type="dxa"/>
+              <w:left w:w="120" w:type="dxa"/>
+              <w:right w:w="120" w:type="dxa"/>
+            </w:tcMar>
+            <w:tcBorders>
+              <w:top w:val="single" w:sz="4" w:space="0" w:color="CCCCCC"/>
+              <w:bottom w:val="single" w:sz="4" w:space="0" w:color="CCCCCC"/>
+              <w:left w:val="single" w:sz="4" w:space="0" w:color="CCCCCC"/>
+              <w:right w:val="single" w:sz="4" w:space="0" w:color="CCCCCC"/>
+            </w:tcBorders>
+          </w:tcPr>
+          <w:p>
+            <w:pPr>
+              <w:spacing w:before="60" w:after="60" w:line="252" w:lineRule="auto"/>
+              <w:jc w:val="left"/>
+            </w:pPr>
+            <w:r/>
+            <w:r>
+              <w:t>750.50</w:t>
+            </w:r>
+          </w:p>
+        </w:tc>
+        <w:tc>
+          <w:tcPr>
+            <w:tcW w:type="dxa" w:w="1728"/>
+            <w:shd w:fill="F8FAFC"/>
+            <w:tcMar>
+              <w:top w:w="100" w:type="dxa"/>
+              <w:bottom w:w="100" w:type="dxa"/>
+              <w:left w:w="120" w:type="dxa"/>
+              <w:right w:w="120" w:type="dxa"/>
+            </w:tcMar>
+            <w:tcBorders>
+              <w:top w:val="single" w:sz="4" w:space="0" w:color="CCCCCC"/>
+              <w:bottom w:val="single" w:sz="4" w:space="0" w:color="CCCCCC"/>
+              <w:left w:val="single" w:sz="4" w:space="0" w:color="CCCCCC"/>
+              <w:right w:val="single" w:sz="4" w:space="0" w:color="CCCCCC"/>
+            </w:tcBorders>
+          </w:tcPr>
+          <w:p>
+            <w:pPr>
+              <w:spacing w:before="60" w:after="60" w:line="252" w:lineRule="auto"/>
+              <w:jc w:val="left"/>
+            </w:pPr>
+            <w:r/>
+            <w:r>
+              <w:rPr>
+                <w:b/>
+              </w:rPr>
+              <w:t>758.50</w:t>
+            </w:r>
+          </w:p>
+        </w:tc>
+        <w:tc>
+          <w:tcPr>
+            <w:tcW w:type="dxa" w:w="3456"/>
+            <w:shd w:fill="F8FAFC"/>
+            <w:tcMar>
+              <w:top w:w="100" w:type="dxa"/>
+              <w:bottom w:w="100" w:type="dxa"/>
+              <w:left w:w="120" w:type="dxa"/>
+              <w:right w:w="120" w:type="dxa"/>
+            </w:tcMar>
+            <w:tcBorders>
+              <w:top w:val="single" w:sz="4" w:space="0" w:color="CCCCCC"/>
+              <w:bottom w:val="single" w:sz="4" w:space="0" w:color="CCCCCC"/>
+              <w:left w:val="single" w:sz="4" w:space="0" w:color="CCCCCC"/>
+              <w:right w:val="single" w:sz="4" w:space="0" w:color="CCCCCC"/>
+            </w:tcBorders>
+          </w:tcPr>
+          <w:p>
+            <w:pPr>
+              <w:spacing w:before="60" w:after="60" w:line="252" w:lineRule="auto"/>
+              <w:jc w:val="left"/>
+            </w:pPr>
+            <w:r/>
+            <w:r>
+              <w:rPr>
+                <w:b/>
+              </w:rPr>
+              <w:t>+0.75</w:t>
+            </w:r>
+          </w:p>
+        </w:tc>
+        <w:tc>
+          <w:tcPr>
+            <w:tcW w:type="dxa" w:w="1440"/>
+            <w:shd w:fill="F8FAFC"/>
+            <w:tcMar>
+              <w:top w:w="100" w:type="dxa"/>
+              <w:bottom w:w="100" w:type="dxa"/>
+              <w:left w:w="120" w:type="dxa"/>
+              <w:right w:w="120" w:type="dxa"/>
+            </w:tcMar>
+            <w:tcBorders>
+              <w:top w:val="single" w:sz="4" w:space="0" w:color="CCCCCC"/>
+              <w:bottom w:val="single" w:sz="4" w:space="0" w:color="CCCCCC"/>
+              <w:left w:val="single" w:sz="4" w:space="0" w:color="CCCCCC"/>
+              <w:right w:val="single" w:sz="4" w:space="0" w:color="CCCCCC"/>
+            </w:tcBorders>
+          </w:tcPr>
+          <w:p>
+            <w:pPr>
+              <w:spacing w:before="60" w:after="60" w:line="252" w:lineRule="auto"/>
+              <w:jc w:val="left"/>
+            </w:pPr>
+            <w:r/>
+            <w:r>
+              <w:t>BULL</w:t>
+            </w:r>
+          </w:p>
+        </w:tc>
+      </w:tr>
+      <w:tr>
+        <w:tc>
+          <w:tcPr>
+            <w:tcW w:type="dxa" w:w="1584"/>
+            <w:shd w:fill="FFFFFF"/>
+            <w:tcMar>
+              <w:top w:w="100" w:type="dxa"/>
+              <w:bottom w:w="100" w:type="dxa"/>
+              <w:left w:w="120" w:type="dxa"/>
+              <w:right w:w="120" w:type="dxa"/>
+            </w:tcMar>
+            <w:tcBorders>
+              <w:top w:val="single" w:sz="4" w:space="0" w:color="CCCCCC"/>
+              <w:bottom w:val="single" w:sz="4" w:space="0" w:color="CCCCCC"/>
+              <w:left w:val="single" w:sz="4" w:space="0" w:color="CCCCCC"/>
+              <w:right w:val="single" w:sz="4" w:space="0" w:color="CCCCCC"/>
+            </w:tcBorders>
+          </w:tcPr>
+          <w:p>
+            <w:pPr>
+              <w:spacing w:before="60" w:after="60" w:line="252" w:lineRule="auto"/>
+              <w:jc w:val="left"/>
+            </w:pPr>
+            <w:r/>
+            <w:r>
+              <w:rPr>
+                <w:b/>
+              </w:rPr>
+              <w:t>Thu 03/09</w:t>
+            </w:r>
+          </w:p>
+        </w:tc>
+        <w:tc>
+          <w:tcPr>
+            <w:tcW w:type="dxa" w:w="864"/>
+            <w:shd w:fill="FFFFFF"/>
+            <w:tcMar>
+              <w:top w:w="100" w:type="dxa"/>
+              <w:bottom w:w="100" w:type="dxa"/>
+              <w:left w:w="120" w:type="dxa"/>
+              <w:right w:w="120" w:type="dxa"/>
+            </w:tcMar>
+            <w:tcBorders>
+              <w:top w:val="single" w:sz="4" w:space="0" w:color="CCCCCC"/>
+              <w:bottom w:val="single" w:sz="4" w:space="0" w:color="CCCCCC"/>
+              <w:left w:val="single" w:sz="4" w:space="0" w:color="CCCCCC"/>
+              <w:right w:val="single" w:sz="4" w:space="0" w:color="CCCCCC"/>
+            </w:tcBorders>
+          </w:tcPr>
+          <w:p>
+            <w:pPr>
+              <w:spacing w:before="60" w:after="60" w:line="252" w:lineRule="auto"/>
+              <w:jc w:val="left"/>
+            </w:pPr>
+            <w:r/>
+            <w:r>
+              <w:t>Pre-NY 19-21</w:t>
+            </w:r>
+          </w:p>
+        </w:tc>
+        <w:tc>
+          <w:tcPr>
+            <w:tcW w:type="dxa" w:w="1440"/>
+            <w:shd w:fill="FFFFFF"/>
+            <w:tcMar>
+              <w:top w:w="100" w:type="dxa"/>
+              <w:bottom w:w="100" w:type="dxa"/>
+              <w:left w:w="120" w:type="dxa"/>
+              <w:right w:w="120" w:type="dxa"/>
+            </w:tcMar>
+            <w:tcBorders>
+              <w:top w:val="single" w:sz="4" w:space="0" w:color="CCCCCC"/>
+              <w:bottom w:val="single" w:sz="4" w:space="0" w:color="CCCCCC"/>
+              <w:left w:val="single" w:sz="4" w:space="0" w:color="CCCCCC"/>
+              <w:right w:val="single" w:sz="4" w:space="0" w:color="CCCCCC"/>
+            </w:tcBorders>
+          </w:tcPr>
+          <w:p>
+            <w:pPr>
+              <w:spacing w:before="60" w:after="60" w:line="252" w:lineRule="auto"/>
+              <w:jc w:val="left"/>
+            </w:pPr>
+            <w:r/>
+            <w:r>
+              <w:t>758.50</w:t>
+            </w:r>
+          </w:p>
+        </w:tc>
+        <w:tc>
+          <w:tcPr>
+            <w:tcW w:type="dxa" w:w="2016"/>
+            <w:shd w:fill="FFFFFF"/>
+            <w:tcMar>
+              <w:top w:w="100" w:type="dxa"/>
+              <w:bottom w:w="100" w:type="dxa"/>
+              <w:left w:w="120" w:type="dxa"/>
+              <w:right w:w="120" w:type="dxa"/>
+            </w:tcMar>
+            <w:tcBorders>
+              <w:top w:val="single" w:sz="4" w:space="0" w:color="CCCCCC"/>
+              <w:bottom w:val="single" w:sz="4" w:space="0" w:color="CCCCCC"/>
+              <w:left w:val="single" w:sz="4" w:space="0" w:color="CCCCCC"/>
+              <w:right w:val="single" w:sz="4" w:space="0" w:color="CCCCCC"/>
+            </w:tcBorders>
+          </w:tcPr>
+          <w:p>
+            <w:pPr>
+              <w:spacing w:before="60" w:after="60" w:line="252" w:lineRule="auto"/>
+              <w:jc w:val="left"/>
+            </w:pPr>
+            <w:r/>
+            <w:r>
+              <w:t>765.00</w:t>
+            </w:r>
+          </w:p>
+        </w:tc>
+        <w:tc>
+          <w:tcPr>
+            <w:tcW w:type="dxa" w:w="1152"/>
+            <w:shd w:fill="FFFFFF"/>
+            <w:tcMar>
+              <w:top w:w="100" w:type="dxa"/>
+              <w:bottom w:w="100" w:type="dxa"/>
+              <w:left w:w="120" w:type="dxa"/>
+              <w:right w:w="120" w:type="dxa"/>
+            </w:tcMar>
+            <w:tcBorders>
+              <w:top w:val="single" w:sz="4" w:space="0" w:color="CCCCCC"/>
+              <w:bottom w:val="single" w:sz="4" w:space="0" w:color="CCCCCC"/>
+              <w:left w:val="single" w:sz="4" w:space="0" w:color="CCCCCC"/>
+              <w:right w:val="single" w:sz="4" w:space="0" w:color="CCCCCC"/>
+            </w:tcBorders>
+          </w:tcPr>
+          <w:p>
+            <w:pPr>
+              <w:spacing w:before="60" w:after="60" w:line="252" w:lineRule="auto"/>
+              <w:jc w:val="left"/>
+            </w:pPr>
+            <w:r/>
+            <w:r>
+              <w:t>750.00</w:t>
+            </w:r>
+          </w:p>
+        </w:tc>
+        <w:tc>
+          <w:tcPr>
+            <w:tcW w:type="dxa" w:w="1728"/>
+            <w:shd w:fill="FFFFFF"/>
+            <w:tcMar>
+              <w:top w:w="100" w:type="dxa"/>
+              <w:bottom w:w="100" w:type="dxa"/>
+              <w:left w:w="120" w:type="dxa"/>
+              <w:right w:w="120" w:type="dxa"/>
+            </w:tcMar>
+            <w:tcBorders>
+              <w:top w:val="single" w:sz="4" w:space="0" w:color="CCCCCC"/>
+              <w:bottom w:val="single" w:sz="4" w:space="0" w:color="CCCCCC"/>
+              <w:left w:val="single" w:sz="4" w:space="0" w:color="CCCCCC"/>
+              <w:right w:val="single" w:sz="4" w:space="0" w:color="CCCCCC"/>
+            </w:tcBorders>
+          </w:tcPr>
+          <w:p>
+            <w:pPr>
+              <w:spacing w:before="60" w:after="60" w:line="252" w:lineRule="auto"/>
+              <w:jc w:val="left"/>
+            </w:pPr>
+            <w:r/>
+            <w:r>
+              <w:rPr>
+                <w:b/>
+              </w:rPr>
+              <w:t>759.00</w:t>
+            </w:r>
+          </w:p>
+        </w:tc>
+        <w:tc>
+          <w:tcPr>
+            <w:tcW w:type="dxa" w:w="3456"/>
+            <w:shd w:fill="FFFFFF"/>
+            <w:tcMar>
+              <w:top w:w="100" w:type="dxa"/>
+              <w:bottom w:w="100" w:type="dxa"/>
+              <w:left w:w="120" w:type="dxa"/>
+              <w:right w:w="120" w:type="dxa"/>
+            </w:tcMar>
+            <w:tcBorders>
+              <w:top w:val="single" w:sz="4" w:space="0" w:color="CCCCCC"/>
+              <w:bottom w:val="single" w:sz="4" w:space="0" w:color="CCCCCC"/>
+              <w:left w:val="single" w:sz="4" w:space="0" w:color="CCCCCC"/>
+              <w:right w:val="single" w:sz="4" w:space="0" w:color="CCCCCC"/>
+            </w:tcBorders>
+          </w:tcPr>
+          <w:p>
+            <w:pPr>
+              <w:spacing w:before="60" w:after="60" w:line="252" w:lineRule="auto"/>
+              <w:jc w:val="left"/>
+            </w:pPr>
+            <w:r/>
+            <w:r>
+              <w:rPr>
+                <w:b/>
+              </w:rPr>
+              <w:t>+0.50</w:t>
+            </w:r>
+          </w:p>
+        </w:tc>
+        <w:tc>
+          <w:tcPr>
+            <w:tcW w:type="dxa" w:w="1440"/>
+            <w:shd w:fill="FFFFFF"/>
+            <w:tcMar>
+              <w:top w:w="100" w:type="dxa"/>
+              <w:bottom w:w="100" w:type="dxa"/>
+              <w:left w:w="120" w:type="dxa"/>
+              <w:right w:w="120" w:type="dxa"/>
+            </w:tcMar>
+            <w:tcBorders>
+              <w:top w:val="single" w:sz="4" w:space="0" w:color="CCCCCC"/>
+              <w:bottom w:val="single" w:sz="4" w:space="0" w:color="CCCCCC"/>
+              <w:left w:val="single" w:sz="4" w:space="0" w:color="CCCCCC"/>
+              <w:right w:val="single" w:sz="4" w:space="0" w:color="CCCCCC"/>
+            </w:tcBorders>
+          </w:tcPr>
+          <w:p>
+            <w:pPr>
+              <w:spacing w:before="60" w:after="60" w:line="252" w:lineRule="auto"/>
+              <w:jc w:val="left"/>
+            </w:pPr>
+            <w:r/>
+            <w:r>
+              <w:t>BULL</w:t>
+            </w:r>
+          </w:p>
+        </w:tc>
+      </w:tr>
+      <w:tr>
+        <w:tc>
+          <w:tcPr>
+            <w:tcW w:type="dxa" w:w="1584"/>
+            <w:shd w:fill="F8FAFC"/>
+            <w:tcMar>
+              <w:top w:w="100" w:type="dxa"/>
+              <w:bottom w:w="100" w:type="dxa"/>
+              <w:left w:w="120" w:type="dxa"/>
+              <w:right w:w="120" w:type="dxa"/>
+            </w:tcMar>
+            <w:tcBorders>
+              <w:top w:val="single" w:sz="4" w:space="0" w:color="CCCCCC"/>
+              <w:bottom w:val="single" w:sz="4" w:space="0" w:color="CCCCCC"/>
+              <w:left w:val="single" w:sz="4" w:space="0" w:color="CCCCCC"/>
+              <w:right w:val="single" w:sz="4" w:space="0" w:color="CCCCCC"/>
+            </w:tcBorders>
+          </w:tcPr>
+          <w:p>
+            <w:pPr>
+              <w:spacing w:before="60" w:after="60" w:line="252" w:lineRule="auto"/>
+              <w:jc w:val="left"/>
+            </w:pPr>
+            <w:r/>
+            <w:r>
+              <w:rPr>
+                <w:b/>
+              </w:rPr>
+              <w:t>Thu 03/09</w:t>
+            </w:r>
+          </w:p>
+        </w:tc>
+        <w:tc>
+          <w:tcPr>
+            <w:tcW w:type="dxa" w:w="864"/>
+            <w:shd w:fill="F8FAFC"/>
+            <w:tcMar>
+              <w:top w:w="100" w:type="dxa"/>
+              <w:bottom w:w="100" w:type="dxa"/>
+              <w:left w:w="120" w:type="dxa"/>
+              <w:right w:w="120" w:type="dxa"/>
+            </w:tcMar>
+            <w:tcBorders>
+              <w:top w:val="single" w:sz="4" w:space="0" w:color="CCCCCC"/>
+              <w:bottom w:val="single" w:sz="4" w:space="0" w:color="CCCCCC"/>
+              <w:left w:val="single" w:sz="4" w:space="0" w:color="CCCCCC"/>
+              <w:right w:val="single" w:sz="4" w:space="0" w:color="CCCCCC"/>
+            </w:tcBorders>
+          </w:tcPr>
+          <w:p>
+            <w:pPr>
+              <w:spacing w:before="60" w:after="60" w:line="252" w:lineRule="auto"/>
+              <w:jc w:val="left"/>
+            </w:pPr>
+            <w:r/>
+            <w:r>
+              <w:t>NY Open 21-23</w:t>
+            </w:r>
+          </w:p>
+        </w:tc>
+        <w:tc>
+          <w:tcPr>
+            <w:tcW w:type="dxa" w:w="1440"/>
+            <w:shd w:fill="F8FAFC"/>
+            <w:tcMar>
+              <w:top w:w="100" w:type="dxa"/>
+              <w:bottom w:w="100" w:type="dxa"/>
+              <w:left w:w="120" w:type="dxa"/>
+              <w:right w:w="120" w:type="dxa"/>
+            </w:tcMar>
+            <w:tcBorders>
+              <w:top w:val="single" w:sz="4" w:space="0" w:color="CCCCCC"/>
+              <w:bottom w:val="single" w:sz="4" w:space="0" w:color="CCCCCC"/>
+              <w:left w:val="single" w:sz="4" w:space="0" w:color="CCCCCC"/>
+              <w:right w:val="single" w:sz="4" w:space="0" w:color="CCCCCC"/>
+            </w:tcBorders>
+          </w:tcPr>
+          <w:p>
+            <w:pPr>
+              <w:spacing w:before="60" w:after="60" w:line="252" w:lineRule="auto"/>
+              <w:jc w:val="left"/>
+            </w:pPr>
+            <w:r/>
+            <w:r>
+              <w:t>759.00</w:t>
+            </w:r>
+          </w:p>
+        </w:tc>
+        <w:tc>
+          <w:tcPr>
+            <w:tcW w:type="dxa" w:w="2016"/>
+            <w:shd w:fill="F8FAFC"/>
+            <w:tcMar>
+              <w:top w:w="100" w:type="dxa"/>
+              <w:bottom w:w="100" w:type="dxa"/>
+              <w:left w:w="120" w:type="dxa"/>
+              <w:right w:w="120" w:type="dxa"/>
+            </w:tcMar>
+            <w:tcBorders>
+              <w:top w:val="single" w:sz="4" w:space="0" w:color="CCCCCC"/>
+              <w:bottom w:val="single" w:sz="4" w:space="0" w:color="CCCCCC"/>
+              <w:left w:val="single" w:sz="4" w:space="0" w:color="CCCCCC"/>
+              <w:right w:val="single" w:sz="4" w:space="0" w:color="CCCCCC"/>
+            </w:tcBorders>
+          </w:tcPr>
+          <w:p>
+            <w:pPr>
+              <w:spacing w:before="60" w:after="60" w:line="252" w:lineRule="auto"/>
+              <w:jc w:val="left"/>
+            </w:pPr>
+            <w:r/>
+            <w:r>
+              <w:t>770.00</w:t>
+            </w:r>
+          </w:p>
+        </w:tc>
+        <w:tc>
+          <w:tcPr>
+            <w:tcW w:type="dxa" w:w="1152"/>
+            <w:shd w:fill="F8FAFC"/>
+            <w:tcMar>
+              <w:top w:w="100" w:type="dxa"/>
+              <w:bottom w:w="100" w:type="dxa"/>
+              <w:left w:w="120" w:type="dxa"/>
+              <w:right w:w="120" w:type="dxa"/>
+            </w:tcMar>
+            <w:tcBorders>
+              <w:top w:val="single" w:sz="4" w:space="0" w:color="CCCCCC"/>
+              <w:bottom w:val="single" w:sz="4" w:space="0" w:color="CCCCCC"/>
+              <w:left w:val="single" w:sz="4" w:space="0" w:color="CCCCCC"/>
+              <w:right w:val="single" w:sz="4" w:space="0" w:color="CCCCCC"/>
+            </w:tcBorders>
+          </w:tcPr>
+          <w:p>
+            <w:pPr>
+              <w:spacing w:before="60" w:after="60" w:line="252" w:lineRule="auto"/>
+              <w:jc w:val="left"/>
+            </w:pPr>
+            <w:r/>
+            <w:r>
+              <w:t>747.25</w:t>
+            </w:r>
+          </w:p>
+        </w:tc>
+        <w:tc>
+          <w:tcPr>
+            <w:tcW w:type="dxa" w:w="1728"/>
+            <w:shd w:fill="F8FAFC"/>
+            <w:tcMar>
+              <w:top w:w="100" w:type="dxa"/>
+              <w:bottom w:w="100" w:type="dxa"/>
+              <w:left w:w="120" w:type="dxa"/>
+              <w:right w:w="120" w:type="dxa"/>
+            </w:tcMar>
+            <w:tcBorders>
+              <w:top w:val="single" w:sz="4" w:space="0" w:color="CCCCCC"/>
+              <w:bottom w:val="single" w:sz="4" w:space="0" w:color="CCCCCC"/>
+              <w:left w:val="single" w:sz="4" w:space="0" w:color="CCCCCC"/>
+              <w:right w:val="single" w:sz="4" w:space="0" w:color="CCCCCC"/>
+            </w:tcBorders>
+          </w:tcPr>
+          <w:p>
+            <w:pPr>
+              <w:spacing w:before="60" w:after="60" w:line="252" w:lineRule="auto"/>
+              <w:jc w:val="left"/>
+            </w:pPr>
+            <w:r/>
+            <w:r>
+              <w:rPr>
+                <w:b/>
+              </w:rPr>
+              <w:t>762.50</w:t>
+            </w:r>
+          </w:p>
+        </w:tc>
+        <w:tc>
+          <w:tcPr>
+            <w:tcW w:type="dxa" w:w="3456"/>
+            <w:shd w:fill="F8FAFC"/>
+            <w:tcMar>
+              <w:top w:w="100" w:type="dxa"/>
+              <w:bottom w:w="100" w:type="dxa"/>
+              <w:left w:w="120" w:type="dxa"/>
+              <w:right w:w="120" w:type="dxa"/>
+            </w:tcMar>
+            <w:tcBorders>
+              <w:top w:val="single" w:sz="4" w:space="0" w:color="CCCCCC"/>
+              <w:bottom w:val="single" w:sz="4" w:space="0" w:color="CCCCCC"/>
+              <w:left w:val="single" w:sz="4" w:space="0" w:color="CCCCCC"/>
+              <w:right w:val="single" w:sz="4" w:space="0" w:color="CCCCCC"/>
+            </w:tcBorders>
+          </w:tcPr>
+          <w:p>
+            <w:pPr>
+              <w:spacing w:before="60" w:after="60" w:line="252" w:lineRule="auto"/>
+              <w:jc w:val="left"/>
+            </w:pPr>
+            <w:r/>
+            <w:r>
+              <w:rPr>
+                <w:b/>
+              </w:rPr>
+              <w:t>+3.50</w:t>
+            </w:r>
+          </w:p>
+        </w:tc>
+        <w:tc>
+          <w:tcPr>
+            <w:tcW w:type="dxa" w:w="1440"/>
+            <w:shd w:fill="F8FAFC"/>
+            <w:tcMar>
+              <w:top w:w="100" w:type="dxa"/>
+              <w:bottom w:w="100" w:type="dxa"/>
+              <w:left w:w="120" w:type="dxa"/>
+              <w:right w:w="120" w:type="dxa"/>
+            </w:tcMar>
+            <w:tcBorders>
+              <w:top w:val="single" w:sz="4" w:space="0" w:color="CCCCCC"/>
+              <w:bottom w:val="single" w:sz="4" w:space="0" w:color="CCCCCC"/>
+              <w:left w:val="single" w:sz="4" w:space="0" w:color="CCCCCC"/>
+              <w:right w:val="single" w:sz="4" w:space="0" w:color="CCCCCC"/>
+            </w:tcBorders>
+          </w:tcPr>
+          <w:p>
+            <w:pPr>
+              <w:spacing w:before="60" w:after="60" w:line="252" w:lineRule="auto"/>
+              <w:jc w:val="left"/>
+            </w:pPr>
+            <w:r/>
+            <w:r>
+              <w:t>BULL</w:t>
+            </w:r>
+          </w:p>
+        </w:tc>
+      </w:tr>
+      <w:tr>
+        <w:tc>
+          <w:tcPr>
+            <w:tcW w:type="dxa" w:w="1584"/>
+            <w:shd w:fill="FFFFFF"/>
+            <w:tcMar>
+              <w:top w:w="100" w:type="dxa"/>
+              <w:bottom w:w="100" w:type="dxa"/>
+              <w:left w:w="120" w:type="dxa"/>
+              <w:right w:w="120" w:type="dxa"/>
+            </w:tcMar>
+            <w:tcBorders>
+              <w:top w:val="single" w:sz="4" w:space="0" w:color="CCCCCC"/>
+              <w:bottom w:val="single" w:sz="4" w:space="0" w:color="CCCCCC"/>
+              <w:left w:val="single" w:sz="4" w:space="0" w:color="CCCCCC"/>
+              <w:right w:val="single" w:sz="4" w:space="0" w:color="CCCCCC"/>
+            </w:tcBorders>
+          </w:tcPr>
+          <w:p>
+            <w:pPr>
+              <w:spacing w:before="60" w:after="60" w:line="252" w:lineRule="auto"/>
+              <w:jc w:val="left"/>
+            </w:pPr>
+            <w:r/>
+            <w:r>
+              <w:rPr>
+                <w:b/>
+              </w:rPr>
+              <w:t>Thu 03/09</w:t>
+            </w:r>
+          </w:p>
+        </w:tc>
+        <w:tc>
+          <w:tcPr>
+            <w:tcW w:type="dxa" w:w="864"/>
+            <w:shd w:fill="FFFFFF"/>
+            <w:tcMar>
+              <w:top w:w="100" w:type="dxa"/>
+              <w:bottom w:w="100" w:type="dxa"/>
+              <w:left w:w="120" w:type="dxa"/>
+              <w:right w:w="120" w:type="dxa"/>
+            </w:tcMar>
+            <w:tcBorders>
+              <w:top w:val="single" w:sz="4" w:space="0" w:color="CCCCCC"/>
+              <w:bottom w:val="single" w:sz="4" w:space="0" w:color="CCCCCC"/>
+              <w:left w:val="single" w:sz="4" w:space="0" w:color="CCCCCC"/>
+              <w:right w:val="single" w:sz="4" w:space="0" w:color="CCCCCC"/>
+            </w:tcBorders>
+          </w:tcPr>
+          <w:p>
+            <w:pPr>
+              <w:spacing w:before="60" w:after="60" w:line="252" w:lineRule="auto"/>
+              <w:jc w:val="left"/>
+            </w:pPr>
+            <w:r/>
+            <w:r>
+              <w:t>NY Close 23-01</w:t>
+            </w:r>
+          </w:p>
+        </w:tc>
+        <w:tc>
+          <w:tcPr>
+            <w:tcW w:type="dxa" w:w="1440"/>
+            <w:shd w:fill="FFFFFF"/>
+            <w:tcMar>
+              <w:top w:w="100" w:type="dxa"/>
+              <w:bottom w:w="100" w:type="dxa"/>
+              <w:left w:w="120" w:type="dxa"/>
+              <w:right w:w="120" w:type="dxa"/>
+            </w:tcMar>
+            <w:tcBorders>
+              <w:top w:val="single" w:sz="4" w:space="0" w:color="CCCCCC"/>
+              <w:bottom w:val="single" w:sz="4" w:space="0" w:color="CCCCCC"/>
+              <w:left w:val="single" w:sz="4" w:space="0" w:color="CCCCCC"/>
+              <w:right w:val="single" w:sz="4" w:space="0" w:color="CCCCCC"/>
+            </w:tcBorders>
+          </w:tcPr>
+          <w:p>
+            <w:pPr>
+              <w:spacing w:before="60" w:after="60" w:line="252" w:lineRule="auto"/>
+              <w:jc w:val="left"/>
+            </w:pPr>
+            <w:r/>
+            <w:r>
+              <w:t>762.50</w:t>
+            </w:r>
+          </w:p>
+        </w:tc>
+        <w:tc>
+          <w:tcPr>
+            <w:tcW w:type="dxa" w:w="2016"/>
+            <w:shd w:fill="FFFFFF"/>
+            <w:tcMar>
+              <w:top w:w="100" w:type="dxa"/>
+              <w:bottom w:w="100" w:type="dxa"/>
+              <w:left w:w="120" w:type="dxa"/>
+              <w:right w:w="120" w:type="dxa"/>
+            </w:tcMar>
+            <w:tcBorders>
+              <w:top w:val="single" w:sz="4" w:space="0" w:color="CCCCCC"/>
+              <w:bottom w:val="single" w:sz="4" w:space="0" w:color="CCCCCC"/>
+              <w:left w:val="single" w:sz="4" w:space="0" w:color="CCCCCC"/>
+              <w:right w:val="single" w:sz="4" w:space="0" w:color="CCCCCC"/>
+            </w:tcBorders>
+          </w:tcPr>
+          <w:p>
+            <w:pPr>
+              <w:spacing w:before="60" w:after="60" w:line="252" w:lineRule="auto"/>
+              <w:jc w:val="left"/>
+            </w:pPr>
+            <w:r/>
+            <w:r>
+              <w:t>768.00</w:t>
+            </w:r>
+          </w:p>
+        </w:tc>
+        <w:tc>
+          <w:tcPr>
+            <w:tcW w:type="dxa" w:w="1152"/>
+            <w:shd w:fill="FFFFFF"/>
+            <w:tcMar>
+              <w:top w:w="100" w:type="dxa"/>
+              <w:bottom w:w="100" w:type="dxa"/>
+              <w:left w:w="120" w:type="dxa"/>
+              <w:right w:w="120" w:type="dxa"/>
+            </w:tcMar>
+            <w:tcBorders>
+              <w:top w:val="single" w:sz="4" w:space="0" w:color="CCCCCC"/>
+              <w:bottom w:val="single" w:sz="4" w:space="0" w:color="CCCCCC"/>
+              <w:left w:val="single" w:sz="4" w:space="0" w:color="CCCCCC"/>
+              <w:right w:val="single" w:sz="4" w:space="0" w:color="CCCCCC"/>
+            </w:tcBorders>
+          </w:tcPr>
+          <w:p>
+            <w:pPr>
+              <w:spacing w:before="60" w:after="60" w:line="252" w:lineRule="auto"/>
+              <w:jc w:val="left"/>
+            </w:pPr>
+            <w:r/>
+            <w:r>
+              <w:t>754.75</w:t>
+            </w:r>
+          </w:p>
+        </w:tc>
+        <w:tc>
+          <w:tcPr>
+            <w:tcW w:type="dxa" w:w="1728"/>
+            <w:shd w:fill="FFFFFF"/>
+            <w:tcMar>
+              <w:top w:w="100" w:type="dxa"/>
+              <w:bottom w:w="100" w:type="dxa"/>
+              <w:left w:w="120" w:type="dxa"/>
+              <w:right w:w="120" w:type="dxa"/>
+            </w:tcMar>
+            <w:tcBorders>
+              <w:top w:val="single" w:sz="4" w:space="0" w:color="CCCCCC"/>
+              <w:bottom w:val="single" w:sz="4" w:space="0" w:color="CCCCCC"/>
+              <w:left w:val="single" w:sz="4" w:space="0" w:color="CCCCCC"/>
+              <w:right w:val="single" w:sz="4" w:space="0" w:color="CCCCCC"/>
+            </w:tcBorders>
+          </w:tcPr>
+          <w:p>
+            <w:pPr>
+              <w:spacing w:before="60" w:after="60" w:line="252" w:lineRule="auto"/>
+              <w:jc w:val="left"/>
+            </w:pPr>
+            <w:r/>
+            <w:r>
+              <w:rPr>
+                <w:b/>
+              </w:rPr>
+              <w:t>763.25</w:t>
+            </w:r>
+          </w:p>
+        </w:tc>
+        <w:tc>
+          <w:tcPr>
+            <w:tcW w:type="dxa" w:w="3456"/>
+            <w:shd w:fill="FFFFFF"/>
+            <w:tcMar>
+              <w:top w:w="100" w:type="dxa"/>
+              <w:bottom w:w="100" w:type="dxa"/>
+              <w:left w:w="120" w:type="dxa"/>
+              <w:right w:w="120" w:type="dxa"/>
+            </w:tcMar>
+            <w:tcBorders>
+              <w:top w:val="single" w:sz="4" w:space="0" w:color="CCCCCC"/>
+              <w:bottom w:val="single" w:sz="4" w:space="0" w:color="CCCCCC"/>
+              <w:left w:val="single" w:sz="4" w:space="0" w:color="CCCCCC"/>
+              <w:right w:val="single" w:sz="4" w:space="0" w:color="CCCCCC"/>
+            </w:tcBorders>
+          </w:tcPr>
+          <w:p>
+            <w:pPr>
+              <w:spacing w:before="60" w:after="60" w:line="252" w:lineRule="auto"/>
+              <w:jc w:val="left"/>
+            </w:pPr>
+            <w:r/>
+            <w:r>
+              <w:rPr>
+                <w:b/>
+              </w:rPr>
+              <w:t>+0.75</w:t>
+            </w:r>
+          </w:p>
+        </w:tc>
+        <w:tc>
+          <w:tcPr>
+            <w:tcW w:type="dxa" w:w="1440"/>
+            <w:shd w:fill="FFFFFF"/>
+            <w:tcMar>
+              <w:top w:w="100" w:type="dxa"/>
+              <w:bottom w:w="100" w:type="dxa"/>
+              <w:left w:w="120" w:type="dxa"/>
+              <w:right w:w="120" w:type="dxa"/>
+            </w:tcMar>
+            <w:tcBorders>
+              <w:top w:val="single" w:sz="4" w:space="0" w:color="CCCCCC"/>
+              <w:bottom w:val="single" w:sz="4" w:space="0" w:color="CCCCCC"/>
+              <w:left w:val="single" w:sz="4" w:space="0" w:color="CCCCCC"/>
+              <w:right w:val="single" w:sz="4" w:space="0" w:color="CCCCCC"/>
+            </w:tcBorders>
+          </w:tcPr>
+          <w:p>
+            <w:pPr>
+              <w:spacing w:before="60" w:after="60" w:line="252" w:lineRule="auto"/>
+              <w:jc w:val="left"/>
+            </w:pPr>
+            <w:r/>
+            <w:r>
+              <w:t>BULL</w:t>
+            </w:r>
+          </w:p>
+        </w:tc>
+      </w:tr>
+      <w:tr>
+        <w:tc>
+          <w:tcPr>
+            <w:tcW w:type="dxa" w:w="1584"/>
+            <w:shd w:fill="F8FAFC"/>
+            <w:tcMar>
+              <w:top w:w="100" w:type="dxa"/>
+              <w:bottom w:w="100" w:type="dxa"/>
+              <w:left w:w="120" w:type="dxa"/>
+              <w:right w:w="120" w:type="dxa"/>
+            </w:tcMar>
+            <w:tcBorders>
+              <w:top w:val="single" w:sz="4" w:space="0" w:color="CCCCCC"/>
+              <w:bottom w:val="single" w:sz="4" w:space="0" w:color="CCCCCC"/>
+              <w:left w:val="single" w:sz="4" w:space="0" w:color="CCCCCC"/>
+              <w:right w:val="single" w:sz="4" w:space="0" w:color="CCCCCC"/>
+            </w:tcBorders>
+          </w:tcPr>
+          <w:p>
+            <w:pPr>
+              <w:spacing w:before="60" w:after="60" w:line="252" w:lineRule="auto"/>
+              <w:jc w:val="left"/>
+            </w:pPr>
+            <w:r/>
+            <w:r>
+              <w:rPr>
+                <w:b/>
+              </w:rPr>
+              <w:t>Fri 04/09</w:t>
+            </w:r>
+          </w:p>
+        </w:tc>
+        <w:tc>
+          <w:tcPr>
+            <w:tcW w:type="dxa" w:w="864"/>
+            <w:shd w:fill="F8FAFC"/>
+            <w:tcMar>
+              <w:top w:w="100" w:type="dxa"/>
+              <w:bottom w:w="100" w:type="dxa"/>
+              <w:left w:w="120" w:type="dxa"/>
+              <w:right w:w="120" w:type="dxa"/>
+            </w:tcMar>
+            <w:tcBorders>
+              <w:top w:val="single" w:sz="4" w:space="0" w:color="CCCCCC"/>
+              <w:bottom w:val="single" w:sz="4" w:space="0" w:color="CCCCCC"/>
+              <w:left w:val="single" w:sz="4" w:space="0" w:color="CCCCCC"/>
+              <w:right w:val="single" w:sz="4" w:space="0" w:color="CCCCCC"/>
+            </w:tcBorders>
+          </w:tcPr>
+          <w:p>
+            <w:pPr>
+              <w:spacing w:before="60" w:after="60" w:line="252" w:lineRule="auto"/>
+              <w:jc w:val="left"/>
+            </w:pPr>
+            <w:r/>
+            <w:r>
+              <w:t>Asia 07-11</w:t>
+            </w:r>
+          </w:p>
+        </w:tc>
+        <w:tc>
+          <w:tcPr>
+            <w:tcW w:type="dxa" w:w="1440"/>
+            <w:shd w:fill="F8FAFC"/>
+            <w:tcMar>
+              <w:top w:w="100" w:type="dxa"/>
+              <w:bottom w:w="100" w:type="dxa"/>
+              <w:left w:w="120" w:type="dxa"/>
+              <w:right w:w="120" w:type="dxa"/>
+            </w:tcMar>
+            <w:tcBorders>
+              <w:top w:val="single" w:sz="4" w:space="0" w:color="CCCCCC"/>
+              <w:bottom w:val="single" w:sz="4" w:space="0" w:color="CCCCCC"/>
+              <w:left w:val="single" w:sz="4" w:space="0" w:color="CCCCCC"/>
+              <w:right w:val="single" w:sz="4" w:space="0" w:color="CCCCCC"/>
+            </w:tcBorders>
+          </w:tcPr>
+          <w:p>
+            <w:pPr>
+              <w:spacing w:before="60" w:after="60" w:line="252" w:lineRule="auto"/>
+              <w:jc w:val="left"/>
+            </w:pPr>
+            <w:r/>
+            <w:r>
+              <w:t>763.25</w:t>
+            </w:r>
+          </w:p>
+        </w:tc>
+        <w:tc>
+          <w:tcPr>
+            <w:tcW w:type="dxa" w:w="2016"/>
+            <w:shd w:fill="F8FAFC"/>
+            <w:tcMar>
+              <w:top w:w="100" w:type="dxa"/>
+              <w:bottom w:w="100" w:type="dxa"/>
+              <w:left w:w="120" w:type="dxa"/>
+              <w:right w:w="120" w:type="dxa"/>
+            </w:tcMar>
+            <w:tcBorders>
+              <w:top w:val="single" w:sz="4" w:space="0" w:color="CCCCCC"/>
+              <w:bottom w:val="single" w:sz="4" w:space="0" w:color="CCCCCC"/>
+              <w:left w:val="single" w:sz="4" w:space="0" w:color="CCCCCC"/>
+              <w:right w:val="single" w:sz="4" w:space="0" w:color="CCCCCC"/>
+            </w:tcBorders>
+          </w:tcPr>
+          <w:p>
+            <w:pPr>
+              <w:spacing w:before="60" w:after="60" w:line="252" w:lineRule="auto"/>
+              <w:jc w:val="left"/>
+            </w:pPr>
+            <w:r/>
+            <w:r>
+              <w:t>772.50</w:t>
+            </w:r>
+          </w:p>
+        </w:tc>
+        <w:tc>
+          <w:tcPr>
+            <w:tcW w:type="dxa" w:w="1152"/>
+            <w:shd w:fill="F8FAFC"/>
+            <w:tcMar>
+              <w:top w:w="100" w:type="dxa"/>
+              <w:bottom w:w="100" w:type="dxa"/>
+              <w:left w:w="120" w:type="dxa"/>
+              <w:right w:w="120" w:type="dxa"/>
+            </w:tcMar>
+            <w:tcBorders>
+              <w:top w:val="single" w:sz="4" w:space="0" w:color="CCCCCC"/>
+              <w:bottom w:val="single" w:sz="4" w:space="0" w:color="CCCCCC"/>
+              <w:left w:val="single" w:sz="4" w:space="0" w:color="CCCCCC"/>
+              <w:right w:val="single" w:sz="4" w:space="0" w:color="CCCCCC"/>
+            </w:tcBorders>
+          </w:tcPr>
+          <w:p>
+            <w:pPr>
+              <w:spacing w:before="60" w:after="60" w:line="252" w:lineRule="auto"/>
+              <w:jc w:val="left"/>
+            </w:pPr>
+            <w:r/>
+            <w:r>
+              <w:t>756.75</w:t>
+            </w:r>
+          </w:p>
+        </w:tc>
+        <w:tc>
+          <w:tcPr>
+            <w:tcW w:type="dxa" w:w="1728"/>
+            <w:shd w:fill="F8FAFC"/>
+            <w:tcMar>
+              <w:top w:w="100" w:type="dxa"/>
+              <w:bottom w:w="100" w:type="dxa"/>
+              <w:left w:w="120" w:type="dxa"/>
+              <w:right w:w="120" w:type="dxa"/>
+            </w:tcMar>
+            <w:tcBorders>
+              <w:top w:val="single" w:sz="4" w:space="0" w:color="CCCCCC"/>
+              <w:bottom w:val="single" w:sz="4" w:space="0" w:color="CCCCCC"/>
+              <w:left w:val="single" w:sz="4" w:space="0" w:color="CCCCCC"/>
+              <w:right w:val="single" w:sz="4" w:space="0" w:color="CCCCCC"/>
+            </w:tcBorders>
+          </w:tcPr>
+          <w:p>
+            <w:pPr>
+              <w:spacing w:before="60" w:after="60" w:line="252" w:lineRule="auto"/>
+              <w:jc w:val="left"/>
+            </w:pPr>
+            <w:r/>
+            <w:r>
+              <w:rPr>
+                <w:b/>
+              </w:rPr>
+              <w:t>762.50</w:t>
+            </w:r>
+          </w:p>
+        </w:tc>
+        <w:tc>
+          <w:tcPr>
+            <w:tcW w:type="dxa" w:w="3456"/>
+            <w:shd w:fill="F8FAFC"/>
             <w:tcMar>
               <w:top w:w="100" w:type="dxa"/>
               <w:bottom w:w="100" w:type="dxa"/>
@@ -27538,7 +30113,7 @@
         <w:tc>
           <w:tcPr>
             <w:tcW w:type="dxa" w:w="1440"/>
-            <w:shd w:fill="FFFFFF"/>
+            <w:shd w:fill="F8FAFC"/>
             <w:tcMar>
               <w:top w:w="100" w:type="dxa"/>
               <w:bottom w:w="100" w:type="dxa"/>
@@ -27568,7 +30143,7 @@
         <w:tc>
           <w:tcPr>
             <w:tcW w:type="dxa" w:w="1584"/>
-            <w:shd w:fill="F8FAFC"/>
+            <w:shd w:fill="FFFFFF"/>
             <w:tcMar>
               <w:top w:w="100" w:type="dxa"/>
               <w:bottom w:w="100" w:type="dxa"/>
@@ -27592,126 +30167,126 @@
               <w:rPr>
                 <w:b/>
               </w:rPr>
-              <w:t>Wed 02/09</w:t>
+              <w:t>Fri 04/09</w:t>
             </w:r>
           </w:p>
         </w:tc>
         <w:tc>
           <w:tcPr>
             <w:tcW w:type="dxa" w:w="864"/>
-            <w:shd w:fill="F8FAFC"/>
-            <w:tcMar>
-              <w:top w:w="100" w:type="dxa"/>
-              <w:bottom w:w="100" w:type="dxa"/>
-              <w:left w:w="120" w:type="dxa"/>
-              <w:right w:w="120" w:type="dxa"/>
-            </w:tcMar>
-            <w:tcBorders>
-              <w:top w:val="single" w:sz="4" w:space="0" w:color="CCCCCC"/>
-              <w:bottom w:val="single" w:sz="4" w:space="0" w:color="CCCCCC"/>
-              <w:left w:val="single" w:sz="4" w:space="0" w:color="CCCCCC"/>
-              <w:right w:val="single" w:sz="4" w:space="0" w:color="CCCCCC"/>
-            </w:tcBorders>
-          </w:tcPr>
-          <w:p>
-            <w:pPr>
-              <w:spacing w:before="60" w:after="60" w:line="252" w:lineRule="auto"/>
-              <w:jc w:val="left"/>
-            </w:pPr>
-            <w:r/>
-            <w:r>
-              <w:t>London 15-19</w:t>
+            <w:shd w:fill="FFFFFF"/>
+            <w:tcMar>
+              <w:top w:w="100" w:type="dxa"/>
+              <w:bottom w:w="100" w:type="dxa"/>
+              <w:left w:w="120" w:type="dxa"/>
+              <w:right w:w="120" w:type="dxa"/>
+            </w:tcMar>
+            <w:tcBorders>
+              <w:top w:val="single" w:sz="4" w:space="0" w:color="CCCCCC"/>
+              <w:bottom w:val="single" w:sz="4" w:space="0" w:color="CCCCCC"/>
+              <w:left w:val="single" w:sz="4" w:space="0" w:color="CCCCCC"/>
+              <w:right w:val="single" w:sz="4" w:space="0" w:color="CCCCCC"/>
+            </w:tcBorders>
+          </w:tcPr>
+          <w:p>
+            <w:pPr>
+              <w:spacing w:before="60" w:after="60" w:line="252" w:lineRule="auto"/>
+              <w:jc w:val="left"/>
+            </w:pPr>
+            <w:r/>
+            <w:r>
+              <w:t>Asia 11-15</w:t>
             </w:r>
           </w:p>
         </w:tc>
         <w:tc>
           <w:tcPr>
             <w:tcW w:type="dxa" w:w="1440"/>
-            <w:shd w:fill="F8FAFC"/>
-            <w:tcMar>
-              <w:top w:w="100" w:type="dxa"/>
-              <w:bottom w:w="100" w:type="dxa"/>
-              <w:left w:w="120" w:type="dxa"/>
-              <w:right w:w="120" w:type="dxa"/>
-            </w:tcMar>
-            <w:tcBorders>
-              <w:top w:val="single" w:sz="4" w:space="0" w:color="CCCCCC"/>
-              <w:bottom w:val="single" w:sz="4" w:space="0" w:color="CCCCCC"/>
-              <w:left w:val="single" w:sz="4" w:space="0" w:color="CCCCCC"/>
-              <w:right w:val="single" w:sz="4" w:space="0" w:color="CCCCCC"/>
-            </w:tcBorders>
-          </w:tcPr>
-          <w:p>
-            <w:pPr>
-              <w:spacing w:before="60" w:after="60" w:line="252" w:lineRule="auto"/>
-              <w:jc w:val="left"/>
-            </w:pPr>
-            <w:r/>
-            <w:r>
-              <w:t>756.75</w:t>
+            <w:shd w:fill="FFFFFF"/>
+            <w:tcMar>
+              <w:top w:w="100" w:type="dxa"/>
+              <w:bottom w:w="100" w:type="dxa"/>
+              <w:left w:w="120" w:type="dxa"/>
+              <w:right w:w="120" w:type="dxa"/>
+            </w:tcMar>
+            <w:tcBorders>
+              <w:top w:val="single" w:sz="4" w:space="0" w:color="CCCCCC"/>
+              <w:bottom w:val="single" w:sz="4" w:space="0" w:color="CCCCCC"/>
+              <w:left w:val="single" w:sz="4" w:space="0" w:color="CCCCCC"/>
+              <w:right w:val="single" w:sz="4" w:space="0" w:color="CCCCCC"/>
+            </w:tcBorders>
+          </w:tcPr>
+          <w:p>
+            <w:pPr>
+              <w:spacing w:before="60" w:after="60" w:line="252" w:lineRule="auto"/>
+              <w:jc w:val="left"/>
+            </w:pPr>
+            <w:r/>
+            <w:r>
+              <w:t>762.50</w:t>
             </w:r>
           </w:p>
         </w:tc>
         <w:tc>
           <w:tcPr>
             <w:tcW w:type="dxa" w:w="2016"/>
-            <w:shd w:fill="F8FAFC"/>
-            <w:tcMar>
-              <w:top w:w="100" w:type="dxa"/>
-              <w:bottom w:w="100" w:type="dxa"/>
-              <w:left w:w="120" w:type="dxa"/>
-              <w:right w:w="120" w:type="dxa"/>
-            </w:tcMar>
-            <w:tcBorders>
-              <w:top w:val="single" w:sz="4" w:space="0" w:color="CCCCCC"/>
-              <w:bottom w:val="single" w:sz="4" w:space="0" w:color="CCCCCC"/>
-              <w:left w:val="single" w:sz="4" w:space="0" w:color="CCCCCC"/>
-              <w:right w:val="single" w:sz="4" w:space="0" w:color="CCCCCC"/>
-            </w:tcBorders>
-          </w:tcPr>
-          <w:p>
-            <w:pPr>
-              <w:spacing w:before="60" w:after="60" w:line="252" w:lineRule="auto"/>
-              <w:jc w:val="left"/>
-            </w:pPr>
-            <w:r/>
-            <w:r>
-              <w:t>770.25</w:t>
+            <w:shd w:fill="FFFFFF"/>
+            <w:tcMar>
+              <w:top w:w="100" w:type="dxa"/>
+              <w:bottom w:w="100" w:type="dxa"/>
+              <w:left w:w="120" w:type="dxa"/>
+              <w:right w:w="120" w:type="dxa"/>
+            </w:tcMar>
+            <w:tcBorders>
+              <w:top w:val="single" w:sz="4" w:space="0" w:color="CCCCCC"/>
+              <w:bottom w:val="single" w:sz="4" w:space="0" w:color="CCCCCC"/>
+              <w:left w:val="single" w:sz="4" w:space="0" w:color="CCCCCC"/>
+              <w:right w:val="single" w:sz="4" w:space="0" w:color="CCCCCC"/>
+            </w:tcBorders>
+          </w:tcPr>
+          <w:p>
+            <w:pPr>
+              <w:spacing w:before="60" w:after="60" w:line="252" w:lineRule="auto"/>
+              <w:jc w:val="left"/>
+            </w:pPr>
+            <w:r/>
+            <w:r>
+              <w:t>770.00</w:t>
             </w:r>
           </w:p>
         </w:tc>
         <w:tc>
           <w:tcPr>
             <w:tcW w:type="dxa" w:w="1152"/>
-            <w:shd w:fill="F8FAFC"/>
-            <w:tcMar>
-              <w:top w:w="100" w:type="dxa"/>
-              <w:bottom w:w="100" w:type="dxa"/>
-              <w:left w:w="120" w:type="dxa"/>
-              <w:right w:w="120" w:type="dxa"/>
-            </w:tcMar>
-            <w:tcBorders>
-              <w:top w:val="single" w:sz="4" w:space="0" w:color="CCCCCC"/>
-              <w:bottom w:val="single" w:sz="4" w:space="0" w:color="CCCCCC"/>
-              <w:left w:val="single" w:sz="4" w:space="0" w:color="CCCCCC"/>
-              <w:right w:val="single" w:sz="4" w:space="0" w:color="CCCCCC"/>
-            </w:tcBorders>
-          </w:tcPr>
-          <w:p>
-            <w:pPr>
-              <w:spacing w:before="60" w:after="60" w:line="252" w:lineRule="auto"/>
-              <w:jc w:val="left"/>
-            </w:pPr>
-            <w:r/>
-            <w:r>
-              <w:t>743.75</w:t>
+            <w:shd w:fill="FFFFFF"/>
+            <w:tcMar>
+              <w:top w:w="100" w:type="dxa"/>
+              <w:bottom w:w="100" w:type="dxa"/>
+              <w:left w:w="120" w:type="dxa"/>
+              <w:right w:w="120" w:type="dxa"/>
+            </w:tcMar>
+            <w:tcBorders>
+              <w:top w:val="single" w:sz="4" w:space="0" w:color="CCCCCC"/>
+              <w:bottom w:val="single" w:sz="4" w:space="0" w:color="CCCCCC"/>
+              <w:left w:val="single" w:sz="4" w:space="0" w:color="CCCCCC"/>
+              <w:right w:val="single" w:sz="4" w:space="0" w:color="CCCCCC"/>
+            </w:tcBorders>
+          </w:tcPr>
+          <w:p>
+            <w:pPr>
+              <w:spacing w:before="60" w:after="60" w:line="252" w:lineRule="auto"/>
+              <w:jc w:val="left"/>
+            </w:pPr>
+            <w:r/>
+            <w:r>
+              <w:t>756.50</w:t>
             </w:r>
           </w:p>
         </w:tc>
         <w:tc>
           <w:tcPr>
             <w:tcW w:type="dxa" w:w="1728"/>
-            <w:shd w:fill="F8FAFC"/>
+            <w:shd w:fill="FFFFFF"/>
             <w:tcMar>
               <w:top w:w="100" w:type="dxa"/>
               <w:bottom w:w="100" w:type="dxa"/>
@@ -27735,7 +30310,712 @@
               <w:rPr>
                 <w:b/>
               </w:rPr>
-              <w:t>758.50</w:t>
+              <w:t>761.50</w:t>
+            </w:r>
+          </w:p>
+        </w:tc>
+        <w:tc>
+          <w:tcPr>
+            <w:tcW w:type="dxa" w:w="3456"/>
+            <w:shd w:fill="FFFFFF"/>
+            <w:tcMar>
+              <w:top w:w="100" w:type="dxa"/>
+              <w:bottom w:w="100" w:type="dxa"/>
+              <w:left w:w="120" w:type="dxa"/>
+              <w:right w:w="120" w:type="dxa"/>
+            </w:tcMar>
+            <w:tcBorders>
+              <w:top w:val="single" w:sz="4" w:space="0" w:color="CCCCCC"/>
+              <w:bottom w:val="single" w:sz="4" w:space="0" w:color="CCCCCC"/>
+              <w:left w:val="single" w:sz="4" w:space="0" w:color="CCCCCC"/>
+              <w:right w:val="single" w:sz="4" w:space="0" w:color="CCCCCC"/>
+            </w:tcBorders>
+          </w:tcPr>
+          <w:p>
+            <w:pPr>
+              <w:spacing w:before="60" w:after="60" w:line="252" w:lineRule="auto"/>
+              <w:jc w:val="left"/>
+            </w:pPr>
+            <w:r/>
+            <w:r>
+              <w:rPr>
+                <w:b/>
+              </w:rPr>
+              <w:t>-1.00</w:t>
+            </w:r>
+          </w:p>
+        </w:tc>
+        <w:tc>
+          <w:tcPr>
+            <w:tcW w:type="dxa" w:w="1440"/>
+            <w:shd w:fill="FFFFFF"/>
+            <w:tcMar>
+              <w:top w:w="100" w:type="dxa"/>
+              <w:bottom w:w="100" w:type="dxa"/>
+              <w:left w:w="120" w:type="dxa"/>
+              <w:right w:w="120" w:type="dxa"/>
+            </w:tcMar>
+            <w:tcBorders>
+              <w:top w:val="single" w:sz="4" w:space="0" w:color="CCCCCC"/>
+              <w:bottom w:val="single" w:sz="4" w:space="0" w:color="CCCCCC"/>
+              <w:left w:val="single" w:sz="4" w:space="0" w:color="CCCCCC"/>
+              <w:right w:val="single" w:sz="4" w:space="0" w:color="CCCCCC"/>
+            </w:tcBorders>
+          </w:tcPr>
+          <w:p>
+            <w:pPr>
+              <w:spacing w:before="60" w:after="60" w:line="252" w:lineRule="auto"/>
+              <w:jc w:val="left"/>
+            </w:pPr>
+            <w:r/>
+            <w:r>
+              <w:t>BEAR</w:t>
+            </w:r>
+          </w:p>
+        </w:tc>
+      </w:tr>
+      <w:tr>
+        <w:tc>
+          <w:tcPr>
+            <w:tcW w:type="dxa" w:w="1584"/>
+            <w:shd w:fill="F8FAFC"/>
+            <w:tcMar>
+              <w:top w:w="100" w:type="dxa"/>
+              <w:bottom w:w="100" w:type="dxa"/>
+              <w:left w:w="120" w:type="dxa"/>
+              <w:right w:w="120" w:type="dxa"/>
+            </w:tcMar>
+            <w:tcBorders>
+              <w:top w:val="single" w:sz="4" w:space="0" w:color="CCCCCC"/>
+              <w:bottom w:val="single" w:sz="4" w:space="0" w:color="CCCCCC"/>
+              <w:left w:val="single" w:sz="4" w:space="0" w:color="CCCCCC"/>
+              <w:right w:val="single" w:sz="4" w:space="0" w:color="CCCCCC"/>
+            </w:tcBorders>
+          </w:tcPr>
+          <w:p>
+            <w:pPr>
+              <w:spacing w:before="60" w:after="60" w:line="252" w:lineRule="auto"/>
+              <w:jc w:val="left"/>
+            </w:pPr>
+            <w:r/>
+            <w:r>
+              <w:rPr>
+                <w:b/>
+              </w:rPr>
+              <w:t>Fri 04/09</w:t>
+            </w:r>
+          </w:p>
+        </w:tc>
+        <w:tc>
+          <w:tcPr>
+            <w:tcW w:type="dxa" w:w="864"/>
+            <w:shd w:fill="F8FAFC"/>
+            <w:tcMar>
+              <w:top w:w="100" w:type="dxa"/>
+              <w:bottom w:w="100" w:type="dxa"/>
+              <w:left w:w="120" w:type="dxa"/>
+              <w:right w:w="120" w:type="dxa"/>
+            </w:tcMar>
+            <w:tcBorders>
+              <w:top w:val="single" w:sz="4" w:space="0" w:color="CCCCCC"/>
+              <w:bottom w:val="single" w:sz="4" w:space="0" w:color="CCCCCC"/>
+              <w:left w:val="single" w:sz="4" w:space="0" w:color="CCCCCC"/>
+              <w:right w:val="single" w:sz="4" w:space="0" w:color="CCCCCC"/>
+            </w:tcBorders>
+          </w:tcPr>
+          <w:p>
+            <w:pPr>
+              <w:spacing w:before="60" w:after="60" w:line="252" w:lineRule="auto"/>
+              <w:jc w:val="left"/>
+            </w:pPr>
+            <w:r/>
+            <w:r>
+              <w:t>London 15-19</w:t>
+            </w:r>
+          </w:p>
+        </w:tc>
+        <w:tc>
+          <w:tcPr>
+            <w:tcW w:type="dxa" w:w="1440"/>
+            <w:shd w:fill="F8FAFC"/>
+            <w:tcMar>
+              <w:top w:w="100" w:type="dxa"/>
+              <w:bottom w:w="100" w:type="dxa"/>
+              <w:left w:w="120" w:type="dxa"/>
+              <w:right w:w="120" w:type="dxa"/>
+            </w:tcMar>
+            <w:tcBorders>
+              <w:top w:val="single" w:sz="4" w:space="0" w:color="CCCCCC"/>
+              <w:bottom w:val="single" w:sz="4" w:space="0" w:color="CCCCCC"/>
+              <w:left w:val="single" w:sz="4" w:space="0" w:color="CCCCCC"/>
+              <w:right w:val="single" w:sz="4" w:space="0" w:color="CCCCCC"/>
+            </w:tcBorders>
+          </w:tcPr>
+          <w:p>
+            <w:pPr>
+              <w:spacing w:before="60" w:after="60" w:line="252" w:lineRule="auto"/>
+              <w:jc w:val="left"/>
+            </w:pPr>
+            <w:r/>
+            <w:r>
+              <w:t>761.50</w:t>
+            </w:r>
+          </w:p>
+        </w:tc>
+        <w:tc>
+          <w:tcPr>
+            <w:tcW w:type="dxa" w:w="2016"/>
+            <w:shd w:fill="F8FAFC"/>
+            <w:tcMar>
+              <w:top w:w="100" w:type="dxa"/>
+              <w:bottom w:w="100" w:type="dxa"/>
+              <w:left w:w="120" w:type="dxa"/>
+              <w:right w:w="120" w:type="dxa"/>
+            </w:tcMar>
+            <w:tcBorders>
+              <w:top w:val="single" w:sz="4" w:space="0" w:color="CCCCCC"/>
+              <w:bottom w:val="single" w:sz="4" w:space="0" w:color="CCCCCC"/>
+              <w:left w:val="single" w:sz="4" w:space="0" w:color="CCCCCC"/>
+              <w:right w:val="single" w:sz="4" w:space="0" w:color="CCCCCC"/>
+            </w:tcBorders>
+          </w:tcPr>
+          <w:p>
+            <w:pPr>
+              <w:spacing w:before="60" w:after="60" w:line="252" w:lineRule="auto"/>
+              <w:jc w:val="left"/>
+            </w:pPr>
+            <w:r/>
+            <w:r>
+              <w:t>768.50</w:t>
+            </w:r>
+          </w:p>
+        </w:tc>
+        <w:tc>
+          <w:tcPr>
+            <w:tcW w:type="dxa" w:w="1152"/>
+            <w:shd w:fill="F8FAFC"/>
+            <w:tcMar>
+              <w:top w:w="100" w:type="dxa"/>
+              <w:bottom w:w="100" w:type="dxa"/>
+              <w:left w:w="120" w:type="dxa"/>
+              <w:right w:w="120" w:type="dxa"/>
+            </w:tcMar>
+            <w:tcBorders>
+              <w:top w:val="single" w:sz="4" w:space="0" w:color="CCCCCC"/>
+              <w:bottom w:val="single" w:sz="4" w:space="0" w:color="CCCCCC"/>
+              <w:left w:val="single" w:sz="4" w:space="0" w:color="CCCCCC"/>
+              <w:right w:val="single" w:sz="4" w:space="0" w:color="CCCCCC"/>
+            </w:tcBorders>
+          </w:tcPr>
+          <w:p>
+            <w:pPr>
+              <w:spacing w:before="60" w:after="60" w:line="252" w:lineRule="auto"/>
+              <w:jc w:val="left"/>
+            </w:pPr>
+            <w:r/>
+            <w:r>
+              <w:t>748.00</w:t>
+            </w:r>
+          </w:p>
+        </w:tc>
+        <w:tc>
+          <w:tcPr>
+            <w:tcW w:type="dxa" w:w="1728"/>
+            <w:shd w:fill="F8FAFC"/>
+            <w:tcMar>
+              <w:top w:w="100" w:type="dxa"/>
+              <w:bottom w:w="100" w:type="dxa"/>
+              <w:left w:w="120" w:type="dxa"/>
+              <w:right w:w="120" w:type="dxa"/>
+            </w:tcMar>
+            <w:tcBorders>
+              <w:top w:val="single" w:sz="4" w:space="0" w:color="CCCCCC"/>
+              <w:bottom w:val="single" w:sz="4" w:space="0" w:color="CCCCCC"/>
+              <w:left w:val="single" w:sz="4" w:space="0" w:color="CCCCCC"/>
+              <w:right w:val="single" w:sz="4" w:space="0" w:color="CCCCCC"/>
+            </w:tcBorders>
+          </w:tcPr>
+          <w:p>
+            <w:pPr>
+              <w:spacing w:before="60" w:after="60" w:line="252" w:lineRule="auto"/>
+              <w:jc w:val="left"/>
+            </w:pPr>
+            <w:r/>
+            <w:r>
+              <w:rPr>
+                <w:b/>
+              </w:rPr>
+              <w:t>762.25</w:t>
+            </w:r>
+          </w:p>
+        </w:tc>
+        <w:tc>
+          <w:tcPr>
+            <w:tcW w:type="dxa" w:w="3456"/>
+            <w:shd w:fill="F8FAFC"/>
+            <w:tcMar>
+              <w:top w:w="100" w:type="dxa"/>
+              <w:bottom w:w="100" w:type="dxa"/>
+              <w:left w:w="120" w:type="dxa"/>
+              <w:right w:w="120" w:type="dxa"/>
+            </w:tcMar>
+            <w:tcBorders>
+              <w:top w:val="single" w:sz="4" w:space="0" w:color="CCCCCC"/>
+              <w:bottom w:val="single" w:sz="4" w:space="0" w:color="CCCCCC"/>
+              <w:left w:val="single" w:sz="4" w:space="0" w:color="CCCCCC"/>
+              <w:right w:val="single" w:sz="4" w:space="0" w:color="CCCCCC"/>
+            </w:tcBorders>
+          </w:tcPr>
+          <w:p>
+            <w:pPr>
+              <w:spacing w:before="60" w:after="60" w:line="252" w:lineRule="auto"/>
+              <w:jc w:val="left"/>
+            </w:pPr>
+            <w:r/>
+            <w:r>
+              <w:rPr>
+                <w:b/>
+              </w:rPr>
+              <w:t>+0.75</w:t>
+            </w:r>
+          </w:p>
+        </w:tc>
+        <w:tc>
+          <w:tcPr>
+            <w:tcW w:type="dxa" w:w="1440"/>
+            <w:shd w:fill="F8FAFC"/>
+            <w:tcMar>
+              <w:top w:w="100" w:type="dxa"/>
+              <w:bottom w:w="100" w:type="dxa"/>
+              <w:left w:w="120" w:type="dxa"/>
+              <w:right w:w="120" w:type="dxa"/>
+            </w:tcMar>
+            <w:tcBorders>
+              <w:top w:val="single" w:sz="4" w:space="0" w:color="CCCCCC"/>
+              <w:bottom w:val="single" w:sz="4" w:space="0" w:color="CCCCCC"/>
+              <w:left w:val="single" w:sz="4" w:space="0" w:color="CCCCCC"/>
+              <w:right w:val="single" w:sz="4" w:space="0" w:color="CCCCCC"/>
+            </w:tcBorders>
+          </w:tcPr>
+          <w:p>
+            <w:pPr>
+              <w:spacing w:before="60" w:after="60" w:line="252" w:lineRule="auto"/>
+              <w:jc w:val="left"/>
+            </w:pPr>
+            <w:r/>
+            <w:r>
+              <w:t>BULL</w:t>
+            </w:r>
+          </w:p>
+        </w:tc>
+      </w:tr>
+      <w:tr>
+        <w:tc>
+          <w:tcPr>
+            <w:tcW w:type="dxa" w:w="1584"/>
+            <w:shd w:fill="FFFFFF"/>
+            <w:tcMar>
+              <w:top w:w="100" w:type="dxa"/>
+              <w:bottom w:w="100" w:type="dxa"/>
+              <w:left w:w="120" w:type="dxa"/>
+              <w:right w:w="120" w:type="dxa"/>
+            </w:tcMar>
+            <w:tcBorders>
+              <w:top w:val="single" w:sz="4" w:space="0" w:color="CCCCCC"/>
+              <w:bottom w:val="single" w:sz="4" w:space="0" w:color="CCCCCC"/>
+              <w:left w:val="single" w:sz="4" w:space="0" w:color="CCCCCC"/>
+              <w:right w:val="single" w:sz="4" w:space="0" w:color="CCCCCC"/>
+            </w:tcBorders>
+          </w:tcPr>
+          <w:p>
+            <w:pPr>
+              <w:spacing w:before="60" w:after="60" w:line="252" w:lineRule="auto"/>
+              <w:jc w:val="left"/>
+            </w:pPr>
+            <w:r/>
+            <w:r>
+              <w:rPr>
+                <w:b/>
+              </w:rPr>
+              <w:t>Fri 04/09</w:t>
+            </w:r>
+          </w:p>
+        </w:tc>
+        <w:tc>
+          <w:tcPr>
+            <w:tcW w:type="dxa" w:w="864"/>
+            <w:shd w:fill="FFFFFF"/>
+            <w:tcMar>
+              <w:top w:w="100" w:type="dxa"/>
+              <w:bottom w:w="100" w:type="dxa"/>
+              <w:left w:w="120" w:type="dxa"/>
+              <w:right w:w="120" w:type="dxa"/>
+            </w:tcMar>
+            <w:tcBorders>
+              <w:top w:val="single" w:sz="4" w:space="0" w:color="CCCCCC"/>
+              <w:bottom w:val="single" w:sz="4" w:space="0" w:color="CCCCCC"/>
+              <w:left w:val="single" w:sz="4" w:space="0" w:color="CCCCCC"/>
+              <w:right w:val="single" w:sz="4" w:space="0" w:color="CCCCCC"/>
+            </w:tcBorders>
+          </w:tcPr>
+          <w:p>
+            <w:pPr>
+              <w:spacing w:before="60" w:after="60" w:line="252" w:lineRule="auto"/>
+              <w:jc w:val="left"/>
+            </w:pPr>
+            <w:r/>
+            <w:r>
+              <w:t>Pre-NY 19-21</w:t>
+            </w:r>
+          </w:p>
+        </w:tc>
+        <w:tc>
+          <w:tcPr>
+            <w:tcW w:type="dxa" w:w="1440"/>
+            <w:shd w:fill="FFFFFF"/>
+            <w:tcMar>
+              <w:top w:w="100" w:type="dxa"/>
+              <w:bottom w:w="100" w:type="dxa"/>
+              <w:left w:w="120" w:type="dxa"/>
+              <w:right w:w="120" w:type="dxa"/>
+            </w:tcMar>
+            <w:tcBorders>
+              <w:top w:val="single" w:sz="4" w:space="0" w:color="CCCCCC"/>
+              <w:bottom w:val="single" w:sz="4" w:space="0" w:color="CCCCCC"/>
+              <w:left w:val="single" w:sz="4" w:space="0" w:color="CCCCCC"/>
+              <w:right w:val="single" w:sz="4" w:space="0" w:color="CCCCCC"/>
+            </w:tcBorders>
+          </w:tcPr>
+          <w:p>
+            <w:pPr>
+              <w:spacing w:before="60" w:after="60" w:line="252" w:lineRule="auto"/>
+              <w:jc w:val="left"/>
+            </w:pPr>
+            <w:r/>
+            <w:r>
+              <w:t>762.25</w:t>
+            </w:r>
+          </w:p>
+        </w:tc>
+        <w:tc>
+          <w:tcPr>
+            <w:tcW w:type="dxa" w:w="2016"/>
+            <w:shd w:fill="FFFFFF"/>
+            <w:tcMar>
+              <w:top w:w="100" w:type="dxa"/>
+              <w:bottom w:w="100" w:type="dxa"/>
+              <w:left w:w="120" w:type="dxa"/>
+              <w:right w:w="120" w:type="dxa"/>
+            </w:tcMar>
+            <w:tcBorders>
+              <w:top w:val="single" w:sz="4" w:space="0" w:color="CCCCCC"/>
+              <w:bottom w:val="single" w:sz="4" w:space="0" w:color="CCCCCC"/>
+              <w:left w:val="single" w:sz="4" w:space="0" w:color="CCCCCC"/>
+              <w:right w:val="single" w:sz="4" w:space="0" w:color="CCCCCC"/>
+            </w:tcBorders>
+          </w:tcPr>
+          <w:p>
+            <w:pPr>
+              <w:spacing w:before="60" w:after="60" w:line="252" w:lineRule="auto"/>
+              <w:jc w:val="left"/>
+            </w:pPr>
+            <w:r/>
+            <w:r>
+              <w:t>771.50</w:t>
+            </w:r>
+          </w:p>
+        </w:tc>
+        <w:tc>
+          <w:tcPr>
+            <w:tcW w:type="dxa" w:w="1152"/>
+            <w:shd w:fill="FFFFFF"/>
+            <w:tcMar>
+              <w:top w:w="100" w:type="dxa"/>
+              <w:bottom w:w="100" w:type="dxa"/>
+              <w:left w:w="120" w:type="dxa"/>
+              <w:right w:w="120" w:type="dxa"/>
+            </w:tcMar>
+            <w:tcBorders>
+              <w:top w:val="single" w:sz="4" w:space="0" w:color="CCCCCC"/>
+              <w:bottom w:val="single" w:sz="4" w:space="0" w:color="CCCCCC"/>
+              <w:left w:val="single" w:sz="4" w:space="0" w:color="CCCCCC"/>
+              <w:right w:val="single" w:sz="4" w:space="0" w:color="CCCCCC"/>
+            </w:tcBorders>
+          </w:tcPr>
+          <w:p>
+            <w:pPr>
+              <w:spacing w:before="60" w:after="60" w:line="252" w:lineRule="auto"/>
+              <w:jc w:val="left"/>
+            </w:pPr>
+            <w:r/>
+            <w:r>
+              <w:t>755.00</w:t>
+            </w:r>
+          </w:p>
+        </w:tc>
+        <w:tc>
+          <w:tcPr>
+            <w:tcW w:type="dxa" w:w="1728"/>
+            <w:shd w:fill="FFFFFF"/>
+            <w:tcMar>
+              <w:top w:w="100" w:type="dxa"/>
+              <w:bottom w:w="100" w:type="dxa"/>
+              <w:left w:w="120" w:type="dxa"/>
+              <w:right w:w="120" w:type="dxa"/>
+            </w:tcMar>
+            <w:tcBorders>
+              <w:top w:val="single" w:sz="4" w:space="0" w:color="CCCCCC"/>
+              <w:bottom w:val="single" w:sz="4" w:space="0" w:color="CCCCCC"/>
+              <w:left w:val="single" w:sz="4" w:space="0" w:color="CCCCCC"/>
+              <w:right w:val="single" w:sz="4" w:space="0" w:color="CCCCCC"/>
+            </w:tcBorders>
+          </w:tcPr>
+          <w:p>
+            <w:pPr>
+              <w:spacing w:before="60" w:after="60" w:line="252" w:lineRule="auto"/>
+              <w:jc w:val="left"/>
+            </w:pPr>
+            <w:r/>
+            <w:r>
+              <w:rPr>
+                <w:b/>
+              </w:rPr>
+              <w:t>762.00</w:t>
+            </w:r>
+          </w:p>
+        </w:tc>
+        <w:tc>
+          <w:tcPr>
+            <w:tcW w:type="dxa" w:w="3456"/>
+            <w:shd w:fill="FFFFFF"/>
+            <w:tcMar>
+              <w:top w:w="100" w:type="dxa"/>
+              <w:bottom w:w="100" w:type="dxa"/>
+              <w:left w:w="120" w:type="dxa"/>
+              <w:right w:w="120" w:type="dxa"/>
+            </w:tcMar>
+            <w:tcBorders>
+              <w:top w:val="single" w:sz="4" w:space="0" w:color="CCCCCC"/>
+              <w:bottom w:val="single" w:sz="4" w:space="0" w:color="CCCCCC"/>
+              <w:left w:val="single" w:sz="4" w:space="0" w:color="CCCCCC"/>
+              <w:right w:val="single" w:sz="4" w:space="0" w:color="CCCCCC"/>
+            </w:tcBorders>
+          </w:tcPr>
+          <w:p>
+            <w:pPr>
+              <w:spacing w:before="60" w:after="60" w:line="252" w:lineRule="auto"/>
+              <w:jc w:val="left"/>
+            </w:pPr>
+            <w:r/>
+            <w:r>
+              <w:rPr>
+                <w:b/>
+              </w:rPr>
+              <w:t>-0.25</w:t>
+            </w:r>
+          </w:p>
+        </w:tc>
+        <w:tc>
+          <w:tcPr>
+            <w:tcW w:type="dxa" w:w="1440"/>
+            <w:shd w:fill="FFFFFF"/>
+            <w:tcMar>
+              <w:top w:w="100" w:type="dxa"/>
+              <w:bottom w:w="100" w:type="dxa"/>
+              <w:left w:w="120" w:type="dxa"/>
+              <w:right w:w="120" w:type="dxa"/>
+            </w:tcMar>
+            <w:tcBorders>
+              <w:top w:val="single" w:sz="4" w:space="0" w:color="CCCCCC"/>
+              <w:bottom w:val="single" w:sz="4" w:space="0" w:color="CCCCCC"/>
+              <w:left w:val="single" w:sz="4" w:space="0" w:color="CCCCCC"/>
+              <w:right w:val="single" w:sz="4" w:space="0" w:color="CCCCCC"/>
+            </w:tcBorders>
+          </w:tcPr>
+          <w:p>
+            <w:pPr>
+              <w:spacing w:before="60" w:after="60" w:line="252" w:lineRule="auto"/>
+              <w:jc w:val="left"/>
+            </w:pPr>
+            <w:r/>
+            <w:r>
+              <w:t>BEAR</w:t>
+            </w:r>
+          </w:p>
+        </w:tc>
+      </w:tr>
+      <w:tr>
+        <w:tc>
+          <w:tcPr>
+            <w:tcW w:type="dxa" w:w="1584"/>
+            <w:shd w:fill="F8FAFC"/>
+            <w:tcMar>
+              <w:top w:w="100" w:type="dxa"/>
+              <w:bottom w:w="100" w:type="dxa"/>
+              <w:left w:w="120" w:type="dxa"/>
+              <w:right w:w="120" w:type="dxa"/>
+            </w:tcMar>
+            <w:tcBorders>
+              <w:top w:val="single" w:sz="4" w:space="0" w:color="CCCCCC"/>
+              <w:bottom w:val="single" w:sz="4" w:space="0" w:color="CCCCCC"/>
+              <w:left w:val="single" w:sz="4" w:space="0" w:color="CCCCCC"/>
+              <w:right w:val="single" w:sz="4" w:space="0" w:color="CCCCCC"/>
+            </w:tcBorders>
+          </w:tcPr>
+          <w:p>
+            <w:pPr>
+              <w:spacing w:before="60" w:after="60" w:line="252" w:lineRule="auto"/>
+              <w:jc w:val="left"/>
+            </w:pPr>
+            <w:r/>
+            <w:r>
+              <w:rPr>
+                <w:b/>
+              </w:rPr>
+              <w:t>Fri 04/09</w:t>
+            </w:r>
+          </w:p>
+        </w:tc>
+        <w:tc>
+          <w:tcPr>
+            <w:tcW w:type="dxa" w:w="864"/>
+            <w:shd w:fill="F8FAFC"/>
+            <w:tcMar>
+              <w:top w:w="100" w:type="dxa"/>
+              <w:bottom w:w="100" w:type="dxa"/>
+              <w:left w:w="120" w:type="dxa"/>
+              <w:right w:w="120" w:type="dxa"/>
+            </w:tcMar>
+            <w:tcBorders>
+              <w:top w:val="single" w:sz="4" w:space="0" w:color="CCCCCC"/>
+              <w:bottom w:val="single" w:sz="4" w:space="0" w:color="CCCCCC"/>
+              <w:left w:val="single" w:sz="4" w:space="0" w:color="CCCCCC"/>
+              <w:right w:val="single" w:sz="4" w:space="0" w:color="CCCCCC"/>
+            </w:tcBorders>
+          </w:tcPr>
+          <w:p>
+            <w:pPr>
+              <w:spacing w:before="60" w:after="60" w:line="252" w:lineRule="auto"/>
+              <w:jc w:val="left"/>
+            </w:pPr>
+            <w:r/>
+            <w:r>
+              <w:t>NY Open 21-23</w:t>
+            </w:r>
+          </w:p>
+        </w:tc>
+        <w:tc>
+          <w:tcPr>
+            <w:tcW w:type="dxa" w:w="1440"/>
+            <w:shd w:fill="F8FAFC"/>
+            <w:tcMar>
+              <w:top w:w="100" w:type="dxa"/>
+              <w:bottom w:w="100" w:type="dxa"/>
+              <w:left w:w="120" w:type="dxa"/>
+              <w:right w:w="120" w:type="dxa"/>
+            </w:tcMar>
+            <w:tcBorders>
+              <w:top w:val="single" w:sz="4" w:space="0" w:color="CCCCCC"/>
+              <w:bottom w:val="single" w:sz="4" w:space="0" w:color="CCCCCC"/>
+              <w:left w:val="single" w:sz="4" w:space="0" w:color="CCCCCC"/>
+              <w:right w:val="single" w:sz="4" w:space="0" w:color="CCCCCC"/>
+            </w:tcBorders>
+          </w:tcPr>
+          <w:p>
+            <w:pPr>
+              <w:spacing w:before="60" w:after="60" w:line="252" w:lineRule="auto"/>
+              <w:jc w:val="left"/>
+            </w:pPr>
+            <w:r/>
+            <w:r>
+              <w:t>762.00</w:t>
+            </w:r>
+          </w:p>
+        </w:tc>
+        <w:tc>
+          <w:tcPr>
+            <w:tcW w:type="dxa" w:w="2016"/>
+            <w:shd w:fill="F8FAFC"/>
+            <w:tcMar>
+              <w:top w:w="100" w:type="dxa"/>
+              <w:bottom w:w="100" w:type="dxa"/>
+              <w:left w:w="120" w:type="dxa"/>
+              <w:right w:w="120" w:type="dxa"/>
+            </w:tcMar>
+            <w:tcBorders>
+              <w:top w:val="single" w:sz="4" w:space="0" w:color="CCCCCC"/>
+              <w:bottom w:val="single" w:sz="4" w:space="0" w:color="CCCCCC"/>
+              <w:left w:val="single" w:sz="4" w:space="0" w:color="CCCCCC"/>
+              <w:right w:val="single" w:sz="4" w:space="0" w:color="CCCCCC"/>
+            </w:tcBorders>
+          </w:tcPr>
+          <w:p>
+            <w:pPr>
+              <w:spacing w:before="60" w:after="60" w:line="252" w:lineRule="auto"/>
+              <w:jc w:val="left"/>
+            </w:pPr>
+            <w:r/>
+            <w:r>
+              <w:t>770.50</w:t>
+            </w:r>
+          </w:p>
+        </w:tc>
+        <w:tc>
+          <w:tcPr>
+            <w:tcW w:type="dxa" w:w="1152"/>
+            <w:shd w:fill="F8FAFC"/>
+            <w:tcMar>
+              <w:top w:w="100" w:type="dxa"/>
+              <w:bottom w:w="100" w:type="dxa"/>
+              <w:left w:w="120" w:type="dxa"/>
+              <w:right w:w="120" w:type="dxa"/>
+            </w:tcMar>
+            <w:tcBorders>
+              <w:top w:val="single" w:sz="4" w:space="0" w:color="CCCCCC"/>
+              <w:bottom w:val="single" w:sz="4" w:space="0" w:color="CCCCCC"/>
+              <w:left w:val="single" w:sz="4" w:space="0" w:color="CCCCCC"/>
+              <w:right w:val="single" w:sz="4" w:space="0" w:color="CCCCCC"/>
+            </w:tcBorders>
+          </w:tcPr>
+          <w:p>
+            <w:pPr>
+              <w:spacing w:before="60" w:after="60" w:line="252" w:lineRule="auto"/>
+              <w:jc w:val="left"/>
+            </w:pPr>
+            <w:r/>
+            <w:r>
+              <w:t>748.00</w:t>
+            </w:r>
+          </w:p>
+        </w:tc>
+        <w:tc>
+          <w:tcPr>
+            <w:tcW w:type="dxa" w:w="1728"/>
+            <w:shd w:fill="F8FAFC"/>
+            <w:tcMar>
+              <w:top w:w="100" w:type="dxa"/>
+              <w:bottom w:w="100" w:type="dxa"/>
+              <w:left w:w="120" w:type="dxa"/>
+              <w:right w:w="120" w:type="dxa"/>
+            </w:tcMar>
+            <w:tcBorders>
+              <w:top w:val="single" w:sz="4" w:space="0" w:color="CCCCCC"/>
+              <w:bottom w:val="single" w:sz="4" w:space="0" w:color="CCCCCC"/>
+              <w:left w:val="single" w:sz="4" w:space="0" w:color="CCCCCC"/>
+              <w:right w:val="single" w:sz="4" w:space="0" w:color="CCCCCC"/>
+            </w:tcBorders>
+          </w:tcPr>
+          <w:p>
+            <w:pPr>
+              <w:spacing w:before="60" w:after="60" w:line="252" w:lineRule="auto"/>
+              <w:jc w:val="left"/>
+            </w:pPr>
+            <w:r/>
+            <w:r>
+              <w:rPr>
+                <w:b/>
+              </w:rPr>
+              <w:t>763.75</w:t>
             </w:r>
           </w:p>
         </w:tc>
@@ -27827,7 +31107,7 @@
               <w:rPr>
                 <w:b/>
               </w:rPr>
-              <w:t>Wed 02/09</w:t>
+              <w:t>Fri 04/09</w:t>
             </w:r>
           </w:p>
         </w:tc>
@@ -27855,7 +31135,7 @@
             </w:pPr>
             <w:r/>
             <w:r>
-              <w:t>Pre-NY 19-21</w:t>
+              <w:t>NY Close 23-01</w:t>
             </w:r>
           </w:p>
         </w:tc>
@@ -27883,7 +31163,7 @@
             </w:pPr>
             <w:r/>
             <w:r>
-              <w:t>758.50</w:t>
+              <w:t>763.75</w:t>
             </w:r>
           </w:p>
         </w:tc>
@@ -27911,7 +31191,7 @@
             </w:pPr>
             <w:r/>
             <w:r>
-              <w:t>767.75</w:t>
+              <w:t>770.00</w:t>
             </w:r>
           </w:p>
         </w:tc>
@@ -27939,7 +31219,7 @@
             </w:pPr>
             <w:r/>
             <w:r>
-              <w:t>747.75</w:t>
+              <w:t>757.25</w:t>
             </w:r>
           </w:p>
         </w:tc>
@@ -27947,1651 +31227,6 @@
           <w:tcPr>
             <w:tcW w:type="dxa" w:w="1728"/>
             <w:shd w:fill="FFFFFF"/>
-            <w:tcMar>
-              <w:top w:w="100" w:type="dxa"/>
-              <w:bottom w:w="100" w:type="dxa"/>
-              <w:left w:w="120" w:type="dxa"/>
-              <w:right w:w="120" w:type="dxa"/>
-            </w:tcMar>
-            <w:tcBorders>
-              <w:top w:val="single" w:sz="4" w:space="0" w:color="CCCCCC"/>
-              <w:bottom w:val="single" w:sz="4" w:space="0" w:color="CCCCCC"/>
-              <w:left w:val="single" w:sz="4" w:space="0" w:color="CCCCCC"/>
-              <w:right w:val="single" w:sz="4" w:space="0" w:color="CCCCCC"/>
-            </w:tcBorders>
-          </w:tcPr>
-          <w:p>
-            <w:pPr>
-              <w:spacing w:before="60" w:after="60" w:line="252" w:lineRule="auto"/>
-              <w:jc w:val="left"/>
-            </w:pPr>
-            <w:r/>
-            <w:r>
-              <w:rPr>
-                <w:b/>
-              </w:rPr>
-              <w:t>759.00</w:t>
-            </w:r>
-          </w:p>
-        </w:tc>
-        <w:tc>
-          <w:tcPr>
-            <w:tcW w:type="dxa" w:w="3456"/>
-            <w:shd w:fill="FFFFFF"/>
-            <w:tcMar>
-              <w:top w:w="100" w:type="dxa"/>
-              <w:bottom w:w="100" w:type="dxa"/>
-              <w:left w:w="120" w:type="dxa"/>
-              <w:right w:w="120" w:type="dxa"/>
-            </w:tcMar>
-            <w:tcBorders>
-              <w:top w:val="single" w:sz="4" w:space="0" w:color="CCCCCC"/>
-              <w:bottom w:val="single" w:sz="4" w:space="0" w:color="CCCCCC"/>
-              <w:left w:val="single" w:sz="4" w:space="0" w:color="CCCCCC"/>
-              <w:right w:val="single" w:sz="4" w:space="0" w:color="CCCCCC"/>
-            </w:tcBorders>
-          </w:tcPr>
-          <w:p>
-            <w:pPr>
-              <w:spacing w:before="60" w:after="60" w:line="252" w:lineRule="auto"/>
-              <w:jc w:val="left"/>
-            </w:pPr>
-            <w:r/>
-            <w:r>
-              <w:rPr>
-                <w:b/>
-              </w:rPr>
-              <w:t>+0.50</w:t>
-            </w:r>
-          </w:p>
-        </w:tc>
-        <w:tc>
-          <w:tcPr>
-            <w:tcW w:type="dxa" w:w="1440"/>
-            <w:shd w:fill="FFFFFF"/>
-            <w:tcMar>
-              <w:top w:w="100" w:type="dxa"/>
-              <w:bottom w:w="100" w:type="dxa"/>
-              <w:left w:w="120" w:type="dxa"/>
-              <w:right w:w="120" w:type="dxa"/>
-            </w:tcMar>
-            <w:tcBorders>
-              <w:top w:val="single" w:sz="4" w:space="0" w:color="CCCCCC"/>
-              <w:bottom w:val="single" w:sz="4" w:space="0" w:color="CCCCCC"/>
-              <w:left w:val="single" w:sz="4" w:space="0" w:color="CCCCCC"/>
-              <w:right w:val="single" w:sz="4" w:space="0" w:color="CCCCCC"/>
-            </w:tcBorders>
-          </w:tcPr>
-          <w:p>
-            <w:pPr>
-              <w:spacing w:before="60" w:after="60" w:line="252" w:lineRule="auto"/>
-              <w:jc w:val="left"/>
-            </w:pPr>
-            <w:r/>
-            <w:r>
-              <w:t>BULL</w:t>
-            </w:r>
-          </w:p>
-        </w:tc>
-      </w:tr>
-      <w:tr>
-        <w:tc>
-          <w:tcPr>
-            <w:tcW w:type="dxa" w:w="1584"/>
-            <w:shd w:fill="F8FAFC"/>
-            <w:tcMar>
-              <w:top w:w="100" w:type="dxa"/>
-              <w:bottom w:w="100" w:type="dxa"/>
-              <w:left w:w="120" w:type="dxa"/>
-              <w:right w:w="120" w:type="dxa"/>
-            </w:tcMar>
-            <w:tcBorders>
-              <w:top w:val="single" w:sz="4" w:space="0" w:color="CCCCCC"/>
-              <w:bottom w:val="single" w:sz="4" w:space="0" w:color="CCCCCC"/>
-              <w:left w:val="single" w:sz="4" w:space="0" w:color="CCCCCC"/>
-              <w:right w:val="single" w:sz="4" w:space="0" w:color="CCCCCC"/>
-            </w:tcBorders>
-          </w:tcPr>
-          <w:p>
-            <w:pPr>
-              <w:spacing w:before="60" w:after="60" w:line="252" w:lineRule="auto"/>
-              <w:jc w:val="left"/>
-            </w:pPr>
-            <w:r/>
-            <w:r>
-              <w:rPr>
-                <w:b/>
-              </w:rPr>
-              <w:t>Wed 02/09</w:t>
-            </w:r>
-          </w:p>
-        </w:tc>
-        <w:tc>
-          <w:tcPr>
-            <w:tcW w:type="dxa" w:w="864"/>
-            <w:shd w:fill="F8FAFC"/>
-            <w:tcMar>
-              <w:top w:w="100" w:type="dxa"/>
-              <w:bottom w:w="100" w:type="dxa"/>
-              <w:left w:w="120" w:type="dxa"/>
-              <w:right w:w="120" w:type="dxa"/>
-            </w:tcMar>
-            <w:tcBorders>
-              <w:top w:val="single" w:sz="4" w:space="0" w:color="CCCCCC"/>
-              <w:bottom w:val="single" w:sz="4" w:space="0" w:color="CCCCCC"/>
-              <w:left w:val="single" w:sz="4" w:space="0" w:color="CCCCCC"/>
-              <w:right w:val="single" w:sz="4" w:space="0" w:color="CCCCCC"/>
-            </w:tcBorders>
-          </w:tcPr>
-          <w:p>
-            <w:pPr>
-              <w:spacing w:before="60" w:after="60" w:line="252" w:lineRule="auto"/>
-              <w:jc w:val="left"/>
-            </w:pPr>
-            <w:r/>
-            <w:r>
-              <w:t>NY Open 21-23</w:t>
-            </w:r>
-          </w:p>
-        </w:tc>
-        <w:tc>
-          <w:tcPr>
-            <w:tcW w:type="dxa" w:w="1440"/>
-            <w:shd w:fill="F8FAFC"/>
-            <w:tcMar>
-              <w:top w:w="100" w:type="dxa"/>
-              <w:bottom w:w="100" w:type="dxa"/>
-              <w:left w:w="120" w:type="dxa"/>
-              <w:right w:w="120" w:type="dxa"/>
-            </w:tcMar>
-            <w:tcBorders>
-              <w:top w:val="single" w:sz="4" w:space="0" w:color="CCCCCC"/>
-              <w:bottom w:val="single" w:sz="4" w:space="0" w:color="CCCCCC"/>
-              <w:left w:val="single" w:sz="4" w:space="0" w:color="CCCCCC"/>
-              <w:right w:val="single" w:sz="4" w:space="0" w:color="CCCCCC"/>
-            </w:tcBorders>
-          </w:tcPr>
-          <w:p>
-            <w:pPr>
-              <w:spacing w:before="60" w:after="60" w:line="252" w:lineRule="auto"/>
-              <w:jc w:val="left"/>
-            </w:pPr>
-            <w:r/>
-            <w:r>
-              <w:t>759.00</w:t>
-            </w:r>
-          </w:p>
-        </w:tc>
-        <w:tc>
-          <w:tcPr>
-            <w:tcW w:type="dxa" w:w="2016"/>
-            <w:shd w:fill="F8FAFC"/>
-            <w:tcMar>
-              <w:top w:w="100" w:type="dxa"/>
-              <w:bottom w:w="100" w:type="dxa"/>
-              <w:left w:w="120" w:type="dxa"/>
-              <w:right w:w="120" w:type="dxa"/>
-            </w:tcMar>
-            <w:tcBorders>
-              <w:top w:val="single" w:sz="4" w:space="0" w:color="CCCCCC"/>
-              <w:bottom w:val="single" w:sz="4" w:space="0" w:color="CCCCCC"/>
-              <w:left w:val="single" w:sz="4" w:space="0" w:color="CCCCCC"/>
-              <w:right w:val="single" w:sz="4" w:space="0" w:color="CCCCCC"/>
-            </w:tcBorders>
-          </w:tcPr>
-          <w:p>
-            <w:pPr>
-              <w:spacing w:before="60" w:after="60" w:line="252" w:lineRule="auto"/>
-              <w:jc w:val="left"/>
-            </w:pPr>
-            <w:r/>
-            <w:r>
-              <w:t>771.25</w:t>
-            </w:r>
-          </w:p>
-        </w:tc>
-        <w:tc>
-          <w:tcPr>
-            <w:tcW w:type="dxa" w:w="1152"/>
-            <w:shd w:fill="F8FAFC"/>
-            <w:tcMar>
-              <w:top w:w="100" w:type="dxa"/>
-              <w:bottom w:w="100" w:type="dxa"/>
-              <w:left w:w="120" w:type="dxa"/>
-              <w:right w:w="120" w:type="dxa"/>
-            </w:tcMar>
-            <w:tcBorders>
-              <w:top w:val="single" w:sz="4" w:space="0" w:color="CCCCCC"/>
-              <w:bottom w:val="single" w:sz="4" w:space="0" w:color="CCCCCC"/>
-              <w:left w:val="single" w:sz="4" w:space="0" w:color="CCCCCC"/>
-              <w:right w:val="single" w:sz="4" w:space="0" w:color="CCCCCC"/>
-            </w:tcBorders>
-          </w:tcPr>
-          <w:p>
-            <w:pPr>
-              <w:spacing w:before="60" w:after="60" w:line="252" w:lineRule="auto"/>
-              <w:jc w:val="left"/>
-            </w:pPr>
-            <w:r/>
-            <w:r>
-              <w:t>744.75</w:t>
-            </w:r>
-          </w:p>
-        </w:tc>
-        <w:tc>
-          <w:tcPr>
-            <w:tcW w:type="dxa" w:w="1728"/>
-            <w:shd w:fill="F8FAFC"/>
-            <w:tcMar>
-              <w:top w:w="100" w:type="dxa"/>
-              <w:bottom w:w="100" w:type="dxa"/>
-              <w:left w:w="120" w:type="dxa"/>
-              <w:right w:w="120" w:type="dxa"/>
-            </w:tcMar>
-            <w:tcBorders>
-              <w:top w:val="single" w:sz="4" w:space="0" w:color="CCCCCC"/>
-              <w:bottom w:val="single" w:sz="4" w:space="0" w:color="CCCCCC"/>
-              <w:left w:val="single" w:sz="4" w:space="0" w:color="CCCCCC"/>
-              <w:right w:val="single" w:sz="4" w:space="0" w:color="CCCCCC"/>
-            </w:tcBorders>
-          </w:tcPr>
-          <w:p>
-            <w:pPr>
-              <w:spacing w:before="60" w:after="60" w:line="252" w:lineRule="auto"/>
-              <w:jc w:val="left"/>
-            </w:pPr>
-            <w:r/>
-            <w:r>
-              <w:rPr>
-                <w:b/>
-              </w:rPr>
-              <w:t>757.50</w:t>
-            </w:r>
-          </w:p>
-        </w:tc>
-        <w:tc>
-          <w:tcPr>
-            <w:tcW w:type="dxa" w:w="3456"/>
-            <w:shd w:fill="F8FAFC"/>
-            <w:tcMar>
-              <w:top w:w="100" w:type="dxa"/>
-              <w:bottom w:w="100" w:type="dxa"/>
-              <w:left w:w="120" w:type="dxa"/>
-              <w:right w:w="120" w:type="dxa"/>
-            </w:tcMar>
-            <w:tcBorders>
-              <w:top w:val="single" w:sz="4" w:space="0" w:color="CCCCCC"/>
-              <w:bottom w:val="single" w:sz="4" w:space="0" w:color="CCCCCC"/>
-              <w:left w:val="single" w:sz="4" w:space="0" w:color="CCCCCC"/>
-              <w:right w:val="single" w:sz="4" w:space="0" w:color="CCCCCC"/>
-            </w:tcBorders>
-          </w:tcPr>
-          <w:p>
-            <w:pPr>
-              <w:spacing w:before="60" w:after="60" w:line="252" w:lineRule="auto"/>
-              <w:jc w:val="left"/>
-            </w:pPr>
-            <w:r/>
-            <w:r>
-              <w:rPr>
-                <w:b/>
-              </w:rPr>
-              <w:t>-1.50</w:t>
-            </w:r>
-          </w:p>
-        </w:tc>
-        <w:tc>
-          <w:tcPr>
-            <w:tcW w:type="dxa" w:w="1440"/>
-            <w:shd w:fill="F8FAFC"/>
-            <w:tcMar>
-              <w:top w:w="100" w:type="dxa"/>
-              <w:bottom w:w="100" w:type="dxa"/>
-              <w:left w:w="120" w:type="dxa"/>
-              <w:right w:w="120" w:type="dxa"/>
-            </w:tcMar>
-            <w:tcBorders>
-              <w:top w:val="single" w:sz="4" w:space="0" w:color="CCCCCC"/>
-              <w:bottom w:val="single" w:sz="4" w:space="0" w:color="CCCCCC"/>
-              <w:left w:val="single" w:sz="4" w:space="0" w:color="CCCCCC"/>
-              <w:right w:val="single" w:sz="4" w:space="0" w:color="CCCCCC"/>
-            </w:tcBorders>
-          </w:tcPr>
-          <w:p>
-            <w:pPr>
-              <w:spacing w:before="60" w:after="60" w:line="252" w:lineRule="auto"/>
-              <w:jc w:val="left"/>
-            </w:pPr>
-            <w:r/>
-            <w:r>
-              <w:t>BEAR</w:t>
-            </w:r>
-          </w:p>
-        </w:tc>
-      </w:tr>
-      <w:tr>
-        <w:tc>
-          <w:tcPr>
-            <w:tcW w:type="dxa" w:w="1584"/>
-            <w:shd w:fill="FFFFFF"/>
-            <w:tcMar>
-              <w:top w:w="100" w:type="dxa"/>
-              <w:bottom w:w="100" w:type="dxa"/>
-              <w:left w:w="120" w:type="dxa"/>
-              <w:right w:w="120" w:type="dxa"/>
-            </w:tcMar>
-            <w:tcBorders>
-              <w:top w:val="single" w:sz="4" w:space="0" w:color="CCCCCC"/>
-              <w:bottom w:val="single" w:sz="4" w:space="0" w:color="CCCCCC"/>
-              <w:left w:val="single" w:sz="4" w:space="0" w:color="CCCCCC"/>
-              <w:right w:val="single" w:sz="4" w:space="0" w:color="CCCCCC"/>
-            </w:tcBorders>
-          </w:tcPr>
-          <w:p>
-            <w:pPr>
-              <w:spacing w:before="60" w:after="60" w:line="252" w:lineRule="auto"/>
-              <w:jc w:val="left"/>
-            </w:pPr>
-            <w:r/>
-            <w:r>
-              <w:rPr>
-                <w:b/>
-              </w:rPr>
-              <w:t>Wed 02/09</w:t>
-            </w:r>
-          </w:p>
-        </w:tc>
-        <w:tc>
-          <w:tcPr>
-            <w:tcW w:type="dxa" w:w="864"/>
-            <w:shd w:fill="FFFFFF"/>
-            <w:tcMar>
-              <w:top w:w="100" w:type="dxa"/>
-              <w:bottom w:w="100" w:type="dxa"/>
-              <w:left w:w="120" w:type="dxa"/>
-              <w:right w:w="120" w:type="dxa"/>
-            </w:tcMar>
-            <w:tcBorders>
-              <w:top w:val="single" w:sz="4" w:space="0" w:color="CCCCCC"/>
-              <w:bottom w:val="single" w:sz="4" w:space="0" w:color="CCCCCC"/>
-              <w:left w:val="single" w:sz="4" w:space="0" w:color="CCCCCC"/>
-              <w:right w:val="single" w:sz="4" w:space="0" w:color="CCCCCC"/>
-            </w:tcBorders>
-          </w:tcPr>
-          <w:p>
-            <w:pPr>
-              <w:spacing w:before="60" w:after="60" w:line="252" w:lineRule="auto"/>
-              <w:jc w:val="left"/>
-            </w:pPr>
-            <w:r/>
-            <w:r>
-              <w:t>NY Close 23-01</w:t>
-            </w:r>
-          </w:p>
-        </w:tc>
-        <w:tc>
-          <w:tcPr>
-            <w:tcW w:type="dxa" w:w="1440"/>
-            <w:shd w:fill="FFFFFF"/>
-            <w:tcMar>
-              <w:top w:w="100" w:type="dxa"/>
-              <w:bottom w:w="100" w:type="dxa"/>
-              <w:left w:w="120" w:type="dxa"/>
-              <w:right w:w="120" w:type="dxa"/>
-            </w:tcMar>
-            <w:tcBorders>
-              <w:top w:val="single" w:sz="4" w:space="0" w:color="CCCCCC"/>
-              <w:bottom w:val="single" w:sz="4" w:space="0" w:color="CCCCCC"/>
-              <w:left w:val="single" w:sz="4" w:space="0" w:color="CCCCCC"/>
-              <w:right w:val="single" w:sz="4" w:space="0" w:color="CCCCCC"/>
-            </w:tcBorders>
-          </w:tcPr>
-          <w:p>
-            <w:pPr>
-              <w:spacing w:before="60" w:after="60" w:line="252" w:lineRule="auto"/>
-              <w:jc w:val="left"/>
-            </w:pPr>
-            <w:r/>
-            <w:r>
-              <w:t>757.50</w:t>
-            </w:r>
-          </w:p>
-        </w:tc>
-        <w:tc>
-          <w:tcPr>
-            <w:tcW w:type="dxa" w:w="2016"/>
-            <w:shd w:fill="FFFFFF"/>
-            <w:tcMar>
-              <w:top w:w="100" w:type="dxa"/>
-              <w:bottom w:w="100" w:type="dxa"/>
-              <w:left w:w="120" w:type="dxa"/>
-              <w:right w:w="120" w:type="dxa"/>
-            </w:tcMar>
-            <w:tcBorders>
-              <w:top w:val="single" w:sz="4" w:space="0" w:color="CCCCCC"/>
-              <w:bottom w:val="single" w:sz="4" w:space="0" w:color="CCCCCC"/>
-              <w:left w:val="single" w:sz="4" w:space="0" w:color="CCCCCC"/>
-              <w:right w:val="single" w:sz="4" w:space="0" w:color="CCCCCC"/>
-            </w:tcBorders>
-          </w:tcPr>
-          <w:p>
-            <w:pPr>
-              <w:spacing w:before="60" w:after="60" w:line="252" w:lineRule="auto"/>
-              <w:jc w:val="left"/>
-            </w:pPr>
-            <w:r/>
-            <w:r>
-              <w:t>764.50</w:t>
-            </w:r>
-          </w:p>
-        </w:tc>
-        <w:tc>
-          <w:tcPr>
-            <w:tcW w:type="dxa" w:w="1152"/>
-            <w:shd w:fill="FFFFFF"/>
-            <w:tcMar>
-              <w:top w:w="100" w:type="dxa"/>
-              <w:bottom w:w="100" w:type="dxa"/>
-              <w:left w:w="120" w:type="dxa"/>
-              <w:right w:w="120" w:type="dxa"/>
-            </w:tcMar>
-            <w:tcBorders>
-              <w:top w:val="single" w:sz="4" w:space="0" w:color="CCCCCC"/>
-              <w:bottom w:val="single" w:sz="4" w:space="0" w:color="CCCCCC"/>
-              <w:left w:val="single" w:sz="4" w:space="0" w:color="CCCCCC"/>
-              <w:right w:val="single" w:sz="4" w:space="0" w:color="CCCCCC"/>
-            </w:tcBorders>
-          </w:tcPr>
-          <w:p>
-            <w:pPr>
-              <w:spacing w:before="60" w:after="60" w:line="252" w:lineRule="auto"/>
-              <w:jc w:val="left"/>
-            </w:pPr>
-            <w:r/>
-            <w:r>
-              <w:t>748.00</w:t>
-            </w:r>
-          </w:p>
-        </w:tc>
-        <w:tc>
-          <w:tcPr>
-            <w:tcW w:type="dxa" w:w="1728"/>
-            <w:shd w:fill="FFFFFF"/>
-            <w:tcMar>
-              <w:top w:w="100" w:type="dxa"/>
-              <w:bottom w:w="100" w:type="dxa"/>
-              <w:left w:w="120" w:type="dxa"/>
-              <w:right w:w="120" w:type="dxa"/>
-            </w:tcMar>
-            <w:tcBorders>
-              <w:top w:val="single" w:sz="4" w:space="0" w:color="CCCCCC"/>
-              <w:bottom w:val="single" w:sz="4" w:space="0" w:color="CCCCCC"/>
-              <w:left w:val="single" w:sz="4" w:space="0" w:color="CCCCCC"/>
-              <w:right w:val="single" w:sz="4" w:space="0" w:color="CCCCCC"/>
-            </w:tcBorders>
-          </w:tcPr>
-          <w:p>
-            <w:pPr>
-              <w:spacing w:before="60" w:after="60" w:line="252" w:lineRule="auto"/>
-              <w:jc w:val="left"/>
-            </w:pPr>
-            <w:r/>
-            <w:r>
-              <w:rPr>
-                <w:b/>
-              </w:rPr>
-              <w:t>758.00</w:t>
-            </w:r>
-          </w:p>
-        </w:tc>
-        <w:tc>
-          <w:tcPr>
-            <w:tcW w:type="dxa" w:w="3456"/>
-            <w:shd w:fill="FFFFFF"/>
-            <w:tcMar>
-              <w:top w:w="100" w:type="dxa"/>
-              <w:bottom w:w="100" w:type="dxa"/>
-              <w:left w:w="120" w:type="dxa"/>
-              <w:right w:w="120" w:type="dxa"/>
-            </w:tcMar>
-            <w:tcBorders>
-              <w:top w:val="single" w:sz="4" w:space="0" w:color="CCCCCC"/>
-              <w:bottom w:val="single" w:sz="4" w:space="0" w:color="CCCCCC"/>
-              <w:left w:val="single" w:sz="4" w:space="0" w:color="CCCCCC"/>
-              <w:right w:val="single" w:sz="4" w:space="0" w:color="CCCCCC"/>
-            </w:tcBorders>
-          </w:tcPr>
-          <w:p>
-            <w:pPr>
-              <w:spacing w:before="60" w:after="60" w:line="252" w:lineRule="auto"/>
-              <w:jc w:val="left"/>
-            </w:pPr>
-            <w:r/>
-            <w:r>
-              <w:rPr>
-                <w:b/>
-              </w:rPr>
-              <w:t>+0.50</w:t>
-            </w:r>
-          </w:p>
-        </w:tc>
-        <w:tc>
-          <w:tcPr>
-            <w:tcW w:type="dxa" w:w="1440"/>
-            <w:shd w:fill="FFFFFF"/>
-            <w:tcMar>
-              <w:top w:w="100" w:type="dxa"/>
-              <w:bottom w:w="100" w:type="dxa"/>
-              <w:left w:w="120" w:type="dxa"/>
-              <w:right w:w="120" w:type="dxa"/>
-            </w:tcMar>
-            <w:tcBorders>
-              <w:top w:val="single" w:sz="4" w:space="0" w:color="CCCCCC"/>
-              <w:bottom w:val="single" w:sz="4" w:space="0" w:color="CCCCCC"/>
-              <w:left w:val="single" w:sz="4" w:space="0" w:color="CCCCCC"/>
-              <w:right w:val="single" w:sz="4" w:space="0" w:color="CCCCCC"/>
-            </w:tcBorders>
-          </w:tcPr>
-          <w:p>
-            <w:pPr>
-              <w:spacing w:before="60" w:after="60" w:line="252" w:lineRule="auto"/>
-              <w:jc w:val="left"/>
-            </w:pPr>
-            <w:r/>
-            <w:r>
-              <w:t>BULL</w:t>
-            </w:r>
-          </w:p>
-        </w:tc>
-      </w:tr>
-      <w:tr>
-        <w:tc>
-          <w:tcPr>
-            <w:tcW w:type="dxa" w:w="1584"/>
-            <w:shd w:fill="F8FAFC"/>
-            <w:tcMar>
-              <w:top w:w="100" w:type="dxa"/>
-              <w:bottom w:w="100" w:type="dxa"/>
-              <w:left w:w="120" w:type="dxa"/>
-              <w:right w:w="120" w:type="dxa"/>
-            </w:tcMar>
-            <w:tcBorders>
-              <w:top w:val="single" w:sz="4" w:space="0" w:color="CCCCCC"/>
-              <w:bottom w:val="single" w:sz="4" w:space="0" w:color="CCCCCC"/>
-              <w:left w:val="single" w:sz="4" w:space="0" w:color="CCCCCC"/>
-              <w:right w:val="single" w:sz="4" w:space="0" w:color="CCCCCC"/>
-            </w:tcBorders>
-          </w:tcPr>
-          <w:p>
-            <w:pPr>
-              <w:spacing w:before="60" w:after="60" w:line="252" w:lineRule="auto"/>
-              <w:jc w:val="left"/>
-            </w:pPr>
-            <w:r/>
-            <w:r>
-              <w:rPr>
-                <w:b/>
-              </w:rPr>
-              <w:t>Thu 03/09</w:t>
-            </w:r>
-          </w:p>
-        </w:tc>
-        <w:tc>
-          <w:tcPr>
-            <w:tcW w:type="dxa" w:w="864"/>
-            <w:shd w:fill="F8FAFC"/>
-            <w:tcMar>
-              <w:top w:w="100" w:type="dxa"/>
-              <w:bottom w:w="100" w:type="dxa"/>
-              <w:left w:w="120" w:type="dxa"/>
-              <w:right w:w="120" w:type="dxa"/>
-            </w:tcMar>
-            <w:tcBorders>
-              <w:top w:val="single" w:sz="4" w:space="0" w:color="CCCCCC"/>
-              <w:bottom w:val="single" w:sz="4" w:space="0" w:color="CCCCCC"/>
-              <w:left w:val="single" w:sz="4" w:space="0" w:color="CCCCCC"/>
-              <w:right w:val="single" w:sz="4" w:space="0" w:color="CCCCCC"/>
-            </w:tcBorders>
-          </w:tcPr>
-          <w:p>
-            <w:pPr>
-              <w:spacing w:before="60" w:after="60" w:line="252" w:lineRule="auto"/>
-              <w:jc w:val="left"/>
-            </w:pPr>
-            <w:r/>
-            <w:r>
-              <w:t>Asia 07-11</w:t>
-            </w:r>
-          </w:p>
-        </w:tc>
-        <w:tc>
-          <w:tcPr>
-            <w:tcW w:type="dxa" w:w="1440"/>
-            <w:shd w:fill="F8FAFC"/>
-            <w:tcMar>
-              <w:top w:w="100" w:type="dxa"/>
-              <w:bottom w:w="100" w:type="dxa"/>
-              <w:left w:w="120" w:type="dxa"/>
-              <w:right w:w="120" w:type="dxa"/>
-            </w:tcMar>
-            <w:tcBorders>
-              <w:top w:val="single" w:sz="4" w:space="0" w:color="CCCCCC"/>
-              <w:bottom w:val="single" w:sz="4" w:space="0" w:color="CCCCCC"/>
-              <w:left w:val="single" w:sz="4" w:space="0" w:color="CCCCCC"/>
-              <w:right w:val="single" w:sz="4" w:space="0" w:color="CCCCCC"/>
-            </w:tcBorders>
-          </w:tcPr>
-          <w:p>
-            <w:pPr>
-              <w:spacing w:before="60" w:after="60" w:line="252" w:lineRule="auto"/>
-              <w:jc w:val="left"/>
-            </w:pPr>
-            <w:r/>
-            <w:r>
-              <w:t>758.00</w:t>
-            </w:r>
-          </w:p>
-        </w:tc>
-        <w:tc>
-          <w:tcPr>
-            <w:tcW w:type="dxa" w:w="2016"/>
-            <w:shd w:fill="F8FAFC"/>
-            <w:tcMar>
-              <w:top w:w="100" w:type="dxa"/>
-              <w:bottom w:w="100" w:type="dxa"/>
-              <w:left w:w="120" w:type="dxa"/>
-              <w:right w:w="120" w:type="dxa"/>
-            </w:tcMar>
-            <w:tcBorders>
-              <w:top w:val="single" w:sz="4" w:space="0" w:color="CCCCCC"/>
-              <w:bottom w:val="single" w:sz="4" w:space="0" w:color="CCCCCC"/>
-              <w:left w:val="single" w:sz="4" w:space="0" w:color="CCCCCC"/>
-              <w:right w:val="single" w:sz="4" w:space="0" w:color="CCCCCC"/>
-            </w:tcBorders>
-          </w:tcPr>
-          <w:p>
-            <w:pPr>
-              <w:spacing w:before="60" w:after="60" w:line="252" w:lineRule="auto"/>
-              <w:jc w:val="left"/>
-            </w:pPr>
-            <w:r/>
-            <w:r>
-              <w:t>768.50</w:t>
-            </w:r>
-          </w:p>
-        </w:tc>
-        <w:tc>
-          <w:tcPr>
-            <w:tcW w:type="dxa" w:w="1152"/>
-            <w:shd w:fill="F8FAFC"/>
-            <w:tcMar>
-              <w:top w:w="100" w:type="dxa"/>
-              <w:bottom w:w="100" w:type="dxa"/>
-              <w:left w:w="120" w:type="dxa"/>
-              <w:right w:w="120" w:type="dxa"/>
-            </w:tcMar>
-            <w:tcBorders>
-              <w:top w:val="single" w:sz="4" w:space="0" w:color="CCCCCC"/>
-              <w:bottom w:val="single" w:sz="4" w:space="0" w:color="CCCCCC"/>
-              <w:left w:val="single" w:sz="4" w:space="0" w:color="CCCCCC"/>
-              <w:right w:val="single" w:sz="4" w:space="0" w:color="CCCCCC"/>
-            </w:tcBorders>
-          </w:tcPr>
-          <w:p>
-            <w:pPr>
-              <w:spacing w:before="60" w:after="60" w:line="252" w:lineRule="auto"/>
-              <w:jc w:val="left"/>
-            </w:pPr>
-            <w:r/>
-            <w:r>
-              <w:t>750.75</w:t>
-            </w:r>
-          </w:p>
-        </w:tc>
-        <w:tc>
-          <w:tcPr>
-            <w:tcW w:type="dxa" w:w="1728"/>
-            <w:shd w:fill="F8FAFC"/>
-            <w:tcMar>
-              <w:top w:w="100" w:type="dxa"/>
-              <w:bottom w:w="100" w:type="dxa"/>
-              <w:left w:w="120" w:type="dxa"/>
-              <w:right w:w="120" w:type="dxa"/>
-            </w:tcMar>
-            <w:tcBorders>
-              <w:top w:val="single" w:sz="4" w:space="0" w:color="CCCCCC"/>
-              <w:bottom w:val="single" w:sz="4" w:space="0" w:color="CCCCCC"/>
-              <w:left w:val="single" w:sz="4" w:space="0" w:color="CCCCCC"/>
-              <w:right w:val="single" w:sz="4" w:space="0" w:color="CCCCCC"/>
-            </w:tcBorders>
-          </w:tcPr>
-          <w:p>
-            <w:pPr>
-              <w:spacing w:before="60" w:after="60" w:line="252" w:lineRule="auto"/>
-              <w:jc w:val="left"/>
-            </w:pPr>
-            <w:r/>
-            <w:r>
-              <w:rPr>
-                <w:b/>
-              </w:rPr>
-              <w:t>757.75</w:t>
-            </w:r>
-          </w:p>
-        </w:tc>
-        <w:tc>
-          <w:tcPr>
-            <w:tcW w:type="dxa" w:w="3456"/>
-            <w:shd w:fill="F8FAFC"/>
-            <w:tcMar>
-              <w:top w:w="100" w:type="dxa"/>
-              <w:bottom w:w="100" w:type="dxa"/>
-              <w:left w:w="120" w:type="dxa"/>
-              <w:right w:w="120" w:type="dxa"/>
-            </w:tcMar>
-            <w:tcBorders>
-              <w:top w:val="single" w:sz="4" w:space="0" w:color="CCCCCC"/>
-              <w:bottom w:val="single" w:sz="4" w:space="0" w:color="CCCCCC"/>
-              <w:left w:val="single" w:sz="4" w:space="0" w:color="CCCCCC"/>
-              <w:right w:val="single" w:sz="4" w:space="0" w:color="CCCCCC"/>
-            </w:tcBorders>
-          </w:tcPr>
-          <w:p>
-            <w:pPr>
-              <w:spacing w:before="60" w:after="60" w:line="252" w:lineRule="auto"/>
-              <w:jc w:val="left"/>
-            </w:pPr>
-            <w:r/>
-            <w:r>
-              <w:rPr>
-                <w:b/>
-              </w:rPr>
-              <w:t>-0.25</w:t>
-            </w:r>
-          </w:p>
-        </w:tc>
-        <w:tc>
-          <w:tcPr>
-            <w:tcW w:type="dxa" w:w="1440"/>
-            <w:shd w:fill="F8FAFC"/>
-            <w:tcMar>
-              <w:top w:w="100" w:type="dxa"/>
-              <w:bottom w:w="100" w:type="dxa"/>
-              <w:left w:w="120" w:type="dxa"/>
-              <w:right w:w="120" w:type="dxa"/>
-            </w:tcMar>
-            <w:tcBorders>
-              <w:top w:val="single" w:sz="4" w:space="0" w:color="CCCCCC"/>
-              <w:bottom w:val="single" w:sz="4" w:space="0" w:color="CCCCCC"/>
-              <w:left w:val="single" w:sz="4" w:space="0" w:color="CCCCCC"/>
-              <w:right w:val="single" w:sz="4" w:space="0" w:color="CCCCCC"/>
-            </w:tcBorders>
-          </w:tcPr>
-          <w:p>
-            <w:pPr>
-              <w:spacing w:before="60" w:after="60" w:line="252" w:lineRule="auto"/>
-              <w:jc w:val="left"/>
-            </w:pPr>
-            <w:r/>
-            <w:r>
-              <w:t>BEAR</w:t>
-            </w:r>
-          </w:p>
-        </w:tc>
-      </w:tr>
-      <w:tr>
-        <w:tc>
-          <w:tcPr>
-            <w:tcW w:type="dxa" w:w="1584"/>
-            <w:shd w:fill="FFFFFF"/>
-            <w:tcMar>
-              <w:top w:w="100" w:type="dxa"/>
-              <w:bottom w:w="100" w:type="dxa"/>
-              <w:left w:w="120" w:type="dxa"/>
-              <w:right w:w="120" w:type="dxa"/>
-            </w:tcMar>
-            <w:tcBorders>
-              <w:top w:val="single" w:sz="4" w:space="0" w:color="CCCCCC"/>
-              <w:bottom w:val="single" w:sz="4" w:space="0" w:color="CCCCCC"/>
-              <w:left w:val="single" w:sz="4" w:space="0" w:color="CCCCCC"/>
-              <w:right w:val="single" w:sz="4" w:space="0" w:color="CCCCCC"/>
-            </w:tcBorders>
-          </w:tcPr>
-          <w:p>
-            <w:pPr>
-              <w:spacing w:before="60" w:after="60" w:line="252" w:lineRule="auto"/>
-              <w:jc w:val="left"/>
-            </w:pPr>
-            <w:r/>
-            <w:r>
-              <w:rPr>
-                <w:b/>
-              </w:rPr>
-              <w:t>Thu 03/09</w:t>
-            </w:r>
-          </w:p>
-        </w:tc>
-        <w:tc>
-          <w:tcPr>
-            <w:tcW w:type="dxa" w:w="864"/>
-            <w:shd w:fill="FFFFFF"/>
-            <w:tcMar>
-              <w:top w:w="100" w:type="dxa"/>
-              <w:bottom w:w="100" w:type="dxa"/>
-              <w:left w:w="120" w:type="dxa"/>
-              <w:right w:w="120" w:type="dxa"/>
-            </w:tcMar>
-            <w:tcBorders>
-              <w:top w:val="single" w:sz="4" w:space="0" w:color="CCCCCC"/>
-              <w:bottom w:val="single" w:sz="4" w:space="0" w:color="CCCCCC"/>
-              <w:left w:val="single" w:sz="4" w:space="0" w:color="CCCCCC"/>
-              <w:right w:val="single" w:sz="4" w:space="0" w:color="CCCCCC"/>
-            </w:tcBorders>
-          </w:tcPr>
-          <w:p>
-            <w:pPr>
-              <w:spacing w:before="60" w:after="60" w:line="252" w:lineRule="auto"/>
-              <w:jc w:val="left"/>
-            </w:pPr>
-            <w:r/>
-            <w:r>
-              <w:t>Asia 11-15</w:t>
-            </w:r>
-          </w:p>
-        </w:tc>
-        <w:tc>
-          <w:tcPr>
-            <w:tcW w:type="dxa" w:w="1440"/>
-            <w:shd w:fill="FFFFFF"/>
-            <w:tcMar>
-              <w:top w:w="100" w:type="dxa"/>
-              <w:bottom w:w="100" w:type="dxa"/>
-              <w:left w:w="120" w:type="dxa"/>
-              <w:right w:w="120" w:type="dxa"/>
-            </w:tcMar>
-            <w:tcBorders>
-              <w:top w:val="single" w:sz="4" w:space="0" w:color="CCCCCC"/>
-              <w:bottom w:val="single" w:sz="4" w:space="0" w:color="CCCCCC"/>
-              <w:left w:val="single" w:sz="4" w:space="0" w:color="CCCCCC"/>
-              <w:right w:val="single" w:sz="4" w:space="0" w:color="CCCCCC"/>
-            </w:tcBorders>
-          </w:tcPr>
-          <w:p>
-            <w:pPr>
-              <w:spacing w:before="60" w:after="60" w:line="252" w:lineRule="auto"/>
-              <w:jc w:val="left"/>
-            </w:pPr>
-            <w:r/>
-            <w:r>
-              <w:t>757.75</w:t>
-            </w:r>
-          </w:p>
-        </w:tc>
-        <w:tc>
-          <w:tcPr>
-            <w:tcW w:type="dxa" w:w="2016"/>
-            <w:shd w:fill="FFFFFF"/>
-            <w:tcMar>
-              <w:top w:w="100" w:type="dxa"/>
-              <w:bottom w:w="100" w:type="dxa"/>
-              <w:left w:w="120" w:type="dxa"/>
-              <w:right w:w="120" w:type="dxa"/>
-            </w:tcMar>
-            <w:tcBorders>
-              <w:top w:val="single" w:sz="4" w:space="0" w:color="CCCCCC"/>
-              <w:bottom w:val="single" w:sz="4" w:space="0" w:color="CCCCCC"/>
-              <w:left w:val="single" w:sz="4" w:space="0" w:color="CCCCCC"/>
-              <w:right w:val="single" w:sz="4" w:space="0" w:color="CCCCCC"/>
-            </w:tcBorders>
-          </w:tcPr>
-          <w:p>
-            <w:pPr>
-              <w:spacing w:before="60" w:after="60" w:line="252" w:lineRule="auto"/>
-              <w:jc w:val="left"/>
-            </w:pPr>
-            <w:r/>
-            <w:r>
-              <w:t>767.50</w:t>
-            </w:r>
-          </w:p>
-        </w:tc>
-        <w:tc>
-          <w:tcPr>
-            <w:tcW w:type="dxa" w:w="1152"/>
-            <w:shd w:fill="FFFFFF"/>
-            <w:tcMar>
-              <w:top w:w="100" w:type="dxa"/>
-              <w:bottom w:w="100" w:type="dxa"/>
-              <w:left w:w="120" w:type="dxa"/>
-              <w:right w:w="120" w:type="dxa"/>
-            </w:tcMar>
-            <w:tcBorders>
-              <w:top w:val="single" w:sz="4" w:space="0" w:color="CCCCCC"/>
-              <w:bottom w:val="single" w:sz="4" w:space="0" w:color="CCCCCC"/>
-              <w:left w:val="single" w:sz="4" w:space="0" w:color="CCCCCC"/>
-              <w:right w:val="single" w:sz="4" w:space="0" w:color="CCCCCC"/>
-            </w:tcBorders>
-          </w:tcPr>
-          <w:p>
-            <w:pPr>
-              <w:spacing w:before="60" w:after="60" w:line="252" w:lineRule="auto"/>
-              <w:jc w:val="left"/>
-            </w:pPr>
-            <w:r/>
-            <w:r>
-              <w:t>748.00</w:t>
-            </w:r>
-          </w:p>
-        </w:tc>
-        <w:tc>
-          <w:tcPr>
-            <w:tcW w:type="dxa" w:w="1728"/>
-            <w:shd w:fill="FFFFFF"/>
-            <w:tcMar>
-              <w:top w:w="100" w:type="dxa"/>
-              <w:bottom w:w="100" w:type="dxa"/>
-              <w:left w:w="120" w:type="dxa"/>
-              <w:right w:w="120" w:type="dxa"/>
-            </w:tcMar>
-            <w:tcBorders>
-              <w:top w:val="single" w:sz="4" w:space="0" w:color="CCCCCC"/>
-              <w:bottom w:val="single" w:sz="4" w:space="0" w:color="CCCCCC"/>
-              <w:left w:val="single" w:sz="4" w:space="0" w:color="CCCCCC"/>
-              <w:right w:val="single" w:sz="4" w:space="0" w:color="CCCCCC"/>
-            </w:tcBorders>
-          </w:tcPr>
-          <w:p>
-            <w:pPr>
-              <w:spacing w:before="60" w:after="60" w:line="252" w:lineRule="auto"/>
-              <w:jc w:val="left"/>
-            </w:pPr>
-            <w:r/>
-            <w:r>
-              <w:rPr>
-                <w:b/>
-              </w:rPr>
-              <w:t>758.25</w:t>
-            </w:r>
-          </w:p>
-        </w:tc>
-        <w:tc>
-          <w:tcPr>
-            <w:tcW w:type="dxa" w:w="3456"/>
-            <w:shd w:fill="FFFFFF"/>
-            <w:tcMar>
-              <w:top w:w="100" w:type="dxa"/>
-              <w:bottom w:w="100" w:type="dxa"/>
-              <w:left w:w="120" w:type="dxa"/>
-              <w:right w:w="120" w:type="dxa"/>
-            </w:tcMar>
-            <w:tcBorders>
-              <w:top w:val="single" w:sz="4" w:space="0" w:color="CCCCCC"/>
-              <w:bottom w:val="single" w:sz="4" w:space="0" w:color="CCCCCC"/>
-              <w:left w:val="single" w:sz="4" w:space="0" w:color="CCCCCC"/>
-              <w:right w:val="single" w:sz="4" w:space="0" w:color="CCCCCC"/>
-            </w:tcBorders>
-          </w:tcPr>
-          <w:p>
-            <w:pPr>
-              <w:spacing w:before="60" w:after="60" w:line="252" w:lineRule="auto"/>
-              <w:jc w:val="left"/>
-            </w:pPr>
-            <w:r/>
-            <w:r>
-              <w:rPr>
-                <w:b/>
-              </w:rPr>
-              <w:t>+0.50</w:t>
-            </w:r>
-          </w:p>
-        </w:tc>
-        <w:tc>
-          <w:tcPr>
-            <w:tcW w:type="dxa" w:w="1440"/>
-            <w:shd w:fill="FFFFFF"/>
-            <w:tcMar>
-              <w:top w:w="100" w:type="dxa"/>
-              <w:bottom w:w="100" w:type="dxa"/>
-              <w:left w:w="120" w:type="dxa"/>
-              <w:right w:w="120" w:type="dxa"/>
-            </w:tcMar>
-            <w:tcBorders>
-              <w:top w:val="single" w:sz="4" w:space="0" w:color="CCCCCC"/>
-              <w:bottom w:val="single" w:sz="4" w:space="0" w:color="CCCCCC"/>
-              <w:left w:val="single" w:sz="4" w:space="0" w:color="CCCCCC"/>
-              <w:right w:val="single" w:sz="4" w:space="0" w:color="CCCCCC"/>
-            </w:tcBorders>
-          </w:tcPr>
-          <w:p>
-            <w:pPr>
-              <w:spacing w:before="60" w:after="60" w:line="252" w:lineRule="auto"/>
-              <w:jc w:val="left"/>
-            </w:pPr>
-            <w:r/>
-            <w:r>
-              <w:t>BULL</w:t>
-            </w:r>
-          </w:p>
-        </w:tc>
-      </w:tr>
-      <w:tr>
-        <w:tc>
-          <w:tcPr>
-            <w:tcW w:type="dxa" w:w="1584"/>
-            <w:shd w:fill="F8FAFC"/>
-            <w:tcMar>
-              <w:top w:w="100" w:type="dxa"/>
-              <w:bottom w:w="100" w:type="dxa"/>
-              <w:left w:w="120" w:type="dxa"/>
-              <w:right w:w="120" w:type="dxa"/>
-            </w:tcMar>
-            <w:tcBorders>
-              <w:top w:val="single" w:sz="4" w:space="0" w:color="CCCCCC"/>
-              <w:bottom w:val="single" w:sz="4" w:space="0" w:color="CCCCCC"/>
-              <w:left w:val="single" w:sz="4" w:space="0" w:color="CCCCCC"/>
-              <w:right w:val="single" w:sz="4" w:space="0" w:color="CCCCCC"/>
-            </w:tcBorders>
-          </w:tcPr>
-          <w:p>
-            <w:pPr>
-              <w:spacing w:before="60" w:after="60" w:line="252" w:lineRule="auto"/>
-              <w:jc w:val="left"/>
-            </w:pPr>
-            <w:r/>
-            <w:r>
-              <w:rPr>
-                <w:b/>
-              </w:rPr>
-              <w:t>Thu 03/09</w:t>
-            </w:r>
-          </w:p>
-        </w:tc>
-        <w:tc>
-          <w:tcPr>
-            <w:tcW w:type="dxa" w:w="864"/>
-            <w:shd w:fill="F8FAFC"/>
-            <w:tcMar>
-              <w:top w:w="100" w:type="dxa"/>
-              <w:bottom w:w="100" w:type="dxa"/>
-              <w:left w:w="120" w:type="dxa"/>
-              <w:right w:w="120" w:type="dxa"/>
-            </w:tcMar>
-            <w:tcBorders>
-              <w:top w:val="single" w:sz="4" w:space="0" w:color="CCCCCC"/>
-              <w:bottom w:val="single" w:sz="4" w:space="0" w:color="CCCCCC"/>
-              <w:left w:val="single" w:sz="4" w:space="0" w:color="CCCCCC"/>
-              <w:right w:val="single" w:sz="4" w:space="0" w:color="CCCCCC"/>
-            </w:tcBorders>
-          </w:tcPr>
-          <w:p>
-            <w:pPr>
-              <w:spacing w:before="60" w:after="60" w:line="252" w:lineRule="auto"/>
-              <w:jc w:val="left"/>
-            </w:pPr>
-            <w:r/>
-            <w:r>
-              <w:t>London 15-19</w:t>
-            </w:r>
-          </w:p>
-        </w:tc>
-        <w:tc>
-          <w:tcPr>
-            <w:tcW w:type="dxa" w:w="1440"/>
-            <w:shd w:fill="F8FAFC"/>
-            <w:tcMar>
-              <w:top w:w="100" w:type="dxa"/>
-              <w:bottom w:w="100" w:type="dxa"/>
-              <w:left w:w="120" w:type="dxa"/>
-              <w:right w:w="120" w:type="dxa"/>
-            </w:tcMar>
-            <w:tcBorders>
-              <w:top w:val="single" w:sz="4" w:space="0" w:color="CCCCCC"/>
-              <w:bottom w:val="single" w:sz="4" w:space="0" w:color="CCCCCC"/>
-              <w:left w:val="single" w:sz="4" w:space="0" w:color="CCCCCC"/>
-              <w:right w:val="single" w:sz="4" w:space="0" w:color="CCCCCC"/>
-            </w:tcBorders>
-          </w:tcPr>
-          <w:p>
-            <w:pPr>
-              <w:spacing w:before="60" w:after="60" w:line="252" w:lineRule="auto"/>
-              <w:jc w:val="left"/>
-            </w:pPr>
-            <w:r/>
-            <w:r>
-              <w:t>758.25</w:t>
-            </w:r>
-          </w:p>
-        </w:tc>
-        <w:tc>
-          <w:tcPr>
-            <w:tcW w:type="dxa" w:w="2016"/>
-            <w:shd w:fill="F8FAFC"/>
-            <w:tcMar>
-              <w:top w:w="100" w:type="dxa"/>
-              <w:bottom w:w="100" w:type="dxa"/>
-              <w:left w:w="120" w:type="dxa"/>
-              <w:right w:w="120" w:type="dxa"/>
-            </w:tcMar>
-            <w:tcBorders>
-              <w:top w:val="single" w:sz="4" w:space="0" w:color="CCCCCC"/>
-              <w:bottom w:val="single" w:sz="4" w:space="0" w:color="CCCCCC"/>
-              <w:left w:val="single" w:sz="4" w:space="0" w:color="CCCCCC"/>
-              <w:right w:val="single" w:sz="4" w:space="0" w:color="CCCCCC"/>
-            </w:tcBorders>
-          </w:tcPr>
-          <w:p>
-            <w:pPr>
-              <w:spacing w:before="60" w:after="60" w:line="252" w:lineRule="auto"/>
-              <w:jc w:val="left"/>
-            </w:pPr>
-            <w:r/>
-            <w:r>
-              <w:t>769.00</w:t>
-            </w:r>
-          </w:p>
-        </w:tc>
-        <w:tc>
-          <w:tcPr>
-            <w:tcW w:type="dxa" w:w="1152"/>
-            <w:shd w:fill="F8FAFC"/>
-            <w:tcMar>
-              <w:top w:w="100" w:type="dxa"/>
-              <w:bottom w:w="100" w:type="dxa"/>
-              <w:left w:w="120" w:type="dxa"/>
-              <w:right w:w="120" w:type="dxa"/>
-            </w:tcMar>
-            <w:tcBorders>
-              <w:top w:val="single" w:sz="4" w:space="0" w:color="CCCCCC"/>
-              <w:bottom w:val="single" w:sz="4" w:space="0" w:color="CCCCCC"/>
-              <w:left w:val="single" w:sz="4" w:space="0" w:color="CCCCCC"/>
-              <w:right w:val="single" w:sz="4" w:space="0" w:color="CCCCCC"/>
-            </w:tcBorders>
-          </w:tcPr>
-          <w:p>
-            <w:pPr>
-              <w:spacing w:before="60" w:after="60" w:line="252" w:lineRule="auto"/>
-              <w:jc w:val="left"/>
-            </w:pPr>
-            <w:r/>
-            <w:r>
-              <w:t>751.00</w:t>
-            </w:r>
-          </w:p>
-        </w:tc>
-        <w:tc>
-          <w:tcPr>
-            <w:tcW w:type="dxa" w:w="1728"/>
-            <w:shd w:fill="F8FAFC"/>
-            <w:tcMar>
-              <w:top w:w="100" w:type="dxa"/>
-              <w:bottom w:w="100" w:type="dxa"/>
-              <w:left w:w="120" w:type="dxa"/>
-              <w:right w:w="120" w:type="dxa"/>
-            </w:tcMar>
-            <w:tcBorders>
-              <w:top w:val="single" w:sz="4" w:space="0" w:color="CCCCCC"/>
-              <w:bottom w:val="single" w:sz="4" w:space="0" w:color="CCCCCC"/>
-              <w:left w:val="single" w:sz="4" w:space="0" w:color="CCCCCC"/>
-              <w:right w:val="single" w:sz="4" w:space="0" w:color="CCCCCC"/>
-            </w:tcBorders>
-          </w:tcPr>
-          <w:p>
-            <w:pPr>
-              <w:spacing w:before="60" w:after="60" w:line="252" w:lineRule="auto"/>
-              <w:jc w:val="left"/>
-            </w:pPr>
-            <w:r/>
-            <w:r>
-              <w:rPr>
-                <w:b/>
-              </w:rPr>
-              <w:t>759.00</w:t>
-            </w:r>
-          </w:p>
-        </w:tc>
-        <w:tc>
-          <w:tcPr>
-            <w:tcW w:type="dxa" w:w="3456"/>
-            <w:shd w:fill="F8FAFC"/>
-            <w:tcMar>
-              <w:top w:w="100" w:type="dxa"/>
-              <w:bottom w:w="100" w:type="dxa"/>
-              <w:left w:w="120" w:type="dxa"/>
-              <w:right w:w="120" w:type="dxa"/>
-            </w:tcMar>
-            <w:tcBorders>
-              <w:top w:val="single" w:sz="4" w:space="0" w:color="CCCCCC"/>
-              <w:bottom w:val="single" w:sz="4" w:space="0" w:color="CCCCCC"/>
-              <w:left w:val="single" w:sz="4" w:space="0" w:color="CCCCCC"/>
-              <w:right w:val="single" w:sz="4" w:space="0" w:color="CCCCCC"/>
-            </w:tcBorders>
-          </w:tcPr>
-          <w:p>
-            <w:pPr>
-              <w:spacing w:before="60" w:after="60" w:line="252" w:lineRule="auto"/>
-              <w:jc w:val="left"/>
-            </w:pPr>
-            <w:r/>
-            <w:r>
-              <w:rPr>
-                <w:b/>
-              </w:rPr>
-              <w:t>+0.75</w:t>
-            </w:r>
-          </w:p>
-        </w:tc>
-        <w:tc>
-          <w:tcPr>
-            <w:tcW w:type="dxa" w:w="1440"/>
-            <w:shd w:fill="F8FAFC"/>
-            <w:tcMar>
-              <w:top w:w="100" w:type="dxa"/>
-              <w:bottom w:w="100" w:type="dxa"/>
-              <w:left w:w="120" w:type="dxa"/>
-              <w:right w:w="120" w:type="dxa"/>
-            </w:tcMar>
-            <w:tcBorders>
-              <w:top w:val="single" w:sz="4" w:space="0" w:color="CCCCCC"/>
-              <w:bottom w:val="single" w:sz="4" w:space="0" w:color="CCCCCC"/>
-              <w:left w:val="single" w:sz="4" w:space="0" w:color="CCCCCC"/>
-              <w:right w:val="single" w:sz="4" w:space="0" w:color="CCCCCC"/>
-            </w:tcBorders>
-          </w:tcPr>
-          <w:p>
-            <w:pPr>
-              <w:spacing w:before="60" w:after="60" w:line="252" w:lineRule="auto"/>
-              <w:jc w:val="left"/>
-            </w:pPr>
-            <w:r/>
-            <w:r>
-              <w:t>BULL</w:t>
-            </w:r>
-          </w:p>
-        </w:tc>
-      </w:tr>
-      <w:tr>
-        <w:tc>
-          <w:tcPr>
-            <w:tcW w:type="dxa" w:w="1584"/>
-            <w:shd w:fill="FFFFFF"/>
-            <w:tcMar>
-              <w:top w:w="100" w:type="dxa"/>
-              <w:bottom w:w="100" w:type="dxa"/>
-              <w:left w:w="120" w:type="dxa"/>
-              <w:right w:w="120" w:type="dxa"/>
-            </w:tcMar>
-            <w:tcBorders>
-              <w:top w:val="single" w:sz="4" w:space="0" w:color="CCCCCC"/>
-              <w:bottom w:val="single" w:sz="4" w:space="0" w:color="CCCCCC"/>
-              <w:left w:val="single" w:sz="4" w:space="0" w:color="CCCCCC"/>
-              <w:right w:val="single" w:sz="4" w:space="0" w:color="CCCCCC"/>
-            </w:tcBorders>
-          </w:tcPr>
-          <w:p>
-            <w:pPr>
-              <w:spacing w:before="60" w:after="60" w:line="252" w:lineRule="auto"/>
-              <w:jc w:val="left"/>
-            </w:pPr>
-            <w:r/>
-            <w:r>
-              <w:rPr>
-                <w:b/>
-              </w:rPr>
-              <w:t>Thu 03/09</w:t>
-            </w:r>
-          </w:p>
-        </w:tc>
-        <w:tc>
-          <w:tcPr>
-            <w:tcW w:type="dxa" w:w="864"/>
-            <w:shd w:fill="FFFFFF"/>
-            <w:tcMar>
-              <w:top w:w="100" w:type="dxa"/>
-              <w:bottom w:w="100" w:type="dxa"/>
-              <w:left w:w="120" w:type="dxa"/>
-              <w:right w:w="120" w:type="dxa"/>
-            </w:tcMar>
-            <w:tcBorders>
-              <w:top w:val="single" w:sz="4" w:space="0" w:color="CCCCCC"/>
-              <w:bottom w:val="single" w:sz="4" w:space="0" w:color="CCCCCC"/>
-              <w:left w:val="single" w:sz="4" w:space="0" w:color="CCCCCC"/>
-              <w:right w:val="single" w:sz="4" w:space="0" w:color="CCCCCC"/>
-            </w:tcBorders>
-          </w:tcPr>
-          <w:p>
-            <w:pPr>
-              <w:spacing w:before="60" w:after="60" w:line="252" w:lineRule="auto"/>
-              <w:jc w:val="left"/>
-            </w:pPr>
-            <w:r/>
-            <w:r>
-              <w:t>Pre-NY 19-21</w:t>
-            </w:r>
-          </w:p>
-        </w:tc>
-        <w:tc>
-          <w:tcPr>
-            <w:tcW w:type="dxa" w:w="1440"/>
-            <w:shd w:fill="FFFFFF"/>
-            <w:tcMar>
-              <w:top w:w="100" w:type="dxa"/>
-              <w:bottom w:w="100" w:type="dxa"/>
-              <w:left w:w="120" w:type="dxa"/>
-              <w:right w:w="120" w:type="dxa"/>
-            </w:tcMar>
-            <w:tcBorders>
-              <w:top w:val="single" w:sz="4" w:space="0" w:color="CCCCCC"/>
-              <w:bottom w:val="single" w:sz="4" w:space="0" w:color="CCCCCC"/>
-              <w:left w:val="single" w:sz="4" w:space="0" w:color="CCCCCC"/>
-              <w:right w:val="single" w:sz="4" w:space="0" w:color="CCCCCC"/>
-            </w:tcBorders>
-          </w:tcPr>
-          <w:p>
-            <w:pPr>
-              <w:spacing w:before="60" w:after="60" w:line="252" w:lineRule="auto"/>
-              <w:jc w:val="left"/>
-            </w:pPr>
-            <w:r/>
-            <w:r>
-              <w:t>759.00</w:t>
-            </w:r>
-          </w:p>
-        </w:tc>
-        <w:tc>
-          <w:tcPr>
-            <w:tcW w:type="dxa" w:w="2016"/>
-            <w:shd w:fill="FFFFFF"/>
-            <w:tcMar>
-              <w:top w:w="100" w:type="dxa"/>
-              <w:bottom w:w="100" w:type="dxa"/>
-              <w:left w:w="120" w:type="dxa"/>
-              <w:right w:w="120" w:type="dxa"/>
-            </w:tcMar>
-            <w:tcBorders>
-              <w:top w:val="single" w:sz="4" w:space="0" w:color="CCCCCC"/>
-              <w:bottom w:val="single" w:sz="4" w:space="0" w:color="CCCCCC"/>
-              <w:left w:val="single" w:sz="4" w:space="0" w:color="CCCCCC"/>
-              <w:right w:val="single" w:sz="4" w:space="0" w:color="CCCCCC"/>
-            </w:tcBorders>
-          </w:tcPr>
-          <w:p>
-            <w:pPr>
-              <w:spacing w:before="60" w:after="60" w:line="252" w:lineRule="auto"/>
-              <w:jc w:val="left"/>
-            </w:pPr>
-            <w:r/>
-            <w:r>
-              <w:t>765.50</w:t>
-            </w:r>
-          </w:p>
-        </w:tc>
-        <w:tc>
-          <w:tcPr>
-            <w:tcW w:type="dxa" w:w="1152"/>
-            <w:shd w:fill="FFFFFF"/>
-            <w:tcMar>
-              <w:top w:w="100" w:type="dxa"/>
-              <w:bottom w:w="100" w:type="dxa"/>
-              <w:left w:w="120" w:type="dxa"/>
-              <w:right w:w="120" w:type="dxa"/>
-            </w:tcMar>
-            <w:tcBorders>
-              <w:top w:val="single" w:sz="4" w:space="0" w:color="CCCCCC"/>
-              <w:bottom w:val="single" w:sz="4" w:space="0" w:color="CCCCCC"/>
-              <w:left w:val="single" w:sz="4" w:space="0" w:color="CCCCCC"/>
-              <w:right w:val="single" w:sz="4" w:space="0" w:color="CCCCCC"/>
-            </w:tcBorders>
-          </w:tcPr>
-          <w:p>
-            <w:pPr>
-              <w:spacing w:before="60" w:after="60" w:line="252" w:lineRule="auto"/>
-              <w:jc w:val="left"/>
-            </w:pPr>
-            <w:r/>
-            <w:r>
-              <w:t>750.50</w:t>
-            </w:r>
-          </w:p>
-        </w:tc>
-        <w:tc>
-          <w:tcPr>
-            <w:tcW w:type="dxa" w:w="1728"/>
-            <w:shd w:fill="FFFFFF"/>
-            <w:tcMar>
-              <w:top w:w="100" w:type="dxa"/>
-              <w:bottom w:w="100" w:type="dxa"/>
-              <w:left w:w="120" w:type="dxa"/>
-              <w:right w:w="120" w:type="dxa"/>
-            </w:tcMar>
-            <w:tcBorders>
-              <w:top w:val="single" w:sz="4" w:space="0" w:color="CCCCCC"/>
-              <w:bottom w:val="single" w:sz="4" w:space="0" w:color="CCCCCC"/>
-              <w:left w:val="single" w:sz="4" w:space="0" w:color="CCCCCC"/>
-              <w:right w:val="single" w:sz="4" w:space="0" w:color="CCCCCC"/>
-            </w:tcBorders>
-          </w:tcPr>
-          <w:p>
-            <w:pPr>
-              <w:spacing w:before="60" w:after="60" w:line="252" w:lineRule="auto"/>
-              <w:jc w:val="left"/>
-            </w:pPr>
-            <w:r/>
-            <w:r>
-              <w:rPr>
-                <w:b/>
-              </w:rPr>
-              <w:t>759.50</w:t>
-            </w:r>
-          </w:p>
-        </w:tc>
-        <w:tc>
-          <w:tcPr>
-            <w:tcW w:type="dxa" w:w="3456"/>
-            <w:shd w:fill="FFFFFF"/>
-            <w:tcMar>
-              <w:top w:w="100" w:type="dxa"/>
-              <w:bottom w:w="100" w:type="dxa"/>
-              <w:left w:w="120" w:type="dxa"/>
-              <w:right w:w="120" w:type="dxa"/>
-            </w:tcMar>
-            <w:tcBorders>
-              <w:top w:val="single" w:sz="4" w:space="0" w:color="CCCCCC"/>
-              <w:bottom w:val="single" w:sz="4" w:space="0" w:color="CCCCCC"/>
-              <w:left w:val="single" w:sz="4" w:space="0" w:color="CCCCCC"/>
-              <w:right w:val="single" w:sz="4" w:space="0" w:color="CCCCCC"/>
-            </w:tcBorders>
-          </w:tcPr>
-          <w:p>
-            <w:pPr>
-              <w:spacing w:before="60" w:after="60" w:line="252" w:lineRule="auto"/>
-              <w:jc w:val="left"/>
-            </w:pPr>
-            <w:r/>
-            <w:r>
-              <w:rPr>
-                <w:b/>
-              </w:rPr>
-              <w:t>+0.50</w:t>
-            </w:r>
-          </w:p>
-        </w:tc>
-        <w:tc>
-          <w:tcPr>
-            <w:tcW w:type="dxa" w:w="1440"/>
-            <w:shd w:fill="FFFFFF"/>
-            <w:tcMar>
-              <w:top w:w="100" w:type="dxa"/>
-              <w:bottom w:w="100" w:type="dxa"/>
-              <w:left w:w="120" w:type="dxa"/>
-              <w:right w:w="120" w:type="dxa"/>
-            </w:tcMar>
-            <w:tcBorders>
-              <w:top w:val="single" w:sz="4" w:space="0" w:color="CCCCCC"/>
-              <w:bottom w:val="single" w:sz="4" w:space="0" w:color="CCCCCC"/>
-              <w:left w:val="single" w:sz="4" w:space="0" w:color="CCCCCC"/>
-              <w:right w:val="single" w:sz="4" w:space="0" w:color="CCCCCC"/>
-            </w:tcBorders>
-          </w:tcPr>
-          <w:p>
-            <w:pPr>
-              <w:spacing w:before="60" w:after="60" w:line="252" w:lineRule="auto"/>
-              <w:jc w:val="left"/>
-            </w:pPr>
-            <w:r/>
-            <w:r>
-              <w:t>BULL</w:t>
-            </w:r>
-          </w:p>
-        </w:tc>
-      </w:tr>
-      <w:tr>
-        <w:tc>
-          <w:tcPr>
-            <w:tcW w:type="dxa" w:w="1584"/>
-            <w:shd w:fill="F8FAFC"/>
-            <w:tcMar>
-              <w:top w:w="100" w:type="dxa"/>
-              <w:bottom w:w="100" w:type="dxa"/>
-              <w:left w:w="120" w:type="dxa"/>
-              <w:right w:w="120" w:type="dxa"/>
-            </w:tcMar>
-            <w:tcBorders>
-              <w:top w:val="single" w:sz="4" w:space="0" w:color="CCCCCC"/>
-              <w:bottom w:val="single" w:sz="4" w:space="0" w:color="CCCCCC"/>
-              <w:left w:val="single" w:sz="4" w:space="0" w:color="CCCCCC"/>
-              <w:right w:val="single" w:sz="4" w:space="0" w:color="CCCCCC"/>
-            </w:tcBorders>
-          </w:tcPr>
-          <w:p>
-            <w:pPr>
-              <w:spacing w:before="60" w:after="60" w:line="252" w:lineRule="auto"/>
-              <w:jc w:val="left"/>
-            </w:pPr>
-            <w:r/>
-            <w:r>
-              <w:rPr>
-                <w:b/>
-              </w:rPr>
-              <w:t>Thu 03/09</w:t>
-            </w:r>
-          </w:p>
-        </w:tc>
-        <w:tc>
-          <w:tcPr>
-            <w:tcW w:type="dxa" w:w="864"/>
-            <w:shd w:fill="F8FAFC"/>
-            <w:tcMar>
-              <w:top w:w="100" w:type="dxa"/>
-              <w:bottom w:w="100" w:type="dxa"/>
-              <w:left w:w="120" w:type="dxa"/>
-              <w:right w:w="120" w:type="dxa"/>
-            </w:tcMar>
-            <w:tcBorders>
-              <w:top w:val="single" w:sz="4" w:space="0" w:color="CCCCCC"/>
-              <w:bottom w:val="single" w:sz="4" w:space="0" w:color="CCCCCC"/>
-              <w:left w:val="single" w:sz="4" w:space="0" w:color="CCCCCC"/>
-              <w:right w:val="single" w:sz="4" w:space="0" w:color="CCCCCC"/>
-            </w:tcBorders>
-          </w:tcPr>
-          <w:p>
-            <w:pPr>
-              <w:spacing w:before="60" w:after="60" w:line="252" w:lineRule="auto"/>
-              <w:jc w:val="left"/>
-            </w:pPr>
-            <w:r/>
-            <w:r>
-              <w:t>NY Open 21-23</w:t>
-            </w:r>
-          </w:p>
-        </w:tc>
-        <w:tc>
-          <w:tcPr>
-            <w:tcW w:type="dxa" w:w="1440"/>
-            <w:shd w:fill="F8FAFC"/>
-            <w:tcMar>
-              <w:top w:w="100" w:type="dxa"/>
-              <w:bottom w:w="100" w:type="dxa"/>
-              <w:left w:w="120" w:type="dxa"/>
-              <w:right w:w="120" w:type="dxa"/>
-            </w:tcMar>
-            <w:tcBorders>
-              <w:top w:val="single" w:sz="4" w:space="0" w:color="CCCCCC"/>
-              <w:bottom w:val="single" w:sz="4" w:space="0" w:color="CCCCCC"/>
-              <w:left w:val="single" w:sz="4" w:space="0" w:color="CCCCCC"/>
-              <w:right w:val="single" w:sz="4" w:space="0" w:color="CCCCCC"/>
-            </w:tcBorders>
-          </w:tcPr>
-          <w:p>
-            <w:pPr>
-              <w:spacing w:before="60" w:after="60" w:line="252" w:lineRule="auto"/>
-              <w:jc w:val="left"/>
-            </w:pPr>
-            <w:r/>
-            <w:r>
-              <w:t>759.50</w:t>
-            </w:r>
-          </w:p>
-        </w:tc>
-        <w:tc>
-          <w:tcPr>
-            <w:tcW w:type="dxa" w:w="2016"/>
-            <w:shd w:fill="F8FAFC"/>
-            <w:tcMar>
-              <w:top w:w="100" w:type="dxa"/>
-              <w:bottom w:w="100" w:type="dxa"/>
-              <w:left w:w="120" w:type="dxa"/>
-              <w:right w:w="120" w:type="dxa"/>
-            </w:tcMar>
-            <w:tcBorders>
-              <w:top w:val="single" w:sz="4" w:space="0" w:color="CCCCCC"/>
-              <w:bottom w:val="single" w:sz="4" w:space="0" w:color="CCCCCC"/>
-              <w:left w:val="single" w:sz="4" w:space="0" w:color="CCCCCC"/>
-              <w:right w:val="single" w:sz="4" w:space="0" w:color="CCCCCC"/>
-            </w:tcBorders>
-          </w:tcPr>
-          <w:p>
-            <w:pPr>
-              <w:spacing w:before="60" w:after="60" w:line="252" w:lineRule="auto"/>
-              <w:jc w:val="left"/>
-            </w:pPr>
-            <w:r/>
-            <w:r>
-              <w:t>770.50</w:t>
-            </w:r>
-          </w:p>
-        </w:tc>
-        <w:tc>
-          <w:tcPr>
-            <w:tcW w:type="dxa" w:w="1152"/>
-            <w:shd w:fill="F8FAFC"/>
-            <w:tcMar>
-              <w:top w:w="100" w:type="dxa"/>
-              <w:bottom w:w="100" w:type="dxa"/>
-              <w:left w:w="120" w:type="dxa"/>
-              <w:right w:w="120" w:type="dxa"/>
-            </w:tcMar>
-            <w:tcBorders>
-              <w:top w:val="single" w:sz="4" w:space="0" w:color="CCCCCC"/>
-              <w:bottom w:val="single" w:sz="4" w:space="0" w:color="CCCCCC"/>
-              <w:left w:val="single" w:sz="4" w:space="0" w:color="CCCCCC"/>
-              <w:right w:val="single" w:sz="4" w:space="0" w:color="CCCCCC"/>
-            </w:tcBorders>
-          </w:tcPr>
-          <w:p>
-            <w:pPr>
-              <w:spacing w:before="60" w:after="60" w:line="252" w:lineRule="auto"/>
-              <w:jc w:val="left"/>
-            </w:pPr>
-            <w:r/>
-            <w:r>
-              <w:t>747.75</w:t>
-            </w:r>
-          </w:p>
-        </w:tc>
-        <w:tc>
-          <w:tcPr>
-            <w:tcW w:type="dxa" w:w="1728"/>
-            <w:shd w:fill="F8FAFC"/>
             <w:tcMar>
               <w:top w:w="100" w:type="dxa"/>
               <w:bottom w:w="100" w:type="dxa"/>
@@ -29616,1651 +31251,6 @@
                 <w:b/>
               </w:rPr>
               <w:t>763.00</w:t>
-            </w:r>
-          </w:p>
-        </w:tc>
-        <w:tc>
-          <w:tcPr>
-            <w:tcW w:type="dxa" w:w="3456"/>
-            <w:shd w:fill="F8FAFC"/>
-            <w:tcMar>
-              <w:top w:w="100" w:type="dxa"/>
-              <w:bottom w:w="100" w:type="dxa"/>
-              <w:left w:w="120" w:type="dxa"/>
-              <w:right w:w="120" w:type="dxa"/>
-            </w:tcMar>
-            <w:tcBorders>
-              <w:top w:val="single" w:sz="4" w:space="0" w:color="CCCCCC"/>
-              <w:bottom w:val="single" w:sz="4" w:space="0" w:color="CCCCCC"/>
-              <w:left w:val="single" w:sz="4" w:space="0" w:color="CCCCCC"/>
-              <w:right w:val="single" w:sz="4" w:space="0" w:color="CCCCCC"/>
-            </w:tcBorders>
-          </w:tcPr>
-          <w:p>
-            <w:pPr>
-              <w:spacing w:before="60" w:after="60" w:line="252" w:lineRule="auto"/>
-              <w:jc w:val="left"/>
-            </w:pPr>
-            <w:r/>
-            <w:r>
-              <w:rPr>
-                <w:b/>
-              </w:rPr>
-              <w:t>+3.50</w:t>
-            </w:r>
-          </w:p>
-        </w:tc>
-        <w:tc>
-          <w:tcPr>
-            <w:tcW w:type="dxa" w:w="1440"/>
-            <w:shd w:fill="F8FAFC"/>
-            <w:tcMar>
-              <w:top w:w="100" w:type="dxa"/>
-              <w:bottom w:w="100" w:type="dxa"/>
-              <w:left w:w="120" w:type="dxa"/>
-              <w:right w:w="120" w:type="dxa"/>
-            </w:tcMar>
-            <w:tcBorders>
-              <w:top w:val="single" w:sz="4" w:space="0" w:color="CCCCCC"/>
-              <w:bottom w:val="single" w:sz="4" w:space="0" w:color="CCCCCC"/>
-              <w:left w:val="single" w:sz="4" w:space="0" w:color="CCCCCC"/>
-              <w:right w:val="single" w:sz="4" w:space="0" w:color="CCCCCC"/>
-            </w:tcBorders>
-          </w:tcPr>
-          <w:p>
-            <w:pPr>
-              <w:spacing w:before="60" w:after="60" w:line="252" w:lineRule="auto"/>
-              <w:jc w:val="left"/>
-            </w:pPr>
-            <w:r/>
-            <w:r>
-              <w:t>BULL</w:t>
-            </w:r>
-          </w:p>
-        </w:tc>
-      </w:tr>
-      <w:tr>
-        <w:tc>
-          <w:tcPr>
-            <w:tcW w:type="dxa" w:w="1584"/>
-            <w:shd w:fill="FFFFFF"/>
-            <w:tcMar>
-              <w:top w:w="100" w:type="dxa"/>
-              <w:bottom w:w="100" w:type="dxa"/>
-              <w:left w:w="120" w:type="dxa"/>
-              <w:right w:w="120" w:type="dxa"/>
-            </w:tcMar>
-            <w:tcBorders>
-              <w:top w:val="single" w:sz="4" w:space="0" w:color="CCCCCC"/>
-              <w:bottom w:val="single" w:sz="4" w:space="0" w:color="CCCCCC"/>
-              <w:left w:val="single" w:sz="4" w:space="0" w:color="CCCCCC"/>
-              <w:right w:val="single" w:sz="4" w:space="0" w:color="CCCCCC"/>
-            </w:tcBorders>
-          </w:tcPr>
-          <w:p>
-            <w:pPr>
-              <w:spacing w:before="60" w:after="60" w:line="252" w:lineRule="auto"/>
-              <w:jc w:val="left"/>
-            </w:pPr>
-            <w:r/>
-            <w:r>
-              <w:rPr>
-                <w:b/>
-              </w:rPr>
-              <w:t>Thu 03/09</w:t>
-            </w:r>
-          </w:p>
-        </w:tc>
-        <w:tc>
-          <w:tcPr>
-            <w:tcW w:type="dxa" w:w="864"/>
-            <w:shd w:fill="FFFFFF"/>
-            <w:tcMar>
-              <w:top w:w="100" w:type="dxa"/>
-              <w:bottom w:w="100" w:type="dxa"/>
-              <w:left w:w="120" w:type="dxa"/>
-              <w:right w:w="120" w:type="dxa"/>
-            </w:tcMar>
-            <w:tcBorders>
-              <w:top w:val="single" w:sz="4" w:space="0" w:color="CCCCCC"/>
-              <w:bottom w:val="single" w:sz="4" w:space="0" w:color="CCCCCC"/>
-              <w:left w:val="single" w:sz="4" w:space="0" w:color="CCCCCC"/>
-              <w:right w:val="single" w:sz="4" w:space="0" w:color="CCCCCC"/>
-            </w:tcBorders>
-          </w:tcPr>
-          <w:p>
-            <w:pPr>
-              <w:spacing w:before="60" w:after="60" w:line="252" w:lineRule="auto"/>
-              <w:jc w:val="left"/>
-            </w:pPr>
-            <w:r/>
-            <w:r>
-              <w:t>NY Close 23-01</w:t>
-            </w:r>
-          </w:p>
-        </w:tc>
-        <w:tc>
-          <w:tcPr>
-            <w:tcW w:type="dxa" w:w="1440"/>
-            <w:shd w:fill="FFFFFF"/>
-            <w:tcMar>
-              <w:top w:w="100" w:type="dxa"/>
-              <w:bottom w:w="100" w:type="dxa"/>
-              <w:left w:w="120" w:type="dxa"/>
-              <w:right w:w="120" w:type="dxa"/>
-            </w:tcMar>
-            <w:tcBorders>
-              <w:top w:val="single" w:sz="4" w:space="0" w:color="CCCCCC"/>
-              <w:bottom w:val="single" w:sz="4" w:space="0" w:color="CCCCCC"/>
-              <w:left w:val="single" w:sz="4" w:space="0" w:color="CCCCCC"/>
-              <w:right w:val="single" w:sz="4" w:space="0" w:color="CCCCCC"/>
-            </w:tcBorders>
-          </w:tcPr>
-          <w:p>
-            <w:pPr>
-              <w:spacing w:before="60" w:after="60" w:line="252" w:lineRule="auto"/>
-              <w:jc w:val="left"/>
-            </w:pPr>
-            <w:r/>
-            <w:r>
-              <w:t>763.00</w:t>
-            </w:r>
-          </w:p>
-        </w:tc>
-        <w:tc>
-          <w:tcPr>
-            <w:tcW w:type="dxa" w:w="2016"/>
-            <w:shd w:fill="FFFFFF"/>
-            <w:tcMar>
-              <w:top w:w="100" w:type="dxa"/>
-              <w:bottom w:w="100" w:type="dxa"/>
-              <w:left w:w="120" w:type="dxa"/>
-              <w:right w:w="120" w:type="dxa"/>
-            </w:tcMar>
-            <w:tcBorders>
-              <w:top w:val="single" w:sz="4" w:space="0" w:color="CCCCCC"/>
-              <w:bottom w:val="single" w:sz="4" w:space="0" w:color="CCCCCC"/>
-              <w:left w:val="single" w:sz="4" w:space="0" w:color="CCCCCC"/>
-              <w:right w:val="single" w:sz="4" w:space="0" w:color="CCCCCC"/>
-            </w:tcBorders>
-          </w:tcPr>
-          <w:p>
-            <w:pPr>
-              <w:spacing w:before="60" w:after="60" w:line="252" w:lineRule="auto"/>
-              <w:jc w:val="left"/>
-            </w:pPr>
-            <w:r/>
-            <w:r>
-              <w:t>768.50</w:t>
-            </w:r>
-          </w:p>
-        </w:tc>
-        <w:tc>
-          <w:tcPr>
-            <w:tcW w:type="dxa" w:w="1152"/>
-            <w:shd w:fill="FFFFFF"/>
-            <w:tcMar>
-              <w:top w:w="100" w:type="dxa"/>
-              <w:bottom w:w="100" w:type="dxa"/>
-              <w:left w:w="120" w:type="dxa"/>
-              <w:right w:w="120" w:type="dxa"/>
-            </w:tcMar>
-            <w:tcBorders>
-              <w:top w:val="single" w:sz="4" w:space="0" w:color="CCCCCC"/>
-              <w:bottom w:val="single" w:sz="4" w:space="0" w:color="CCCCCC"/>
-              <w:left w:val="single" w:sz="4" w:space="0" w:color="CCCCCC"/>
-              <w:right w:val="single" w:sz="4" w:space="0" w:color="CCCCCC"/>
-            </w:tcBorders>
-          </w:tcPr>
-          <w:p>
-            <w:pPr>
-              <w:spacing w:before="60" w:after="60" w:line="252" w:lineRule="auto"/>
-              <w:jc w:val="left"/>
-            </w:pPr>
-            <w:r/>
-            <w:r>
-              <w:t>755.25</w:t>
-            </w:r>
-          </w:p>
-        </w:tc>
-        <w:tc>
-          <w:tcPr>
-            <w:tcW w:type="dxa" w:w="1728"/>
-            <w:shd w:fill="FFFFFF"/>
-            <w:tcMar>
-              <w:top w:w="100" w:type="dxa"/>
-              <w:bottom w:w="100" w:type="dxa"/>
-              <w:left w:w="120" w:type="dxa"/>
-              <w:right w:w="120" w:type="dxa"/>
-            </w:tcMar>
-            <w:tcBorders>
-              <w:top w:val="single" w:sz="4" w:space="0" w:color="CCCCCC"/>
-              <w:bottom w:val="single" w:sz="4" w:space="0" w:color="CCCCCC"/>
-              <w:left w:val="single" w:sz="4" w:space="0" w:color="CCCCCC"/>
-              <w:right w:val="single" w:sz="4" w:space="0" w:color="CCCCCC"/>
-            </w:tcBorders>
-          </w:tcPr>
-          <w:p>
-            <w:pPr>
-              <w:spacing w:before="60" w:after="60" w:line="252" w:lineRule="auto"/>
-              <w:jc w:val="left"/>
-            </w:pPr>
-            <w:r/>
-            <w:r>
-              <w:rPr>
-                <w:b/>
-              </w:rPr>
-              <w:t>763.75</w:t>
-            </w:r>
-          </w:p>
-        </w:tc>
-        <w:tc>
-          <w:tcPr>
-            <w:tcW w:type="dxa" w:w="3456"/>
-            <w:shd w:fill="FFFFFF"/>
-            <w:tcMar>
-              <w:top w:w="100" w:type="dxa"/>
-              <w:bottom w:w="100" w:type="dxa"/>
-              <w:left w:w="120" w:type="dxa"/>
-              <w:right w:w="120" w:type="dxa"/>
-            </w:tcMar>
-            <w:tcBorders>
-              <w:top w:val="single" w:sz="4" w:space="0" w:color="CCCCCC"/>
-              <w:bottom w:val="single" w:sz="4" w:space="0" w:color="CCCCCC"/>
-              <w:left w:val="single" w:sz="4" w:space="0" w:color="CCCCCC"/>
-              <w:right w:val="single" w:sz="4" w:space="0" w:color="CCCCCC"/>
-            </w:tcBorders>
-          </w:tcPr>
-          <w:p>
-            <w:pPr>
-              <w:spacing w:before="60" w:after="60" w:line="252" w:lineRule="auto"/>
-              <w:jc w:val="left"/>
-            </w:pPr>
-            <w:r/>
-            <w:r>
-              <w:rPr>
-                <w:b/>
-              </w:rPr>
-              <w:t>+0.75</w:t>
-            </w:r>
-          </w:p>
-        </w:tc>
-        <w:tc>
-          <w:tcPr>
-            <w:tcW w:type="dxa" w:w="1440"/>
-            <w:shd w:fill="FFFFFF"/>
-            <w:tcMar>
-              <w:top w:w="100" w:type="dxa"/>
-              <w:bottom w:w="100" w:type="dxa"/>
-              <w:left w:w="120" w:type="dxa"/>
-              <w:right w:w="120" w:type="dxa"/>
-            </w:tcMar>
-            <w:tcBorders>
-              <w:top w:val="single" w:sz="4" w:space="0" w:color="CCCCCC"/>
-              <w:bottom w:val="single" w:sz="4" w:space="0" w:color="CCCCCC"/>
-              <w:left w:val="single" w:sz="4" w:space="0" w:color="CCCCCC"/>
-              <w:right w:val="single" w:sz="4" w:space="0" w:color="CCCCCC"/>
-            </w:tcBorders>
-          </w:tcPr>
-          <w:p>
-            <w:pPr>
-              <w:spacing w:before="60" w:after="60" w:line="252" w:lineRule="auto"/>
-              <w:jc w:val="left"/>
-            </w:pPr>
-            <w:r/>
-            <w:r>
-              <w:t>BULL</w:t>
-            </w:r>
-          </w:p>
-        </w:tc>
-      </w:tr>
-      <w:tr>
-        <w:tc>
-          <w:tcPr>
-            <w:tcW w:type="dxa" w:w="1584"/>
-            <w:shd w:fill="F8FAFC"/>
-            <w:tcMar>
-              <w:top w:w="100" w:type="dxa"/>
-              <w:bottom w:w="100" w:type="dxa"/>
-              <w:left w:w="120" w:type="dxa"/>
-              <w:right w:w="120" w:type="dxa"/>
-            </w:tcMar>
-            <w:tcBorders>
-              <w:top w:val="single" w:sz="4" w:space="0" w:color="CCCCCC"/>
-              <w:bottom w:val="single" w:sz="4" w:space="0" w:color="CCCCCC"/>
-              <w:left w:val="single" w:sz="4" w:space="0" w:color="CCCCCC"/>
-              <w:right w:val="single" w:sz="4" w:space="0" w:color="CCCCCC"/>
-            </w:tcBorders>
-          </w:tcPr>
-          <w:p>
-            <w:pPr>
-              <w:spacing w:before="60" w:after="60" w:line="252" w:lineRule="auto"/>
-              <w:jc w:val="left"/>
-            </w:pPr>
-            <w:r/>
-            <w:r>
-              <w:rPr>
-                <w:b/>
-              </w:rPr>
-              <w:t>Fri 04/09</w:t>
-            </w:r>
-          </w:p>
-        </w:tc>
-        <w:tc>
-          <w:tcPr>
-            <w:tcW w:type="dxa" w:w="864"/>
-            <w:shd w:fill="F8FAFC"/>
-            <w:tcMar>
-              <w:top w:w="100" w:type="dxa"/>
-              <w:bottom w:w="100" w:type="dxa"/>
-              <w:left w:w="120" w:type="dxa"/>
-              <w:right w:w="120" w:type="dxa"/>
-            </w:tcMar>
-            <w:tcBorders>
-              <w:top w:val="single" w:sz="4" w:space="0" w:color="CCCCCC"/>
-              <w:bottom w:val="single" w:sz="4" w:space="0" w:color="CCCCCC"/>
-              <w:left w:val="single" w:sz="4" w:space="0" w:color="CCCCCC"/>
-              <w:right w:val="single" w:sz="4" w:space="0" w:color="CCCCCC"/>
-            </w:tcBorders>
-          </w:tcPr>
-          <w:p>
-            <w:pPr>
-              <w:spacing w:before="60" w:after="60" w:line="252" w:lineRule="auto"/>
-              <w:jc w:val="left"/>
-            </w:pPr>
-            <w:r/>
-            <w:r>
-              <w:t>Asia 07-11</w:t>
-            </w:r>
-          </w:p>
-        </w:tc>
-        <w:tc>
-          <w:tcPr>
-            <w:tcW w:type="dxa" w:w="1440"/>
-            <w:shd w:fill="F8FAFC"/>
-            <w:tcMar>
-              <w:top w:w="100" w:type="dxa"/>
-              <w:bottom w:w="100" w:type="dxa"/>
-              <w:left w:w="120" w:type="dxa"/>
-              <w:right w:w="120" w:type="dxa"/>
-            </w:tcMar>
-            <w:tcBorders>
-              <w:top w:val="single" w:sz="4" w:space="0" w:color="CCCCCC"/>
-              <w:bottom w:val="single" w:sz="4" w:space="0" w:color="CCCCCC"/>
-              <w:left w:val="single" w:sz="4" w:space="0" w:color="CCCCCC"/>
-              <w:right w:val="single" w:sz="4" w:space="0" w:color="CCCCCC"/>
-            </w:tcBorders>
-          </w:tcPr>
-          <w:p>
-            <w:pPr>
-              <w:spacing w:before="60" w:after="60" w:line="252" w:lineRule="auto"/>
-              <w:jc w:val="left"/>
-            </w:pPr>
-            <w:r/>
-            <w:r>
-              <w:t>763.75</w:t>
-            </w:r>
-          </w:p>
-        </w:tc>
-        <w:tc>
-          <w:tcPr>
-            <w:tcW w:type="dxa" w:w="2016"/>
-            <w:shd w:fill="F8FAFC"/>
-            <w:tcMar>
-              <w:top w:w="100" w:type="dxa"/>
-              <w:bottom w:w="100" w:type="dxa"/>
-              <w:left w:w="120" w:type="dxa"/>
-              <w:right w:w="120" w:type="dxa"/>
-            </w:tcMar>
-            <w:tcBorders>
-              <w:top w:val="single" w:sz="4" w:space="0" w:color="CCCCCC"/>
-              <w:bottom w:val="single" w:sz="4" w:space="0" w:color="CCCCCC"/>
-              <w:left w:val="single" w:sz="4" w:space="0" w:color="CCCCCC"/>
-              <w:right w:val="single" w:sz="4" w:space="0" w:color="CCCCCC"/>
-            </w:tcBorders>
-          </w:tcPr>
-          <w:p>
-            <w:pPr>
-              <w:spacing w:before="60" w:after="60" w:line="252" w:lineRule="auto"/>
-              <w:jc w:val="left"/>
-            </w:pPr>
-            <w:r/>
-            <w:r>
-              <w:t>773.00</w:t>
-            </w:r>
-          </w:p>
-        </w:tc>
-        <w:tc>
-          <w:tcPr>
-            <w:tcW w:type="dxa" w:w="1152"/>
-            <w:shd w:fill="F8FAFC"/>
-            <w:tcMar>
-              <w:top w:w="100" w:type="dxa"/>
-              <w:bottom w:w="100" w:type="dxa"/>
-              <w:left w:w="120" w:type="dxa"/>
-              <w:right w:w="120" w:type="dxa"/>
-            </w:tcMar>
-            <w:tcBorders>
-              <w:top w:val="single" w:sz="4" w:space="0" w:color="CCCCCC"/>
-              <w:bottom w:val="single" w:sz="4" w:space="0" w:color="CCCCCC"/>
-              <w:left w:val="single" w:sz="4" w:space="0" w:color="CCCCCC"/>
-              <w:right w:val="single" w:sz="4" w:space="0" w:color="CCCCCC"/>
-            </w:tcBorders>
-          </w:tcPr>
-          <w:p>
-            <w:pPr>
-              <w:spacing w:before="60" w:after="60" w:line="252" w:lineRule="auto"/>
-              <w:jc w:val="left"/>
-            </w:pPr>
-            <w:r/>
-            <w:r>
-              <w:t>757.25</w:t>
-            </w:r>
-          </w:p>
-        </w:tc>
-        <w:tc>
-          <w:tcPr>
-            <w:tcW w:type="dxa" w:w="1728"/>
-            <w:shd w:fill="F8FAFC"/>
-            <w:tcMar>
-              <w:top w:w="100" w:type="dxa"/>
-              <w:bottom w:w="100" w:type="dxa"/>
-              <w:left w:w="120" w:type="dxa"/>
-              <w:right w:w="120" w:type="dxa"/>
-            </w:tcMar>
-            <w:tcBorders>
-              <w:top w:val="single" w:sz="4" w:space="0" w:color="CCCCCC"/>
-              <w:bottom w:val="single" w:sz="4" w:space="0" w:color="CCCCCC"/>
-              <w:left w:val="single" w:sz="4" w:space="0" w:color="CCCCCC"/>
-              <w:right w:val="single" w:sz="4" w:space="0" w:color="CCCCCC"/>
-            </w:tcBorders>
-          </w:tcPr>
-          <w:p>
-            <w:pPr>
-              <w:spacing w:before="60" w:after="60" w:line="252" w:lineRule="auto"/>
-              <w:jc w:val="left"/>
-            </w:pPr>
-            <w:r/>
-            <w:r>
-              <w:rPr>
-                <w:b/>
-              </w:rPr>
-              <w:t>763.00</w:t>
-            </w:r>
-          </w:p>
-        </w:tc>
-        <w:tc>
-          <w:tcPr>
-            <w:tcW w:type="dxa" w:w="3456"/>
-            <w:shd w:fill="F8FAFC"/>
-            <w:tcMar>
-              <w:top w:w="100" w:type="dxa"/>
-              <w:bottom w:w="100" w:type="dxa"/>
-              <w:left w:w="120" w:type="dxa"/>
-              <w:right w:w="120" w:type="dxa"/>
-            </w:tcMar>
-            <w:tcBorders>
-              <w:top w:val="single" w:sz="4" w:space="0" w:color="CCCCCC"/>
-              <w:bottom w:val="single" w:sz="4" w:space="0" w:color="CCCCCC"/>
-              <w:left w:val="single" w:sz="4" w:space="0" w:color="CCCCCC"/>
-              <w:right w:val="single" w:sz="4" w:space="0" w:color="CCCCCC"/>
-            </w:tcBorders>
-          </w:tcPr>
-          <w:p>
-            <w:pPr>
-              <w:spacing w:before="60" w:after="60" w:line="252" w:lineRule="auto"/>
-              <w:jc w:val="left"/>
-            </w:pPr>
-            <w:r/>
-            <w:r>
-              <w:rPr>
-                <w:b/>
-              </w:rPr>
-              <w:t>-0.75</w:t>
-            </w:r>
-          </w:p>
-        </w:tc>
-        <w:tc>
-          <w:tcPr>
-            <w:tcW w:type="dxa" w:w="1440"/>
-            <w:shd w:fill="F8FAFC"/>
-            <w:tcMar>
-              <w:top w:w="100" w:type="dxa"/>
-              <w:bottom w:w="100" w:type="dxa"/>
-              <w:left w:w="120" w:type="dxa"/>
-              <w:right w:w="120" w:type="dxa"/>
-            </w:tcMar>
-            <w:tcBorders>
-              <w:top w:val="single" w:sz="4" w:space="0" w:color="CCCCCC"/>
-              <w:bottom w:val="single" w:sz="4" w:space="0" w:color="CCCCCC"/>
-              <w:left w:val="single" w:sz="4" w:space="0" w:color="CCCCCC"/>
-              <w:right w:val="single" w:sz="4" w:space="0" w:color="CCCCCC"/>
-            </w:tcBorders>
-          </w:tcPr>
-          <w:p>
-            <w:pPr>
-              <w:spacing w:before="60" w:after="60" w:line="252" w:lineRule="auto"/>
-              <w:jc w:val="left"/>
-            </w:pPr>
-            <w:r/>
-            <w:r>
-              <w:t>BEAR</w:t>
-            </w:r>
-          </w:p>
-        </w:tc>
-      </w:tr>
-      <w:tr>
-        <w:tc>
-          <w:tcPr>
-            <w:tcW w:type="dxa" w:w="1584"/>
-            <w:shd w:fill="FFFFFF"/>
-            <w:tcMar>
-              <w:top w:w="100" w:type="dxa"/>
-              <w:bottom w:w="100" w:type="dxa"/>
-              <w:left w:w="120" w:type="dxa"/>
-              <w:right w:w="120" w:type="dxa"/>
-            </w:tcMar>
-            <w:tcBorders>
-              <w:top w:val="single" w:sz="4" w:space="0" w:color="CCCCCC"/>
-              <w:bottom w:val="single" w:sz="4" w:space="0" w:color="CCCCCC"/>
-              <w:left w:val="single" w:sz="4" w:space="0" w:color="CCCCCC"/>
-              <w:right w:val="single" w:sz="4" w:space="0" w:color="CCCCCC"/>
-            </w:tcBorders>
-          </w:tcPr>
-          <w:p>
-            <w:pPr>
-              <w:spacing w:before="60" w:after="60" w:line="252" w:lineRule="auto"/>
-              <w:jc w:val="left"/>
-            </w:pPr>
-            <w:r/>
-            <w:r>
-              <w:rPr>
-                <w:b/>
-              </w:rPr>
-              <w:t>Fri 04/09</w:t>
-            </w:r>
-          </w:p>
-        </w:tc>
-        <w:tc>
-          <w:tcPr>
-            <w:tcW w:type="dxa" w:w="864"/>
-            <w:shd w:fill="FFFFFF"/>
-            <w:tcMar>
-              <w:top w:w="100" w:type="dxa"/>
-              <w:bottom w:w="100" w:type="dxa"/>
-              <w:left w:w="120" w:type="dxa"/>
-              <w:right w:w="120" w:type="dxa"/>
-            </w:tcMar>
-            <w:tcBorders>
-              <w:top w:val="single" w:sz="4" w:space="0" w:color="CCCCCC"/>
-              <w:bottom w:val="single" w:sz="4" w:space="0" w:color="CCCCCC"/>
-              <w:left w:val="single" w:sz="4" w:space="0" w:color="CCCCCC"/>
-              <w:right w:val="single" w:sz="4" w:space="0" w:color="CCCCCC"/>
-            </w:tcBorders>
-          </w:tcPr>
-          <w:p>
-            <w:pPr>
-              <w:spacing w:before="60" w:after="60" w:line="252" w:lineRule="auto"/>
-              <w:jc w:val="left"/>
-            </w:pPr>
-            <w:r/>
-            <w:r>
-              <w:t>Asia 11-15</w:t>
-            </w:r>
-          </w:p>
-        </w:tc>
-        <w:tc>
-          <w:tcPr>
-            <w:tcW w:type="dxa" w:w="1440"/>
-            <w:shd w:fill="FFFFFF"/>
-            <w:tcMar>
-              <w:top w:w="100" w:type="dxa"/>
-              <w:bottom w:w="100" w:type="dxa"/>
-              <w:left w:w="120" w:type="dxa"/>
-              <w:right w:w="120" w:type="dxa"/>
-            </w:tcMar>
-            <w:tcBorders>
-              <w:top w:val="single" w:sz="4" w:space="0" w:color="CCCCCC"/>
-              <w:bottom w:val="single" w:sz="4" w:space="0" w:color="CCCCCC"/>
-              <w:left w:val="single" w:sz="4" w:space="0" w:color="CCCCCC"/>
-              <w:right w:val="single" w:sz="4" w:space="0" w:color="CCCCCC"/>
-            </w:tcBorders>
-          </w:tcPr>
-          <w:p>
-            <w:pPr>
-              <w:spacing w:before="60" w:after="60" w:line="252" w:lineRule="auto"/>
-              <w:jc w:val="left"/>
-            </w:pPr>
-            <w:r/>
-            <w:r>
-              <w:t>763.00</w:t>
-            </w:r>
-          </w:p>
-        </w:tc>
-        <w:tc>
-          <w:tcPr>
-            <w:tcW w:type="dxa" w:w="2016"/>
-            <w:shd w:fill="FFFFFF"/>
-            <w:tcMar>
-              <w:top w:w="100" w:type="dxa"/>
-              <w:bottom w:w="100" w:type="dxa"/>
-              <w:left w:w="120" w:type="dxa"/>
-              <w:right w:w="120" w:type="dxa"/>
-            </w:tcMar>
-            <w:tcBorders>
-              <w:top w:val="single" w:sz="4" w:space="0" w:color="CCCCCC"/>
-              <w:bottom w:val="single" w:sz="4" w:space="0" w:color="CCCCCC"/>
-              <w:left w:val="single" w:sz="4" w:space="0" w:color="CCCCCC"/>
-              <w:right w:val="single" w:sz="4" w:space="0" w:color="CCCCCC"/>
-            </w:tcBorders>
-          </w:tcPr>
-          <w:p>
-            <w:pPr>
-              <w:spacing w:before="60" w:after="60" w:line="252" w:lineRule="auto"/>
-              <w:jc w:val="left"/>
-            </w:pPr>
-            <w:r/>
-            <w:r>
-              <w:t>770.50</w:t>
-            </w:r>
-          </w:p>
-        </w:tc>
-        <w:tc>
-          <w:tcPr>
-            <w:tcW w:type="dxa" w:w="1152"/>
-            <w:shd w:fill="FFFFFF"/>
-            <w:tcMar>
-              <w:top w:w="100" w:type="dxa"/>
-              <w:bottom w:w="100" w:type="dxa"/>
-              <w:left w:w="120" w:type="dxa"/>
-              <w:right w:w="120" w:type="dxa"/>
-            </w:tcMar>
-            <w:tcBorders>
-              <w:top w:val="single" w:sz="4" w:space="0" w:color="CCCCCC"/>
-              <w:bottom w:val="single" w:sz="4" w:space="0" w:color="CCCCCC"/>
-              <w:left w:val="single" w:sz="4" w:space="0" w:color="CCCCCC"/>
-              <w:right w:val="single" w:sz="4" w:space="0" w:color="CCCCCC"/>
-            </w:tcBorders>
-          </w:tcPr>
-          <w:p>
-            <w:pPr>
-              <w:spacing w:before="60" w:after="60" w:line="252" w:lineRule="auto"/>
-              <w:jc w:val="left"/>
-            </w:pPr>
-            <w:r/>
-            <w:r>
-              <w:t>757.00</w:t>
-            </w:r>
-          </w:p>
-        </w:tc>
-        <w:tc>
-          <w:tcPr>
-            <w:tcW w:type="dxa" w:w="1728"/>
-            <w:shd w:fill="FFFFFF"/>
-            <w:tcMar>
-              <w:top w:w="100" w:type="dxa"/>
-              <w:bottom w:w="100" w:type="dxa"/>
-              <w:left w:w="120" w:type="dxa"/>
-              <w:right w:w="120" w:type="dxa"/>
-            </w:tcMar>
-            <w:tcBorders>
-              <w:top w:val="single" w:sz="4" w:space="0" w:color="CCCCCC"/>
-              <w:bottom w:val="single" w:sz="4" w:space="0" w:color="CCCCCC"/>
-              <w:left w:val="single" w:sz="4" w:space="0" w:color="CCCCCC"/>
-              <w:right w:val="single" w:sz="4" w:space="0" w:color="CCCCCC"/>
-            </w:tcBorders>
-          </w:tcPr>
-          <w:p>
-            <w:pPr>
-              <w:spacing w:before="60" w:after="60" w:line="252" w:lineRule="auto"/>
-              <w:jc w:val="left"/>
-            </w:pPr>
-            <w:r/>
-            <w:r>
-              <w:rPr>
-                <w:b/>
-              </w:rPr>
-              <w:t>762.00</w:t>
-            </w:r>
-          </w:p>
-        </w:tc>
-        <w:tc>
-          <w:tcPr>
-            <w:tcW w:type="dxa" w:w="3456"/>
-            <w:shd w:fill="FFFFFF"/>
-            <w:tcMar>
-              <w:top w:w="100" w:type="dxa"/>
-              <w:bottom w:w="100" w:type="dxa"/>
-              <w:left w:w="120" w:type="dxa"/>
-              <w:right w:w="120" w:type="dxa"/>
-            </w:tcMar>
-            <w:tcBorders>
-              <w:top w:val="single" w:sz="4" w:space="0" w:color="CCCCCC"/>
-              <w:bottom w:val="single" w:sz="4" w:space="0" w:color="CCCCCC"/>
-              <w:left w:val="single" w:sz="4" w:space="0" w:color="CCCCCC"/>
-              <w:right w:val="single" w:sz="4" w:space="0" w:color="CCCCCC"/>
-            </w:tcBorders>
-          </w:tcPr>
-          <w:p>
-            <w:pPr>
-              <w:spacing w:before="60" w:after="60" w:line="252" w:lineRule="auto"/>
-              <w:jc w:val="left"/>
-            </w:pPr>
-            <w:r/>
-            <w:r>
-              <w:rPr>
-                <w:b/>
-              </w:rPr>
-              <w:t>-1.00</w:t>
-            </w:r>
-          </w:p>
-        </w:tc>
-        <w:tc>
-          <w:tcPr>
-            <w:tcW w:type="dxa" w:w="1440"/>
-            <w:shd w:fill="FFFFFF"/>
-            <w:tcMar>
-              <w:top w:w="100" w:type="dxa"/>
-              <w:bottom w:w="100" w:type="dxa"/>
-              <w:left w:w="120" w:type="dxa"/>
-              <w:right w:w="120" w:type="dxa"/>
-            </w:tcMar>
-            <w:tcBorders>
-              <w:top w:val="single" w:sz="4" w:space="0" w:color="CCCCCC"/>
-              <w:bottom w:val="single" w:sz="4" w:space="0" w:color="CCCCCC"/>
-              <w:left w:val="single" w:sz="4" w:space="0" w:color="CCCCCC"/>
-              <w:right w:val="single" w:sz="4" w:space="0" w:color="CCCCCC"/>
-            </w:tcBorders>
-          </w:tcPr>
-          <w:p>
-            <w:pPr>
-              <w:spacing w:before="60" w:after="60" w:line="252" w:lineRule="auto"/>
-              <w:jc w:val="left"/>
-            </w:pPr>
-            <w:r/>
-            <w:r>
-              <w:t>BEAR</w:t>
-            </w:r>
-          </w:p>
-        </w:tc>
-      </w:tr>
-      <w:tr>
-        <w:tc>
-          <w:tcPr>
-            <w:tcW w:type="dxa" w:w="1584"/>
-            <w:shd w:fill="F8FAFC"/>
-            <w:tcMar>
-              <w:top w:w="100" w:type="dxa"/>
-              <w:bottom w:w="100" w:type="dxa"/>
-              <w:left w:w="120" w:type="dxa"/>
-              <w:right w:w="120" w:type="dxa"/>
-            </w:tcMar>
-            <w:tcBorders>
-              <w:top w:val="single" w:sz="4" w:space="0" w:color="CCCCCC"/>
-              <w:bottom w:val="single" w:sz="4" w:space="0" w:color="CCCCCC"/>
-              <w:left w:val="single" w:sz="4" w:space="0" w:color="CCCCCC"/>
-              <w:right w:val="single" w:sz="4" w:space="0" w:color="CCCCCC"/>
-            </w:tcBorders>
-          </w:tcPr>
-          <w:p>
-            <w:pPr>
-              <w:spacing w:before="60" w:after="60" w:line="252" w:lineRule="auto"/>
-              <w:jc w:val="left"/>
-            </w:pPr>
-            <w:r/>
-            <w:r>
-              <w:rPr>
-                <w:b/>
-              </w:rPr>
-              <w:t>Fri 04/09</w:t>
-            </w:r>
-          </w:p>
-        </w:tc>
-        <w:tc>
-          <w:tcPr>
-            <w:tcW w:type="dxa" w:w="864"/>
-            <w:shd w:fill="F8FAFC"/>
-            <w:tcMar>
-              <w:top w:w="100" w:type="dxa"/>
-              <w:bottom w:w="100" w:type="dxa"/>
-              <w:left w:w="120" w:type="dxa"/>
-              <w:right w:w="120" w:type="dxa"/>
-            </w:tcMar>
-            <w:tcBorders>
-              <w:top w:val="single" w:sz="4" w:space="0" w:color="CCCCCC"/>
-              <w:bottom w:val="single" w:sz="4" w:space="0" w:color="CCCCCC"/>
-              <w:left w:val="single" w:sz="4" w:space="0" w:color="CCCCCC"/>
-              <w:right w:val="single" w:sz="4" w:space="0" w:color="CCCCCC"/>
-            </w:tcBorders>
-          </w:tcPr>
-          <w:p>
-            <w:pPr>
-              <w:spacing w:before="60" w:after="60" w:line="252" w:lineRule="auto"/>
-              <w:jc w:val="left"/>
-            </w:pPr>
-            <w:r/>
-            <w:r>
-              <w:t>London 15-19</w:t>
-            </w:r>
-          </w:p>
-        </w:tc>
-        <w:tc>
-          <w:tcPr>
-            <w:tcW w:type="dxa" w:w="1440"/>
-            <w:shd w:fill="F8FAFC"/>
-            <w:tcMar>
-              <w:top w:w="100" w:type="dxa"/>
-              <w:bottom w:w="100" w:type="dxa"/>
-              <w:left w:w="120" w:type="dxa"/>
-              <w:right w:w="120" w:type="dxa"/>
-            </w:tcMar>
-            <w:tcBorders>
-              <w:top w:val="single" w:sz="4" w:space="0" w:color="CCCCCC"/>
-              <w:bottom w:val="single" w:sz="4" w:space="0" w:color="CCCCCC"/>
-              <w:left w:val="single" w:sz="4" w:space="0" w:color="CCCCCC"/>
-              <w:right w:val="single" w:sz="4" w:space="0" w:color="CCCCCC"/>
-            </w:tcBorders>
-          </w:tcPr>
-          <w:p>
-            <w:pPr>
-              <w:spacing w:before="60" w:after="60" w:line="252" w:lineRule="auto"/>
-              <w:jc w:val="left"/>
-            </w:pPr>
-            <w:r/>
-            <w:r>
-              <w:t>762.00</w:t>
-            </w:r>
-          </w:p>
-        </w:tc>
-        <w:tc>
-          <w:tcPr>
-            <w:tcW w:type="dxa" w:w="2016"/>
-            <w:shd w:fill="F8FAFC"/>
-            <w:tcMar>
-              <w:top w:w="100" w:type="dxa"/>
-              <w:bottom w:w="100" w:type="dxa"/>
-              <w:left w:w="120" w:type="dxa"/>
-              <w:right w:w="120" w:type="dxa"/>
-            </w:tcMar>
-            <w:tcBorders>
-              <w:top w:val="single" w:sz="4" w:space="0" w:color="CCCCCC"/>
-              <w:bottom w:val="single" w:sz="4" w:space="0" w:color="CCCCCC"/>
-              <w:left w:val="single" w:sz="4" w:space="0" w:color="CCCCCC"/>
-              <w:right w:val="single" w:sz="4" w:space="0" w:color="CCCCCC"/>
-            </w:tcBorders>
-          </w:tcPr>
-          <w:p>
-            <w:pPr>
-              <w:spacing w:before="60" w:after="60" w:line="252" w:lineRule="auto"/>
-              <w:jc w:val="left"/>
-            </w:pPr>
-            <w:r/>
-            <w:r>
-              <w:t>769.00</w:t>
-            </w:r>
-          </w:p>
-        </w:tc>
-        <w:tc>
-          <w:tcPr>
-            <w:tcW w:type="dxa" w:w="1152"/>
-            <w:shd w:fill="F8FAFC"/>
-            <w:tcMar>
-              <w:top w:w="100" w:type="dxa"/>
-              <w:bottom w:w="100" w:type="dxa"/>
-              <w:left w:w="120" w:type="dxa"/>
-              <w:right w:w="120" w:type="dxa"/>
-            </w:tcMar>
-            <w:tcBorders>
-              <w:top w:val="single" w:sz="4" w:space="0" w:color="CCCCCC"/>
-              <w:bottom w:val="single" w:sz="4" w:space="0" w:color="CCCCCC"/>
-              <w:left w:val="single" w:sz="4" w:space="0" w:color="CCCCCC"/>
-              <w:right w:val="single" w:sz="4" w:space="0" w:color="CCCCCC"/>
-            </w:tcBorders>
-          </w:tcPr>
-          <w:p>
-            <w:pPr>
-              <w:spacing w:before="60" w:after="60" w:line="252" w:lineRule="auto"/>
-              <w:jc w:val="left"/>
-            </w:pPr>
-            <w:r/>
-            <w:r>
-              <w:t>748.50</w:t>
-            </w:r>
-          </w:p>
-        </w:tc>
-        <w:tc>
-          <w:tcPr>
-            <w:tcW w:type="dxa" w:w="1728"/>
-            <w:shd w:fill="F8FAFC"/>
-            <w:tcMar>
-              <w:top w:w="100" w:type="dxa"/>
-              <w:bottom w:w="100" w:type="dxa"/>
-              <w:left w:w="120" w:type="dxa"/>
-              <w:right w:w="120" w:type="dxa"/>
-            </w:tcMar>
-            <w:tcBorders>
-              <w:top w:val="single" w:sz="4" w:space="0" w:color="CCCCCC"/>
-              <w:bottom w:val="single" w:sz="4" w:space="0" w:color="CCCCCC"/>
-              <w:left w:val="single" w:sz="4" w:space="0" w:color="CCCCCC"/>
-              <w:right w:val="single" w:sz="4" w:space="0" w:color="CCCCCC"/>
-            </w:tcBorders>
-          </w:tcPr>
-          <w:p>
-            <w:pPr>
-              <w:spacing w:before="60" w:after="60" w:line="252" w:lineRule="auto"/>
-              <w:jc w:val="left"/>
-            </w:pPr>
-            <w:r/>
-            <w:r>
-              <w:rPr>
-                <w:b/>
-              </w:rPr>
-              <w:t>762.75</w:t>
-            </w:r>
-          </w:p>
-        </w:tc>
-        <w:tc>
-          <w:tcPr>
-            <w:tcW w:type="dxa" w:w="3456"/>
-            <w:shd w:fill="F8FAFC"/>
-            <w:tcMar>
-              <w:top w:w="100" w:type="dxa"/>
-              <w:bottom w:w="100" w:type="dxa"/>
-              <w:left w:w="120" w:type="dxa"/>
-              <w:right w:w="120" w:type="dxa"/>
-            </w:tcMar>
-            <w:tcBorders>
-              <w:top w:val="single" w:sz="4" w:space="0" w:color="CCCCCC"/>
-              <w:bottom w:val="single" w:sz="4" w:space="0" w:color="CCCCCC"/>
-              <w:left w:val="single" w:sz="4" w:space="0" w:color="CCCCCC"/>
-              <w:right w:val="single" w:sz="4" w:space="0" w:color="CCCCCC"/>
-            </w:tcBorders>
-          </w:tcPr>
-          <w:p>
-            <w:pPr>
-              <w:spacing w:before="60" w:after="60" w:line="252" w:lineRule="auto"/>
-              <w:jc w:val="left"/>
-            </w:pPr>
-            <w:r/>
-            <w:r>
-              <w:rPr>
-                <w:b/>
-              </w:rPr>
-              <w:t>+0.75</w:t>
-            </w:r>
-          </w:p>
-        </w:tc>
-        <w:tc>
-          <w:tcPr>
-            <w:tcW w:type="dxa" w:w="1440"/>
-            <w:shd w:fill="F8FAFC"/>
-            <w:tcMar>
-              <w:top w:w="100" w:type="dxa"/>
-              <w:bottom w:w="100" w:type="dxa"/>
-              <w:left w:w="120" w:type="dxa"/>
-              <w:right w:w="120" w:type="dxa"/>
-            </w:tcMar>
-            <w:tcBorders>
-              <w:top w:val="single" w:sz="4" w:space="0" w:color="CCCCCC"/>
-              <w:bottom w:val="single" w:sz="4" w:space="0" w:color="CCCCCC"/>
-              <w:left w:val="single" w:sz="4" w:space="0" w:color="CCCCCC"/>
-              <w:right w:val="single" w:sz="4" w:space="0" w:color="CCCCCC"/>
-            </w:tcBorders>
-          </w:tcPr>
-          <w:p>
-            <w:pPr>
-              <w:spacing w:before="60" w:after="60" w:line="252" w:lineRule="auto"/>
-              <w:jc w:val="left"/>
-            </w:pPr>
-            <w:r/>
-            <w:r>
-              <w:t>BULL</w:t>
-            </w:r>
-          </w:p>
-        </w:tc>
-      </w:tr>
-      <w:tr>
-        <w:tc>
-          <w:tcPr>
-            <w:tcW w:type="dxa" w:w="1584"/>
-            <w:shd w:fill="FFFFFF"/>
-            <w:tcMar>
-              <w:top w:w="100" w:type="dxa"/>
-              <w:bottom w:w="100" w:type="dxa"/>
-              <w:left w:w="120" w:type="dxa"/>
-              <w:right w:w="120" w:type="dxa"/>
-            </w:tcMar>
-            <w:tcBorders>
-              <w:top w:val="single" w:sz="4" w:space="0" w:color="CCCCCC"/>
-              <w:bottom w:val="single" w:sz="4" w:space="0" w:color="CCCCCC"/>
-              <w:left w:val="single" w:sz="4" w:space="0" w:color="CCCCCC"/>
-              <w:right w:val="single" w:sz="4" w:space="0" w:color="CCCCCC"/>
-            </w:tcBorders>
-          </w:tcPr>
-          <w:p>
-            <w:pPr>
-              <w:spacing w:before="60" w:after="60" w:line="252" w:lineRule="auto"/>
-              <w:jc w:val="left"/>
-            </w:pPr>
-            <w:r/>
-            <w:r>
-              <w:rPr>
-                <w:b/>
-              </w:rPr>
-              <w:t>Fri 04/09</w:t>
-            </w:r>
-          </w:p>
-        </w:tc>
-        <w:tc>
-          <w:tcPr>
-            <w:tcW w:type="dxa" w:w="864"/>
-            <w:shd w:fill="FFFFFF"/>
-            <w:tcMar>
-              <w:top w:w="100" w:type="dxa"/>
-              <w:bottom w:w="100" w:type="dxa"/>
-              <w:left w:w="120" w:type="dxa"/>
-              <w:right w:w="120" w:type="dxa"/>
-            </w:tcMar>
-            <w:tcBorders>
-              <w:top w:val="single" w:sz="4" w:space="0" w:color="CCCCCC"/>
-              <w:bottom w:val="single" w:sz="4" w:space="0" w:color="CCCCCC"/>
-              <w:left w:val="single" w:sz="4" w:space="0" w:color="CCCCCC"/>
-              <w:right w:val="single" w:sz="4" w:space="0" w:color="CCCCCC"/>
-            </w:tcBorders>
-          </w:tcPr>
-          <w:p>
-            <w:pPr>
-              <w:spacing w:before="60" w:after="60" w:line="252" w:lineRule="auto"/>
-              <w:jc w:val="left"/>
-            </w:pPr>
-            <w:r/>
-            <w:r>
-              <w:t>Pre-NY 19-21</w:t>
-            </w:r>
-          </w:p>
-        </w:tc>
-        <w:tc>
-          <w:tcPr>
-            <w:tcW w:type="dxa" w:w="1440"/>
-            <w:shd w:fill="FFFFFF"/>
-            <w:tcMar>
-              <w:top w:w="100" w:type="dxa"/>
-              <w:bottom w:w="100" w:type="dxa"/>
-              <w:left w:w="120" w:type="dxa"/>
-              <w:right w:w="120" w:type="dxa"/>
-            </w:tcMar>
-            <w:tcBorders>
-              <w:top w:val="single" w:sz="4" w:space="0" w:color="CCCCCC"/>
-              <w:bottom w:val="single" w:sz="4" w:space="0" w:color="CCCCCC"/>
-              <w:left w:val="single" w:sz="4" w:space="0" w:color="CCCCCC"/>
-              <w:right w:val="single" w:sz="4" w:space="0" w:color="CCCCCC"/>
-            </w:tcBorders>
-          </w:tcPr>
-          <w:p>
-            <w:pPr>
-              <w:spacing w:before="60" w:after="60" w:line="252" w:lineRule="auto"/>
-              <w:jc w:val="left"/>
-            </w:pPr>
-            <w:r/>
-            <w:r>
-              <w:t>762.75</w:t>
-            </w:r>
-          </w:p>
-        </w:tc>
-        <w:tc>
-          <w:tcPr>
-            <w:tcW w:type="dxa" w:w="2016"/>
-            <w:shd w:fill="FFFFFF"/>
-            <w:tcMar>
-              <w:top w:w="100" w:type="dxa"/>
-              <w:bottom w:w="100" w:type="dxa"/>
-              <w:left w:w="120" w:type="dxa"/>
-              <w:right w:w="120" w:type="dxa"/>
-            </w:tcMar>
-            <w:tcBorders>
-              <w:top w:val="single" w:sz="4" w:space="0" w:color="CCCCCC"/>
-              <w:bottom w:val="single" w:sz="4" w:space="0" w:color="CCCCCC"/>
-              <w:left w:val="single" w:sz="4" w:space="0" w:color="CCCCCC"/>
-              <w:right w:val="single" w:sz="4" w:space="0" w:color="CCCCCC"/>
-            </w:tcBorders>
-          </w:tcPr>
-          <w:p>
-            <w:pPr>
-              <w:spacing w:before="60" w:after="60" w:line="252" w:lineRule="auto"/>
-              <w:jc w:val="left"/>
-            </w:pPr>
-            <w:r/>
-            <w:r>
-              <w:t>772.00</w:t>
-            </w:r>
-          </w:p>
-        </w:tc>
-        <w:tc>
-          <w:tcPr>
-            <w:tcW w:type="dxa" w:w="1152"/>
-            <w:shd w:fill="FFFFFF"/>
-            <w:tcMar>
-              <w:top w:w="100" w:type="dxa"/>
-              <w:bottom w:w="100" w:type="dxa"/>
-              <w:left w:w="120" w:type="dxa"/>
-              <w:right w:w="120" w:type="dxa"/>
-            </w:tcMar>
-            <w:tcBorders>
-              <w:top w:val="single" w:sz="4" w:space="0" w:color="CCCCCC"/>
-              <w:bottom w:val="single" w:sz="4" w:space="0" w:color="CCCCCC"/>
-              <w:left w:val="single" w:sz="4" w:space="0" w:color="CCCCCC"/>
-              <w:right w:val="single" w:sz="4" w:space="0" w:color="CCCCCC"/>
-            </w:tcBorders>
-          </w:tcPr>
-          <w:p>
-            <w:pPr>
-              <w:spacing w:before="60" w:after="60" w:line="252" w:lineRule="auto"/>
-              <w:jc w:val="left"/>
-            </w:pPr>
-            <w:r/>
-            <w:r>
-              <w:t>755.50</w:t>
-            </w:r>
-          </w:p>
-        </w:tc>
-        <w:tc>
-          <w:tcPr>
-            <w:tcW w:type="dxa" w:w="1728"/>
-            <w:shd w:fill="FFFFFF"/>
-            <w:tcMar>
-              <w:top w:w="100" w:type="dxa"/>
-              <w:bottom w:w="100" w:type="dxa"/>
-              <w:left w:w="120" w:type="dxa"/>
-              <w:right w:w="120" w:type="dxa"/>
-            </w:tcMar>
-            <w:tcBorders>
-              <w:top w:val="single" w:sz="4" w:space="0" w:color="CCCCCC"/>
-              <w:bottom w:val="single" w:sz="4" w:space="0" w:color="CCCCCC"/>
-              <w:left w:val="single" w:sz="4" w:space="0" w:color="CCCCCC"/>
-              <w:right w:val="single" w:sz="4" w:space="0" w:color="CCCCCC"/>
-            </w:tcBorders>
-          </w:tcPr>
-          <w:p>
-            <w:pPr>
-              <w:spacing w:before="60" w:after="60" w:line="252" w:lineRule="auto"/>
-              <w:jc w:val="left"/>
-            </w:pPr>
-            <w:r/>
-            <w:r>
-              <w:rPr>
-                <w:b/>
-              </w:rPr>
-              <w:t>762.50</w:t>
-            </w:r>
-          </w:p>
-        </w:tc>
-        <w:tc>
-          <w:tcPr>
-            <w:tcW w:type="dxa" w:w="3456"/>
-            <w:shd w:fill="FFFFFF"/>
-            <w:tcMar>
-              <w:top w:w="100" w:type="dxa"/>
-              <w:bottom w:w="100" w:type="dxa"/>
-              <w:left w:w="120" w:type="dxa"/>
-              <w:right w:w="120" w:type="dxa"/>
-            </w:tcMar>
-            <w:tcBorders>
-              <w:top w:val="single" w:sz="4" w:space="0" w:color="CCCCCC"/>
-              <w:bottom w:val="single" w:sz="4" w:space="0" w:color="CCCCCC"/>
-              <w:left w:val="single" w:sz="4" w:space="0" w:color="CCCCCC"/>
-              <w:right w:val="single" w:sz="4" w:space="0" w:color="CCCCCC"/>
-            </w:tcBorders>
-          </w:tcPr>
-          <w:p>
-            <w:pPr>
-              <w:spacing w:before="60" w:after="60" w:line="252" w:lineRule="auto"/>
-              <w:jc w:val="left"/>
-            </w:pPr>
-            <w:r/>
-            <w:r>
-              <w:rPr>
-                <w:b/>
-              </w:rPr>
-              <w:t>-0.25</w:t>
-            </w:r>
-          </w:p>
-        </w:tc>
-        <w:tc>
-          <w:tcPr>
-            <w:tcW w:type="dxa" w:w="1440"/>
-            <w:shd w:fill="FFFFFF"/>
-            <w:tcMar>
-              <w:top w:w="100" w:type="dxa"/>
-              <w:bottom w:w="100" w:type="dxa"/>
-              <w:left w:w="120" w:type="dxa"/>
-              <w:right w:w="120" w:type="dxa"/>
-            </w:tcMar>
-            <w:tcBorders>
-              <w:top w:val="single" w:sz="4" w:space="0" w:color="CCCCCC"/>
-              <w:bottom w:val="single" w:sz="4" w:space="0" w:color="CCCCCC"/>
-              <w:left w:val="single" w:sz="4" w:space="0" w:color="CCCCCC"/>
-              <w:right w:val="single" w:sz="4" w:space="0" w:color="CCCCCC"/>
-            </w:tcBorders>
-          </w:tcPr>
-          <w:p>
-            <w:pPr>
-              <w:spacing w:before="60" w:after="60" w:line="252" w:lineRule="auto"/>
-              <w:jc w:val="left"/>
-            </w:pPr>
-            <w:r/>
-            <w:r>
-              <w:t>BEAR</w:t>
-            </w:r>
-          </w:p>
-        </w:tc>
-      </w:tr>
-      <w:tr>
-        <w:tc>
-          <w:tcPr>
-            <w:tcW w:type="dxa" w:w="1584"/>
-            <w:shd w:fill="F8FAFC"/>
-            <w:tcMar>
-              <w:top w:w="100" w:type="dxa"/>
-              <w:bottom w:w="100" w:type="dxa"/>
-              <w:left w:w="120" w:type="dxa"/>
-              <w:right w:w="120" w:type="dxa"/>
-            </w:tcMar>
-            <w:tcBorders>
-              <w:top w:val="single" w:sz="4" w:space="0" w:color="CCCCCC"/>
-              <w:bottom w:val="single" w:sz="4" w:space="0" w:color="CCCCCC"/>
-              <w:left w:val="single" w:sz="4" w:space="0" w:color="CCCCCC"/>
-              <w:right w:val="single" w:sz="4" w:space="0" w:color="CCCCCC"/>
-            </w:tcBorders>
-          </w:tcPr>
-          <w:p>
-            <w:pPr>
-              <w:spacing w:before="60" w:after="60" w:line="252" w:lineRule="auto"/>
-              <w:jc w:val="left"/>
-            </w:pPr>
-            <w:r/>
-            <w:r>
-              <w:rPr>
-                <w:b/>
-              </w:rPr>
-              <w:t>Fri 04/09</w:t>
-            </w:r>
-          </w:p>
-        </w:tc>
-        <w:tc>
-          <w:tcPr>
-            <w:tcW w:type="dxa" w:w="864"/>
-            <w:shd w:fill="F8FAFC"/>
-            <w:tcMar>
-              <w:top w:w="100" w:type="dxa"/>
-              <w:bottom w:w="100" w:type="dxa"/>
-              <w:left w:w="120" w:type="dxa"/>
-              <w:right w:w="120" w:type="dxa"/>
-            </w:tcMar>
-            <w:tcBorders>
-              <w:top w:val="single" w:sz="4" w:space="0" w:color="CCCCCC"/>
-              <w:bottom w:val="single" w:sz="4" w:space="0" w:color="CCCCCC"/>
-              <w:left w:val="single" w:sz="4" w:space="0" w:color="CCCCCC"/>
-              <w:right w:val="single" w:sz="4" w:space="0" w:color="CCCCCC"/>
-            </w:tcBorders>
-          </w:tcPr>
-          <w:p>
-            <w:pPr>
-              <w:spacing w:before="60" w:after="60" w:line="252" w:lineRule="auto"/>
-              <w:jc w:val="left"/>
-            </w:pPr>
-            <w:r/>
-            <w:r>
-              <w:t>NY Open 21-23</w:t>
-            </w:r>
-          </w:p>
-        </w:tc>
-        <w:tc>
-          <w:tcPr>
-            <w:tcW w:type="dxa" w:w="1440"/>
-            <w:shd w:fill="F8FAFC"/>
-            <w:tcMar>
-              <w:top w:w="100" w:type="dxa"/>
-              <w:bottom w:w="100" w:type="dxa"/>
-              <w:left w:w="120" w:type="dxa"/>
-              <w:right w:w="120" w:type="dxa"/>
-            </w:tcMar>
-            <w:tcBorders>
-              <w:top w:val="single" w:sz="4" w:space="0" w:color="CCCCCC"/>
-              <w:bottom w:val="single" w:sz="4" w:space="0" w:color="CCCCCC"/>
-              <w:left w:val="single" w:sz="4" w:space="0" w:color="CCCCCC"/>
-              <w:right w:val="single" w:sz="4" w:space="0" w:color="CCCCCC"/>
-            </w:tcBorders>
-          </w:tcPr>
-          <w:p>
-            <w:pPr>
-              <w:spacing w:before="60" w:after="60" w:line="252" w:lineRule="auto"/>
-              <w:jc w:val="left"/>
-            </w:pPr>
-            <w:r/>
-            <w:r>
-              <w:t>762.50</w:t>
-            </w:r>
-          </w:p>
-        </w:tc>
-        <w:tc>
-          <w:tcPr>
-            <w:tcW w:type="dxa" w:w="2016"/>
-            <w:shd w:fill="F8FAFC"/>
-            <w:tcMar>
-              <w:top w:w="100" w:type="dxa"/>
-              <w:bottom w:w="100" w:type="dxa"/>
-              <w:left w:w="120" w:type="dxa"/>
-              <w:right w:w="120" w:type="dxa"/>
-            </w:tcMar>
-            <w:tcBorders>
-              <w:top w:val="single" w:sz="4" w:space="0" w:color="CCCCCC"/>
-              <w:bottom w:val="single" w:sz="4" w:space="0" w:color="CCCCCC"/>
-              <w:left w:val="single" w:sz="4" w:space="0" w:color="CCCCCC"/>
-              <w:right w:val="single" w:sz="4" w:space="0" w:color="CCCCCC"/>
-            </w:tcBorders>
-          </w:tcPr>
-          <w:p>
-            <w:pPr>
-              <w:spacing w:before="60" w:after="60" w:line="252" w:lineRule="auto"/>
-              <w:jc w:val="left"/>
-            </w:pPr>
-            <w:r/>
-            <w:r>
-              <w:t>771.00</w:t>
-            </w:r>
-          </w:p>
-        </w:tc>
-        <w:tc>
-          <w:tcPr>
-            <w:tcW w:type="dxa" w:w="1152"/>
-            <w:shd w:fill="F8FAFC"/>
-            <w:tcMar>
-              <w:top w:w="100" w:type="dxa"/>
-              <w:bottom w:w="100" w:type="dxa"/>
-              <w:left w:w="120" w:type="dxa"/>
-              <w:right w:w="120" w:type="dxa"/>
-            </w:tcMar>
-            <w:tcBorders>
-              <w:top w:val="single" w:sz="4" w:space="0" w:color="CCCCCC"/>
-              <w:bottom w:val="single" w:sz="4" w:space="0" w:color="CCCCCC"/>
-              <w:left w:val="single" w:sz="4" w:space="0" w:color="CCCCCC"/>
-              <w:right w:val="single" w:sz="4" w:space="0" w:color="CCCCCC"/>
-            </w:tcBorders>
-          </w:tcPr>
-          <w:p>
-            <w:pPr>
-              <w:spacing w:before="60" w:after="60" w:line="252" w:lineRule="auto"/>
-              <w:jc w:val="left"/>
-            </w:pPr>
-            <w:r/>
-            <w:r>
-              <w:t>748.50</w:t>
-            </w:r>
-          </w:p>
-        </w:tc>
-        <w:tc>
-          <w:tcPr>
-            <w:tcW w:type="dxa" w:w="1728"/>
-            <w:shd w:fill="F8FAFC"/>
-            <w:tcMar>
-              <w:top w:w="100" w:type="dxa"/>
-              <w:bottom w:w="100" w:type="dxa"/>
-              <w:left w:w="120" w:type="dxa"/>
-              <w:right w:w="120" w:type="dxa"/>
-            </w:tcMar>
-            <w:tcBorders>
-              <w:top w:val="single" w:sz="4" w:space="0" w:color="CCCCCC"/>
-              <w:bottom w:val="single" w:sz="4" w:space="0" w:color="CCCCCC"/>
-              <w:left w:val="single" w:sz="4" w:space="0" w:color="CCCCCC"/>
-              <w:right w:val="single" w:sz="4" w:space="0" w:color="CCCCCC"/>
-            </w:tcBorders>
-          </w:tcPr>
-          <w:p>
-            <w:pPr>
-              <w:spacing w:before="60" w:after="60" w:line="252" w:lineRule="auto"/>
-              <w:jc w:val="left"/>
-            </w:pPr>
-            <w:r/>
-            <w:r>
-              <w:rPr>
-                <w:b/>
-              </w:rPr>
-              <w:t>764.25</w:t>
-            </w:r>
-          </w:p>
-        </w:tc>
-        <w:tc>
-          <w:tcPr>
-            <w:tcW w:type="dxa" w:w="3456"/>
-            <w:shd w:fill="F8FAFC"/>
-            <w:tcMar>
-              <w:top w:w="100" w:type="dxa"/>
-              <w:bottom w:w="100" w:type="dxa"/>
-              <w:left w:w="120" w:type="dxa"/>
-              <w:right w:w="120" w:type="dxa"/>
-            </w:tcMar>
-            <w:tcBorders>
-              <w:top w:val="single" w:sz="4" w:space="0" w:color="CCCCCC"/>
-              <w:bottom w:val="single" w:sz="4" w:space="0" w:color="CCCCCC"/>
-              <w:left w:val="single" w:sz="4" w:space="0" w:color="CCCCCC"/>
-              <w:right w:val="single" w:sz="4" w:space="0" w:color="CCCCCC"/>
-            </w:tcBorders>
-          </w:tcPr>
-          <w:p>
-            <w:pPr>
-              <w:spacing w:before="60" w:after="60" w:line="252" w:lineRule="auto"/>
-              <w:jc w:val="left"/>
-            </w:pPr>
-            <w:r/>
-            <w:r>
-              <w:rPr>
-                <w:b/>
-              </w:rPr>
-              <w:t>+1.75</w:t>
-            </w:r>
-          </w:p>
-        </w:tc>
-        <w:tc>
-          <w:tcPr>
-            <w:tcW w:type="dxa" w:w="1440"/>
-            <w:shd w:fill="F8FAFC"/>
-            <w:tcMar>
-              <w:top w:w="100" w:type="dxa"/>
-              <w:bottom w:w="100" w:type="dxa"/>
-              <w:left w:w="120" w:type="dxa"/>
-              <w:right w:w="120" w:type="dxa"/>
-            </w:tcMar>
-            <w:tcBorders>
-              <w:top w:val="single" w:sz="4" w:space="0" w:color="CCCCCC"/>
-              <w:bottom w:val="single" w:sz="4" w:space="0" w:color="CCCCCC"/>
-              <w:left w:val="single" w:sz="4" w:space="0" w:color="CCCCCC"/>
-              <w:right w:val="single" w:sz="4" w:space="0" w:color="CCCCCC"/>
-            </w:tcBorders>
-          </w:tcPr>
-          <w:p>
-            <w:pPr>
-              <w:spacing w:before="60" w:after="60" w:line="252" w:lineRule="auto"/>
-              <w:jc w:val="left"/>
-            </w:pPr>
-            <w:r/>
-            <w:r>
-              <w:t>BULL</w:t>
-            </w:r>
-          </w:p>
-        </w:tc>
-      </w:tr>
-      <w:tr>
-        <w:tc>
-          <w:tcPr>
-            <w:tcW w:type="dxa" w:w="1584"/>
-            <w:shd w:fill="FFFFFF"/>
-            <w:tcMar>
-              <w:top w:w="100" w:type="dxa"/>
-              <w:bottom w:w="100" w:type="dxa"/>
-              <w:left w:w="120" w:type="dxa"/>
-              <w:right w:w="120" w:type="dxa"/>
-            </w:tcMar>
-            <w:tcBorders>
-              <w:top w:val="single" w:sz="4" w:space="0" w:color="CCCCCC"/>
-              <w:bottom w:val="single" w:sz="4" w:space="0" w:color="CCCCCC"/>
-              <w:left w:val="single" w:sz="4" w:space="0" w:color="CCCCCC"/>
-              <w:right w:val="single" w:sz="4" w:space="0" w:color="CCCCCC"/>
-            </w:tcBorders>
-          </w:tcPr>
-          <w:p>
-            <w:pPr>
-              <w:spacing w:before="60" w:after="60" w:line="252" w:lineRule="auto"/>
-              <w:jc w:val="left"/>
-            </w:pPr>
-            <w:r/>
-            <w:r>
-              <w:rPr>
-                <w:b/>
-              </w:rPr>
-              <w:t>Fri 04/09</w:t>
-            </w:r>
-          </w:p>
-        </w:tc>
-        <w:tc>
-          <w:tcPr>
-            <w:tcW w:type="dxa" w:w="864"/>
-            <w:shd w:fill="FFFFFF"/>
-            <w:tcMar>
-              <w:top w:w="100" w:type="dxa"/>
-              <w:bottom w:w="100" w:type="dxa"/>
-              <w:left w:w="120" w:type="dxa"/>
-              <w:right w:w="120" w:type="dxa"/>
-            </w:tcMar>
-            <w:tcBorders>
-              <w:top w:val="single" w:sz="4" w:space="0" w:color="CCCCCC"/>
-              <w:bottom w:val="single" w:sz="4" w:space="0" w:color="CCCCCC"/>
-              <w:left w:val="single" w:sz="4" w:space="0" w:color="CCCCCC"/>
-              <w:right w:val="single" w:sz="4" w:space="0" w:color="CCCCCC"/>
-            </w:tcBorders>
-          </w:tcPr>
-          <w:p>
-            <w:pPr>
-              <w:spacing w:before="60" w:after="60" w:line="252" w:lineRule="auto"/>
-              <w:jc w:val="left"/>
-            </w:pPr>
-            <w:r/>
-            <w:r>
-              <w:t>NY Close 23-01</w:t>
-            </w:r>
-          </w:p>
-        </w:tc>
-        <w:tc>
-          <w:tcPr>
-            <w:tcW w:type="dxa" w:w="1440"/>
-            <w:shd w:fill="FFFFFF"/>
-            <w:tcMar>
-              <w:top w:w="100" w:type="dxa"/>
-              <w:bottom w:w="100" w:type="dxa"/>
-              <w:left w:w="120" w:type="dxa"/>
-              <w:right w:w="120" w:type="dxa"/>
-            </w:tcMar>
-            <w:tcBorders>
-              <w:top w:val="single" w:sz="4" w:space="0" w:color="CCCCCC"/>
-              <w:bottom w:val="single" w:sz="4" w:space="0" w:color="CCCCCC"/>
-              <w:left w:val="single" w:sz="4" w:space="0" w:color="CCCCCC"/>
-              <w:right w:val="single" w:sz="4" w:space="0" w:color="CCCCCC"/>
-            </w:tcBorders>
-          </w:tcPr>
-          <w:p>
-            <w:pPr>
-              <w:spacing w:before="60" w:after="60" w:line="252" w:lineRule="auto"/>
-              <w:jc w:val="left"/>
-            </w:pPr>
-            <w:r/>
-            <w:r>
-              <w:t>764.25</w:t>
-            </w:r>
-          </w:p>
-        </w:tc>
-        <w:tc>
-          <w:tcPr>
-            <w:tcW w:type="dxa" w:w="2016"/>
-            <w:shd w:fill="FFFFFF"/>
-            <w:tcMar>
-              <w:top w:w="100" w:type="dxa"/>
-              <w:bottom w:w="100" w:type="dxa"/>
-              <w:left w:w="120" w:type="dxa"/>
-              <w:right w:w="120" w:type="dxa"/>
-            </w:tcMar>
-            <w:tcBorders>
-              <w:top w:val="single" w:sz="4" w:space="0" w:color="CCCCCC"/>
-              <w:bottom w:val="single" w:sz="4" w:space="0" w:color="CCCCCC"/>
-              <w:left w:val="single" w:sz="4" w:space="0" w:color="CCCCCC"/>
-              <w:right w:val="single" w:sz="4" w:space="0" w:color="CCCCCC"/>
-            </w:tcBorders>
-          </w:tcPr>
-          <w:p>
-            <w:pPr>
-              <w:spacing w:before="60" w:after="60" w:line="252" w:lineRule="auto"/>
-              <w:jc w:val="left"/>
-            </w:pPr>
-            <w:r/>
-            <w:r>
-              <w:t>770.50</w:t>
-            </w:r>
-          </w:p>
-        </w:tc>
-        <w:tc>
-          <w:tcPr>
-            <w:tcW w:type="dxa" w:w="1152"/>
-            <w:shd w:fill="FFFFFF"/>
-            <w:tcMar>
-              <w:top w:w="100" w:type="dxa"/>
-              <w:bottom w:w="100" w:type="dxa"/>
-              <w:left w:w="120" w:type="dxa"/>
-              <w:right w:w="120" w:type="dxa"/>
-            </w:tcMar>
-            <w:tcBorders>
-              <w:top w:val="single" w:sz="4" w:space="0" w:color="CCCCCC"/>
-              <w:bottom w:val="single" w:sz="4" w:space="0" w:color="CCCCCC"/>
-              <w:left w:val="single" w:sz="4" w:space="0" w:color="CCCCCC"/>
-              <w:right w:val="single" w:sz="4" w:space="0" w:color="CCCCCC"/>
-            </w:tcBorders>
-          </w:tcPr>
-          <w:p>
-            <w:pPr>
-              <w:spacing w:before="60" w:after="60" w:line="252" w:lineRule="auto"/>
-              <w:jc w:val="left"/>
-            </w:pPr>
-            <w:r/>
-            <w:r>
-              <w:t>757.75</w:t>
-            </w:r>
-          </w:p>
-        </w:tc>
-        <w:tc>
-          <w:tcPr>
-            <w:tcW w:type="dxa" w:w="1728"/>
-            <w:shd w:fill="FFFFFF"/>
-            <w:tcMar>
-              <w:top w:w="100" w:type="dxa"/>
-              <w:bottom w:w="100" w:type="dxa"/>
-              <w:left w:w="120" w:type="dxa"/>
-              <w:right w:w="120" w:type="dxa"/>
-            </w:tcMar>
-            <w:tcBorders>
-              <w:top w:val="single" w:sz="4" w:space="0" w:color="CCCCCC"/>
-              <w:bottom w:val="single" w:sz="4" w:space="0" w:color="CCCCCC"/>
-              <w:left w:val="single" w:sz="4" w:space="0" w:color="CCCCCC"/>
-              <w:right w:val="single" w:sz="4" w:space="0" w:color="CCCCCC"/>
-            </w:tcBorders>
-          </w:tcPr>
-          <w:p>
-            <w:pPr>
-              <w:spacing w:before="60" w:after="60" w:line="252" w:lineRule="auto"/>
-              <w:jc w:val="left"/>
-            </w:pPr>
-            <w:r/>
-            <w:r>
-              <w:rPr>
-                <w:b/>
-              </w:rPr>
-              <w:t>763.50</w:t>
             </w:r>
           </w:p>
         </w:tc>

--- a/Daily Reports/03_09_2026-CBOT Reports.docx
+++ b/Daily Reports/03_09_2026-CBOT Reports.docx
@@ -104,7 +104,7 @@
           <w:color w:val="5C768D"/>
           <w:sz w:val="19"/>
         </w:rPr>
-        <w:t>Cập nhật tự động qua `macro_tracker.py` vào lúc 21:01 ICT ngày 03/09/2026</w:t>
+        <w:t>Cập nhật tự động qua `macro_tracker.py` vào lúc 22:39 ICT ngày 03/09/2026</w:t>
       </w:r>
     </w:p>
     <w:tbl>
@@ -313,7 +313,7 @@
               <w:rPr>
                 <w:b/>
               </w:rPr>
-              <w:t>96.47 / thùng</w:t>
+              <w:t>96.55 / thùng</w:t>
             </w:r>
           </w:p>
         </w:tc>
@@ -344,7 +344,7 @@
               <w:rPr>
                 <w:b/>
               </w:rPr>
-              <w:t>+0.88%</w:t>
+              <w:t>+0.96%</w:t>
             </w:r>
           </w:p>
         </w:tc>
@@ -442,7 +442,7 @@
               <w:rPr>
                 <w:b/>
               </w:rPr>
-              <w:t>99.06</w:t>
+              <w:t>98.98</w:t>
             </w:r>
           </w:p>
         </w:tc>
@@ -473,7 +473,7 @@
               <w:rPr>
                 <w:b/>
               </w:rPr>
-              <w:t>-0.50%</w:t>
+              <w:t>-0.58%</w:t>
             </w:r>
           </w:p>
         </w:tc>
@@ -1228,7 +1228,7 @@
         <w:rPr>
           <w:b/>
         </w:rPr>
-        <w:t>`96.47` (+0.88%)</w:t>
+        <w:t>`96.55` (+0.96%)</w:t>
       </w:r>
       <w:r>
         <w:t xml:space="preserve"> | DXY: </w:t>
@@ -1237,7 +1237,7 @@
         <w:rPr>
           <w:b/>
         </w:rPr>
-        <w:t>`99.06` (-0.50%)</w:t>
+        <w:t>`98.98` (-0.58%)</w:t>
       </w:r>
       <w:r>
         <w:t xml:space="preserve"> | Lúa mì CBOT: </w:t>
@@ -1246,7 +1246,7 @@
         <w:rPr>
           <w:b/>
         </w:rPr>
-        <w:t>`733.75` (-2.78%)</w:t>
+        <w:t>`745.50` (-1.32%)</w:t>
       </w:r>
       <w:r>
         <w:t>.</w:t>
@@ -1316,7 +1316,7 @@
           <w:color w:val="5C768D"/>
           <w:sz w:val="19"/>
         </w:rPr>
-        <w:t>Cập nhật tự động lúc 21:01 ICT ngày 03/09/2026 — Nguồn: NOAA, USDA, BOM Australia</w:t>
+        <w:t>Cập nhật tự động lúc 22:39 ICT ngày 03/09/2026 — Nguồn: NOAA, USDA, BOM Australia</w:t>
       </w:r>
     </w:p>
     <w:p>
@@ -3584,7 +3584,7 @@
               <w:rPr>
                 <w:b/>
               </w:rPr>
-              <w:t>527.75</w:t>
+              <w:t>535.25</w:t>
             </w:r>
           </w:p>
         </w:tc>
@@ -3615,7 +3615,7 @@
               <w:rPr>
                 <w:b/>
               </w:rPr>
-              <w:t>531.17 (+3.42)</w:t>
+              <w:t>537.27 (+2.02)</w:t>
             </w:r>
           </w:p>
         </w:tc>
@@ -3643,7 +3643,7 @@
             </w:pPr>
             <w:r/>
             <w:r>
-              <w:t>Bearish (536.16 &lt; 537.70)</w:t>
+              <w:t>Bearish (535.64 &lt; 537.34)</w:t>
             </w:r>
           </w:p>
         </w:tc>
@@ -3671,7 +3671,7 @@
             </w:pPr>
             <w:r/>
             <w:r>
-              <w:t>5.00 cents</w:t>
+              <w:t>4.00 cents</w:t>
             </w:r>
           </w:p>
         </w:tc>
@@ -3832,7 +3832,7 @@
               <w:rPr>
                 <w:b/>
               </w:rPr>
-              <w:t>733.75</w:t>
+              <w:t>745.50</w:t>
             </w:r>
           </w:p>
         </w:tc>
@@ -3863,7 +3863,7 @@
               <w:rPr>
                 <w:b/>
               </w:rPr>
-              <w:t>745.73 (+11.98)</w:t>
+              <w:t>749.57 (+4.07)</w:t>
             </w:r>
           </w:p>
         </w:tc>
@@ -3891,7 +3891,7 @@
             </w:pPr>
             <w:r/>
             <w:r>
-              <w:t>Bearish (760.00 &lt; 766.53)</w:t>
+              <w:t>Bearish (756.78 &lt; 764.59)</w:t>
             </w:r>
           </w:p>
         </w:tc>
@@ -3919,7 +3919,7 @@
             </w:pPr>
             <w:r/>
             <w:r>
-              <w:t>11.00 cents</w:t>
+              <w:t>8.25 cents</w:t>
             </w:r>
           </w:p>
         </w:tc>
@@ -4357,7 +4357,7 @@
                 <w:b/>
                 <w:color w:val="15803D"/>
               </w:rPr>
-              <w:t>525.00 - 536.16 cents (Canh mua vùng hỗ trợ)</w:t>
+              <w:t>532.00 - 535.64 cents (Canh mua vùng hỗ trợ)</w:t>
             </w:r>
           </w:p>
         </w:tc>
@@ -4388,7 +4388,7 @@
               <w:rPr>
                 <w:b/>
               </w:rPr>
-              <w:t>452.09 cents (Dưới cản S2 + 1.5x ATR)</w:t>
+              <w:t>451.51 cents (Dưới cản S2 + 1.5x ATR)</w:t>
             </w:r>
           </w:p>
         </w:tc>
@@ -4424,7 +4424,7 @@
                 <w:color w:val="D97706"/>
                 <w:sz w:val="19"/>
               </w:rPr>
-              <w:t xml:space="preserve"> 530.00 cents </w:t>
+              <w:t xml:space="preserve"> 537.50 cents </w:t>
             </w:r>
             <w:r>
               <w:t xml:space="preserve"> / TP2: </w:t>
@@ -4569,7 +4569,7 @@
               <w:rPr>
                 <w:b/>
               </w:rPr>
-              <w:t>523.50 - 525.00 cents</w:t>
+              <w:t>530.50 - 532.00 cents</w:t>
             </w:r>
           </w:p>
         </w:tc>
@@ -4600,7 +4600,7 @@
               <w:rPr>
                 <w:b/>
               </w:rPr>
-              <w:t>453.81 cents (Chống quét SL tuyệt đối)</w:t>
+              <w:t>453.42 cents (Chống quét SL tuyệt đối)</w:t>
             </w:r>
           </w:p>
         </w:tc>
@@ -4762,7 +4762,7 @@
               <w:rPr>
                 <w:b/>
               </w:rPr>
-              <w:t>530.00 - 531.50 cents</w:t>
+              <w:t>537.50 - 539.00 cents</w:t>
             </w:r>
           </w:p>
         </w:tc>
@@ -4793,7 +4793,7 @@
               <w:rPr>
                 <w:b/>
               </w:rPr>
-              <w:t>533.44 cents</w:t>
+              <w:t>541.33 cents</w:t>
             </w:r>
           </w:p>
         </w:tc>
@@ -4955,7 +4955,7 @@
               <w:rPr>
                 <w:b/>
               </w:rPr>
-              <w:t>443.50 - 457.25 cents</w:t>
+              <w:t>441.93 - 457.25 cents</w:t>
             </w:r>
           </w:p>
         </w:tc>
@@ -5136,7 +5136,7 @@
                 <w:b/>
                 <w:color w:val="B91C1C"/>
               </w:rPr>
-              <w:t>760.00 - 766.53 cents (Canh bán hồi kỹ thuật H1)</w:t>
+              <w:t>756.78 - 764.59 cents (Canh bán hồi kỹ thuật H1)</w:t>
             </w:r>
           </w:p>
         </w:tc>
@@ -5167,7 +5167,7 @@
               <w:rPr>
                 <w:b/>
               </w:rPr>
-              <w:t>806.98 cents (Trên kháng cự R2 + 1.5x ATR)</w:t>
+              <w:t>808.06 cents (Trên kháng cự R2 + 1.5x ATR)</w:t>
             </w:r>
           </w:p>
         </w:tc>
@@ -5314,7 +5314,7 @@
                 <w:b/>
                 <w:color w:val="15803D"/>
               </w:rPr>
-              <w:t>Long trung hạn (Swing) (ZWH27)</w:t>
+              <w:t>Long trung hạn (Swing) (ZWZ26)</w:t>
             </w:r>
           </w:p>
         </w:tc>
@@ -5345,7 +5345,7 @@
               <w:rPr>
                 <w:b/>
               </w:rPr>
-              <w:t>726.50 - 728.50 cents</w:t>
+              <w:t>708.50 - 710.50 cents</w:t>
             </w:r>
           </w:p>
         </w:tc>
@@ -5376,7 +5376,7 @@
               <w:rPr>
                 <w:b/>
               </w:rPr>
-              <w:t>654.89 cents</w:t>
+              <w:t>636.55 cents</w:t>
             </w:r>
           </w:p>
         </w:tc>
@@ -5407,7 +5407,7 @@
               <w:rPr>
                 <w:b/>
               </w:rPr>
-              <w:t>774.25 cents (Đón sóng hồi trung hạn ~14.5 giá)</w:t>
+              <w:t>758.00 cents (Đón sóng hồi trung hạn ~14.5 giá)</w:t>
             </w:r>
           </w:p>
         </w:tc>
@@ -5507,7 +5507,7 @@
                 <w:b/>
                 <w:color w:val="B91C1C"/>
               </w:rPr>
-              <w:t>Short trung hạn (Swing) (ZWH27)</w:t>
+              <w:t>Short trung hạn (Swing) (ZWZ26)</w:t>
             </w:r>
           </w:p>
         </w:tc>
@@ -5538,7 +5538,7 @@
               <w:rPr>
                 <w:b/>
               </w:rPr>
-              <w:t>774.25 - 776.25 cents</w:t>
+              <w:t>758.00 - 760.00 cents</w:t>
             </w:r>
           </w:p>
         </w:tc>
@@ -5569,7 +5569,7 @@
               <w:rPr>
                 <w:b/>
               </w:rPr>
-              <w:t>781.86 cents</w:t>
+              <w:t>766.70 cents</w:t>
             </w:r>
           </w:p>
         </w:tc>
@@ -5600,7 +5600,7 @@
               <w:rPr>
                 <w:b/>
               </w:rPr>
-              <w:t>662.50 cents (Thuận xu hướng giảm ngắn hạn)</w:t>
+              <w:t>645.25 cents (Thuận xu hướng giảm ngắn hạn)</w:t>
             </w:r>
           </w:p>
         </w:tc>
@@ -5731,7 +5731,7 @@
               <w:rPr>
                 <w:b/>
               </w:rPr>
-              <w:t>613.30 - 645.25 cents</w:t>
+              <w:t>610.44 - 645.25 cents</w:t>
             </w:r>
           </w:p>
         </w:tc>
@@ -11609,7 +11609,7 @@
         <w:t>Giá Chốt Phiên (Close):</w:t>
       </w:r>
       <w:r>
-        <w:t xml:space="preserve"> 527.75 cents | </w:t>
+        <w:t xml:space="preserve"> 535.25 cents | </w:t>
       </w:r>
       <w:r>
         <w:rPr>
@@ -11624,10 +11624,10 @@
         <w:rPr>
           <w:b/>
         </w:rPr>
-        <w:t>`531.17 cents`</w:t>
+        <w:t>`537.27 cents`</w:t>
       </w:r>
       <w:r>
-        <w:t xml:space="preserve"> (+3.42).</w:t>
+        <w:t xml:space="preserve"> (+2.02).</w:t>
       </w:r>
     </w:p>
     <w:p>
@@ -11648,7 +11648,7 @@
         <w:rPr>
           <w:b/>
         </w:rPr>
-        <w:t>`147,901`</w:t>
+        <w:t>`252,373`</w:t>
       </w:r>
       <w:r>
         <w:t xml:space="preserve"> (Chênh lệch: </w:t>
@@ -11657,7 +11657,7 @@
         <w:rPr>
           <w:b/>
         </w:rPr>
-        <w:t>`-153,619`</w:t>
+        <w:t>`-49,147`</w:t>
       </w:r>
       <w:r>
         <w:t xml:space="preserve">) | OI: </w:t>
@@ -11666,7 +11666,7 @@
         <w:rPr>
           <w:b/>
         </w:rPr>
-        <w:t>`1,001,249`</w:t>
+        <w:t>`1,001,146`</w:t>
       </w:r>
       <w:r>
         <w:t xml:space="preserve"> (Chênh lệch: </w:t>
@@ -11675,7 +11675,7 @@
         <w:rPr>
           <w:b/>
         </w:rPr>
-        <w:t>`+0`</w:t>
+        <w:t>`-103`</w:t>
       </w:r>
       <w:r>
         <w:t>)</w:t>
@@ -11699,7 +11699,7 @@
         <w:rPr>
           <w:b/>
         </w:rPr>
-        <w:t>`Bearish Engulfing (Nhấn chìm giảm thiểu)`</w:t>
+        <w:t>`Không phát hiện mô hình nến đặc biệt`</w:t>
       </w:r>
     </w:p>
     <w:p>
@@ -11736,16 +11736,16 @@
         <w:t>Đánh giá xu hướng kết hợp:</w:t>
       </w:r>
       <w:r>
-        <w:t xml:space="preserve"> ️ </w:t>
+        <w:t xml:space="preserve"> </w:t>
       </w:r>
       <w:r>
         <w:rPr>
           <w:b/>
         </w:rPr>
-        <w:t>HỒI KỸ THUẬT YẾU (Weak Bullish Retest):</w:t>
+        <w:t>TÍCH LŨY TIÊU CỰC (Distribution):</w:t>
       </w:r>
       <w:r>
-        <w:t xml:space="preserve"> Xuất hiện nến tăng nhưng dòng tiền/thanh khoản yếu. Cần quan sát thêm lực cầu.</w:t>
+        <w:t xml:space="preserve"> Nến đi ngang nhưng dòng tiền rút dần (OI giảm), cảnh báo rủi ro suy sụt sắp tới.</w:t>
       </w:r>
     </w:p>
     <w:p>
@@ -11991,7 +11991,7 @@
               <w:rPr>
                 <w:b/>
               </w:rPr>
-              <w:t>96.47</w:t>
+              <w:t>96.55</w:t>
             </w:r>
           </w:p>
         </w:tc>
@@ -12022,7 +12022,7 @@
               <w:rPr>
                 <w:b/>
               </w:rPr>
-              <w:t>+0.88%</w:t>
+              <w:t>+0.96%</w:t>
             </w:r>
           </w:p>
         </w:tc>
@@ -12114,7 +12114,7 @@
               <w:rPr>
                 <w:b/>
               </w:rPr>
-              <w:t>99.06</w:t>
+              <w:t>98.98</w:t>
             </w:r>
           </w:p>
         </w:tc>
@@ -12145,7 +12145,7 @@
               <w:rPr>
                 <w:b/>
               </w:rPr>
-              <w:t>-0.50%</w:t>
+              <w:t>-0.58%</w:t>
             </w:r>
           </w:p>
         </w:tc>
@@ -12749,7 +12749,7 @@
         <w:t xml:space="preserve"> EMA_21 </w:t>
       </w:r>
       <w:r>
-        <w:t xml:space="preserve"> (536.16) &lt; </w:t>
+        <w:t xml:space="preserve"> (535.64) &lt; </w:t>
       </w:r>
       <w:r>
         <w:rPr>
@@ -12760,7 +12760,7 @@
         <w:t xml:space="preserve"> EMA_50 </w:t>
       </w:r>
       <w:r>
-        <w:t xml:space="preserve"> (537.70).</w:t>
+        <w:t xml:space="preserve"> (537.34).</w:t>
       </w:r>
     </w:p>
     <w:p>
@@ -12781,7 +12781,7 @@
         <w:rPr>
           <w:b/>
         </w:rPr>
-        <w:t>`30.15`</w:t>
+        <w:t>`47.98`</w:t>
       </w:r>
       <w:r>
         <w:t xml:space="preserve"> | ATR (14) = </w:t>
@@ -12790,7 +12790,7 @@
         <w:rPr>
           <w:b/>
         </w:rPr>
-        <w:t>`3.44`</w:t>
+        <w:t>`3.83`</w:t>
       </w:r>
       <w:r>
         <w:t xml:space="preserve"> cents | Volatility = </w:t>
@@ -12799,7 +12799,7 @@
         <w:rPr>
           <w:b/>
         </w:rPr>
-        <w:t>`5.00 cents`</w:t>
+        <w:t>`4.00 cents`</w:t>
       </w:r>
       <w:r>
         <w:t>.</w:t>
@@ -12823,7 +12823,7 @@
         <w:rPr>
           <w:b/>
         </w:rPr>
-        <w:t>`525.00`</w:t>
+        <w:t>`532.00`</w:t>
       </w:r>
       <w:r>
         <w:t xml:space="preserve"> | S2: </w:t>
@@ -12841,7 +12841,7 @@
         <w:rPr>
           <w:b/>
         </w:rPr>
-        <w:t>`530.00`</w:t>
+        <w:t>`537.50`</w:t>
       </w:r>
       <w:r>
         <w:t xml:space="preserve"> | R2: </w:t>
@@ -13584,7 +13584,7 @@
           <w:b/>
           <w:color w:val="15803D"/>
         </w:rPr>
-        <w:t>`525.00 - 536.16 cents (Canh mua vùng hỗ trợ)`</w:t>
+        <w:t>`532.00 - 535.64 cents (Canh mua vùng hỗ trợ)`</w:t>
       </w:r>
       <w:r>
         <w:t xml:space="preserve"> | SL: </w:t>
@@ -13593,7 +13593,7 @@
         <w:rPr>
           <w:b/>
         </w:rPr>
-        <w:t>`452.09 cents (Dưới cản S2 + 1.5x ATR)`</w:t>
+        <w:t>`451.51 cents (Dưới cản S2 + 1.5x ATR)`</w:t>
       </w:r>
       <w:r>
         <w:t xml:space="preserve"> | TP: </w:t>
@@ -13604,7 +13604,7 @@
           <w:color w:val="D97706"/>
           <w:sz w:val="19"/>
         </w:rPr>
-        <w:t xml:space="preserve"> 530.00 cents </w:t>
+        <w:t xml:space="preserve"> 537.50 cents </w:t>
       </w:r>
       <w:r>
         <w:t xml:space="preserve"> / </w:t>
@@ -13655,7 +13655,7 @@
         <w:rPr>
           <w:b/>
         </w:rPr>
-        <w:t>`523.50 - 525.00 cents`</w:t>
+        <w:t>`530.50 - 532.00 cents`</w:t>
       </w:r>
       <w:r>
         <w:t xml:space="preserve"> | SL: </w:t>
@@ -13664,7 +13664,7 @@
         <w:rPr>
           <w:b/>
         </w:rPr>
-        <w:t>`453.81 cents (Chống quét SL tuyệt đối)`</w:t>
+        <w:t>`453.42 cents (Chống quét SL tuyệt đối)`</w:t>
       </w:r>
       <w:r>
         <w:t xml:space="preserve"> | TP: </w:t>
@@ -13701,7 +13701,7 @@
         <w:rPr>
           <w:b/>
         </w:rPr>
-        <w:t>`530.00 - 531.50 cents`</w:t>
+        <w:t>`537.50 - 539.00 cents`</w:t>
       </w:r>
       <w:r>
         <w:t xml:space="preserve"> | SL: </w:t>
@@ -13710,7 +13710,7 @@
         <w:rPr>
           <w:b/>
         </w:rPr>
-        <w:t>`533.44 cents`</w:t>
+        <w:t>`541.33 cents`</w:t>
       </w:r>
       <w:r>
         <w:t xml:space="preserve"> | TP: </w:t>
@@ -13759,7 +13759,7 @@
         <w:rPr>
           <w:b/>
         </w:rPr>
-        <w:t>`443.50 - 457.25 cents`</w:t>
+        <w:t>`441.93 - 457.25 cents`</w:t>
       </w:r>
     </w:p>
     <w:p>
@@ -14166,7 +14166,7 @@
             </w:pPr>
             <w:r/>
             <w:r>
-              <w:t>527.75</w:t>
+              <w:t>535.25</w:t>
             </w:r>
           </w:p>
         </w:tc>
@@ -14194,7 +14194,7 @@
             </w:pPr>
             <w:r/>
             <w:r>
-              <w:t>531.50</w:t>
+              <w:t>539.00</w:t>
             </w:r>
           </w:p>
         </w:tc>
@@ -14222,7 +14222,7 @@
             </w:pPr>
             <w:r/>
             <w:r>
-              <w:t>524.50</w:t>
+              <w:t>532.00</w:t>
             </w:r>
           </w:p>
         </w:tc>
@@ -14253,7 +14253,7 @@
               <w:rPr>
                 <w:b/>
               </w:rPr>
-              <w:t>528.00</w:t>
+              <w:t>535.50</w:t>
             </w:r>
           </w:p>
         </w:tc>
@@ -14401,7 +14401,7 @@
             </w:pPr>
             <w:r/>
             <w:r>
-              <w:t>528.00</w:t>
+              <w:t>535.50</w:t>
             </w:r>
           </w:p>
         </w:tc>
@@ -14429,7 +14429,7 @@
             </w:pPr>
             <w:r/>
             <w:r>
-              <w:t>530.75</w:t>
+              <w:t>538.25</w:t>
             </w:r>
           </w:p>
         </w:tc>
@@ -14457,7 +14457,7 @@
             </w:pPr>
             <w:r/>
             <w:r>
-              <w:t>524.25</w:t>
+              <w:t>531.75</w:t>
             </w:r>
           </w:p>
         </w:tc>
@@ -14488,7 +14488,7 @@
               <w:rPr>
                 <w:b/>
               </w:rPr>
-              <w:t>527.50</w:t>
+              <w:t>535.00</w:t>
             </w:r>
           </w:p>
         </w:tc>
@@ -14636,7 +14636,7 @@
             </w:pPr>
             <w:r/>
             <w:r>
-              <w:t>527.50</w:t>
+              <w:t>535.00</w:t>
             </w:r>
           </w:p>
         </w:tc>
@@ -14664,7 +14664,7 @@
             </w:pPr>
             <w:r/>
             <w:r>
-              <w:t>530.50</w:t>
+              <w:t>538.00</w:t>
             </w:r>
           </w:p>
         </w:tc>
@@ -14692,7 +14692,7 @@
             </w:pPr>
             <w:r/>
             <w:r>
-              <w:t>523.50</w:t>
+              <w:t>531.00</w:t>
             </w:r>
           </w:p>
         </w:tc>
@@ -14723,7 +14723,7 @@
               <w:rPr>
                 <w:b/>
               </w:rPr>
-              <w:t>528.25</w:t>
+              <w:t>535.75</w:t>
             </w:r>
           </w:p>
         </w:tc>
@@ -14871,7 +14871,7 @@
             </w:pPr>
             <w:r/>
             <w:r>
-              <w:t>528.25</w:t>
+              <w:t>535.75</w:t>
             </w:r>
           </w:p>
         </w:tc>
@@ -14899,7 +14899,7 @@
             </w:pPr>
             <w:r/>
             <w:r>
-              <w:t>532.75</w:t>
+              <w:t>540.25</w:t>
             </w:r>
           </w:p>
         </w:tc>
@@ -14927,7 +14927,7 @@
             </w:pPr>
             <w:r/>
             <w:r>
-              <w:t>523.25</w:t>
+              <w:t>530.75</w:t>
             </w:r>
           </w:p>
         </w:tc>
@@ -14958,7 +14958,7 @@
               <w:rPr>
                 <w:b/>
               </w:rPr>
-              <w:t>529.00</w:t>
+              <w:t>536.50</w:t>
             </w:r>
           </w:p>
         </w:tc>
@@ -15106,7 +15106,7 @@
             </w:pPr>
             <w:r/>
             <w:r>
-              <w:t>529.00</w:t>
+              <w:t>536.50</w:t>
             </w:r>
           </w:p>
         </w:tc>
@@ -15134,7 +15134,7 @@
             </w:pPr>
             <w:r/>
             <w:r>
-              <w:t>534.50</w:t>
+              <w:t>542.00</w:t>
             </w:r>
           </w:p>
         </w:tc>
@@ -15162,7 +15162,7 @@
             </w:pPr>
             <w:r/>
             <w:r>
-              <w:t>522.75</w:t>
+              <w:t>530.25</w:t>
             </w:r>
           </w:p>
         </w:tc>
@@ -15193,7 +15193,7 @@
               <w:rPr>
                 <w:b/>
               </w:rPr>
-              <w:t>531.25</w:t>
+              <w:t>538.75</w:t>
             </w:r>
           </w:p>
         </w:tc>
@@ -15341,7 +15341,7 @@
             </w:pPr>
             <w:r/>
             <w:r>
-              <w:t>531.25</w:t>
+              <w:t>538.75</w:t>
             </w:r>
           </w:p>
         </w:tc>
@@ -15369,7 +15369,7 @@
             </w:pPr>
             <w:r/>
             <w:r>
-              <w:t>534.25</w:t>
+              <w:t>541.75</w:t>
             </w:r>
           </w:p>
         </w:tc>
@@ -15397,7 +15397,7 @@
             </w:pPr>
             <w:r/>
             <w:r>
-              <w:t>527.00</w:t>
+              <w:t>534.50</w:t>
             </w:r>
           </w:p>
         </w:tc>
@@ -15428,7 +15428,7 @@
               <w:rPr>
                 <w:b/>
               </w:rPr>
-              <w:t>531.50</w:t>
+              <w:t>539.00</w:t>
             </w:r>
           </w:p>
         </w:tc>
@@ -15576,7 +15576,7 @@
             </w:pPr>
             <w:r/>
             <w:r>
-              <w:t>531.50</w:t>
+              <w:t>539.00</w:t>
             </w:r>
           </w:p>
         </w:tc>
@@ -15604,7 +15604,7 @@
             </w:pPr>
             <w:r/>
             <w:r>
-              <w:t>534.75</w:t>
+              <w:t>542.25</w:t>
             </w:r>
           </w:p>
         </w:tc>
@@ -15632,7 +15632,7 @@
             </w:pPr>
             <w:r/>
             <w:r>
-              <w:t>525.00</w:t>
+              <w:t>532.50</w:t>
             </w:r>
           </w:p>
         </w:tc>
@@ -15663,7 +15663,7 @@
               <w:rPr>
                 <w:b/>
               </w:rPr>
-              <w:t>532.25</w:t>
+              <w:t>539.75</w:t>
             </w:r>
           </w:p>
         </w:tc>
@@ -15811,7 +15811,7 @@
             </w:pPr>
             <w:r/>
             <w:r>
-              <w:t>532.25</w:t>
+              <w:t>539.75</w:t>
             </w:r>
           </w:p>
         </w:tc>
@@ -15839,7 +15839,7 @@
             </w:pPr>
             <w:r/>
             <w:r>
-              <w:t>535.25</w:t>
+              <w:t>542.75</w:t>
             </w:r>
           </w:p>
         </w:tc>
@@ -15867,7 +15867,7 @@
             </w:pPr>
             <w:r/>
             <w:r>
-              <w:t>527.75</w:t>
+              <w:t>535.25</w:t>
             </w:r>
           </w:p>
         </w:tc>
@@ -15898,7 +15898,7 @@
               <w:rPr>
                 <w:b/>
               </w:rPr>
-              <w:t>531.75</w:t>
+              <w:t>539.25</w:t>
             </w:r>
           </w:p>
         </w:tc>
@@ -16046,7 +16046,7 @@
             </w:pPr>
             <w:r/>
             <w:r>
-              <w:t>531.75</w:t>
+              <w:t>539.25</w:t>
             </w:r>
           </w:p>
         </w:tc>
@@ -16074,7 +16074,7 @@
             </w:pPr>
             <w:r/>
             <w:r>
-              <w:t>535.75</w:t>
+              <w:t>543.25</w:t>
             </w:r>
           </w:p>
         </w:tc>
@@ -16102,7 +16102,7 @@
             </w:pPr>
             <w:r/>
             <w:r>
-              <w:t>526.00</w:t>
+              <w:t>533.50</w:t>
             </w:r>
           </w:p>
         </w:tc>
@@ -16133,7 +16133,7 @@
               <w:rPr>
                 <w:b/>
               </w:rPr>
-              <w:t>532.25</w:t>
+              <w:t>539.75</w:t>
             </w:r>
           </w:p>
         </w:tc>
@@ -16281,7 +16281,7 @@
             </w:pPr>
             <w:r/>
             <w:r>
-              <w:t>532.25</w:t>
+              <w:t>539.75</w:t>
             </w:r>
           </w:p>
         </w:tc>
@@ -16309,7 +16309,7 @@
             </w:pPr>
             <w:r/>
             <w:r>
-              <w:t>534.75</w:t>
+              <w:t>542.25</w:t>
             </w:r>
           </w:p>
         </w:tc>
@@ -16337,7 +16337,7 @@
             </w:pPr>
             <w:r/>
             <w:r>
-              <w:t>529.00</w:t>
+              <w:t>536.50</w:t>
             </w:r>
           </w:p>
         </w:tc>
@@ -16368,7 +16368,7 @@
               <w:rPr>
                 <w:b/>
               </w:rPr>
-              <w:t>532.75</w:t>
+              <w:t>540.25</w:t>
             </w:r>
           </w:p>
         </w:tc>
@@ -16516,7 +16516,7 @@
             </w:pPr>
             <w:r/>
             <w:r>
-              <w:t>532.75</w:t>
+              <w:t>540.25</w:t>
             </w:r>
           </w:p>
         </w:tc>
@@ -16544,7 +16544,7 @@
             </w:pPr>
             <w:r/>
             <w:r>
-              <w:t>536.25</w:t>
+              <w:t>543.75</w:t>
             </w:r>
           </w:p>
         </w:tc>
@@ -16572,7 +16572,7 @@
             </w:pPr>
             <w:r/>
             <w:r>
-              <w:t>526.75</w:t>
+              <w:t>534.25</w:t>
             </w:r>
           </w:p>
         </w:tc>
@@ -16603,7 +16603,7 @@
               <w:rPr>
                 <w:b/>
               </w:rPr>
-              <w:t>533.75</w:t>
+              <w:t>541.25</w:t>
             </w:r>
           </w:p>
         </w:tc>
@@ -16751,7 +16751,7 @@
             </w:pPr>
             <w:r/>
             <w:r>
-              <w:t>533.75</w:t>
+              <w:t>541.25</w:t>
             </w:r>
           </w:p>
         </w:tc>
@@ -16779,7 +16779,7 @@
             </w:pPr>
             <w:r/>
             <w:r>
-              <w:t>536.50</w:t>
+              <w:t>544.00</w:t>
             </w:r>
           </w:p>
         </w:tc>
@@ -16807,7 +16807,7 @@
             </w:pPr>
             <w:r/>
             <w:r>
-              <w:t>531.25</w:t>
+              <w:t>538.75</w:t>
             </w:r>
           </w:p>
         </w:tc>
@@ -16838,7 +16838,7 @@
               <w:rPr>
                 <w:b/>
               </w:rPr>
-              <w:t>533.75</w:t>
+              <w:t>541.25</w:t>
             </w:r>
           </w:p>
         </w:tc>
@@ -16986,7 +16986,7 @@
             </w:pPr>
             <w:r/>
             <w:r>
-              <w:t>533.75</w:t>
+              <w:t>541.25</w:t>
             </w:r>
           </w:p>
         </w:tc>
@@ -17014,7 +17014,7 @@
             </w:pPr>
             <w:r/>
             <w:r>
-              <w:t>536.50</w:t>
+              <w:t>544.00</w:t>
             </w:r>
           </w:p>
         </w:tc>
@@ -17042,7 +17042,7 @@
             </w:pPr>
             <w:r/>
             <w:r>
-              <w:t>531.25</w:t>
+              <w:t>538.75</w:t>
             </w:r>
           </w:p>
         </w:tc>
@@ -17073,7 +17073,7 @@
               <w:rPr>
                 <w:b/>
               </w:rPr>
-              <w:t>533.25</w:t>
+              <w:t>540.75</w:t>
             </w:r>
           </w:p>
         </w:tc>
@@ -17221,7 +17221,7 @@
             </w:pPr>
             <w:r/>
             <w:r>
-              <w:t>533.25</w:t>
+              <w:t>540.75</w:t>
             </w:r>
           </w:p>
         </w:tc>
@@ -17249,7 +17249,7 @@
             </w:pPr>
             <w:r/>
             <w:r>
-              <w:t>536.25</w:t>
+              <w:t>543.75</w:t>
             </w:r>
           </w:p>
         </w:tc>
@@ -17277,7 +17277,7 @@
             </w:pPr>
             <w:r/>
             <w:r>
-              <w:t>530.00</w:t>
+              <w:t>537.50</w:t>
             </w:r>
           </w:p>
         </w:tc>
@@ -17308,7 +17308,7 @@
               <w:rPr>
                 <w:b/>
               </w:rPr>
-              <w:t>533.00</w:t>
+              <w:t>540.50</w:t>
             </w:r>
           </w:p>
         </w:tc>
@@ -17456,7 +17456,7 @@
             </w:pPr>
             <w:r/>
             <w:r>
-              <w:t>533.00</w:t>
+              <w:t>540.50</w:t>
             </w:r>
           </w:p>
         </w:tc>
@@ -17484,7 +17484,7 @@
             </w:pPr>
             <w:r/>
             <w:r>
-              <w:t>537.00</w:t>
+              <w:t>544.50</w:t>
             </w:r>
           </w:p>
         </w:tc>
@@ -17512,7 +17512,7 @@
             </w:pPr>
             <w:r/>
             <w:r>
-              <w:t>527.75</w:t>
+              <w:t>535.25</w:t>
             </w:r>
           </w:p>
         </w:tc>
@@ -17543,7 +17543,7 @@
               <w:rPr>
                 <w:b/>
               </w:rPr>
-              <w:t>533.50</w:t>
+              <w:t>541.00</w:t>
             </w:r>
           </w:p>
         </w:tc>
@@ -17691,7 +17691,7 @@
             </w:pPr>
             <w:r/>
             <w:r>
-              <w:t>533.50</w:t>
+              <w:t>541.00</w:t>
             </w:r>
           </w:p>
         </w:tc>
@@ -17719,7 +17719,7 @@
             </w:pPr>
             <w:r/>
             <w:r>
-              <w:t>538.25</w:t>
+              <w:t>545.75</w:t>
             </w:r>
           </w:p>
         </w:tc>
@@ -17747,7 +17747,7 @@
             </w:pPr>
             <w:r/>
             <w:r>
-              <w:t>526.50</w:t>
+              <w:t>534.00</w:t>
             </w:r>
           </w:p>
         </w:tc>
@@ -17778,7 +17778,7 @@
               <w:rPr>
                 <w:b/>
               </w:rPr>
-              <w:t>535.50</w:t>
+              <w:t>543.00</w:t>
             </w:r>
           </w:p>
         </w:tc>
@@ -17926,7 +17926,7 @@
             </w:pPr>
             <w:r/>
             <w:r>
-              <w:t>535.50</w:t>
+              <w:t>543.00</w:t>
             </w:r>
           </w:p>
         </w:tc>
@@ -17954,7 +17954,7 @@
             </w:pPr>
             <w:r/>
             <w:r>
-              <w:t>543.50</w:t>
+              <w:t>551.00</w:t>
             </w:r>
           </w:p>
         </w:tc>
@@ -17982,7 +17982,7 @@
             </w:pPr>
             <w:r/>
             <w:r>
-              <w:t>528.50</w:t>
+              <w:t>536.00</w:t>
             </w:r>
           </w:p>
         </w:tc>
@@ -18013,7 +18013,7 @@
               <w:rPr>
                 <w:b/>
               </w:rPr>
-              <w:t>537.00</w:t>
+              <w:t>544.50</w:t>
             </w:r>
           </w:p>
         </w:tc>
@@ -18161,7 +18161,7 @@
             </w:pPr>
             <w:r/>
             <w:r>
-              <w:t>537.00</w:t>
+              <w:t>544.50</w:t>
             </w:r>
           </w:p>
         </w:tc>
@@ -18189,7 +18189,7 @@
             </w:pPr>
             <w:r/>
             <w:r>
-              <w:t>541.50</w:t>
+              <w:t>549.00</w:t>
             </w:r>
           </w:p>
         </w:tc>
@@ -18217,7 +18217,7 @@
             </w:pPr>
             <w:r/>
             <w:r>
-              <w:t>532.75</w:t>
+              <w:t>540.25</w:t>
             </w:r>
           </w:p>
         </w:tc>
@@ -18248,7 +18248,7 @@
               <w:rPr>
                 <w:b/>
               </w:rPr>
-              <w:t>536.50</w:t>
+              <w:t>544.00</w:t>
             </w:r>
           </w:p>
         </w:tc>
@@ -18396,7 +18396,7 @@
             </w:pPr>
             <w:r/>
             <w:r>
-              <w:t>536.50</w:t>
+              <w:t>544.00</w:t>
             </w:r>
           </w:p>
         </w:tc>
@@ -18424,7 +18424,7 @@
             </w:pPr>
             <w:r/>
             <w:r>
-              <w:t>538.75</w:t>
+              <w:t>546.25</w:t>
             </w:r>
           </w:p>
         </w:tc>
@@ -18452,7 +18452,7 @@
             </w:pPr>
             <w:r/>
             <w:r>
-              <w:t>533.75</w:t>
+              <w:t>541.25</w:t>
             </w:r>
           </w:p>
         </w:tc>
@@ -18483,7 +18483,7 @@
               <w:rPr>
                 <w:b/>
               </w:rPr>
-              <w:t>536.25</w:t>
+              <w:t>543.75</w:t>
             </w:r>
           </w:p>
         </w:tc>
@@ -18631,7 +18631,7 @@
             </w:pPr>
             <w:r/>
             <w:r>
-              <w:t>536.25</w:t>
+              <w:t>543.75</w:t>
             </w:r>
           </w:p>
         </w:tc>
@@ -18659,7 +18659,7 @@
             </w:pPr>
             <w:r/>
             <w:r>
-              <w:t>538.25</w:t>
+              <w:t>545.75</w:t>
             </w:r>
           </w:p>
         </w:tc>
@@ -18687,7 +18687,7 @@
             </w:pPr>
             <w:r/>
             <w:r>
-              <w:t>531.75</w:t>
+              <w:t>539.25</w:t>
             </w:r>
           </w:p>
         </w:tc>
@@ -18718,7 +18718,7 @@
               <w:rPr>
                 <w:b/>
               </w:rPr>
-              <w:t>536.50</w:t>
+              <w:t>544.00</w:t>
             </w:r>
           </w:p>
         </w:tc>
@@ -18866,7 +18866,7 @@
             </w:pPr>
             <w:r/>
             <w:r>
-              <w:t>536.50</w:t>
+              <w:t>544.00</w:t>
             </w:r>
           </w:p>
         </w:tc>
@@ -18894,7 +18894,7 @@
             </w:pPr>
             <w:r/>
             <w:r>
-              <w:t>540.25</w:t>
+              <w:t>547.75</w:t>
             </w:r>
           </w:p>
         </w:tc>
@@ -18922,7 +18922,7 @@
             </w:pPr>
             <w:r/>
             <w:r>
-              <w:t>533.75</w:t>
+              <w:t>541.25</w:t>
             </w:r>
           </w:p>
         </w:tc>
@@ -18953,7 +18953,7 @@
               <w:rPr>
                 <w:b/>
               </w:rPr>
-              <w:t>537.00</w:t>
+              <w:t>544.50</w:t>
             </w:r>
           </w:p>
         </w:tc>
@@ -19101,7 +19101,7 @@
             </w:pPr>
             <w:r/>
             <w:r>
-              <w:t>537.00</w:t>
+              <w:t>544.50</w:t>
             </w:r>
           </w:p>
         </w:tc>
@@ -19129,7 +19129,7 @@
             </w:pPr>
             <w:r/>
             <w:r>
-              <w:t>540.00</w:t>
+              <w:t>547.50</w:t>
             </w:r>
           </w:p>
         </w:tc>
@@ -19157,7 +19157,7 @@
             </w:pPr>
             <w:r/>
             <w:r>
-              <w:t>532.50</w:t>
+              <w:t>540.00</w:t>
             </w:r>
           </w:p>
         </w:tc>
@@ -19188,7 +19188,7 @@
               <w:rPr>
                 <w:b/>
               </w:rPr>
-              <w:t>537.25</w:t>
+              <w:t>544.75</w:t>
             </w:r>
           </w:p>
         </w:tc>
@@ -19336,7 +19336,7 @@
             </w:pPr>
             <w:r/>
             <w:r>
-              <w:t>537.25</w:t>
+              <w:t>544.75</w:t>
             </w:r>
           </w:p>
         </w:tc>
@@ -19364,7 +19364,7 @@
             </w:pPr>
             <w:r/>
             <w:r>
-              <w:t>541.50</w:t>
+              <w:t>549.00</w:t>
             </w:r>
           </w:p>
         </w:tc>
@@ -19392,7 +19392,7 @@
             </w:pPr>
             <w:r/>
             <w:r>
-              <w:t>534.00</w:t>
+              <w:t>541.50</w:t>
             </w:r>
           </w:p>
         </w:tc>
@@ -19423,7 +19423,7 @@
               <w:rPr>
                 <w:b/>
               </w:rPr>
-              <w:t>538.00</w:t>
+              <w:t>545.50</w:t>
             </w:r>
           </w:p>
         </w:tc>
@@ -19571,7 +19571,7 @@
             </w:pPr>
             <w:r/>
             <w:r>
-              <w:t>538.00</w:t>
+              <w:t>545.50</w:t>
             </w:r>
           </w:p>
         </w:tc>
@@ -19599,7 +19599,7 @@
             </w:pPr>
             <w:r/>
             <w:r>
-              <w:t>541.50</w:t>
+              <w:t>549.00</w:t>
             </w:r>
           </w:p>
         </w:tc>
@@ -19627,7 +19627,7 @@
             </w:pPr>
             <w:r/>
             <w:r>
-              <w:t>535.75</w:t>
+              <w:t>543.25</w:t>
             </w:r>
           </w:p>
         </w:tc>
@@ -19658,7 +19658,7 @@
               <w:rPr>
                 <w:b/>
               </w:rPr>
-              <w:t>538.00</w:t>
+              <w:t>545.50</w:t>
             </w:r>
           </w:p>
         </w:tc>
@@ -19806,7 +19806,7 @@
             </w:pPr>
             <w:r/>
             <w:r>
-              <w:t>538.00</w:t>
+              <w:t>545.50</w:t>
             </w:r>
           </w:p>
         </w:tc>
@@ -19834,7 +19834,7 @@
             </w:pPr>
             <w:r/>
             <w:r>
-              <w:t>541.75</w:t>
+              <w:t>549.25</w:t>
             </w:r>
           </w:p>
         </w:tc>
@@ -19862,7 +19862,7 @@
             </w:pPr>
             <w:r/>
             <w:r>
-              <w:t>534.50</w:t>
+              <w:t>542.00</w:t>
             </w:r>
           </w:p>
         </w:tc>
@@ -19893,7 +19893,7 @@
               <w:rPr>
                 <w:b/>
               </w:rPr>
-              <w:t>537.75</w:t>
+              <w:t>545.25</w:t>
             </w:r>
           </w:p>
         </w:tc>
@@ -20041,7 +20041,7 @@
             </w:pPr>
             <w:r/>
             <w:r>
-              <w:t>537.75</w:t>
+              <w:t>545.25</w:t>
             </w:r>
           </w:p>
         </w:tc>
@@ -20069,7 +20069,7 @@
             </w:pPr>
             <w:r/>
             <w:r>
-              <w:t>541.25</w:t>
+              <w:t>548.75</w:t>
             </w:r>
           </w:p>
         </w:tc>
@@ -20097,7 +20097,7 @@
             </w:pPr>
             <w:r/>
             <w:r>
-              <w:t>534.50</w:t>
+              <w:t>542.00</w:t>
             </w:r>
           </w:p>
         </w:tc>
@@ -20128,7 +20128,7 @@
               <w:rPr>
                 <w:b/>
               </w:rPr>
-              <w:t>537.50</w:t>
+              <w:t>545.00</w:t>
             </w:r>
           </w:p>
         </w:tc>
@@ -20276,7 +20276,7 @@
             </w:pPr>
             <w:r/>
             <w:r>
-              <w:t>537.50</w:t>
+              <w:t>545.00</w:t>
             </w:r>
           </w:p>
         </w:tc>
@@ -20304,7 +20304,7 @@
             </w:pPr>
             <w:r/>
             <w:r>
-              <w:t>540.50</w:t>
+              <w:t>548.00</w:t>
             </w:r>
           </w:p>
         </w:tc>
@@ -20332,7 +20332,7 @@
             </w:pPr>
             <w:r/>
             <w:r>
-              <w:t>534.75</w:t>
+              <w:t>542.25</w:t>
             </w:r>
           </w:p>
         </w:tc>
@@ -20363,7 +20363,7 @@
               <w:rPr>
                 <w:b/>
               </w:rPr>
-              <w:t>537.75</w:t>
+              <w:t>545.25</w:t>
             </w:r>
           </w:p>
         </w:tc>
@@ -20511,7 +20511,7 @@
             </w:pPr>
             <w:r/>
             <w:r>
-              <w:t>537.75</w:t>
+              <w:t>545.25</w:t>
             </w:r>
           </w:p>
         </w:tc>
@@ -20539,7 +20539,7 @@
             </w:pPr>
             <w:r/>
             <w:r>
-              <w:t>540.75</w:t>
+              <w:t>548.25</w:t>
             </w:r>
           </w:p>
         </w:tc>
@@ -20567,7 +20567,7 @@
             </w:pPr>
             <w:r/>
             <w:r>
-              <w:t>535.00</w:t>
+              <w:t>542.50</w:t>
             </w:r>
           </w:p>
         </w:tc>
@@ -20598,7 +20598,7 @@
               <w:rPr>
                 <w:b/>
               </w:rPr>
-              <w:t>537.75</w:t>
+              <w:t>545.25</w:t>
             </w:r>
           </w:p>
         </w:tc>
@@ -20746,7 +20746,7 @@
             </w:pPr>
             <w:r/>
             <w:r>
-              <w:t>537.75</w:t>
+              <w:t>545.25</w:t>
             </w:r>
           </w:p>
         </w:tc>
@@ -20774,7 +20774,7 @@
             </w:pPr>
             <w:r/>
             <w:r>
-              <w:t>541.75</w:t>
+              <w:t>549.25</w:t>
             </w:r>
           </w:p>
         </w:tc>
@@ -20802,7 +20802,7 @@
             </w:pPr>
             <w:r/>
             <w:r>
-              <w:t>534.25</w:t>
+              <w:t>541.75</w:t>
             </w:r>
           </w:p>
         </w:tc>
@@ -20833,7 +20833,7 @@
               <w:rPr>
                 <w:b/>
               </w:rPr>
-              <w:t>538.25</w:t>
+              <w:t>545.75</w:t>
             </w:r>
           </w:p>
         </w:tc>
@@ -20981,7 +20981,7 @@
             </w:pPr>
             <w:r/>
             <w:r>
-              <w:t>538.25</w:t>
+              <w:t>545.75</w:t>
             </w:r>
           </w:p>
         </w:tc>
@@ -21009,7 +21009,7 @@
             </w:pPr>
             <w:r/>
             <w:r>
-              <w:t>542.25</w:t>
+              <w:t>549.75</w:t>
             </w:r>
           </w:p>
         </w:tc>
@@ -21037,7 +21037,7 @@
             </w:pPr>
             <w:r/>
             <w:r>
-              <w:t>536.50</w:t>
+              <w:t>544.00</w:t>
             </w:r>
           </w:p>
         </w:tc>
@@ -21068,7 +21068,7 @@
               <w:rPr>
                 <w:b/>
               </w:rPr>
-              <w:t>538.00</w:t>
+              <w:t>545.50</w:t>
             </w:r>
           </w:p>
         </w:tc>
@@ -21791,7 +21791,7 @@
         <w:t>Giá Chốt Phiên (Close):</w:t>
       </w:r>
       <w:r>
-        <w:t xml:space="preserve"> 733.75 cents | </w:t>
+        <w:t xml:space="preserve"> 745.50 cents | </w:t>
       </w:r>
       <w:r>
         <w:rPr>
@@ -21806,10 +21806,10 @@
         <w:rPr>
           <w:b/>
         </w:rPr>
-        <w:t>`745.73 cents`</w:t>
+        <w:t>`749.57 cents`</w:t>
       </w:r>
       <w:r>
-        <w:t xml:space="preserve"> (+11.98).</w:t>
+        <w:t xml:space="preserve"> (+4.07).</w:t>
       </w:r>
     </w:p>
     <w:p>
@@ -21830,7 +21830,7 @@
         <w:rPr>
           <w:b/>
         </w:rPr>
-        <w:t>`72,280`</w:t>
+        <w:t>`111,431`</w:t>
       </w:r>
       <w:r>
         <w:t xml:space="preserve"> (Chênh lệch: </w:t>
@@ -21839,7 +21839,7 @@
         <w:rPr>
           <w:b/>
         </w:rPr>
-        <w:t>`-29,188`</w:t>
+        <w:t>`+9,963`</w:t>
       </w:r>
       <w:r>
         <w:t xml:space="preserve">) | OI: </w:t>
@@ -21848,7 +21848,7 @@
         <w:rPr>
           <w:b/>
         </w:rPr>
-        <w:t>`275,530`</w:t>
+        <w:t>`275,637`</w:t>
       </w:r>
       <w:r>
         <w:t xml:space="preserve"> (Chênh lệch: </w:t>
@@ -21857,7 +21857,7 @@
         <w:rPr>
           <w:b/>
         </w:rPr>
-        <w:t>`+0`</w:t>
+        <w:t>`+107`</w:t>
       </w:r>
       <w:r>
         <w:t>)</w:t>
@@ -21901,9 +21901,9 @@
       <w:r>
         <w:rPr>
           <w:b/>
-          <w:color w:val="15803D"/>
+          <w:color w:val="B91C1C"/>
         </w:rPr>
-        <w:t>`Giảm suy yếu / Đáy ngắn hạn (Long Liquidation Decline)`</w:t>
+        <w:t>`Giảm mạnh mẽ (Strong Bearish / Short Buildup)`</w:t>
       </w:r>
     </w:p>
     <w:p>
@@ -22173,7 +22173,7 @@
               <w:rPr>
                 <w:b/>
               </w:rPr>
-              <w:t>96.47</w:t>
+              <w:t>96.55</w:t>
             </w:r>
           </w:p>
         </w:tc>
@@ -22204,7 +22204,7 @@
               <w:rPr>
                 <w:b/>
               </w:rPr>
-              <w:t>+0.88%</w:t>
+              <w:t>+0.96%</w:t>
             </w:r>
           </w:p>
         </w:tc>
@@ -22296,7 +22296,7 @@
               <w:rPr>
                 <w:b/>
               </w:rPr>
-              <w:t>99.06</w:t>
+              <w:t>98.98</w:t>
             </w:r>
           </w:p>
         </w:tc>
@@ -22327,7 +22327,7 @@
               <w:rPr>
                 <w:b/>
               </w:rPr>
-              <w:t>-0.50%</w:t>
+              <w:t>-0.58%</w:t>
             </w:r>
           </w:p>
         </w:tc>
@@ -22941,7 +22941,7 @@
         <w:t xml:space="preserve"> EMA_21 </w:t>
       </w:r>
       <w:r>
-        <w:t xml:space="preserve"> (760.00) &lt; </w:t>
+        <w:t xml:space="preserve"> (756.78) &lt; </w:t>
       </w:r>
       <w:r>
         <w:rPr>
@@ -22952,7 +22952,7 @@
         <w:t xml:space="preserve"> EMA_50 </w:t>
       </w:r>
       <w:r>
-        <w:t xml:space="preserve"> (766.53).</w:t>
+        <w:t xml:space="preserve"> (764.59).</w:t>
       </w:r>
     </w:p>
     <w:p>
@@ -22973,7 +22973,7 @@
         <w:rPr>
           <w:b/>
         </w:rPr>
-        <w:t>`22.43`</w:t>
+        <w:t>`38.06`</w:t>
       </w:r>
       <w:r>
         <w:t xml:space="preserve"> | ATR (14) = </w:t>
@@ -22982,7 +22982,7 @@
         <w:rPr>
           <w:b/>
         </w:rPr>
-        <w:t>`7.99`</w:t>
+        <w:t>`8.70`</w:t>
       </w:r>
       <w:r>
         <w:t xml:space="preserve"> cents | Volatility = </w:t>
@@ -22991,7 +22991,7 @@
         <w:rPr>
           <w:b/>
         </w:rPr>
-        <w:t>`11.00 cents`</w:t>
+        <w:t>`8.25 cents`</w:t>
       </w:r>
       <w:r>
         <w:t>.</w:t>
@@ -23766,7 +23766,7 @@
           <w:b/>
           <w:color w:val="B91C1C"/>
         </w:rPr>
-        <w:t>`760.00 - 766.53 cents (Canh bán hồi kỹ thuật H1)`</w:t>
+        <w:t>`756.78 - 764.59 cents (Canh bán hồi kỹ thuật H1)`</w:t>
       </w:r>
       <w:r>
         <w:t xml:space="preserve"> | SL: </w:t>
@@ -23775,7 +23775,7 @@
         <w:rPr>
           <w:b/>
         </w:rPr>
-        <w:t>`806.98 cents (Trên kháng cự R2 + 1.5x ATR)`</w:t>
+        <w:t>`808.06 cents (Trên kháng cự R2 + 1.5x ATR)`</w:t>
       </w:r>
       <w:r>
         <w:t xml:space="preserve"> | TP: </w:t>
@@ -23812,7 +23812,7 @@
         <w:rPr>
           <w:b/>
         </w:rPr>
-        <w:t>Trung hạn (Swing Trades - HĐ ZWH27):</w:t>
+        <w:t>Trung hạn (Swing Trades - HĐ ZWZ26):</w:t>
       </w:r>
     </w:p>
     <w:p>
@@ -23837,7 +23837,7 @@
         <w:rPr>
           <w:b/>
         </w:rPr>
-        <w:t>`726.50 - 728.50 cents`</w:t>
+        <w:t>`708.50 - 710.50 cents`</w:t>
       </w:r>
       <w:r>
         <w:t xml:space="preserve"> | SL: </w:t>
@@ -23846,7 +23846,7 @@
         <w:rPr>
           <w:b/>
         </w:rPr>
-        <w:t>`654.89 cents`</w:t>
+        <w:t>`636.55 cents`</w:t>
       </w:r>
       <w:r>
         <w:t xml:space="preserve"> | TP: </w:t>
@@ -23855,7 +23855,7 @@
         <w:rPr>
           <w:b/>
         </w:rPr>
-        <w:t>`774.25 cents (Đón sóng hồi trung hạn ~14.5 giá)`</w:t>
+        <w:t>`758.00 cents (Đón sóng hồi trung hạn ~14.5 giá)`</w:t>
       </w:r>
       <w:r>
         <w:t>.</w:t>
@@ -23883,7 +23883,7 @@
         <w:rPr>
           <w:b/>
         </w:rPr>
-        <w:t>`774.25 - 776.25 cents`</w:t>
+        <w:t>`758.00 - 760.00 cents`</w:t>
       </w:r>
       <w:r>
         <w:t xml:space="preserve"> | SL: </w:t>
@@ -23892,7 +23892,7 @@
         <w:rPr>
           <w:b/>
         </w:rPr>
-        <w:t>`781.86 cents`</w:t>
+        <w:t>`766.70 cents`</w:t>
       </w:r>
       <w:r>
         <w:t xml:space="preserve"> | TP: </w:t>
@@ -23901,7 +23901,7 @@
         <w:rPr>
           <w:b/>
         </w:rPr>
-        <w:t>`662.50 cents (Thuận xu hướng giảm ngắn hạn)`</w:t>
+        <w:t>`645.25 cents (Thuận xu hướng giảm ngắn hạn)`</w:t>
       </w:r>
       <w:r>
         <w:t>.</w:t>
@@ -23941,7 +23941,7 @@
         <w:rPr>
           <w:b/>
         </w:rPr>
-        <w:t>`613.30 - 645.25 cents`</w:t>
+        <w:t>`610.44 - 645.25 cents`</w:t>
       </w:r>
     </w:p>
     <w:p>
@@ -24348,7 +24348,7 @@
             </w:pPr>
             <w:r/>
             <w:r>
-              <w:t>733.75</w:t>
+              <w:t>745.50</w:t>
             </w:r>
           </w:p>
         </w:tc>
@@ -24376,7 +24376,7 @@
             </w:pPr>
             <w:r/>
             <w:r>
-              <w:t>745.00</w:t>
+              <w:t>756.75</w:t>
             </w:r>
           </w:p>
         </w:tc>
@@ -24404,7 +24404,7 @@
             </w:pPr>
             <w:r/>
             <w:r>
-              <w:t>728.25</w:t>
+              <w:t>740.00</w:t>
             </w:r>
           </w:p>
         </w:tc>
@@ -24435,7 +24435,7 @@
               <w:rPr>
                 <w:b/>
               </w:rPr>
-              <w:t>733.00</w:t>
+              <w:t>744.75</w:t>
             </w:r>
           </w:p>
         </w:tc>
@@ -24583,7 +24583,7 @@
             </w:pPr>
             <w:r/>
             <w:r>
-              <w:t>733.00</w:t>
+              <w:t>744.75</w:t>
             </w:r>
           </w:p>
         </w:tc>
@@ -24611,7 +24611,7 @@
             </w:pPr>
             <w:r/>
             <w:r>
-              <w:t>740.50</w:t>
+              <w:t>752.25</w:t>
             </w:r>
           </w:p>
         </w:tc>
@@ -24639,7 +24639,7 @@
             </w:pPr>
             <w:r/>
             <w:r>
-              <w:t>727.00</w:t>
+              <w:t>738.75</w:t>
             </w:r>
           </w:p>
         </w:tc>
@@ -24670,7 +24670,7 @@
               <w:rPr>
                 <w:b/>
               </w:rPr>
-              <w:t>732.50</w:t>
+              <w:t>744.25</w:t>
             </w:r>
           </w:p>
         </w:tc>
@@ -24818,7 +24818,7 @@
             </w:pPr>
             <w:r/>
             <w:r>
-              <w:t>732.50</w:t>
+              <w:t>744.25</w:t>
             </w:r>
           </w:p>
         </w:tc>
@@ -24846,7 +24846,7 @@
             </w:pPr>
             <w:r/>
             <w:r>
-              <w:t>746.25</w:t>
+              <w:t>758.00</w:t>
             </w:r>
           </w:p>
         </w:tc>
@@ -24874,7 +24874,7 @@
             </w:pPr>
             <w:r/>
             <w:r>
-              <w:t>717.75</w:t>
+              <w:t>729.50</w:t>
             </w:r>
           </w:p>
         </w:tc>
@@ -24905,7 +24905,7 @@
               <w:rPr>
                 <w:b/>
               </w:rPr>
-              <w:t>734.50</w:t>
+              <w:t>746.25</w:t>
             </w:r>
           </w:p>
         </w:tc>
@@ -25053,7 +25053,7 @@
             </w:pPr>
             <w:r/>
             <w:r>
-              <w:t>734.50</w:t>
+              <w:t>746.25</w:t>
             </w:r>
           </w:p>
         </w:tc>
@@ -25081,7 +25081,7 @@
             </w:pPr>
             <w:r/>
             <w:r>
-              <w:t>747.75</w:t>
+              <w:t>759.50</w:t>
             </w:r>
           </w:p>
         </w:tc>
@@ -25109,7 +25109,7 @@
             </w:pPr>
             <w:r/>
             <w:r>
-              <w:t>726.25</w:t>
+              <w:t>738.00</w:t>
             </w:r>
           </w:p>
         </w:tc>
@@ -25140,7 +25140,7 @@
               <w:rPr>
                 <w:b/>
               </w:rPr>
-              <w:t>735.75</w:t>
+              <w:t>747.50</w:t>
             </w:r>
           </w:p>
         </w:tc>
@@ -25288,7 +25288,7 @@
             </w:pPr>
             <w:r/>
             <w:r>
-              <w:t>735.75</w:t>
+              <w:t>747.50</w:t>
             </w:r>
           </w:p>
         </w:tc>
@@ -25316,7 +25316,7 @@
             </w:pPr>
             <w:r/>
             <w:r>
-              <w:t>752.25</w:t>
+              <w:t>764.00</w:t>
             </w:r>
           </w:p>
         </w:tc>
@@ -25344,7 +25344,7 @@
             </w:pPr>
             <w:r/>
             <w:r>
-              <w:t>725.25</w:t>
+              <w:t>737.00</w:t>
             </w:r>
           </w:p>
         </w:tc>
@@ -25375,7 +25375,7 @@
               <w:rPr>
                 <w:b/>
               </w:rPr>
-              <w:t>740.25</w:t>
+              <w:t>752.00</w:t>
             </w:r>
           </w:p>
         </w:tc>
@@ -25523,7 +25523,7 @@
             </w:pPr>
             <w:r/>
             <w:r>
-              <w:t>740.25</w:t>
+              <w:t>752.00</w:t>
             </w:r>
           </w:p>
         </w:tc>
@@ -25551,7 +25551,7 @@
             </w:pPr>
             <w:r/>
             <w:r>
-              <w:t>748.00</w:t>
+              <w:t>759.75</w:t>
             </w:r>
           </w:p>
         </w:tc>
@@ -25579,7 +25579,7 @@
             </w:pPr>
             <w:r/>
             <w:r>
-              <w:t>729.25</w:t>
+              <w:t>741.00</w:t>
             </w:r>
           </w:p>
         </w:tc>
@@ -25610,7 +25610,7 @@
               <w:rPr>
                 <w:b/>
               </w:rPr>
-              <w:t>741.50</w:t>
+              <w:t>753.25</w:t>
             </w:r>
           </w:p>
         </w:tc>
@@ -25758,7 +25758,7 @@
             </w:pPr>
             <w:r/>
             <w:r>
-              <w:t>741.50</w:t>
+              <w:t>753.25</w:t>
             </w:r>
           </w:p>
         </w:tc>
@@ -25786,7 +25786,7 @@
             </w:pPr>
             <w:r/>
             <w:r>
-              <w:t>749.75</w:t>
+              <w:t>761.50</w:t>
             </w:r>
           </w:p>
         </w:tc>
@@ -25814,7 +25814,7 @@
             </w:pPr>
             <w:r/>
             <w:r>
-              <w:t>731.00</w:t>
+              <w:t>742.75</w:t>
             </w:r>
           </w:p>
         </w:tc>
@@ -25845,7 +25845,7 @@
               <w:rPr>
                 <w:b/>
               </w:rPr>
-              <w:t>743.25</w:t>
+              <w:t>755.00</w:t>
             </w:r>
           </w:p>
         </w:tc>
@@ -25993,7 +25993,7 @@
             </w:pPr>
             <w:r/>
             <w:r>
-              <w:t>743.25</w:t>
+              <w:t>755.00</w:t>
             </w:r>
           </w:p>
         </w:tc>
@@ -26021,7 +26021,7 @@
             </w:pPr>
             <w:r/>
             <w:r>
-              <w:t>755.50</w:t>
+              <w:t>767.25</w:t>
             </w:r>
           </w:p>
         </w:tc>
@@ -26049,7 +26049,7 @@
             </w:pPr>
             <w:r/>
             <w:r>
-              <w:t>733.50</w:t>
+              <w:t>745.25</w:t>
             </w:r>
           </w:p>
         </w:tc>
@@ -26080,7 +26080,7 @@
               <w:rPr>
                 <w:b/>
               </w:rPr>
-              <w:t>742.25</w:t>
+              <w:t>754.00</w:t>
             </w:r>
           </w:p>
         </w:tc>
@@ -26228,7 +26228,7 @@
             </w:pPr>
             <w:r/>
             <w:r>
-              <w:t>742.25</w:t>
+              <w:t>754.00</w:t>
             </w:r>
           </w:p>
         </w:tc>
@@ -26256,7 +26256,7 @@
             </w:pPr>
             <w:r/>
             <w:r>
-              <w:t>752.75</w:t>
+              <w:t>764.50</w:t>
             </w:r>
           </w:p>
         </w:tc>
@@ -26284,7 +26284,7 @@
             </w:pPr>
             <w:r/>
             <w:r>
-              <w:t>727.50</w:t>
+              <w:t>739.25</w:t>
             </w:r>
           </w:p>
         </w:tc>
@@ -26315,7 +26315,7 @@
               <w:rPr>
                 <w:b/>
               </w:rPr>
-              <w:t>744.50</w:t>
+              <w:t>756.25</w:t>
             </w:r>
           </w:p>
         </w:tc>
@@ -26463,7 +26463,7 @@
             </w:pPr>
             <w:r/>
             <w:r>
-              <w:t>744.50</w:t>
+              <w:t>756.25</w:t>
             </w:r>
           </w:p>
         </w:tc>
@@ -26491,7 +26491,7 @@
             </w:pPr>
             <w:r/>
             <w:r>
-              <w:t>755.00</w:t>
+              <w:t>766.75</w:t>
             </w:r>
           </w:p>
         </w:tc>
@@ -26519,7 +26519,7 @@
             </w:pPr>
             <w:r/>
             <w:r>
-              <w:t>738.25</w:t>
+              <w:t>750.00</w:t>
             </w:r>
           </w:p>
         </w:tc>
@@ -26550,7 +26550,7 @@
               <w:rPr>
                 <w:b/>
               </w:rPr>
-              <w:t>745.25</w:t>
+              <w:t>757.00</w:t>
             </w:r>
           </w:p>
         </w:tc>
@@ -26698,7 +26698,7 @@
             </w:pPr>
             <w:r/>
             <w:r>
-              <w:t>745.25</w:t>
+              <w:t>757.00</w:t>
             </w:r>
           </w:p>
         </w:tc>
@@ -26726,7 +26726,7 @@
             </w:pPr>
             <w:r/>
             <w:r>
-              <w:t>759.50</w:t>
+              <w:t>771.25</w:t>
             </w:r>
           </w:p>
         </w:tc>
@@ -26754,7 +26754,7 @@
             </w:pPr>
             <w:r/>
             <w:r>
-              <w:t>730.50</w:t>
+              <w:t>742.25</w:t>
             </w:r>
           </w:p>
         </w:tc>
@@ -26785,7 +26785,7 @@
               <w:rPr>
                 <w:b/>
               </w:rPr>
-              <w:t>747.25</w:t>
+              <w:t>759.00</w:t>
             </w:r>
           </w:p>
         </w:tc>
@@ -26933,7 +26933,7 @@
             </w:pPr>
             <w:r/>
             <w:r>
-              <w:t>747.25</w:t>
+              <w:t>759.00</w:t>
             </w:r>
           </w:p>
         </w:tc>
@@ -26961,7 +26961,7 @@
             </w:pPr>
             <w:r/>
             <w:r>
-              <w:t>753.75</w:t>
+              <w:t>765.50</w:t>
             </w:r>
           </w:p>
         </w:tc>
@@ -26989,7 +26989,7 @@
             </w:pPr>
             <w:r/>
             <w:r>
-              <w:t>740.50</w:t>
+              <w:t>752.25</w:t>
             </w:r>
           </w:p>
         </w:tc>
@@ -27020,7 +27020,7 @@
               <w:rPr>
                 <w:b/>
               </w:rPr>
-              <w:t>747.50</w:t>
+              <w:t>759.25</w:t>
             </w:r>
           </w:p>
         </w:tc>
@@ -27168,7 +27168,7 @@
             </w:pPr>
             <w:r/>
             <w:r>
-              <w:t>747.50</w:t>
+              <w:t>759.25</w:t>
             </w:r>
           </w:p>
         </w:tc>
@@ -27196,7 +27196,7 @@
             </w:pPr>
             <w:r/>
             <w:r>
-              <w:t>757.75</w:t>
+              <w:t>769.50</w:t>
             </w:r>
           </w:p>
         </w:tc>
@@ -27224,7 +27224,7 @@
             </w:pPr>
             <w:r/>
             <w:r>
-              <w:t>739.50</w:t>
+              <w:t>751.25</w:t>
             </w:r>
           </w:p>
         </w:tc>
@@ -27255,7 +27255,7 @@
               <w:rPr>
                 <w:b/>
               </w:rPr>
-              <w:t>748.00</w:t>
+              <w:t>759.75</w:t>
             </w:r>
           </w:p>
         </w:tc>
@@ -27403,7 +27403,7 @@
             </w:pPr>
             <w:r/>
             <w:r>
-              <w:t>748.00</w:t>
+              <w:t>759.75</w:t>
             </w:r>
           </w:p>
         </w:tc>
@@ -27431,7 +27431,7 @@
             </w:pPr>
             <w:r/>
             <w:r>
-              <w:t>755.00</w:t>
+              <w:t>766.75</w:t>
             </w:r>
           </w:p>
         </w:tc>
@@ -27459,7 +27459,7 @@
             </w:pPr>
             <w:r/>
             <w:r>
-              <w:t>742.00</w:t>
+              <w:t>753.75</w:t>
             </w:r>
           </w:p>
         </w:tc>
@@ -27490,7 +27490,7 @@
               <w:rPr>
                 <w:b/>
               </w:rPr>
-              <w:t>747.25</w:t>
+              <w:t>759.00</w:t>
             </w:r>
           </w:p>
         </w:tc>
@@ -27638,7 +27638,7 @@
             </w:pPr>
             <w:r/>
             <w:r>
-              <w:t>747.25</w:t>
+              <w:t>759.00</w:t>
             </w:r>
           </w:p>
         </w:tc>
@@ -27666,7 +27666,7 @@
             </w:pPr>
             <w:r/>
             <w:r>
-              <w:t>760.75</w:t>
+              <w:t>772.50</w:t>
             </w:r>
           </w:p>
         </w:tc>
@@ -27694,7 +27694,7 @@
             </w:pPr>
             <w:r/>
             <w:r>
-              <w:t>734.25</w:t>
+              <w:t>746.00</w:t>
             </w:r>
           </w:p>
         </w:tc>
@@ -27725,7 +27725,7 @@
               <w:rPr>
                 <w:b/>
               </w:rPr>
-              <w:t>749.00</w:t>
+              <w:t>760.75</w:t>
             </w:r>
           </w:p>
         </w:tc>
@@ -27873,7 +27873,7 @@
             </w:pPr>
             <w:r/>
             <w:r>
-              <w:t>749.00</w:t>
+              <w:t>760.75</w:t>
             </w:r>
           </w:p>
         </w:tc>
@@ -27901,7 +27901,7 @@
             </w:pPr>
             <w:r/>
             <w:r>
-              <w:t>758.25</w:t>
+              <w:t>770.00</w:t>
             </w:r>
           </w:p>
         </w:tc>
@@ -27929,7 +27929,7 @@
             </w:pPr>
             <w:r/>
             <w:r>
-              <w:t>738.25</w:t>
+              <w:t>750.00</w:t>
             </w:r>
           </w:p>
         </w:tc>
@@ -27960,7 +27960,7 @@
               <w:rPr>
                 <w:b/>
               </w:rPr>
-              <w:t>749.50</w:t>
+              <w:t>761.25</w:t>
             </w:r>
           </w:p>
         </w:tc>
@@ -28108,7 +28108,7 @@
             </w:pPr>
             <w:r/>
             <w:r>
-              <w:t>749.50</w:t>
+              <w:t>761.25</w:t>
             </w:r>
           </w:p>
         </w:tc>
@@ -28136,7 +28136,7 @@
             </w:pPr>
             <w:r/>
             <w:r>
-              <w:t>761.75</w:t>
+              <w:t>773.50</w:t>
             </w:r>
           </w:p>
         </w:tc>
@@ -28164,7 +28164,7 @@
             </w:pPr>
             <w:r/>
             <w:r>
-              <w:t>735.25</w:t>
+              <w:t>747.00</w:t>
             </w:r>
           </w:p>
         </w:tc>
@@ -28195,7 +28195,7 @@
               <w:rPr>
                 <w:b/>
               </w:rPr>
-              <w:t>748.00</w:t>
+              <w:t>759.75</w:t>
             </w:r>
           </w:p>
         </w:tc>
@@ -28343,7 +28343,7 @@
             </w:pPr>
             <w:r/>
             <w:r>
-              <w:t>748.00</w:t>
+              <w:t>759.75</w:t>
             </w:r>
           </w:p>
         </w:tc>
@@ -28371,7 +28371,7 @@
             </w:pPr>
             <w:r/>
             <w:r>
-              <w:t>755.00</w:t>
+              <w:t>766.75</w:t>
             </w:r>
           </w:p>
         </w:tc>
@@ -28399,7 +28399,7 @@
             </w:pPr>
             <w:r/>
             <w:r>
-              <w:t>738.50</w:t>
+              <w:t>750.25</w:t>
             </w:r>
           </w:p>
         </w:tc>
@@ -28430,7 +28430,7 @@
               <w:rPr>
                 <w:b/>
               </w:rPr>
-              <w:t>748.50</w:t>
+              <w:t>760.25</w:t>
             </w:r>
           </w:p>
         </w:tc>
@@ -28578,7 +28578,7 @@
             </w:pPr>
             <w:r/>
             <w:r>
-              <w:t>748.50</w:t>
+              <w:t>760.25</w:t>
             </w:r>
           </w:p>
         </w:tc>
@@ -28606,7 +28606,7 @@
             </w:pPr>
             <w:r/>
             <w:r>
-              <w:t>759.00</w:t>
+              <w:t>770.75</w:t>
             </w:r>
           </w:p>
         </w:tc>
@@ -28634,7 +28634,7 @@
             </w:pPr>
             <w:r/>
             <w:r>
-              <w:t>741.25</w:t>
+              <w:t>753.00</w:t>
             </w:r>
           </w:p>
         </w:tc>
@@ -28665,7 +28665,7 @@
               <w:rPr>
                 <w:b/>
               </w:rPr>
-              <w:t>748.25</w:t>
+              <w:t>760.00</w:t>
             </w:r>
           </w:p>
         </w:tc>
@@ -28813,7 +28813,7 @@
             </w:pPr>
             <w:r/>
             <w:r>
-              <w:t>748.25</w:t>
+              <w:t>760.00</w:t>
             </w:r>
           </w:p>
         </w:tc>
@@ -28841,7 +28841,7 @@
             </w:pPr>
             <w:r/>
             <w:r>
-              <w:t>758.00</w:t>
+              <w:t>769.75</w:t>
             </w:r>
           </w:p>
         </w:tc>
@@ -28869,7 +28869,7 @@
             </w:pPr>
             <w:r/>
             <w:r>
-              <w:t>738.50</w:t>
+              <w:t>750.25</w:t>
             </w:r>
           </w:p>
         </w:tc>
@@ -28900,7 +28900,7 @@
               <w:rPr>
                 <w:b/>
               </w:rPr>
-              <w:t>748.75</w:t>
+              <w:t>760.50</w:t>
             </w:r>
           </w:p>
         </w:tc>
@@ -29048,7 +29048,7 @@
             </w:pPr>
             <w:r/>
             <w:r>
-              <w:t>748.75</w:t>
+              <w:t>760.50</w:t>
             </w:r>
           </w:p>
         </w:tc>
@@ -29076,7 +29076,7 @@
             </w:pPr>
             <w:r/>
             <w:r>
-              <w:t>759.50</w:t>
+              <w:t>771.25</w:t>
             </w:r>
           </w:p>
         </w:tc>
@@ -29104,7 +29104,7 @@
             </w:pPr>
             <w:r/>
             <w:r>
-              <w:t>741.50</w:t>
+              <w:t>753.25</w:t>
             </w:r>
           </w:p>
         </w:tc>
@@ -29135,7 +29135,7 @@
               <w:rPr>
                 <w:b/>
               </w:rPr>
-              <w:t>749.50</w:t>
+              <w:t>761.25</w:t>
             </w:r>
           </w:p>
         </w:tc>
@@ -29283,7 +29283,7 @@
             </w:pPr>
             <w:r/>
             <w:r>
-              <w:t>749.50</w:t>
+              <w:t>761.25</w:t>
             </w:r>
           </w:p>
         </w:tc>
@@ -29311,7 +29311,7 @@
             </w:pPr>
             <w:r/>
             <w:r>
-              <w:t>756.00</w:t>
+              <w:t>767.75</w:t>
             </w:r>
           </w:p>
         </w:tc>
@@ -29339,7 +29339,7 @@
             </w:pPr>
             <w:r/>
             <w:r>
-              <w:t>741.00</w:t>
+              <w:t>752.75</w:t>
             </w:r>
           </w:p>
         </w:tc>
@@ -29370,7 +29370,7 @@
               <w:rPr>
                 <w:b/>
               </w:rPr>
-              <w:t>750.00</w:t>
+              <w:t>761.75</w:t>
             </w:r>
           </w:p>
         </w:tc>
@@ -29518,7 +29518,7 @@
             </w:pPr>
             <w:r/>
             <w:r>
-              <w:t>750.00</w:t>
+              <w:t>761.75</w:t>
             </w:r>
           </w:p>
         </w:tc>
@@ -29546,7 +29546,7 @@
             </w:pPr>
             <w:r/>
             <w:r>
-              <w:t>761.00</w:t>
+              <w:t>772.75</w:t>
             </w:r>
           </w:p>
         </w:tc>
@@ -29574,7 +29574,7 @@
             </w:pPr>
             <w:r/>
             <w:r>
-              <w:t>738.25</w:t>
+              <w:t>750.00</w:t>
             </w:r>
           </w:p>
         </w:tc>
@@ -29605,7 +29605,7 @@
               <w:rPr>
                 <w:b/>
               </w:rPr>
-              <w:t>753.50</w:t>
+              <w:t>765.25</w:t>
             </w:r>
           </w:p>
         </w:tc>
@@ -29753,7 +29753,7 @@
             </w:pPr>
             <w:r/>
             <w:r>
-              <w:t>753.50</w:t>
+              <w:t>765.25</w:t>
             </w:r>
           </w:p>
         </w:tc>
@@ -29781,7 +29781,7 @@
             </w:pPr>
             <w:r/>
             <w:r>
-              <w:t>759.00</w:t>
+              <w:t>770.75</w:t>
             </w:r>
           </w:p>
         </w:tc>
@@ -29809,7 +29809,7 @@
             </w:pPr>
             <w:r/>
             <w:r>
-              <w:t>745.75</w:t>
+              <w:t>757.50</w:t>
             </w:r>
           </w:p>
         </w:tc>
@@ -29840,7 +29840,7 @@
               <w:rPr>
                 <w:b/>
               </w:rPr>
-              <w:t>754.25</w:t>
+              <w:t>766.00</w:t>
             </w:r>
           </w:p>
         </w:tc>
@@ -29988,7 +29988,7 @@
             </w:pPr>
             <w:r/>
             <w:r>
-              <w:t>754.25</w:t>
+              <w:t>766.00</w:t>
             </w:r>
           </w:p>
         </w:tc>
@@ -30016,7 +30016,7 @@
             </w:pPr>
             <w:r/>
             <w:r>
-              <w:t>763.50</w:t>
+              <w:t>775.25</w:t>
             </w:r>
           </w:p>
         </w:tc>
@@ -30044,7 +30044,7 @@
             </w:pPr>
             <w:r/>
             <w:r>
-              <w:t>747.75</w:t>
+              <w:t>759.50</w:t>
             </w:r>
           </w:p>
         </w:tc>
@@ -30075,7 +30075,7 @@
               <w:rPr>
                 <w:b/>
               </w:rPr>
-              <w:t>753.50</w:t>
+              <w:t>765.25</w:t>
             </w:r>
           </w:p>
         </w:tc>
@@ -30223,7 +30223,7 @@
             </w:pPr>
             <w:r/>
             <w:r>
-              <w:t>753.50</w:t>
+              <w:t>765.25</w:t>
             </w:r>
           </w:p>
         </w:tc>
@@ -30251,7 +30251,7 @@
             </w:pPr>
             <w:r/>
             <w:r>
-              <w:t>761.00</w:t>
+              <w:t>772.75</w:t>
             </w:r>
           </w:p>
         </w:tc>
@@ -30279,7 +30279,7 @@
             </w:pPr>
             <w:r/>
             <w:r>
-              <w:t>747.50</w:t>
+              <w:t>759.25</w:t>
             </w:r>
           </w:p>
         </w:tc>
@@ -30310,7 +30310,7 @@
               <w:rPr>
                 <w:b/>
               </w:rPr>
-              <w:t>752.50</w:t>
+              <w:t>764.25</w:t>
             </w:r>
           </w:p>
         </w:tc>
@@ -30458,7 +30458,7 @@
             </w:pPr>
             <w:r/>
             <w:r>
-              <w:t>752.50</w:t>
+              <w:t>764.25</w:t>
             </w:r>
           </w:p>
         </w:tc>
@@ -30486,7 +30486,7 @@
             </w:pPr>
             <w:r/>
             <w:r>
-              <w:t>759.50</w:t>
+              <w:t>771.25</w:t>
             </w:r>
           </w:p>
         </w:tc>
@@ -30514,7 +30514,7 @@
             </w:pPr>
             <w:r/>
             <w:r>
-              <w:t>739.00</w:t>
+              <w:t>750.75</w:t>
             </w:r>
           </w:p>
         </w:tc>
@@ -30545,7 +30545,7 @@
               <w:rPr>
                 <w:b/>
               </w:rPr>
-              <w:t>753.25</w:t>
+              <w:t>765.00</w:t>
             </w:r>
           </w:p>
         </w:tc>
@@ -30693,7 +30693,7 @@
             </w:pPr>
             <w:r/>
             <w:r>
-              <w:t>753.25</w:t>
+              <w:t>765.00</w:t>
             </w:r>
           </w:p>
         </w:tc>
@@ -30721,7 +30721,7 @@
             </w:pPr>
             <w:r/>
             <w:r>
-              <w:t>762.50</w:t>
+              <w:t>774.25</w:t>
             </w:r>
           </w:p>
         </w:tc>
@@ -30749,7 +30749,7 @@
             </w:pPr>
             <w:r/>
             <w:r>
-              <w:t>746.00</w:t>
+              <w:t>757.75</w:t>
             </w:r>
           </w:p>
         </w:tc>
@@ -30780,7 +30780,7 @@
               <w:rPr>
                 <w:b/>
               </w:rPr>
-              <w:t>753.00</w:t>
+              <w:t>764.75</w:t>
             </w:r>
           </w:p>
         </w:tc>
@@ -30928,7 +30928,7 @@
             </w:pPr>
             <w:r/>
             <w:r>
-              <w:t>753.00</w:t>
+              <w:t>764.75</w:t>
             </w:r>
           </w:p>
         </w:tc>
@@ -30956,7 +30956,7 @@
             </w:pPr>
             <w:r/>
             <w:r>
-              <w:t>761.50</w:t>
+              <w:t>773.25</w:t>
             </w:r>
           </w:p>
         </w:tc>
@@ -30984,7 +30984,7 @@
             </w:pPr>
             <w:r/>
             <w:r>
-              <w:t>739.00</w:t>
+              <w:t>750.75</w:t>
             </w:r>
           </w:p>
         </w:tc>
@@ -31015,7 +31015,7 @@
               <w:rPr>
                 <w:b/>
               </w:rPr>
-              <w:t>754.75</w:t>
+              <w:t>766.50</w:t>
             </w:r>
           </w:p>
         </w:tc>
@@ -31163,7 +31163,7 @@
             </w:pPr>
             <w:r/>
             <w:r>
-              <w:t>754.75</w:t>
+              <w:t>766.50</w:t>
             </w:r>
           </w:p>
         </w:tc>
@@ -31191,7 +31191,7 @@
             </w:pPr>
             <w:r/>
             <w:r>
-              <w:t>761.00</w:t>
+              <w:t>772.75</w:t>
             </w:r>
           </w:p>
         </w:tc>
@@ -31219,7 +31219,7 @@
             </w:pPr>
             <w:r/>
             <w:r>
-              <w:t>748.25</w:t>
+              <w:t>760.00</w:t>
             </w:r>
           </w:p>
         </w:tc>
@@ -31250,7 +31250,7 @@
               <w:rPr>
                 <w:b/>
               </w:rPr>
-              <w:t>754.00</w:t>
+              <w:t>765.75</w:t>
             </w:r>
           </w:p>
         </w:tc>

--- a/Daily Reports/03_09_2026-CBOT Reports.docx
+++ b/Daily Reports/03_09_2026-CBOT Reports.docx
@@ -104,7 +104,7 @@
           <w:color w:val="5C768D"/>
           <w:sz w:val="19"/>
         </w:rPr>
-        <w:t>Cập nhật tự động qua `macro_tracker.py` vào lúc 22:39 ICT ngày 03/09/2026</w:t>
+        <w:t>Cập nhật tự động qua `macro_tracker.py` vào lúc 23:30 ICT ngày 03/09/2026</w:t>
       </w:r>
     </w:p>
     <w:tbl>
@@ -313,7 +313,7 @@
               <w:rPr>
                 <w:b/>
               </w:rPr>
-              <w:t>96.55 / thùng</w:t>
+              <w:t>95.43 / thùng</w:t>
             </w:r>
           </w:p>
         </w:tc>
@@ -344,7 +344,7 @@
               <w:rPr>
                 <w:b/>
               </w:rPr>
-              <w:t>+0.96%</w:t>
+              <w:t>-0.21%</w:t>
             </w:r>
           </w:p>
         </w:tc>
@@ -442,7 +442,7 @@
               <w:rPr>
                 <w:b/>
               </w:rPr>
-              <w:t>98.98</w:t>
+              <w:t>98.90</w:t>
             </w:r>
           </w:p>
         </w:tc>
@@ -473,7 +473,7 @@
               <w:rPr>
                 <w:b/>
               </w:rPr>
-              <w:t>-0.58%</w:t>
+              <w:t>-0.66%</w:t>
             </w:r>
           </w:p>
         </w:tc>
@@ -1228,7 +1228,7 @@
         <w:rPr>
           <w:b/>
         </w:rPr>
-        <w:t>`96.55` (+0.96%)</w:t>
+        <w:t>`95.43` (-0.21%)</w:t>
       </w:r>
       <w:r>
         <w:t xml:space="preserve"> | DXY: </w:t>
@@ -1237,7 +1237,7 @@
         <w:rPr>
           <w:b/>
         </w:rPr>
-        <w:t>`98.98` (-0.58%)</w:t>
+        <w:t>`98.90` (-0.66%)</w:t>
       </w:r>
       <w:r>
         <w:t xml:space="preserve"> | Lúa mì CBOT: </w:t>
@@ -1246,7 +1246,7 @@
         <w:rPr>
           <w:b/>
         </w:rPr>
-        <w:t>`745.50` (-1.32%)</w:t>
+        <w:t>`751.75` (-0.46%)</w:t>
       </w:r>
       <w:r>
         <w:t>.</w:t>
@@ -1316,7 +1316,7 @@
           <w:color w:val="5C768D"/>
           <w:sz w:val="19"/>
         </w:rPr>
-        <w:t>Cập nhật tự động lúc 22:39 ICT ngày 03/09/2026 — Nguồn: NOAA, USDA, BOM Australia</w:t>
+        <w:t>Cập nhật tự động lúc 23:30 ICT ngày 03/09/2026 — Nguồn: NOAA, USDA, BOM Australia</w:t>
       </w:r>
     </w:p>
     <w:p>
@@ -3584,7 +3584,7 @@
               <w:rPr>
                 <w:b/>
               </w:rPr>
-              <w:t>535.25</w:t>
+              <w:t>541.00</w:t>
             </w:r>
           </w:p>
         </w:tc>
@@ -3615,7 +3615,7 @@
               <w:rPr>
                 <w:b/>
               </w:rPr>
-              <w:t>537.27 (+2.02)</w:t>
+              <w:t>543.11 (+2.11)</w:t>
             </w:r>
           </w:p>
         </w:tc>
@@ -3643,7 +3643,7 @@
             </w:pPr>
             <w:r/>
             <w:r>
-              <w:t>Bearish (535.64 &lt; 537.34)</w:t>
+              <w:t>Bearish (536.48 &lt; 537.65)</w:t>
             </w:r>
           </w:p>
         </w:tc>
@@ -3671,7 +3671,7 @@
             </w:pPr>
             <w:r/>
             <w:r>
-              <w:t>4.00 cents</w:t>
+              <w:t>2.50 cents</w:t>
             </w:r>
           </w:p>
         </w:tc>
@@ -3832,7 +3832,7 @@
               <w:rPr>
                 <w:b/>
               </w:rPr>
-              <w:t>745.50</w:t>
+              <w:t>751.50</w:t>
             </w:r>
           </w:p>
         </w:tc>
@@ -3863,7 +3863,7 @@
               <w:rPr>
                 <w:b/>
               </w:rPr>
-              <w:t>749.57 (+4.07)</w:t>
+              <w:t>755.61 (+4.11)</w:t>
             </w:r>
           </w:p>
         </w:tc>
@@ -3891,7 +3891,7 @@
             </w:pPr>
             <w:r/>
             <w:r>
-              <w:t>Bearish (756.78 &lt; 764.59)</w:t>
+              <w:t>Bearish (756.73 &lt; 764.27)</w:t>
             </w:r>
           </w:p>
         </w:tc>
@@ -3919,7 +3919,7 @@
             </w:pPr>
             <w:r/>
             <w:r>
-              <w:t>8.25 cents</w:t>
+              <w:t>3.25 cents</w:t>
             </w:r>
           </w:p>
         </w:tc>
@@ -4357,7 +4357,7 @@
                 <w:b/>
                 <w:color w:val="15803D"/>
               </w:rPr>
-              <w:t>532.00 - 535.64 cents (Canh mua vùng hỗ trợ)</w:t>
+              <w:t>536.25 - 536.48 cents (Canh mua vùng hỗ trợ)</w:t>
             </w:r>
           </w:p>
         </w:tc>
@@ -4388,7 +4388,7 @@
               <w:rPr>
                 <w:b/>
               </w:rPr>
-              <w:t>451.51 cents (Dưới cản S2 + 1.5x ATR)</w:t>
+              <w:t>451.08 cents (Dưới cản S2 + 1.5x ATR)</w:t>
             </w:r>
           </w:p>
         </w:tc>
@@ -4424,7 +4424,7 @@
                 <w:color w:val="D97706"/>
                 <w:sz w:val="19"/>
               </w:rPr>
-              <w:t xml:space="preserve"> 537.50 cents </w:t>
+              <w:t xml:space="preserve"> 543.75 cents </w:t>
             </w:r>
             <w:r>
               <w:t xml:space="preserve"> / TP2: </w:t>
@@ -4569,7 +4569,7 @@
               <w:rPr>
                 <w:b/>
               </w:rPr>
-              <w:t>530.50 - 532.00 cents</w:t>
+              <w:t>534.75 - 536.25 cents</w:t>
             </w:r>
           </w:p>
         </w:tc>
@@ -4600,7 +4600,7 @@
               <w:rPr>
                 <w:b/>
               </w:rPr>
-              <w:t>453.42 cents (Chống quét SL tuyệt đối)</w:t>
+              <w:t>453.14 cents (Chống quét SL tuyệt đối)</w:t>
             </w:r>
           </w:p>
         </w:tc>
@@ -4762,7 +4762,7 @@
               <w:rPr>
                 <w:b/>
               </w:rPr>
-              <w:t>537.50 - 539.00 cents</w:t>
+              <w:t>543.75 - 545.25 cents</w:t>
             </w:r>
           </w:p>
         </w:tc>
@@ -4793,7 +4793,7 @@
               <w:rPr>
                 <w:b/>
               </w:rPr>
-              <w:t>541.33 cents</w:t>
+              <w:t>547.86 cents</w:t>
             </w:r>
           </w:p>
         </w:tc>
@@ -4955,7 +4955,7 @@
               <w:rPr>
                 <w:b/>
               </w:rPr>
-              <w:t>441.93 - 457.25 cents</w:t>
+              <w:t>440.79 - 457.25 cents</w:t>
             </w:r>
           </w:p>
         </w:tc>
@@ -5136,7 +5136,7 @@
                 <w:b/>
                 <w:color w:val="B91C1C"/>
               </w:rPr>
-              <w:t>756.78 - 764.59 cents (Canh bán hồi kỹ thuật H1)</w:t>
+              <w:t>756.73 - 764.27 cents (Canh bán hồi kỹ thuật H1)</w:t>
             </w:r>
           </w:p>
         </w:tc>
@@ -5167,7 +5167,7 @@
               <w:rPr>
                 <w:b/>
               </w:rPr>
-              <w:t>808.06 cents (Trên kháng cự R2 + 1.5x ATR)</w:t>
+              <w:t>807.79 cents (Trên kháng cự R2 + 1.5x ATR)</w:t>
             </w:r>
           </w:p>
         </w:tc>
@@ -5203,7 +5203,7 @@
                 <w:color w:val="D97706"/>
                 <w:sz w:val="19"/>
               </w:rPr>
-              <w:t xml:space="preserve"> 710.50 cents </w:t>
+              <w:t xml:space="preserve"> 743.50 cents </w:t>
             </w:r>
             <w:r>
               <w:t xml:space="preserve"> / TP2: </w:t>
@@ -5345,7 +5345,7 @@
               <w:rPr>
                 <w:b/>
               </w:rPr>
-              <w:t>708.50 - 710.50 cents</w:t>
+              <w:t>741.50 - 743.50 cents</w:t>
             </w:r>
           </w:p>
         </w:tc>
@@ -5376,7 +5376,7 @@
               <w:rPr>
                 <w:b/>
               </w:rPr>
-              <w:t>636.55 cents</w:t>
+              <w:t>636.72 cents</w:t>
             </w:r>
           </w:p>
         </w:tc>
@@ -5569,7 +5569,7 @@
               <w:rPr>
                 <w:b/>
               </w:rPr>
-              <w:t>766.70 cents</w:t>
+              <w:t>766.53 cents</w:t>
             </w:r>
           </w:p>
         </w:tc>
@@ -5731,7 +5731,7 @@
               <w:rPr>
                 <w:b/>
               </w:rPr>
-              <w:t>610.44 - 645.25 cents</w:t>
+              <w:t>611.15 - 645.25 cents</w:t>
             </w:r>
           </w:p>
         </w:tc>
@@ -11609,7 +11609,7 @@
         <w:t>Giá Chốt Phiên (Close):</w:t>
       </w:r>
       <w:r>
-        <w:t xml:space="preserve"> 535.25 cents | </w:t>
+        <w:t xml:space="preserve"> 541.00 cents | </w:t>
       </w:r>
       <w:r>
         <w:rPr>
@@ -11624,10 +11624,10 @@
         <w:rPr>
           <w:b/>
         </w:rPr>
-        <w:t>`537.27 cents`</w:t>
+        <w:t>`543.11 cents`</w:t>
       </w:r>
       <w:r>
-        <w:t xml:space="preserve"> (+2.02).</w:t>
+        <w:t xml:space="preserve"> (+2.11).</w:t>
       </w:r>
     </w:p>
     <w:p>
@@ -11648,7 +11648,7 @@
         <w:rPr>
           <w:b/>
         </w:rPr>
-        <w:t>`252,373`</w:t>
+        <w:t>`289,356`</w:t>
       </w:r>
       <w:r>
         <w:t xml:space="preserve"> (Chênh lệch: </w:t>
@@ -11657,7 +11657,7 @@
         <w:rPr>
           <w:b/>
         </w:rPr>
-        <w:t>`-49,147`</w:t>
+        <w:t>`-12,164`</w:t>
       </w:r>
       <w:r>
         <w:t xml:space="preserve">) | OI: </w:t>
@@ -11991,7 +11991,7 @@
               <w:rPr>
                 <w:b/>
               </w:rPr>
-              <w:t>96.55</w:t>
+              <w:t>95.43</w:t>
             </w:r>
           </w:p>
         </w:tc>
@@ -12022,7 +12022,7 @@
               <w:rPr>
                 <w:b/>
               </w:rPr>
-              <w:t>+0.96%</w:t>
+              <w:t>-0.21%</w:t>
             </w:r>
           </w:p>
         </w:tc>
@@ -12050,7 +12050,7 @@
             </w:pPr>
             <w:r/>
             <w:r>
-              <w:t>Giá dầu Tăng hỗ trợ biên lợi nhuận pha chế Ethanol, kéo theo nhu cầu ngô tích cực.</w:t>
+              <w:t>Giá dầu Giảm làm giảm biên lợi nhuận pha chế Ethanol, tạo sức ép lên nhu cầu ngô.</w:t>
             </w:r>
           </w:p>
         </w:tc>
@@ -12114,7 +12114,7 @@
               <w:rPr>
                 <w:b/>
               </w:rPr>
-              <w:t>98.98</w:t>
+              <w:t>98.90</w:t>
             </w:r>
           </w:p>
         </w:tc>
@@ -12145,7 +12145,7 @@
               <w:rPr>
                 <w:b/>
               </w:rPr>
-              <w:t>-0.58%</w:t>
+              <w:t>-0.66%</w:t>
             </w:r>
           </w:p>
         </w:tc>
@@ -12749,7 +12749,7 @@
         <w:t xml:space="preserve"> EMA_21 </w:t>
       </w:r>
       <w:r>
-        <w:t xml:space="preserve"> (535.64) &lt; </w:t>
+        <w:t xml:space="preserve"> (536.48) &lt; </w:t>
       </w:r>
       <w:r>
         <w:rPr>
@@ -12760,7 +12760,7 @@
         <w:t xml:space="preserve"> EMA_50 </w:t>
       </w:r>
       <w:r>
-        <w:t xml:space="preserve"> (537.34).</w:t>
+        <w:t xml:space="preserve"> (537.65).</w:t>
       </w:r>
     </w:p>
     <w:p>
@@ -12781,7 +12781,7 @@
         <w:rPr>
           <w:b/>
         </w:rPr>
-        <w:t>`47.98`</w:t>
+        <w:t>`56.49`</w:t>
       </w:r>
       <w:r>
         <w:t xml:space="preserve"> | ATR (14) = </w:t>
@@ -12790,7 +12790,7 @@
         <w:rPr>
           <w:b/>
         </w:rPr>
-        <w:t>`3.83`</w:t>
+        <w:t>`4.11`</w:t>
       </w:r>
       <w:r>
         <w:t xml:space="preserve"> cents | Volatility = </w:t>
@@ -12799,7 +12799,7 @@
         <w:rPr>
           <w:b/>
         </w:rPr>
-        <w:t>`4.00 cents`</w:t>
+        <w:t>`2.50 cents`</w:t>
       </w:r>
       <w:r>
         <w:t>.</w:t>
@@ -12823,7 +12823,7 @@
         <w:rPr>
           <w:b/>
         </w:rPr>
-        <w:t>`532.00`</w:t>
+        <w:t>`536.25`</w:t>
       </w:r>
       <w:r>
         <w:t xml:space="preserve"> | S2: </w:t>
@@ -12841,7 +12841,7 @@
         <w:rPr>
           <w:b/>
         </w:rPr>
-        <w:t>`537.50`</w:t>
+        <w:t>`543.75`</w:t>
       </w:r>
       <w:r>
         <w:t xml:space="preserve"> | R2: </w:t>
@@ -13584,7 +13584,7 @@
           <w:b/>
           <w:color w:val="15803D"/>
         </w:rPr>
-        <w:t>`532.00 - 535.64 cents (Canh mua vùng hỗ trợ)`</w:t>
+        <w:t>`536.25 - 536.48 cents (Canh mua vùng hỗ trợ)`</w:t>
       </w:r>
       <w:r>
         <w:t xml:space="preserve"> | SL: </w:t>
@@ -13593,7 +13593,7 @@
         <w:rPr>
           <w:b/>
         </w:rPr>
-        <w:t>`451.51 cents (Dưới cản S2 + 1.5x ATR)`</w:t>
+        <w:t>`451.08 cents (Dưới cản S2 + 1.5x ATR)`</w:t>
       </w:r>
       <w:r>
         <w:t xml:space="preserve"> | TP: </w:t>
@@ -13604,7 +13604,7 @@
           <w:color w:val="D97706"/>
           <w:sz w:val="19"/>
         </w:rPr>
-        <w:t xml:space="preserve"> 537.50 cents </w:t>
+        <w:t xml:space="preserve"> 543.75 cents </w:t>
       </w:r>
       <w:r>
         <w:t xml:space="preserve"> / </w:t>
@@ -13655,7 +13655,7 @@
         <w:rPr>
           <w:b/>
         </w:rPr>
-        <w:t>`530.50 - 532.00 cents`</w:t>
+        <w:t>`534.75 - 536.25 cents`</w:t>
       </w:r>
       <w:r>
         <w:t xml:space="preserve"> | SL: </w:t>
@@ -13664,7 +13664,7 @@
         <w:rPr>
           <w:b/>
         </w:rPr>
-        <w:t>`453.42 cents (Chống quét SL tuyệt đối)`</w:t>
+        <w:t>`453.14 cents (Chống quét SL tuyệt đối)`</w:t>
       </w:r>
       <w:r>
         <w:t xml:space="preserve"> | TP: </w:t>
@@ -13701,7 +13701,7 @@
         <w:rPr>
           <w:b/>
         </w:rPr>
-        <w:t>`537.50 - 539.00 cents`</w:t>
+        <w:t>`543.75 - 545.25 cents`</w:t>
       </w:r>
       <w:r>
         <w:t xml:space="preserve"> | SL: </w:t>
@@ -13710,7 +13710,7 @@
         <w:rPr>
           <w:b/>
         </w:rPr>
-        <w:t>`541.33 cents`</w:t>
+        <w:t>`547.86 cents`</w:t>
       </w:r>
       <w:r>
         <w:t xml:space="preserve"> | TP: </w:t>
@@ -13759,7 +13759,7 @@
         <w:rPr>
           <w:b/>
         </w:rPr>
-        <w:t>`441.93 - 457.25 cents`</w:t>
+        <w:t>`440.79 - 457.25 cents`</w:t>
       </w:r>
     </w:p>
     <w:p>
@@ -14166,7 +14166,7 @@
             </w:pPr>
             <w:r/>
             <w:r>
-              <w:t>535.25</w:t>
+              <w:t>541.00</w:t>
             </w:r>
           </w:p>
         </w:tc>
@@ -14194,7 +14194,7 @@
             </w:pPr>
             <w:r/>
             <w:r>
-              <w:t>539.00</w:t>
+              <w:t>544.75</w:t>
             </w:r>
           </w:p>
         </w:tc>
@@ -14222,7 +14222,7 @@
             </w:pPr>
             <w:r/>
             <w:r>
-              <w:t>532.00</w:t>
+              <w:t>537.75</w:t>
             </w:r>
           </w:p>
         </w:tc>
@@ -14253,7 +14253,7 @@
               <w:rPr>
                 <w:b/>
               </w:rPr>
-              <w:t>535.50</w:t>
+              <w:t>541.25</w:t>
             </w:r>
           </w:p>
         </w:tc>
@@ -14401,7 +14401,7 @@
             </w:pPr>
             <w:r/>
             <w:r>
-              <w:t>535.50</w:t>
+              <w:t>541.25</w:t>
             </w:r>
           </w:p>
         </w:tc>
@@ -14429,7 +14429,7 @@
             </w:pPr>
             <w:r/>
             <w:r>
-              <w:t>538.25</w:t>
+              <w:t>544.00</w:t>
             </w:r>
           </w:p>
         </w:tc>
@@ -14457,7 +14457,7 @@
             </w:pPr>
             <w:r/>
             <w:r>
-              <w:t>531.75</w:t>
+              <w:t>537.50</w:t>
             </w:r>
           </w:p>
         </w:tc>
@@ -14488,7 +14488,7 @@
               <w:rPr>
                 <w:b/>
               </w:rPr>
-              <w:t>535.00</w:t>
+              <w:t>540.75</w:t>
             </w:r>
           </w:p>
         </w:tc>
@@ -14636,7 +14636,7 @@
             </w:pPr>
             <w:r/>
             <w:r>
-              <w:t>535.00</w:t>
+              <w:t>540.75</w:t>
             </w:r>
           </w:p>
         </w:tc>
@@ -14664,7 +14664,7 @@
             </w:pPr>
             <w:r/>
             <w:r>
-              <w:t>538.00</w:t>
+              <w:t>543.75</w:t>
             </w:r>
           </w:p>
         </w:tc>
@@ -14692,7 +14692,7 @@
             </w:pPr>
             <w:r/>
             <w:r>
-              <w:t>531.00</w:t>
+              <w:t>536.75</w:t>
             </w:r>
           </w:p>
         </w:tc>
@@ -14723,7 +14723,7 @@
               <w:rPr>
                 <w:b/>
               </w:rPr>
-              <w:t>535.75</w:t>
+              <w:t>541.50</w:t>
             </w:r>
           </w:p>
         </w:tc>
@@ -14871,7 +14871,7 @@
             </w:pPr>
             <w:r/>
             <w:r>
-              <w:t>535.75</w:t>
+              <w:t>541.50</w:t>
             </w:r>
           </w:p>
         </w:tc>
@@ -14899,7 +14899,7 @@
             </w:pPr>
             <w:r/>
             <w:r>
-              <w:t>540.25</w:t>
+              <w:t>546.00</w:t>
             </w:r>
           </w:p>
         </w:tc>
@@ -14927,7 +14927,7 @@
             </w:pPr>
             <w:r/>
             <w:r>
-              <w:t>530.75</w:t>
+              <w:t>536.50</w:t>
             </w:r>
           </w:p>
         </w:tc>
@@ -14958,7 +14958,7 @@
               <w:rPr>
                 <w:b/>
               </w:rPr>
-              <w:t>536.50</w:t>
+              <w:t>542.25</w:t>
             </w:r>
           </w:p>
         </w:tc>
@@ -15106,7 +15106,7 @@
             </w:pPr>
             <w:r/>
             <w:r>
-              <w:t>536.50</w:t>
+              <w:t>542.25</w:t>
             </w:r>
           </w:p>
         </w:tc>
@@ -15134,7 +15134,7 @@
             </w:pPr>
             <w:r/>
             <w:r>
-              <w:t>542.00</w:t>
+              <w:t>547.75</w:t>
             </w:r>
           </w:p>
         </w:tc>
@@ -15162,7 +15162,7 @@
             </w:pPr>
             <w:r/>
             <w:r>
-              <w:t>530.25</w:t>
+              <w:t>536.00</w:t>
             </w:r>
           </w:p>
         </w:tc>
@@ -15193,7 +15193,7 @@
               <w:rPr>
                 <w:b/>
               </w:rPr>
-              <w:t>538.75</w:t>
+              <w:t>544.50</w:t>
             </w:r>
           </w:p>
         </w:tc>
@@ -15341,7 +15341,7 @@
             </w:pPr>
             <w:r/>
             <w:r>
-              <w:t>538.75</w:t>
+              <w:t>544.50</w:t>
             </w:r>
           </w:p>
         </w:tc>
@@ -15369,7 +15369,7 @@
             </w:pPr>
             <w:r/>
             <w:r>
-              <w:t>541.75</w:t>
+              <w:t>547.50</w:t>
             </w:r>
           </w:p>
         </w:tc>
@@ -15397,7 +15397,7 @@
             </w:pPr>
             <w:r/>
             <w:r>
-              <w:t>534.50</w:t>
+              <w:t>540.25</w:t>
             </w:r>
           </w:p>
         </w:tc>
@@ -15428,7 +15428,7 @@
               <w:rPr>
                 <w:b/>
               </w:rPr>
-              <w:t>539.00</w:t>
+              <w:t>544.75</w:t>
             </w:r>
           </w:p>
         </w:tc>
@@ -15576,7 +15576,7 @@
             </w:pPr>
             <w:r/>
             <w:r>
-              <w:t>539.00</w:t>
+              <w:t>544.75</w:t>
             </w:r>
           </w:p>
         </w:tc>
@@ -15604,7 +15604,7 @@
             </w:pPr>
             <w:r/>
             <w:r>
-              <w:t>542.25</w:t>
+              <w:t>548.00</w:t>
             </w:r>
           </w:p>
         </w:tc>
@@ -15632,7 +15632,7 @@
             </w:pPr>
             <w:r/>
             <w:r>
-              <w:t>532.50</w:t>
+              <w:t>538.25</w:t>
             </w:r>
           </w:p>
         </w:tc>
@@ -15663,7 +15663,7 @@
               <w:rPr>
                 <w:b/>
               </w:rPr>
-              <w:t>539.75</w:t>
+              <w:t>545.50</w:t>
             </w:r>
           </w:p>
         </w:tc>
@@ -15811,7 +15811,7 @@
             </w:pPr>
             <w:r/>
             <w:r>
-              <w:t>539.75</w:t>
+              <w:t>545.50</w:t>
             </w:r>
           </w:p>
         </w:tc>
@@ -15839,7 +15839,7 @@
             </w:pPr>
             <w:r/>
             <w:r>
-              <w:t>542.75</w:t>
+              <w:t>548.50</w:t>
             </w:r>
           </w:p>
         </w:tc>
@@ -15867,7 +15867,7 @@
             </w:pPr>
             <w:r/>
             <w:r>
-              <w:t>535.25</w:t>
+              <w:t>541.00</w:t>
             </w:r>
           </w:p>
         </w:tc>
@@ -15898,7 +15898,7 @@
               <w:rPr>
                 <w:b/>
               </w:rPr>
-              <w:t>539.25</w:t>
+              <w:t>545.00</w:t>
             </w:r>
           </w:p>
         </w:tc>
@@ -16046,7 +16046,7 @@
             </w:pPr>
             <w:r/>
             <w:r>
-              <w:t>539.25</w:t>
+              <w:t>545.00</w:t>
             </w:r>
           </w:p>
         </w:tc>
@@ -16074,7 +16074,7 @@
             </w:pPr>
             <w:r/>
             <w:r>
-              <w:t>543.25</w:t>
+              <w:t>549.00</w:t>
             </w:r>
           </w:p>
         </w:tc>
@@ -16102,7 +16102,7 @@
             </w:pPr>
             <w:r/>
             <w:r>
-              <w:t>533.50</w:t>
+              <w:t>539.25</w:t>
             </w:r>
           </w:p>
         </w:tc>
@@ -16133,7 +16133,7 @@
               <w:rPr>
                 <w:b/>
               </w:rPr>
-              <w:t>539.75</w:t>
+              <w:t>545.50</w:t>
             </w:r>
           </w:p>
         </w:tc>
@@ -16281,7 +16281,7 @@
             </w:pPr>
             <w:r/>
             <w:r>
-              <w:t>539.75</w:t>
+              <w:t>545.50</w:t>
             </w:r>
           </w:p>
         </w:tc>
@@ -16309,7 +16309,7 @@
             </w:pPr>
             <w:r/>
             <w:r>
-              <w:t>542.25</w:t>
+              <w:t>548.00</w:t>
             </w:r>
           </w:p>
         </w:tc>
@@ -16337,7 +16337,7 @@
             </w:pPr>
             <w:r/>
             <w:r>
-              <w:t>536.50</w:t>
+              <w:t>542.25</w:t>
             </w:r>
           </w:p>
         </w:tc>
@@ -16368,7 +16368,7 @@
               <w:rPr>
                 <w:b/>
               </w:rPr>
-              <w:t>540.25</w:t>
+              <w:t>546.00</w:t>
             </w:r>
           </w:p>
         </w:tc>
@@ -16516,7 +16516,7 @@
             </w:pPr>
             <w:r/>
             <w:r>
-              <w:t>540.25</w:t>
+              <w:t>546.00</w:t>
             </w:r>
           </w:p>
         </w:tc>
@@ -16544,7 +16544,7 @@
             </w:pPr>
             <w:r/>
             <w:r>
-              <w:t>543.75</w:t>
+              <w:t>549.50</w:t>
             </w:r>
           </w:p>
         </w:tc>
@@ -16572,7 +16572,7 @@
             </w:pPr>
             <w:r/>
             <w:r>
-              <w:t>534.25</w:t>
+              <w:t>540.00</w:t>
             </w:r>
           </w:p>
         </w:tc>
@@ -16603,7 +16603,7 @@
               <w:rPr>
                 <w:b/>
               </w:rPr>
-              <w:t>541.25</w:t>
+              <w:t>547.00</w:t>
             </w:r>
           </w:p>
         </w:tc>
@@ -16751,7 +16751,7 @@
             </w:pPr>
             <w:r/>
             <w:r>
-              <w:t>541.25</w:t>
+              <w:t>547.00</w:t>
             </w:r>
           </w:p>
         </w:tc>
@@ -16779,7 +16779,7 @@
             </w:pPr>
             <w:r/>
             <w:r>
-              <w:t>544.00</w:t>
+              <w:t>549.75</w:t>
             </w:r>
           </w:p>
         </w:tc>
@@ -16807,7 +16807,7 @@
             </w:pPr>
             <w:r/>
             <w:r>
-              <w:t>538.75</w:t>
+              <w:t>544.50</w:t>
             </w:r>
           </w:p>
         </w:tc>
@@ -16838,7 +16838,7 @@
               <w:rPr>
                 <w:b/>
               </w:rPr>
-              <w:t>541.25</w:t>
+              <w:t>547.00</w:t>
             </w:r>
           </w:p>
         </w:tc>
@@ -16986,7 +16986,7 @@
             </w:pPr>
             <w:r/>
             <w:r>
-              <w:t>541.25</w:t>
+              <w:t>547.00</w:t>
             </w:r>
           </w:p>
         </w:tc>
@@ -17014,7 +17014,7 @@
             </w:pPr>
             <w:r/>
             <w:r>
-              <w:t>544.00</w:t>
+              <w:t>549.75</w:t>
             </w:r>
           </w:p>
         </w:tc>
@@ -17042,7 +17042,7 @@
             </w:pPr>
             <w:r/>
             <w:r>
-              <w:t>538.75</w:t>
+              <w:t>544.50</w:t>
             </w:r>
           </w:p>
         </w:tc>
@@ -17073,7 +17073,7 @@
               <w:rPr>
                 <w:b/>
               </w:rPr>
-              <w:t>540.75</w:t>
+              <w:t>546.50</w:t>
             </w:r>
           </w:p>
         </w:tc>
@@ -17221,7 +17221,7 @@
             </w:pPr>
             <w:r/>
             <w:r>
-              <w:t>540.75</w:t>
+              <w:t>546.50</w:t>
             </w:r>
           </w:p>
         </w:tc>
@@ -17249,7 +17249,7 @@
             </w:pPr>
             <w:r/>
             <w:r>
-              <w:t>543.75</w:t>
+              <w:t>549.50</w:t>
             </w:r>
           </w:p>
         </w:tc>
@@ -17277,7 +17277,7 @@
             </w:pPr>
             <w:r/>
             <w:r>
-              <w:t>537.50</w:t>
+              <w:t>543.25</w:t>
             </w:r>
           </w:p>
         </w:tc>
@@ -17308,7 +17308,7 @@
               <w:rPr>
                 <w:b/>
               </w:rPr>
-              <w:t>540.50</w:t>
+              <w:t>546.25</w:t>
             </w:r>
           </w:p>
         </w:tc>
@@ -17456,7 +17456,7 @@
             </w:pPr>
             <w:r/>
             <w:r>
-              <w:t>540.50</w:t>
+              <w:t>546.25</w:t>
             </w:r>
           </w:p>
         </w:tc>
@@ -17484,7 +17484,7 @@
             </w:pPr>
             <w:r/>
             <w:r>
-              <w:t>544.50</w:t>
+              <w:t>550.25</w:t>
             </w:r>
           </w:p>
         </w:tc>
@@ -17512,7 +17512,7 @@
             </w:pPr>
             <w:r/>
             <w:r>
-              <w:t>535.25</w:t>
+              <w:t>541.00</w:t>
             </w:r>
           </w:p>
         </w:tc>
@@ -17543,7 +17543,7 @@
               <w:rPr>
                 <w:b/>
               </w:rPr>
-              <w:t>541.00</w:t>
+              <w:t>546.75</w:t>
             </w:r>
           </w:p>
         </w:tc>
@@ -17691,7 +17691,7 @@
             </w:pPr>
             <w:r/>
             <w:r>
-              <w:t>541.00</w:t>
+              <w:t>546.75</w:t>
             </w:r>
           </w:p>
         </w:tc>
@@ -17719,7 +17719,7 @@
             </w:pPr>
             <w:r/>
             <w:r>
-              <w:t>545.75</w:t>
+              <w:t>551.50</w:t>
             </w:r>
           </w:p>
         </w:tc>
@@ -17747,7 +17747,7 @@
             </w:pPr>
             <w:r/>
             <w:r>
-              <w:t>534.00</w:t>
+              <w:t>539.75</w:t>
             </w:r>
           </w:p>
         </w:tc>
@@ -17778,7 +17778,7 @@
               <w:rPr>
                 <w:b/>
               </w:rPr>
-              <w:t>543.00</w:t>
+              <w:t>548.75</w:t>
             </w:r>
           </w:p>
         </w:tc>
@@ -17926,7 +17926,7 @@
             </w:pPr>
             <w:r/>
             <w:r>
-              <w:t>543.00</w:t>
+              <w:t>548.75</w:t>
             </w:r>
           </w:p>
         </w:tc>
@@ -17954,7 +17954,7 @@
             </w:pPr>
             <w:r/>
             <w:r>
-              <w:t>551.00</w:t>
+              <w:t>556.75</w:t>
             </w:r>
           </w:p>
         </w:tc>
@@ -17982,7 +17982,7 @@
             </w:pPr>
             <w:r/>
             <w:r>
-              <w:t>536.00</w:t>
+              <w:t>541.75</w:t>
             </w:r>
           </w:p>
         </w:tc>
@@ -18013,7 +18013,7 @@
               <w:rPr>
                 <w:b/>
               </w:rPr>
-              <w:t>544.50</w:t>
+              <w:t>550.25</w:t>
             </w:r>
           </w:p>
         </w:tc>
@@ -18161,7 +18161,7 @@
             </w:pPr>
             <w:r/>
             <w:r>
-              <w:t>544.50</w:t>
+              <w:t>550.25</w:t>
             </w:r>
           </w:p>
         </w:tc>
@@ -18189,7 +18189,7 @@
             </w:pPr>
             <w:r/>
             <w:r>
-              <w:t>549.00</w:t>
+              <w:t>554.75</w:t>
             </w:r>
           </w:p>
         </w:tc>
@@ -18217,7 +18217,7 @@
             </w:pPr>
             <w:r/>
             <w:r>
-              <w:t>540.25</w:t>
+              <w:t>546.00</w:t>
             </w:r>
           </w:p>
         </w:tc>
@@ -18248,7 +18248,7 @@
               <w:rPr>
                 <w:b/>
               </w:rPr>
-              <w:t>544.00</w:t>
+              <w:t>549.75</w:t>
             </w:r>
           </w:p>
         </w:tc>
@@ -18396,7 +18396,7 @@
             </w:pPr>
             <w:r/>
             <w:r>
-              <w:t>544.00</w:t>
+              <w:t>549.75</w:t>
             </w:r>
           </w:p>
         </w:tc>
@@ -18424,7 +18424,7 @@
             </w:pPr>
             <w:r/>
             <w:r>
-              <w:t>546.25</w:t>
+              <w:t>552.00</w:t>
             </w:r>
           </w:p>
         </w:tc>
@@ -18452,7 +18452,7 @@
             </w:pPr>
             <w:r/>
             <w:r>
-              <w:t>541.25</w:t>
+              <w:t>547.00</w:t>
             </w:r>
           </w:p>
         </w:tc>
@@ -18483,7 +18483,7 @@
               <w:rPr>
                 <w:b/>
               </w:rPr>
-              <w:t>543.75</w:t>
+              <w:t>549.50</w:t>
             </w:r>
           </w:p>
         </w:tc>
@@ -18631,7 +18631,7 @@
             </w:pPr>
             <w:r/>
             <w:r>
-              <w:t>543.75</w:t>
+              <w:t>549.50</w:t>
             </w:r>
           </w:p>
         </w:tc>
@@ -18659,7 +18659,7 @@
             </w:pPr>
             <w:r/>
             <w:r>
-              <w:t>545.75</w:t>
+              <w:t>551.50</w:t>
             </w:r>
           </w:p>
         </w:tc>
@@ -18687,7 +18687,7 @@
             </w:pPr>
             <w:r/>
             <w:r>
-              <w:t>539.25</w:t>
+              <w:t>545.00</w:t>
             </w:r>
           </w:p>
         </w:tc>
@@ -18718,7 +18718,7 @@
               <w:rPr>
                 <w:b/>
               </w:rPr>
-              <w:t>544.00</w:t>
+              <w:t>549.75</w:t>
             </w:r>
           </w:p>
         </w:tc>
@@ -18866,7 +18866,7 @@
             </w:pPr>
             <w:r/>
             <w:r>
-              <w:t>544.00</w:t>
+              <w:t>549.75</w:t>
             </w:r>
           </w:p>
         </w:tc>
@@ -18894,7 +18894,7 @@
             </w:pPr>
             <w:r/>
             <w:r>
-              <w:t>547.75</w:t>
+              <w:t>553.50</w:t>
             </w:r>
           </w:p>
         </w:tc>
@@ -18922,7 +18922,7 @@
             </w:pPr>
             <w:r/>
             <w:r>
-              <w:t>541.25</w:t>
+              <w:t>547.00</w:t>
             </w:r>
           </w:p>
         </w:tc>
@@ -18953,7 +18953,7 @@
               <w:rPr>
                 <w:b/>
               </w:rPr>
-              <w:t>544.50</w:t>
+              <w:t>550.25</w:t>
             </w:r>
           </w:p>
         </w:tc>
@@ -19101,7 +19101,7 @@
             </w:pPr>
             <w:r/>
             <w:r>
-              <w:t>544.50</w:t>
+              <w:t>550.25</w:t>
             </w:r>
           </w:p>
         </w:tc>
@@ -19129,7 +19129,7 @@
             </w:pPr>
             <w:r/>
             <w:r>
-              <w:t>547.50</w:t>
+              <w:t>553.25</w:t>
             </w:r>
           </w:p>
         </w:tc>
@@ -19157,7 +19157,7 @@
             </w:pPr>
             <w:r/>
             <w:r>
-              <w:t>540.00</w:t>
+              <w:t>545.75</w:t>
             </w:r>
           </w:p>
         </w:tc>
@@ -19188,7 +19188,7 @@
               <w:rPr>
                 <w:b/>
               </w:rPr>
-              <w:t>544.75</w:t>
+              <w:t>550.50</w:t>
             </w:r>
           </w:p>
         </w:tc>
@@ -19336,7 +19336,7 @@
             </w:pPr>
             <w:r/>
             <w:r>
-              <w:t>544.75</w:t>
+              <w:t>550.50</w:t>
             </w:r>
           </w:p>
         </w:tc>
@@ -19364,7 +19364,7 @@
             </w:pPr>
             <w:r/>
             <w:r>
-              <w:t>549.00</w:t>
+              <w:t>554.75</w:t>
             </w:r>
           </w:p>
         </w:tc>
@@ -19392,7 +19392,7 @@
             </w:pPr>
             <w:r/>
             <w:r>
-              <w:t>541.50</w:t>
+              <w:t>547.25</w:t>
             </w:r>
           </w:p>
         </w:tc>
@@ -19423,7 +19423,7 @@
               <w:rPr>
                 <w:b/>
               </w:rPr>
-              <w:t>545.50</w:t>
+              <w:t>551.25</w:t>
             </w:r>
           </w:p>
         </w:tc>
@@ -19571,7 +19571,7 @@
             </w:pPr>
             <w:r/>
             <w:r>
-              <w:t>545.50</w:t>
+              <w:t>551.25</w:t>
             </w:r>
           </w:p>
         </w:tc>
@@ -19599,7 +19599,7 @@
             </w:pPr>
             <w:r/>
             <w:r>
-              <w:t>549.00</w:t>
+              <w:t>554.75</w:t>
             </w:r>
           </w:p>
         </w:tc>
@@ -19627,7 +19627,7 @@
             </w:pPr>
             <w:r/>
             <w:r>
-              <w:t>543.25</w:t>
+              <w:t>549.00</w:t>
             </w:r>
           </w:p>
         </w:tc>
@@ -19658,7 +19658,7 @@
               <w:rPr>
                 <w:b/>
               </w:rPr>
-              <w:t>545.50</w:t>
+              <w:t>551.25</w:t>
             </w:r>
           </w:p>
         </w:tc>
@@ -19806,7 +19806,7 @@
             </w:pPr>
             <w:r/>
             <w:r>
-              <w:t>545.50</w:t>
+              <w:t>551.25</w:t>
             </w:r>
           </w:p>
         </w:tc>
@@ -19834,7 +19834,7 @@
             </w:pPr>
             <w:r/>
             <w:r>
-              <w:t>549.25</w:t>
+              <w:t>555.00</w:t>
             </w:r>
           </w:p>
         </w:tc>
@@ -19862,7 +19862,7 @@
             </w:pPr>
             <w:r/>
             <w:r>
-              <w:t>542.00</w:t>
+              <w:t>547.75</w:t>
             </w:r>
           </w:p>
         </w:tc>
@@ -19893,7 +19893,7 @@
               <w:rPr>
                 <w:b/>
               </w:rPr>
-              <w:t>545.25</w:t>
+              <w:t>551.00</w:t>
             </w:r>
           </w:p>
         </w:tc>
@@ -20041,7 +20041,7 @@
             </w:pPr>
             <w:r/>
             <w:r>
-              <w:t>545.25</w:t>
+              <w:t>551.00</w:t>
             </w:r>
           </w:p>
         </w:tc>
@@ -20069,7 +20069,7 @@
             </w:pPr>
             <w:r/>
             <w:r>
-              <w:t>548.75</w:t>
+              <w:t>554.50</w:t>
             </w:r>
           </w:p>
         </w:tc>
@@ -20097,7 +20097,7 @@
             </w:pPr>
             <w:r/>
             <w:r>
-              <w:t>542.00</w:t>
+              <w:t>547.75</w:t>
             </w:r>
           </w:p>
         </w:tc>
@@ -20128,7 +20128,7 @@
               <w:rPr>
                 <w:b/>
               </w:rPr>
-              <w:t>545.00</w:t>
+              <w:t>550.75</w:t>
             </w:r>
           </w:p>
         </w:tc>
@@ -20276,7 +20276,7 @@
             </w:pPr>
             <w:r/>
             <w:r>
-              <w:t>545.00</w:t>
+              <w:t>550.75</w:t>
             </w:r>
           </w:p>
         </w:tc>
@@ -20304,7 +20304,7 @@
             </w:pPr>
             <w:r/>
             <w:r>
-              <w:t>548.00</w:t>
+              <w:t>553.75</w:t>
             </w:r>
           </w:p>
         </w:tc>
@@ -20332,7 +20332,7 @@
             </w:pPr>
             <w:r/>
             <w:r>
-              <w:t>542.25</w:t>
+              <w:t>548.00</w:t>
             </w:r>
           </w:p>
         </w:tc>
@@ -20363,7 +20363,7 @@
               <w:rPr>
                 <w:b/>
               </w:rPr>
-              <w:t>545.25</w:t>
+              <w:t>551.00</w:t>
             </w:r>
           </w:p>
         </w:tc>
@@ -20511,7 +20511,7 @@
             </w:pPr>
             <w:r/>
             <w:r>
-              <w:t>545.25</w:t>
+              <w:t>551.00</w:t>
             </w:r>
           </w:p>
         </w:tc>
@@ -20539,7 +20539,7 @@
             </w:pPr>
             <w:r/>
             <w:r>
-              <w:t>548.25</w:t>
+              <w:t>554.00</w:t>
             </w:r>
           </w:p>
         </w:tc>
@@ -20567,7 +20567,7 @@
             </w:pPr>
             <w:r/>
             <w:r>
-              <w:t>542.50</w:t>
+              <w:t>548.25</w:t>
             </w:r>
           </w:p>
         </w:tc>
@@ -20598,7 +20598,7 @@
               <w:rPr>
                 <w:b/>
               </w:rPr>
-              <w:t>545.25</w:t>
+              <w:t>551.00</w:t>
             </w:r>
           </w:p>
         </w:tc>
@@ -20746,7 +20746,7 @@
             </w:pPr>
             <w:r/>
             <w:r>
-              <w:t>545.25</w:t>
+              <w:t>551.00</w:t>
             </w:r>
           </w:p>
         </w:tc>
@@ -20774,7 +20774,7 @@
             </w:pPr>
             <w:r/>
             <w:r>
-              <w:t>549.25</w:t>
+              <w:t>555.00</w:t>
             </w:r>
           </w:p>
         </w:tc>
@@ -20802,7 +20802,7 @@
             </w:pPr>
             <w:r/>
             <w:r>
-              <w:t>541.75</w:t>
+              <w:t>547.50</w:t>
             </w:r>
           </w:p>
         </w:tc>
@@ -20833,7 +20833,7 @@
               <w:rPr>
                 <w:b/>
               </w:rPr>
-              <w:t>545.75</w:t>
+              <w:t>551.50</w:t>
             </w:r>
           </w:p>
         </w:tc>
@@ -20981,7 +20981,7 @@
             </w:pPr>
             <w:r/>
             <w:r>
-              <w:t>545.75</w:t>
+              <w:t>551.50</w:t>
             </w:r>
           </w:p>
         </w:tc>
@@ -21009,7 +21009,7 @@
             </w:pPr>
             <w:r/>
             <w:r>
-              <w:t>549.75</w:t>
+              <w:t>555.50</w:t>
             </w:r>
           </w:p>
         </w:tc>
@@ -21037,7 +21037,7 @@
             </w:pPr>
             <w:r/>
             <w:r>
-              <w:t>544.00</w:t>
+              <w:t>549.75</w:t>
             </w:r>
           </w:p>
         </w:tc>
@@ -21068,7 +21068,7 @@
               <w:rPr>
                 <w:b/>
               </w:rPr>
-              <w:t>545.50</w:t>
+              <w:t>551.25</w:t>
             </w:r>
           </w:p>
         </w:tc>
@@ -21791,7 +21791,7 @@
         <w:t>Giá Chốt Phiên (Close):</w:t>
       </w:r>
       <w:r>
-        <w:t xml:space="preserve"> 745.50 cents | </w:t>
+        <w:t xml:space="preserve"> 751.50 cents | </w:t>
       </w:r>
       <w:r>
         <w:rPr>
@@ -21806,10 +21806,10 @@
         <w:rPr>
           <w:b/>
         </w:rPr>
-        <w:t>`749.57 cents`</w:t>
+        <w:t>`755.61 cents`</w:t>
       </w:r>
       <w:r>
-        <w:t xml:space="preserve"> (+4.07).</w:t>
+        <w:t xml:space="preserve"> (+4.11).</w:t>
       </w:r>
     </w:p>
     <w:p>
@@ -21830,7 +21830,7 @@
         <w:rPr>
           <w:b/>
         </w:rPr>
-        <w:t>`111,431`</w:t>
+        <w:t>`125,422`</w:t>
       </w:r>
       <w:r>
         <w:t xml:space="preserve"> (Chênh lệch: </w:t>
@@ -21839,7 +21839,7 @@
         <w:rPr>
           <w:b/>
         </w:rPr>
-        <w:t>`+9,963`</w:t>
+        <w:t>`+23,954`</w:t>
       </w:r>
       <w:r>
         <w:t xml:space="preserve">) | OI: </w:t>
@@ -22173,7 +22173,7 @@
               <w:rPr>
                 <w:b/>
               </w:rPr>
-              <w:t>96.55</w:t>
+              <w:t>95.43</w:t>
             </w:r>
           </w:p>
         </w:tc>
@@ -22204,7 +22204,7 @@
               <w:rPr>
                 <w:b/>
               </w:rPr>
-              <w:t>+0.96%</w:t>
+              <w:t>-0.21%</w:t>
             </w:r>
           </w:p>
         </w:tc>
@@ -22232,7 +22232,7 @@
             </w:pPr>
             <w:r/>
             <w:r>
-              <w:t>Giá dầu Tăng tăng premium rủi ro địa chính trị và logistics Biển Đen, hỗ trợ giá lúa mì.</w:t>
+              <w:t>Giá dầu Giảm giảm bớt premium rủi ro địa chính trị, tạo áp lực chốt lời lúa mì.</w:t>
             </w:r>
           </w:p>
         </w:tc>
@@ -22296,7 +22296,7 @@
               <w:rPr>
                 <w:b/>
               </w:rPr>
-              <w:t>98.98</w:t>
+              <w:t>98.90</w:t>
             </w:r>
           </w:p>
         </w:tc>
@@ -22327,7 +22327,7 @@
               <w:rPr>
                 <w:b/>
               </w:rPr>
-              <w:t>-0.58%</w:t>
+              <w:t>-0.66%</w:t>
             </w:r>
           </w:p>
         </w:tc>
@@ -22941,7 +22941,7 @@
         <w:t xml:space="preserve"> EMA_21 </w:t>
       </w:r>
       <w:r>
-        <w:t xml:space="preserve"> (756.78) &lt; </w:t>
+        <w:t xml:space="preserve"> (756.73) &lt; </w:t>
       </w:r>
       <w:r>
         <w:rPr>
@@ -22952,7 +22952,7 @@
         <w:t xml:space="preserve"> EMA_50 </w:t>
       </w:r>
       <w:r>
-        <w:t xml:space="preserve"> (764.59).</w:t>
+        <w:t xml:space="preserve"> (764.27).</w:t>
       </w:r>
     </w:p>
     <w:p>
@@ -22973,7 +22973,7 @@
         <w:rPr>
           <w:b/>
         </w:rPr>
-        <w:t>`38.06`</w:t>
+        <w:t>`43.42`</w:t>
       </w:r>
       <w:r>
         <w:t xml:space="preserve"> | ATR (14) = </w:t>
@@ -22982,7 +22982,7 @@
         <w:rPr>
           <w:b/>
         </w:rPr>
-        <w:t>`8.70`</w:t>
+        <w:t>`8.53`</w:t>
       </w:r>
       <w:r>
         <w:t xml:space="preserve"> cents | Volatility = </w:t>
@@ -22991,7 +22991,7 @@
         <w:rPr>
           <w:b/>
         </w:rPr>
-        <w:t>`8.25 cents`</w:t>
+        <w:t>`3.25 cents`</w:t>
       </w:r>
       <w:r>
         <w:t>.</w:t>
@@ -23015,7 +23015,7 @@
         <w:rPr>
           <w:b/>
         </w:rPr>
-        <w:t>`710.50`</w:t>
+        <w:t>`743.50`</w:t>
       </w:r>
       <w:r>
         <w:t xml:space="preserve"> | S2: </w:t>
@@ -23766,7 +23766,7 @@
           <w:b/>
           <w:color w:val="B91C1C"/>
         </w:rPr>
-        <w:t>`756.78 - 764.59 cents (Canh bán hồi kỹ thuật H1)`</w:t>
+        <w:t>`756.73 - 764.27 cents (Canh bán hồi kỹ thuật H1)`</w:t>
       </w:r>
       <w:r>
         <w:t xml:space="preserve"> | SL: </w:t>
@@ -23775,7 +23775,7 @@
         <w:rPr>
           <w:b/>
         </w:rPr>
-        <w:t>`808.06 cents (Trên kháng cự R2 + 1.5x ATR)`</w:t>
+        <w:t>`807.79 cents (Trên kháng cự R2 + 1.5x ATR)`</w:t>
       </w:r>
       <w:r>
         <w:t xml:space="preserve"> | TP: </w:t>
@@ -23786,7 +23786,7 @@
           <w:color w:val="D97706"/>
           <w:sz w:val="19"/>
         </w:rPr>
-        <w:t xml:space="preserve"> 710.50 cents </w:t>
+        <w:t xml:space="preserve"> 743.50 cents </w:t>
       </w:r>
       <w:r>
         <w:t xml:space="preserve"> / </w:t>
@@ -23837,7 +23837,7 @@
         <w:rPr>
           <w:b/>
         </w:rPr>
-        <w:t>`708.50 - 710.50 cents`</w:t>
+        <w:t>`741.50 - 743.50 cents`</w:t>
       </w:r>
       <w:r>
         <w:t xml:space="preserve"> | SL: </w:t>
@@ -23846,7 +23846,7 @@
         <w:rPr>
           <w:b/>
         </w:rPr>
-        <w:t>`636.55 cents`</w:t>
+        <w:t>`636.72 cents`</w:t>
       </w:r>
       <w:r>
         <w:t xml:space="preserve"> | TP: </w:t>
@@ -23892,7 +23892,7 @@
         <w:rPr>
           <w:b/>
         </w:rPr>
-        <w:t>`766.70 cents`</w:t>
+        <w:t>`766.53 cents`</w:t>
       </w:r>
       <w:r>
         <w:t xml:space="preserve"> | TP: </w:t>
@@ -23941,7 +23941,7 @@
         <w:rPr>
           <w:b/>
         </w:rPr>
-        <w:t>`610.44 - 645.25 cents`</w:t>
+        <w:t>`611.15 - 645.25 cents`</w:t>
       </w:r>
     </w:p>
     <w:p>
@@ -24348,7 +24348,7 @@
             </w:pPr>
             <w:r/>
             <w:r>
-              <w:t>745.50</w:t>
+              <w:t>751.50</w:t>
             </w:r>
           </w:p>
         </w:tc>
@@ -24376,7 +24376,7 @@
             </w:pPr>
             <w:r/>
             <w:r>
-              <w:t>756.75</w:t>
+              <w:t>762.75</w:t>
             </w:r>
           </w:p>
         </w:tc>
@@ -24404,7 +24404,7 @@
             </w:pPr>
             <w:r/>
             <w:r>
-              <w:t>740.00</w:t>
+              <w:t>746.00</w:t>
             </w:r>
           </w:p>
         </w:tc>
@@ -24435,7 +24435,7 @@
               <w:rPr>
                 <w:b/>
               </w:rPr>
-              <w:t>744.75</w:t>
+              <w:t>750.75</w:t>
             </w:r>
           </w:p>
         </w:tc>
@@ -24583,7 +24583,7 @@
             </w:pPr>
             <w:r/>
             <w:r>
-              <w:t>744.75</w:t>
+              <w:t>750.75</w:t>
             </w:r>
           </w:p>
         </w:tc>
@@ -24611,7 +24611,7 @@
             </w:pPr>
             <w:r/>
             <w:r>
-              <w:t>752.25</w:t>
+              <w:t>758.25</w:t>
             </w:r>
           </w:p>
         </w:tc>
@@ -24639,7 +24639,7 @@
             </w:pPr>
             <w:r/>
             <w:r>
-              <w:t>738.75</w:t>
+              <w:t>744.75</w:t>
             </w:r>
           </w:p>
         </w:tc>
@@ -24670,7 +24670,7 @@
               <w:rPr>
                 <w:b/>
               </w:rPr>
-              <w:t>744.25</w:t>
+              <w:t>750.25</w:t>
             </w:r>
           </w:p>
         </w:tc>
@@ -24818,7 +24818,7 @@
             </w:pPr>
             <w:r/>
             <w:r>
-              <w:t>744.25</w:t>
+              <w:t>750.25</w:t>
             </w:r>
           </w:p>
         </w:tc>
@@ -24846,7 +24846,7 @@
             </w:pPr>
             <w:r/>
             <w:r>
-              <w:t>758.00</w:t>
+              <w:t>764.00</w:t>
             </w:r>
           </w:p>
         </w:tc>
@@ -24874,7 +24874,7 @@
             </w:pPr>
             <w:r/>
             <w:r>
-              <w:t>729.50</w:t>
+              <w:t>735.50</w:t>
             </w:r>
           </w:p>
         </w:tc>
@@ -24905,7 +24905,7 @@
               <w:rPr>
                 <w:b/>
               </w:rPr>
-              <w:t>746.25</w:t>
+              <w:t>752.25</w:t>
             </w:r>
           </w:p>
         </w:tc>
@@ -25053,7 +25053,7 @@
             </w:pPr>
             <w:r/>
             <w:r>
-              <w:t>746.25</w:t>
+              <w:t>752.25</w:t>
             </w:r>
           </w:p>
         </w:tc>
@@ -25081,7 +25081,7 @@
             </w:pPr>
             <w:r/>
             <w:r>
-              <w:t>759.50</w:t>
+              <w:t>765.50</w:t>
             </w:r>
           </w:p>
         </w:tc>
@@ -25109,7 +25109,7 @@
             </w:pPr>
             <w:r/>
             <w:r>
-              <w:t>738.00</w:t>
+              <w:t>744.00</w:t>
             </w:r>
           </w:p>
         </w:tc>
@@ -25140,7 +25140,7 @@
               <w:rPr>
                 <w:b/>
               </w:rPr>
-              <w:t>747.50</w:t>
+              <w:t>753.50</w:t>
             </w:r>
           </w:p>
         </w:tc>
@@ -25288,7 +25288,7 @@
             </w:pPr>
             <w:r/>
             <w:r>
-              <w:t>747.50</w:t>
+              <w:t>753.50</w:t>
             </w:r>
           </w:p>
         </w:tc>
@@ -25316,7 +25316,7 @@
             </w:pPr>
             <w:r/>
             <w:r>
-              <w:t>764.00</w:t>
+              <w:t>770.00</w:t>
             </w:r>
           </w:p>
         </w:tc>
@@ -25344,7 +25344,7 @@
             </w:pPr>
             <w:r/>
             <w:r>
-              <w:t>737.00</w:t>
+              <w:t>743.00</w:t>
             </w:r>
           </w:p>
         </w:tc>
@@ -25375,7 +25375,7 @@
               <w:rPr>
                 <w:b/>
               </w:rPr>
-              <w:t>752.00</w:t>
+              <w:t>758.00</w:t>
             </w:r>
           </w:p>
         </w:tc>
@@ -25523,7 +25523,7 @@
             </w:pPr>
             <w:r/>
             <w:r>
-              <w:t>752.00</w:t>
+              <w:t>758.00</w:t>
             </w:r>
           </w:p>
         </w:tc>
@@ -25551,7 +25551,7 @@
             </w:pPr>
             <w:r/>
             <w:r>
-              <w:t>759.75</w:t>
+              <w:t>765.75</w:t>
             </w:r>
           </w:p>
         </w:tc>
@@ -25579,7 +25579,7 @@
             </w:pPr>
             <w:r/>
             <w:r>
-              <w:t>741.00</w:t>
+              <w:t>747.00</w:t>
             </w:r>
           </w:p>
         </w:tc>
@@ -25610,7 +25610,7 @@
               <w:rPr>
                 <w:b/>
               </w:rPr>
-              <w:t>753.25</w:t>
+              <w:t>759.25</w:t>
             </w:r>
           </w:p>
         </w:tc>
@@ -25758,7 +25758,7 @@
             </w:pPr>
             <w:r/>
             <w:r>
-              <w:t>753.25</w:t>
+              <w:t>759.25</w:t>
             </w:r>
           </w:p>
         </w:tc>
@@ -25786,7 +25786,7 @@
             </w:pPr>
             <w:r/>
             <w:r>
-              <w:t>761.50</w:t>
+              <w:t>767.50</w:t>
             </w:r>
           </w:p>
         </w:tc>
@@ -25814,7 +25814,7 @@
             </w:pPr>
             <w:r/>
             <w:r>
-              <w:t>742.75</w:t>
+              <w:t>748.75</w:t>
             </w:r>
           </w:p>
         </w:tc>
@@ -25845,7 +25845,7 @@
               <w:rPr>
                 <w:b/>
               </w:rPr>
-              <w:t>755.00</w:t>
+              <w:t>761.00</w:t>
             </w:r>
           </w:p>
         </w:tc>
@@ -25993,7 +25993,7 @@
             </w:pPr>
             <w:r/>
             <w:r>
-              <w:t>755.00</w:t>
+              <w:t>761.00</w:t>
             </w:r>
           </w:p>
         </w:tc>
@@ -26021,7 +26021,7 @@
             </w:pPr>
             <w:r/>
             <w:r>
-              <w:t>767.25</w:t>
+              <w:t>773.25</w:t>
             </w:r>
           </w:p>
         </w:tc>
@@ -26049,7 +26049,7 @@
             </w:pPr>
             <w:r/>
             <w:r>
-              <w:t>745.25</w:t>
+              <w:t>751.25</w:t>
             </w:r>
           </w:p>
         </w:tc>
@@ -26080,7 +26080,7 @@
               <w:rPr>
                 <w:b/>
               </w:rPr>
-              <w:t>754.00</w:t>
+              <w:t>760.00</w:t>
             </w:r>
           </w:p>
         </w:tc>
@@ -26228,7 +26228,7 @@
             </w:pPr>
             <w:r/>
             <w:r>
-              <w:t>754.00</w:t>
+              <w:t>760.00</w:t>
             </w:r>
           </w:p>
         </w:tc>
@@ -26256,7 +26256,7 @@
             </w:pPr>
             <w:r/>
             <w:r>
-              <w:t>764.50</w:t>
+              <w:t>770.50</w:t>
             </w:r>
           </w:p>
         </w:tc>
@@ -26284,7 +26284,7 @@
             </w:pPr>
             <w:r/>
             <w:r>
-              <w:t>739.25</w:t>
+              <w:t>745.25</w:t>
             </w:r>
           </w:p>
         </w:tc>
@@ -26315,7 +26315,7 @@
               <w:rPr>
                 <w:b/>
               </w:rPr>
-              <w:t>756.25</w:t>
+              <w:t>762.25</w:t>
             </w:r>
           </w:p>
         </w:tc>
@@ -26463,7 +26463,7 @@
             </w:pPr>
             <w:r/>
             <w:r>
-              <w:t>756.25</w:t>
+              <w:t>762.25</w:t>
             </w:r>
           </w:p>
         </w:tc>
@@ -26491,7 +26491,7 @@
             </w:pPr>
             <w:r/>
             <w:r>
-              <w:t>766.75</w:t>
+              <w:t>772.75</w:t>
             </w:r>
           </w:p>
         </w:tc>
@@ -26519,7 +26519,7 @@
             </w:pPr>
             <w:r/>
             <w:r>
-              <w:t>750.00</w:t>
+              <w:t>756.00</w:t>
             </w:r>
           </w:p>
         </w:tc>
@@ -26550,7 +26550,7 @@
               <w:rPr>
                 <w:b/>
               </w:rPr>
-              <w:t>757.00</w:t>
+              <w:t>763.00</w:t>
             </w:r>
           </w:p>
         </w:tc>
@@ -26698,7 +26698,7 @@
             </w:pPr>
             <w:r/>
             <w:r>
-              <w:t>757.00</w:t>
+              <w:t>763.00</w:t>
             </w:r>
           </w:p>
         </w:tc>
@@ -26726,7 +26726,7 @@
             </w:pPr>
             <w:r/>
             <w:r>
-              <w:t>771.25</w:t>
+              <w:t>777.25</w:t>
             </w:r>
           </w:p>
         </w:tc>
@@ -26754,7 +26754,7 @@
             </w:pPr>
             <w:r/>
             <w:r>
-              <w:t>742.25</w:t>
+              <w:t>748.25</w:t>
             </w:r>
           </w:p>
         </w:tc>
@@ -26785,7 +26785,7 @@
               <w:rPr>
                 <w:b/>
               </w:rPr>
-              <w:t>759.00</w:t>
+              <w:t>765.00</w:t>
             </w:r>
           </w:p>
         </w:tc>
@@ -26933,7 +26933,7 @@
             </w:pPr>
             <w:r/>
             <w:r>
-              <w:t>759.00</w:t>
+              <w:t>765.00</w:t>
             </w:r>
           </w:p>
         </w:tc>
@@ -26961,7 +26961,7 @@
             </w:pPr>
             <w:r/>
             <w:r>
-              <w:t>765.50</w:t>
+              <w:t>771.50</w:t>
             </w:r>
           </w:p>
         </w:tc>
@@ -26989,7 +26989,7 @@
             </w:pPr>
             <w:r/>
             <w:r>
-              <w:t>752.25</w:t>
+              <w:t>758.25</w:t>
             </w:r>
           </w:p>
         </w:tc>
@@ -27020,7 +27020,7 @@
               <w:rPr>
                 <w:b/>
               </w:rPr>
-              <w:t>759.25</w:t>
+              <w:t>765.25</w:t>
             </w:r>
           </w:p>
         </w:tc>
@@ -27168,7 +27168,7 @@
             </w:pPr>
             <w:r/>
             <w:r>
-              <w:t>759.25</w:t>
+              <w:t>765.25</w:t>
             </w:r>
           </w:p>
         </w:tc>
@@ -27196,7 +27196,7 @@
             </w:pPr>
             <w:r/>
             <w:r>
-              <w:t>769.50</w:t>
+              <w:t>775.50</w:t>
             </w:r>
           </w:p>
         </w:tc>
@@ -27224,7 +27224,7 @@
             </w:pPr>
             <w:r/>
             <w:r>
-              <w:t>751.25</w:t>
+              <w:t>757.25</w:t>
             </w:r>
           </w:p>
         </w:tc>
@@ -27255,7 +27255,7 @@
               <w:rPr>
                 <w:b/>
               </w:rPr>
-              <w:t>759.75</w:t>
+              <w:t>765.75</w:t>
             </w:r>
           </w:p>
         </w:tc>
@@ -27403,7 +27403,7 @@
             </w:pPr>
             <w:r/>
             <w:r>
-              <w:t>759.75</w:t>
+              <w:t>765.75</w:t>
             </w:r>
           </w:p>
         </w:tc>
@@ -27431,7 +27431,7 @@
             </w:pPr>
             <w:r/>
             <w:r>
-              <w:t>766.75</w:t>
+              <w:t>772.75</w:t>
             </w:r>
           </w:p>
         </w:tc>
@@ -27459,7 +27459,7 @@
             </w:pPr>
             <w:r/>
             <w:r>
-              <w:t>753.75</w:t>
+              <w:t>759.75</w:t>
             </w:r>
           </w:p>
         </w:tc>
@@ -27490,7 +27490,7 @@
               <w:rPr>
                 <w:b/>
               </w:rPr>
-              <w:t>759.00</w:t>
+              <w:t>765.00</w:t>
             </w:r>
           </w:p>
         </w:tc>
@@ -27638,7 +27638,7 @@
             </w:pPr>
             <w:r/>
             <w:r>
-              <w:t>759.00</w:t>
+              <w:t>765.00</w:t>
             </w:r>
           </w:p>
         </w:tc>
@@ -27666,7 +27666,7 @@
             </w:pPr>
             <w:r/>
             <w:r>
-              <w:t>772.50</w:t>
+              <w:t>778.50</w:t>
             </w:r>
           </w:p>
         </w:tc>
@@ -27694,7 +27694,7 @@
             </w:pPr>
             <w:r/>
             <w:r>
-              <w:t>746.00</w:t>
+              <w:t>752.00</w:t>
             </w:r>
           </w:p>
         </w:tc>
@@ -27725,7 +27725,7 @@
               <w:rPr>
                 <w:b/>
               </w:rPr>
-              <w:t>760.75</w:t>
+              <w:t>766.75</w:t>
             </w:r>
           </w:p>
         </w:tc>
@@ -27873,7 +27873,7 @@
             </w:pPr>
             <w:r/>
             <w:r>
-              <w:t>760.75</w:t>
+              <w:t>766.75</w:t>
             </w:r>
           </w:p>
         </w:tc>
@@ -27901,7 +27901,7 @@
             </w:pPr>
             <w:r/>
             <w:r>
-              <w:t>770.00</w:t>
+              <w:t>776.00</w:t>
             </w:r>
           </w:p>
         </w:tc>
@@ -27929,7 +27929,7 @@
             </w:pPr>
             <w:r/>
             <w:r>
-              <w:t>750.00</w:t>
+              <w:t>756.00</w:t>
             </w:r>
           </w:p>
         </w:tc>
@@ -27960,7 +27960,7 @@
               <w:rPr>
                 <w:b/>
               </w:rPr>
-              <w:t>761.25</w:t>
+              <w:t>767.25</w:t>
             </w:r>
           </w:p>
         </w:tc>
@@ -28108,7 +28108,7 @@
             </w:pPr>
             <w:r/>
             <w:r>
-              <w:t>761.25</w:t>
+              <w:t>767.25</w:t>
             </w:r>
           </w:p>
         </w:tc>
@@ -28136,7 +28136,7 @@
             </w:pPr>
             <w:r/>
             <w:r>
-              <w:t>773.50</w:t>
+              <w:t>779.50</w:t>
             </w:r>
           </w:p>
         </w:tc>
@@ -28164,7 +28164,7 @@
             </w:pPr>
             <w:r/>
             <w:r>
-              <w:t>747.00</w:t>
+              <w:t>753.00</w:t>
             </w:r>
           </w:p>
         </w:tc>
@@ -28195,7 +28195,7 @@
               <w:rPr>
                 <w:b/>
               </w:rPr>
-              <w:t>759.75</w:t>
+              <w:t>765.75</w:t>
             </w:r>
           </w:p>
         </w:tc>
@@ -28343,7 +28343,7 @@
             </w:pPr>
             <w:r/>
             <w:r>
-              <w:t>759.75</w:t>
+              <w:t>765.75</w:t>
             </w:r>
           </w:p>
         </w:tc>
@@ -28371,7 +28371,7 @@
             </w:pPr>
             <w:r/>
             <w:r>
-              <w:t>766.75</w:t>
+              <w:t>772.75</w:t>
             </w:r>
           </w:p>
         </w:tc>
@@ -28399,7 +28399,7 @@
             </w:pPr>
             <w:r/>
             <w:r>
-              <w:t>750.25</w:t>
+              <w:t>756.25</w:t>
             </w:r>
           </w:p>
         </w:tc>
@@ -28430,7 +28430,7 @@
               <w:rPr>
                 <w:b/>
               </w:rPr>
-              <w:t>760.25</w:t>
+              <w:t>766.25</w:t>
             </w:r>
           </w:p>
         </w:tc>
@@ -28578,7 +28578,7 @@
             </w:pPr>
             <w:r/>
             <w:r>
-              <w:t>760.25</w:t>
+              <w:t>766.25</w:t>
             </w:r>
           </w:p>
         </w:tc>
@@ -28606,7 +28606,7 @@
             </w:pPr>
             <w:r/>
             <w:r>
-              <w:t>770.75</w:t>
+              <w:t>776.75</w:t>
             </w:r>
           </w:p>
         </w:tc>
@@ -28634,7 +28634,7 @@
             </w:pPr>
             <w:r/>
             <w:r>
-              <w:t>753.00</w:t>
+              <w:t>759.00</w:t>
             </w:r>
           </w:p>
         </w:tc>
@@ -28665,7 +28665,7 @@
               <w:rPr>
                 <w:b/>
               </w:rPr>
-              <w:t>760.00</w:t>
+              <w:t>766.00</w:t>
             </w:r>
           </w:p>
         </w:tc>
@@ -28813,7 +28813,7 @@
             </w:pPr>
             <w:r/>
             <w:r>
-              <w:t>760.00</w:t>
+              <w:t>766.00</w:t>
             </w:r>
           </w:p>
         </w:tc>
@@ -28841,7 +28841,7 @@
             </w:pPr>
             <w:r/>
             <w:r>
-              <w:t>769.75</w:t>
+              <w:t>775.75</w:t>
             </w:r>
           </w:p>
         </w:tc>
@@ -28869,7 +28869,7 @@
             </w:pPr>
             <w:r/>
             <w:r>
-              <w:t>750.25</w:t>
+              <w:t>756.25</w:t>
             </w:r>
           </w:p>
         </w:tc>
@@ -28900,7 +28900,7 @@
               <w:rPr>
                 <w:b/>
               </w:rPr>
-              <w:t>760.50</w:t>
+              <w:t>766.50</w:t>
             </w:r>
           </w:p>
         </w:tc>
@@ -29048,7 +29048,7 @@
             </w:pPr>
             <w:r/>
             <w:r>
-              <w:t>760.50</w:t>
+              <w:t>766.50</w:t>
             </w:r>
           </w:p>
         </w:tc>
@@ -29076,7 +29076,7 @@
             </w:pPr>
             <w:r/>
             <w:r>
-              <w:t>771.25</w:t>
+              <w:t>777.25</w:t>
             </w:r>
           </w:p>
         </w:tc>
@@ -29104,7 +29104,7 @@
             </w:pPr>
             <w:r/>
             <w:r>
-              <w:t>753.25</w:t>
+              <w:t>759.25</w:t>
             </w:r>
           </w:p>
         </w:tc>
@@ -29135,7 +29135,7 @@
               <w:rPr>
                 <w:b/>
               </w:rPr>
-              <w:t>761.25</w:t>
+              <w:t>767.25</w:t>
             </w:r>
           </w:p>
         </w:tc>
@@ -29283,7 +29283,7 @@
             </w:pPr>
             <w:r/>
             <w:r>
-              <w:t>761.25</w:t>
+              <w:t>767.25</w:t>
             </w:r>
           </w:p>
         </w:tc>
@@ -29311,7 +29311,7 @@
             </w:pPr>
             <w:r/>
             <w:r>
-              <w:t>767.75</w:t>
+              <w:t>773.75</w:t>
             </w:r>
           </w:p>
         </w:tc>
@@ -29339,7 +29339,7 @@
             </w:pPr>
             <w:r/>
             <w:r>
-              <w:t>752.75</w:t>
+              <w:t>758.75</w:t>
             </w:r>
           </w:p>
         </w:tc>
@@ -29370,7 +29370,7 @@
               <w:rPr>
                 <w:b/>
               </w:rPr>
-              <w:t>761.75</w:t>
+              <w:t>767.75</w:t>
             </w:r>
           </w:p>
         </w:tc>
@@ -29518,7 +29518,7 @@
             </w:pPr>
             <w:r/>
             <w:r>
-              <w:t>761.75</w:t>
+              <w:t>767.75</w:t>
             </w:r>
           </w:p>
         </w:tc>
@@ -29546,7 +29546,7 @@
             </w:pPr>
             <w:r/>
             <w:r>
-              <w:t>772.75</w:t>
+              <w:t>778.75</w:t>
             </w:r>
           </w:p>
         </w:tc>
@@ -29574,7 +29574,7 @@
             </w:pPr>
             <w:r/>
             <w:r>
-              <w:t>750.00</w:t>
+              <w:t>756.00</w:t>
             </w:r>
           </w:p>
         </w:tc>
@@ -29605,7 +29605,7 @@
               <w:rPr>
                 <w:b/>
               </w:rPr>
-              <w:t>765.25</w:t>
+              <w:t>771.25</w:t>
             </w:r>
           </w:p>
         </w:tc>
@@ -29753,7 +29753,7 @@
             </w:pPr>
             <w:r/>
             <w:r>
-              <w:t>765.25</w:t>
+              <w:t>771.25</w:t>
             </w:r>
           </w:p>
         </w:tc>
@@ -29781,7 +29781,7 @@
             </w:pPr>
             <w:r/>
             <w:r>
-              <w:t>770.75</w:t>
+              <w:t>776.75</w:t>
             </w:r>
           </w:p>
         </w:tc>
@@ -29809,7 +29809,7 @@
             </w:pPr>
             <w:r/>
             <w:r>
-              <w:t>757.50</w:t>
+              <w:t>763.50</w:t>
             </w:r>
           </w:p>
         </w:tc>
@@ -29840,7 +29840,7 @@
               <w:rPr>
                 <w:b/>
               </w:rPr>
-              <w:t>766.00</w:t>
+              <w:t>772.00</w:t>
             </w:r>
           </w:p>
         </w:tc>
@@ -29988,7 +29988,7 @@
             </w:pPr>
             <w:r/>
             <w:r>
-              <w:t>766.00</w:t>
+              <w:t>772.00</w:t>
             </w:r>
           </w:p>
         </w:tc>
@@ -30016,7 +30016,7 @@
             </w:pPr>
             <w:r/>
             <w:r>
-              <w:t>775.25</w:t>
+              <w:t>781.25</w:t>
             </w:r>
           </w:p>
         </w:tc>
@@ -30044,7 +30044,7 @@
             </w:pPr>
             <w:r/>
             <w:r>
-              <w:t>759.50</w:t>
+              <w:t>765.50</w:t>
             </w:r>
           </w:p>
         </w:tc>
@@ -30075,7 +30075,7 @@
               <w:rPr>
                 <w:b/>
               </w:rPr>
-              <w:t>765.25</w:t>
+              <w:t>771.25</w:t>
             </w:r>
           </w:p>
         </w:tc>
@@ -30223,7 +30223,7 @@
             </w:pPr>
             <w:r/>
             <w:r>
-              <w:t>765.25</w:t>
+              <w:t>771.25</w:t>
             </w:r>
           </w:p>
         </w:tc>
@@ -30251,7 +30251,7 @@
             </w:pPr>
             <w:r/>
             <w:r>
-              <w:t>772.75</w:t>
+              <w:t>778.75</w:t>
             </w:r>
           </w:p>
         </w:tc>
@@ -30279,7 +30279,7 @@
             </w:pPr>
             <w:r/>
             <w:r>
-              <w:t>759.25</w:t>
+              <w:t>765.25</w:t>
             </w:r>
           </w:p>
         </w:tc>
@@ -30310,7 +30310,7 @@
               <w:rPr>
                 <w:b/>
               </w:rPr>
-              <w:t>764.25</w:t>
+              <w:t>770.25</w:t>
             </w:r>
           </w:p>
         </w:tc>
@@ -30458,7 +30458,7 @@
             </w:pPr>
             <w:r/>
             <w:r>
-              <w:t>764.25</w:t>
+              <w:t>770.25</w:t>
             </w:r>
           </w:p>
         </w:tc>
@@ -30486,7 +30486,7 @@
             </w:pPr>
             <w:r/>
             <w:r>
-              <w:t>771.25</w:t>
+              <w:t>777.25</w:t>
             </w:r>
           </w:p>
         </w:tc>
@@ -30514,7 +30514,7 @@
             </w:pPr>
             <w:r/>
             <w:r>
-              <w:t>750.75</w:t>
+              <w:t>756.75</w:t>
             </w:r>
           </w:p>
         </w:tc>
@@ -30545,7 +30545,7 @@
               <w:rPr>
                 <w:b/>
               </w:rPr>
-              <w:t>765.00</w:t>
+              <w:t>771.00</w:t>
             </w:r>
           </w:p>
         </w:tc>
@@ -30693,7 +30693,7 @@
             </w:pPr>
             <w:r/>
             <w:r>
-              <w:t>765.00</w:t>
+              <w:t>771.00</w:t>
             </w:r>
           </w:p>
         </w:tc>
@@ -30721,7 +30721,7 @@
             </w:pPr>
             <w:r/>
             <w:r>
-              <w:t>774.25</w:t>
+              <w:t>780.25</w:t>
             </w:r>
           </w:p>
         </w:tc>
@@ -30749,7 +30749,7 @@
             </w:pPr>
             <w:r/>
             <w:r>
-              <w:t>757.75</w:t>
+              <w:t>763.75</w:t>
             </w:r>
           </w:p>
         </w:tc>
@@ -30780,7 +30780,7 @@
               <w:rPr>
                 <w:b/>
               </w:rPr>
-              <w:t>764.75</w:t>
+              <w:t>770.75</w:t>
             </w:r>
           </w:p>
         </w:tc>
@@ -30928,7 +30928,7 @@
             </w:pPr>
             <w:r/>
             <w:r>
-              <w:t>764.75</w:t>
+              <w:t>770.75</w:t>
             </w:r>
           </w:p>
         </w:tc>
@@ -30956,7 +30956,7 @@
             </w:pPr>
             <w:r/>
             <w:r>
-              <w:t>773.25</w:t>
+              <w:t>779.25</w:t>
             </w:r>
           </w:p>
         </w:tc>
@@ -30984,7 +30984,7 @@
             </w:pPr>
             <w:r/>
             <w:r>
-              <w:t>750.75</w:t>
+              <w:t>756.75</w:t>
             </w:r>
           </w:p>
         </w:tc>
@@ -31015,7 +31015,7 @@
               <w:rPr>
                 <w:b/>
               </w:rPr>
-              <w:t>766.50</w:t>
+              <w:t>772.50</w:t>
             </w:r>
           </w:p>
         </w:tc>
@@ -31163,7 +31163,7 @@
             </w:pPr>
             <w:r/>
             <w:r>
-              <w:t>766.50</w:t>
+              <w:t>772.50</w:t>
             </w:r>
           </w:p>
         </w:tc>
@@ -31191,7 +31191,7 @@
             </w:pPr>
             <w:r/>
             <w:r>
-              <w:t>772.75</w:t>
+              <w:t>778.75</w:t>
             </w:r>
           </w:p>
         </w:tc>
@@ -31219,7 +31219,7 @@
             </w:pPr>
             <w:r/>
             <w:r>
-              <w:t>760.00</w:t>
+              <w:t>766.00</w:t>
             </w:r>
           </w:p>
         </w:tc>
@@ -31250,7 +31250,7 @@
               <w:rPr>
                 <w:b/>
               </w:rPr>
-              <w:t>765.75</w:t>
+              <w:t>771.75</w:t>
             </w:r>
           </w:p>
         </w:tc>
